--- a/Notes.docx
+++ b/Notes.docx
@@ -6237,6 +6237,9 @@
         <w:jc w:val="both"/>
       </w:pPr>
       <w:r>
+        <w:rPr>
+          <w:noProof/>
+        </w:rPr>
         <w:drawing>
           <wp:inline distT="0" distB="0" distL="0" distR="0" wp14:anchorId="0BC146F6" wp14:editId="272CA1C7">
             <wp:extent cx="5731510" cy="3606165"/>
@@ -6376,6 +6379,9 @@
         <w:jc w:val="both"/>
       </w:pPr>
       <w:r>
+        <w:rPr>
+          <w:noProof/>
+        </w:rPr>
         <w:lastRenderedPageBreak/>
         <w:drawing>
           <wp:inline distT="0" distB="0" distL="0" distR="0" wp14:anchorId="3DB80A34" wp14:editId="1D2DB391">
@@ -6490,6 +6496,9 @@
         <w:jc w:val="both"/>
       </w:pPr>
       <w:r>
+        <w:rPr>
+          <w:noProof/>
+        </w:rPr>
         <w:drawing>
           <wp:inline distT="0" distB="0" distL="0" distR="0" wp14:anchorId="3D005E1E" wp14:editId="5C78CBE7">
             <wp:extent cx="5731510" cy="2747645"/>
@@ -6533,6 +6542,9 @@
         <w:jc w:val="both"/>
       </w:pPr>
       <w:r>
+        <w:rPr>
+          <w:noProof/>
+        </w:rPr>
         <w:drawing>
           <wp:inline distT="0" distB="0" distL="0" distR="0" wp14:anchorId="701733FD" wp14:editId="53519A99">
             <wp:extent cx="5731510" cy="1708150"/>
@@ -6623,6 +6635,9 @@
         <w:jc w:val="both"/>
       </w:pPr>
       <w:r>
+        <w:rPr>
+          <w:noProof/>
+        </w:rPr>
         <w:drawing>
           <wp:inline distT="0" distB="0" distL="0" distR="0" wp14:anchorId="05593900" wp14:editId="51F48FE4">
             <wp:extent cx="5731510" cy="1445895"/>
@@ -6795,6 +6810,9 @@
         <w:jc w:val="both"/>
       </w:pPr>
       <w:r>
+        <w:rPr>
+          <w:noProof/>
+        </w:rPr>
         <w:lastRenderedPageBreak/>
         <w:drawing>
           <wp:inline distT="0" distB="0" distL="0" distR="0" wp14:anchorId="7261DC89" wp14:editId="4517E933">
@@ -6833,6 +6851,1080 @@
         </w:drawing>
       </w:r>
     </w:p>
+    <w:p>
+      <w:pPr>
+        <w:spacing w:before="60" w:after="80"/>
+        <w:jc w:val="both"/>
+      </w:pPr>
+    </w:p>
+    <w:p>
+      <w:pPr>
+        <w:spacing w:before="60" w:after="80"/>
+        <w:jc w:val="both"/>
+      </w:pPr>
+    </w:p>
+    <w:p>
+      <w:pPr>
+        <w:spacing w:before="100" w:beforeAutospacing="1" w:after="100" w:afterAutospacing="1"/>
+        <w:outlineLvl w:val="2"/>
+        <w:rPr>
+          <w:b/>
+          <w:bCs/>
+          <w:sz w:val="27"/>
+          <w:szCs w:val="27"/>
+        </w:rPr>
+      </w:pPr>
+      <w:r>
+        <w:rPr>
+          <w:b/>
+          <w:bCs/>
+          <w:sz w:val="27"/>
+          <w:szCs w:val="27"/>
+        </w:rPr>
+        <w:t>Step 9 — Dual-Channel Integration</w:t>
+      </w:r>
+    </w:p>
+    <w:p>
+      <w:pPr>
+        <w:spacing w:before="100" w:beforeAutospacing="1" w:after="100" w:afterAutospacing="1"/>
+        <w:rPr>
+          <w:sz w:val="24"/>
+          <w:szCs w:val="24"/>
+        </w:rPr>
+      </w:pPr>
+      <w:r>
+        <w:rPr>
+          <w:b/>
+          <w:bCs/>
+          <w:sz w:val="24"/>
+          <w:szCs w:val="24"/>
+        </w:rPr>
+        <w:t>What Was Built</w:t>
+      </w:r>
+    </w:p>
+    <w:p>
+      <w:pPr>
+        <w:spacing w:before="100" w:beforeAutospacing="1" w:after="100" w:afterAutospacing="1"/>
+        <w:rPr>
+          <w:sz w:val="24"/>
+          <w:szCs w:val="24"/>
+        </w:rPr>
+      </w:pPr>
+      <w:r>
+        <w:rPr>
+          <w:sz w:val="24"/>
+          <w:szCs w:val="24"/>
+        </w:rPr>
+        <w:t xml:space="preserve">An integration script that fuses Channel 1 (Kalman Filter) and Channel 2 (GRU-D) outputs into a single fully-imputed window array </w:t>
+      </w:r>
+      <w:r>
+        <w:rPr>
+          <w:rFonts w:ascii="Courier New" w:hAnsi="Courier New" w:cs="Courier New"/>
+        </w:rPr>
+        <w:t>X_fully_imputed</w:t>
+      </w:r>
+      <w:r>
+        <w:rPr>
+          <w:sz w:val="24"/>
+          <w:szCs w:val="24"/>
+        </w:rPr>
+        <w:t xml:space="preserve"> for every window in </w:t>
+      </w:r>
+      <w:r>
+        <w:rPr>
+          <w:rFonts w:ascii="Courier New" w:hAnsi="Courier New" w:cs="Courier New"/>
+        </w:rPr>
+        <w:t>data_corrupted/</w:t>
+      </w:r>
+      <w:r>
+        <w:rPr>
+          <w:sz w:val="24"/>
+          <w:szCs w:val="24"/>
+        </w:rPr>
+        <w:t>.</w:t>
+      </w:r>
+    </w:p>
+    <w:p>
+      <w:pPr>
+        <w:spacing w:before="100" w:beforeAutospacing="1" w:after="100" w:afterAutospacing="1"/>
+        <w:rPr>
+          <w:sz w:val="24"/>
+          <w:szCs w:val="24"/>
+        </w:rPr>
+      </w:pPr>
+      <w:r>
+        <w:rPr>
+          <w:b/>
+          <w:bCs/>
+          <w:sz w:val="24"/>
+          <w:szCs w:val="24"/>
+        </w:rPr>
+        <w:t>Integration Sequence Per Window</w:t>
+      </w:r>
+    </w:p>
+    <w:p>
+      <w:pPr>
+        <w:tabs>
+          <w:tab w:val="left" w:pos="916"/>
+          <w:tab w:val="left" w:pos="1832"/>
+          <w:tab w:val="left" w:pos="2748"/>
+          <w:tab w:val="left" w:pos="3664"/>
+          <w:tab w:val="left" w:pos="4580"/>
+          <w:tab w:val="left" w:pos="5496"/>
+          <w:tab w:val="left" w:pos="6412"/>
+          <w:tab w:val="left" w:pos="7328"/>
+          <w:tab w:val="left" w:pos="8244"/>
+          <w:tab w:val="left" w:pos="9160"/>
+          <w:tab w:val="left" w:pos="10076"/>
+          <w:tab w:val="left" w:pos="10992"/>
+          <w:tab w:val="left" w:pos="11908"/>
+          <w:tab w:val="left" w:pos="12824"/>
+          <w:tab w:val="left" w:pos="13740"/>
+          <w:tab w:val="left" w:pos="14656"/>
+        </w:tabs>
+        <w:rPr>
+          <w:rFonts w:ascii="var(--font-mono)" w:hAnsi="var(--font-mono)" w:cs="Courier New"/>
+          <w:color w:val="14181F"/>
+        </w:rPr>
+      </w:pPr>
+      <w:r>
+        <w:rPr>
+          <w:rFonts w:ascii="var(--font-mono)" w:hAnsi="var(--font-mono)" w:cs="Courier New"/>
+          <w:color w:val="14181F"/>
+        </w:rPr>
+        <w:t>X_ch1_imputed (cols 4,5 filled by KF)</w:t>
+      </w:r>
+    </w:p>
+    <w:p>
+      <w:pPr>
+        <w:tabs>
+          <w:tab w:val="left" w:pos="916"/>
+          <w:tab w:val="left" w:pos="1832"/>
+          <w:tab w:val="left" w:pos="2748"/>
+          <w:tab w:val="left" w:pos="3664"/>
+          <w:tab w:val="left" w:pos="4580"/>
+          <w:tab w:val="left" w:pos="5496"/>
+          <w:tab w:val="left" w:pos="6412"/>
+          <w:tab w:val="left" w:pos="7328"/>
+          <w:tab w:val="left" w:pos="8244"/>
+          <w:tab w:val="left" w:pos="9160"/>
+          <w:tab w:val="left" w:pos="10076"/>
+          <w:tab w:val="left" w:pos="10992"/>
+          <w:tab w:val="left" w:pos="11908"/>
+          <w:tab w:val="left" w:pos="12824"/>
+          <w:tab w:val="left" w:pos="13740"/>
+          <w:tab w:val="left" w:pos="14656"/>
+        </w:tabs>
+        <w:rPr>
+          <w:rFonts w:ascii="var(--font-mono)" w:hAnsi="var(--font-mono)" w:cs="Courier New"/>
+          <w:color w:val="14181F"/>
+        </w:rPr>
+      </w:pPr>
+      <w:r>
+        <w:rPr>
+          <w:rFonts w:ascii="var(--font-mono)" w:hAnsi="var(--font-mono)" w:cs="Courier New"/>
+          <w:color w:val="14181F"/>
+        </w:rPr>
+        <w:t xml:space="preserve">    → Extract cols 0-3 → normalise → zero-out missing → GRU-D inference</w:t>
+      </w:r>
+    </w:p>
+    <w:p>
+      <w:pPr>
+        <w:tabs>
+          <w:tab w:val="left" w:pos="916"/>
+          <w:tab w:val="left" w:pos="1832"/>
+          <w:tab w:val="left" w:pos="2748"/>
+          <w:tab w:val="left" w:pos="3664"/>
+          <w:tab w:val="left" w:pos="4580"/>
+          <w:tab w:val="left" w:pos="5496"/>
+          <w:tab w:val="left" w:pos="6412"/>
+          <w:tab w:val="left" w:pos="7328"/>
+          <w:tab w:val="left" w:pos="8244"/>
+          <w:tab w:val="left" w:pos="9160"/>
+          <w:tab w:val="left" w:pos="10076"/>
+          <w:tab w:val="left" w:pos="10992"/>
+          <w:tab w:val="left" w:pos="11908"/>
+          <w:tab w:val="left" w:pos="12824"/>
+          <w:tab w:val="left" w:pos="13740"/>
+          <w:tab w:val="left" w:pos="14656"/>
+        </w:tabs>
+        <w:rPr>
+          <w:rFonts w:ascii="var(--font-mono)" w:hAnsi="var(--font-mono)" w:cs="Courier New"/>
+          <w:color w:val="14181F"/>
+        </w:rPr>
+      </w:pPr>
+      <w:r>
+        <w:rPr>
+          <w:rFonts w:ascii="var(--font-mono)" w:hAnsi="var(--font-mono)" w:cs="Courier New"/>
+          <w:color w:val="14181F"/>
+        </w:rPr>
+        <w:t xml:space="preserve">    → denormalise → write back to cols 0-3</w:t>
+      </w:r>
+    </w:p>
+    <w:p>
+      <w:pPr>
+        <w:tabs>
+          <w:tab w:val="left" w:pos="916"/>
+          <w:tab w:val="left" w:pos="1832"/>
+          <w:tab w:val="left" w:pos="2748"/>
+          <w:tab w:val="left" w:pos="3664"/>
+          <w:tab w:val="left" w:pos="4580"/>
+          <w:tab w:val="left" w:pos="5496"/>
+          <w:tab w:val="left" w:pos="6412"/>
+          <w:tab w:val="left" w:pos="7328"/>
+          <w:tab w:val="left" w:pos="8244"/>
+          <w:tab w:val="left" w:pos="9160"/>
+          <w:tab w:val="left" w:pos="10076"/>
+          <w:tab w:val="left" w:pos="10992"/>
+          <w:tab w:val="left" w:pos="11908"/>
+          <w:tab w:val="left" w:pos="12824"/>
+          <w:tab w:val="left" w:pos="13740"/>
+          <w:tab w:val="left" w:pos="14656"/>
+        </w:tabs>
+        <w:rPr>
+          <w:rFonts w:ascii="var(--font-mono)" w:hAnsi="var(--font-mono)" w:cs="Courier New"/>
+          <w:color w:val="14181F"/>
+        </w:rPr>
+      </w:pPr>
+      <w:r>
+        <w:rPr>
+          <w:rFonts w:ascii="var(--font-mono)" w:hAnsi="var(--font-mono)" w:cs="Courier New"/>
+          <w:color w:val="14181F"/>
+        </w:rPr>
+        <w:t xml:space="preserve">    → X_fully_imputed</w:t>
+      </w:r>
+    </w:p>
+    <w:p>
+      <w:pPr>
+        <w:spacing w:before="100" w:beforeAutospacing="1" w:after="100" w:afterAutospacing="1"/>
+        <w:rPr>
+          <w:sz w:val="24"/>
+          <w:szCs w:val="24"/>
+        </w:rPr>
+      </w:pPr>
+      <w:r>
+        <w:rPr>
+          <w:b/>
+          <w:bCs/>
+          <w:sz w:val="24"/>
+          <w:szCs w:val="24"/>
+        </w:rPr>
+        <w:t>Normalisation Pipeline for Channel 2 Inference</w:t>
+      </w:r>
+    </w:p>
+    <w:p>
+      <w:pPr>
+        <w:spacing w:before="100" w:beforeAutospacing="1" w:after="100" w:afterAutospacing="1"/>
+        <w:rPr>
+          <w:sz w:val="24"/>
+          <w:szCs w:val="24"/>
+        </w:rPr>
+      </w:pPr>
+      <w:r>
+        <w:rPr>
+          <w:sz w:val="24"/>
+          <w:szCs w:val="24"/>
+        </w:rPr>
+        <w:t>Five operations in exact order:</w:t>
+      </w:r>
+    </w:p>
+    <w:p>
+      <w:pPr>
+        <w:numPr>
+          <w:ilvl w:val="0"/>
+          <w:numId w:val="2"/>
+        </w:numPr>
+        <w:spacing w:before="100" w:beforeAutospacing="1" w:after="100" w:afterAutospacing="1"/>
+        <w:rPr>
+          <w:sz w:val="24"/>
+          <w:szCs w:val="24"/>
+        </w:rPr>
+      </w:pPr>
+      <w:r>
+        <w:rPr>
+          <w:sz w:val="24"/>
+          <w:szCs w:val="24"/>
+        </w:rPr>
+        <w:lastRenderedPageBreak/>
+        <w:t xml:space="preserve">Extract ego columns 0-3 from </w:t>
+      </w:r>
+      <w:r>
+        <w:rPr>
+          <w:rFonts w:ascii="Courier New" w:hAnsi="Courier New" w:cs="Courier New"/>
+        </w:rPr>
+        <w:t>X_ch1_imputed</w:t>
+      </w:r>
+    </w:p>
+    <w:p>
+      <w:pPr>
+        <w:numPr>
+          <w:ilvl w:val="0"/>
+          <w:numId w:val="2"/>
+        </w:numPr>
+        <w:spacing w:before="100" w:beforeAutospacing="1" w:after="100" w:afterAutospacing="1"/>
+        <w:rPr>
+          <w:sz w:val="24"/>
+          <w:szCs w:val="24"/>
+        </w:rPr>
+      </w:pPr>
+      <w:r>
+        <w:rPr>
+          <w:sz w:val="24"/>
+          <w:szCs w:val="24"/>
+        </w:rPr>
+        <w:t>Replace NaN with 0.0 (</w:t>
+      </w:r>
+      <w:r>
+        <w:rPr>
+          <w:rFonts w:ascii="Courier New" w:hAnsi="Courier New" w:cs="Courier New"/>
+        </w:rPr>
+        <w:t>nan_to_num</w:t>
+      </w:r>
+      <w:r>
+        <w:rPr>
+          <w:sz w:val="24"/>
+          <w:szCs w:val="24"/>
+        </w:rPr>
+        <w:t>)</w:t>
+      </w:r>
+    </w:p>
+    <w:p>
+      <w:pPr>
+        <w:numPr>
+          <w:ilvl w:val="0"/>
+          <w:numId w:val="2"/>
+        </w:numPr>
+        <w:spacing w:before="100" w:beforeAutospacing="1" w:after="100" w:afterAutospacing="1"/>
+        <w:rPr>
+          <w:sz w:val="24"/>
+          <w:szCs w:val="24"/>
+        </w:rPr>
+      </w:pPr>
+      <w:r>
+        <w:rPr>
+          <w:sz w:val="24"/>
+          <w:szCs w:val="24"/>
+        </w:rPr>
+        <w:t xml:space="preserve">Normalise: </w:t>
+      </w:r>
+      <w:r>
+        <w:rPr>
+          <w:rFonts w:ascii="Courier New" w:hAnsi="Courier New" w:cs="Courier New"/>
+        </w:rPr>
+        <w:t>(raw - scaler_mean) / scaler_std</w:t>
+      </w:r>
+    </w:p>
+    <w:p>
+      <w:pPr>
+        <w:numPr>
+          <w:ilvl w:val="0"/>
+          <w:numId w:val="2"/>
+        </w:numPr>
+        <w:spacing w:before="100" w:beforeAutospacing="1" w:after="100" w:afterAutospacing="1"/>
+        <w:rPr>
+          <w:sz w:val="24"/>
+          <w:szCs w:val="24"/>
+        </w:rPr>
+      </w:pPr>
+      <w:r>
+        <w:rPr>
+          <w:sz w:val="24"/>
+          <w:szCs w:val="24"/>
+        </w:rPr>
+        <w:t xml:space="preserve">Re-zero missing entries: </w:t>
+      </w:r>
+      <w:r>
+        <w:rPr>
+          <w:rFonts w:ascii="Courier New" w:hAnsi="Courier New" w:cs="Courier New"/>
+        </w:rPr>
+        <w:t>torch.where(mask==1, norm, zeros)</w:t>
+      </w:r>
+      <w:r>
+        <w:rPr>
+          <w:sz w:val="24"/>
+          <w:szCs w:val="24"/>
+        </w:rPr>
+        <w:t xml:space="preserve"> — critical because normalising 0.0 produces a nonzero shifted value</w:t>
+      </w:r>
+    </w:p>
+    <w:p>
+      <w:pPr>
+        <w:numPr>
+          <w:ilvl w:val="0"/>
+          <w:numId w:val="2"/>
+        </w:numPr>
+        <w:spacing w:before="100" w:beforeAutospacing="1" w:after="100" w:afterAutospacing="1"/>
+        <w:rPr>
+          <w:sz w:val="24"/>
+          <w:szCs w:val="24"/>
+        </w:rPr>
+      </w:pPr>
+      <w:r>
+        <w:rPr>
+          <w:sz w:val="24"/>
+          <w:szCs w:val="24"/>
+        </w:rPr>
+        <w:t xml:space="preserve">Pass to model, denormalise output, write to </w:t>
+      </w:r>
+      <w:r>
+        <w:rPr>
+          <w:rFonts w:ascii="Courier New" w:hAnsi="Courier New" w:cs="Courier New"/>
+        </w:rPr>
+        <w:t>X_fully_imputed[:, :, 0:4]</w:t>
+      </w:r>
+    </w:p>
+    <w:p>
+      <w:pPr>
+        <w:spacing w:before="100" w:beforeAutospacing="1" w:after="100" w:afterAutospacing="1"/>
+        <w:rPr>
+          <w:sz w:val="24"/>
+          <w:szCs w:val="24"/>
+        </w:rPr>
+      </w:pPr>
+      <w:r>
+        <w:rPr>
+          <w:b/>
+          <w:bCs/>
+          <w:sz w:val="24"/>
+          <w:szCs w:val="24"/>
+        </w:rPr>
+        <w:t>Why Re-zeroing Is Critical</w:t>
+      </w:r>
+    </w:p>
+    <w:p>
+      <w:pPr>
+        <w:spacing w:before="100" w:beforeAutospacing="1" w:after="100" w:afterAutospacing="1"/>
+        <w:rPr>
+          <w:sz w:val="24"/>
+          <w:szCs w:val="24"/>
+        </w:rPr>
+      </w:pPr>
+      <w:r>
+        <w:rPr>
+          <w:sz w:val="24"/>
+          <w:szCs w:val="24"/>
+        </w:rPr>
+        <w:t xml:space="preserve">After normalisation, a zero-filled missing entry becomes </w:t>
+      </w:r>
+      <w:r>
+        <w:rPr>
+          <w:rFonts w:ascii="Courier New" w:hAnsi="Courier New" w:cs="Courier New"/>
+        </w:rPr>
+        <w:t>(0 - mean) / std</w:t>
+      </w:r>
+      <w:r>
+        <w:rPr>
+          <w:sz w:val="24"/>
+          <w:szCs w:val="24"/>
+        </w:rPr>
+        <w:t xml:space="preserve"> — a nonzero value that misrepresents the missing position to the GRU-D. Re-applying the mask forces these back to 0.0 before the forward pass, consistent with how the model was trained.</w:t>
+      </w:r>
+    </w:p>
+    <w:p>
+      <w:pPr>
+        <w:spacing w:before="100" w:beforeAutospacing="1" w:after="100" w:afterAutospacing="1"/>
+        <w:rPr>
+          <w:sz w:val="24"/>
+          <w:szCs w:val="24"/>
+        </w:rPr>
+      </w:pPr>
+      <w:r>
+        <w:rPr>
+          <w:b/>
+          <w:bCs/>
+          <w:sz w:val="24"/>
+          <w:szCs w:val="24"/>
+        </w:rPr>
+        <w:t>Column 6 — Honest Structural Missingness</w:t>
+      </w:r>
+    </w:p>
+    <w:p>
+      <w:pPr>
+        <w:spacing w:before="100" w:beforeAutospacing="1" w:after="100" w:afterAutospacing="1"/>
+        <w:rPr>
+          <w:sz w:val="24"/>
+          <w:szCs w:val="24"/>
+        </w:rPr>
+      </w:pPr>
+      <w:r>
+        <w:rPr>
+          <w:sz w:val="24"/>
+          <w:szCs w:val="24"/>
+        </w:rPr>
+        <w:t>Column 6 (follower_speed) is left untouched with its original NaN values. NaN here is not corruption — it is an honest signal that the data was structurally unavailable. No rear-facing RSU camera exists to fill it, and the ego-kinematics GRU-D was not designed to predict an independent trailing driver's behaviour. The downstream LSTM must handle this via masking.</w:t>
+      </w:r>
+    </w:p>
+    <w:p>
+      <w:pPr>
+        <w:spacing w:before="100" w:beforeAutospacing="1" w:after="100" w:afterAutospacing="1"/>
+        <w:rPr>
+          <w:sz w:val="24"/>
+          <w:szCs w:val="24"/>
+        </w:rPr>
+      </w:pPr>
+      <w:r>
+        <w:rPr>
+          <w:b/>
+          <w:bCs/>
+          <w:sz w:val="24"/>
+          <w:szCs w:val="24"/>
+        </w:rPr>
+        <w:t>Verification Logic</w:t>
+      </w:r>
+    </w:p>
+    <w:p>
+      <w:pPr>
+        <w:spacing w:before="100" w:beforeAutospacing="1" w:after="100" w:afterAutospacing="1"/>
+        <w:rPr>
+          <w:sz w:val="24"/>
+          <w:szCs w:val="24"/>
+        </w:rPr>
+      </w:pPr>
+      <w:r>
+        <w:rPr>
+          <w:sz w:val="24"/>
+          <w:szCs w:val="24"/>
+        </w:rPr>
+        <w:t>Ego columns 0-3 verified to contain zero NaN after integration — hard assertion, raises ValueError if violated. Columns 4, 5, 6 NaN counts reported honestly per file.</w:t>
+      </w:r>
+    </w:p>
+    <w:p>
+      <w:pPr>
+        <w:spacing w:before="100" w:beforeAutospacing="1" w:after="100" w:afterAutospacing="1"/>
+        <w:rPr>
+          <w:sz w:val="24"/>
+          <w:szCs w:val="24"/>
+        </w:rPr>
+      </w:pPr>
+      <w:r>
+        <w:rPr>
+          <w:b/>
+          <w:bCs/>
+          <w:sz w:val="24"/>
+          <w:szCs w:val="24"/>
+        </w:rPr>
+        <w:t>Results — 60/60 Files Processed</w:t>
+      </w:r>
+    </w:p>
+    <w:p>
+      <w:pPr>
+        <w:spacing w:before="60" w:after="80"/>
+        <w:jc w:val="both"/>
+      </w:pPr>
+      <w:r>
+        <w:drawing>
+          <wp:inline distT="0" distB="0" distL="0" distR="0" wp14:anchorId="697B65E3" wp14:editId="54072F62">
+            <wp:extent cx="5731510" cy="2378710"/>
+            <wp:effectExtent l="0" t="0" r="2540" b="2540"/>
+            <wp:docPr id="18151133" name="Picture 1"/>
+            <wp:cNvGraphicFramePr>
+              <a:graphicFrameLocks xmlns:a="http://schemas.openxmlformats.org/drawingml/2006/main" noChangeAspect="1"/>
+            </wp:cNvGraphicFramePr>
+            <a:graphic xmlns:a="http://schemas.openxmlformats.org/drawingml/2006/main">
+              <a:graphicData uri="http://schemas.openxmlformats.org/drawingml/2006/picture">
+                <pic:pic xmlns:pic="http://schemas.openxmlformats.org/drawingml/2006/picture">
+                  <pic:nvPicPr>
+                    <pic:cNvPr id="18151133" name=""/>
+                    <pic:cNvPicPr/>
+                  </pic:nvPicPr>
+                  <pic:blipFill>
+                    <a:blip r:embed="rId18"/>
+                    <a:stretch>
+                      <a:fillRect/>
+                    </a:stretch>
+                  </pic:blipFill>
+                  <pic:spPr>
+                    <a:xfrm>
+                      <a:off x="0" y="0"/>
+                      <a:ext cx="5731510" cy="2378710"/>
+                    </a:xfrm>
+                    <a:prstGeom prst="rect">
+                      <a:avLst/>
+                    </a:prstGeom>
+                  </pic:spPr>
+                </pic:pic>
+              </a:graphicData>
+            </a:graphic>
+          </wp:inline>
+        </w:drawing>
+      </w:r>
+    </w:p>
+    <w:p>
+      <w:pPr>
+        <w:spacing w:before="60" w:after="80"/>
+        <w:jc w:val="both"/>
+      </w:pPr>
+    </w:p>
+    <w:p>
+      <w:pPr>
+        <w:spacing w:before="60" w:after="80"/>
+        <w:jc w:val="both"/>
+      </w:pPr>
+    </w:p>
+    <w:p>
+      <w:pPr>
+        <w:spacing w:before="100" w:beforeAutospacing="1" w:after="100" w:afterAutospacing="1"/>
+        <w:rPr>
+          <w:sz w:val="24"/>
+          <w:szCs w:val="24"/>
+        </w:rPr>
+      </w:pPr>
+      <w:r>
+        <w:rPr>
+          <w:b/>
+          <w:bCs/>
+          <w:sz w:val="24"/>
+          <w:szCs w:val="24"/>
+        </w:rPr>
+        <w:t>Known Limitation — 0.7% Unrecoverable Blackout</w:t>
+      </w:r>
+    </w:p>
+    <w:p>
+      <w:pPr>
+        <w:spacing w:before="100" w:beforeAutospacing="1" w:after="100" w:afterAutospacing="1"/>
+        <w:rPr>
+          <w:sz w:val="24"/>
+          <w:szCs w:val="24"/>
+        </w:rPr>
+      </w:pPr>
+      <w:r>
+        <w:rPr>
+          <w:sz w:val="24"/>
+          <w:szCs w:val="24"/>
+        </w:rPr>
+        <w:t xml:space="preserve">Residual NaN in columns 4 and 5 (col4 always equals col5) represents windows where the RSU camera had zero detections across all 30 steps. The Kalman Filter cannot initialise without at least one observation. These windows report a 0.7% unrecoverable blackout rate. </w:t>
+      </w:r>
+      <w:r>
+        <w:rPr>
+          <w:sz w:val="24"/>
+          <w:szCs w:val="24"/>
+        </w:rPr>
+        <w:lastRenderedPageBreak/>
+        <w:t>Mean-filling was deliberately rejected — injecting a hallucinated leader speed when no sensor data exists would undermine the physical methodology. This is reported as an honest system limitation.</w:t>
+      </w:r>
+    </w:p>
+    <w:p>
+      <w:pPr>
+        <w:spacing w:before="100" w:beforeAutospacing="1" w:after="100" w:afterAutospacing="1"/>
+        <w:rPr>
+          <w:sz w:val="24"/>
+          <w:szCs w:val="24"/>
+        </w:rPr>
+      </w:pPr>
+      <w:r>
+        <w:rPr>
+          <w:b/>
+          <w:bCs/>
+          <w:sz w:val="24"/>
+          <w:szCs w:val="24"/>
+        </w:rPr>
+        <w:t>Final Dataset State After Step 9</w:t>
+      </w:r>
+    </w:p>
+    <w:p>
+      <w:pPr>
+        <w:spacing w:before="100" w:beforeAutospacing="1" w:after="100" w:afterAutospacing="1"/>
+        <w:rPr>
+          <w:sz w:val="24"/>
+          <w:szCs w:val="24"/>
+        </w:rPr>
+      </w:pPr>
+      <w:r>
+        <w:rPr>
+          <w:sz w:val="24"/>
+          <w:szCs w:val="24"/>
+        </w:rPr>
+        <w:t xml:space="preserve">Each </w:t>
+      </w:r>
+      <w:r>
+        <w:rPr>
+          <w:rFonts w:ascii="Courier New" w:hAnsi="Courier New" w:cs="Courier New"/>
+        </w:rPr>
+        <w:t>.npz</w:t>
+      </w:r>
+      <w:r>
+        <w:rPr>
+          <w:sz w:val="24"/>
+          <w:szCs w:val="24"/>
+        </w:rPr>
+        <w:t xml:space="preserve"> file in </w:t>
+      </w:r>
+      <w:r>
+        <w:rPr>
+          <w:rFonts w:ascii="Courier New" w:hAnsi="Courier New" w:cs="Courier New"/>
+        </w:rPr>
+        <w:t>data_corrupted/</w:t>
+      </w:r>
+      <w:r>
+        <w:rPr>
+          <w:sz w:val="24"/>
+          <w:szCs w:val="24"/>
+        </w:rPr>
+        <w:t xml:space="preserve"> now contains eight arrays:</w:t>
+      </w:r>
+    </w:p>
+    <w:p>
+      <w:pPr>
+        <w:tabs>
+          <w:tab w:val="left" w:pos="916"/>
+          <w:tab w:val="left" w:pos="1832"/>
+          <w:tab w:val="left" w:pos="2748"/>
+          <w:tab w:val="left" w:pos="3664"/>
+          <w:tab w:val="left" w:pos="4580"/>
+          <w:tab w:val="left" w:pos="5496"/>
+          <w:tab w:val="left" w:pos="6412"/>
+          <w:tab w:val="left" w:pos="7328"/>
+          <w:tab w:val="left" w:pos="8244"/>
+          <w:tab w:val="left" w:pos="9160"/>
+          <w:tab w:val="left" w:pos="10076"/>
+          <w:tab w:val="left" w:pos="10992"/>
+          <w:tab w:val="left" w:pos="11908"/>
+          <w:tab w:val="left" w:pos="12824"/>
+          <w:tab w:val="left" w:pos="13740"/>
+          <w:tab w:val="left" w:pos="14656"/>
+        </w:tabs>
+        <w:rPr>
+          <w:rFonts w:ascii="var(--font-mono)" w:hAnsi="var(--font-mono)" w:cs="Courier New"/>
+          <w:color w:val="14181F"/>
+        </w:rPr>
+      </w:pPr>
+      <w:r>
+        <w:rPr>
+          <w:rFonts w:ascii="var(--font-mono)" w:hAnsi="var(--font-mono)" w:cs="Courier New"/>
+          <w:color w:val="14181F"/>
+        </w:rPr>
+        <w:t>X_gt              (N, 30, 7)  — ground truth, never modified</w:t>
+      </w:r>
+    </w:p>
+    <w:p>
+      <w:pPr>
+        <w:tabs>
+          <w:tab w:val="left" w:pos="916"/>
+          <w:tab w:val="left" w:pos="1832"/>
+          <w:tab w:val="left" w:pos="2748"/>
+          <w:tab w:val="left" w:pos="3664"/>
+          <w:tab w:val="left" w:pos="4580"/>
+          <w:tab w:val="left" w:pos="5496"/>
+          <w:tab w:val="left" w:pos="6412"/>
+          <w:tab w:val="left" w:pos="7328"/>
+          <w:tab w:val="left" w:pos="8244"/>
+          <w:tab w:val="left" w:pos="9160"/>
+          <w:tab w:val="left" w:pos="10076"/>
+          <w:tab w:val="left" w:pos="10992"/>
+          <w:tab w:val="left" w:pos="11908"/>
+          <w:tab w:val="left" w:pos="12824"/>
+          <w:tab w:val="left" w:pos="13740"/>
+          <w:tab w:val="left" w:pos="14656"/>
+        </w:tabs>
+        <w:rPr>
+          <w:rFonts w:ascii="var(--font-mono)" w:hAnsi="var(--font-mono)" w:cs="Courier New"/>
+          <w:color w:val="14181F"/>
+        </w:rPr>
+      </w:pPr>
+      <w:r>
+        <w:rPr>
+          <w:rFonts w:ascii="var(--font-mono)" w:hAnsi="var(--font-mono)" w:cs="Courier New"/>
+          <w:color w:val="14181F"/>
+        </w:rPr>
+        <w:t>Y                 (N, 50, 2)  — trajectory labels</w:t>
+      </w:r>
+    </w:p>
+    <w:p>
+      <w:pPr>
+        <w:tabs>
+          <w:tab w:val="left" w:pos="916"/>
+          <w:tab w:val="left" w:pos="1832"/>
+          <w:tab w:val="left" w:pos="2748"/>
+          <w:tab w:val="left" w:pos="3664"/>
+          <w:tab w:val="left" w:pos="4580"/>
+          <w:tab w:val="left" w:pos="5496"/>
+          <w:tab w:val="left" w:pos="6412"/>
+          <w:tab w:val="left" w:pos="7328"/>
+          <w:tab w:val="left" w:pos="8244"/>
+          <w:tab w:val="left" w:pos="9160"/>
+          <w:tab w:val="left" w:pos="10076"/>
+          <w:tab w:val="left" w:pos="10992"/>
+          <w:tab w:val="left" w:pos="11908"/>
+          <w:tab w:val="left" w:pos="12824"/>
+          <w:tab w:val="left" w:pos="13740"/>
+          <w:tab w:val="left" w:pos="14656"/>
+        </w:tabs>
+        <w:rPr>
+          <w:rFonts w:ascii="var(--font-mono)" w:hAnsi="var(--font-mono)" w:cs="Courier New"/>
+          <w:color w:val="14181F"/>
+        </w:rPr>
+      </w:pPr>
+      <w:r>
+        <w:rPr>
+          <w:rFonts w:ascii="var(--font-mono)" w:hAnsi="var(--font-mono)" w:cs="Courier New"/>
+          <w:color w:val="14181F"/>
+        </w:rPr>
+        <w:t>X_corrupted       (N, 30, 7)  — SFM + TCM applied</w:t>
+      </w:r>
+    </w:p>
+    <w:p>
+      <w:pPr>
+        <w:tabs>
+          <w:tab w:val="left" w:pos="916"/>
+          <w:tab w:val="left" w:pos="1832"/>
+          <w:tab w:val="left" w:pos="2748"/>
+          <w:tab w:val="left" w:pos="3664"/>
+          <w:tab w:val="left" w:pos="4580"/>
+          <w:tab w:val="left" w:pos="5496"/>
+          <w:tab w:val="left" w:pos="6412"/>
+          <w:tab w:val="left" w:pos="7328"/>
+          <w:tab w:val="left" w:pos="8244"/>
+          <w:tab w:val="left" w:pos="9160"/>
+          <w:tab w:val="left" w:pos="10076"/>
+          <w:tab w:val="left" w:pos="10992"/>
+          <w:tab w:val="left" w:pos="11908"/>
+          <w:tab w:val="left" w:pos="12824"/>
+          <w:tab w:val="left" w:pos="13740"/>
+          <w:tab w:val="left" w:pos="14656"/>
+        </w:tabs>
+        <w:rPr>
+          <w:rFonts w:ascii="var(--font-mono)" w:hAnsi="var(--font-mono)" w:cs="Courier New"/>
+          <w:color w:val="14181F"/>
+        </w:rPr>
+      </w:pPr>
+      <w:r>
+        <w:rPr>
+          <w:rFonts w:ascii="var(--font-mono)" w:hAnsi="var(--font-mono)" w:cs="Courier New"/>
+          <w:color w:val="14181F"/>
+        </w:rPr>
+        <w:t>X_mask            (N, 30, 7)  — combined observation mask</w:t>
+      </w:r>
+    </w:p>
+    <w:p>
+      <w:pPr>
+        <w:tabs>
+          <w:tab w:val="left" w:pos="916"/>
+          <w:tab w:val="left" w:pos="1832"/>
+          <w:tab w:val="left" w:pos="2748"/>
+          <w:tab w:val="left" w:pos="3664"/>
+          <w:tab w:val="left" w:pos="4580"/>
+          <w:tab w:val="left" w:pos="5496"/>
+          <w:tab w:val="left" w:pos="6412"/>
+          <w:tab w:val="left" w:pos="7328"/>
+          <w:tab w:val="left" w:pos="8244"/>
+          <w:tab w:val="left" w:pos="9160"/>
+          <w:tab w:val="left" w:pos="10076"/>
+          <w:tab w:val="left" w:pos="10992"/>
+          <w:tab w:val="left" w:pos="11908"/>
+          <w:tab w:val="left" w:pos="12824"/>
+          <w:tab w:val="left" w:pos="13740"/>
+          <w:tab w:val="left" w:pos="14656"/>
+        </w:tabs>
+        <w:rPr>
+          <w:rFonts w:ascii="var(--font-mono)" w:hAnsi="var(--font-mono)" w:cs="Courier New"/>
+          <w:color w:val="14181F"/>
+        </w:rPr>
+      </w:pPr>
+      <w:r>
+        <w:rPr>
+          <w:rFonts w:ascii="var(--font-mono)" w:hAnsi="var(--font-mono)" w:cs="Courier New"/>
+          <w:color w:val="14181F"/>
+        </w:rPr>
+        <w:t>leader_meta       (N, 30)     — leader type strings</w:t>
+      </w:r>
+    </w:p>
+    <w:p>
+      <w:pPr>
+        <w:tabs>
+          <w:tab w:val="left" w:pos="916"/>
+          <w:tab w:val="left" w:pos="1832"/>
+          <w:tab w:val="left" w:pos="2748"/>
+          <w:tab w:val="left" w:pos="3664"/>
+          <w:tab w:val="left" w:pos="4580"/>
+          <w:tab w:val="left" w:pos="5496"/>
+          <w:tab w:val="left" w:pos="6412"/>
+          <w:tab w:val="left" w:pos="7328"/>
+          <w:tab w:val="left" w:pos="8244"/>
+          <w:tab w:val="left" w:pos="9160"/>
+          <w:tab w:val="left" w:pos="10076"/>
+          <w:tab w:val="left" w:pos="10992"/>
+          <w:tab w:val="left" w:pos="11908"/>
+          <w:tab w:val="left" w:pos="12824"/>
+          <w:tab w:val="left" w:pos="13740"/>
+          <w:tab w:val="left" w:pos="14656"/>
+        </w:tabs>
+        <w:rPr>
+          <w:rFonts w:ascii="var(--font-mono)" w:hAnsi="var(--font-mono)" w:cs="Courier New"/>
+          <w:color w:val="14181F"/>
+        </w:rPr>
+      </w:pPr>
+      <w:r>
+        <w:rPr>
+          <w:rFonts w:ascii="var(--font-mono)" w:hAnsi="var(--font-mono)" w:cs="Courier New"/>
+          <w:color w:val="14181F"/>
+        </w:rPr>
+        <w:t>follower_meta     (N, 30)     — follower type strings</w:t>
+      </w:r>
+    </w:p>
+    <w:p>
+      <w:pPr>
+        <w:tabs>
+          <w:tab w:val="left" w:pos="916"/>
+          <w:tab w:val="left" w:pos="1832"/>
+          <w:tab w:val="left" w:pos="2748"/>
+          <w:tab w:val="left" w:pos="3664"/>
+          <w:tab w:val="left" w:pos="4580"/>
+          <w:tab w:val="left" w:pos="5496"/>
+          <w:tab w:val="left" w:pos="6412"/>
+          <w:tab w:val="left" w:pos="7328"/>
+          <w:tab w:val="left" w:pos="8244"/>
+          <w:tab w:val="left" w:pos="9160"/>
+          <w:tab w:val="left" w:pos="10076"/>
+          <w:tab w:val="left" w:pos="10992"/>
+          <w:tab w:val="left" w:pos="11908"/>
+          <w:tab w:val="left" w:pos="12824"/>
+          <w:tab w:val="left" w:pos="13740"/>
+          <w:tab w:val="left" w:pos="14656"/>
+        </w:tabs>
+        <w:rPr>
+          <w:rFonts w:ascii="var(--font-mono)" w:hAnsi="var(--font-mono)" w:cs="Courier New"/>
+          <w:color w:val="14181F"/>
+        </w:rPr>
+      </w:pPr>
+      <w:r>
+        <w:rPr>
+          <w:rFonts w:ascii="var(--font-mono)" w:hAnsi="var(--font-mono)" w:cs="Courier New"/>
+          <w:color w:val="14181F"/>
+        </w:rPr>
+        <w:t>rsu_obs           (N, 30, 2)  — noisy RSU camera observations</w:t>
+      </w:r>
+    </w:p>
+    <w:p>
+      <w:pPr>
+        <w:tabs>
+          <w:tab w:val="left" w:pos="916"/>
+          <w:tab w:val="left" w:pos="1832"/>
+          <w:tab w:val="left" w:pos="2748"/>
+          <w:tab w:val="left" w:pos="3664"/>
+          <w:tab w:val="left" w:pos="4580"/>
+          <w:tab w:val="left" w:pos="5496"/>
+          <w:tab w:val="left" w:pos="6412"/>
+          <w:tab w:val="left" w:pos="7328"/>
+          <w:tab w:val="left" w:pos="8244"/>
+          <w:tab w:val="left" w:pos="9160"/>
+          <w:tab w:val="left" w:pos="10076"/>
+          <w:tab w:val="left" w:pos="10992"/>
+          <w:tab w:val="left" w:pos="11908"/>
+          <w:tab w:val="left" w:pos="12824"/>
+          <w:tab w:val="left" w:pos="13740"/>
+          <w:tab w:val="left" w:pos="14656"/>
+        </w:tabs>
+        <w:rPr>
+          <w:rFonts w:ascii="var(--font-mono)" w:hAnsi="var(--font-mono)" w:cs="Courier New"/>
+          <w:color w:val="14181F"/>
+        </w:rPr>
+      </w:pPr>
+      <w:r>
+        <w:rPr>
+          <w:rFonts w:ascii="var(--font-mono)" w:hAnsi="var(--font-mono)" w:cs="Courier New"/>
+          <w:color w:val="14181F"/>
+        </w:rPr>
+        <w:t>X_ch1_imputed     (N, 30, 7)  — after Channel 1 Kalman Filter</w:t>
+      </w:r>
+    </w:p>
+    <w:p>
+      <w:pPr>
+        <w:tabs>
+          <w:tab w:val="left" w:pos="916"/>
+          <w:tab w:val="left" w:pos="1832"/>
+          <w:tab w:val="left" w:pos="2748"/>
+          <w:tab w:val="left" w:pos="3664"/>
+          <w:tab w:val="left" w:pos="4580"/>
+          <w:tab w:val="left" w:pos="5496"/>
+          <w:tab w:val="left" w:pos="6412"/>
+          <w:tab w:val="left" w:pos="7328"/>
+          <w:tab w:val="left" w:pos="8244"/>
+          <w:tab w:val="left" w:pos="9160"/>
+          <w:tab w:val="left" w:pos="10076"/>
+          <w:tab w:val="left" w:pos="10992"/>
+          <w:tab w:val="left" w:pos="11908"/>
+          <w:tab w:val="left" w:pos="12824"/>
+          <w:tab w:val="left" w:pos="13740"/>
+          <w:tab w:val="left" w:pos="14656"/>
+        </w:tabs>
+        <w:rPr>
+          <w:rFonts w:ascii="var(--font-mono)" w:hAnsi="var(--font-mono)" w:cs="Courier New"/>
+          <w:color w:val="14181F"/>
+        </w:rPr>
+      </w:pPr>
+      <w:r>
+        <w:rPr>
+          <w:rFonts w:ascii="var(--font-mono)" w:hAnsi="var(--font-mono)" w:cs="Courier New"/>
+          <w:color w:val="14181F"/>
+        </w:rPr>
+        <w:t>X_fully_imputed   (N, 30, 7)  — after Channel 1 + Channel 2</w:t>
+      </w:r>
+    </w:p>
+    <w:p>
+      <w:pPr>
+        <w:spacing w:before="100" w:beforeAutospacing="1" w:after="100" w:afterAutospacing="1"/>
+        <w:rPr>
+          <w:sz w:val="24"/>
+          <w:szCs w:val="24"/>
+        </w:rPr>
+      </w:pPr>
+      <w:r>
+        <w:rPr>
+          <w:rFonts w:ascii="Courier New" w:hAnsi="Courier New" w:cs="Courier New"/>
+        </w:rPr>
+        <w:t>X_fully_imputed</w:t>
+      </w:r>
+      <w:r>
+        <w:rPr>
+          <w:sz w:val="24"/>
+          <w:szCs w:val="24"/>
+        </w:rPr>
+        <w:t xml:space="preserve"> is the final model input for Step 10 LSTM training.</w:t>
+      </w:r>
+    </w:p>
+    <w:p>
+      <w:pPr>
+        <w:spacing w:before="60" w:after="80"/>
+        <w:jc w:val="both"/>
+      </w:pPr>
+      <w:r>
+        <w:drawing>
+          <wp:inline distT="0" distB="0" distL="0" distR="0" wp14:anchorId="0D5D9FC4" wp14:editId="0A339665">
+            <wp:extent cx="5731510" cy="5144770"/>
+            <wp:effectExtent l="0" t="0" r="2540" b="0"/>
+            <wp:docPr id="519776265" name="Picture 1"/>
+            <wp:cNvGraphicFramePr>
+              <a:graphicFrameLocks xmlns:a="http://schemas.openxmlformats.org/drawingml/2006/main" noChangeAspect="1"/>
+            </wp:cNvGraphicFramePr>
+            <a:graphic xmlns:a="http://schemas.openxmlformats.org/drawingml/2006/main">
+              <a:graphicData uri="http://schemas.openxmlformats.org/drawingml/2006/picture">
+                <pic:pic xmlns:pic="http://schemas.openxmlformats.org/drawingml/2006/picture">
+                  <pic:nvPicPr>
+                    <pic:cNvPr id="519776265" name=""/>
+                    <pic:cNvPicPr/>
+                  </pic:nvPicPr>
+                  <pic:blipFill>
+                    <a:blip r:embed="rId19"/>
+                    <a:stretch>
+                      <a:fillRect/>
+                    </a:stretch>
+                  </pic:blipFill>
+                  <pic:spPr>
+                    <a:xfrm>
+                      <a:off x="0" y="0"/>
+                      <a:ext cx="5731510" cy="5144770"/>
+                    </a:xfrm>
+                    <a:prstGeom prst="rect">
+                      <a:avLst/>
+                    </a:prstGeom>
+                  </pic:spPr>
+                </pic:pic>
+              </a:graphicData>
+            </a:graphic>
+          </wp:inline>
+        </w:drawing>
+      </w:r>
+    </w:p>
     <w:sectPr>
       <w:pgSz w:w="11906" w:h="16838"/>
       <w:pgMar w:top="1440" w:right="1440" w:bottom="1440" w:left="1440" w:header="708" w:footer="708" w:gutter="0"/>
@@ -6931,11 +8023,127 @@
       </w:pPr>
     </w:lvl>
   </w:abstractNum>
+  <w:abstractNum w:abstractNumId="1" w15:restartNumberingAfterBreak="0">
+    <w:nsid w:val="4D3D5838"/>
+    <w:multiLevelType w:val="multilevel"/>
+    <w:tmpl w:val="30B4DEBC"/>
+    <w:lvl w:ilvl="0">
+      <w:start w:val="1"/>
+      <w:numFmt w:val="decimal"/>
+      <w:lvlText w:val="%1."/>
+      <w:lvlJc w:val="left"/>
+      <w:pPr>
+        <w:tabs>
+          <w:tab w:val="num" w:pos="720"/>
+        </w:tabs>
+        <w:ind w:left="720" w:hanging="360"/>
+      </w:pPr>
+    </w:lvl>
+    <w:lvl w:ilvl="1" w:tentative="1">
+      <w:start w:val="1"/>
+      <w:numFmt w:val="decimal"/>
+      <w:lvlText w:val="%2."/>
+      <w:lvlJc w:val="left"/>
+      <w:pPr>
+        <w:tabs>
+          <w:tab w:val="num" w:pos="1440"/>
+        </w:tabs>
+        <w:ind w:left="1440" w:hanging="360"/>
+      </w:pPr>
+    </w:lvl>
+    <w:lvl w:ilvl="2" w:tentative="1">
+      <w:start w:val="1"/>
+      <w:numFmt w:val="decimal"/>
+      <w:lvlText w:val="%3."/>
+      <w:lvlJc w:val="left"/>
+      <w:pPr>
+        <w:tabs>
+          <w:tab w:val="num" w:pos="2160"/>
+        </w:tabs>
+        <w:ind w:left="2160" w:hanging="360"/>
+      </w:pPr>
+    </w:lvl>
+    <w:lvl w:ilvl="3" w:tentative="1">
+      <w:start w:val="1"/>
+      <w:numFmt w:val="decimal"/>
+      <w:lvlText w:val="%4."/>
+      <w:lvlJc w:val="left"/>
+      <w:pPr>
+        <w:tabs>
+          <w:tab w:val="num" w:pos="2880"/>
+        </w:tabs>
+        <w:ind w:left="2880" w:hanging="360"/>
+      </w:pPr>
+    </w:lvl>
+    <w:lvl w:ilvl="4" w:tentative="1">
+      <w:start w:val="1"/>
+      <w:numFmt w:val="decimal"/>
+      <w:lvlText w:val="%5."/>
+      <w:lvlJc w:val="left"/>
+      <w:pPr>
+        <w:tabs>
+          <w:tab w:val="num" w:pos="3600"/>
+        </w:tabs>
+        <w:ind w:left="3600" w:hanging="360"/>
+      </w:pPr>
+    </w:lvl>
+    <w:lvl w:ilvl="5" w:tentative="1">
+      <w:start w:val="1"/>
+      <w:numFmt w:val="decimal"/>
+      <w:lvlText w:val="%6."/>
+      <w:lvlJc w:val="left"/>
+      <w:pPr>
+        <w:tabs>
+          <w:tab w:val="num" w:pos="4320"/>
+        </w:tabs>
+        <w:ind w:left="4320" w:hanging="360"/>
+      </w:pPr>
+    </w:lvl>
+    <w:lvl w:ilvl="6" w:tentative="1">
+      <w:start w:val="1"/>
+      <w:numFmt w:val="decimal"/>
+      <w:lvlText w:val="%7."/>
+      <w:lvlJc w:val="left"/>
+      <w:pPr>
+        <w:tabs>
+          <w:tab w:val="num" w:pos="5040"/>
+        </w:tabs>
+        <w:ind w:left="5040" w:hanging="360"/>
+      </w:pPr>
+    </w:lvl>
+    <w:lvl w:ilvl="7" w:tentative="1">
+      <w:start w:val="1"/>
+      <w:numFmt w:val="decimal"/>
+      <w:lvlText w:val="%8."/>
+      <w:lvlJc w:val="left"/>
+      <w:pPr>
+        <w:tabs>
+          <w:tab w:val="num" w:pos="5760"/>
+        </w:tabs>
+        <w:ind w:left="5760" w:hanging="360"/>
+      </w:pPr>
+    </w:lvl>
+    <w:lvl w:ilvl="8" w:tentative="1">
+      <w:start w:val="1"/>
+      <w:numFmt w:val="decimal"/>
+      <w:lvlText w:val="%9."/>
+      <w:lvlJc w:val="left"/>
+      <w:pPr>
+        <w:tabs>
+          <w:tab w:val="num" w:pos="6480"/>
+        </w:tabs>
+        <w:ind w:left="6480" w:hanging="360"/>
+      </w:pPr>
+    </w:lvl>
+  </w:abstractNum>
   <w:num w:numId="1" w16cid:durableId="466314816">
     <w:abstractNumId w:val="0"/>
     <w:lvlOverride w:ilvl="0">
       <w:startOverride w:val="1"/>
     </w:lvlOverride>
+  </w:num>
+  <w:num w:numId="2" w16cid:durableId="773598032">
+    <w:abstractNumId w:val="1"/>
   </w:num>
 </w:numbering>
 </file>
@@ -7418,6 +8626,7 @@
   <w:style w:type="character" w:default="1" w:styleId="DefaultParagraphFont">
     <w:name w:val="Default Paragraph Font"/>
     <w:uiPriority w:val="1"/>
+    <w:semiHidden/>
     <w:unhideWhenUsed/>
   </w:style>
   <w:style w:type="table" w:default="1" w:styleId="TableNormal">

--- a/Notes.docx
+++ b/Notes.docx
@@ -210,6 +210,7 @@
             <w:shd w:val="clear" w:color="auto" w:fill="FFFFFF"/>
           </w:tcPr>
           <w:p>
+            <w:proofErr w:type="spellStart"/>
             <w:r>
               <w:rPr>
                 <w:rFonts w:ascii="Calibri" w:eastAsia="Calibri" w:hAnsi="Calibri" w:cs="Calibri"/>
@@ -219,6 +220,7 @@
               </w:rPr>
               <w:t>ego_speed</w:t>
             </w:r>
+            <w:proofErr w:type="spellEnd"/>
           </w:p>
         </w:tc>
         <w:tc>
@@ -266,6 +268,7 @@
             <w:shd w:val="clear" w:color="auto" w:fill="F7FAFC"/>
           </w:tcPr>
           <w:p>
+            <w:proofErr w:type="spellStart"/>
             <w:r>
               <w:rPr>
                 <w:rFonts w:ascii="Calibri" w:eastAsia="Calibri" w:hAnsi="Calibri" w:cs="Calibri"/>
@@ -275,6 +278,7 @@
               </w:rPr>
               <w:t>ego_acceleration</w:t>
             </w:r>
+            <w:proofErr w:type="spellEnd"/>
           </w:p>
         </w:tc>
         <w:tc>
@@ -322,14 +326,25 @@
             <w:shd w:val="clear" w:color="auto" w:fill="FFFFFF"/>
           </w:tcPr>
           <w:p>
-            <w:r>
-              <w:rPr>
-                <w:rFonts w:ascii="Calibri" w:eastAsia="Calibri" w:hAnsi="Calibri" w:cs="Calibri"/>
-                <w:color w:val="1A1A2E"/>
-                <w:sz w:val="18"/>
-                <w:szCs w:val="18"/>
-              </w:rPr>
-              <w:t>ego_x (position)</w:t>
+            <w:proofErr w:type="spellStart"/>
+            <w:r>
+              <w:rPr>
+                <w:rFonts w:ascii="Calibri" w:eastAsia="Calibri" w:hAnsi="Calibri" w:cs="Calibri"/>
+                <w:color w:val="1A1A2E"/>
+                <w:sz w:val="18"/>
+                <w:szCs w:val="18"/>
+              </w:rPr>
+              <w:t>ego_x</w:t>
+            </w:r>
+            <w:proofErr w:type="spellEnd"/>
+            <w:r>
+              <w:rPr>
+                <w:rFonts w:ascii="Calibri" w:eastAsia="Calibri" w:hAnsi="Calibri" w:cs="Calibri"/>
+                <w:color w:val="1A1A2E"/>
+                <w:sz w:val="18"/>
+                <w:szCs w:val="18"/>
+              </w:rPr>
+              <w:t xml:space="preserve"> (position)</w:t>
             </w:r>
           </w:p>
         </w:tc>
@@ -378,14 +393,25 @@
             <w:shd w:val="clear" w:color="auto" w:fill="F7FAFC"/>
           </w:tcPr>
           <w:p>
-            <w:r>
-              <w:rPr>
-                <w:rFonts w:ascii="Calibri" w:eastAsia="Calibri" w:hAnsi="Calibri" w:cs="Calibri"/>
-                <w:color w:val="1A1A2E"/>
-                <w:sz w:val="18"/>
-                <w:szCs w:val="18"/>
-              </w:rPr>
-              <w:t>ego_y (position)</w:t>
+            <w:proofErr w:type="spellStart"/>
+            <w:r>
+              <w:rPr>
+                <w:rFonts w:ascii="Calibri" w:eastAsia="Calibri" w:hAnsi="Calibri" w:cs="Calibri"/>
+                <w:color w:val="1A1A2E"/>
+                <w:sz w:val="18"/>
+                <w:szCs w:val="18"/>
+              </w:rPr>
+              <w:t>ego_y</w:t>
+            </w:r>
+            <w:proofErr w:type="spellEnd"/>
+            <w:r>
+              <w:rPr>
+                <w:rFonts w:ascii="Calibri" w:eastAsia="Calibri" w:hAnsi="Calibri" w:cs="Calibri"/>
+                <w:color w:val="1A1A2E"/>
+                <w:sz w:val="18"/>
+                <w:szCs w:val="18"/>
+              </w:rPr>
+              <w:t xml:space="preserve"> (position)</w:t>
             </w:r>
           </w:p>
         </w:tc>
@@ -434,6 +460,7 @@
             <w:shd w:val="clear" w:color="auto" w:fill="FFFFFF"/>
           </w:tcPr>
           <w:p>
+            <w:proofErr w:type="spellStart"/>
             <w:r>
               <w:rPr>
                 <w:rFonts w:ascii="Calibri" w:eastAsia="Calibri" w:hAnsi="Calibri" w:cs="Calibri"/>
@@ -443,6 +470,7 @@
               </w:rPr>
               <w:t>gap_to_leader</w:t>
             </w:r>
+            <w:proofErr w:type="spellEnd"/>
           </w:p>
         </w:tc>
         <w:tc>
@@ -490,6 +518,7 @@
             <w:shd w:val="clear" w:color="auto" w:fill="F7FAFC"/>
           </w:tcPr>
           <w:p>
+            <w:proofErr w:type="spellStart"/>
             <w:r>
               <w:rPr>
                 <w:rFonts w:ascii="Calibri" w:eastAsia="Calibri" w:hAnsi="Calibri" w:cs="Calibri"/>
@@ -499,6 +528,7 @@
               </w:rPr>
               <w:t>leader_speed</w:t>
             </w:r>
+            <w:proofErr w:type="spellEnd"/>
           </w:p>
         </w:tc>
         <w:tc>
@@ -546,6 +576,7 @@
             <w:shd w:val="clear" w:color="auto" w:fill="FFFFFF"/>
           </w:tcPr>
           <w:p>
+            <w:proofErr w:type="spellStart"/>
             <w:r>
               <w:rPr>
                 <w:rFonts w:ascii="Calibri" w:eastAsia="Calibri" w:hAnsi="Calibri" w:cs="Calibri"/>
@@ -555,6 +586,7 @@
               </w:rPr>
               <w:t>follower_speed</w:t>
             </w:r>
+            <w:proofErr w:type="spellEnd"/>
           </w:p>
         </w:tc>
         <w:tc>
@@ -882,7 +914,15 @@
       </w:pPr>
       <w:r>
         <w:lastRenderedPageBreak/>
-        <w:t>Step 1  —  Build the SUMO Highway Simulation Environment</w:t>
+        <w:t xml:space="preserve">Step </w:t>
+      </w:r>
+      <w:proofErr w:type="gramStart"/>
+      <w:r>
+        <w:t>1  —</w:t>
+      </w:r>
+      <w:proofErr w:type="gramEnd"/>
+      <w:r>
+        <w:t xml:space="preserve">  Build the SUMO Highway Simulation Environment</w:t>
       </w:r>
     </w:p>
     <w:p>
@@ -969,7 +1009,23 @@
           <w:rFonts w:ascii="Calibri" w:eastAsia="Calibri" w:hAnsi="Calibri" w:cs="Calibri"/>
           <w:color w:val="1A1A2E"/>
         </w:rPr>
-        <w:t>Built using netconvert from two plain XML files:</w:t>
+        <w:t xml:space="preserve">Built using </w:t>
+      </w:r>
+      <w:proofErr w:type="spellStart"/>
+      <w:r>
+        <w:rPr>
+          <w:rFonts w:ascii="Calibri" w:eastAsia="Calibri" w:hAnsi="Calibri" w:cs="Calibri"/>
+          <w:color w:val="1A1A2E"/>
+        </w:rPr>
+        <w:t>netconvert</w:t>
+      </w:r>
+      <w:proofErr w:type="spellEnd"/>
+      <w:r>
+        <w:rPr>
+          <w:rFonts w:ascii="Calibri" w:eastAsia="Calibri" w:hAnsi="Calibri" w:cs="Calibri"/>
+          <w:color w:val="1A1A2E"/>
+        </w:rPr>
+        <w:t xml:space="preserve"> from two plain XML files:</w:t>
       </w:r>
     </w:p>
     <w:p>
@@ -1013,7 +1069,47 @@
           <w:sz w:val="18"/>
           <w:szCs w:val="18"/>
         </w:rPr>
-        <w:t>&lt;nodes&gt;     &lt;node id="start" x="0.00"    y="0.00" type="dead_end"/&gt;     &lt;node id="end"   x="1000.00" y="0.00" type="dead_end"/&gt; &lt;/nodes&gt;</w:t>
+        <w:t>&lt;nodes&gt;     &lt;node id="start" x="0.00"    y="0.00" type="</w:t>
+      </w:r>
+      <w:proofErr w:type="spellStart"/>
+      <w:r>
+        <w:rPr>
+          <w:rFonts w:ascii="Courier New" w:eastAsia="Courier New" w:hAnsi="Courier New" w:cs="Courier New"/>
+          <w:color w:val="2D2D2D"/>
+          <w:sz w:val="18"/>
+          <w:szCs w:val="18"/>
+        </w:rPr>
+        <w:t>dead_end</w:t>
+      </w:r>
+      <w:proofErr w:type="spellEnd"/>
+      <w:r>
+        <w:rPr>
+          <w:rFonts w:ascii="Courier New" w:eastAsia="Courier New" w:hAnsi="Courier New" w:cs="Courier New"/>
+          <w:color w:val="2D2D2D"/>
+          <w:sz w:val="18"/>
+          <w:szCs w:val="18"/>
+        </w:rPr>
+        <w:t>"/&gt;     &lt;node id="end"   x="1000.00" y="0.00" type="</w:t>
+      </w:r>
+      <w:proofErr w:type="spellStart"/>
+      <w:r>
+        <w:rPr>
+          <w:rFonts w:ascii="Courier New" w:eastAsia="Courier New" w:hAnsi="Courier New" w:cs="Courier New"/>
+          <w:color w:val="2D2D2D"/>
+          <w:sz w:val="18"/>
+          <w:szCs w:val="18"/>
+        </w:rPr>
+        <w:t>dead_end</w:t>
+      </w:r>
+      <w:proofErr w:type="spellEnd"/>
+      <w:r>
+        <w:rPr>
+          <w:rFonts w:ascii="Courier New" w:eastAsia="Courier New" w:hAnsi="Courier New" w:cs="Courier New"/>
+          <w:color w:val="2D2D2D"/>
+          <w:sz w:val="18"/>
+          <w:szCs w:val="18"/>
+        </w:rPr>
+        <w:t>"/&gt; &lt;/nodes&gt;</w:t>
       </w:r>
     </w:p>
     <w:p>
@@ -1057,7 +1153,27 @@
           <w:sz w:val="18"/>
           <w:szCs w:val="18"/>
         </w:rPr>
-        <w:t>&lt;edges&gt;     &lt;edge id="highway" from="start" to="end"           numLanes="3" speed="33.33" priority="1"/&gt; &lt;/edges&gt;</w:t>
+        <w:t xml:space="preserve">&lt;edges&gt;     &lt;edge id="highway" from="start" to="end"           </w:t>
+      </w:r>
+      <w:proofErr w:type="spellStart"/>
+      <w:r>
+        <w:rPr>
+          <w:rFonts w:ascii="Courier New" w:eastAsia="Courier New" w:hAnsi="Courier New" w:cs="Courier New"/>
+          <w:color w:val="2D2D2D"/>
+          <w:sz w:val="18"/>
+          <w:szCs w:val="18"/>
+        </w:rPr>
+        <w:t>numLanes</w:t>
+      </w:r>
+      <w:proofErr w:type="spellEnd"/>
+      <w:r>
+        <w:rPr>
+          <w:rFonts w:ascii="Courier New" w:eastAsia="Courier New" w:hAnsi="Courier New" w:cs="Courier New"/>
+          <w:color w:val="2D2D2D"/>
+          <w:sz w:val="18"/>
+          <w:szCs w:val="18"/>
+        </w:rPr>
+        <w:t>="3" speed="33.33" priority="1"/&gt; &lt;/edges&gt;</w:t>
       </w:r>
     </w:p>
     <w:p>
@@ -1094,6 +1210,7 @@
         <w:spacing w:before="80" w:after="80"/>
         <w:ind w:left="360"/>
       </w:pPr>
+      <w:proofErr w:type="spellStart"/>
       <w:r>
         <w:rPr>
           <w:rFonts w:ascii="Courier New" w:eastAsia="Courier New" w:hAnsi="Courier New" w:cs="Courier New"/>
@@ -1101,7 +1218,17 @@
           <w:sz w:val="18"/>
           <w:szCs w:val="18"/>
         </w:rPr>
-        <w:t>netconvert --node-files nodes.nod.xml --edge-files edges.edg.xml --output-file highway.net.xml</w:t>
+        <w:t>netconvert</w:t>
+      </w:r>
+      <w:proofErr w:type="spellEnd"/>
+      <w:r>
+        <w:rPr>
+          <w:rFonts w:ascii="Courier New" w:eastAsia="Courier New" w:hAnsi="Courier New" w:cs="Courier New"/>
+          <w:color w:val="2D2D2D"/>
+          <w:sz w:val="18"/>
+          <w:szCs w:val="18"/>
+        </w:rPr>
+        <w:t xml:space="preserve"> --node-files nodes.nod.xml --edge-files edges.edg.xml --output-file highway.net.xml</w:t>
       </w:r>
     </w:p>
     <w:p>
@@ -1163,7 +1290,427 @@
           <w:sz w:val="18"/>
           <w:szCs w:val="18"/>
         </w:rPr>
-        <w:t>&lt;routes&gt;     &lt;vType id="CAV" carFollowModel="CACC" length="5.0" minGap="1.0"            accel="3.0" decel="5.0" maxSpeed="33.33" sigma="0.0"/&gt;     &lt;vType id="HDV" carFollowModel="Krauss" length="5.0" minGap="2.5"            accel="2.6" decel="4.5" maxSpeed="33.33" sigma="0.5"/&gt;     &lt;route id="main_route" edges="highway"/&gt;     &lt;flow id="cav_flow" type="CAV" route="main_route"           begin="0" end="600" vehsPerHour="900" departLane="random" departSpeed="random"/&gt;     &lt;flow id="hdv_flow" type="HDV" route="main_route"           begin="0" end="600" vehsPerHour="3600" departLane="random" departSpeed="random"/&gt; &lt;/routes&gt;</w:t>
+        <w:t>&lt;routes&gt;     &lt;</w:t>
+      </w:r>
+      <w:proofErr w:type="spellStart"/>
+      <w:r>
+        <w:rPr>
+          <w:rFonts w:ascii="Courier New" w:eastAsia="Courier New" w:hAnsi="Courier New" w:cs="Courier New"/>
+          <w:color w:val="2D2D2D"/>
+          <w:sz w:val="18"/>
+          <w:szCs w:val="18"/>
+        </w:rPr>
+        <w:t>vType</w:t>
+      </w:r>
+      <w:proofErr w:type="spellEnd"/>
+      <w:r>
+        <w:rPr>
+          <w:rFonts w:ascii="Courier New" w:eastAsia="Courier New" w:hAnsi="Courier New" w:cs="Courier New"/>
+          <w:color w:val="2D2D2D"/>
+          <w:sz w:val="18"/>
+          <w:szCs w:val="18"/>
+        </w:rPr>
+        <w:t xml:space="preserve"> id="CAV" </w:t>
+      </w:r>
+      <w:proofErr w:type="spellStart"/>
+      <w:r>
+        <w:rPr>
+          <w:rFonts w:ascii="Courier New" w:eastAsia="Courier New" w:hAnsi="Courier New" w:cs="Courier New"/>
+          <w:color w:val="2D2D2D"/>
+          <w:sz w:val="18"/>
+          <w:szCs w:val="18"/>
+        </w:rPr>
+        <w:t>carFollowModel</w:t>
+      </w:r>
+      <w:proofErr w:type="spellEnd"/>
+      <w:r>
+        <w:rPr>
+          <w:rFonts w:ascii="Courier New" w:eastAsia="Courier New" w:hAnsi="Courier New" w:cs="Courier New"/>
+          <w:color w:val="2D2D2D"/>
+          <w:sz w:val="18"/>
+          <w:szCs w:val="18"/>
+        </w:rPr>
+        <w:t xml:space="preserve">="CACC" length="5.0" </w:t>
+      </w:r>
+      <w:proofErr w:type="spellStart"/>
+      <w:r>
+        <w:rPr>
+          <w:rFonts w:ascii="Courier New" w:eastAsia="Courier New" w:hAnsi="Courier New" w:cs="Courier New"/>
+          <w:color w:val="2D2D2D"/>
+          <w:sz w:val="18"/>
+          <w:szCs w:val="18"/>
+        </w:rPr>
+        <w:t>minGap</w:t>
+      </w:r>
+      <w:proofErr w:type="spellEnd"/>
+      <w:r>
+        <w:rPr>
+          <w:rFonts w:ascii="Courier New" w:eastAsia="Courier New" w:hAnsi="Courier New" w:cs="Courier New"/>
+          <w:color w:val="2D2D2D"/>
+          <w:sz w:val="18"/>
+          <w:szCs w:val="18"/>
+        </w:rPr>
+        <w:t xml:space="preserve">="1.0"            accel="3.0" </w:t>
+      </w:r>
+      <w:proofErr w:type="spellStart"/>
+      <w:r>
+        <w:rPr>
+          <w:rFonts w:ascii="Courier New" w:eastAsia="Courier New" w:hAnsi="Courier New" w:cs="Courier New"/>
+          <w:color w:val="2D2D2D"/>
+          <w:sz w:val="18"/>
+          <w:szCs w:val="18"/>
+        </w:rPr>
+        <w:t>decel</w:t>
+      </w:r>
+      <w:proofErr w:type="spellEnd"/>
+      <w:r>
+        <w:rPr>
+          <w:rFonts w:ascii="Courier New" w:eastAsia="Courier New" w:hAnsi="Courier New" w:cs="Courier New"/>
+          <w:color w:val="2D2D2D"/>
+          <w:sz w:val="18"/>
+          <w:szCs w:val="18"/>
+        </w:rPr>
+        <w:t xml:space="preserve">="5.0" </w:t>
+      </w:r>
+      <w:proofErr w:type="spellStart"/>
+      <w:r>
+        <w:rPr>
+          <w:rFonts w:ascii="Courier New" w:eastAsia="Courier New" w:hAnsi="Courier New" w:cs="Courier New"/>
+          <w:color w:val="2D2D2D"/>
+          <w:sz w:val="18"/>
+          <w:szCs w:val="18"/>
+        </w:rPr>
+        <w:t>maxSpeed</w:t>
+      </w:r>
+      <w:proofErr w:type="spellEnd"/>
+      <w:r>
+        <w:rPr>
+          <w:rFonts w:ascii="Courier New" w:eastAsia="Courier New" w:hAnsi="Courier New" w:cs="Courier New"/>
+          <w:color w:val="2D2D2D"/>
+          <w:sz w:val="18"/>
+          <w:szCs w:val="18"/>
+        </w:rPr>
+        <w:t>="33.33" sigma="0.0"/&gt;     &lt;</w:t>
+      </w:r>
+      <w:proofErr w:type="spellStart"/>
+      <w:r>
+        <w:rPr>
+          <w:rFonts w:ascii="Courier New" w:eastAsia="Courier New" w:hAnsi="Courier New" w:cs="Courier New"/>
+          <w:color w:val="2D2D2D"/>
+          <w:sz w:val="18"/>
+          <w:szCs w:val="18"/>
+        </w:rPr>
+        <w:t>vType</w:t>
+      </w:r>
+      <w:proofErr w:type="spellEnd"/>
+      <w:r>
+        <w:rPr>
+          <w:rFonts w:ascii="Courier New" w:eastAsia="Courier New" w:hAnsi="Courier New" w:cs="Courier New"/>
+          <w:color w:val="2D2D2D"/>
+          <w:sz w:val="18"/>
+          <w:szCs w:val="18"/>
+        </w:rPr>
+        <w:t xml:space="preserve"> id="HDV" </w:t>
+      </w:r>
+      <w:proofErr w:type="spellStart"/>
+      <w:r>
+        <w:rPr>
+          <w:rFonts w:ascii="Courier New" w:eastAsia="Courier New" w:hAnsi="Courier New" w:cs="Courier New"/>
+          <w:color w:val="2D2D2D"/>
+          <w:sz w:val="18"/>
+          <w:szCs w:val="18"/>
+        </w:rPr>
+        <w:t>carFollowModel</w:t>
+      </w:r>
+      <w:proofErr w:type="spellEnd"/>
+      <w:r>
+        <w:rPr>
+          <w:rFonts w:ascii="Courier New" w:eastAsia="Courier New" w:hAnsi="Courier New" w:cs="Courier New"/>
+          <w:color w:val="2D2D2D"/>
+          <w:sz w:val="18"/>
+          <w:szCs w:val="18"/>
+        </w:rPr>
+        <w:t xml:space="preserve">="Krauss" length="5.0" </w:t>
+      </w:r>
+      <w:proofErr w:type="spellStart"/>
+      <w:r>
+        <w:rPr>
+          <w:rFonts w:ascii="Courier New" w:eastAsia="Courier New" w:hAnsi="Courier New" w:cs="Courier New"/>
+          <w:color w:val="2D2D2D"/>
+          <w:sz w:val="18"/>
+          <w:szCs w:val="18"/>
+        </w:rPr>
+        <w:t>minGap</w:t>
+      </w:r>
+      <w:proofErr w:type="spellEnd"/>
+      <w:r>
+        <w:rPr>
+          <w:rFonts w:ascii="Courier New" w:eastAsia="Courier New" w:hAnsi="Courier New" w:cs="Courier New"/>
+          <w:color w:val="2D2D2D"/>
+          <w:sz w:val="18"/>
+          <w:szCs w:val="18"/>
+        </w:rPr>
+        <w:t xml:space="preserve">="2.5"            accel="2.6" </w:t>
+      </w:r>
+      <w:proofErr w:type="spellStart"/>
+      <w:r>
+        <w:rPr>
+          <w:rFonts w:ascii="Courier New" w:eastAsia="Courier New" w:hAnsi="Courier New" w:cs="Courier New"/>
+          <w:color w:val="2D2D2D"/>
+          <w:sz w:val="18"/>
+          <w:szCs w:val="18"/>
+        </w:rPr>
+        <w:t>decel</w:t>
+      </w:r>
+      <w:proofErr w:type="spellEnd"/>
+      <w:r>
+        <w:rPr>
+          <w:rFonts w:ascii="Courier New" w:eastAsia="Courier New" w:hAnsi="Courier New" w:cs="Courier New"/>
+          <w:color w:val="2D2D2D"/>
+          <w:sz w:val="18"/>
+          <w:szCs w:val="18"/>
+        </w:rPr>
+        <w:t xml:space="preserve">="4.5" </w:t>
+      </w:r>
+      <w:proofErr w:type="spellStart"/>
+      <w:r>
+        <w:rPr>
+          <w:rFonts w:ascii="Courier New" w:eastAsia="Courier New" w:hAnsi="Courier New" w:cs="Courier New"/>
+          <w:color w:val="2D2D2D"/>
+          <w:sz w:val="18"/>
+          <w:szCs w:val="18"/>
+        </w:rPr>
+        <w:t>maxSpeed</w:t>
+      </w:r>
+      <w:proofErr w:type="spellEnd"/>
+      <w:r>
+        <w:rPr>
+          <w:rFonts w:ascii="Courier New" w:eastAsia="Courier New" w:hAnsi="Courier New" w:cs="Courier New"/>
+          <w:color w:val="2D2D2D"/>
+          <w:sz w:val="18"/>
+          <w:szCs w:val="18"/>
+        </w:rPr>
+        <w:t>="33.33" sigma="0.5"/&gt;     &lt;route id="</w:t>
+      </w:r>
+      <w:proofErr w:type="spellStart"/>
+      <w:r>
+        <w:rPr>
+          <w:rFonts w:ascii="Courier New" w:eastAsia="Courier New" w:hAnsi="Courier New" w:cs="Courier New"/>
+          <w:color w:val="2D2D2D"/>
+          <w:sz w:val="18"/>
+          <w:szCs w:val="18"/>
+        </w:rPr>
+        <w:t>main_route</w:t>
+      </w:r>
+      <w:proofErr w:type="spellEnd"/>
+      <w:r>
+        <w:rPr>
+          <w:rFonts w:ascii="Courier New" w:eastAsia="Courier New" w:hAnsi="Courier New" w:cs="Courier New"/>
+          <w:color w:val="2D2D2D"/>
+          <w:sz w:val="18"/>
+          <w:szCs w:val="18"/>
+        </w:rPr>
+        <w:t>" edges="highway"/&gt;     &lt;flow id="</w:t>
+      </w:r>
+      <w:proofErr w:type="spellStart"/>
+      <w:r>
+        <w:rPr>
+          <w:rFonts w:ascii="Courier New" w:eastAsia="Courier New" w:hAnsi="Courier New" w:cs="Courier New"/>
+          <w:color w:val="2D2D2D"/>
+          <w:sz w:val="18"/>
+          <w:szCs w:val="18"/>
+        </w:rPr>
+        <w:t>cav_flow</w:t>
+      </w:r>
+      <w:proofErr w:type="spellEnd"/>
+      <w:r>
+        <w:rPr>
+          <w:rFonts w:ascii="Courier New" w:eastAsia="Courier New" w:hAnsi="Courier New" w:cs="Courier New"/>
+          <w:color w:val="2D2D2D"/>
+          <w:sz w:val="18"/>
+          <w:szCs w:val="18"/>
+        </w:rPr>
+        <w:t>" type="CAV" route="</w:t>
+      </w:r>
+      <w:proofErr w:type="spellStart"/>
+      <w:r>
+        <w:rPr>
+          <w:rFonts w:ascii="Courier New" w:eastAsia="Courier New" w:hAnsi="Courier New" w:cs="Courier New"/>
+          <w:color w:val="2D2D2D"/>
+          <w:sz w:val="18"/>
+          <w:szCs w:val="18"/>
+        </w:rPr>
+        <w:t>main_route</w:t>
+      </w:r>
+      <w:proofErr w:type="spellEnd"/>
+      <w:r>
+        <w:rPr>
+          <w:rFonts w:ascii="Courier New" w:eastAsia="Courier New" w:hAnsi="Courier New" w:cs="Courier New"/>
+          <w:color w:val="2D2D2D"/>
+          <w:sz w:val="18"/>
+          <w:szCs w:val="18"/>
+        </w:rPr>
+        <w:t xml:space="preserve">"           begin="0" end="600" </w:t>
+      </w:r>
+      <w:proofErr w:type="spellStart"/>
+      <w:r>
+        <w:rPr>
+          <w:rFonts w:ascii="Courier New" w:eastAsia="Courier New" w:hAnsi="Courier New" w:cs="Courier New"/>
+          <w:color w:val="2D2D2D"/>
+          <w:sz w:val="18"/>
+          <w:szCs w:val="18"/>
+        </w:rPr>
+        <w:t>vehsPerHour</w:t>
+      </w:r>
+      <w:proofErr w:type="spellEnd"/>
+      <w:r>
+        <w:rPr>
+          <w:rFonts w:ascii="Courier New" w:eastAsia="Courier New" w:hAnsi="Courier New" w:cs="Courier New"/>
+          <w:color w:val="2D2D2D"/>
+          <w:sz w:val="18"/>
+          <w:szCs w:val="18"/>
+        </w:rPr>
+        <w:t xml:space="preserve">="900" </w:t>
+      </w:r>
+      <w:proofErr w:type="spellStart"/>
+      <w:r>
+        <w:rPr>
+          <w:rFonts w:ascii="Courier New" w:eastAsia="Courier New" w:hAnsi="Courier New" w:cs="Courier New"/>
+          <w:color w:val="2D2D2D"/>
+          <w:sz w:val="18"/>
+          <w:szCs w:val="18"/>
+        </w:rPr>
+        <w:t>departLane</w:t>
+      </w:r>
+      <w:proofErr w:type="spellEnd"/>
+      <w:r>
+        <w:rPr>
+          <w:rFonts w:ascii="Courier New" w:eastAsia="Courier New" w:hAnsi="Courier New" w:cs="Courier New"/>
+          <w:color w:val="2D2D2D"/>
+          <w:sz w:val="18"/>
+          <w:szCs w:val="18"/>
+        </w:rPr>
+        <w:t xml:space="preserve">="random" </w:t>
+      </w:r>
+      <w:proofErr w:type="spellStart"/>
+      <w:r>
+        <w:rPr>
+          <w:rFonts w:ascii="Courier New" w:eastAsia="Courier New" w:hAnsi="Courier New" w:cs="Courier New"/>
+          <w:color w:val="2D2D2D"/>
+          <w:sz w:val="18"/>
+          <w:szCs w:val="18"/>
+        </w:rPr>
+        <w:t>departSpeed</w:t>
+      </w:r>
+      <w:proofErr w:type="spellEnd"/>
+      <w:r>
+        <w:rPr>
+          <w:rFonts w:ascii="Courier New" w:eastAsia="Courier New" w:hAnsi="Courier New" w:cs="Courier New"/>
+          <w:color w:val="2D2D2D"/>
+          <w:sz w:val="18"/>
+          <w:szCs w:val="18"/>
+        </w:rPr>
+        <w:t>="random"/&gt;     &lt;flow id="</w:t>
+      </w:r>
+      <w:proofErr w:type="spellStart"/>
+      <w:r>
+        <w:rPr>
+          <w:rFonts w:ascii="Courier New" w:eastAsia="Courier New" w:hAnsi="Courier New" w:cs="Courier New"/>
+          <w:color w:val="2D2D2D"/>
+          <w:sz w:val="18"/>
+          <w:szCs w:val="18"/>
+        </w:rPr>
+        <w:t>hdv_flow</w:t>
+      </w:r>
+      <w:proofErr w:type="spellEnd"/>
+      <w:r>
+        <w:rPr>
+          <w:rFonts w:ascii="Courier New" w:eastAsia="Courier New" w:hAnsi="Courier New" w:cs="Courier New"/>
+          <w:color w:val="2D2D2D"/>
+          <w:sz w:val="18"/>
+          <w:szCs w:val="18"/>
+        </w:rPr>
+        <w:t>" type="HDV" route="</w:t>
+      </w:r>
+      <w:proofErr w:type="spellStart"/>
+      <w:r>
+        <w:rPr>
+          <w:rFonts w:ascii="Courier New" w:eastAsia="Courier New" w:hAnsi="Courier New" w:cs="Courier New"/>
+          <w:color w:val="2D2D2D"/>
+          <w:sz w:val="18"/>
+          <w:szCs w:val="18"/>
+        </w:rPr>
+        <w:t>main_route</w:t>
+      </w:r>
+      <w:proofErr w:type="spellEnd"/>
+      <w:r>
+        <w:rPr>
+          <w:rFonts w:ascii="Courier New" w:eastAsia="Courier New" w:hAnsi="Courier New" w:cs="Courier New"/>
+          <w:color w:val="2D2D2D"/>
+          <w:sz w:val="18"/>
+          <w:szCs w:val="18"/>
+        </w:rPr>
+        <w:t xml:space="preserve">"           begin="0" end="600" </w:t>
+      </w:r>
+      <w:proofErr w:type="spellStart"/>
+      <w:r>
+        <w:rPr>
+          <w:rFonts w:ascii="Courier New" w:eastAsia="Courier New" w:hAnsi="Courier New" w:cs="Courier New"/>
+          <w:color w:val="2D2D2D"/>
+          <w:sz w:val="18"/>
+          <w:szCs w:val="18"/>
+        </w:rPr>
+        <w:t>vehsPerHour</w:t>
+      </w:r>
+      <w:proofErr w:type="spellEnd"/>
+      <w:r>
+        <w:rPr>
+          <w:rFonts w:ascii="Courier New" w:eastAsia="Courier New" w:hAnsi="Courier New" w:cs="Courier New"/>
+          <w:color w:val="2D2D2D"/>
+          <w:sz w:val="18"/>
+          <w:szCs w:val="18"/>
+        </w:rPr>
+        <w:t xml:space="preserve">="3600" </w:t>
+      </w:r>
+      <w:proofErr w:type="spellStart"/>
+      <w:r>
+        <w:rPr>
+          <w:rFonts w:ascii="Courier New" w:eastAsia="Courier New" w:hAnsi="Courier New" w:cs="Courier New"/>
+          <w:color w:val="2D2D2D"/>
+          <w:sz w:val="18"/>
+          <w:szCs w:val="18"/>
+        </w:rPr>
+        <w:t>departLane</w:t>
+      </w:r>
+      <w:proofErr w:type="spellEnd"/>
+      <w:r>
+        <w:rPr>
+          <w:rFonts w:ascii="Courier New" w:eastAsia="Courier New" w:hAnsi="Courier New" w:cs="Courier New"/>
+          <w:color w:val="2D2D2D"/>
+          <w:sz w:val="18"/>
+          <w:szCs w:val="18"/>
+        </w:rPr>
+        <w:t xml:space="preserve">="random" </w:t>
+      </w:r>
+      <w:proofErr w:type="spellStart"/>
+      <w:r>
+        <w:rPr>
+          <w:rFonts w:ascii="Courier New" w:eastAsia="Courier New" w:hAnsi="Courier New" w:cs="Courier New"/>
+          <w:color w:val="2D2D2D"/>
+          <w:sz w:val="18"/>
+          <w:szCs w:val="18"/>
+        </w:rPr>
+        <w:t>departSpeed</w:t>
+      </w:r>
+      <w:proofErr w:type="spellEnd"/>
+      <w:r>
+        <w:rPr>
+          <w:rFonts w:ascii="Courier New" w:eastAsia="Courier New" w:hAnsi="Courier New" w:cs="Courier New"/>
+          <w:color w:val="2D2D2D"/>
+          <w:sz w:val="18"/>
+          <w:szCs w:val="18"/>
+        </w:rPr>
+        <w:t>="random"/&gt; &lt;/routes&gt;</w:t>
       </w:r>
     </w:p>
     <w:p>
@@ -1210,8 +1757,23 @@
           <w:sz w:val="24"/>
           <w:szCs w:val="24"/>
         </w:rPr>
-        <w:t>SUMO Config — highway.sumocfg</w:t>
-      </w:r>
+        <w:t xml:space="preserve">SUMO Config — </w:t>
+      </w:r>
+      <w:proofErr w:type="spellStart"/>
+      <w:proofErr w:type="gramStart"/>
+      <w:r>
+        <w:rPr>
+          <w:rFonts w:ascii="Calibri" w:eastAsia="Calibri" w:hAnsi="Calibri" w:cs="Calibri"/>
+          <w:b/>
+          <w:bCs/>
+          <w:color w:val="0F3460"/>
+          <w:sz w:val="24"/>
+          <w:szCs w:val="24"/>
+        </w:rPr>
+        <w:t>highway.sumocfg</w:t>
+      </w:r>
+      <w:proofErr w:type="spellEnd"/>
+      <w:proofErr w:type="gramEnd"/>
     </w:p>
     <w:p>
       <w:pPr>
@@ -1303,7 +1865,23 @@
           <w:color w:val="1A1A2E"/>
         </w:rPr>
         <w:lastRenderedPageBreak/>
-        <w:t>Then test TraCI bridge using test_traci.py — verify vehicle types appear as CAV and HDV, speeds are in range 0–33.33 m/s, leader/follower data is populated.</w:t>
+        <w:t xml:space="preserve">Then test </w:t>
+      </w:r>
+      <w:proofErr w:type="spellStart"/>
+      <w:r>
+        <w:rPr>
+          <w:rFonts w:ascii="Calibri" w:eastAsia="Calibri" w:hAnsi="Calibri" w:cs="Calibri"/>
+          <w:color w:val="1A1A2E"/>
+        </w:rPr>
+        <w:t>TraCI</w:t>
+      </w:r>
+      <w:proofErr w:type="spellEnd"/>
+      <w:r>
+        <w:rPr>
+          <w:rFonts w:ascii="Calibri" w:eastAsia="Calibri" w:hAnsi="Calibri" w:cs="Calibri"/>
+          <w:color w:val="1A1A2E"/>
+        </w:rPr>
+        <w:t xml:space="preserve"> bridge using test_traci.py — verify vehicle types appear as CAV and HDV, speeds are in range 0–33.33 m/s, leader/follower data is populated.</w:t>
       </w:r>
     </w:p>
     <w:p>
@@ -1529,8 +2107,19 @@
                 <w:sz w:val="18"/>
                 <w:szCs w:val="18"/>
               </w:rPr>
-              <w:t>RSU center</w:t>
-            </w:r>
+              <w:t xml:space="preserve">RSU </w:t>
+            </w:r>
+            <w:proofErr w:type="spellStart"/>
+            <w:r>
+              <w:rPr>
+                <w:rFonts w:ascii="Calibri" w:eastAsia="Calibri" w:hAnsi="Calibri" w:cs="Calibri"/>
+                <w:color w:val="1A1A2E"/>
+                <w:sz w:val="18"/>
+                <w:szCs w:val="18"/>
+              </w:rPr>
+              <w:t>center</w:t>
+            </w:r>
+            <w:proofErr w:type="spellEnd"/>
           </w:p>
         </w:tc>
         <w:tc>
@@ -1669,7 +2258,27 @@
                 <w:sz w:val="18"/>
                 <w:szCs w:val="18"/>
               </w:rPr>
-              <w:t>900 CAV / 3600 HDV = 4500 total veh/hour</w:t>
+              <w:t xml:space="preserve">900 CAV / 3600 HDV = 4500 total </w:t>
+            </w:r>
+            <w:proofErr w:type="spellStart"/>
+            <w:r>
+              <w:rPr>
+                <w:rFonts w:ascii="Calibri" w:eastAsia="Calibri" w:hAnsi="Calibri" w:cs="Calibri"/>
+                <w:color w:val="1A1A2E"/>
+                <w:sz w:val="18"/>
+                <w:szCs w:val="18"/>
+              </w:rPr>
+              <w:t>veh</w:t>
+            </w:r>
+            <w:proofErr w:type="spellEnd"/>
+            <w:r>
+              <w:rPr>
+                <w:rFonts w:ascii="Calibri" w:eastAsia="Calibri" w:hAnsi="Calibri" w:cs="Calibri"/>
+                <w:color w:val="1A1A2E"/>
+                <w:sz w:val="18"/>
+                <w:szCs w:val="18"/>
+              </w:rPr>
+              <w:t>/hour</w:t>
             </w:r>
           </w:p>
         </w:tc>
@@ -1744,7 +2353,15 @@
       </w:pPr>
       <w:r>
         <w:lastRenderedPageBreak/>
-        <w:t>Step 1  —  Build the SUMO Highway Simulation Environment</w:t>
+        <w:t xml:space="preserve">Step </w:t>
+      </w:r>
+      <w:proofErr w:type="gramStart"/>
+      <w:r>
+        <w:t>1  —</w:t>
+      </w:r>
+      <w:proofErr w:type="gramEnd"/>
+      <w:r>
+        <w:t xml:space="preserve">  Build the SUMO Highway Simulation Environment</w:t>
       </w:r>
     </w:p>
     <w:p>
@@ -1796,7 +2413,23 @@
           <w:rFonts w:ascii="Calibri" w:eastAsia="Calibri" w:hAnsi="Calibri" w:cs="Calibri"/>
           <w:color w:val="1A1A2E"/>
         </w:rPr>
-        <w:t>A Python pipeline that runs the SUMO simulation via TraCI and extracts 30-step input windows with 50-step future trajectory labels for every CAV inside the RSU zone. Output: two NumPy arrays (X and Y) plus vehicle type metadata.</w:t>
+        <w:t xml:space="preserve">A Python pipeline that runs the SUMO simulation via </w:t>
+      </w:r>
+      <w:proofErr w:type="spellStart"/>
+      <w:r>
+        <w:rPr>
+          <w:rFonts w:ascii="Calibri" w:eastAsia="Calibri" w:hAnsi="Calibri" w:cs="Calibri"/>
+          <w:color w:val="1A1A2E"/>
+        </w:rPr>
+        <w:t>TraCI</w:t>
+      </w:r>
+      <w:proofErr w:type="spellEnd"/>
+      <w:r>
+        <w:rPr>
+          <w:rFonts w:ascii="Calibri" w:eastAsia="Calibri" w:hAnsi="Calibri" w:cs="Calibri"/>
+          <w:color w:val="1A1A2E"/>
+        </w:rPr>
+        <w:t xml:space="preserve"> and extracts 30-step input windows with 50-step future trajectory labels for every CAV inside the RSU zone. Output: two NumPy arrays (X and Y) plus vehicle type metadata.</w:t>
       </w:r>
     </w:p>
     <w:p>
@@ -1909,6 +2542,7 @@
             <w:shd w:val="clear" w:color="auto" w:fill="FFFFFF"/>
           </w:tcPr>
           <w:p>
+            <w:proofErr w:type="spellStart"/>
             <w:r>
               <w:rPr>
                 <w:rFonts w:ascii="Calibri" w:eastAsia="Calibri" w:hAnsi="Calibri" w:cs="Calibri"/>
@@ -1918,6 +2552,7 @@
               </w:rPr>
               <w:t>ground_truth_X.npy</w:t>
             </w:r>
+            <w:proofErr w:type="spellEnd"/>
           </w:p>
         </w:tc>
         <w:tc>
@@ -1962,6 +2597,7 @@
             <w:shd w:val="clear" w:color="auto" w:fill="F7FAFC"/>
           </w:tcPr>
           <w:p>
+            <w:proofErr w:type="spellStart"/>
             <w:r>
               <w:rPr>
                 <w:rFonts w:ascii="Calibri" w:eastAsia="Calibri" w:hAnsi="Calibri" w:cs="Calibri"/>
@@ -1971,6 +2607,7 @@
               </w:rPr>
               <w:t>ground_truth_Y.npy</w:t>
             </w:r>
+            <w:proofErr w:type="spellEnd"/>
           </w:p>
         </w:tc>
         <w:tc>
@@ -2003,7 +2640,29 @@
                 <w:sz w:val="18"/>
                 <w:szCs w:val="18"/>
               </w:rPr>
-              <w:t>Labels — ego x,y positions for next 50 steps</w:t>
+              <w:t xml:space="preserve">Labels — ego </w:t>
+            </w:r>
+            <w:proofErr w:type="spellStart"/>
+            <w:proofErr w:type="gramStart"/>
+            <w:r>
+              <w:rPr>
+                <w:rFonts w:ascii="Calibri" w:eastAsia="Calibri" w:hAnsi="Calibri" w:cs="Calibri"/>
+                <w:color w:val="1A1A2E"/>
+                <w:sz w:val="18"/>
+                <w:szCs w:val="18"/>
+              </w:rPr>
+              <w:t>x,y</w:t>
+            </w:r>
+            <w:proofErr w:type="spellEnd"/>
+            <w:proofErr w:type="gramEnd"/>
+            <w:r>
+              <w:rPr>
+                <w:rFonts w:ascii="Calibri" w:eastAsia="Calibri" w:hAnsi="Calibri" w:cs="Calibri"/>
+                <w:color w:val="1A1A2E"/>
+                <w:sz w:val="18"/>
+                <w:szCs w:val="18"/>
+              </w:rPr>
+              <w:t xml:space="preserve"> positions for next 50 steps</w:t>
             </w:r>
           </w:p>
         </w:tc>
@@ -2015,6 +2674,7 @@
             <w:shd w:val="clear" w:color="auto" w:fill="FFFFFF"/>
           </w:tcPr>
           <w:p>
+            <w:proofErr w:type="spellStart"/>
             <w:r>
               <w:rPr>
                 <w:rFonts w:ascii="Calibri" w:eastAsia="Calibri" w:hAnsi="Calibri" w:cs="Calibri"/>
@@ -2024,6 +2684,7 @@
               </w:rPr>
               <w:t>type_metadata.pkl</w:t>
             </w:r>
+            <w:proofErr w:type="spellEnd"/>
           </w:p>
         </w:tc>
         <w:tc>
@@ -2039,8 +2700,19 @@
                 <w:sz w:val="18"/>
                 <w:szCs w:val="18"/>
               </w:rPr>
-              <w:t>(N,) list of dicts</w:t>
-            </w:r>
+              <w:t xml:space="preserve">(N,) list of </w:t>
+            </w:r>
+            <w:proofErr w:type="spellStart"/>
+            <w:r>
+              <w:rPr>
+                <w:rFonts w:ascii="Calibri" w:eastAsia="Calibri" w:hAnsi="Calibri" w:cs="Calibri"/>
+                <w:color w:val="1A1A2E"/>
+                <w:sz w:val="18"/>
+                <w:szCs w:val="18"/>
+              </w:rPr>
+              <w:t>dicts</w:t>
+            </w:r>
+            <w:proofErr w:type="spellEnd"/>
           </w:p>
         </w:tc>
         <w:tc>
@@ -2049,14 +2721,45 @@
             <w:shd w:val="clear" w:color="auto" w:fill="FFFFFF"/>
           </w:tcPr>
           <w:p>
-            <w:r>
-              <w:rPr>
-                <w:rFonts w:ascii="Calibri" w:eastAsia="Calibri" w:hAnsi="Calibri" w:cs="Calibri"/>
-                <w:color w:val="1A1A2E"/>
-                <w:sz w:val="18"/>
-                <w:szCs w:val="18"/>
-              </w:rPr>
-              <w:t>leader_type and follower_type per time step — used in Step 4 for SFM injection</w:t>
+            <w:proofErr w:type="spellStart"/>
+            <w:r>
+              <w:rPr>
+                <w:rFonts w:ascii="Calibri" w:eastAsia="Calibri" w:hAnsi="Calibri" w:cs="Calibri"/>
+                <w:color w:val="1A1A2E"/>
+                <w:sz w:val="18"/>
+                <w:szCs w:val="18"/>
+              </w:rPr>
+              <w:t>leader_type</w:t>
+            </w:r>
+            <w:proofErr w:type="spellEnd"/>
+            <w:r>
+              <w:rPr>
+                <w:rFonts w:ascii="Calibri" w:eastAsia="Calibri" w:hAnsi="Calibri" w:cs="Calibri"/>
+                <w:color w:val="1A1A2E"/>
+                <w:sz w:val="18"/>
+                <w:szCs w:val="18"/>
+              </w:rPr>
+              <w:t xml:space="preserve"> and </w:t>
+            </w:r>
+            <w:proofErr w:type="spellStart"/>
+            <w:r>
+              <w:rPr>
+                <w:rFonts w:ascii="Calibri" w:eastAsia="Calibri" w:hAnsi="Calibri" w:cs="Calibri"/>
+                <w:color w:val="1A1A2E"/>
+                <w:sz w:val="18"/>
+                <w:szCs w:val="18"/>
+              </w:rPr>
+              <w:t>follower_type</w:t>
+            </w:r>
+            <w:proofErr w:type="spellEnd"/>
+            <w:r>
+              <w:rPr>
+                <w:rFonts w:ascii="Calibri" w:eastAsia="Calibri" w:hAnsi="Calibri" w:cs="Calibri"/>
+                <w:color w:val="1A1A2E"/>
+                <w:sz w:val="18"/>
+                <w:szCs w:val="18"/>
+              </w:rPr>
+              <w:t xml:space="preserve"> per time step — used in Step 4 for SFM injection</w:t>
             </w:r>
           </w:p>
         </w:tc>
@@ -2138,7 +2841,69 @@
           <w:sz w:val="18"/>
           <w:szCs w:val="18"/>
         </w:rPr>
-        <w:t>if traci.vehicle.getTypeID(veh_id) != 'CAV':     continue</w:t>
+        <w:t xml:space="preserve">if </w:t>
+      </w:r>
+      <w:proofErr w:type="spellStart"/>
+      <w:proofErr w:type="gramStart"/>
+      <w:r>
+        <w:rPr>
+          <w:rFonts w:ascii="Courier New" w:eastAsia="Courier New" w:hAnsi="Courier New" w:cs="Courier New"/>
+          <w:color w:val="2D2D2D"/>
+          <w:sz w:val="18"/>
+          <w:szCs w:val="18"/>
+        </w:rPr>
+        <w:t>traci.vehicle</w:t>
+      </w:r>
+      <w:proofErr w:type="gramEnd"/>
+      <w:r>
+        <w:rPr>
+          <w:rFonts w:ascii="Courier New" w:eastAsia="Courier New" w:hAnsi="Courier New" w:cs="Courier New"/>
+          <w:color w:val="2D2D2D"/>
+          <w:sz w:val="18"/>
+          <w:szCs w:val="18"/>
+        </w:rPr>
+        <w:t>.getTypeID</w:t>
+      </w:r>
+      <w:proofErr w:type="spellEnd"/>
+      <w:r>
+        <w:rPr>
+          <w:rFonts w:ascii="Courier New" w:eastAsia="Courier New" w:hAnsi="Courier New" w:cs="Courier New"/>
+          <w:color w:val="2D2D2D"/>
+          <w:sz w:val="18"/>
+          <w:szCs w:val="18"/>
+        </w:rPr>
+        <w:t>(</w:t>
+      </w:r>
+      <w:proofErr w:type="spellStart"/>
+      <w:r>
+        <w:rPr>
+          <w:rFonts w:ascii="Courier New" w:eastAsia="Courier New" w:hAnsi="Courier New" w:cs="Courier New"/>
+          <w:color w:val="2D2D2D"/>
+          <w:sz w:val="18"/>
+          <w:szCs w:val="18"/>
+        </w:rPr>
+        <w:t>veh_id</w:t>
+      </w:r>
+      <w:proofErr w:type="spellEnd"/>
+      <w:proofErr w:type="gramStart"/>
+      <w:r>
+        <w:rPr>
+          <w:rFonts w:ascii="Courier New" w:eastAsia="Courier New" w:hAnsi="Courier New" w:cs="Courier New"/>
+          <w:color w:val="2D2D2D"/>
+          <w:sz w:val="18"/>
+          <w:szCs w:val="18"/>
+        </w:rPr>
+        <w:t>) !</w:t>
+      </w:r>
+      <w:proofErr w:type="gramEnd"/>
+      <w:r>
+        <w:rPr>
+          <w:rFonts w:ascii="Courier New" w:eastAsia="Courier New" w:hAnsi="Courier New" w:cs="Courier New"/>
+          <w:color w:val="2D2D2D"/>
+          <w:sz w:val="18"/>
+          <w:szCs w:val="18"/>
+        </w:rPr>
+        <w:t>= 'CAV':     continue</w:t>
       </w:r>
     </w:p>
     <w:p>
@@ -2173,7 +2938,23 @@
           <w:rFonts w:ascii="Calibri" w:eastAsia="Calibri" w:hAnsi="Calibri" w:cs="Calibri"/>
           <w:color w:val="1A1A2E"/>
         </w:rPr>
-        <w:t>Only vehicles with x-position within 300m of the 500m midpoint (i.e., 200m to 800m) are tracked. When a vehicle exits the zone, its episode buffer is flushed to completed_episodes if it meets the minimum length. This ensures temporal continuity — no episode contains a gap from a zone exit and re-entry.</w:t>
+        <w:t xml:space="preserve">Only vehicles with x-position within 300m of the 500m midpoint (i.e., 200m to 800m) are tracked. When a vehicle exits the zone, its episode buffer is flushed to </w:t>
+      </w:r>
+      <w:proofErr w:type="spellStart"/>
+      <w:r>
+        <w:rPr>
+          <w:rFonts w:ascii="Calibri" w:eastAsia="Calibri" w:hAnsi="Calibri" w:cs="Calibri"/>
+          <w:color w:val="1A1A2E"/>
+        </w:rPr>
+        <w:t>completed_episodes</w:t>
+      </w:r>
+      <w:proofErr w:type="spellEnd"/>
+      <w:r>
+        <w:rPr>
+          <w:rFonts w:ascii="Calibri" w:eastAsia="Calibri" w:hAnsi="Calibri" w:cs="Calibri"/>
+          <w:color w:val="1A1A2E"/>
+        </w:rPr>
+        <w:t xml:space="preserve"> if it meets the minimum length. This ensures temporal continuity — no episode contains a gap from a zone exit and re-entry.</w:t>
       </w:r>
     </w:p>
     <w:p>
@@ -2208,7 +2989,41 @@
           <w:rFonts w:ascii="Calibri" w:eastAsia="Calibri" w:hAnsi="Calibri" w:cs="Calibri"/>
           <w:color w:val="1A1A2E"/>
         </w:rPr>
-        <w:t>Phase 1 (simulation loop): raw snapshots are accumulated per vehicle into active_episodes. Phase 2 (post-processing): completed episodes are sliced into windows after traci.close(). This separation is necessary because at the moment of saving a window, the future 50 steps have not happened yet.</w:t>
+        <w:t xml:space="preserve">Phase 1 (simulation loop): raw snapshots are accumulated per vehicle into </w:t>
+      </w:r>
+      <w:proofErr w:type="spellStart"/>
+      <w:r>
+        <w:rPr>
+          <w:rFonts w:ascii="Calibri" w:eastAsia="Calibri" w:hAnsi="Calibri" w:cs="Calibri"/>
+          <w:color w:val="1A1A2E"/>
+        </w:rPr>
+        <w:t>active_episodes</w:t>
+      </w:r>
+      <w:proofErr w:type="spellEnd"/>
+      <w:r>
+        <w:rPr>
+          <w:rFonts w:ascii="Calibri" w:eastAsia="Calibri" w:hAnsi="Calibri" w:cs="Calibri"/>
+          <w:color w:val="1A1A2E"/>
+        </w:rPr>
+        <w:t xml:space="preserve">. Phase 2 (post-processing): completed episodes are sliced into windows after </w:t>
+      </w:r>
+      <w:proofErr w:type="spellStart"/>
+      <w:proofErr w:type="gramStart"/>
+      <w:r>
+        <w:rPr>
+          <w:rFonts w:ascii="Calibri" w:eastAsia="Calibri" w:hAnsi="Calibri" w:cs="Calibri"/>
+          <w:color w:val="1A1A2E"/>
+        </w:rPr>
+        <w:t>traci.close</w:t>
+      </w:r>
+      <w:proofErr w:type="spellEnd"/>
+      <w:proofErr w:type="gramEnd"/>
+      <w:r>
+        <w:rPr>
+          <w:rFonts w:ascii="Calibri" w:eastAsia="Calibri" w:hAnsi="Calibri" w:cs="Calibri"/>
+          <w:color w:val="1A1A2E"/>
+        </w:rPr>
+        <w:t>(). This separation is necessary because at the moment of saving a window, the future 50 steps have not happened yet.</w:t>
       </w:r>
     </w:p>
     <w:p>
@@ -2221,6 +3036,7 @@
         <w:pStyle w:val="Heading3"/>
         <w:spacing w:before="160" w:after="60"/>
       </w:pPr>
+      <w:proofErr w:type="spellStart"/>
       <w:r>
         <w:rPr>
           <w:rFonts w:ascii="Calibri" w:eastAsia="Calibri" w:hAnsi="Calibri" w:cs="Calibri"/>
@@ -2230,20 +3046,41 @@
           <w:sz w:val="22"/>
           <w:szCs w:val="22"/>
         </w:rPr>
-        <w:t>has_leader check</w:t>
-      </w:r>
-    </w:p>
-    <w:p>
-      <w:pPr>
-        <w:spacing w:before="60" w:after="80"/>
-        <w:jc w:val="both"/>
-      </w:pPr>
-      <w:r>
-        <w:rPr>
-          <w:rFonts w:ascii="Calibri" w:eastAsia="Calibri" w:hAnsi="Calibri" w:cs="Calibri"/>
-          <w:color w:val="1A1A2E"/>
-        </w:rPr>
-        <w:t>TraCI returns ('', -1) when no leader exists — not None. A plain 'if leader' check would pass because a tuple is truthy even with an empty string ID. The correct check is:</w:t>
+        <w:t>has_leader</w:t>
+      </w:r>
+      <w:proofErr w:type="spellEnd"/>
+      <w:r>
+        <w:rPr>
+          <w:rFonts w:ascii="Calibri" w:eastAsia="Calibri" w:hAnsi="Calibri" w:cs="Calibri"/>
+          <w:b/>
+          <w:bCs/>
+          <w:color w:val="1A7A8A"/>
+          <w:sz w:val="22"/>
+          <w:szCs w:val="22"/>
+        </w:rPr>
+        <w:t xml:space="preserve"> check</w:t>
+      </w:r>
+    </w:p>
+    <w:p>
+      <w:pPr>
+        <w:spacing w:before="60" w:after="80"/>
+        <w:jc w:val="both"/>
+      </w:pPr>
+      <w:proofErr w:type="spellStart"/>
+      <w:r>
+        <w:rPr>
+          <w:rFonts w:ascii="Calibri" w:eastAsia="Calibri" w:hAnsi="Calibri" w:cs="Calibri"/>
+          <w:color w:val="1A1A2E"/>
+        </w:rPr>
+        <w:t>TraCI</w:t>
+      </w:r>
+      <w:proofErr w:type="spellEnd"/>
+      <w:r>
+        <w:rPr>
+          <w:rFonts w:ascii="Calibri" w:eastAsia="Calibri" w:hAnsi="Calibri" w:cs="Calibri"/>
+          <w:color w:val="1A1A2E"/>
+        </w:rPr>
+        <w:t xml:space="preserve"> returns ('', -1) when no leader exists — not None. A plain 'if leader' check would pass because a tuple is truthy even with an empty string ID. The correct check is:</w:t>
       </w:r>
     </w:p>
     <w:p>
@@ -2258,6 +3095,7 @@
         <w:spacing w:before="80" w:after="80"/>
         <w:ind w:left="360"/>
       </w:pPr>
+      <w:proofErr w:type="spellStart"/>
       <w:r>
         <w:rPr>
           <w:rFonts w:ascii="Courier New" w:eastAsia="Courier New" w:hAnsi="Courier New" w:cs="Courier New"/>
@@ -2265,7 +3103,57 @@
           <w:sz w:val="18"/>
           <w:szCs w:val="18"/>
         </w:rPr>
-        <w:t>has_leader = leader and leader[0] != ''</w:t>
+        <w:t>has_leader</w:t>
+      </w:r>
+      <w:proofErr w:type="spellEnd"/>
+      <w:r>
+        <w:rPr>
+          <w:rFonts w:ascii="Courier New" w:eastAsia="Courier New" w:hAnsi="Courier New" w:cs="Courier New"/>
+          <w:color w:val="2D2D2D"/>
+          <w:sz w:val="18"/>
+          <w:szCs w:val="18"/>
+        </w:rPr>
+        <w:t xml:space="preserve"> = leader and </w:t>
+      </w:r>
+      <w:proofErr w:type="gramStart"/>
+      <w:r>
+        <w:rPr>
+          <w:rFonts w:ascii="Courier New" w:eastAsia="Courier New" w:hAnsi="Courier New" w:cs="Courier New"/>
+          <w:color w:val="2D2D2D"/>
+          <w:sz w:val="18"/>
+          <w:szCs w:val="18"/>
+        </w:rPr>
+        <w:t>leader[</w:t>
+      </w:r>
+      <w:proofErr w:type="gramEnd"/>
+      <w:r>
+        <w:rPr>
+          <w:rFonts w:ascii="Courier New" w:eastAsia="Courier New" w:hAnsi="Courier New" w:cs="Courier New"/>
+          <w:color w:val="2D2D2D"/>
+          <w:sz w:val="18"/>
+          <w:szCs w:val="18"/>
+        </w:rPr>
+        <w:t>0</w:t>
+      </w:r>
+      <w:proofErr w:type="gramStart"/>
+      <w:r>
+        <w:rPr>
+          <w:rFonts w:ascii="Courier New" w:eastAsia="Courier New" w:hAnsi="Courier New" w:cs="Courier New"/>
+          <w:color w:val="2D2D2D"/>
+          <w:sz w:val="18"/>
+          <w:szCs w:val="18"/>
+        </w:rPr>
+        <w:t>] !</w:t>
+      </w:r>
+      <w:proofErr w:type="gramEnd"/>
+      <w:r>
+        <w:rPr>
+          <w:rFonts w:ascii="Courier New" w:eastAsia="Courier New" w:hAnsi="Courier New" w:cs="Courier New"/>
+          <w:color w:val="2D2D2D"/>
+          <w:sz w:val="18"/>
+          <w:szCs w:val="18"/>
+        </w:rPr>
+        <w:t>= ''</w:t>
       </w:r>
     </w:p>
     <w:p>
@@ -2641,8 +3529,19 @@
                 <w:sz w:val="18"/>
                 <w:szCs w:val="18"/>
               </w:rPr>
-              <w:t>Ego columns NaN</w:t>
-            </w:r>
+              <w:t xml:space="preserve">Ego columns </w:t>
+            </w:r>
+            <w:proofErr w:type="spellStart"/>
+            <w:r>
+              <w:rPr>
+                <w:rFonts w:ascii="Calibri" w:eastAsia="Calibri" w:hAnsi="Calibri" w:cs="Calibri"/>
+                <w:color w:val="1A1A2E"/>
+                <w:sz w:val="18"/>
+                <w:szCs w:val="18"/>
+              </w:rPr>
+              <w:t>NaN</w:t>
+            </w:r>
+            <w:proofErr w:type="spellEnd"/>
           </w:p>
         </w:tc>
         <w:tc>
@@ -2923,7 +3822,55 @@
           <w:rFonts w:ascii="Calibri" w:eastAsia="Calibri" w:hAnsi="Calibri" w:cs="Calibri"/>
           <w:color w:val="856404"/>
         </w:rPr>
-        <w:t>Open question for supervisor: can the ego-CAV measure gap_to_leader using onboard radar when the leader is an HDV? Currently, gap_to_leader is only NaN when no vehicle exists ahead — not when the leader is an HDV. This affects SFM injection design in Step 4.</w:t>
+        <w:t xml:space="preserve">Open question for supervisor: can the ego-CAV measure </w:t>
+      </w:r>
+      <w:proofErr w:type="spellStart"/>
+      <w:r>
+        <w:rPr>
+          <w:rFonts w:ascii="Calibri" w:eastAsia="Calibri" w:hAnsi="Calibri" w:cs="Calibri"/>
+          <w:color w:val="856404"/>
+        </w:rPr>
+        <w:t>gap_to_leader</w:t>
+      </w:r>
+      <w:proofErr w:type="spellEnd"/>
+      <w:r>
+        <w:rPr>
+          <w:rFonts w:ascii="Calibri" w:eastAsia="Calibri" w:hAnsi="Calibri" w:cs="Calibri"/>
+          <w:color w:val="856404"/>
+        </w:rPr>
+        <w:t xml:space="preserve"> using onboard radar when the leader is an HDV? Currently, </w:t>
+      </w:r>
+      <w:proofErr w:type="spellStart"/>
+      <w:r>
+        <w:rPr>
+          <w:rFonts w:ascii="Calibri" w:eastAsia="Calibri" w:hAnsi="Calibri" w:cs="Calibri"/>
+          <w:color w:val="856404"/>
+        </w:rPr>
+        <w:t>gap_to_leader</w:t>
+      </w:r>
+      <w:proofErr w:type="spellEnd"/>
+      <w:r>
+        <w:rPr>
+          <w:rFonts w:ascii="Calibri" w:eastAsia="Calibri" w:hAnsi="Calibri" w:cs="Calibri"/>
+          <w:color w:val="856404"/>
+        </w:rPr>
+        <w:t xml:space="preserve"> is only </w:t>
+      </w:r>
+      <w:proofErr w:type="spellStart"/>
+      <w:r>
+        <w:rPr>
+          <w:rFonts w:ascii="Calibri" w:eastAsia="Calibri" w:hAnsi="Calibri" w:cs="Calibri"/>
+          <w:color w:val="856404"/>
+        </w:rPr>
+        <w:t>NaN</w:t>
+      </w:r>
+      <w:proofErr w:type="spellEnd"/>
+      <w:r>
+        <w:rPr>
+          <w:rFonts w:ascii="Calibri" w:eastAsia="Calibri" w:hAnsi="Calibri" w:cs="Calibri"/>
+          <w:color w:val="856404"/>
+        </w:rPr>
+        <w:t xml:space="preserve"> when no vehicle exists ahead — not when the leader is an HDV. This affects SFM injection design in Step 4.</w:t>
       </w:r>
     </w:p>
     <w:p>
@@ -2942,7 +3889,15 @@
       </w:pPr>
       <w:r>
         <w:lastRenderedPageBreak/>
-        <w:t>Step 3  —  Run Simulations Across Three CAV Penetration Rates</w:t>
+        <w:t xml:space="preserve">Step </w:t>
+      </w:r>
+      <w:proofErr w:type="gramStart"/>
+      <w:r>
+        <w:t>3  —</w:t>
+      </w:r>
+      <w:proofErr w:type="gramEnd"/>
+      <w:r>
+        <w:t xml:space="preserve">  Run Simulations Across Three CAV Penetration Rates</w:t>
       </w:r>
     </w:p>
     <w:p>
@@ -2972,7 +3927,32 @@
           <w:rFonts w:ascii="Calibri" w:eastAsia="Calibri" w:hAnsi="Calibri" w:cs="Calibri"/>
           <w:color w:val="1A1A2E"/>
         </w:rPr>
-        <w:t>An automated pipeline that runs 60 simulations (3 penetration rates × 20 seeds) and saves each as a compressed .npz archive. This generates the statistical foundation for Experiments E1–E5.</w:t>
+        <w:t xml:space="preserve">An automated pipeline that runs 60 simulations (3 penetration rates × 20 seeds) and saves each as a </w:t>
+      </w:r>
+      <w:proofErr w:type="gramStart"/>
+      <w:r>
+        <w:rPr>
+          <w:rFonts w:ascii="Calibri" w:eastAsia="Calibri" w:hAnsi="Calibri" w:cs="Calibri"/>
+          <w:color w:val="1A1A2E"/>
+        </w:rPr>
+        <w:t>compressed .</w:t>
+      </w:r>
+      <w:proofErr w:type="spellStart"/>
+      <w:r>
+        <w:rPr>
+          <w:rFonts w:ascii="Calibri" w:eastAsia="Calibri" w:hAnsi="Calibri" w:cs="Calibri"/>
+          <w:color w:val="1A1A2E"/>
+        </w:rPr>
+        <w:t>npz</w:t>
+      </w:r>
+      <w:proofErr w:type="spellEnd"/>
+      <w:proofErr w:type="gramEnd"/>
+      <w:r>
+        <w:rPr>
+          <w:rFonts w:ascii="Calibri" w:eastAsia="Calibri" w:hAnsi="Calibri" w:cs="Calibri"/>
+          <w:color w:val="1A1A2E"/>
+        </w:rPr>
+        <w:t xml:space="preserve"> archive. This generates the statistical foundation for Experiments E1–E5.</w:t>
       </w:r>
     </w:p>
     <w:p>
@@ -3167,7 +4147,27 @@
                 <w:sz w:val="18"/>
                 <w:szCs w:val="18"/>
               </w:rPr>
-              <w:t>450 veh/h</w:t>
+              <w:t xml:space="preserve">450 </w:t>
+            </w:r>
+            <w:proofErr w:type="spellStart"/>
+            <w:r>
+              <w:rPr>
+                <w:rFonts w:ascii="Calibri" w:eastAsia="Calibri" w:hAnsi="Calibri" w:cs="Calibri"/>
+                <w:color w:val="1A1A2E"/>
+                <w:sz w:val="18"/>
+                <w:szCs w:val="18"/>
+              </w:rPr>
+              <w:t>veh</w:t>
+            </w:r>
+            <w:proofErr w:type="spellEnd"/>
+            <w:r>
+              <w:rPr>
+                <w:rFonts w:ascii="Calibri" w:eastAsia="Calibri" w:hAnsi="Calibri" w:cs="Calibri"/>
+                <w:color w:val="1A1A2E"/>
+                <w:sz w:val="18"/>
+                <w:szCs w:val="18"/>
+              </w:rPr>
+              <w:t>/h</w:t>
             </w:r>
           </w:p>
         </w:tc>
@@ -3184,7 +4184,27 @@
                 <w:sz w:val="18"/>
                 <w:szCs w:val="18"/>
               </w:rPr>
-              <w:t>4050 veh/h</w:t>
+              <w:t xml:space="preserve">4050 </w:t>
+            </w:r>
+            <w:proofErr w:type="spellStart"/>
+            <w:r>
+              <w:rPr>
+                <w:rFonts w:ascii="Calibri" w:eastAsia="Calibri" w:hAnsi="Calibri" w:cs="Calibri"/>
+                <w:color w:val="1A1A2E"/>
+                <w:sz w:val="18"/>
+                <w:szCs w:val="18"/>
+              </w:rPr>
+              <w:t>veh</w:t>
+            </w:r>
+            <w:proofErr w:type="spellEnd"/>
+            <w:r>
+              <w:rPr>
+                <w:rFonts w:ascii="Calibri" w:eastAsia="Calibri" w:hAnsi="Calibri" w:cs="Calibri"/>
+                <w:color w:val="1A1A2E"/>
+                <w:sz w:val="18"/>
+                <w:szCs w:val="18"/>
+              </w:rPr>
+              <w:t>/h</w:t>
             </w:r>
           </w:p>
         </w:tc>
@@ -3254,7 +4274,27 @@
                 <w:sz w:val="18"/>
                 <w:szCs w:val="18"/>
               </w:rPr>
-              <w:t>900 veh/h</w:t>
+              <w:t xml:space="preserve">900 </w:t>
+            </w:r>
+            <w:proofErr w:type="spellStart"/>
+            <w:r>
+              <w:rPr>
+                <w:rFonts w:ascii="Calibri" w:eastAsia="Calibri" w:hAnsi="Calibri" w:cs="Calibri"/>
+                <w:color w:val="1A1A2E"/>
+                <w:sz w:val="18"/>
+                <w:szCs w:val="18"/>
+              </w:rPr>
+              <w:t>veh</w:t>
+            </w:r>
+            <w:proofErr w:type="spellEnd"/>
+            <w:r>
+              <w:rPr>
+                <w:rFonts w:ascii="Calibri" w:eastAsia="Calibri" w:hAnsi="Calibri" w:cs="Calibri"/>
+                <w:color w:val="1A1A2E"/>
+                <w:sz w:val="18"/>
+                <w:szCs w:val="18"/>
+              </w:rPr>
+              <w:t>/h</w:t>
             </w:r>
           </w:p>
         </w:tc>
@@ -3271,7 +4311,27 @@
                 <w:sz w:val="18"/>
                 <w:szCs w:val="18"/>
               </w:rPr>
-              <w:t>3600 veh/h</w:t>
+              <w:t xml:space="preserve">3600 </w:t>
+            </w:r>
+            <w:proofErr w:type="spellStart"/>
+            <w:r>
+              <w:rPr>
+                <w:rFonts w:ascii="Calibri" w:eastAsia="Calibri" w:hAnsi="Calibri" w:cs="Calibri"/>
+                <w:color w:val="1A1A2E"/>
+                <w:sz w:val="18"/>
+                <w:szCs w:val="18"/>
+              </w:rPr>
+              <w:t>veh</w:t>
+            </w:r>
+            <w:proofErr w:type="spellEnd"/>
+            <w:r>
+              <w:rPr>
+                <w:rFonts w:ascii="Calibri" w:eastAsia="Calibri" w:hAnsi="Calibri" w:cs="Calibri"/>
+                <w:color w:val="1A1A2E"/>
+                <w:sz w:val="18"/>
+                <w:szCs w:val="18"/>
+              </w:rPr>
+              <w:t>/h</w:t>
             </w:r>
           </w:p>
         </w:tc>
@@ -3344,7 +4404,27 @@
                 <w:sz w:val="18"/>
                 <w:szCs w:val="18"/>
               </w:rPr>
-              <w:t>1350 veh/h</w:t>
+              <w:t xml:space="preserve">1350 </w:t>
+            </w:r>
+            <w:proofErr w:type="spellStart"/>
+            <w:r>
+              <w:rPr>
+                <w:rFonts w:ascii="Calibri" w:eastAsia="Calibri" w:hAnsi="Calibri" w:cs="Calibri"/>
+                <w:color w:val="1A1A2E"/>
+                <w:sz w:val="18"/>
+                <w:szCs w:val="18"/>
+              </w:rPr>
+              <w:t>veh</w:t>
+            </w:r>
+            <w:proofErr w:type="spellEnd"/>
+            <w:r>
+              <w:rPr>
+                <w:rFonts w:ascii="Calibri" w:eastAsia="Calibri" w:hAnsi="Calibri" w:cs="Calibri"/>
+                <w:color w:val="1A1A2E"/>
+                <w:sz w:val="18"/>
+                <w:szCs w:val="18"/>
+              </w:rPr>
+              <w:t>/h</w:t>
             </w:r>
           </w:p>
         </w:tc>
@@ -3361,7 +4441,27 @@
                 <w:sz w:val="18"/>
                 <w:szCs w:val="18"/>
               </w:rPr>
-              <w:t>3150 veh/h</w:t>
+              <w:t xml:space="preserve">3150 </w:t>
+            </w:r>
+            <w:proofErr w:type="spellStart"/>
+            <w:r>
+              <w:rPr>
+                <w:rFonts w:ascii="Calibri" w:eastAsia="Calibri" w:hAnsi="Calibri" w:cs="Calibri"/>
+                <w:color w:val="1A1A2E"/>
+                <w:sz w:val="18"/>
+                <w:szCs w:val="18"/>
+              </w:rPr>
+              <w:t>veh</w:t>
+            </w:r>
+            <w:proofErr w:type="spellEnd"/>
+            <w:r>
+              <w:rPr>
+                <w:rFonts w:ascii="Calibri" w:eastAsia="Calibri" w:hAnsi="Calibri" w:cs="Calibri"/>
+                <w:color w:val="1A1A2E"/>
+                <w:sz w:val="18"/>
+                <w:szCs w:val="18"/>
+              </w:rPr>
+              <w:t>/h</w:t>
             </w:r>
           </w:p>
         </w:tc>
@@ -3495,7 +4595,67 @@
           <w:sz w:val="18"/>
           <w:szCs w:val="18"/>
         </w:rPr>
-        <w:t>data/   penetration_10/     run_seed_1.npz  ...  run_seed_20.npz   penetration_20/     run_seed_1.npz  ...  run_seed_20.npz   penetration_30/     run_seed_1.npz  ...  run_seed_20.npz</w:t>
+        <w:t xml:space="preserve">data/   penetration_10/     </w:t>
+      </w:r>
+      <w:proofErr w:type="gramStart"/>
+      <w:r>
+        <w:rPr>
+          <w:rFonts w:ascii="Courier New" w:eastAsia="Courier New" w:hAnsi="Courier New" w:cs="Courier New"/>
+          <w:color w:val="2D2D2D"/>
+          <w:sz w:val="18"/>
+          <w:szCs w:val="18"/>
+        </w:rPr>
+        <w:t>run_seed_1.npz  ...</w:t>
+      </w:r>
+      <w:proofErr w:type="gramEnd"/>
+      <w:r>
+        <w:rPr>
+          <w:rFonts w:ascii="Courier New" w:eastAsia="Courier New" w:hAnsi="Courier New" w:cs="Courier New"/>
+          <w:color w:val="2D2D2D"/>
+          <w:sz w:val="18"/>
+          <w:szCs w:val="18"/>
+        </w:rPr>
+        <w:t xml:space="preserve">  run_seed_20.npz   penetration_20/     </w:t>
+      </w:r>
+      <w:proofErr w:type="gramStart"/>
+      <w:r>
+        <w:rPr>
+          <w:rFonts w:ascii="Courier New" w:eastAsia="Courier New" w:hAnsi="Courier New" w:cs="Courier New"/>
+          <w:color w:val="2D2D2D"/>
+          <w:sz w:val="18"/>
+          <w:szCs w:val="18"/>
+        </w:rPr>
+        <w:t>run_seed_1.npz  ...</w:t>
+      </w:r>
+      <w:proofErr w:type="gramEnd"/>
+      <w:r>
+        <w:rPr>
+          <w:rFonts w:ascii="Courier New" w:eastAsia="Courier New" w:hAnsi="Courier New" w:cs="Courier New"/>
+          <w:color w:val="2D2D2D"/>
+          <w:sz w:val="18"/>
+          <w:szCs w:val="18"/>
+        </w:rPr>
+        <w:t xml:space="preserve">  run_seed_20.npz   penetration_30/     </w:t>
+      </w:r>
+      <w:proofErr w:type="gramStart"/>
+      <w:r>
+        <w:rPr>
+          <w:rFonts w:ascii="Courier New" w:eastAsia="Courier New" w:hAnsi="Courier New" w:cs="Courier New"/>
+          <w:color w:val="2D2D2D"/>
+          <w:sz w:val="18"/>
+          <w:szCs w:val="18"/>
+        </w:rPr>
+        <w:t>run_seed_1.npz  ...</w:t>
+      </w:r>
+      <w:proofErr w:type="gramEnd"/>
+      <w:r>
+        <w:rPr>
+          <w:rFonts w:ascii="Courier New" w:eastAsia="Courier New" w:hAnsi="Courier New" w:cs="Courier New"/>
+          <w:color w:val="2D2D2D"/>
+          <w:sz w:val="18"/>
+          <w:szCs w:val="18"/>
+        </w:rPr>
+        <w:t xml:space="preserve">  run_seed_20.npz</w:t>
       </w:r>
     </w:p>
     <w:p>
@@ -3513,7 +4673,23 @@
           <w:rFonts w:ascii="Calibri" w:eastAsia="Calibri" w:hAnsi="Calibri" w:cs="Calibri"/>
           <w:color w:val="1A1A2E"/>
         </w:rPr>
-        <w:t>Each .npz file contains three arrays:</w:t>
+        <w:t>Each .</w:t>
+      </w:r>
+      <w:proofErr w:type="spellStart"/>
+      <w:r>
+        <w:rPr>
+          <w:rFonts w:ascii="Calibri" w:eastAsia="Calibri" w:hAnsi="Calibri" w:cs="Calibri"/>
+          <w:color w:val="1A1A2E"/>
+        </w:rPr>
+        <w:t>npz</w:t>
+      </w:r>
+      <w:proofErr w:type="spellEnd"/>
+      <w:r>
+        <w:rPr>
+          <w:rFonts w:ascii="Calibri" w:eastAsia="Calibri" w:hAnsi="Calibri" w:cs="Calibri"/>
+          <w:color w:val="1A1A2E"/>
+        </w:rPr>
+        <w:t xml:space="preserve"> file contains three arrays:</w:t>
       </w:r>
     </w:p>
     <w:p>
@@ -3565,6 +4741,7 @@
         <w:pStyle w:val="Heading2"/>
         <w:spacing w:before="240" w:after="80"/>
       </w:pPr>
+      <w:proofErr w:type="gramStart"/>
       <w:r>
         <w:rPr>
           <w:rFonts w:ascii="Calibri" w:eastAsia="Calibri" w:hAnsi="Calibri" w:cs="Calibri"/>
@@ -3574,7 +4751,32 @@
           <w:sz w:val="24"/>
           <w:szCs w:val="24"/>
         </w:rPr>
-        <w:t>Why .npz Instead of Separate Files</w:t>
+        <w:t>Why .</w:t>
+      </w:r>
+      <w:proofErr w:type="spellStart"/>
+      <w:r>
+        <w:rPr>
+          <w:rFonts w:ascii="Calibri" w:eastAsia="Calibri" w:hAnsi="Calibri" w:cs="Calibri"/>
+          <w:b/>
+          <w:bCs/>
+          <w:color w:val="0F3460"/>
+          <w:sz w:val="24"/>
+          <w:szCs w:val="24"/>
+        </w:rPr>
+        <w:t>npz</w:t>
+      </w:r>
+      <w:proofErr w:type="spellEnd"/>
+      <w:proofErr w:type="gramEnd"/>
+      <w:r>
+        <w:rPr>
+          <w:rFonts w:ascii="Calibri" w:eastAsia="Calibri" w:hAnsi="Calibri" w:cs="Calibri"/>
+          <w:b/>
+          <w:bCs/>
+          <w:color w:val="0F3460"/>
+          <w:sz w:val="24"/>
+          <w:szCs w:val="24"/>
+        </w:rPr>
+        <w:t xml:space="preserve"> Instead of Separate Files</w:t>
       </w:r>
     </w:p>
     <w:p>
@@ -3680,6 +4882,7 @@
             <w:shd w:val="clear" w:color="auto" w:fill="FFFFFF"/>
           </w:tcPr>
           <w:p>
+            <w:proofErr w:type="spellStart"/>
             <w:r>
               <w:rPr>
                 <w:rFonts w:ascii="Calibri" w:eastAsia="Calibri" w:hAnsi="Calibri" w:cs="Calibri"/>
@@ -3689,6 +4892,7 @@
               </w:rPr>
               <w:t>Restartable</w:t>
             </w:r>
+            <w:proofErr w:type="spellEnd"/>
           </w:p>
         </w:tc>
         <w:tc>
@@ -3704,7 +4908,38 @@
                 <w:sz w:val="18"/>
                 <w:szCs w:val="18"/>
               </w:rPr>
-              <w:t>If a .npz already exists for a run, it is skipped. The script can be interrupted and resumed without re-running completed simulations.</w:t>
+              <w:t xml:space="preserve">If </w:t>
+            </w:r>
+            <w:proofErr w:type="gramStart"/>
+            <w:r>
+              <w:rPr>
+                <w:rFonts w:ascii="Calibri" w:eastAsia="Calibri" w:hAnsi="Calibri" w:cs="Calibri"/>
+                <w:color w:val="1A1A2E"/>
+                <w:sz w:val="18"/>
+                <w:szCs w:val="18"/>
+              </w:rPr>
+              <w:t>a .</w:t>
+            </w:r>
+            <w:proofErr w:type="spellStart"/>
+            <w:r>
+              <w:rPr>
+                <w:rFonts w:ascii="Calibri" w:eastAsia="Calibri" w:hAnsi="Calibri" w:cs="Calibri"/>
+                <w:color w:val="1A1A2E"/>
+                <w:sz w:val="18"/>
+                <w:szCs w:val="18"/>
+              </w:rPr>
+              <w:t>npz</w:t>
+            </w:r>
+            <w:proofErr w:type="spellEnd"/>
+            <w:proofErr w:type="gramEnd"/>
+            <w:r>
+              <w:rPr>
+                <w:rFonts w:ascii="Calibri" w:eastAsia="Calibri" w:hAnsi="Calibri" w:cs="Calibri"/>
+                <w:color w:val="1A1A2E"/>
+                <w:sz w:val="18"/>
+                <w:szCs w:val="18"/>
+              </w:rPr>
+              <w:t xml:space="preserve"> already exists for a run, it is skipped. The script can be interrupted and resumed without re-running completed simulations.</w:t>
             </w:r>
           </w:p>
         </w:tc>
@@ -3740,7 +4975,38 @@
                 <w:sz w:val="18"/>
                 <w:szCs w:val="18"/>
               </w:rPr>
-              <w:t>If a .npz exists but cannot be loaded, it is deleted and the run is re-executed.</w:t>
+              <w:t xml:space="preserve">If </w:t>
+            </w:r>
+            <w:proofErr w:type="gramStart"/>
+            <w:r>
+              <w:rPr>
+                <w:rFonts w:ascii="Calibri" w:eastAsia="Calibri" w:hAnsi="Calibri" w:cs="Calibri"/>
+                <w:color w:val="1A1A2E"/>
+                <w:sz w:val="18"/>
+                <w:szCs w:val="18"/>
+              </w:rPr>
+              <w:t>a .</w:t>
+            </w:r>
+            <w:proofErr w:type="spellStart"/>
+            <w:r>
+              <w:rPr>
+                <w:rFonts w:ascii="Calibri" w:eastAsia="Calibri" w:hAnsi="Calibri" w:cs="Calibri"/>
+                <w:color w:val="1A1A2E"/>
+                <w:sz w:val="18"/>
+                <w:szCs w:val="18"/>
+              </w:rPr>
+              <w:t>npz</w:t>
+            </w:r>
+            <w:proofErr w:type="spellEnd"/>
+            <w:proofErr w:type="gramEnd"/>
+            <w:r>
+              <w:rPr>
+                <w:rFonts w:ascii="Calibri" w:eastAsia="Calibri" w:hAnsi="Calibri" w:cs="Calibri"/>
+                <w:color w:val="1A1A2E"/>
+                <w:sz w:val="18"/>
+                <w:szCs w:val="18"/>
+              </w:rPr>
+              <w:t xml:space="preserve"> exists but cannot be loaded, it is deleted and the run is re-executed.</w:t>
             </w:r>
           </w:p>
         </w:tc>
@@ -3953,7 +5219,27 @@
                 <w:sz w:val="18"/>
                 <w:szCs w:val="18"/>
               </w:rPr>
-              <w:t>SUMO crash: edge 'input_edge' not known</w:t>
+              <w:t>SUMO crash: edge '</w:t>
+            </w:r>
+            <w:proofErr w:type="spellStart"/>
+            <w:r>
+              <w:rPr>
+                <w:rFonts w:ascii="Calibri" w:eastAsia="Calibri" w:hAnsi="Calibri" w:cs="Calibri"/>
+                <w:color w:val="1A1A2E"/>
+                <w:sz w:val="18"/>
+                <w:szCs w:val="18"/>
+              </w:rPr>
+              <w:t>input_edge</w:t>
+            </w:r>
+            <w:proofErr w:type="spellEnd"/>
+            <w:r>
+              <w:rPr>
+                <w:rFonts w:ascii="Calibri" w:eastAsia="Calibri" w:hAnsi="Calibri" w:cs="Calibri"/>
+                <w:color w:val="1A1A2E"/>
+                <w:sz w:val="18"/>
+                <w:szCs w:val="18"/>
+              </w:rPr>
+              <w:t>' not known</w:t>
             </w:r>
           </w:p>
         </w:tc>
@@ -4023,7 +5309,27 @@
                 <w:sz w:val="18"/>
                 <w:szCs w:val="18"/>
               </w:rPr>
-              <w:t>Script-generated files used IDM. All files manually corrected to carFollowModel='CACC'.</w:t>
+              <w:t xml:space="preserve">Script-generated files used IDM. All files manually corrected to </w:t>
+            </w:r>
+            <w:proofErr w:type="spellStart"/>
+            <w:r>
+              <w:rPr>
+                <w:rFonts w:ascii="Calibri" w:eastAsia="Calibri" w:hAnsi="Calibri" w:cs="Calibri"/>
+                <w:color w:val="1A1A2E"/>
+                <w:sz w:val="18"/>
+                <w:szCs w:val="18"/>
+              </w:rPr>
+              <w:t>carFollowModel</w:t>
+            </w:r>
+            <w:proofErr w:type="spellEnd"/>
+            <w:r>
+              <w:rPr>
+                <w:rFonts w:ascii="Calibri" w:eastAsia="Calibri" w:hAnsi="Calibri" w:cs="Calibri"/>
+                <w:color w:val="1A1A2E"/>
+                <w:sz w:val="18"/>
+                <w:szCs w:val="18"/>
+              </w:rPr>
+              <w:t>='CACC'.</w:t>
             </w:r>
           </w:p>
         </w:tc>
@@ -4122,14 +5428,85 @@
             <w:shd w:val="clear" w:color="auto" w:fill="F7FAFC"/>
           </w:tcPr>
           <w:p>
-            <w:r>
-              <w:rPr>
-                <w:rFonts w:ascii="Calibri" w:eastAsia="Calibri" w:hAnsi="Calibri" w:cs="Calibri"/>
-                <w:color w:val="1A1A2E"/>
-                <w:sz w:val="18"/>
-                <w:szCs w:val="18"/>
-              </w:rPr>
-              <w:t>TraCI returns ('', -1) not None. Fixed with: has_leader = leader and leader[0] != ''</w:t>
+            <w:proofErr w:type="spellStart"/>
+            <w:r>
+              <w:rPr>
+                <w:rFonts w:ascii="Calibri" w:eastAsia="Calibri" w:hAnsi="Calibri" w:cs="Calibri"/>
+                <w:color w:val="1A1A2E"/>
+                <w:sz w:val="18"/>
+                <w:szCs w:val="18"/>
+              </w:rPr>
+              <w:t>TraCI</w:t>
+            </w:r>
+            <w:proofErr w:type="spellEnd"/>
+            <w:r>
+              <w:rPr>
+                <w:rFonts w:ascii="Calibri" w:eastAsia="Calibri" w:hAnsi="Calibri" w:cs="Calibri"/>
+                <w:color w:val="1A1A2E"/>
+                <w:sz w:val="18"/>
+                <w:szCs w:val="18"/>
+              </w:rPr>
+              <w:t xml:space="preserve"> returns ('', -1) not None. Fixed with: </w:t>
+            </w:r>
+            <w:proofErr w:type="spellStart"/>
+            <w:r>
+              <w:rPr>
+                <w:rFonts w:ascii="Calibri" w:eastAsia="Calibri" w:hAnsi="Calibri" w:cs="Calibri"/>
+                <w:color w:val="1A1A2E"/>
+                <w:sz w:val="18"/>
+                <w:szCs w:val="18"/>
+              </w:rPr>
+              <w:t>has_leader</w:t>
+            </w:r>
+            <w:proofErr w:type="spellEnd"/>
+            <w:r>
+              <w:rPr>
+                <w:rFonts w:ascii="Calibri" w:eastAsia="Calibri" w:hAnsi="Calibri" w:cs="Calibri"/>
+                <w:color w:val="1A1A2E"/>
+                <w:sz w:val="18"/>
+                <w:szCs w:val="18"/>
+              </w:rPr>
+              <w:t xml:space="preserve"> = leader and </w:t>
+            </w:r>
+            <w:proofErr w:type="gramStart"/>
+            <w:r>
+              <w:rPr>
+                <w:rFonts w:ascii="Calibri" w:eastAsia="Calibri" w:hAnsi="Calibri" w:cs="Calibri"/>
+                <w:color w:val="1A1A2E"/>
+                <w:sz w:val="18"/>
+                <w:szCs w:val="18"/>
+              </w:rPr>
+              <w:t>leader[</w:t>
+            </w:r>
+            <w:proofErr w:type="gramEnd"/>
+            <w:r>
+              <w:rPr>
+                <w:rFonts w:ascii="Calibri" w:eastAsia="Calibri" w:hAnsi="Calibri" w:cs="Calibri"/>
+                <w:color w:val="1A1A2E"/>
+                <w:sz w:val="18"/>
+                <w:szCs w:val="18"/>
+              </w:rPr>
+              <w:t>0</w:t>
+            </w:r>
+            <w:proofErr w:type="gramStart"/>
+            <w:r>
+              <w:rPr>
+                <w:rFonts w:ascii="Calibri" w:eastAsia="Calibri" w:hAnsi="Calibri" w:cs="Calibri"/>
+                <w:color w:val="1A1A2E"/>
+                <w:sz w:val="18"/>
+                <w:szCs w:val="18"/>
+              </w:rPr>
+              <w:t>] !</w:t>
+            </w:r>
+            <w:proofErr w:type="gramEnd"/>
+            <w:r>
+              <w:rPr>
+                <w:rFonts w:ascii="Calibri" w:eastAsia="Calibri" w:hAnsi="Calibri" w:cs="Calibri"/>
+                <w:color w:val="1A1A2E"/>
+                <w:sz w:val="18"/>
+                <w:szCs w:val="18"/>
+              </w:rPr>
+              <w:t>= ''</w:t>
             </w:r>
           </w:p>
         </w:tc>
@@ -4303,8 +5680,19 @@
                 <w:sz w:val="18"/>
                 <w:szCs w:val="18"/>
               </w:rPr>
-              <w:t>highway.net.xml, route files, sumocfg</w:t>
-            </w:r>
+              <w:t xml:space="preserve">highway.net.xml, route files, </w:t>
+            </w:r>
+            <w:proofErr w:type="spellStart"/>
+            <w:r>
+              <w:rPr>
+                <w:rFonts w:ascii="Calibri" w:eastAsia="Calibri" w:hAnsi="Calibri" w:cs="Calibri"/>
+                <w:color w:val="1A1A2E"/>
+                <w:sz w:val="18"/>
+                <w:szCs w:val="18"/>
+              </w:rPr>
+              <w:t>sumocfg</w:t>
+            </w:r>
+            <w:proofErr w:type="spellEnd"/>
           </w:p>
         </w:tc>
         <w:tc>
@@ -4366,15 +5754,57 @@
             <w:shd w:val="clear" w:color="auto" w:fill="F7FAFC"/>
           </w:tcPr>
           <w:p>
-            <w:r>
-              <w:rPr>
-                <w:rFonts w:ascii="Calibri" w:eastAsia="Calibri" w:hAnsi="Calibri" w:cs="Calibri"/>
-                <w:color w:val="1A1A2E"/>
-                <w:sz w:val="18"/>
-                <w:szCs w:val="18"/>
-              </w:rPr>
-              <w:t>ground_truth_X.npy (656, 30, 7) ground_truth_Y.npy (656, 50, 2) type_metadata.pkl</w:t>
-            </w:r>
+            <w:proofErr w:type="spellStart"/>
+            <w:r>
+              <w:rPr>
+                <w:rFonts w:ascii="Calibri" w:eastAsia="Calibri" w:hAnsi="Calibri" w:cs="Calibri"/>
+                <w:color w:val="1A1A2E"/>
+                <w:sz w:val="18"/>
+                <w:szCs w:val="18"/>
+              </w:rPr>
+              <w:t>ground_truth_X.npy</w:t>
+            </w:r>
+            <w:proofErr w:type="spellEnd"/>
+            <w:r>
+              <w:rPr>
+                <w:rFonts w:ascii="Calibri" w:eastAsia="Calibri" w:hAnsi="Calibri" w:cs="Calibri"/>
+                <w:color w:val="1A1A2E"/>
+                <w:sz w:val="18"/>
+                <w:szCs w:val="18"/>
+              </w:rPr>
+              <w:t xml:space="preserve"> (656, 30, 7) </w:t>
+            </w:r>
+            <w:proofErr w:type="spellStart"/>
+            <w:r>
+              <w:rPr>
+                <w:rFonts w:ascii="Calibri" w:eastAsia="Calibri" w:hAnsi="Calibri" w:cs="Calibri"/>
+                <w:color w:val="1A1A2E"/>
+                <w:sz w:val="18"/>
+                <w:szCs w:val="18"/>
+              </w:rPr>
+              <w:t>ground_truth_Y.npy</w:t>
+            </w:r>
+            <w:proofErr w:type="spellEnd"/>
+            <w:r>
+              <w:rPr>
+                <w:rFonts w:ascii="Calibri" w:eastAsia="Calibri" w:hAnsi="Calibri" w:cs="Calibri"/>
+                <w:color w:val="1A1A2E"/>
+                <w:sz w:val="18"/>
+                <w:szCs w:val="18"/>
+              </w:rPr>
+              <w:t xml:space="preserve"> (656, 50, 2) </w:t>
+            </w:r>
+            <w:proofErr w:type="spellStart"/>
+            <w:r>
+              <w:rPr>
+                <w:rFonts w:ascii="Calibri" w:eastAsia="Calibri" w:hAnsi="Calibri" w:cs="Calibri"/>
+                <w:color w:val="1A1A2E"/>
+                <w:sz w:val="18"/>
+                <w:szCs w:val="18"/>
+              </w:rPr>
+              <w:t>type_metadata.pkl</w:t>
+            </w:r>
+            <w:proofErr w:type="spellEnd"/>
           </w:p>
         </w:tc>
         <w:tc>
@@ -4443,7 +5873,27 @@
                 <w:sz w:val="18"/>
                 <w:szCs w:val="18"/>
               </w:rPr>
-              <w:t>60 .npz files in data/ folder ~40,000+ total windows</w:t>
+              <w:t>60 .</w:t>
+            </w:r>
+            <w:proofErr w:type="spellStart"/>
+            <w:r>
+              <w:rPr>
+                <w:rFonts w:ascii="Calibri" w:eastAsia="Calibri" w:hAnsi="Calibri" w:cs="Calibri"/>
+                <w:color w:val="1A1A2E"/>
+                <w:sz w:val="18"/>
+                <w:szCs w:val="18"/>
+              </w:rPr>
+              <w:t>npz</w:t>
+            </w:r>
+            <w:proofErr w:type="spellEnd"/>
+            <w:r>
+              <w:rPr>
+                <w:rFonts w:ascii="Calibri" w:eastAsia="Calibri" w:hAnsi="Calibri" w:cs="Calibri"/>
+                <w:color w:val="1A1A2E"/>
+                <w:sz w:val="18"/>
+                <w:szCs w:val="18"/>
+              </w:rPr>
+              <w:t xml:space="preserve"> files in data/ folder ~40,000+ total windows</w:t>
             </w:r>
           </w:p>
         </w:tc>
@@ -4488,7 +5938,48 @@
           <w:rFonts w:ascii="Calibri" w:eastAsia="Calibri" w:hAnsi="Calibri" w:cs="Calibri"/>
           <w:color w:val="2E7D32"/>
         </w:rPr>
-        <w:t>Steps 4 and 5 (SFM and TCM injection) read the .npz files produced in Step 3 and corrupt them to simulate real deployment conditions. The ground truth values are preserved inside the .npz for evaluation. Never overwrite the ground truth arrays.</w:t>
+        <w:t>Steps 4 and 5 (SFM and TCM injection) read the .</w:t>
+      </w:r>
+      <w:proofErr w:type="spellStart"/>
+      <w:r>
+        <w:rPr>
+          <w:rFonts w:ascii="Calibri" w:eastAsia="Calibri" w:hAnsi="Calibri" w:cs="Calibri"/>
+          <w:color w:val="2E7D32"/>
+        </w:rPr>
+        <w:t>npz</w:t>
+      </w:r>
+      <w:proofErr w:type="spellEnd"/>
+      <w:r>
+        <w:rPr>
+          <w:rFonts w:ascii="Calibri" w:eastAsia="Calibri" w:hAnsi="Calibri" w:cs="Calibri"/>
+          <w:color w:val="2E7D32"/>
+        </w:rPr>
+        <w:t xml:space="preserve"> files produced in Step 3 and corrupt them to simulate real deployment conditions. The ground truth values are preserved inside </w:t>
+      </w:r>
+      <w:proofErr w:type="gramStart"/>
+      <w:r>
+        <w:rPr>
+          <w:rFonts w:ascii="Calibri" w:eastAsia="Calibri" w:hAnsi="Calibri" w:cs="Calibri"/>
+          <w:color w:val="2E7D32"/>
+        </w:rPr>
+        <w:t>the .</w:t>
+      </w:r>
+      <w:proofErr w:type="spellStart"/>
+      <w:r>
+        <w:rPr>
+          <w:rFonts w:ascii="Calibri" w:eastAsia="Calibri" w:hAnsi="Calibri" w:cs="Calibri"/>
+          <w:color w:val="2E7D32"/>
+        </w:rPr>
+        <w:t>npz</w:t>
+      </w:r>
+      <w:proofErr w:type="spellEnd"/>
+      <w:proofErr w:type="gramEnd"/>
+      <w:r>
+        <w:rPr>
+          <w:rFonts w:ascii="Calibri" w:eastAsia="Calibri" w:hAnsi="Calibri" w:cs="Calibri"/>
+          <w:color w:val="2E7D32"/>
+        </w:rPr>
+        <w:t xml:space="preserve"> for evaluation. Never overwrite the ground truth arrays.</w:t>
       </w:r>
     </w:p>
     <w:p>
@@ -4549,7 +6040,39 @@
           <w:rFonts w:ascii="Calibri" w:eastAsia="Calibri" w:hAnsi="Calibri" w:cs="Calibri"/>
           <w:color w:val="1A1A2E"/>
         </w:rPr>
-        <w:t>A post-processing pipeline that reads each clean ground truth .npz file from data/ and applies physically-grounded masking to the three neighbour feature columns based on vehicle type metadata. Output is saved to data_corrupted/ leaving the original files untouched.</w:t>
+        <w:t>A post-processing pipeline that reads each clean ground truth .</w:t>
+      </w:r>
+      <w:proofErr w:type="spellStart"/>
+      <w:r>
+        <w:rPr>
+          <w:rFonts w:ascii="Calibri" w:eastAsia="Calibri" w:hAnsi="Calibri" w:cs="Calibri"/>
+          <w:color w:val="1A1A2E"/>
+        </w:rPr>
+        <w:t>npz</w:t>
+      </w:r>
+      <w:proofErr w:type="spellEnd"/>
+      <w:r>
+        <w:rPr>
+          <w:rFonts w:ascii="Calibri" w:eastAsia="Calibri" w:hAnsi="Calibri" w:cs="Calibri"/>
+          <w:color w:val="1A1A2E"/>
+        </w:rPr>
+        <w:t xml:space="preserve"> file from data/ and applies physically-grounded masking to the three neighbour feature columns based on vehicle type metadata. Output is saved to </w:t>
+      </w:r>
+      <w:proofErr w:type="spellStart"/>
+      <w:r>
+        <w:rPr>
+          <w:rFonts w:ascii="Calibri" w:eastAsia="Calibri" w:hAnsi="Calibri" w:cs="Calibri"/>
+          <w:color w:val="1A1A2E"/>
+        </w:rPr>
+        <w:t>data_corrupted</w:t>
+      </w:r>
+      <w:proofErr w:type="spellEnd"/>
+      <w:r>
+        <w:rPr>
+          <w:rFonts w:ascii="Calibri" w:eastAsia="Calibri" w:hAnsi="Calibri" w:cs="Calibri"/>
+          <w:color w:val="1A1A2E"/>
+        </w:rPr>
+        <w:t>/ leaving the original files untouched.</w:t>
       </w:r>
     </w:p>
     <w:p>
@@ -4666,12 +6189,85 @@
           <w:color w:val="1A1A2E"/>
         </w:rPr>
       </w:pPr>
-      <w:r>
-        <w:rPr>
-          <w:rFonts w:ascii="Calibri" w:eastAsia="Calibri" w:hAnsi="Calibri" w:cs="Calibri"/>
-          <w:color w:val="1A1A2E"/>
-        </w:rPr>
-        <w:t>ColumnFeatureMasked whenKept when4gap_to_leaderLeader = none (no vehicle ahead)Leader = HDV or CAV (radar detects physical mass)5leader_speedLeader = none OR leader = HDVLeader = CAV (V2X broadcast received)6follower_speedFollower = none OR follower = HDVFollower = CAV (V2X broadcast received)</w:t>
+      <w:proofErr w:type="spellStart"/>
+      <w:r>
+        <w:rPr>
+          <w:rFonts w:ascii="Calibri" w:eastAsia="Calibri" w:hAnsi="Calibri" w:cs="Calibri"/>
+          <w:color w:val="1A1A2E"/>
+        </w:rPr>
+        <w:t>ColumnFeatureMasked</w:t>
+      </w:r>
+      <w:proofErr w:type="spellEnd"/>
+      <w:r>
+        <w:rPr>
+          <w:rFonts w:ascii="Calibri" w:eastAsia="Calibri" w:hAnsi="Calibri" w:cs="Calibri"/>
+          <w:color w:val="1A1A2E"/>
+        </w:rPr>
+        <w:t xml:space="preserve"> </w:t>
+      </w:r>
+      <w:proofErr w:type="spellStart"/>
+      <w:r>
+        <w:rPr>
+          <w:rFonts w:ascii="Calibri" w:eastAsia="Calibri" w:hAnsi="Calibri" w:cs="Calibri"/>
+          <w:color w:val="1A1A2E"/>
+        </w:rPr>
+        <w:t>whenKept</w:t>
+      </w:r>
+      <w:proofErr w:type="spellEnd"/>
+      <w:r>
+        <w:rPr>
+          <w:rFonts w:ascii="Calibri" w:eastAsia="Calibri" w:hAnsi="Calibri" w:cs="Calibri"/>
+          <w:color w:val="1A1A2E"/>
+        </w:rPr>
+        <w:t xml:space="preserve"> when4gap_to_leaderLeader = none (no vehicle </w:t>
+      </w:r>
+      <w:proofErr w:type="gramStart"/>
+      <w:r>
+        <w:rPr>
+          <w:rFonts w:ascii="Calibri" w:eastAsia="Calibri" w:hAnsi="Calibri" w:cs="Calibri"/>
+          <w:color w:val="1A1A2E"/>
+        </w:rPr>
+        <w:t>ahead)Leader</w:t>
+      </w:r>
+      <w:proofErr w:type="gramEnd"/>
+      <w:r>
+        <w:rPr>
+          <w:rFonts w:ascii="Calibri" w:eastAsia="Calibri" w:hAnsi="Calibri" w:cs="Calibri"/>
+          <w:color w:val="1A1A2E"/>
+        </w:rPr>
+        <w:t xml:space="preserve"> = HDV or CAV (radar detects physical mass)5leader_speedLeader = none OR leader = </w:t>
+      </w:r>
+      <w:proofErr w:type="spellStart"/>
+      <w:r>
+        <w:rPr>
+          <w:rFonts w:ascii="Calibri" w:eastAsia="Calibri" w:hAnsi="Calibri" w:cs="Calibri"/>
+          <w:color w:val="1A1A2E"/>
+        </w:rPr>
+        <w:t>HDVLeader</w:t>
+      </w:r>
+      <w:proofErr w:type="spellEnd"/>
+      <w:r>
+        <w:rPr>
+          <w:rFonts w:ascii="Calibri" w:eastAsia="Calibri" w:hAnsi="Calibri" w:cs="Calibri"/>
+          <w:color w:val="1A1A2E"/>
+        </w:rPr>
+        <w:t xml:space="preserve"> = CAV (V2X broadcast received)6follower_speedFollower = none OR follower = </w:t>
+      </w:r>
+      <w:proofErr w:type="spellStart"/>
+      <w:r>
+        <w:rPr>
+          <w:rFonts w:ascii="Calibri" w:eastAsia="Calibri" w:hAnsi="Calibri" w:cs="Calibri"/>
+          <w:color w:val="1A1A2E"/>
+        </w:rPr>
+        <w:t>HDVFollower</w:t>
+      </w:r>
+      <w:proofErr w:type="spellEnd"/>
+      <w:r>
+        <w:rPr>
+          <w:rFonts w:ascii="Calibri" w:eastAsia="Calibri" w:hAnsi="Calibri" w:cs="Calibri"/>
+          <w:color w:val="1A1A2E"/>
+        </w:rPr>
+        <w:t xml:space="preserve"> = CAV (V2X broadcast received)</w:t>
       </w:r>
     </w:p>
     <w:p>
@@ -4705,7 +6301,39 @@
           <w:rFonts w:ascii="Calibri" w:eastAsia="Calibri" w:hAnsi="Calibri" w:cs="Calibri"/>
           <w:color w:val="1A1A2E"/>
         </w:rPr>
-        <w:t>The original implementation plan masked column 4 (gap_to_leader) when the leader was HDV. This is physically wrong. An HDV is a metallic mass — the ego-CAV's onboard radar detects it regardless of V2X capability. Confirmed by supervisor. Column 4 is only masked when no leader exists at all.</w:t>
+        <w:t xml:space="preserve">The original implementation </w:t>
+      </w:r>
+      <w:proofErr w:type="gramStart"/>
+      <w:r>
+        <w:rPr>
+          <w:rFonts w:ascii="Calibri" w:eastAsia="Calibri" w:hAnsi="Calibri" w:cs="Calibri"/>
+          <w:color w:val="1A1A2E"/>
+        </w:rPr>
+        <w:t>plan</w:t>
+      </w:r>
+      <w:proofErr w:type="gramEnd"/>
+      <w:r>
+        <w:rPr>
+          <w:rFonts w:ascii="Calibri" w:eastAsia="Calibri" w:hAnsi="Calibri" w:cs="Calibri"/>
+          <w:color w:val="1A1A2E"/>
+        </w:rPr>
+        <w:t xml:space="preserve"> masked column 4 (</w:t>
+      </w:r>
+      <w:proofErr w:type="spellStart"/>
+      <w:r>
+        <w:rPr>
+          <w:rFonts w:ascii="Calibri" w:eastAsia="Calibri" w:hAnsi="Calibri" w:cs="Calibri"/>
+          <w:color w:val="1A1A2E"/>
+        </w:rPr>
+        <w:t>gap_to_leader</w:t>
+      </w:r>
+      <w:proofErr w:type="spellEnd"/>
+      <w:r>
+        <w:rPr>
+          <w:rFonts w:ascii="Calibri" w:eastAsia="Calibri" w:hAnsi="Calibri" w:cs="Calibri"/>
+          <w:color w:val="1A1A2E"/>
+        </w:rPr>
+        <w:t>) when the leader was HDV. This is physically wrong. An HDV is a metallic mass — the ego-CAV's onboard radar detects it regardless of V2X capability. Confirmed by supervisor. Column 4 is only masked when no leader exists at all.</w:t>
       </w:r>
     </w:p>
     <w:p>
@@ -4739,34 +6367,59 @@
           <w:rFonts w:ascii="Calibri" w:eastAsia="Calibri" w:hAnsi="Calibri" w:cs="Calibri"/>
           <w:color w:val="1A1A2E"/>
         </w:rPr>
-        <w:t>Each file in data_corrupted/ contains:</w:t>
-      </w:r>
-    </w:p>
-    <w:p>
-      <w:pPr>
-        <w:spacing w:before="60" w:after="80"/>
-        <w:jc w:val="both"/>
-        <w:rPr>
-          <w:rFonts w:ascii="Calibri" w:eastAsia="Calibri" w:hAnsi="Calibri" w:cs="Calibri"/>
-          <w:color w:val="1A1A2E"/>
-        </w:rPr>
-      </w:pPr>
-    </w:p>
-    <w:p>
-      <w:pPr>
-        <w:spacing w:before="60" w:after="80"/>
-        <w:jc w:val="both"/>
-        <w:rPr>
-          <w:rFonts w:ascii="Calibri" w:eastAsia="Calibri" w:hAnsi="Calibri" w:cs="Calibri"/>
-          <w:color w:val="1A1A2E"/>
-        </w:rPr>
-      </w:pPr>
-      <w:r>
-        <w:rPr>
-          <w:rFonts w:ascii="Calibri" w:eastAsia="Calibri" w:hAnsi="Calibri" w:cs="Calibri"/>
-          <w:color w:val="1A1A2E"/>
-        </w:rPr>
-        <w:t>X_gt — original ground truth, untouched</w:t>
+        <w:t xml:space="preserve">Each file in </w:t>
+      </w:r>
+      <w:proofErr w:type="spellStart"/>
+      <w:r>
+        <w:rPr>
+          <w:rFonts w:ascii="Calibri" w:eastAsia="Calibri" w:hAnsi="Calibri" w:cs="Calibri"/>
+          <w:color w:val="1A1A2E"/>
+        </w:rPr>
+        <w:t>data_corrupted</w:t>
+      </w:r>
+      <w:proofErr w:type="spellEnd"/>
+      <w:r>
+        <w:rPr>
+          <w:rFonts w:ascii="Calibri" w:eastAsia="Calibri" w:hAnsi="Calibri" w:cs="Calibri"/>
+          <w:color w:val="1A1A2E"/>
+        </w:rPr>
+        <w:t>/ contains:</w:t>
+      </w:r>
+    </w:p>
+    <w:p>
+      <w:pPr>
+        <w:spacing w:before="60" w:after="80"/>
+        <w:jc w:val="both"/>
+        <w:rPr>
+          <w:rFonts w:ascii="Calibri" w:eastAsia="Calibri" w:hAnsi="Calibri" w:cs="Calibri"/>
+          <w:color w:val="1A1A2E"/>
+        </w:rPr>
+      </w:pPr>
+    </w:p>
+    <w:p>
+      <w:pPr>
+        <w:spacing w:before="60" w:after="80"/>
+        <w:jc w:val="both"/>
+        <w:rPr>
+          <w:rFonts w:ascii="Calibri" w:eastAsia="Calibri" w:hAnsi="Calibri" w:cs="Calibri"/>
+          <w:color w:val="1A1A2E"/>
+        </w:rPr>
+      </w:pPr>
+      <w:proofErr w:type="spellStart"/>
+      <w:r>
+        <w:rPr>
+          <w:rFonts w:ascii="Calibri" w:eastAsia="Calibri" w:hAnsi="Calibri" w:cs="Calibri"/>
+          <w:color w:val="1A1A2E"/>
+        </w:rPr>
+        <w:t>X_gt</w:t>
+      </w:r>
+      <w:proofErr w:type="spellEnd"/>
+      <w:r>
+        <w:rPr>
+          <w:rFonts w:ascii="Calibri" w:eastAsia="Calibri" w:hAnsi="Calibri" w:cs="Calibri"/>
+          <w:color w:val="1A1A2E"/>
+        </w:rPr>
+        <w:t xml:space="preserve"> — original ground truth, untouched</w:t>
       </w:r>
     </w:p>
     <w:p>
@@ -4795,63 +6448,99 @@
           <w:color w:val="1A1A2E"/>
         </w:rPr>
       </w:pPr>
-      <w:r>
-        <w:rPr>
-          <w:rFonts w:ascii="Calibri" w:eastAsia="Calibri" w:hAnsi="Calibri" w:cs="Calibri"/>
-          <w:color w:val="1A1A2E"/>
-        </w:rPr>
-        <w:t>X_corrupted — ground truth with SFM + TCM applied</w:t>
-      </w:r>
-    </w:p>
-    <w:p>
-      <w:pPr>
-        <w:spacing w:before="60" w:after="80"/>
-        <w:jc w:val="both"/>
-        <w:rPr>
-          <w:rFonts w:ascii="Calibri" w:eastAsia="Calibri" w:hAnsi="Calibri" w:cs="Calibri"/>
-          <w:color w:val="1A1A2E"/>
-        </w:rPr>
-      </w:pPr>
-      <w:r>
-        <w:rPr>
-          <w:rFonts w:ascii="Calibri" w:eastAsia="Calibri" w:hAnsi="Calibri" w:cs="Calibri"/>
-          <w:color w:val="1A1A2E"/>
-        </w:rPr>
-        <w:t>X_mask — combined binary mask (1=observed, 0=missing)</w:t>
-      </w:r>
-    </w:p>
-    <w:p>
-      <w:pPr>
-        <w:spacing w:before="60" w:after="80"/>
-        <w:jc w:val="both"/>
-        <w:rPr>
-          <w:rFonts w:ascii="Calibri" w:eastAsia="Calibri" w:hAnsi="Calibri" w:cs="Calibri"/>
-          <w:color w:val="1A1A2E"/>
-        </w:rPr>
-      </w:pPr>
-      <w:r>
-        <w:rPr>
-          <w:rFonts w:ascii="Calibri" w:eastAsia="Calibri" w:hAnsi="Calibri" w:cs="Calibri"/>
-          <w:color w:val="1A1A2E"/>
-        </w:rPr>
-        <w:t>leader_meta — leader type per step, shape (N, 30)</w:t>
-      </w:r>
-    </w:p>
-    <w:p>
-      <w:pPr>
-        <w:spacing w:before="60" w:after="80"/>
-        <w:jc w:val="both"/>
-        <w:rPr>
-          <w:rFonts w:ascii="Calibri" w:eastAsia="Calibri" w:hAnsi="Calibri" w:cs="Calibri"/>
-          <w:color w:val="1A1A2E"/>
-        </w:rPr>
-      </w:pPr>
-      <w:r>
-        <w:rPr>
-          <w:rFonts w:ascii="Calibri" w:eastAsia="Calibri" w:hAnsi="Calibri" w:cs="Calibri"/>
-          <w:color w:val="1A1A2E"/>
-        </w:rPr>
-        <w:t>follower_meta — follower type per step, shape (N, 30)</w:t>
+      <w:proofErr w:type="spellStart"/>
+      <w:r>
+        <w:rPr>
+          <w:rFonts w:ascii="Calibri" w:eastAsia="Calibri" w:hAnsi="Calibri" w:cs="Calibri"/>
+          <w:color w:val="1A1A2E"/>
+        </w:rPr>
+        <w:t>X_corrupted</w:t>
+      </w:r>
+      <w:proofErr w:type="spellEnd"/>
+      <w:r>
+        <w:rPr>
+          <w:rFonts w:ascii="Calibri" w:eastAsia="Calibri" w:hAnsi="Calibri" w:cs="Calibri"/>
+          <w:color w:val="1A1A2E"/>
+        </w:rPr>
+        <w:t xml:space="preserve"> — ground truth with SFM + TCM applied</w:t>
+      </w:r>
+    </w:p>
+    <w:p>
+      <w:pPr>
+        <w:spacing w:before="60" w:after="80"/>
+        <w:jc w:val="both"/>
+        <w:rPr>
+          <w:rFonts w:ascii="Calibri" w:eastAsia="Calibri" w:hAnsi="Calibri" w:cs="Calibri"/>
+          <w:color w:val="1A1A2E"/>
+        </w:rPr>
+      </w:pPr>
+      <w:proofErr w:type="spellStart"/>
+      <w:r>
+        <w:rPr>
+          <w:rFonts w:ascii="Calibri" w:eastAsia="Calibri" w:hAnsi="Calibri" w:cs="Calibri"/>
+          <w:color w:val="1A1A2E"/>
+        </w:rPr>
+        <w:t>X_mask</w:t>
+      </w:r>
+      <w:proofErr w:type="spellEnd"/>
+      <w:r>
+        <w:rPr>
+          <w:rFonts w:ascii="Calibri" w:eastAsia="Calibri" w:hAnsi="Calibri" w:cs="Calibri"/>
+          <w:color w:val="1A1A2E"/>
+        </w:rPr>
+        <w:t xml:space="preserve"> — combined binary mask (1=observed, 0=missing)</w:t>
+      </w:r>
+    </w:p>
+    <w:p>
+      <w:pPr>
+        <w:spacing w:before="60" w:after="80"/>
+        <w:jc w:val="both"/>
+        <w:rPr>
+          <w:rFonts w:ascii="Calibri" w:eastAsia="Calibri" w:hAnsi="Calibri" w:cs="Calibri"/>
+          <w:color w:val="1A1A2E"/>
+        </w:rPr>
+      </w:pPr>
+      <w:proofErr w:type="spellStart"/>
+      <w:r>
+        <w:rPr>
+          <w:rFonts w:ascii="Calibri" w:eastAsia="Calibri" w:hAnsi="Calibri" w:cs="Calibri"/>
+          <w:color w:val="1A1A2E"/>
+        </w:rPr>
+        <w:t>leader_meta</w:t>
+      </w:r>
+      <w:proofErr w:type="spellEnd"/>
+      <w:r>
+        <w:rPr>
+          <w:rFonts w:ascii="Calibri" w:eastAsia="Calibri" w:hAnsi="Calibri" w:cs="Calibri"/>
+          <w:color w:val="1A1A2E"/>
+        </w:rPr>
+        <w:t xml:space="preserve"> — leader type per step, shape (N, 30)</w:t>
+      </w:r>
+    </w:p>
+    <w:p>
+      <w:pPr>
+        <w:spacing w:before="60" w:after="80"/>
+        <w:jc w:val="both"/>
+        <w:rPr>
+          <w:rFonts w:ascii="Calibri" w:eastAsia="Calibri" w:hAnsi="Calibri" w:cs="Calibri"/>
+          <w:color w:val="1A1A2E"/>
+        </w:rPr>
+      </w:pPr>
+      <w:proofErr w:type="spellStart"/>
+      <w:r>
+        <w:rPr>
+          <w:rFonts w:ascii="Calibri" w:eastAsia="Calibri" w:hAnsi="Calibri" w:cs="Calibri"/>
+          <w:color w:val="1A1A2E"/>
+        </w:rPr>
+        <w:t>follower_meta</w:t>
+      </w:r>
+      <w:proofErr w:type="spellEnd"/>
+      <w:r>
+        <w:rPr>
+          <w:rFonts w:ascii="Calibri" w:eastAsia="Calibri" w:hAnsi="Calibri" w:cs="Calibri"/>
+          <w:color w:val="1A1A2E"/>
+        </w:rPr>
+        <w:t xml:space="preserve"> — follower type per step, shape (N, 30)</w:t>
       </w:r>
     </w:p>
     <w:p>
@@ -5062,7 +6751,23 @@
           <w:rFonts w:ascii="Calibri" w:eastAsia="Calibri" w:hAnsi="Calibri" w:cs="Calibri"/>
           <w:color w:val="1A1A2E"/>
         </w:rPr>
-        <w:t>A CAV broadcasts its kinematic state in a single atomic packet — a Cooperative Awareness Message (CAM) in Europe or Basic Safety Message (BSM) in the US. At the physical layer, packet delivery is binary: the CRC either passes completely or the packet is discarded entirely. A partial receive is impossible. Therefore when a packet is lost, speed, acceleration, x, and y are all lost simultaneously. One mask per window is generated and applied to all four columns together.</w:t>
+        <w:t xml:space="preserve">A CAV broadcasts its kinematic state in a single atomic packet — a Cooperative Awareness Message (CAM) in Europe or Basic Safety Message (BSM) in the US. At the physical layer, packet delivery is binary: the CRC either passes completely or the packet is discarded entirely. A partial receive is impossible. </w:t>
+      </w:r>
+      <w:proofErr w:type="gramStart"/>
+      <w:r>
+        <w:rPr>
+          <w:rFonts w:ascii="Calibri" w:eastAsia="Calibri" w:hAnsi="Calibri" w:cs="Calibri"/>
+          <w:color w:val="1A1A2E"/>
+        </w:rPr>
+        <w:t>Therefore</w:t>
+      </w:r>
+      <w:proofErr w:type="gramEnd"/>
+      <w:r>
+        <w:rPr>
+          <w:rFonts w:ascii="Calibri" w:eastAsia="Calibri" w:hAnsi="Calibri" w:cs="Calibri"/>
+          <w:color w:val="1A1A2E"/>
+        </w:rPr>
+        <w:t xml:space="preserve"> when a packet is lost, speed, acceleration, x, and y are all lost simultaneously. One mask per window is generated and applied to all four columns together.</w:t>
       </w:r>
     </w:p>
     <w:p>
@@ -5113,42 +6818,197 @@
           <w:rFonts w:ascii="Calibri" w:eastAsia="Calibri" w:hAnsi="Calibri" w:cs="Calibri"/>
           <w:color w:val="1A1A2E"/>
         </w:rPr>
-        <w:t xml:space="preserve">    → Step 4: inject_sfm()  → X_sfm, sfm_mask</w:t>
-      </w:r>
-    </w:p>
-    <w:p>
-      <w:pPr>
-        <w:spacing w:before="60" w:after="80"/>
-        <w:jc w:val="both"/>
-        <w:rPr>
-          <w:rFonts w:ascii="Calibri" w:eastAsia="Calibri" w:hAnsi="Calibri" w:cs="Calibri"/>
-          <w:color w:val="1A1A2E"/>
-        </w:rPr>
-      </w:pPr>
-      <w:r>
-        <w:rPr>
-          <w:rFonts w:ascii="Calibri" w:eastAsia="Calibri" w:hAnsi="Calibri" w:cs="Calibri"/>
-          <w:color w:val="1A1A2E"/>
-        </w:rPr>
-        <w:t xml:space="preserve">    → Step 5: inject_tcm()  → X_corrupted, tcm_mask</w:t>
-      </w:r>
-    </w:p>
-    <w:p>
-      <w:pPr>
-        <w:spacing w:before="60" w:after="80"/>
-        <w:jc w:val="both"/>
-        <w:rPr>
-          <w:rFonts w:ascii="Calibri" w:eastAsia="Calibri" w:hAnsi="Calibri" w:cs="Calibri"/>
-          <w:color w:val="1A1A2E"/>
-        </w:rPr>
-      </w:pPr>
-      <w:r>
-        <w:rPr>
-          <w:rFonts w:ascii="Calibri" w:eastAsia="Calibri" w:hAnsi="Calibri" w:cs="Calibri"/>
-          <w:color w:val="1A1A2E"/>
-        </w:rPr>
-        <w:t xml:space="preserve">    → Combined: X_mask = sfm_mask × tcm_mask</w:t>
-      </w:r>
+        <w:t xml:space="preserve">    → Step 4: </w:t>
+      </w:r>
+      <w:proofErr w:type="spellStart"/>
+      <w:r>
+        <w:rPr>
+          <w:rFonts w:ascii="Calibri" w:eastAsia="Calibri" w:hAnsi="Calibri" w:cs="Calibri"/>
+          <w:color w:val="1A1A2E"/>
+        </w:rPr>
+        <w:t>inject_</w:t>
+      </w:r>
+      <w:proofErr w:type="gramStart"/>
+      <w:r>
+        <w:rPr>
+          <w:rFonts w:ascii="Calibri" w:eastAsia="Calibri" w:hAnsi="Calibri" w:cs="Calibri"/>
+          <w:color w:val="1A1A2E"/>
+        </w:rPr>
+        <w:t>sfm</w:t>
+      </w:r>
+      <w:proofErr w:type="spellEnd"/>
+      <w:r>
+        <w:rPr>
+          <w:rFonts w:ascii="Calibri" w:eastAsia="Calibri" w:hAnsi="Calibri" w:cs="Calibri"/>
+          <w:color w:val="1A1A2E"/>
+        </w:rPr>
+        <w:t>()  →</w:t>
+      </w:r>
+      <w:proofErr w:type="gramEnd"/>
+      <w:r>
+        <w:rPr>
+          <w:rFonts w:ascii="Calibri" w:eastAsia="Calibri" w:hAnsi="Calibri" w:cs="Calibri"/>
+          <w:color w:val="1A1A2E"/>
+        </w:rPr>
+        <w:t xml:space="preserve"> </w:t>
+      </w:r>
+      <w:proofErr w:type="spellStart"/>
+      <w:r>
+        <w:rPr>
+          <w:rFonts w:ascii="Calibri" w:eastAsia="Calibri" w:hAnsi="Calibri" w:cs="Calibri"/>
+          <w:color w:val="1A1A2E"/>
+        </w:rPr>
+        <w:t>X_sfm</w:t>
+      </w:r>
+      <w:proofErr w:type="spellEnd"/>
+      <w:r>
+        <w:rPr>
+          <w:rFonts w:ascii="Calibri" w:eastAsia="Calibri" w:hAnsi="Calibri" w:cs="Calibri"/>
+          <w:color w:val="1A1A2E"/>
+        </w:rPr>
+        <w:t xml:space="preserve">, </w:t>
+      </w:r>
+      <w:proofErr w:type="spellStart"/>
+      <w:r>
+        <w:rPr>
+          <w:rFonts w:ascii="Calibri" w:eastAsia="Calibri" w:hAnsi="Calibri" w:cs="Calibri"/>
+          <w:color w:val="1A1A2E"/>
+        </w:rPr>
+        <w:t>sfm_mask</w:t>
+      </w:r>
+      <w:proofErr w:type="spellEnd"/>
+    </w:p>
+    <w:p>
+      <w:pPr>
+        <w:spacing w:before="60" w:after="80"/>
+        <w:jc w:val="both"/>
+        <w:rPr>
+          <w:rFonts w:ascii="Calibri" w:eastAsia="Calibri" w:hAnsi="Calibri" w:cs="Calibri"/>
+          <w:color w:val="1A1A2E"/>
+        </w:rPr>
+      </w:pPr>
+      <w:r>
+        <w:rPr>
+          <w:rFonts w:ascii="Calibri" w:eastAsia="Calibri" w:hAnsi="Calibri" w:cs="Calibri"/>
+          <w:color w:val="1A1A2E"/>
+        </w:rPr>
+        <w:t xml:space="preserve">    → Step 5: </w:t>
+      </w:r>
+      <w:proofErr w:type="spellStart"/>
+      <w:r>
+        <w:rPr>
+          <w:rFonts w:ascii="Calibri" w:eastAsia="Calibri" w:hAnsi="Calibri" w:cs="Calibri"/>
+          <w:color w:val="1A1A2E"/>
+        </w:rPr>
+        <w:t>inject_</w:t>
+      </w:r>
+      <w:proofErr w:type="gramStart"/>
+      <w:r>
+        <w:rPr>
+          <w:rFonts w:ascii="Calibri" w:eastAsia="Calibri" w:hAnsi="Calibri" w:cs="Calibri"/>
+          <w:color w:val="1A1A2E"/>
+        </w:rPr>
+        <w:t>tcm</w:t>
+      </w:r>
+      <w:proofErr w:type="spellEnd"/>
+      <w:r>
+        <w:rPr>
+          <w:rFonts w:ascii="Calibri" w:eastAsia="Calibri" w:hAnsi="Calibri" w:cs="Calibri"/>
+          <w:color w:val="1A1A2E"/>
+        </w:rPr>
+        <w:t>()  →</w:t>
+      </w:r>
+      <w:proofErr w:type="gramEnd"/>
+      <w:r>
+        <w:rPr>
+          <w:rFonts w:ascii="Calibri" w:eastAsia="Calibri" w:hAnsi="Calibri" w:cs="Calibri"/>
+          <w:color w:val="1A1A2E"/>
+        </w:rPr>
+        <w:t xml:space="preserve"> </w:t>
+      </w:r>
+      <w:proofErr w:type="spellStart"/>
+      <w:r>
+        <w:rPr>
+          <w:rFonts w:ascii="Calibri" w:eastAsia="Calibri" w:hAnsi="Calibri" w:cs="Calibri"/>
+          <w:color w:val="1A1A2E"/>
+        </w:rPr>
+        <w:t>X_corrupted</w:t>
+      </w:r>
+      <w:proofErr w:type="spellEnd"/>
+      <w:r>
+        <w:rPr>
+          <w:rFonts w:ascii="Calibri" w:eastAsia="Calibri" w:hAnsi="Calibri" w:cs="Calibri"/>
+          <w:color w:val="1A1A2E"/>
+        </w:rPr>
+        <w:t xml:space="preserve">, </w:t>
+      </w:r>
+      <w:proofErr w:type="spellStart"/>
+      <w:r>
+        <w:rPr>
+          <w:rFonts w:ascii="Calibri" w:eastAsia="Calibri" w:hAnsi="Calibri" w:cs="Calibri"/>
+          <w:color w:val="1A1A2E"/>
+        </w:rPr>
+        <w:t>tcm_mask</w:t>
+      </w:r>
+      <w:proofErr w:type="spellEnd"/>
+    </w:p>
+    <w:p>
+      <w:pPr>
+        <w:spacing w:before="60" w:after="80"/>
+        <w:jc w:val="both"/>
+        <w:rPr>
+          <w:rFonts w:ascii="Calibri" w:eastAsia="Calibri" w:hAnsi="Calibri" w:cs="Calibri"/>
+          <w:color w:val="1A1A2E"/>
+        </w:rPr>
+      </w:pPr>
+      <w:r>
+        <w:rPr>
+          <w:rFonts w:ascii="Calibri" w:eastAsia="Calibri" w:hAnsi="Calibri" w:cs="Calibri"/>
+          <w:color w:val="1A1A2E"/>
+        </w:rPr>
+        <w:t xml:space="preserve">    → Combined: </w:t>
+      </w:r>
+      <w:proofErr w:type="spellStart"/>
+      <w:r>
+        <w:rPr>
+          <w:rFonts w:ascii="Calibri" w:eastAsia="Calibri" w:hAnsi="Calibri" w:cs="Calibri"/>
+          <w:color w:val="1A1A2E"/>
+        </w:rPr>
+        <w:t>X_mask</w:t>
+      </w:r>
+      <w:proofErr w:type="spellEnd"/>
+      <w:r>
+        <w:rPr>
+          <w:rFonts w:ascii="Calibri" w:eastAsia="Calibri" w:hAnsi="Calibri" w:cs="Calibri"/>
+          <w:color w:val="1A1A2E"/>
+        </w:rPr>
+        <w:t xml:space="preserve"> = </w:t>
+      </w:r>
+      <w:proofErr w:type="spellStart"/>
+      <w:r>
+        <w:rPr>
+          <w:rFonts w:ascii="Calibri" w:eastAsia="Calibri" w:hAnsi="Calibri" w:cs="Calibri"/>
+          <w:color w:val="1A1A2E"/>
+        </w:rPr>
+        <w:t>sfm_mask</w:t>
+      </w:r>
+      <w:proofErr w:type="spellEnd"/>
+      <w:r>
+        <w:rPr>
+          <w:rFonts w:ascii="Calibri" w:eastAsia="Calibri" w:hAnsi="Calibri" w:cs="Calibri"/>
+          <w:color w:val="1A1A2E"/>
+        </w:rPr>
+        <w:t xml:space="preserve"> × </w:t>
+      </w:r>
+      <w:proofErr w:type="spellStart"/>
+      <w:r>
+        <w:rPr>
+          <w:rFonts w:ascii="Calibri" w:eastAsia="Calibri" w:hAnsi="Calibri" w:cs="Calibri"/>
+          <w:color w:val="1A1A2E"/>
+        </w:rPr>
+        <w:t>tcm_mask</w:t>
+      </w:r>
+      <w:proofErr w:type="spellEnd"/>
     </w:p>
     <w:p>
       <w:pPr>
@@ -5198,7 +7058,64 @@
           <w:rFonts w:ascii="Calibri" w:eastAsia="Calibri" w:hAnsi="Calibri" w:cs="Calibri"/>
           <w:color w:val="1A1A2E"/>
         </w:rPr>
-        <w:t>Global seed fixed at np.random.seed(42). Files processed in sorted order within each scenario, scenarios processed in fixed order (penetration_10 → 20 → 30). TCM profiles are fully reproducible given these conditions.</w:t>
+        <w:t xml:space="preserve">Global seed fixed at </w:t>
+      </w:r>
+      <w:proofErr w:type="spellStart"/>
+      <w:proofErr w:type="gramStart"/>
+      <w:r>
+        <w:rPr>
+          <w:rFonts w:ascii="Calibri" w:eastAsia="Calibri" w:hAnsi="Calibri" w:cs="Calibri"/>
+          <w:color w:val="1A1A2E"/>
+        </w:rPr>
+        <w:t>np.random</w:t>
+      </w:r>
+      <w:proofErr w:type="gramEnd"/>
+      <w:r>
+        <w:rPr>
+          <w:rFonts w:ascii="Calibri" w:eastAsia="Calibri" w:hAnsi="Calibri" w:cs="Calibri"/>
+          <w:color w:val="1A1A2E"/>
+        </w:rPr>
+        <w:t>.</w:t>
+      </w:r>
+      <w:proofErr w:type="gramStart"/>
+      <w:r>
+        <w:rPr>
+          <w:rFonts w:ascii="Calibri" w:eastAsia="Calibri" w:hAnsi="Calibri" w:cs="Calibri"/>
+          <w:color w:val="1A1A2E"/>
+        </w:rPr>
+        <w:t>seed</w:t>
+      </w:r>
+      <w:proofErr w:type="spellEnd"/>
+      <w:r>
+        <w:rPr>
+          <w:rFonts w:ascii="Calibri" w:eastAsia="Calibri" w:hAnsi="Calibri" w:cs="Calibri"/>
+          <w:color w:val="1A1A2E"/>
+        </w:rPr>
+        <w:t>(</w:t>
+      </w:r>
+      <w:proofErr w:type="gramEnd"/>
+      <w:r>
+        <w:rPr>
+          <w:rFonts w:ascii="Calibri" w:eastAsia="Calibri" w:hAnsi="Calibri" w:cs="Calibri"/>
+          <w:color w:val="1A1A2E"/>
+        </w:rPr>
+        <w:t xml:space="preserve">42). Files processed in sorted order within each </w:t>
+      </w:r>
+      <w:proofErr w:type="gramStart"/>
+      <w:r>
+        <w:rPr>
+          <w:rFonts w:ascii="Calibri" w:eastAsia="Calibri" w:hAnsi="Calibri" w:cs="Calibri"/>
+          <w:color w:val="1A1A2E"/>
+        </w:rPr>
+        <w:t>scenario,</w:t>
+      </w:r>
+      <w:proofErr w:type="gramEnd"/>
+      <w:r>
+        <w:rPr>
+          <w:rFonts w:ascii="Calibri" w:eastAsia="Calibri" w:hAnsi="Calibri" w:cs="Calibri"/>
+          <w:color w:val="1A1A2E"/>
+        </w:rPr>
+        <w:t xml:space="preserve"> scenarios processed in fixed order (penetration_10 → 20 → 30). TCM profiles are fully reproducible given these conditions.</w:t>
       </w:r>
     </w:p>
     <w:p>
@@ -5382,7 +7299,31 @@
         <w:jc w:val="both"/>
       </w:pPr>
       <w:r>
-        <w:t>A post-processing module that generates simulated RSU camera observations for each window in data_corrupted/. For every time step where a leader vehicle exists, it applies physically calibrated Gaussian noise and random missed detections to the ground truth gap and leader speed. Output is stored as a new rsu_obs array inside each existing .npz file.</w:t>
+        <w:t xml:space="preserve">A post-processing module that generates simulated RSU camera observations for each window in </w:t>
+      </w:r>
+      <w:proofErr w:type="spellStart"/>
+      <w:r>
+        <w:t>data_corrupted</w:t>
+      </w:r>
+      <w:proofErr w:type="spellEnd"/>
+      <w:r>
+        <w:t xml:space="preserve">/. For every time step where a leader vehicle exists, it applies physically calibrated Gaussian noise and random missed detections to the ground truth gap and leader speed. Output is stored as a new </w:t>
+      </w:r>
+      <w:proofErr w:type="spellStart"/>
+      <w:r>
+        <w:t>rsu_obs</w:t>
+      </w:r>
+      <w:proofErr w:type="spellEnd"/>
+      <w:r>
+        <w:t xml:space="preserve"> array inside each existing .</w:t>
+      </w:r>
+      <w:proofErr w:type="spellStart"/>
+      <w:r>
+        <w:t>npz</w:t>
+      </w:r>
+      <w:proofErr w:type="spellEnd"/>
+      <w:r>
+        <w:t xml:space="preserve"> file.</w:t>
       </w:r>
     </w:p>
     <w:p>
@@ -5600,23 +7541,73 @@
         <w:spacing w:before="60" w:after="80"/>
         <w:jc w:val="both"/>
       </w:pPr>
-      <w:r>
-        <w:t>observed_gap = (true_position + ε_pos) − ego_x = true_gap + ε_pos</w:t>
-      </w:r>
-    </w:p>
-    <w:p>
-      <w:pPr>
-        <w:spacing w:before="60" w:after="80"/>
-        <w:jc w:val="both"/>
-      </w:pPr>
-    </w:p>
-    <w:p>
-      <w:pPr>
-        <w:spacing w:before="60" w:after="80"/>
-        <w:jc w:val="both"/>
-      </w:pPr>
-      <w:r>
-        <w:t>Noise is applied directly to columns 4 and 5 of X_gt without carrying extra absolute coordinate arrays.</w:t>
+      <w:proofErr w:type="spellStart"/>
+      <w:r>
+        <w:t>observed_gap</w:t>
+      </w:r>
+      <w:proofErr w:type="spellEnd"/>
+      <w:r>
+        <w:t xml:space="preserve"> = (</w:t>
+      </w:r>
+      <w:proofErr w:type="spellStart"/>
+      <w:r>
+        <w:t>true_position</w:t>
+      </w:r>
+      <w:proofErr w:type="spellEnd"/>
+      <w:r>
+        <w:t xml:space="preserve"> + </w:t>
+      </w:r>
+      <w:proofErr w:type="spellStart"/>
+      <w:r>
+        <w:t>ε_pos</w:t>
+      </w:r>
+      <w:proofErr w:type="spellEnd"/>
+      <w:r>
+        <w:t xml:space="preserve">) − </w:t>
+      </w:r>
+      <w:proofErr w:type="spellStart"/>
+      <w:r>
+        <w:t>ego_x</w:t>
+      </w:r>
+      <w:proofErr w:type="spellEnd"/>
+      <w:r>
+        <w:t xml:space="preserve"> = </w:t>
+      </w:r>
+      <w:proofErr w:type="spellStart"/>
+      <w:r>
+        <w:t>true_gap</w:t>
+      </w:r>
+      <w:proofErr w:type="spellEnd"/>
+      <w:r>
+        <w:t xml:space="preserve"> + </w:t>
+      </w:r>
+      <w:proofErr w:type="spellStart"/>
+      <w:r>
+        <w:t>ε_pos</w:t>
+      </w:r>
+      <w:proofErr w:type="spellEnd"/>
+    </w:p>
+    <w:p>
+      <w:pPr>
+        <w:spacing w:before="60" w:after="80"/>
+        <w:jc w:val="both"/>
+      </w:pPr>
+    </w:p>
+    <w:p>
+      <w:pPr>
+        <w:spacing w:before="60" w:after="80"/>
+        <w:jc w:val="both"/>
+      </w:pPr>
+      <w:r>
+        <w:t xml:space="preserve">Noise is applied directly to columns 4 and 5 of </w:t>
+      </w:r>
+      <w:proofErr w:type="spellStart"/>
+      <w:r>
+        <w:t>X_gt</w:t>
+      </w:r>
+      <w:proofErr w:type="spellEnd"/>
+      <w:r>
+        <w:t xml:space="preserve"> without carrying extra absolute coordinate arrays.</w:t>
       </w:r>
     </w:p>
     <w:p>
@@ -5697,12 +7688,63 @@
         <w:spacing w:before="60" w:after="80"/>
         <w:jc w:val="both"/>
       </w:pPr>
-      <w:r>
-        <w:t xml:space="preserve">os.replace() fails on Windows when source and destination paths resolve differently within the same directory. Fixed by replacing with shutil.move(). Leftover .tmp.npz files from the first failed run were cleaned up manually </w:t>
+      <w:proofErr w:type="spellStart"/>
+      <w:proofErr w:type="gramStart"/>
+      <w:r>
+        <w:t>os.replace</w:t>
+      </w:r>
+      <w:proofErr w:type="spellEnd"/>
+      <w:proofErr w:type="gramEnd"/>
+      <w:r>
+        <w:t xml:space="preserve">() fails on Windows when source and destination paths resolve differently within the same directory. Fixed by replacing with </w:t>
+      </w:r>
+      <w:proofErr w:type="spellStart"/>
+      <w:proofErr w:type="gramStart"/>
+      <w:r>
+        <w:t>shutil.move</w:t>
+      </w:r>
+      <w:proofErr w:type="spellEnd"/>
+      <w:proofErr w:type="gramEnd"/>
+      <w:r>
+        <w:t xml:space="preserve">(). </w:t>
+      </w:r>
+      <w:proofErr w:type="gramStart"/>
+      <w:r>
+        <w:t>Leftover .</w:t>
+      </w:r>
+      <w:proofErr w:type="spellStart"/>
+      <w:proofErr w:type="gramEnd"/>
+      <w:r>
+        <w:t>tmp.npz</w:t>
+      </w:r>
+      <w:proofErr w:type="spellEnd"/>
+      <w:r>
+        <w:t xml:space="preserve"> files from the first failed run were cleaned up manually </w:t>
       </w:r>
       <w:r>
         <w:lastRenderedPageBreak/>
-        <w:t>before re-running. All subsequent steps use .tmp extension (not .tmp.npz) to avoid the duplicate file pickup problem.</w:t>
+        <w:t>before re-running. All subsequent steps use .</w:t>
+      </w:r>
+      <w:proofErr w:type="spellStart"/>
+      <w:r>
+        <w:t>tmp</w:t>
+      </w:r>
+      <w:proofErr w:type="spellEnd"/>
+      <w:r>
+        <w:t xml:space="preserve"> extension (</w:t>
+      </w:r>
+      <w:proofErr w:type="gramStart"/>
+      <w:r>
+        <w:t>not .</w:t>
+      </w:r>
+      <w:proofErr w:type="spellStart"/>
+      <w:proofErr w:type="gramEnd"/>
+      <w:r>
+        <w:t>tmp.npz</w:t>
+      </w:r>
+      <w:proofErr w:type="spellEnd"/>
+      <w:r>
+        <w:t>) to avoid the duplicate file pickup problem.</w:t>
       </w:r>
     </w:p>
     <w:p>
@@ -5875,52 +7917,169 @@
         <w:jc w:val="both"/>
       </w:pPr>
       <w:r>
-        <w:t>State:       X = [x_leader, v_leader]^T</w:t>
-      </w:r>
-    </w:p>
-    <w:p>
-      <w:pPr>
-        <w:spacing w:before="60" w:after="80"/>
-        <w:jc w:val="both"/>
-      </w:pPr>
-      <w:r>
-        <w:t>Observation: Z = [z_x, z_v]^T  (absolute position, absolute speed)</w:t>
-      </w:r>
-    </w:p>
-    <w:p>
-      <w:pPr>
-        <w:spacing w:before="60" w:after="80"/>
-        <w:jc w:val="both"/>
-      </w:pPr>
-      <w:r>
-        <w:t>F = [[1, dt], [0, 1]]           (constant velocity transition)</w:t>
-      </w:r>
-    </w:p>
-    <w:p>
-      <w:pPr>
-        <w:spacing w:before="60" w:after="80"/>
-        <w:jc w:val="both"/>
-      </w:pPr>
-      <w:r>
-        <w:t>H = [[1, 0], [0, 1]]            (direct observation)</w:t>
-      </w:r>
-    </w:p>
-    <w:p>
-      <w:pPr>
-        <w:spacing w:before="60" w:after="80"/>
-        <w:jc w:val="both"/>
-      </w:pPr>
-      <w:r>
-        <w:t>R = diag(0.25, 0.09)            (camera noise: 0.5m², 0.3m/s²)</w:t>
-      </w:r>
-    </w:p>
-    <w:p>
-      <w:pPr>
-        <w:spacing w:before="60" w:after="80"/>
-        <w:jc w:val="both"/>
-      </w:pPr>
-      <w:r>
-        <w:t>Q = spectral_density × [[dt³/3, dt²/2], [dt²/2, dt]]  (process noise)</w:t>
+        <w:t>State:       X = [</w:t>
+      </w:r>
+      <w:proofErr w:type="spellStart"/>
+      <w:r>
+        <w:t>x_leader</w:t>
+      </w:r>
+      <w:proofErr w:type="spellEnd"/>
+      <w:r>
+        <w:t xml:space="preserve">, </w:t>
+      </w:r>
+      <w:proofErr w:type="spellStart"/>
+      <w:r>
+        <w:t>v_</w:t>
+      </w:r>
+      <w:proofErr w:type="gramStart"/>
+      <w:r>
+        <w:t>leader</w:t>
+      </w:r>
+      <w:proofErr w:type="spellEnd"/>
+      <w:r>
+        <w:t>]^</w:t>
+      </w:r>
+      <w:proofErr w:type="gramEnd"/>
+      <w:r>
+        <w:t>T</w:t>
+      </w:r>
+    </w:p>
+    <w:p>
+      <w:pPr>
+        <w:spacing w:before="60" w:after="80"/>
+        <w:jc w:val="both"/>
+      </w:pPr>
+      <w:r>
+        <w:t>Observation: Z = [</w:t>
+      </w:r>
+      <w:proofErr w:type="spellStart"/>
+      <w:r>
+        <w:t>z_x</w:t>
+      </w:r>
+      <w:proofErr w:type="spellEnd"/>
+      <w:r>
+        <w:t xml:space="preserve">, </w:t>
+      </w:r>
+      <w:proofErr w:type="spellStart"/>
+      <w:r>
+        <w:t>z_</w:t>
+      </w:r>
+      <w:proofErr w:type="gramStart"/>
+      <w:r>
+        <w:t>v</w:t>
+      </w:r>
+      <w:proofErr w:type="spellEnd"/>
+      <w:r>
+        <w:t>]^T  (</w:t>
+      </w:r>
+      <w:proofErr w:type="gramEnd"/>
+      <w:r>
+        <w:t>absolute position, absolute speed)</w:t>
+      </w:r>
+    </w:p>
+    <w:p>
+      <w:pPr>
+        <w:spacing w:before="60" w:after="80"/>
+        <w:jc w:val="both"/>
+      </w:pPr>
+      <w:r>
+        <w:t>F = [[1, dt], [0, 1</w:t>
+      </w:r>
+      <w:proofErr w:type="gramStart"/>
+      <w:r>
+        <w:t xml:space="preserve">]]   </w:t>
+      </w:r>
+      <w:proofErr w:type="gramEnd"/>
+      <w:r>
+        <w:t xml:space="preserve">     </w:t>
+      </w:r>
+      <w:proofErr w:type="gramStart"/>
+      <w:r>
+        <w:t xml:space="preserve">   (</w:t>
+      </w:r>
+      <w:proofErr w:type="gramEnd"/>
+      <w:r>
+        <w:t>constant velocity transition)</w:t>
+      </w:r>
+    </w:p>
+    <w:p>
+      <w:pPr>
+        <w:spacing w:before="60" w:after="80"/>
+        <w:jc w:val="both"/>
+      </w:pPr>
+      <w:r>
+        <w:t>H = [[1, 0], [0, 1</w:t>
+      </w:r>
+      <w:proofErr w:type="gramStart"/>
+      <w:r>
+        <w:t xml:space="preserve">]]   </w:t>
+      </w:r>
+      <w:proofErr w:type="gramEnd"/>
+      <w:r>
+        <w:t xml:space="preserve">      </w:t>
+      </w:r>
+      <w:proofErr w:type="gramStart"/>
+      <w:r>
+        <w:t xml:space="preserve">   (</w:t>
+      </w:r>
+      <w:proofErr w:type="gramEnd"/>
+      <w:r>
+        <w:t>direct observation)</w:t>
+      </w:r>
+    </w:p>
+    <w:p>
+      <w:pPr>
+        <w:spacing w:before="60" w:after="80"/>
+        <w:jc w:val="both"/>
+      </w:pPr>
+      <w:r>
+        <w:t xml:space="preserve">R = </w:t>
+      </w:r>
+      <w:proofErr w:type="spellStart"/>
+      <w:proofErr w:type="gramStart"/>
+      <w:r>
+        <w:t>diag</w:t>
+      </w:r>
+      <w:proofErr w:type="spellEnd"/>
+      <w:r>
+        <w:t>(</w:t>
+      </w:r>
+      <w:proofErr w:type="gramEnd"/>
+      <w:r>
+        <w:t xml:space="preserve">0.25, 0.09)         </w:t>
+      </w:r>
+      <w:proofErr w:type="gramStart"/>
+      <w:r>
+        <w:t xml:space="preserve">   (</w:t>
+      </w:r>
+      <w:proofErr w:type="gramEnd"/>
+      <w:r>
+        <w:t>camera noise: 0.5m², 0.3m/s²)</w:t>
+      </w:r>
+    </w:p>
+    <w:p>
+      <w:pPr>
+        <w:spacing w:before="60" w:after="80"/>
+        <w:jc w:val="both"/>
+      </w:pPr>
+      <w:r>
+        <w:t xml:space="preserve">Q = </w:t>
+      </w:r>
+      <w:proofErr w:type="spellStart"/>
+      <w:r>
+        <w:t>spectral_density</w:t>
+      </w:r>
+      <w:proofErr w:type="spellEnd"/>
+      <w:r>
+        <w:t xml:space="preserve"> × [[dt³/3, dt²/2], [dt²/2, dt</w:t>
+      </w:r>
+      <w:proofErr w:type="gramStart"/>
+      <w:r>
+        <w:t>]]  (</w:t>
+      </w:r>
+      <w:proofErr w:type="gramEnd"/>
+      <w:r>
+        <w:t>process noise)</w:t>
       </w:r>
     </w:p>
     <w:p>
@@ -5942,7 +8101,27 @@
         <w:jc w:val="both"/>
       </w:pPr>
       <w:r>
-        <w:t>For time steps after first detection where camera misses: kf.predict() is called but kf.update() is skipped. The motion model propagates the state forward while the covariance matrix grows to reflect increasing uncertainty during the sensor blackout. This is physically correct — the filter becomes less confident the longer it runs without a measurement.</w:t>
+        <w:t xml:space="preserve">For time steps after first detection where camera misses: </w:t>
+      </w:r>
+      <w:proofErr w:type="spellStart"/>
+      <w:proofErr w:type="gramStart"/>
+      <w:r>
+        <w:t>kf.predict</w:t>
+      </w:r>
+      <w:proofErr w:type="spellEnd"/>
+      <w:proofErr w:type="gramEnd"/>
+      <w:r>
+        <w:t xml:space="preserve">() is called but </w:t>
+      </w:r>
+      <w:proofErr w:type="spellStart"/>
+      <w:proofErr w:type="gramStart"/>
+      <w:r>
+        <w:t>kf.update</w:t>
+      </w:r>
+      <w:proofErr w:type="spellEnd"/>
+      <w:proofErr w:type="gramEnd"/>
+      <w:r>
+        <w:t>() is skipped. The motion model propagates the state forward while the covariance matrix grows to reflect increasing uncertainty during the sensor blackout. This is physically correct — the filter becomes less confident the longer it runs without a measurement.</w:t>
       </w:r>
     </w:p>
     <w:p>
@@ -5963,12 +8142,62 @@
         <w:spacing w:before="60" w:after="80"/>
         <w:jc w:val="both"/>
       </w:pPr>
-      <w:r>
-        <w:t>ego_states are taken from X_gt[:, :, 0:4] rather than X_corrupted. During TCM dropout, ego columns in X_corrupted are NaN. In real deployment a CAV resolves this using onboard IMU, wheel odometry, and wheel-</w:t>
+      <w:proofErr w:type="spellStart"/>
+      <w:r>
+        <w:t>ego_states</w:t>
+      </w:r>
+      <w:proofErr w:type="spellEnd"/>
+      <w:r>
+        <w:t xml:space="preserve"> are taken from </w:t>
+      </w:r>
+      <w:proofErr w:type="spellStart"/>
+      <w:r>
+        <w:t>X_gt</w:t>
+      </w:r>
+      <w:proofErr w:type="spellEnd"/>
+      <w:proofErr w:type="gramStart"/>
+      <w:r>
+        <w:t>[:,</w:t>
+      </w:r>
+      <w:proofErr w:type="gramEnd"/>
+      <w:r>
+        <w:t xml:space="preserve"> :, 0:4] rather than </w:t>
+      </w:r>
+      <w:proofErr w:type="spellStart"/>
+      <w:r>
+        <w:t>X_corrupted</w:t>
+      </w:r>
+      <w:proofErr w:type="spellEnd"/>
+      <w:r>
+        <w:t xml:space="preserve">. During TCM dropout, ego columns in </w:t>
+      </w:r>
+      <w:proofErr w:type="spellStart"/>
+      <w:r>
+        <w:t>X_corrupted</w:t>
+      </w:r>
+      <w:proofErr w:type="spellEnd"/>
+      <w:r>
+        <w:t xml:space="preserve"> are </w:t>
+      </w:r>
+      <w:proofErr w:type="spellStart"/>
+      <w:r>
+        <w:t>NaN</w:t>
+      </w:r>
+      <w:proofErr w:type="spellEnd"/>
+      <w:r>
+        <w:t>. In real deployment a CAV resolves this using onboard IMU, wheel odometry, and wheel-</w:t>
       </w:r>
       <w:r>
         <w:lastRenderedPageBreak/>
-        <w:t>speed sensors — dead-reckoning systems immune to V2X dropout. Using X_gt ego columns mirrors this precisely reliable local state.</w:t>
+        <w:t xml:space="preserve">speed sensors — dead-reckoning systems immune to V2X dropout. Using </w:t>
+      </w:r>
+      <w:proofErr w:type="spellStart"/>
+      <w:r>
+        <w:t>X_gt</w:t>
+      </w:r>
+      <w:proofErr w:type="spellEnd"/>
+      <w:r>
+        <w:t xml:space="preserve"> ego columns mirrors this precisely reliable local state.</w:t>
       </w:r>
     </w:p>
     <w:p>
@@ -5990,7 +8219,52 @@
         <w:jc w:val="both"/>
       </w:pPr>
       <w:r>
-        <w:t>Channel 1 fills columns 4 and 5 only where X_mask[:, t, 5] == 0 (SFM-masked) and leader_type != 'none' (a physical vehicle exists). Column 6 (follower_speed) is left NaN — the RSU camera has no line-of-sight to trailing vehicles.</w:t>
+        <w:t xml:space="preserve">Channel 1 fills columns 4 and 5 only where </w:t>
+      </w:r>
+      <w:proofErr w:type="spellStart"/>
+      <w:r>
+        <w:t>X_mask</w:t>
+      </w:r>
+      <w:proofErr w:type="spellEnd"/>
+      <w:proofErr w:type="gramStart"/>
+      <w:r>
+        <w:t>[:,</w:t>
+      </w:r>
+      <w:proofErr w:type="gramEnd"/>
+      <w:r>
+        <w:t xml:space="preserve"> t, 5] == 0 (SFM-masked) and </w:t>
+      </w:r>
+      <w:proofErr w:type="spellStart"/>
+      <w:r>
+        <w:t>leader_</w:t>
+      </w:r>
+      <w:proofErr w:type="gramStart"/>
+      <w:r>
+        <w:t>type</w:t>
+      </w:r>
+      <w:proofErr w:type="spellEnd"/>
+      <w:r>
+        <w:t xml:space="preserve"> !</w:t>
+      </w:r>
+      <w:proofErr w:type="gramEnd"/>
+      <w:r>
+        <w:t>= 'none' (a physical vehicle exists). Column 6 (</w:t>
+      </w:r>
+      <w:proofErr w:type="spellStart"/>
+      <w:r>
+        <w:t>follower_speed</w:t>
+      </w:r>
+      <w:proofErr w:type="spellEnd"/>
+      <w:r>
+        <w:t xml:space="preserve">) is left </w:t>
+      </w:r>
+      <w:proofErr w:type="spellStart"/>
+      <w:r>
+        <w:t>NaN</w:t>
+      </w:r>
+      <w:proofErr w:type="spellEnd"/>
+      <w:r>
+        <w:t xml:space="preserve"> — the RSU camera has no line-of-sight to trailing vehicles.</w:t>
       </w:r>
     </w:p>
     <w:p>
@@ -6288,8 +8562,13 @@
         <w:spacing w:before="60" w:after="80"/>
         <w:jc w:val="both"/>
       </w:pPr>
-      <w:r>
-        <w:t>Delta_t Units — Seconds</w:t>
+      <w:proofErr w:type="spellStart"/>
+      <w:r>
+        <w:t>Delta_t</w:t>
+      </w:r>
+      <w:proofErr w:type="spellEnd"/>
+      <w:r>
+        <w:t xml:space="preserve"> Units — Seconds</w:t>
       </w:r>
     </w:p>
     <w:p>
@@ -6318,23 +8597,49 @@
         <w:spacing w:before="60" w:after="80"/>
         <w:jc w:val="both"/>
       </w:pPr>
-      <w:r>
-        <w:t>x_last Initialisation</w:t>
-      </w:r>
-    </w:p>
-    <w:p>
-      <w:pPr>
-        <w:spacing w:before="60" w:after="80"/>
-        <w:jc w:val="both"/>
-      </w:pPr>
-    </w:p>
-    <w:p>
-      <w:pPr>
-        <w:spacing w:before="60" w:after="80"/>
-        <w:jc w:val="both"/>
-      </w:pPr>
-      <w:r>
-        <w:t>x_last is initialised from the learned baseline parameter, not from x[:, 0, :]. If the window starts with a dropout (t=0 missing), zero-initialisation would imply speed=0 at the start. Baseline initialisation correctly represents the model's prior before any observation arrives.</w:t>
+      <w:proofErr w:type="spellStart"/>
+      <w:r>
+        <w:t>x_last</w:t>
+      </w:r>
+      <w:proofErr w:type="spellEnd"/>
+      <w:r>
+        <w:t xml:space="preserve"> Initialisation</w:t>
+      </w:r>
+    </w:p>
+    <w:p>
+      <w:pPr>
+        <w:spacing w:before="60" w:after="80"/>
+        <w:jc w:val="both"/>
+      </w:pPr>
+    </w:p>
+    <w:p>
+      <w:pPr>
+        <w:spacing w:before="60" w:after="80"/>
+        <w:jc w:val="both"/>
+      </w:pPr>
+      <w:proofErr w:type="spellStart"/>
+      <w:r>
+        <w:t>x_last</w:t>
+      </w:r>
+      <w:proofErr w:type="spellEnd"/>
+      <w:r>
+        <w:t xml:space="preserve"> is initialised from the learned baseline parameter, not from x</w:t>
+      </w:r>
+      <w:proofErr w:type="gramStart"/>
+      <w:r>
+        <w:t>[:,</w:t>
+      </w:r>
+      <w:proofErr w:type="gramEnd"/>
+      <w:r>
+        <w:t xml:space="preserve"> 0</w:t>
+      </w:r>
+      <w:proofErr w:type="gramStart"/>
+      <w:r>
+        <w:t>, :</w:t>
+      </w:r>
+      <w:proofErr w:type="gramEnd"/>
+      <w:r>
+        <w:t>]. If the window starts with a dropout (t=0 missing), zero-initialisation would imply speed=0 at the start. Baseline initialisation correctly represents the model's prior before any observation arrives.</w:t>
       </w:r>
     </w:p>
     <w:p>
@@ -6432,7 +8737,36 @@
         <w:jc w:val="both"/>
       </w:pPr>
       <w:r>
-        <w:t>Scalers are stored as registered buffers inside TCMImputer — they travel with model.state_dict() automatically and are reused identically by the LSTM predictor in Step 10.</w:t>
+        <w:t xml:space="preserve">Scalers are stored as registered buffers inside </w:t>
+      </w:r>
+      <w:proofErr w:type="spellStart"/>
+      <w:r>
+        <w:t>TCMImputer</w:t>
+      </w:r>
+      <w:proofErr w:type="spellEnd"/>
+      <w:r>
+        <w:t xml:space="preserve"> — they travel with </w:t>
+      </w:r>
+      <w:proofErr w:type="spellStart"/>
+      <w:proofErr w:type="gramStart"/>
+      <w:r>
+        <w:t>model.state</w:t>
+      </w:r>
+      <w:proofErr w:type="gramEnd"/>
+      <w:r>
+        <w:t>_</w:t>
+      </w:r>
+      <w:proofErr w:type="gramStart"/>
+      <w:r>
+        <w:t>dict</w:t>
+      </w:r>
+      <w:proofErr w:type="spellEnd"/>
+      <w:r>
+        <w:t>(</w:t>
+      </w:r>
+      <w:proofErr w:type="gramEnd"/>
+      <w:r>
+        <w:t>) automatically and are reused identically by the LSTM predictor in Step 10.</w:t>
       </w:r>
     </w:p>
     <w:p>
@@ -6462,18 +8796,70 @@
         <w:spacing w:before="60" w:after="80"/>
         <w:jc w:val="both"/>
       </w:pPr>
-      <w:r>
-        <w:t>scaled_lo = (raw_lo - scaler_mean) / scaler_std</w:t>
-      </w:r>
-    </w:p>
-    <w:p>
-      <w:pPr>
-        <w:spacing w:before="60" w:after="80"/>
-        <w:jc w:val="both"/>
-      </w:pPr>
-      <w:r>
-        <w:t>scaled_hi = (raw_hi - scaler_mean) / scaler_std</w:t>
-      </w:r>
+      <w:proofErr w:type="spellStart"/>
+      <w:r>
+        <w:t>scaled_lo</w:t>
+      </w:r>
+      <w:proofErr w:type="spellEnd"/>
+      <w:r>
+        <w:t xml:space="preserve"> = (</w:t>
+      </w:r>
+      <w:proofErr w:type="spellStart"/>
+      <w:r>
+        <w:t>raw_lo</w:t>
+      </w:r>
+      <w:proofErr w:type="spellEnd"/>
+      <w:r>
+        <w:t xml:space="preserve"> - </w:t>
+      </w:r>
+      <w:proofErr w:type="spellStart"/>
+      <w:r>
+        <w:t>scaler_mean</w:t>
+      </w:r>
+      <w:proofErr w:type="spellEnd"/>
+      <w:r>
+        <w:t xml:space="preserve">) / </w:t>
+      </w:r>
+      <w:proofErr w:type="spellStart"/>
+      <w:r>
+        <w:t>scaler_std</w:t>
+      </w:r>
+      <w:proofErr w:type="spellEnd"/>
+    </w:p>
+    <w:p>
+      <w:pPr>
+        <w:spacing w:before="60" w:after="80"/>
+        <w:jc w:val="both"/>
+      </w:pPr>
+      <w:proofErr w:type="spellStart"/>
+      <w:r>
+        <w:t>scaled_hi</w:t>
+      </w:r>
+      <w:proofErr w:type="spellEnd"/>
+      <w:r>
+        <w:t xml:space="preserve"> = (</w:t>
+      </w:r>
+      <w:proofErr w:type="spellStart"/>
+      <w:r>
+        <w:t>raw_hi</w:t>
+      </w:r>
+      <w:proofErr w:type="spellEnd"/>
+      <w:r>
+        <w:t xml:space="preserve"> - </w:t>
+      </w:r>
+      <w:proofErr w:type="spellStart"/>
+      <w:r>
+        <w:t>scaler_mean</w:t>
+      </w:r>
+      <w:proofErr w:type="spellEnd"/>
+      <w:r>
+        <w:t xml:space="preserve">) / </w:t>
+      </w:r>
+      <w:proofErr w:type="spellStart"/>
+      <w:r>
+        <w:t>scaler_std</w:t>
+      </w:r>
+      <w:proofErr w:type="spellEnd"/>
     </w:p>
     <w:p>
       <w:pPr>
@@ -6717,7 +9103,15 @@
         <w:jc w:val="both"/>
       </w:pPr>
       <w:r>
-        <w:t>Train/val split is by sample index, not by simulation run. This means windows from the same vehicle episode may appear in both train and val. For the GRU-D this is acceptable since it learns a general imputation function. For the LSTM predictor in Step 10 this must be corrected — split by run ID.</w:t>
+        <w:t>Train/</w:t>
+      </w:r>
+      <w:proofErr w:type="spellStart"/>
+      <w:r>
+        <w:t>val</w:t>
+      </w:r>
+      <w:proofErr w:type="spellEnd"/>
+      <w:r>
+        <w:t xml:space="preserve"> split is by sample index, not by simulation run. This means windows from the same vehicle episode may appear in both train and val. For the GRU-D this is acceptable since it learns a general imputation function. For the LSTM predictor in Step 10 this must be corrected — split by run ID.</w:t>
       </w:r>
     </w:p>
     <w:p>
@@ -6771,16 +9165,81 @@
         <w:jc w:val="both"/>
       </w:pPr>
       <w:r>
-        <w:t>model = TCMImputer(feature_dim=4, hidden_dim=64)</w:t>
-      </w:r>
-    </w:p>
-    <w:p>
-      <w:pPr>
-        <w:spacing w:before="60" w:after="80"/>
-        <w:jc w:val="both"/>
-      </w:pPr>
-      <w:r>
-        <w:t>model.load_state_dict(torch.load('tcm_grud_best.pt', map_location='cpu'))</w:t>
+        <w:t xml:space="preserve">model = </w:t>
+      </w:r>
+      <w:proofErr w:type="spellStart"/>
+      <w:proofErr w:type="gramStart"/>
+      <w:r>
+        <w:t>TCMImputer</w:t>
+      </w:r>
+      <w:proofErr w:type="spellEnd"/>
+      <w:r>
+        <w:t>(</w:t>
+      </w:r>
+      <w:proofErr w:type="spellStart"/>
+      <w:proofErr w:type="gramEnd"/>
+      <w:r>
+        <w:t>feature_dim</w:t>
+      </w:r>
+      <w:proofErr w:type="spellEnd"/>
+      <w:r>
+        <w:t xml:space="preserve">=4, </w:t>
+      </w:r>
+      <w:proofErr w:type="spellStart"/>
+      <w:r>
+        <w:t>hidden_dim</w:t>
+      </w:r>
+      <w:proofErr w:type="spellEnd"/>
+      <w:r>
+        <w:t>=64)</w:t>
+      </w:r>
+    </w:p>
+    <w:p>
+      <w:pPr>
+        <w:spacing w:before="60" w:after="80"/>
+        <w:jc w:val="both"/>
+      </w:pPr>
+      <w:proofErr w:type="spellStart"/>
+      <w:proofErr w:type="gramStart"/>
+      <w:r>
+        <w:t>model.load</w:t>
+      </w:r>
+      <w:proofErr w:type="gramEnd"/>
+      <w:r>
+        <w:t>_state_</w:t>
+      </w:r>
+      <w:proofErr w:type="gramStart"/>
+      <w:r>
+        <w:t>dict</w:t>
+      </w:r>
+      <w:proofErr w:type="spellEnd"/>
+      <w:r>
+        <w:t>(</w:t>
+      </w:r>
+      <w:proofErr w:type="spellStart"/>
+      <w:r>
+        <w:t>torch.load</w:t>
+      </w:r>
+      <w:proofErr w:type="spellEnd"/>
+      <w:proofErr w:type="gramEnd"/>
+      <w:r>
+        <w:t xml:space="preserve">('tcm_grud_best.pt', </w:t>
+      </w:r>
+      <w:proofErr w:type="spellStart"/>
+      <w:r>
+        <w:t>map_location</w:t>
+      </w:r>
+      <w:proofErr w:type="spellEnd"/>
+      <w:r>
+        <w:t>='</w:t>
+      </w:r>
+      <w:proofErr w:type="spellStart"/>
+      <w:r>
+        <w:t>cpu</w:t>
+      </w:r>
+      <w:proofErr w:type="spellEnd"/>
+      <w:r>
+        <w:t>'))</w:t>
       </w:r>
     </w:p>
     <w:p>
@@ -6917,12 +9376,14 @@
         </w:rPr>
         <w:t xml:space="preserve">An integration script that fuses Channel 1 (Kalman Filter) and Channel 2 (GRU-D) outputs into a single fully-imputed window array </w:t>
       </w:r>
+      <w:proofErr w:type="spellStart"/>
       <w:r>
         <w:rPr>
           <w:rFonts w:ascii="Courier New" w:hAnsi="Courier New" w:cs="Courier New"/>
         </w:rPr>
         <w:t>X_fully_imputed</w:t>
       </w:r>
+      <w:proofErr w:type="spellEnd"/>
       <w:r>
         <w:rPr>
           <w:sz w:val="24"/>
@@ -6930,11 +9391,19 @@
         </w:rPr>
         <w:t xml:space="preserve"> for every window in </w:t>
       </w:r>
+      <w:proofErr w:type="spellStart"/>
       <w:r>
         <w:rPr>
           <w:rFonts w:ascii="Courier New" w:hAnsi="Courier New" w:cs="Courier New"/>
         </w:rPr>
-        <w:t>data_corrupted/</w:t>
+        <w:t>data_corrupted</w:t>
+      </w:r>
+      <w:proofErr w:type="spellEnd"/>
+      <w:r>
+        <w:rPr>
+          <w:rFonts w:ascii="Courier New" w:hAnsi="Courier New" w:cs="Courier New"/>
+        </w:rPr>
+        <w:t>/</w:t>
       </w:r>
       <w:r>
         <w:rPr>
@@ -7058,7 +9527,23 @@
           <w:rFonts w:ascii="var(--font-mono)" w:hAnsi="var(--font-mono)" w:cs="Courier New"/>
           <w:color w:val="14181F"/>
         </w:rPr>
-        <w:t xml:space="preserve">    → denormalise → write back to cols 0-3</w:t>
+        <w:t xml:space="preserve">    → </w:t>
+      </w:r>
+      <w:proofErr w:type="spellStart"/>
+      <w:r>
+        <w:rPr>
+          <w:rFonts w:ascii="var(--font-mono)" w:hAnsi="var(--font-mono)" w:cs="Courier New"/>
+          <w:color w:val="14181F"/>
+        </w:rPr>
+        <w:t>denormalise</w:t>
+      </w:r>
+      <w:proofErr w:type="spellEnd"/>
+      <w:r>
+        <w:rPr>
+          <w:rFonts w:ascii="var(--font-mono)" w:hAnsi="var(--font-mono)" w:cs="Courier New"/>
+          <w:color w:val="14181F"/>
+        </w:rPr>
+        <w:t xml:space="preserve"> → write back to cols 0-3</w:t>
       </w:r>
     </w:p>
     <w:p>
@@ -7091,8 +9576,17 @@
           <w:rFonts w:ascii="var(--font-mono)" w:hAnsi="var(--font-mono)" w:cs="Courier New"/>
           <w:color w:val="14181F"/>
         </w:rPr>
-        <w:t xml:space="preserve">    → X_fully_imputed</w:t>
-      </w:r>
+        <w:t xml:space="preserve">    → </w:t>
+      </w:r>
+      <w:proofErr w:type="spellStart"/>
+      <w:r>
+        <w:rPr>
+          <w:rFonts w:ascii="var(--font-mono)" w:hAnsi="var(--font-mono)" w:cs="Courier New"/>
+          <w:color w:val="14181F"/>
+        </w:rPr>
+        <w:t>X_fully_imputed</w:t>
+      </w:r>
+      <w:proofErr w:type="spellEnd"/>
     </w:p>
     <w:p>
       <w:pPr>
@@ -7172,14 +9666,32 @@
           <w:sz w:val="24"/>
           <w:szCs w:val="24"/>
         </w:rPr>
-        <w:t>Replace NaN with 0.0 (</w:t>
-      </w:r>
+        <w:t xml:space="preserve">Replace </w:t>
+      </w:r>
+      <w:proofErr w:type="spellStart"/>
+      <w:r>
+        <w:rPr>
+          <w:sz w:val="24"/>
+          <w:szCs w:val="24"/>
+        </w:rPr>
+        <w:t>NaN</w:t>
+      </w:r>
+      <w:proofErr w:type="spellEnd"/>
+      <w:r>
+        <w:rPr>
+          <w:sz w:val="24"/>
+          <w:szCs w:val="24"/>
+        </w:rPr>
+        <w:t xml:space="preserve"> with 0.0 (</w:t>
+      </w:r>
+      <w:proofErr w:type="spellStart"/>
       <w:r>
         <w:rPr>
           <w:rFonts w:ascii="Courier New" w:hAnsi="Courier New" w:cs="Courier New"/>
         </w:rPr>
         <w:t>nan_to_num</w:t>
       </w:r>
+      <w:proofErr w:type="spellEnd"/>
       <w:r>
         <w:rPr>
           <w:sz w:val="24"/>
@@ -7211,8 +9723,30 @@
         <w:rPr>
           <w:rFonts w:ascii="Courier New" w:hAnsi="Courier New" w:cs="Courier New"/>
         </w:rPr>
-        <w:t>(raw - scaler_mean) / scaler_std</w:t>
-      </w:r>
+        <w:t xml:space="preserve">(raw - </w:t>
+      </w:r>
+      <w:proofErr w:type="spellStart"/>
+      <w:r>
+        <w:rPr>
+          <w:rFonts w:ascii="Courier New" w:hAnsi="Courier New" w:cs="Courier New"/>
+        </w:rPr>
+        <w:t>scaler_mean</w:t>
+      </w:r>
+      <w:proofErr w:type="spellEnd"/>
+      <w:r>
+        <w:rPr>
+          <w:rFonts w:ascii="Courier New" w:hAnsi="Courier New" w:cs="Courier New"/>
+        </w:rPr>
+        <w:t xml:space="preserve">) / </w:t>
+      </w:r>
+      <w:proofErr w:type="spellStart"/>
+      <w:r>
+        <w:rPr>
+          <w:rFonts w:ascii="Courier New" w:hAnsi="Courier New" w:cs="Courier New"/>
+        </w:rPr>
+        <w:t>scaler_std</w:t>
+      </w:r>
+      <w:proofErr w:type="spellEnd"/>
     </w:p>
     <w:p>
       <w:pPr>
@@ -7233,11 +9767,21 @@
         </w:rPr>
         <w:t xml:space="preserve">Re-zero missing entries: </w:t>
       </w:r>
+      <w:proofErr w:type="spellStart"/>
+      <w:proofErr w:type="gramStart"/>
       <w:r>
         <w:rPr>
           <w:rFonts w:ascii="Courier New" w:hAnsi="Courier New" w:cs="Courier New"/>
         </w:rPr>
-        <w:t>torch.where(mask==1, norm, zeros)</w:t>
+        <w:t>torch.where</w:t>
+      </w:r>
+      <w:proofErr w:type="spellEnd"/>
+      <w:proofErr w:type="gramEnd"/>
+      <w:r>
+        <w:rPr>
+          <w:rFonts w:ascii="Courier New" w:hAnsi="Courier New" w:cs="Courier New"/>
+        </w:rPr>
+        <w:t>(mask==1, norm, zeros)</w:t>
       </w:r>
       <w:r>
         <w:rPr>
@@ -7264,13 +9808,45 @@
           <w:sz w:val="24"/>
           <w:szCs w:val="24"/>
         </w:rPr>
-        <w:t xml:space="preserve">Pass to model, denormalise output, write to </w:t>
-      </w:r>
+        <w:t xml:space="preserve">Pass to model, </w:t>
+      </w:r>
+      <w:proofErr w:type="spellStart"/>
+      <w:r>
+        <w:rPr>
+          <w:sz w:val="24"/>
+          <w:szCs w:val="24"/>
+        </w:rPr>
+        <w:t>denormalise</w:t>
+      </w:r>
+      <w:proofErr w:type="spellEnd"/>
+      <w:r>
+        <w:rPr>
+          <w:sz w:val="24"/>
+          <w:szCs w:val="24"/>
+        </w:rPr>
+        <w:t xml:space="preserve"> output, write to </w:t>
+      </w:r>
+      <w:proofErr w:type="spellStart"/>
       <w:r>
         <w:rPr>
           <w:rFonts w:ascii="Courier New" w:hAnsi="Courier New" w:cs="Courier New"/>
         </w:rPr>
-        <w:t>X_fully_imputed[:, :, 0:4]</w:t>
+        <w:t>X_fully_imputed</w:t>
+      </w:r>
+      <w:proofErr w:type="spellEnd"/>
+      <w:proofErr w:type="gramStart"/>
+      <w:r>
+        <w:rPr>
+          <w:rFonts w:ascii="Courier New" w:hAnsi="Courier New" w:cs="Courier New"/>
+        </w:rPr>
+        <w:t>[:,</w:t>
+      </w:r>
+      <w:proofErr w:type="gramEnd"/>
+      <w:r>
+        <w:rPr>
+          <w:rFonts w:ascii="Courier New" w:hAnsi="Courier New" w:cs="Courier New"/>
+        </w:rPr>
+        <w:t xml:space="preserve"> :, 0:4]</w:t>
       </w:r>
     </w:p>
     <w:p>
@@ -7351,7 +9927,55 @@
           <w:sz w:val="24"/>
           <w:szCs w:val="24"/>
         </w:rPr>
-        <w:t>Column 6 (follower_speed) is left untouched with its original NaN values. NaN here is not corruption — it is an honest signal that the data was structurally unavailable. No rear-facing RSU camera exists to fill it, and the ego-kinematics GRU-D was not designed to predict an independent trailing driver's behaviour. The downstream LSTM must handle this via masking.</w:t>
+        <w:t>Column 6 (</w:t>
+      </w:r>
+      <w:proofErr w:type="spellStart"/>
+      <w:r>
+        <w:rPr>
+          <w:sz w:val="24"/>
+          <w:szCs w:val="24"/>
+        </w:rPr>
+        <w:t>follower_speed</w:t>
+      </w:r>
+      <w:proofErr w:type="spellEnd"/>
+      <w:r>
+        <w:rPr>
+          <w:sz w:val="24"/>
+          <w:szCs w:val="24"/>
+        </w:rPr>
+        <w:t xml:space="preserve">) is left untouched with its original </w:t>
+      </w:r>
+      <w:proofErr w:type="spellStart"/>
+      <w:r>
+        <w:rPr>
+          <w:sz w:val="24"/>
+          <w:szCs w:val="24"/>
+        </w:rPr>
+        <w:t>NaN</w:t>
+      </w:r>
+      <w:proofErr w:type="spellEnd"/>
+      <w:r>
+        <w:rPr>
+          <w:sz w:val="24"/>
+          <w:szCs w:val="24"/>
+        </w:rPr>
+        <w:t xml:space="preserve"> values. </w:t>
+      </w:r>
+      <w:proofErr w:type="spellStart"/>
+      <w:r>
+        <w:rPr>
+          <w:sz w:val="24"/>
+          <w:szCs w:val="24"/>
+        </w:rPr>
+        <w:t>NaN</w:t>
+      </w:r>
+      <w:proofErr w:type="spellEnd"/>
+      <w:r>
+        <w:rPr>
+          <w:sz w:val="24"/>
+          <w:szCs w:val="24"/>
+        </w:rPr>
+        <w:t xml:space="preserve"> here is not corruption — it is an honest signal that the data was structurally unavailable. No rear-facing RSU camera exists to fill it, and the ego-kinematics GRU-D was not designed to predict an independent trailing driver's behaviour. The downstream LSTM must handle this via masking.</w:t>
       </w:r>
     </w:p>
     <w:p>
@@ -7385,7 +10009,55 @@
           <w:sz w:val="24"/>
           <w:szCs w:val="24"/>
         </w:rPr>
-        <w:t>Ego columns 0-3 verified to contain zero NaN after integration — hard assertion, raises ValueError if violated. Columns 4, 5, 6 NaN counts reported honestly per file.</w:t>
+        <w:t xml:space="preserve">Ego columns 0-3 verified to contain zero </w:t>
+      </w:r>
+      <w:proofErr w:type="spellStart"/>
+      <w:r>
+        <w:rPr>
+          <w:sz w:val="24"/>
+          <w:szCs w:val="24"/>
+        </w:rPr>
+        <w:t>NaN</w:t>
+      </w:r>
+      <w:proofErr w:type="spellEnd"/>
+      <w:r>
+        <w:rPr>
+          <w:sz w:val="24"/>
+          <w:szCs w:val="24"/>
+        </w:rPr>
+        <w:t xml:space="preserve"> after integration — hard assertion, raises </w:t>
+      </w:r>
+      <w:proofErr w:type="spellStart"/>
+      <w:r>
+        <w:rPr>
+          <w:sz w:val="24"/>
+          <w:szCs w:val="24"/>
+        </w:rPr>
+        <w:t>ValueError</w:t>
+      </w:r>
+      <w:proofErr w:type="spellEnd"/>
+      <w:r>
+        <w:rPr>
+          <w:sz w:val="24"/>
+          <w:szCs w:val="24"/>
+        </w:rPr>
+        <w:t xml:space="preserve"> if violated. Columns 4, 5, 6 </w:t>
+      </w:r>
+      <w:proofErr w:type="spellStart"/>
+      <w:r>
+        <w:rPr>
+          <w:sz w:val="24"/>
+          <w:szCs w:val="24"/>
+        </w:rPr>
+        <w:t>NaN</w:t>
+      </w:r>
+      <w:proofErr w:type="spellEnd"/>
+      <w:r>
+        <w:rPr>
+          <w:sz w:val="24"/>
+          <w:szCs w:val="24"/>
+        </w:rPr>
+        <w:t xml:space="preserve"> counts reported honestly per file.</w:t>
       </w:r>
     </w:p>
     <w:p>
@@ -7412,6 +10084,9 @@
         <w:jc w:val="both"/>
       </w:pPr>
       <w:r>
+        <w:rPr>
+          <w:noProof/>
+        </w:rPr>
         <w:drawing>
           <wp:inline distT="0" distB="0" distL="0" distR="0" wp14:anchorId="697B65E3" wp14:editId="54072F62">
             <wp:extent cx="5731510" cy="2378710"/>
@@ -7492,7 +10167,23 @@
           <w:sz w:val="24"/>
           <w:szCs w:val="24"/>
         </w:rPr>
-        <w:t xml:space="preserve">Residual NaN in columns 4 and 5 (col4 always equals col5) represents windows where the RSU camera had zero detections across all 30 steps. The Kalman Filter cannot initialise without at least one observation. These windows report a 0.7% unrecoverable blackout rate. </w:t>
+        <w:t xml:space="preserve">Residual </w:t>
+      </w:r>
+      <w:proofErr w:type="spellStart"/>
+      <w:r>
+        <w:rPr>
+          <w:sz w:val="24"/>
+          <w:szCs w:val="24"/>
+        </w:rPr>
+        <w:t>NaN</w:t>
+      </w:r>
+      <w:proofErr w:type="spellEnd"/>
+      <w:r>
+        <w:rPr>
+          <w:sz w:val="24"/>
+          <w:szCs w:val="24"/>
+        </w:rPr>
+        <w:t xml:space="preserve"> in columns 4 and 5 (col4 always equals col5) represents windows where the RSU camera had zero detections across all 30 steps. The Kalman Filter cannot initialise without at least one observation. These windows report a 0.7% unrecoverable blackout rate. </w:t>
       </w:r>
       <w:r>
         <w:rPr>
@@ -7540,8 +10231,16 @@
         <w:rPr>
           <w:rFonts w:ascii="Courier New" w:hAnsi="Courier New" w:cs="Courier New"/>
         </w:rPr>
-        <w:t>.npz</w:t>
-      </w:r>
+        <w:t>.</w:t>
+      </w:r>
+      <w:proofErr w:type="spellStart"/>
+      <w:r>
+        <w:rPr>
+          <w:rFonts w:ascii="Courier New" w:hAnsi="Courier New" w:cs="Courier New"/>
+        </w:rPr>
+        <w:t>npz</w:t>
+      </w:r>
+      <w:proofErr w:type="spellEnd"/>
       <w:r>
         <w:rPr>
           <w:sz w:val="24"/>
@@ -7549,11 +10248,19 @@
         </w:rPr>
         <w:t xml:space="preserve"> file in </w:t>
       </w:r>
+      <w:proofErr w:type="spellStart"/>
       <w:r>
         <w:rPr>
           <w:rFonts w:ascii="Courier New" w:hAnsi="Courier New" w:cs="Courier New"/>
         </w:rPr>
-        <w:t>data_corrupted/</w:t>
+        <w:t>data_corrupted</w:t>
+      </w:r>
+      <w:proofErr w:type="spellEnd"/>
+      <w:r>
+        <w:rPr>
+          <w:rFonts w:ascii="Courier New" w:hAnsi="Courier New" w:cs="Courier New"/>
+        </w:rPr>
+        <w:t>/</w:t>
       </w:r>
       <w:r>
         <w:rPr>
@@ -7588,12 +10295,53 @@
           <w:color w:val="14181F"/>
         </w:rPr>
       </w:pPr>
+      <w:proofErr w:type="spellStart"/>
       <w:r>
         <w:rPr>
           <w:rFonts w:ascii="var(--font-mono)" w:hAnsi="var(--font-mono)" w:cs="Courier New"/>
           <w:color w:val="14181F"/>
         </w:rPr>
-        <w:t>X_gt              (N, 30, 7)  — ground truth, never modified</w:t>
+        <w:t>X_gt</w:t>
+      </w:r>
+      <w:proofErr w:type="spellEnd"/>
+      <w:r>
+        <w:rPr>
+          <w:rFonts w:ascii="var(--font-mono)" w:hAnsi="var(--font-mono)" w:cs="Courier New"/>
+          <w:color w:val="14181F"/>
+        </w:rPr>
+        <w:t xml:space="preserve">           </w:t>
+      </w:r>
+      <w:proofErr w:type="gramStart"/>
+      <w:r>
+        <w:rPr>
+          <w:rFonts w:ascii="var(--font-mono)" w:hAnsi="var(--font-mono)" w:cs="Courier New"/>
+          <w:color w:val="14181F"/>
+        </w:rPr>
+        <w:t xml:space="preserve">   (</w:t>
+      </w:r>
+      <w:proofErr w:type="gramEnd"/>
+      <w:r>
+        <w:rPr>
+          <w:rFonts w:ascii="var(--font-mono)" w:hAnsi="var(--font-mono)" w:cs="Courier New"/>
+          <w:color w:val="14181F"/>
+        </w:rPr>
+        <w:t>N, 30, 7</w:t>
+      </w:r>
+      <w:proofErr w:type="gramStart"/>
+      <w:r>
+        <w:rPr>
+          <w:rFonts w:ascii="var(--font-mono)" w:hAnsi="var(--font-mono)" w:cs="Courier New"/>
+          <w:color w:val="14181F"/>
+        </w:rPr>
+        <w:t>)  —</w:t>
+      </w:r>
+      <w:proofErr w:type="gramEnd"/>
+      <w:r>
+        <w:rPr>
+          <w:rFonts w:ascii="var(--font-mono)" w:hAnsi="var(--font-mono)" w:cs="Courier New"/>
+          <w:color w:val="14181F"/>
+        </w:rPr>
+        <w:t xml:space="preserve"> ground truth, never modified</w:t>
       </w:r>
     </w:p>
     <w:p>
@@ -7626,7 +10374,39 @@
           <w:rFonts w:ascii="var(--font-mono)" w:hAnsi="var(--font-mono)" w:cs="Courier New"/>
           <w:color w:val="14181F"/>
         </w:rPr>
-        <w:t>Y                 (N, 50, 2)  — trajectory labels</w:t>
+        <w:t xml:space="preserve">Y              </w:t>
+      </w:r>
+      <w:proofErr w:type="gramStart"/>
+      <w:r>
+        <w:rPr>
+          <w:rFonts w:ascii="var(--font-mono)" w:hAnsi="var(--font-mono)" w:cs="Courier New"/>
+          <w:color w:val="14181F"/>
+        </w:rPr>
+        <w:t xml:space="preserve">   (</w:t>
+      </w:r>
+      <w:proofErr w:type="gramEnd"/>
+      <w:r>
+        <w:rPr>
+          <w:rFonts w:ascii="var(--font-mono)" w:hAnsi="var(--font-mono)" w:cs="Courier New"/>
+          <w:color w:val="14181F"/>
+        </w:rPr>
+        <w:t>N, 50, 2</w:t>
+      </w:r>
+      <w:proofErr w:type="gramStart"/>
+      <w:r>
+        <w:rPr>
+          <w:rFonts w:ascii="var(--font-mono)" w:hAnsi="var(--font-mono)" w:cs="Courier New"/>
+          <w:color w:val="14181F"/>
+        </w:rPr>
+        <w:t>)  —</w:t>
+      </w:r>
+      <w:proofErr w:type="gramEnd"/>
+      <w:r>
+        <w:rPr>
+          <w:rFonts w:ascii="var(--font-mono)" w:hAnsi="var(--font-mono)" w:cs="Courier New"/>
+          <w:color w:val="14181F"/>
+        </w:rPr>
+        <w:t xml:space="preserve"> trajectory labels</w:t>
       </w:r>
     </w:p>
     <w:p>
@@ -7654,12 +10434,53 @@
           <w:color w:val="14181F"/>
         </w:rPr>
       </w:pPr>
+      <w:proofErr w:type="spellStart"/>
       <w:r>
         <w:rPr>
           <w:rFonts w:ascii="var(--font-mono)" w:hAnsi="var(--font-mono)" w:cs="Courier New"/>
           <w:color w:val="14181F"/>
         </w:rPr>
-        <w:t>X_corrupted       (N, 30, 7)  — SFM + TCM applied</w:t>
+        <w:t>X_corrupted</w:t>
+      </w:r>
+      <w:proofErr w:type="spellEnd"/>
+      <w:r>
+        <w:rPr>
+          <w:rFonts w:ascii="var(--font-mono)" w:hAnsi="var(--font-mono)" w:cs="Courier New"/>
+          <w:color w:val="14181F"/>
+        </w:rPr>
+        <w:t xml:space="preserve">    </w:t>
+      </w:r>
+      <w:proofErr w:type="gramStart"/>
+      <w:r>
+        <w:rPr>
+          <w:rFonts w:ascii="var(--font-mono)" w:hAnsi="var(--font-mono)" w:cs="Courier New"/>
+          <w:color w:val="14181F"/>
+        </w:rPr>
+        <w:t xml:space="preserve">   (</w:t>
+      </w:r>
+      <w:proofErr w:type="gramEnd"/>
+      <w:r>
+        <w:rPr>
+          <w:rFonts w:ascii="var(--font-mono)" w:hAnsi="var(--font-mono)" w:cs="Courier New"/>
+          <w:color w:val="14181F"/>
+        </w:rPr>
+        <w:t>N, 30, 7</w:t>
+      </w:r>
+      <w:proofErr w:type="gramStart"/>
+      <w:r>
+        <w:rPr>
+          <w:rFonts w:ascii="var(--font-mono)" w:hAnsi="var(--font-mono)" w:cs="Courier New"/>
+          <w:color w:val="14181F"/>
+        </w:rPr>
+        <w:t>)  —</w:t>
+      </w:r>
+      <w:proofErr w:type="gramEnd"/>
+      <w:r>
+        <w:rPr>
+          <w:rFonts w:ascii="var(--font-mono)" w:hAnsi="var(--font-mono)" w:cs="Courier New"/>
+          <w:color w:val="14181F"/>
+        </w:rPr>
+        <w:t xml:space="preserve"> SFM + TCM applied</w:t>
       </w:r>
     </w:p>
     <w:p>
@@ -7687,12 +10508,53 @@
           <w:color w:val="14181F"/>
         </w:rPr>
       </w:pPr>
+      <w:proofErr w:type="spellStart"/>
       <w:r>
         <w:rPr>
           <w:rFonts w:ascii="var(--font-mono)" w:hAnsi="var(--font-mono)" w:cs="Courier New"/>
           <w:color w:val="14181F"/>
         </w:rPr>
-        <w:t>X_mask            (N, 30, 7)  — combined observation mask</w:t>
+        <w:t>X_mask</w:t>
+      </w:r>
+      <w:proofErr w:type="spellEnd"/>
+      <w:r>
+        <w:rPr>
+          <w:rFonts w:ascii="var(--font-mono)" w:hAnsi="var(--font-mono)" w:cs="Courier New"/>
+          <w:color w:val="14181F"/>
+        </w:rPr>
+        <w:t xml:space="preserve">         </w:t>
+      </w:r>
+      <w:proofErr w:type="gramStart"/>
+      <w:r>
+        <w:rPr>
+          <w:rFonts w:ascii="var(--font-mono)" w:hAnsi="var(--font-mono)" w:cs="Courier New"/>
+          <w:color w:val="14181F"/>
+        </w:rPr>
+        <w:t xml:space="preserve">   (</w:t>
+      </w:r>
+      <w:proofErr w:type="gramEnd"/>
+      <w:r>
+        <w:rPr>
+          <w:rFonts w:ascii="var(--font-mono)" w:hAnsi="var(--font-mono)" w:cs="Courier New"/>
+          <w:color w:val="14181F"/>
+        </w:rPr>
+        <w:t>N, 30, 7</w:t>
+      </w:r>
+      <w:proofErr w:type="gramStart"/>
+      <w:r>
+        <w:rPr>
+          <w:rFonts w:ascii="var(--font-mono)" w:hAnsi="var(--font-mono)" w:cs="Courier New"/>
+          <w:color w:val="14181F"/>
+        </w:rPr>
+        <w:t>)  —</w:t>
+      </w:r>
+      <w:proofErr w:type="gramEnd"/>
+      <w:r>
+        <w:rPr>
+          <w:rFonts w:ascii="var(--font-mono)" w:hAnsi="var(--font-mono)" w:cs="Courier New"/>
+          <w:color w:val="14181F"/>
+        </w:rPr>
+        <w:t xml:space="preserve"> combined observation mask</w:t>
       </w:r>
     </w:p>
     <w:p>
@@ -7720,12 +10582,37 @@
           <w:color w:val="14181F"/>
         </w:rPr>
       </w:pPr>
+      <w:proofErr w:type="spellStart"/>
       <w:r>
         <w:rPr>
           <w:rFonts w:ascii="var(--font-mono)" w:hAnsi="var(--font-mono)" w:cs="Courier New"/>
           <w:color w:val="14181F"/>
         </w:rPr>
-        <w:t>leader_meta       (N, 30)     — leader type strings</w:t>
+        <w:t>leader_meta</w:t>
+      </w:r>
+      <w:proofErr w:type="spellEnd"/>
+      <w:r>
+        <w:rPr>
+          <w:rFonts w:ascii="var(--font-mono)" w:hAnsi="var(--font-mono)" w:cs="Courier New"/>
+          <w:color w:val="14181F"/>
+        </w:rPr>
+        <w:t xml:space="preserve">    </w:t>
+      </w:r>
+      <w:proofErr w:type="gramStart"/>
+      <w:r>
+        <w:rPr>
+          <w:rFonts w:ascii="var(--font-mono)" w:hAnsi="var(--font-mono)" w:cs="Courier New"/>
+          <w:color w:val="14181F"/>
+        </w:rPr>
+        <w:t xml:space="preserve">   (</w:t>
+      </w:r>
+      <w:proofErr w:type="gramEnd"/>
+      <w:r>
+        <w:rPr>
+          <w:rFonts w:ascii="var(--font-mono)" w:hAnsi="var(--font-mono)" w:cs="Courier New"/>
+          <w:color w:val="14181F"/>
+        </w:rPr>
+        <w:t>N, 30)     — leader type strings</w:t>
       </w:r>
     </w:p>
     <w:p>
@@ -7753,12 +10640,37 @@
           <w:color w:val="14181F"/>
         </w:rPr>
       </w:pPr>
+      <w:proofErr w:type="spellStart"/>
       <w:r>
         <w:rPr>
           <w:rFonts w:ascii="var(--font-mono)" w:hAnsi="var(--font-mono)" w:cs="Courier New"/>
           <w:color w:val="14181F"/>
         </w:rPr>
-        <w:t>follower_meta     (N, 30)     — follower type strings</w:t>
+        <w:t>follower_meta</w:t>
+      </w:r>
+      <w:proofErr w:type="spellEnd"/>
+      <w:r>
+        <w:rPr>
+          <w:rFonts w:ascii="var(--font-mono)" w:hAnsi="var(--font-mono)" w:cs="Courier New"/>
+          <w:color w:val="14181F"/>
+        </w:rPr>
+        <w:t xml:space="preserve">  </w:t>
+      </w:r>
+      <w:proofErr w:type="gramStart"/>
+      <w:r>
+        <w:rPr>
+          <w:rFonts w:ascii="var(--font-mono)" w:hAnsi="var(--font-mono)" w:cs="Courier New"/>
+          <w:color w:val="14181F"/>
+        </w:rPr>
+        <w:t xml:space="preserve">   (</w:t>
+      </w:r>
+      <w:proofErr w:type="gramEnd"/>
+      <w:r>
+        <w:rPr>
+          <w:rFonts w:ascii="var(--font-mono)" w:hAnsi="var(--font-mono)" w:cs="Courier New"/>
+          <w:color w:val="14181F"/>
+        </w:rPr>
+        <w:t>N, 30)     — follower type strings</w:t>
       </w:r>
     </w:p>
     <w:p>
@@ -7786,12 +10698,53 @@
           <w:color w:val="14181F"/>
         </w:rPr>
       </w:pPr>
+      <w:proofErr w:type="spellStart"/>
       <w:r>
         <w:rPr>
           <w:rFonts w:ascii="var(--font-mono)" w:hAnsi="var(--font-mono)" w:cs="Courier New"/>
           <w:color w:val="14181F"/>
         </w:rPr>
-        <w:t>rsu_obs           (N, 30, 2)  — noisy RSU camera observations</w:t>
+        <w:t>rsu_obs</w:t>
+      </w:r>
+      <w:proofErr w:type="spellEnd"/>
+      <w:r>
+        <w:rPr>
+          <w:rFonts w:ascii="var(--font-mono)" w:hAnsi="var(--font-mono)" w:cs="Courier New"/>
+          <w:color w:val="14181F"/>
+        </w:rPr>
+        <w:t xml:space="preserve">        </w:t>
+      </w:r>
+      <w:proofErr w:type="gramStart"/>
+      <w:r>
+        <w:rPr>
+          <w:rFonts w:ascii="var(--font-mono)" w:hAnsi="var(--font-mono)" w:cs="Courier New"/>
+          <w:color w:val="14181F"/>
+        </w:rPr>
+        <w:t xml:space="preserve">   (</w:t>
+      </w:r>
+      <w:proofErr w:type="gramEnd"/>
+      <w:r>
+        <w:rPr>
+          <w:rFonts w:ascii="var(--font-mono)" w:hAnsi="var(--font-mono)" w:cs="Courier New"/>
+          <w:color w:val="14181F"/>
+        </w:rPr>
+        <w:t>N, 30, 2</w:t>
+      </w:r>
+      <w:proofErr w:type="gramStart"/>
+      <w:r>
+        <w:rPr>
+          <w:rFonts w:ascii="var(--font-mono)" w:hAnsi="var(--font-mono)" w:cs="Courier New"/>
+          <w:color w:val="14181F"/>
+        </w:rPr>
+        <w:t>)  —</w:t>
+      </w:r>
+      <w:proofErr w:type="gramEnd"/>
+      <w:r>
+        <w:rPr>
+          <w:rFonts w:ascii="var(--font-mono)" w:hAnsi="var(--font-mono)" w:cs="Courier New"/>
+          <w:color w:val="14181F"/>
+        </w:rPr>
+        <w:t xml:space="preserve"> noisy RSU camera observations</w:t>
       </w:r>
     </w:p>
     <w:p>
@@ -7824,7 +10777,39 @@
           <w:rFonts w:ascii="var(--font-mono)" w:hAnsi="var(--font-mono)" w:cs="Courier New"/>
           <w:color w:val="14181F"/>
         </w:rPr>
-        <w:t>X_ch1_imputed     (N, 30, 7)  — after Channel 1 Kalman Filter</w:t>
+        <w:t xml:space="preserve">X_ch1_imputed  </w:t>
+      </w:r>
+      <w:proofErr w:type="gramStart"/>
+      <w:r>
+        <w:rPr>
+          <w:rFonts w:ascii="var(--font-mono)" w:hAnsi="var(--font-mono)" w:cs="Courier New"/>
+          <w:color w:val="14181F"/>
+        </w:rPr>
+        <w:t xml:space="preserve">   (</w:t>
+      </w:r>
+      <w:proofErr w:type="gramEnd"/>
+      <w:r>
+        <w:rPr>
+          <w:rFonts w:ascii="var(--font-mono)" w:hAnsi="var(--font-mono)" w:cs="Courier New"/>
+          <w:color w:val="14181F"/>
+        </w:rPr>
+        <w:t>N, 30, 7</w:t>
+      </w:r>
+      <w:proofErr w:type="gramStart"/>
+      <w:r>
+        <w:rPr>
+          <w:rFonts w:ascii="var(--font-mono)" w:hAnsi="var(--font-mono)" w:cs="Courier New"/>
+          <w:color w:val="14181F"/>
+        </w:rPr>
+        <w:t>)  —</w:t>
+      </w:r>
+      <w:proofErr w:type="gramEnd"/>
+      <w:r>
+        <w:rPr>
+          <w:rFonts w:ascii="var(--font-mono)" w:hAnsi="var(--font-mono)" w:cs="Courier New"/>
+          <w:color w:val="14181F"/>
+        </w:rPr>
+        <w:t xml:space="preserve"> after Channel 1 Kalman Filter</w:t>
       </w:r>
     </w:p>
     <w:p>
@@ -7852,12 +10837,46 @@
           <w:color w:val="14181F"/>
         </w:rPr>
       </w:pPr>
+      <w:proofErr w:type="spellStart"/>
       <w:r>
         <w:rPr>
           <w:rFonts w:ascii="var(--font-mono)" w:hAnsi="var(--font-mono)" w:cs="Courier New"/>
           <w:color w:val="14181F"/>
         </w:rPr>
-        <w:t>X_fully_imputed   (N, 30, 7)  — after Channel 1 + Channel 2</w:t>
+        <w:t>X_fully_imputed</w:t>
+      </w:r>
+      <w:proofErr w:type="spellEnd"/>
+      <w:proofErr w:type="gramStart"/>
+      <w:r>
+        <w:rPr>
+          <w:rFonts w:ascii="var(--font-mono)" w:hAnsi="var(--font-mono)" w:cs="Courier New"/>
+          <w:color w:val="14181F"/>
+        </w:rPr>
+        <w:t xml:space="preserve">   (</w:t>
+      </w:r>
+      <w:proofErr w:type="gramEnd"/>
+      <w:r>
+        <w:rPr>
+          <w:rFonts w:ascii="var(--font-mono)" w:hAnsi="var(--font-mono)" w:cs="Courier New"/>
+          <w:color w:val="14181F"/>
+        </w:rPr>
+        <w:t>N, 30, 7</w:t>
+      </w:r>
+      <w:proofErr w:type="gramStart"/>
+      <w:r>
+        <w:rPr>
+          <w:rFonts w:ascii="var(--font-mono)" w:hAnsi="var(--font-mono)" w:cs="Courier New"/>
+          <w:color w:val="14181F"/>
+        </w:rPr>
+        <w:t>)  —</w:t>
+      </w:r>
+      <w:proofErr w:type="gramEnd"/>
+      <w:r>
+        <w:rPr>
+          <w:rFonts w:ascii="var(--font-mono)" w:hAnsi="var(--font-mono)" w:cs="Courier New"/>
+          <w:color w:val="14181F"/>
+        </w:rPr>
+        <w:t xml:space="preserve"> after Channel 1 + Channel 2</w:t>
       </w:r>
     </w:p>
     <w:p>
@@ -7868,12 +10887,14 @@
           <w:szCs w:val="24"/>
         </w:rPr>
       </w:pPr>
+      <w:proofErr w:type="spellStart"/>
       <w:r>
         <w:rPr>
           <w:rFonts w:ascii="Courier New" w:hAnsi="Courier New" w:cs="Courier New"/>
         </w:rPr>
         <w:t>X_fully_imputed</w:t>
       </w:r>
+      <w:proofErr w:type="spellEnd"/>
       <w:r>
         <w:rPr>
           <w:sz w:val="24"/>
@@ -7888,6 +10909,9 @@
         <w:jc w:val="both"/>
       </w:pPr>
       <w:r>
+        <w:rPr>
+          <w:noProof/>
+        </w:rPr>
         <w:drawing>
           <wp:inline distT="0" distB="0" distL="0" distR="0" wp14:anchorId="0D5D9FC4" wp14:editId="0A339665">
             <wp:extent cx="5731510" cy="5144770"/>
@@ -7913,6 +10937,1570 @@
                     <a:xfrm>
                       <a:off x="0" y="0"/>
                       <a:ext cx="5731510" cy="5144770"/>
+                    </a:xfrm>
+                    <a:prstGeom prst="rect">
+                      <a:avLst/>
+                    </a:prstGeom>
+                  </pic:spPr>
+                </pic:pic>
+              </a:graphicData>
+            </a:graphic>
+          </wp:inline>
+        </w:drawing>
+      </w:r>
+    </w:p>
+    <w:p>
+      <w:pPr>
+        <w:spacing w:before="60" w:after="80"/>
+        <w:jc w:val="both"/>
+      </w:pPr>
+    </w:p>
+    <w:p>
+      <w:pPr>
+        <w:spacing w:before="60" w:after="80"/>
+        <w:jc w:val="both"/>
+        <w:rPr>
+          <w:b/>
+          <w:bCs/>
+        </w:rPr>
+      </w:pPr>
+    </w:p>
+    <w:p>
+      <w:pPr>
+        <w:spacing w:before="60" w:after="80"/>
+        <w:jc w:val="both"/>
+      </w:pPr>
+      <w:r>
+        <w:rPr>
+          <w:b/>
+          <w:bCs/>
+        </w:rPr>
+        <w:lastRenderedPageBreak/>
+        <w:t>Research Log — LSTM Predictor Distribution Shift (Step 10)</w:t>
+      </w:r>
+    </w:p>
+    <w:p>
+      <w:pPr>
+        <w:spacing w:before="60" w:after="80"/>
+        <w:jc w:val="both"/>
+      </w:pPr>
+      <w:r>
+        <w:rPr>
+          <w:b/>
+          <w:bCs/>
+        </w:rPr>
+        <w:t>Date:</w:t>
+      </w:r>
+      <w:r>
+        <w:t xml:space="preserve"> July 25, 2026</w:t>
+      </w:r>
+    </w:p>
+    <w:p>
+      <w:pPr>
+        <w:spacing w:before="60" w:after="80"/>
+        <w:jc w:val="both"/>
+      </w:pPr>
+      <w:r>
+        <w:rPr>
+          <w:b/>
+          <w:bCs/>
+        </w:rPr>
+        <w:t>Issue:</w:t>
+      </w:r>
+      <w:r>
+        <w:t xml:space="preserve"> Column 6 (</w:t>
+      </w:r>
+      <w:proofErr w:type="spellStart"/>
+      <w:r>
+        <w:t>follower_speed</w:t>
+      </w:r>
+      <w:proofErr w:type="spellEnd"/>
+      <w:r>
+        <w:t>) distribution shift between training and inference.</w:t>
+      </w:r>
+    </w:p>
+    <w:p>
+      <w:pPr>
+        <w:spacing w:before="60" w:after="80"/>
+        <w:jc w:val="both"/>
+      </w:pPr>
+      <w:r>
+        <w:rPr>
+          <w:b/>
+          <w:bCs/>
+        </w:rPr>
+        <w:t>What happens:</w:t>
+      </w:r>
+    </w:p>
+    <w:p>
+      <w:pPr>
+        <w:spacing w:before="60" w:after="80"/>
+        <w:jc w:val="both"/>
+      </w:pPr>
+      <w:r>
+        <w:t xml:space="preserve">The LSTM predictor is trained on </w:t>
+      </w:r>
+      <w:proofErr w:type="spellStart"/>
+      <w:r>
+        <w:t>X_gt</w:t>
+      </w:r>
+      <w:proofErr w:type="spellEnd"/>
+      <w:r>
+        <w:t xml:space="preserve"> where column 6 is always observed — ground truth follower speed is present for every time step. At inference time on </w:t>
+      </w:r>
+      <w:proofErr w:type="spellStart"/>
+      <w:r>
+        <w:t>X_fully_imputed</w:t>
+      </w:r>
+      <w:proofErr w:type="spellEnd"/>
+      <w:r>
+        <w:t xml:space="preserve">, column 6 contains ~99% </w:t>
+      </w:r>
+      <w:proofErr w:type="spellStart"/>
+      <w:r>
+        <w:t>NaN</w:t>
+      </w:r>
+      <w:proofErr w:type="spellEnd"/>
+      <w:r>
+        <w:t xml:space="preserve"> at 10% CAV penetration and ~99% </w:t>
+      </w:r>
+      <w:proofErr w:type="spellStart"/>
+      <w:r>
+        <w:t>NaN</w:t>
+      </w:r>
+      <w:proofErr w:type="spellEnd"/>
+      <w:r>
+        <w:t xml:space="preserve"> at 20% CAV penetration. These </w:t>
+      </w:r>
+      <w:proofErr w:type="spellStart"/>
+      <w:r>
+        <w:t>NaNs</w:t>
+      </w:r>
+      <w:proofErr w:type="spellEnd"/>
+      <w:r>
+        <w:t xml:space="preserve"> are replaced with 0.0 (the z-score mean) before feeding to the LSTM.</w:t>
+      </w:r>
+    </w:p>
+    <w:p>
+      <w:pPr>
+        <w:spacing w:before="60" w:after="80"/>
+        <w:jc w:val="both"/>
+      </w:pPr>
+      <w:r>
+        <w:rPr>
+          <w:b/>
+          <w:bCs/>
+        </w:rPr>
+        <w:t>Why this is a problem:</w:t>
+      </w:r>
+    </w:p>
+    <w:p>
+      <w:pPr>
+        <w:spacing w:before="60" w:after="80"/>
+        <w:jc w:val="both"/>
+      </w:pPr>
+      <w:r>
+        <w:t>The LSTM learns during training that column 6 carries useful signal. At inference it receives a column that is almost entirely 0.0 — a constant neutral value. This is a training-inference distribution shift. The model will have learned to use follower speed but cannot use it at inference. Performance will degrade beyond what is caused by imputation quality alone.</w:t>
+      </w:r>
+    </w:p>
+    <w:p>
+      <w:pPr>
+        <w:spacing w:before="60" w:after="80"/>
+        <w:jc w:val="both"/>
+      </w:pPr>
+      <w:r>
+        <w:rPr>
+          <w:b/>
+          <w:bCs/>
+        </w:rPr>
+        <w:t>Direction of bias:</w:t>
+      </w:r>
+    </w:p>
+    <w:p>
+      <w:pPr>
+        <w:spacing w:before="60" w:after="80"/>
+        <w:jc w:val="both"/>
+      </w:pPr>
+      <w:r>
+        <w:t>This makes the no-imputation baseline condition look worse than it would if the LSTM were trained to be robust to missing column 6. By extension, the dual-channel imputer appears better by comparison than it truly is. Results on ADE and FDE metrics at low penetration rates are therefore slightly optimistic for the imputer.</w:t>
+      </w:r>
+    </w:p>
+    <w:p>
+      <w:pPr>
+        <w:spacing w:before="60" w:after="80"/>
+        <w:jc w:val="both"/>
+      </w:pPr>
+      <w:r>
+        <w:rPr>
+          <w:b/>
+          <w:bCs/>
+        </w:rPr>
+        <w:t>Why we are not fixing it now:</w:t>
+      </w:r>
+    </w:p>
+    <w:p>
+      <w:pPr>
+        <w:spacing w:before="60" w:after="80"/>
+        <w:jc w:val="both"/>
+      </w:pPr>
+      <w:r>
+        <w:t>Fixing it properly requires training the LSTM with masked column 6 inputs — either dropout augmentation during training or explicit missingness-aware architecture. This is out of scope for the current pipeline. The current design prioritises a clean controlled experiment where the LSTM is a fixed unbiased judge trained on perfect data.</w:t>
+      </w:r>
+    </w:p>
+    <w:p>
+      <w:pPr>
+        <w:spacing w:before="60" w:after="80"/>
+        <w:jc w:val="both"/>
+      </w:pPr>
+      <w:r>
+        <w:rPr>
+          <w:b/>
+          <w:bCs/>
+        </w:rPr>
+        <w:t>How to handle it in the paper:</w:t>
+      </w:r>
+    </w:p>
+    <w:p>
+      <w:pPr>
+        <w:spacing w:before="60" w:after="80"/>
+        <w:jc w:val="both"/>
+      </w:pPr>
+      <w:r>
+        <w:t>Acknowledge this in the limitations section of Section 5. State that the LSTM was trained on complete ground truth and evaluated under structural missingness in column 6. Note that results at 10% and 20% CAV penetration may be slightly optimistic for the imputer relative to a missingness-aware predictor baseline. Suggest training with column 6 dropout augmentation as future work.</w:t>
+      </w:r>
+    </w:p>
+    <w:p>
+      <w:pPr>
+        <w:spacing w:before="60" w:after="80"/>
+        <w:jc w:val="both"/>
+      </w:pPr>
+      <w:r>
+        <w:rPr>
+          <w:b/>
+          <w:bCs/>
+        </w:rPr>
+        <w:t>Impact assessment:</w:t>
+      </w:r>
+    </w:p>
+    <w:p>
+      <w:pPr>
+        <w:spacing w:before="60" w:after="80"/>
+        <w:jc w:val="both"/>
+      </w:pPr>
+      <w:r>
+        <w:t>Low to medium. Column 6 (follower speed) has less influence on forward trajectory prediction than columns 4 and 5 (gap to leader, leader speed) because following distance and leader behaviour dominate longitudinal motion. The bias exists but is unlikely to change the qualitative conclusions of the paper.</w:t>
+      </w:r>
+    </w:p>
+    <w:p>
+      <w:pPr>
+        <w:spacing w:before="60" w:after="80"/>
+        <w:jc w:val="both"/>
+      </w:pPr>
+    </w:p>
+    <w:p>
+      <w:pPr>
+        <w:spacing w:before="100" w:beforeAutospacing="1" w:after="100" w:afterAutospacing="1"/>
+        <w:outlineLvl w:val="2"/>
+        <w:rPr>
+          <w:b/>
+          <w:bCs/>
+          <w:sz w:val="27"/>
+          <w:szCs w:val="27"/>
+        </w:rPr>
+      </w:pPr>
+      <w:r>
+        <w:rPr>
+          <w:b/>
+          <w:bCs/>
+          <w:sz w:val="27"/>
+          <w:szCs w:val="27"/>
+        </w:rPr>
+        <w:t>Step 10 — LSTM Trajectory Predictor</w:t>
+      </w:r>
+    </w:p>
+    <w:p>
+      <w:pPr>
+        <w:spacing w:before="100" w:beforeAutospacing="1" w:after="100" w:afterAutospacing="1"/>
+        <w:rPr>
+          <w:sz w:val="24"/>
+          <w:szCs w:val="24"/>
+        </w:rPr>
+      </w:pPr>
+      <w:r>
+        <w:rPr>
+          <w:b/>
+          <w:bCs/>
+          <w:sz w:val="24"/>
+          <w:szCs w:val="24"/>
+        </w:rPr>
+        <w:t>What Was Built</w:t>
+      </w:r>
+    </w:p>
+    <w:p>
+      <w:pPr>
+        <w:spacing w:before="100" w:beforeAutospacing="1" w:after="100" w:afterAutospacing="1"/>
+        <w:rPr>
+          <w:sz w:val="24"/>
+          <w:szCs w:val="24"/>
+        </w:rPr>
+      </w:pPr>
+      <w:r>
+        <w:rPr>
+          <w:sz w:val="24"/>
+          <w:szCs w:val="24"/>
+        </w:rPr>
+        <w:t xml:space="preserve">A standard two-layer LSTM encoder that takes a complete 30-step input window and predicts ego-vehicle </w:t>
+      </w:r>
+      <w:proofErr w:type="spellStart"/>
+      <w:proofErr w:type="gramStart"/>
+      <w:r>
+        <w:rPr>
+          <w:sz w:val="24"/>
+          <w:szCs w:val="24"/>
+        </w:rPr>
+        <w:t>x,y</w:t>
+      </w:r>
+      <w:proofErr w:type="spellEnd"/>
+      <w:proofErr w:type="gramEnd"/>
+      <w:r>
+        <w:rPr>
+          <w:sz w:val="24"/>
+          <w:szCs w:val="24"/>
+        </w:rPr>
+        <w:t xml:space="preserve"> positions for the next </w:t>
+      </w:r>
+      <w:proofErr w:type="gramStart"/>
+      <w:r>
+        <w:rPr>
+          <w:sz w:val="24"/>
+          <w:szCs w:val="24"/>
+        </w:rPr>
+        <w:t>50 time</w:t>
+      </w:r>
+      <w:proofErr w:type="gramEnd"/>
+      <w:r>
+        <w:rPr>
+          <w:sz w:val="24"/>
+          <w:szCs w:val="24"/>
+        </w:rPr>
+        <w:t xml:space="preserve"> steps (5 seconds). Trained once on complete ground truth. Frozen permanently. Used in Step 11 as a fixed measuring instrument to quantify imputation quality through downstream prediction accuracy.</w:t>
+      </w:r>
+    </w:p>
+    <w:p>
+      <w:pPr>
+        <w:spacing w:before="100" w:beforeAutospacing="1" w:after="100" w:afterAutospacing="1"/>
+        <w:rPr>
+          <w:sz w:val="24"/>
+          <w:szCs w:val="24"/>
+        </w:rPr>
+      </w:pPr>
+      <w:r>
+        <w:rPr>
+          <w:b/>
+          <w:bCs/>
+          <w:sz w:val="24"/>
+          <w:szCs w:val="24"/>
+        </w:rPr>
+        <w:t>Why This Design</w:t>
+      </w:r>
+    </w:p>
+    <w:p>
+      <w:pPr>
+        <w:spacing w:before="100" w:beforeAutospacing="1" w:after="100" w:afterAutospacing="1"/>
+        <w:rPr>
+          <w:sz w:val="24"/>
+          <w:szCs w:val="24"/>
+        </w:rPr>
+      </w:pPr>
+      <w:r>
+        <w:rPr>
+          <w:sz w:val="24"/>
+          <w:szCs w:val="24"/>
+        </w:rPr>
+        <w:t>The LSTM is not the research contribution — it is the measuring instrument. Using a simple, standard architecture ensures reproducibility without specialised resources. Training on complete ground truth and freezing weights permanently ensures the LSTM becomes an unbiased judge. It expects perfect data. The only way it produces accurate predictions is if the imputation pipeline feeds it data that closely mimics ground truth. Any deviation from perfect input is reflected directly in prediction error.</w:t>
+      </w:r>
+    </w:p>
+    <w:p>
+      <w:pPr>
+        <w:spacing w:before="100" w:beforeAutospacing="1" w:after="100" w:afterAutospacing="1"/>
+        <w:rPr>
+          <w:sz w:val="24"/>
+          <w:szCs w:val="24"/>
+        </w:rPr>
+      </w:pPr>
+      <w:r>
+        <w:rPr>
+          <w:b/>
+          <w:bCs/>
+          <w:sz w:val="24"/>
+          <w:szCs w:val="24"/>
+        </w:rPr>
+        <w:t>Why Freeze Weights</w:t>
+      </w:r>
+    </w:p>
+    <w:p>
+      <w:pPr>
+        <w:spacing w:before="100" w:beforeAutospacing="1" w:after="100" w:afterAutospacing="1"/>
+        <w:rPr>
+          <w:sz w:val="24"/>
+          <w:szCs w:val="24"/>
+        </w:rPr>
+      </w:pPr>
+      <w:r>
+        <w:rPr>
+          <w:sz w:val="24"/>
+          <w:szCs w:val="24"/>
+        </w:rPr>
+        <w:lastRenderedPageBreak/>
+        <w:t xml:space="preserve">If the LSTM were fine-tuned separately for each experimental condition (no imputation / Channel 1 only / full dual-channel), it would learn to compensate for each corruption pattern — an LSTM trained on </w:t>
+      </w:r>
+      <w:proofErr w:type="spellStart"/>
+      <w:r>
+        <w:rPr>
+          <w:rFonts w:ascii="Courier New" w:hAnsi="Courier New" w:cs="Courier New"/>
+        </w:rPr>
+        <w:t>X_corrupted</w:t>
+      </w:r>
+      <w:proofErr w:type="spellEnd"/>
+      <w:r>
+        <w:rPr>
+          <w:sz w:val="24"/>
+          <w:szCs w:val="24"/>
+        </w:rPr>
+        <w:t xml:space="preserve"> would learn to ignore columns 4, 5, 6 entirely. This would measure the LSTM's tolerance to bad data rather than the imputer's ability to recover good data. Freezing creates a controlled experiment where the only variable is input quality.</w:t>
+      </w:r>
+    </w:p>
+    <w:p>
+      <w:pPr>
+        <w:spacing w:before="100" w:beforeAutospacing="1" w:after="100" w:afterAutospacing="1"/>
+        <w:rPr>
+          <w:sz w:val="24"/>
+          <w:szCs w:val="24"/>
+        </w:rPr>
+      </w:pPr>
+      <w:r>
+        <w:rPr>
+          <w:b/>
+          <w:bCs/>
+          <w:sz w:val="24"/>
+          <w:szCs w:val="24"/>
+        </w:rPr>
+        <w:t>Architecture</w:t>
+      </w:r>
+    </w:p>
+    <w:p>
+      <w:pPr>
+        <w:tabs>
+          <w:tab w:val="left" w:pos="916"/>
+          <w:tab w:val="left" w:pos="1832"/>
+          <w:tab w:val="left" w:pos="2748"/>
+          <w:tab w:val="left" w:pos="3664"/>
+          <w:tab w:val="left" w:pos="4580"/>
+          <w:tab w:val="left" w:pos="5496"/>
+          <w:tab w:val="left" w:pos="6412"/>
+          <w:tab w:val="left" w:pos="7328"/>
+          <w:tab w:val="left" w:pos="8244"/>
+          <w:tab w:val="left" w:pos="9160"/>
+          <w:tab w:val="left" w:pos="10076"/>
+          <w:tab w:val="left" w:pos="10992"/>
+          <w:tab w:val="left" w:pos="11908"/>
+          <w:tab w:val="left" w:pos="12824"/>
+          <w:tab w:val="left" w:pos="13740"/>
+          <w:tab w:val="left" w:pos="14656"/>
+        </w:tabs>
+        <w:rPr>
+          <w:rFonts w:ascii="var(--font-mono)" w:hAnsi="var(--font-mono)" w:cs="Courier New"/>
+          <w:color w:val="14181F"/>
+        </w:rPr>
+      </w:pPr>
+      <w:r>
+        <w:rPr>
+          <w:rFonts w:ascii="var(--font-mono)" w:hAnsi="var(--font-mono)" w:cs="Courier New"/>
+          <w:color w:val="14181F"/>
+        </w:rPr>
+        <w:t>Input</w:t>
+      </w:r>
+      <w:proofErr w:type="gramStart"/>
+      <w:r>
+        <w:rPr>
+          <w:rFonts w:ascii="var(--font-mono)" w:hAnsi="var(--font-mono)" w:cs="Courier New"/>
+          <w:color w:val="14181F"/>
+        </w:rPr>
+        <w:t>:  (</w:t>
+      </w:r>
+      <w:proofErr w:type="gramEnd"/>
+      <w:r>
+        <w:rPr>
+          <w:rFonts w:ascii="var(--font-mono)" w:hAnsi="var(--font-mono)" w:cs="Courier New"/>
+          <w:color w:val="14181F"/>
+        </w:rPr>
+        <w:t xml:space="preserve">Batch, 30, 7)   — </w:t>
+      </w:r>
+      <w:proofErr w:type="gramStart"/>
+      <w:r>
+        <w:rPr>
+          <w:rFonts w:ascii="var(--font-mono)" w:hAnsi="var(--font-mono)" w:cs="Courier New"/>
+          <w:color w:val="14181F"/>
+        </w:rPr>
+        <w:t>30 time</w:t>
+      </w:r>
+      <w:proofErr w:type="gramEnd"/>
+      <w:r>
+        <w:rPr>
+          <w:rFonts w:ascii="var(--font-mono)" w:hAnsi="var(--font-mono)" w:cs="Courier New"/>
+          <w:color w:val="14181F"/>
+        </w:rPr>
+        <w:t xml:space="preserve"> steps, 7 features</w:t>
+      </w:r>
+    </w:p>
+    <w:p>
+      <w:pPr>
+        <w:tabs>
+          <w:tab w:val="left" w:pos="916"/>
+          <w:tab w:val="left" w:pos="1832"/>
+          <w:tab w:val="left" w:pos="2748"/>
+          <w:tab w:val="left" w:pos="3664"/>
+          <w:tab w:val="left" w:pos="4580"/>
+          <w:tab w:val="left" w:pos="5496"/>
+          <w:tab w:val="left" w:pos="6412"/>
+          <w:tab w:val="left" w:pos="7328"/>
+          <w:tab w:val="left" w:pos="8244"/>
+          <w:tab w:val="left" w:pos="9160"/>
+          <w:tab w:val="left" w:pos="10076"/>
+          <w:tab w:val="left" w:pos="10992"/>
+          <w:tab w:val="left" w:pos="11908"/>
+          <w:tab w:val="left" w:pos="12824"/>
+          <w:tab w:val="left" w:pos="13740"/>
+          <w:tab w:val="left" w:pos="14656"/>
+        </w:tabs>
+        <w:rPr>
+          <w:rFonts w:ascii="var(--font-mono)" w:hAnsi="var(--font-mono)" w:cs="Courier New"/>
+          <w:color w:val="14181F"/>
+        </w:rPr>
+      </w:pPr>
+      <w:r>
+        <w:rPr>
+          <w:rFonts w:ascii="var(--font-mono)" w:hAnsi="var(--font-mono)" w:cs="Courier New"/>
+          <w:color w:val="14181F"/>
+        </w:rPr>
+        <w:t xml:space="preserve">LSTM:   2 layers, </w:t>
+      </w:r>
+      <w:proofErr w:type="spellStart"/>
+      <w:r>
+        <w:rPr>
+          <w:rFonts w:ascii="var(--font-mono)" w:hAnsi="var(--font-mono)" w:cs="Courier New"/>
+          <w:color w:val="14181F"/>
+        </w:rPr>
+        <w:t>hidden_dim</w:t>
+      </w:r>
+      <w:proofErr w:type="spellEnd"/>
+      <w:r>
+        <w:rPr>
+          <w:rFonts w:ascii="var(--font-mono)" w:hAnsi="var(--font-mono)" w:cs="Courier New"/>
+          <w:color w:val="14181F"/>
+        </w:rPr>
+        <w:t xml:space="preserve">=128, </w:t>
+      </w:r>
+      <w:proofErr w:type="spellStart"/>
+      <w:r>
+        <w:rPr>
+          <w:rFonts w:ascii="var(--font-mono)" w:hAnsi="var(--font-mono)" w:cs="Courier New"/>
+          <w:color w:val="14181F"/>
+        </w:rPr>
+        <w:t>batch_first</w:t>
+      </w:r>
+      <w:proofErr w:type="spellEnd"/>
+      <w:r>
+        <w:rPr>
+          <w:rFonts w:ascii="var(--font-mono)" w:hAnsi="var(--font-mono)" w:cs="Courier New"/>
+          <w:color w:val="14181F"/>
+        </w:rPr>
+        <w:t>=True</w:t>
+      </w:r>
+    </w:p>
+    <w:p>
+      <w:pPr>
+        <w:tabs>
+          <w:tab w:val="left" w:pos="916"/>
+          <w:tab w:val="left" w:pos="1832"/>
+          <w:tab w:val="left" w:pos="2748"/>
+          <w:tab w:val="left" w:pos="3664"/>
+          <w:tab w:val="left" w:pos="4580"/>
+          <w:tab w:val="left" w:pos="5496"/>
+          <w:tab w:val="left" w:pos="6412"/>
+          <w:tab w:val="left" w:pos="7328"/>
+          <w:tab w:val="left" w:pos="8244"/>
+          <w:tab w:val="left" w:pos="9160"/>
+          <w:tab w:val="left" w:pos="10076"/>
+          <w:tab w:val="left" w:pos="10992"/>
+          <w:tab w:val="left" w:pos="11908"/>
+          <w:tab w:val="left" w:pos="12824"/>
+          <w:tab w:val="left" w:pos="13740"/>
+          <w:tab w:val="left" w:pos="14656"/>
+        </w:tabs>
+        <w:rPr>
+          <w:rFonts w:ascii="var(--font-mono)" w:hAnsi="var(--font-mono)" w:cs="Courier New"/>
+          <w:color w:val="14181F"/>
+        </w:rPr>
+      </w:pPr>
+      <w:r>
+        <w:rPr>
+          <w:rFonts w:ascii="var(--font-mono)" w:hAnsi="var(--font-mono)" w:cs="Courier New"/>
+          <w:color w:val="14181F"/>
+        </w:rPr>
+        <w:t>Decode: out</w:t>
+      </w:r>
+      <w:proofErr w:type="gramStart"/>
+      <w:r>
+        <w:rPr>
+          <w:rFonts w:ascii="var(--font-mono)" w:hAnsi="var(--font-mono)" w:cs="Courier New"/>
+          <w:color w:val="14181F"/>
+        </w:rPr>
+        <w:t>[:,</w:t>
+      </w:r>
+      <w:proofErr w:type="gramEnd"/>
+      <w:r>
+        <w:rPr>
+          <w:rFonts w:ascii="var(--font-mono)" w:hAnsi="var(--font-mono)" w:cs="Courier New"/>
+          <w:color w:val="14181F"/>
+        </w:rPr>
+        <w:t xml:space="preserve"> -1</w:t>
+      </w:r>
+      <w:proofErr w:type="gramStart"/>
+      <w:r>
+        <w:rPr>
+          <w:rFonts w:ascii="var(--font-mono)" w:hAnsi="var(--font-mono)" w:cs="Courier New"/>
+          <w:color w:val="14181F"/>
+        </w:rPr>
+        <w:t>, :</w:t>
+      </w:r>
+      <w:proofErr w:type="gramEnd"/>
+      <w:r>
+        <w:rPr>
+          <w:rFonts w:ascii="var(--font-mono)" w:hAnsi="var(--font-mono)" w:cs="Courier New"/>
+          <w:color w:val="14181F"/>
+        </w:rPr>
+        <w:t>]    — extract final hidden state (Batch, 128)</w:t>
+      </w:r>
+    </w:p>
+    <w:p>
+      <w:pPr>
+        <w:tabs>
+          <w:tab w:val="left" w:pos="916"/>
+          <w:tab w:val="left" w:pos="1832"/>
+          <w:tab w:val="left" w:pos="2748"/>
+          <w:tab w:val="left" w:pos="3664"/>
+          <w:tab w:val="left" w:pos="4580"/>
+          <w:tab w:val="left" w:pos="5496"/>
+          <w:tab w:val="left" w:pos="6412"/>
+          <w:tab w:val="left" w:pos="7328"/>
+          <w:tab w:val="left" w:pos="8244"/>
+          <w:tab w:val="left" w:pos="9160"/>
+          <w:tab w:val="left" w:pos="10076"/>
+          <w:tab w:val="left" w:pos="10992"/>
+          <w:tab w:val="left" w:pos="11908"/>
+          <w:tab w:val="left" w:pos="12824"/>
+          <w:tab w:val="left" w:pos="13740"/>
+          <w:tab w:val="left" w:pos="14656"/>
+        </w:tabs>
+        <w:rPr>
+          <w:rFonts w:ascii="var(--font-mono)" w:hAnsi="var(--font-mono)" w:cs="Courier New"/>
+          <w:color w:val="14181F"/>
+        </w:rPr>
+      </w:pPr>
+      <w:r>
+        <w:rPr>
+          <w:rFonts w:ascii="var(--font-mono)" w:hAnsi="var(--font-mono)" w:cs="Courier New"/>
+          <w:color w:val="14181F"/>
+        </w:rPr>
+        <w:t xml:space="preserve">FC:     </w:t>
+      </w:r>
+      <w:proofErr w:type="gramStart"/>
+      <w:r>
+        <w:rPr>
+          <w:rFonts w:ascii="var(--font-mono)" w:hAnsi="var(--font-mono)" w:cs="Courier New"/>
+          <w:color w:val="14181F"/>
+        </w:rPr>
+        <w:t>Linear(</w:t>
+      </w:r>
+      <w:proofErr w:type="gramEnd"/>
+      <w:r>
+        <w:rPr>
+          <w:rFonts w:ascii="var(--font-mono)" w:hAnsi="var(--font-mono)" w:cs="Courier New"/>
+          <w:color w:val="14181F"/>
+        </w:rPr>
+        <w:t>128, 100) — project to flat 100-dim vector</w:t>
+      </w:r>
+    </w:p>
+    <w:p>
+      <w:pPr>
+        <w:tabs>
+          <w:tab w:val="left" w:pos="916"/>
+          <w:tab w:val="left" w:pos="1832"/>
+          <w:tab w:val="left" w:pos="2748"/>
+          <w:tab w:val="left" w:pos="3664"/>
+          <w:tab w:val="left" w:pos="4580"/>
+          <w:tab w:val="left" w:pos="5496"/>
+          <w:tab w:val="left" w:pos="6412"/>
+          <w:tab w:val="left" w:pos="7328"/>
+          <w:tab w:val="left" w:pos="8244"/>
+          <w:tab w:val="left" w:pos="9160"/>
+          <w:tab w:val="left" w:pos="10076"/>
+          <w:tab w:val="left" w:pos="10992"/>
+          <w:tab w:val="left" w:pos="11908"/>
+          <w:tab w:val="left" w:pos="12824"/>
+          <w:tab w:val="left" w:pos="13740"/>
+          <w:tab w:val="left" w:pos="14656"/>
+        </w:tabs>
+        <w:rPr>
+          <w:rFonts w:ascii="var(--font-mono)" w:hAnsi="var(--font-mono)" w:cs="Courier New"/>
+          <w:color w:val="14181F"/>
+        </w:rPr>
+      </w:pPr>
+      <w:r>
+        <w:rPr>
+          <w:rFonts w:ascii="var(--font-mono)" w:hAnsi="var(--font-mono)" w:cs="Courier New"/>
+          <w:color w:val="14181F"/>
+        </w:rPr>
+        <w:t xml:space="preserve">Reshape: </w:t>
+      </w:r>
+      <w:proofErr w:type="gramStart"/>
+      <w:r>
+        <w:rPr>
+          <w:rFonts w:ascii="var(--font-mono)" w:hAnsi="var(--font-mono)" w:cs="Courier New"/>
+          <w:color w:val="14181F"/>
+        </w:rPr>
+        <w:t>view(</w:t>
+      </w:r>
+      <w:proofErr w:type="gramEnd"/>
+      <w:r>
+        <w:rPr>
+          <w:rFonts w:ascii="var(--font-mono)" w:hAnsi="var(--font-mono)" w:cs="Courier New"/>
+          <w:color w:val="14181F"/>
+        </w:rPr>
+        <w:t>-1, 50, 2) — reshape to (Batch, 50, 2)</w:t>
+      </w:r>
+    </w:p>
+    <w:p>
+      <w:pPr>
+        <w:tabs>
+          <w:tab w:val="left" w:pos="916"/>
+          <w:tab w:val="left" w:pos="1832"/>
+          <w:tab w:val="left" w:pos="2748"/>
+          <w:tab w:val="left" w:pos="3664"/>
+          <w:tab w:val="left" w:pos="4580"/>
+          <w:tab w:val="left" w:pos="5496"/>
+          <w:tab w:val="left" w:pos="6412"/>
+          <w:tab w:val="left" w:pos="7328"/>
+          <w:tab w:val="left" w:pos="8244"/>
+          <w:tab w:val="left" w:pos="9160"/>
+          <w:tab w:val="left" w:pos="10076"/>
+          <w:tab w:val="left" w:pos="10992"/>
+          <w:tab w:val="left" w:pos="11908"/>
+          <w:tab w:val="left" w:pos="12824"/>
+          <w:tab w:val="left" w:pos="13740"/>
+          <w:tab w:val="left" w:pos="14656"/>
+        </w:tabs>
+        <w:rPr>
+          <w:rFonts w:ascii="var(--font-mono)" w:hAnsi="var(--font-mono)" w:cs="Courier New"/>
+          <w:color w:val="14181F"/>
+        </w:rPr>
+      </w:pPr>
+      <w:r>
+        <w:rPr>
+          <w:rFonts w:ascii="var(--font-mono)" w:hAnsi="var(--font-mono)" w:cs="Courier New"/>
+          <w:color w:val="14181F"/>
+        </w:rPr>
+        <w:t xml:space="preserve">Output: (Batch, 50, 2)   — 50 future </w:t>
+      </w:r>
+      <w:proofErr w:type="spellStart"/>
+      <w:proofErr w:type="gramStart"/>
+      <w:r>
+        <w:rPr>
+          <w:rFonts w:ascii="var(--font-mono)" w:hAnsi="var(--font-mono)" w:cs="Courier New"/>
+          <w:color w:val="14181F"/>
+        </w:rPr>
+        <w:t>x,y</w:t>
+      </w:r>
+      <w:proofErr w:type="spellEnd"/>
+      <w:proofErr w:type="gramEnd"/>
+      <w:r>
+        <w:rPr>
+          <w:rFonts w:ascii="var(--font-mono)" w:hAnsi="var(--font-mono)" w:cs="Courier New"/>
+          <w:color w:val="14181F"/>
+        </w:rPr>
+        <w:t xml:space="preserve"> positions</w:t>
+      </w:r>
+    </w:p>
+    <w:p>
+      <w:pPr>
+        <w:spacing w:before="100" w:beforeAutospacing="1" w:after="100" w:afterAutospacing="1"/>
+        <w:rPr>
+          <w:sz w:val="24"/>
+          <w:szCs w:val="24"/>
+        </w:rPr>
+      </w:pPr>
+      <w:r>
+        <w:rPr>
+          <w:b/>
+          <w:bCs/>
+          <w:sz w:val="24"/>
+          <w:szCs w:val="24"/>
+        </w:rPr>
+        <w:t xml:space="preserve">Why Only </w:t>
+      </w:r>
+      <w:proofErr w:type="spellStart"/>
+      <w:proofErr w:type="gramStart"/>
+      <w:r>
+        <w:rPr>
+          <w:b/>
+          <w:bCs/>
+          <w:sz w:val="24"/>
+          <w:szCs w:val="24"/>
+        </w:rPr>
+        <w:t>x,y</w:t>
+      </w:r>
+      <w:proofErr w:type="spellEnd"/>
+      <w:proofErr w:type="gramEnd"/>
+      <w:r>
+        <w:rPr>
+          <w:b/>
+          <w:bCs/>
+          <w:sz w:val="24"/>
+          <w:szCs w:val="24"/>
+        </w:rPr>
+        <w:t xml:space="preserve"> Output</w:t>
+      </w:r>
+    </w:p>
+    <w:p>
+      <w:pPr>
+        <w:spacing w:before="100" w:beforeAutospacing="1" w:after="100" w:afterAutospacing="1"/>
+        <w:rPr>
+          <w:sz w:val="24"/>
+          <w:szCs w:val="24"/>
+        </w:rPr>
+      </w:pPr>
+      <w:r>
+        <w:rPr>
+          <w:sz w:val="24"/>
+          <w:szCs w:val="24"/>
+        </w:rPr>
+        <w:t xml:space="preserve">Trajectory prediction in AV systems is spatial forecasting — knowing where the vehicle will be to enable collision avoidance. Future speed and acceleration are redundant given future positions. Future states of neighbouring HDVs are highly stochastic and out of scope. Predicting only </w:t>
+      </w:r>
+      <w:proofErr w:type="spellStart"/>
+      <w:proofErr w:type="gramStart"/>
+      <w:r>
+        <w:rPr>
+          <w:sz w:val="24"/>
+          <w:szCs w:val="24"/>
+        </w:rPr>
+        <w:t>x,y</w:t>
+      </w:r>
+      <w:proofErr w:type="spellEnd"/>
+      <w:proofErr w:type="gramEnd"/>
+      <w:r>
+        <w:rPr>
+          <w:sz w:val="24"/>
+          <w:szCs w:val="24"/>
+        </w:rPr>
+        <w:t xml:space="preserve"> keeps the architecture clean and the evaluation metric interpretable.</w:t>
+      </w:r>
+    </w:p>
+    <w:p>
+      <w:pPr>
+        <w:spacing w:before="100" w:beforeAutospacing="1" w:after="100" w:afterAutospacing="1"/>
+        <w:rPr>
+          <w:sz w:val="24"/>
+          <w:szCs w:val="24"/>
+        </w:rPr>
+      </w:pPr>
+      <w:r>
+        <w:rPr>
+          <w:b/>
+          <w:bCs/>
+          <w:sz w:val="24"/>
+          <w:szCs w:val="24"/>
+        </w:rPr>
+        <w:t>Train/Test Split — By Run ID</w:t>
+      </w:r>
+    </w:p>
+    <w:p>
+      <w:pPr>
+        <w:spacing w:before="100" w:beforeAutospacing="1" w:after="100" w:afterAutospacing="1"/>
+        <w:rPr>
+          <w:sz w:val="24"/>
+          <w:szCs w:val="24"/>
+        </w:rPr>
+      </w:pPr>
+      <w:r>
+        <w:rPr>
+          <w:sz w:val="24"/>
+          <w:szCs w:val="24"/>
+        </w:rPr>
+        <w:t>Split strictly by seed number to prevent temporal data leakage between splits:</w:t>
+      </w:r>
+    </w:p>
+    <w:p>
+      <w:pPr>
+        <w:spacing w:before="60" w:after="80"/>
+        <w:jc w:val="both"/>
+      </w:pPr>
+      <w:r>
+        <w:drawing>
+          <wp:inline distT="0" distB="0" distL="0" distR="0" wp14:anchorId="791B4047" wp14:editId="429E86B8">
+            <wp:extent cx="5731510" cy="1445895"/>
+            <wp:effectExtent l="0" t="0" r="2540" b="1905"/>
+            <wp:docPr id="1278494170" name="Picture 1"/>
+            <wp:cNvGraphicFramePr>
+              <a:graphicFrameLocks xmlns:a="http://schemas.openxmlformats.org/drawingml/2006/main" noChangeAspect="1"/>
+            </wp:cNvGraphicFramePr>
+            <a:graphic xmlns:a="http://schemas.openxmlformats.org/drawingml/2006/main">
+              <a:graphicData uri="http://schemas.openxmlformats.org/drawingml/2006/picture">
+                <pic:pic xmlns:pic="http://schemas.openxmlformats.org/drawingml/2006/picture">
+                  <pic:nvPicPr>
+                    <pic:cNvPr id="1278494170" name=""/>
+                    <pic:cNvPicPr/>
+                  </pic:nvPicPr>
+                  <pic:blipFill>
+                    <a:blip r:embed="rId20"/>
+                    <a:stretch>
+                      <a:fillRect/>
+                    </a:stretch>
+                  </pic:blipFill>
+                  <pic:spPr>
+                    <a:xfrm>
+                      <a:off x="0" y="0"/>
+                      <a:ext cx="5731510" cy="1445895"/>
+                    </a:xfrm>
+                    <a:prstGeom prst="rect">
+                      <a:avLst/>
+                    </a:prstGeom>
+                  </pic:spPr>
+                </pic:pic>
+              </a:graphicData>
+            </a:graphic>
+          </wp:inline>
+        </w:drawing>
+      </w:r>
+    </w:p>
+    <w:p>
+      <w:pPr>
+        <w:spacing w:before="60" w:after="80"/>
+        <w:jc w:val="both"/>
+      </w:pPr>
+    </w:p>
+    <w:p>
+      <w:pPr>
+        <w:spacing w:before="60" w:after="80"/>
+        <w:jc w:val="both"/>
+      </w:pPr>
+      <w:r>
+        <w:t>This guarantees the LSTM never evaluates on a vehicle from a simulation run it has seen during training. Strict physical independence between splits.</w:t>
+      </w:r>
+    </w:p>
+    <w:p>
+      <w:pPr>
+        <w:spacing w:before="60" w:after="80"/>
+        <w:jc w:val="both"/>
+      </w:pPr>
+      <w:r>
+        <w:rPr>
+          <w:b/>
+          <w:bCs/>
+        </w:rPr>
+        <w:t>Normalisation Strategy</w:t>
+      </w:r>
+    </w:p>
+    <w:p>
+      <w:pPr>
+        <w:spacing w:before="60" w:after="80"/>
+        <w:jc w:val="both"/>
+      </w:pPr>
+      <w:r>
+        <w:t xml:space="preserve">A unified 7-dimensional input scaler and 2-dimensional output scaler computed from training split </w:t>
+      </w:r>
+      <w:proofErr w:type="spellStart"/>
+      <w:r>
+        <w:t>X_gt</w:t>
+      </w:r>
+      <w:proofErr w:type="spellEnd"/>
+      <w:r>
+        <w:t xml:space="preserve"> and Y only:</w:t>
+      </w:r>
+    </w:p>
+    <w:p>
+      <w:pPr>
+        <w:spacing w:before="60" w:after="80"/>
+        <w:jc w:val="both"/>
+      </w:pPr>
+      <w:r>
+        <w:lastRenderedPageBreak/>
+        <w:drawing>
+          <wp:inline distT="0" distB="0" distL="0" distR="0" wp14:anchorId="2680E78A" wp14:editId="3A3F6ACE">
+            <wp:extent cx="5477639" cy="2419688"/>
+            <wp:effectExtent l="0" t="0" r="0" b="0"/>
+            <wp:docPr id="284524226" name="Picture 1"/>
+            <wp:cNvGraphicFramePr>
+              <a:graphicFrameLocks xmlns:a="http://schemas.openxmlformats.org/drawingml/2006/main" noChangeAspect="1"/>
+            </wp:cNvGraphicFramePr>
+            <a:graphic xmlns:a="http://schemas.openxmlformats.org/drawingml/2006/main">
+              <a:graphicData uri="http://schemas.openxmlformats.org/drawingml/2006/picture">
+                <pic:pic xmlns:pic="http://schemas.openxmlformats.org/drawingml/2006/picture">
+                  <pic:nvPicPr>
+                    <pic:cNvPr id="284524226" name=""/>
+                    <pic:cNvPicPr/>
+                  </pic:nvPicPr>
+                  <pic:blipFill>
+                    <a:blip r:embed="rId21"/>
+                    <a:stretch>
+                      <a:fillRect/>
+                    </a:stretch>
+                  </pic:blipFill>
+                  <pic:spPr>
+                    <a:xfrm>
+                      <a:off x="0" y="0"/>
+                      <a:ext cx="5477639" cy="2419688"/>
+                    </a:xfrm>
+                    <a:prstGeom prst="rect">
+                      <a:avLst/>
+                    </a:prstGeom>
+                  </pic:spPr>
+                </pic:pic>
+              </a:graphicData>
+            </a:graphic>
+          </wp:inline>
+        </w:drawing>
+      </w:r>
+    </w:p>
+    <w:p>
+      <w:pPr>
+        <w:spacing w:before="60" w:after="80"/>
+        <w:jc w:val="both"/>
+      </w:pPr>
+    </w:p>
+    <w:p>
+      <w:pPr>
+        <w:spacing w:before="60" w:after="80"/>
+        <w:jc w:val="both"/>
+      </w:pPr>
+      <w:r>
+        <w:t xml:space="preserve">Scalers stored as registered buffers in </w:t>
+      </w:r>
+      <w:proofErr w:type="spellStart"/>
+      <w:r>
+        <w:t>LSTMPredictor</w:t>
+      </w:r>
+      <w:proofErr w:type="spellEnd"/>
+      <w:r>
+        <w:t xml:space="preserve"> — travel with </w:t>
+      </w:r>
+      <w:proofErr w:type="spellStart"/>
+      <w:r>
+        <w:t>state_</w:t>
+      </w:r>
+      <w:proofErr w:type="gramStart"/>
+      <w:r>
+        <w:t>dict</w:t>
+      </w:r>
+      <w:proofErr w:type="spellEnd"/>
+      <w:r>
+        <w:t>(</w:t>
+      </w:r>
+      <w:proofErr w:type="gramEnd"/>
+      <w:r>
+        <w:t xml:space="preserve">) automatically. Same scaler pattern as GRU-D. First 4 values of X scaler mathematically match GRU-D scalers (both computed from same training split of </w:t>
+      </w:r>
+      <w:proofErr w:type="spellStart"/>
+      <w:r>
+        <w:t>X_gt</w:t>
+      </w:r>
+      <w:proofErr w:type="spellEnd"/>
+      <w:r>
+        <w:t>).</w:t>
+      </w:r>
+    </w:p>
+    <w:p>
+      <w:pPr>
+        <w:spacing w:before="60" w:after="80"/>
+        <w:jc w:val="both"/>
+      </w:pPr>
+      <w:proofErr w:type="spellStart"/>
+      <w:r>
+        <w:rPr>
+          <w:b/>
+          <w:bCs/>
+        </w:rPr>
+        <w:t>NaN</w:t>
+      </w:r>
+      <w:proofErr w:type="spellEnd"/>
+      <w:r>
+        <w:rPr>
+          <w:b/>
+          <w:bCs/>
+        </w:rPr>
+        <w:t xml:space="preserve"> Handling at Inference</w:t>
+      </w:r>
+    </w:p>
+    <w:p>
+      <w:pPr>
+        <w:spacing w:before="60" w:after="80"/>
+        <w:jc w:val="both"/>
+      </w:pPr>
+      <w:r>
+        <w:t xml:space="preserve">At inference on imputed data, column 6 contains ~99% </w:t>
+      </w:r>
+      <w:proofErr w:type="spellStart"/>
+      <w:r>
+        <w:t>NaN</w:t>
+      </w:r>
+      <w:proofErr w:type="spellEnd"/>
+      <w:r>
+        <w:t xml:space="preserve"> (structural missingness) and columns 4-5 contain ~0.7% </w:t>
+      </w:r>
+      <w:proofErr w:type="spellStart"/>
+      <w:r>
+        <w:t>NaN</w:t>
+      </w:r>
+      <w:proofErr w:type="spellEnd"/>
+      <w:r>
+        <w:t xml:space="preserve"> (unrecoverable RSU blackouts). After normalisation these become </w:t>
+      </w:r>
+      <w:proofErr w:type="spellStart"/>
+      <w:r>
+        <w:t>NaN</w:t>
+      </w:r>
+      <w:proofErr w:type="spellEnd"/>
+      <w:r>
+        <w:t xml:space="preserve"> in z-score space. Replaced with 0.0 via </w:t>
+      </w:r>
+      <w:proofErr w:type="spellStart"/>
+      <w:r>
+        <w:t>nan_to_num</w:t>
+      </w:r>
+      <w:proofErr w:type="spellEnd"/>
+      <w:r>
+        <w:t xml:space="preserve"> — placing them at the exact z-score mean, passing a neutral signal to the LSTM rather than crashing.</w:t>
+      </w:r>
+    </w:p>
+    <w:p>
+      <w:pPr>
+        <w:spacing w:before="60" w:after="80"/>
+        <w:jc w:val="both"/>
+      </w:pPr>
+    </w:p>
+    <w:p>
+      <w:pPr>
+        <w:spacing w:before="60" w:after="80"/>
+        <w:jc w:val="both"/>
+      </w:pPr>
+      <w:r>
+        <w:drawing>
+          <wp:inline distT="0" distB="0" distL="0" distR="0" wp14:anchorId="670AE7A8" wp14:editId="28660368">
+            <wp:extent cx="5687219" cy="3096057"/>
+            <wp:effectExtent l="0" t="0" r="8890" b="9525"/>
+            <wp:docPr id="306449275" name="Picture 1"/>
+            <wp:cNvGraphicFramePr>
+              <a:graphicFrameLocks xmlns:a="http://schemas.openxmlformats.org/drawingml/2006/main" noChangeAspect="1"/>
+            </wp:cNvGraphicFramePr>
+            <a:graphic xmlns:a="http://schemas.openxmlformats.org/drawingml/2006/main">
+              <a:graphicData uri="http://schemas.openxmlformats.org/drawingml/2006/picture">
+                <pic:pic xmlns:pic="http://schemas.openxmlformats.org/drawingml/2006/picture">
+                  <pic:nvPicPr>
+                    <pic:cNvPr id="306449275" name=""/>
+                    <pic:cNvPicPr/>
+                  </pic:nvPicPr>
+                  <pic:blipFill>
+                    <a:blip r:embed="rId22"/>
+                    <a:stretch>
+                      <a:fillRect/>
+                    </a:stretch>
+                  </pic:blipFill>
+                  <pic:spPr>
+                    <a:xfrm>
+                      <a:off x="0" y="0"/>
+                      <a:ext cx="5687219" cy="3096057"/>
+                    </a:xfrm>
+                    <a:prstGeom prst="rect">
+                      <a:avLst/>
+                    </a:prstGeom>
+                  </pic:spPr>
+                </pic:pic>
+              </a:graphicData>
+            </a:graphic>
+          </wp:inline>
+        </w:drawing>
+      </w:r>
+    </w:p>
+    <w:p>
+      <w:pPr>
+        <w:spacing w:before="60" w:after="80"/>
+        <w:jc w:val="both"/>
+      </w:pPr>
+    </w:p>
+    <w:p>
+      <w:pPr>
+        <w:spacing w:before="60" w:after="80"/>
+        <w:jc w:val="both"/>
+      </w:pPr>
+      <w:r>
+        <w:lastRenderedPageBreak/>
+        <w:drawing>
+          <wp:inline distT="0" distB="0" distL="0" distR="0" wp14:anchorId="7FE3DB13" wp14:editId="27481055">
+            <wp:extent cx="5731510" cy="2405380"/>
+            <wp:effectExtent l="0" t="0" r="2540" b="0"/>
+            <wp:docPr id="729579342" name="Picture 1"/>
+            <wp:cNvGraphicFramePr>
+              <a:graphicFrameLocks xmlns:a="http://schemas.openxmlformats.org/drawingml/2006/main" noChangeAspect="1"/>
+            </wp:cNvGraphicFramePr>
+            <a:graphic xmlns:a="http://schemas.openxmlformats.org/drawingml/2006/main">
+              <a:graphicData uri="http://schemas.openxmlformats.org/drawingml/2006/picture">
+                <pic:pic xmlns:pic="http://schemas.openxmlformats.org/drawingml/2006/picture">
+                  <pic:nvPicPr>
+                    <pic:cNvPr id="729579342" name=""/>
+                    <pic:cNvPicPr/>
+                  </pic:nvPicPr>
+                  <pic:blipFill>
+                    <a:blip r:embed="rId23"/>
+                    <a:stretch>
+                      <a:fillRect/>
+                    </a:stretch>
+                  </pic:blipFill>
+                  <pic:spPr>
+                    <a:xfrm>
+                      <a:off x="0" y="0"/>
+                      <a:ext cx="5731510" cy="2405380"/>
+                    </a:xfrm>
+                    <a:prstGeom prst="rect">
+                      <a:avLst/>
+                    </a:prstGeom>
+                  </pic:spPr>
+                </pic:pic>
+              </a:graphicData>
+            </a:graphic>
+          </wp:inline>
+        </w:drawing>
+      </w:r>
+    </w:p>
+    <w:p>
+      <w:pPr>
+        <w:spacing w:before="60" w:after="80"/>
+        <w:jc w:val="both"/>
+      </w:pPr>
+    </w:p>
+    <w:p>
+      <w:pPr>
+        <w:spacing w:before="60" w:after="80"/>
+        <w:jc w:val="both"/>
+      </w:pPr>
+      <w:r>
+        <w:t xml:space="preserve">Best </w:t>
+      </w:r>
+      <w:proofErr w:type="spellStart"/>
+      <w:r>
+        <w:t>val</w:t>
+      </w:r>
+      <w:proofErr w:type="spellEnd"/>
+      <w:r>
+        <w:t xml:space="preserve"> loss 0.00682 (normalised). Physical interpretation: x-position RMSE ≈ √0.00682 × 123.5 ≈ 10.2m over 50 steps. This is the oracle upper bound — best achievable prediction with perfect input.</w:t>
+      </w:r>
+    </w:p>
+    <w:p>
+      <w:pPr>
+        <w:spacing w:before="60" w:after="80"/>
+        <w:jc w:val="both"/>
+      </w:pPr>
+      <w:r>
+        <w:rPr>
+          <w:b/>
+          <w:bCs/>
+        </w:rPr>
+        <w:t>Verification Result</w:t>
+      </w:r>
+    </w:p>
+    <w:p>
+      <w:pPr>
+        <w:spacing w:before="60" w:after="80"/>
+        <w:jc w:val="both"/>
+      </w:pPr>
+      <w:r>
+        <w:t>Tested on one window from test seed 17 (penetration_20):</w:t>
+      </w:r>
+    </w:p>
+    <w:p>
+      <w:pPr>
+        <w:spacing w:before="60" w:after="80"/>
+        <w:jc w:val="both"/>
+      </w:pPr>
+      <w:r>
+        <w:drawing>
+          <wp:inline distT="0" distB="0" distL="0" distR="0" wp14:anchorId="46EBBB7B" wp14:editId="5071AD41">
+            <wp:extent cx="5731510" cy="1468120"/>
+            <wp:effectExtent l="0" t="0" r="2540" b="0"/>
+            <wp:docPr id="1843533420" name="Picture 1"/>
+            <wp:cNvGraphicFramePr>
+              <a:graphicFrameLocks xmlns:a="http://schemas.openxmlformats.org/drawingml/2006/main" noChangeAspect="1"/>
+            </wp:cNvGraphicFramePr>
+            <a:graphic xmlns:a="http://schemas.openxmlformats.org/drawingml/2006/main">
+              <a:graphicData uri="http://schemas.openxmlformats.org/drawingml/2006/picture">
+                <pic:pic xmlns:pic="http://schemas.openxmlformats.org/drawingml/2006/picture">
+                  <pic:nvPicPr>
+                    <pic:cNvPr id="1843533420" name=""/>
+                    <pic:cNvPicPr/>
+                  </pic:nvPicPr>
+                  <pic:blipFill>
+                    <a:blip r:embed="rId24"/>
+                    <a:stretch>
+                      <a:fillRect/>
+                    </a:stretch>
+                  </pic:blipFill>
+                  <pic:spPr>
+                    <a:xfrm>
+                      <a:off x="0" y="0"/>
+                      <a:ext cx="5731510" cy="1468120"/>
+                    </a:xfrm>
+                    <a:prstGeom prst="rect">
+                      <a:avLst/>
+                    </a:prstGeom>
+                  </pic:spPr>
+                </pic:pic>
+              </a:graphicData>
+            </a:graphic>
+          </wp:inline>
+        </w:drawing>
+      </w:r>
+    </w:p>
+    <w:p>
+      <w:pPr>
+        <w:spacing w:before="60" w:after="80"/>
+        <w:jc w:val="both"/>
+      </w:pPr>
+    </w:p>
+    <w:p>
+      <w:pPr>
+        <w:spacing w:before="60" w:after="80"/>
+        <w:jc w:val="both"/>
+      </w:pPr>
+      <w:r>
+        <w:t>Predictions within valid physical bounds. Lateral error near zero — correct lane-keeping prediction on straight highway.</w:t>
+      </w:r>
+    </w:p>
+    <w:p>
+      <w:pPr>
+        <w:spacing w:before="60" w:after="80"/>
+        <w:jc w:val="both"/>
+      </w:pPr>
+      <w:r>
+        <w:rPr>
+          <w:b/>
+          <w:bCs/>
+        </w:rPr>
+        <w:t>Known Limitation — Column 6 Distribution Shift</w:t>
+      </w:r>
+    </w:p>
+    <w:p>
+      <w:pPr>
+        <w:spacing w:before="60" w:after="80"/>
+        <w:jc w:val="both"/>
+      </w:pPr>
+      <w:r>
+        <w:t xml:space="preserve">The LSTM trains on </w:t>
+      </w:r>
+      <w:proofErr w:type="spellStart"/>
+      <w:r>
+        <w:t>X_gt</w:t>
+      </w:r>
+      <w:proofErr w:type="spellEnd"/>
+      <w:r>
+        <w:t xml:space="preserve"> where column 6 is always observed. At inference it receives column 6 as ~99% </w:t>
+      </w:r>
+      <w:proofErr w:type="spellStart"/>
+      <w:r>
+        <w:t>NaN</w:t>
+      </w:r>
+      <w:proofErr w:type="spellEnd"/>
+      <w:r>
+        <w:t xml:space="preserve"> (zero-filled to mean). This training-inference distribution shift means the LSTM learned to use follower speed but cannot use it at inference. Results at low penetration rates are therefore slightly optimistic for the imputer. Documented in research log. Recommend column 6 dropout augmentation during training as future work.</w:t>
+      </w:r>
+    </w:p>
+    <w:p>
+      <w:pPr>
+        <w:spacing w:before="60" w:after="80"/>
+        <w:jc w:val="both"/>
+      </w:pPr>
+      <w:r>
+        <w:rPr>
+          <w:b/>
+          <w:bCs/>
+        </w:rPr>
+        <w:t>Loading Utility</w:t>
+      </w:r>
+    </w:p>
+    <w:p>
+      <w:pPr>
+        <w:spacing w:before="60" w:after="80"/>
+        <w:jc w:val="both"/>
+      </w:pPr>
+      <w:r>
+        <w:t xml:space="preserve">All Step 11 scripts use </w:t>
+      </w:r>
+      <w:proofErr w:type="spellStart"/>
+      <w:r>
+        <w:t>load_</w:t>
+      </w:r>
+      <w:proofErr w:type="gramStart"/>
+      <w:r>
+        <w:t>lstm</w:t>
+      </w:r>
+      <w:proofErr w:type="spellEnd"/>
+      <w:r>
+        <w:t>(</w:t>
+      </w:r>
+      <w:proofErr w:type="gramEnd"/>
+      <w:r>
+        <w:t>) from lstm_predictor.py:</w:t>
+      </w:r>
+    </w:p>
+    <w:p>
+      <w:pPr>
+        <w:spacing w:before="60" w:after="80"/>
+        <w:jc w:val="both"/>
+      </w:pPr>
+      <w:r>
+        <w:t>python</w:t>
+      </w:r>
+    </w:p>
+    <w:p>
+      <w:pPr>
+        <w:spacing w:before="60" w:after="80"/>
+        <w:jc w:val="both"/>
+      </w:pPr>
+      <w:r>
+        <w:t xml:space="preserve">from </w:t>
+      </w:r>
+      <w:proofErr w:type="spellStart"/>
+      <w:r>
+        <w:t>lstm_predictor</w:t>
+      </w:r>
+      <w:proofErr w:type="spellEnd"/>
+      <w:r>
+        <w:t xml:space="preserve"> import </w:t>
+      </w:r>
+      <w:proofErr w:type="spellStart"/>
+      <w:r>
+        <w:t>load_lstm</w:t>
+      </w:r>
+      <w:proofErr w:type="spellEnd"/>
+    </w:p>
+    <w:p>
+      <w:pPr>
+        <w:spacing w:before="60" w:after="80"/>
+        <w:jc w:val="both"/>
+      </w:pPr>
+      <w:r>
+        <w:t xml:space="preserve">model = </w:t>
+      </w:r>
+      <w:proofErr w:type="spellStart"/>
+      <w:r>
+        <w:t>load_</w:t>
+      </w:r>
+      <w:proofErr w:type="gramStart"/>
+      <w:r>
+        <w:t>lstm</w:t>
+      </w:r>
+      <w:proofErr w:type="spellEnd"/>
+      <w:r>
+        <w:t>(</w:t>
+      </w:r>
+      <w:proofErr w:type="gramEnd"/>
+      <w:r>
+        <w:t>'lstm_baseline.pt', device='</w:t>
+      </w:r>
+      <w:proofErr w:type="spellStart"/>
+      <w:r>
+        <w:t>cpu</w:t>
+      </w:r>
+      <w:proofErr w:type="spellEnd"/>
+      <w:r>
+        <w:t>')</w:t>
+      </w:r>
+    </w:p>
+    <w:p>
+      <w:pPr>
+        <w:spacing w:before="60" w:after="80"/>
+        <w:jc w:val="both"/>
+      </w:pPr>
+      <w:r>
+        <w:t># Returns frozen, eval-mode model with scalers correctly restored</w:t>
+      </w:r>
+    </w:p>
+    <w:p>
+      <w:pPr>
+        <w:spacing w:before="60" w:after="80"/>
+        <w:jc w:val="both"/>
+      </w:pPr>
+      <w:r>
+        <w:rPr>
+          <w:b/>
+          <w:bCs/>
+        </w:rPr>
+        <w:t>Output</w:t>
+      </w:r>
+    </w:p>
+    <w:p>
+      <w:pPr>
+        <w:spacing w:before="60" w:after="80"/>
+        <w:jc w:val="both"/>
+      </w:pPr>
+      <w:r>
+        <w:t xml:space="preserve">Saved as lstm_baseline.pt containing model weights and all four scaler buffers. Model is frozen — </w:t>
+      </w:r>
+      <w:proofErr w:type="spellStart"/>
+      <w:r>
+        <w:t>requires_grad</w:t>
+      </w:r>
+      <w:proofErr w:type="spellEnd"/>
+      <w:r>
+        <w:t>=False on all parameters.</w:t>
+      </w:r>
+    </w:p>
+    <w:p>
+      <w:pPr>
+        <w:spacing w:before="60" w:after="80"/>
+        <w:jc w:val="both"/>
+      </w:pPr>
+    </w:p>
+    <w:p>
+      <w:pPr>
+        <w:spacing w:before="60" w:after="80"/>
+        <w:jc w:val="both"/>
+      </w:pPr>
+      <w:r>
+        <w:lastRenderedPageBreak/>
+        <w:drawing>
+          <wp:inline distT="0" distB="0" distL="0" distR="0" wp14:anchorId="13DA757B" wp14:editId="19213F3E">
+            <wp:extent cx="5731510" cy="5141595"/>
+            <wp:effectExtent l="0" t="0" r="2540" b="1905"/>
+            <wp:docPr id="867711532" name="Picture 1"/>
+            <wp:cNvGraphicFramePr>
+              <a:graphicFrameLocks xmlns:a="http://schemas.openxmlformats.org/drawingml/2006/main" noChangeAspect="1"/>
+            </wp:cNvGraphicFramePr>
+            <a:graphic xmlns:a="http://schemas.openxmlformats.org/drawingml/2006/main">
+              <a:graphicData uri="http://schemas.openxmlformats.org/drawingml/2006/picture">
+                <pic:pic xmlns:pic="http://schemas.openxmlformats.org/drawingml/2006/picture">
+                  <pic:nvPicPr>
+                    <pic:cNvPr id="867711532" name=""/>
+                    <pic:cNvPicPr/>
+                  </pic:nvPicPr>
+                  <pic:blipFill>
+                    <a:blip r:embed="rId25"/>
+                    <a:stretch>
+                      <a:fillRect/>
+                    </a:stretch>
+                  </pic:blipFill>
+                  <pic:spPr>
+                    <a:xfrm>
+                      <a:off x="0" y="0"/>
+                      <a:ext cx="5731510" cy="5141595"/>
                     </a:xfrm>
                     <a:prstGeom prst="rect">
                       <a:avLst/>
@@ -8626,7 +13214,6 @@
   <w:style w:type="character" w:default="1" w:styleId="DefaultParagraphFont">
     <w:name w:val="Default Paragraph Font"/>
     <w:uiPriority w:val="1"/>
-    <w:semiHidden/>
     <w:unhideWhenUsed/>
   </w:style>
   <w:style w:type="table" w:default="1" w:styleId="TableNormal">

--- a/Notes.docx
+++ b/Notes.docx
@@ -11846,6 +11846,9 @@
         <w:jc w:val="both"/>
       </w:pPr>
       <w:r>
+        <w:rPr>
+          <w:noProof/>
+        </w:rPr>
         <w:drawing>
           <wp:inline distT="0" distB="0" distL="0" distR="0" wp14:anchorId="791B4047" wp14:editId="429E86B8">
             <wp:extent cx="5731510" cy="1445895"/>
@@ -11934,6 +11937,9 @@
         <w:jc w:val="both"/>
       </w:pPr>
       <w:r>
+        <w:rPr>
+          <w:noProof/>
+        </w:rPr>
         <w:lastRenderedPageBreak/>
         <w:drawing>
           <wp:inline distT="0" distB="0" distL="0" distR="0" wp14:anchorId="2680E78A" wp14:editId="3A3F6ACE">
@@ -12094,6 +12100,9 @@
         <w:jc w:val="both"/>
       </w:pPr>
       <w:r>
+        <w:rPr>
+          <w:noProof/>
+        </w:rPr>
         <w:drawing>
           <wp:inline distT="0" distB="0" distL="0" distR="0" wp14:anchorId="670AE7A8" wp14:editId="28660368">
             <wp:extent cx="5687219" cy="3096057"/>
@@ -12143,6 +12152,9 @@
         <w:jc w:val="both"/>
       </w:pPr>
       <w:r>
+        <w:rPr>
+          <w:noProof/>
+        </w:rPr>
         <w:lastRenderedPageBreak/>
         <w:drawing>
           <wp:inline distT="0" distB="0" distL="0" distR="0" wp14:anchorId="7FE3DB13" wp14:editId="27481055">
@@ -12232,6 +12244,9 @@
         <w:jc w:val="both"/>
       </w:pPr>
       <w:r>
+        <w:rPr>
+          <w:noProof/>
+        </w:rPr>
         <w:drawing>
           <wp:inline distT="0" distB="0" distL="0" distR="0" wp14:anchorId="46EBBB7B" wp14:editId="5071AD41">
             <wp:extent cx="5731510" cy="1468120"/>
@@ -12475,6 +12490,9 @@
         <w:jc w:val="both"/>
       </w:pPr>
       <w:r>
+        <w:rPr>
+          <w:noProof/>
+        </w:rPr>
         <w:lastRenderedPageBreak/>
         <w:drawing>
           <wp:inline distT="0" distB="0" distL="0" distR="0" wp14:anchorId="13DA757B" wp14:editId="19213F3E">
@@ -12512,6 +12530,2909 @@
           </wp:inline>
         </w:drawing>
       </w:r>
+    </w:p>
+    <w:p>
+      <w:pPr>
+        <w:spacing w:before="60" w:after="80"/>
+        <w:jc w:val="both"/>
+      </w:pPr>
+    </w:p>
+    <w:p>
+      <w:pPr>
+        <w:spacing w:before="60" w:after="80"/>
+        <w:jc w:val="both"/>
+        <w:rPr>
+          <w:b/>
+          <w:bCs/>
+        </w:rPr>
+      </w:pPr>
+    </w:p>
+    <w:p>
+      <w:pPr>
+        <w:spacing w:before="60" w:after="80"/>
+        <w:jc w:val="both"/>
+        <w:rPr>
+          <w:b/>
+          <w:bCs/>
+        </w:rPr>
+      </w:pPr>
+      <w:r>
+        <w:rPr>
+          <w:b/>
+          <w:bCs/>
+        </w:rPr>
+        <w:t>Step 11 — Experiment Matrix</w:t>
+      </w:r>
+    </w:p>
+    <w:p>
+      <w:pPr>
+        <w:spacing w:before="60" w:after="80"/>
+        <w:jc w:val="both"/>
+      </w:pPr>
+      <w:r>
+        <w:rPr>
+          <w:b/>
+          <w:bCs/>
+        </w:rPr>
+        <w:t>Overview</w:t>
+      </w:r>
+    </w:p>
+    <w:p>
+      <w:pPr>
+        <w:spacing w:before="60" w:after="80"/>
+        <w:jc w:val="both"/>
+      </w:pPr>
+      <w:r>
+        <w:t>Five systematic experiments (E1–E5) evaluate the dual-channel imputer against five classical baselines and three ablation conditions, using the frozen LSTM predictor from Step 10 as a fixed measuring instrument.</w:t>
+      </w:r>
+    </w:p>
+    <w:p>
+      <w:pPr>
+        <w:spacing w:before="60" w:after="80"/>
+        <w:jc w:val="both"/>
+      </w:pPr>
+      <w:r>
+        <w:rPr>
+          <w:b/>
+          <w:bCs/>
+        </w:rPr>
+        <w:t>Evaluation Conditions</w:t>
+      </w:r>
+    </w:p>
+    <w:tbl>
+      <w:tblPr>
+        <w:tblW w:w="0" w:type="auto"/>
+        <w:tblCellSpacing w:w="15" w:type="dxa"/>
+        <w:tblCellMar>
+          <w:top w:w="15" w:type="dxa"/>
+          <w:left w:w="15" w:type="dxa"/>
+          <w:bottom w:w="15" w:type="dxa"/>
+          <w:right w:w="15" w:type="dxa"/>
+        </w:tblCellMar>
+        <w:tblLook w:val="04A0" w:firstRow="1" w:lastRow="0" w:firstColumn="1" w:lastColumn="0" w:noHBand="0" w:noVBand="1"/>
+      </w:tblPr>
+      <w:tblGrid>
+        <w:gridCol w:w="2364"/>
+        <w:gridCol w:w="1438"/>
+        <w:gridCol w:w="2864"/>
+      </w:tblGrid>
+      <w:tr>
+        <w:trPr>
+          <w:tblHeader/>
+          <w:tblCellSpacing w:w="15" w:type="dxa"/>
+        </w:trPr>
+        <w:tc>
+          <w:tcPr>
+            <w:tcW w:w="0" w:type="auto"/>
+            <w:vAlign w:val="center"/>
+            <w:hideMark/>
+          </w:tcPr>
+          <w:p>
+            <w:pPr>
+              <w:spacing w:before="60" w:after="80"/>
+              <w:jc w:val="both"/>
+              <w:rPr>
+                <w:b/>
+                <w:bCs/>
+              </w:rPr>
+            </w:pPr>
+            <w:r>
+              <w:rPr>
+                <w:b/>
+                <w:bCs/>
+              </w:rPr>
+              <w:t>Condition</w:t>
+            </w:r>
+          </w:p>
+        </w:tc>
+        <w:tc>
+          <w:tcPr>
+            <w:tcW w:w="0" w:type="auto"/>
+            <w:vAlign w:val="center"/>
+            <w:hideMark/>
+          </w:tcPr>
+          <w:p>
+            <w:pPr>
+              <w:spacing w:before="60" w:after="80"/>
+              <w:jc w:val="both"/>
+              <w:rPr>
+                <w:b/>
+                <w:bCs/>
+              </w:rPr>
+            </w:pPr>
+            <w:r>
+              <w:rPr>
+                <w:b/>
+                <w:bCs/>
+              </w:rPr>
+              <w:t>Input</w:t>
+            </w:r>
+          </w:p>
+        </w:tc>
+        <w:tc>
+          <w:tcPr>
+            <w:tcW w:w="0" w:type="auto"/>
+            <w:vAlign w:val="center"/>
+            <w:hideMark/>
+          </w:tcPr>
+          <w:p>
+            <w:pPr>
+              <w:spacing w:before="60" w:after="80"/>
+              <w:jc w:val="both"/>
+              <w:rPr>
+                <w:b/>
+                <w:bCs/>
+              </w:rPr>
+            </w:pPr>
+            <w:r>
+              <w:rPr>
+                <w:b/>
+                <w:bCs/>
+              </w:rPr>
+              <w:t>Measures</w:t>
+            </w:r>
+          </w:p>
+        </w:tc>
+      </w:tr>
+      <w:tr>
+        <w:trPr>
+          <w:tblCellSpacing w:w="15" w:type="dxa"/>
+        </w:trPr>
+        <w:tc>
+          <w:tcPr>
+            <w:tcW w:w="0" w:type="auto"/>
+            <w:vAlign w:val="center"/>
+            <w:hideMark/>
+          </w:tcPr>
+          <w:p>
+            <w:pPr>
+              <w:spacing w:before="60" w:after="80"/>
+              <w:jc w:val="both"/>
+            </w:pPr>
+            <w:r>
+              <w:t>A (dropped — see below)</w:t>
+            </w:r>
+          </w:p>
+        </w:tc>
+        <w:tc>
+          <w:tcPr>
+            <w:tcW w:w="0" w:type="auto"/>
+            <w:vAlign w:val="center"/>
+            <w:hideMark/>
+          </w:tcPr>
+          <w:p>
+            <w:pPr>
+              <w:spacing w:before="60" w:after="80"/>
+              <w:jc w:val="both"/>
+            </w:pPr>
+            <w:r>
+              <w:t>—</w:t>
+            </w:r>
+          </w:p>
+        </w:tc>
+        <w:tc>
+          <w:tcPr>
+            <w:tcW w:w="0" w:type="auto"/>
+            <w:vAlign w:val="center"/>
+            <w:hideMark/>
+          </w:tcPr>
+          <w:p>
+            <w:pPr>
+              <w:spacing w:before="60" w:after="80"/>
+              <w:jc w:val="both"/>
+            </w:pPr>
+            <w:r>
+              <w:t>—</w:t>
+            </w:r>
+          </w:p>
+        </w:tc>
+      </w:tr>
+      <w:tr>
+        <w:trPr>
+          <w:tblCellSpacing w:w="15" w:type="dxa"/>
+        </w:trPr>
+        <w:tc>
+          <w:tcPr>
+            <w:tcW w:w="0" w:type="auto"/>
+            <w:vAlign w:val="center"/>
+            <w:hideMark/>
+          </w:tcPr>
+          <w:p>
+            <w:pPr>
+              <w:spacing w:before="60" w:after="80"/>
+              <w:jc w:val="both"/>
+            </w:pPr>
+            <w:r>
+              <w:t>B: Channel 1 Only</w:t>
+            </w:r>
+          </w:p>
+        </w:tc>
+        <w:tc>
+          <w:tcPr>
+            <w:tcW w:w="0" w:type="auto"/>
+            <w:vAlign w:val="center"/>
+            <w:hideMark/>
+          </w:tcPr>
+          <w:p>
+            <w:pPr>
+              <w:spacing w:before="60" w:after="80"/>
+              <w:jc w:val="both"/>
+            </w:pPr>
+            <w:r>
+              <w:t>X_ch1_imputed</w:t>
+            </w:r>
+          </w:p>
+        </w:tc>
+        <w:tc>
+          <w:tcPr>
+            <w:tcW w:w="0" w:type="auto"/>
+            <w:vAlign w:val="center"/>
+            <w:hideMark/>
+          </w:tcPr>
+          <w:p>
+            <w:pPr>
+              <w:spacing w:before="60" w:after="80"/>
+              <w:jc w:val="both"/>
+            </w:pPr>
+            <w:r>
+              <w:t>Value of RSU/Kalman Filter alone</w:t>
+            </w:r>
+          </w:p>
+        </w:tc>
+      </w:tr>
+      <w:tr>
+        <w:trPr>
+          <w:tblCellSpacing w:w="15" w:type="dxa"/>
+        </w:trPr>
+        <w:tc>
+          <w:tcPr>
+            <w:tcW w:w="0" w:type="auto"/>
+            <w:vAlign w:val="center"/>
+            <w:hideMark/>
+          </w:tcPr>
+          <w:p>
+            <w:pPr>
+              <w:spacing w:before="60" w:after="80"/>
+              <w:jc w:val="both"/>
+            </w:pPr>
+            <w:r>
+              <w:t>C: Dual-Channel (Proposed)</w:t>
+            </w:r>
+          </w:p>
+        </w:tc>
+        <w:tc>
+          <w:tcPr>
+            <w:tcW w:w="0" w:type="auto"/>
+            <w:vAlign w:val="center"/>
+            <w:hideMark/>
+          </w:tcPr>
+          <w:p>
+            <w:pPr>
+              <w:spacing w:before="60" w:after="80"/>
+              <w:jc w:val="both"/>
+            </w:pPr>
+            <w:proofErr w:type="spellStart"/>
+            <w:r>
+              <w:t>X_fully_imputed</w:t>
+            </w:r>
+            <w:proofErr w:type="spellEnd"/>
+          </w:p>
+        </w:tc>
+        <w:tc>
+          <w:tcPr>
+            <w:tcW w:w="0" w:type="auto"/>
+            <w:vAlign w:val="center"/>
+            <w:hideMark/>
+          </w:tcPr>
+          <w:p>
+            <w:pPr>
+              <w:spacing w:before="60" w:after="80"/>
+              <w:jc w:val="both"/>
+            </w:pPr>
+            <w:r>
+              <w:t>Value of full architecture</w:t>
+            </w:r>
+          </w:p>
+        </w:tc>
+      </w:tr>
+    </w:tbl>
+    <w:p>
+      <w:pPr>
+        <w:spacing w:before="60" w:after="80"/>
+        <w:jc w:val="both"/>
+      </w:pPr>
+      <w:r>
+        <w:rPr>
+          <w:b/>
+          <w:bCs/>
+        </w:rPr>
+        <w:t>Five Classical Baselines</w:t>
+      </w:r>
+    </w:p>
+    <w:p>
+      <w:pPr>
+        <w:spacing w:before="60" w:after="80"/>
+        <w:jc w:val="both"/>
+      </w:pPr>
+      <w:r>
+        <w:t xml:space="preserve">Zero-fill, Forward-fill (with backward-fill for leading </w:t>
+      </w:r>
+      <w:proofErr w:type="spellStart"/>
+      <w:r>
+        <w:t>NaN</w:t>
+      </w:r>
+      <w:proofErr w:type="spellEnd"/>
+      <w:r>
+        <w:t>), Mean-fill (local window), Linear Interpolation, Spline Interpolation (order 2, cascading fallback to linear then zero on sparse columns).</w:t>
+      </w:r>
+    </w:p>
+    <w:p>
+      <w:pPr>
+        <w:spacing w:before="60" w:after="80"/>
+        <w:jc w:val="both"/>
+      </w:pPr>
+      <w:r>
+        <w:rPr>
+          <w:b/>
+          <w:bCs/>
+        </w:rPr>
+        <w:t>Metrics — ADE and FDE</w:t>
+      </w:r>
+    </w:p>
+    <w:p>
+      <w:pPr>
+        <w:spacing w:before="60" w:after="80"/>
+        <w:jc w:val="both"/>
+      </w:pPr>
+      <w:r>
+        <w:t>$$ADE = \frac{1}{</w:t>
+      </w:r>
+      <w:proofErr w:type="gramStart"/>
+      <w:r>
+        <w:t>T}\</w:t>
+      </w:r>
+      <w:proofErr w:type="gramEnd"/>
+      <w:r>
+        <w:t>sum_{t=</w:t>
+      </w:r>
+      <w:proofErr w:type="gramStart"/>
+      <w:r>
+        <w:t>1}^</w:t>
+      </w:r>
+      <w:proofErr w:type="gramEnd"/>
+      <w:r>
+        <w:t>{T}\sqrt{(\hat{x}_t-x_</w:t>
+      </w:r>
+      <w:proofErr w:type="gramStart"/>
+      <w:r>
+        <w:t>t)^</w:t>
+      </w:r>
+      <w:proofErr w:type="gramEnd"/>
+      <w:r>
+        <w:t>2+(\hat{y}_t-y_</w:t>
+      </w:r>
+      <w:proofErr w:type="gramStart"/>
+      <w:r>
+        <w:t>t)^</w:t>
+      </w:r>
+      <w:proofErr w:type="gramEnd"/>
+      <w:r>
+        <w:t>2} \</w:t>
+      </w:r>
+      <w:proofErr w:type="spellStart"/>
+      <w:r>
+        <w:t>qquad</w:t>
+      </w:r>
+      <w:proofErr w:type="spellEnd"/>
+      <w:r>
+        <w:t xml:space="preserve"> FDE = \sqrt{(\hat{x}_T-</w:t>
+      </w:r>
+      <w:proofErr w:type="spellStart"/>
+      <w:r>
+        <w:t>x_</w:t>
+      </w:r>
+      <w:proofErr w:type="gramStart"/>
+      <w:r>
+        <w:t>T</w:t>
+      </w:r>
+      <w:proofErr w:type="spellEnd"/>
+      <w:r>
+        <w:t>)^</w:t>
+      </w:r>
+      <w:proofErr w:type="gramEnd"/>
+      <w:r>
+        <w:t>2+(\hat{y}_T-</w:t>
+      </w:r>
+      <w:proofErr w:type="spellStart"/>
+      <w:r>
+        <w:t>y_</w:t>
+      </w:r>
+      <w:proofErr w:type="gramStart"/>
+      <w:r>
+        <w:t>T</w:t>
+      </w:r>
+      <w:proofErr w:type="spellEnd"/>
+      <w:r>
+        <w:t>)^2}$</w:t>
+      </w:r>
+      <w:proofErr w:type="gramEnd"/>
+      <w:r>
+        <w:t>$</w:t>
+      </w:r>
+    </w:p>
+    <w:p>
+      <w:pPr>
+        <w:spacing w:before="60" w:after="80"/>
+        <w:jc w:val="both"/>
+      </w:pPr>
+      <w:r>
+        <w:lastRenderedPageBreak/>
+        <w:t>Euclidean displacement in metres, not squared error in abstract units — physically interpretable for collision-relevant distances.</w:t>
+      </w:r>
+    </w:p>
+    <w:p>
+      <w:pPr>
+        <w:spacing w:before="60" w:after="80"/>
+        <w:jc w:val="both"/>
+      </w:pPr>
+      <w:r>
+        <w:rPr>
+          <w:b/>
+          <w:bCs/>
+        </w:rPr>
+        <w:t>Statistical Design</w:t>
+      </w:r>
+    </w:p>
+    <w:p>
+      <w:pPr>
+        <w:spacing w:before="60" w:after="80"/>
+        <w:jc w:val="both"/>
+      </w:pPr>
+      <w:r>
+        <w:t>Variance is reported across the 12 test files (4 seeds × 3 penetration rates), not across repeated model retraining. Retraining the LSTM multiple times would measure network initialisation variance, which is irrelevant to the research question. The single frozen LSTM is evaluated across independent traffic realisations, measuring robustness to stochastic traffic variance — the more relevant source of uncertainty for this study.</w:t>
+      </w:r>
+    </w:p>
+    <w:p>
+      <w:pPr>
+        <w:spacing w:before="60" w:after="80"/>
+        <w:jc w:val="both"/>
+      </w:pPr>
+      <w:r>
+        <w:rPr>
+          <w:b/>
+          <w:bCs/>
+        </w:rPr>
+        <w:t>Train/Val/Test Split</w:t>
+      </w:r>
+    </w:p>
+    <w:p>
+      <w:pPr>
+        <w:spacing w:before="60" w:after="80"/>
+        <w:jc w:val="both"/>
+      </w:pPr>
+      <w:r>
+        <w:t xml:space="preserve">Confirmed consistent with Step 10: train seeds 1–14, </w:t>
+      </w:r>
+      <w:proofErr w:type="spellStart"/>
+      <w:r>
+        <w:t>val</w:t>
+      </w:r>
+      <w:proofErr w:type="spellEnd"/>
+      <w:r>
+        <w:t xml:space="preserve"> seeds 15–16, test seeds 17–20, split strictly by run ID.</w:t>
+      </w:r>
+    </w:p>
+    <w:p>
+      <w:pPr>
+        <w:spacing w:before="60" w:after="80"/>
+        <w:jc w:val="both"/>
+      </w:pPr>
+      <w:r>
+        <w:pict w14:anchorId="5E5BCC69">
+          <v:rect id="_x0000_i1051" style="width:0;height:1.5pt" o:hralign="center" o:hrstd="t" o:hr="t" fillcolor="#a0a0a0" stroked="f"/>
+        </w:pict>
+      </w:r>
+    </w:p>
+    <w:p>
+      <w:pPr>
+        <w:spacing w:before="60" w:after="80"/>
+        <w:jc w:val="both"/>
+        <w:rPr>
+          <w:b/>
+          <w:bCs/>
+        </w:rPr>
+      </w:pPr>
+      <w:r>
+        <w:rPr>
+          <w:b/>
+          <w:bCs/>
+        </w:rPr>
+        <w:t xml:space="preserve">Critical Bug Found and Fixed — Inconsistent </w:t>
+      </w:r>
+      <w:proofErr w:type="spellStart"/>
+      <w:r>
+        <w:rPr>
+          <w:b/>
+          <w:bCs/>
+        </w:rPr>
+        <w:t>NaN</w:t>
+      </w:r>
+      <w:proofErr w:type="spellEnd"/>
+      <w:r>
+        <w:rPr>
+          <w:b/>
+          <w:bCs/>
+        </w:rPr>
+        <w:t xml:space="preserve"> Handling Across Conditions</w:t>
+      </w:r>
+    </w:p>
+    <w:p>
+      <w:pPr>
+        <w:spacing w:before="60" w:after="80"/>
+        <w:jc w:val="both"/>
+      </w:pPr>
+      <w:r>
+        <w:rPr>
+          <w:b/>
+          <w:bCs/>
+        </w:rPr>
+        <w:t>The bug:</w:t>
+      </w:r>
+      <w:r>
+        <w:t xml:space="preserve"> The evaluation loop normalised each dataset via (X - mean) / std, then applied </w:t>
+      </w:r>
+      <w:proofErr w:type="spellStart"/>
+      <w:r>
+        <w:t>np.nan_to_num</w:t>
+      </w:r>
+      <w:proofErr w:type="spellEnd"/>
+      <w:r>
+        <w:t xml:space="preserve">(nan=0.0) </w:t>
+      </w:r>
+      <w:r>
+        <w:rPr>
+          <w:i/>
+          <w:iCs/>
+        </w:rPr>
+        <w:t>after</w:t>
+      </w:r>
+      <w:r>
+        <w:t xml:space="preserve"> normalisation. This meant any surviving </w:t>
+      </w:r>
+      <w:proofErr w:type="spellStart"/>
+      <w:r>
+        <w:t>NaN</w:t>
+      </w:r>
+      <w:proofErr w:type="spellEnd"/>
+      <w:r>
+        <w:t xml:space="preserve"> was mapped to the training mean in z-score space — effectively silent global-mean imputation. Meanwhile the five baseline functions filled </w:t>
+      </w:r>
+      <w:proofErr w:type="spellStart"/>
+      <w:r>
+        <w:t>NaN</w:t>
+      </w:r>
+      <w:proofErr w:type="spellEnd"/>
+      <w:r>
+        <w:t xml:space="preserve"> with concrete values (0.0, forward-filled value, etc.) </w:t>
+      </w:r>
+      <w:r>
+        <w:rPr>
+          <w:i/>
+          <w:iCs/>
+        </w:rPr>
+        <w:t>before</w:t>
+      </w:r>
+      <w:r>
+        <w:t xml:space="preserve"> normalisation, in physical space.</w:t>
+      </w:r>
+    </w:p>
+    <w:p>
+      <w:pPr>
+        <w:spacing w:before="60" w:after="80"/>
+        <w:jc w:val="both"/>
+      </w:pPr>
+      <w:r>
+        <w:rPr>
+          <w:b/>
+          <w:bCs/>
+        </w:rPr>
+        <w:t>Consequence:</w:t>
+      </w:r>
+      <w:r>
+        <w:t xml:space="preserve"> Two different </w:t>
+      </w:r>
+      <w:proofErr w:type="spellStart"/>
+      <w:r>
+        <w:t>NaN</w:t>
+      </w:r>
+      <w:proofErr w:type="spellEnd"/>
+      <w:r>
+        <w:t xml:space="preserve">-handling conventions were active in the same experiment. </w:t>
+      </w:r>
+      <w:proofErr w:type="spellStart"/>
+      <w:r>
+        <w:t>X_corrupted</w:t>
+      </w:r>
+      <w:proofErr w:type="spellEnd"/>
+      <w:r>
+        <w:t xml:space="preserve"> fed directly as "Condition A: No Imputation" received free mean-imputation in latent space (ADE 13.4m) while the labelled "Zero-fill" baseline received true physical zero-fill (ADE 67.8m) — despite both nominally representing "no imputation." Condition A was not a distinct experimental condition; it was an undocumented sixth baseline.</w:t>
+      </w:r>
+    </w:p>
+    <w:p>
+      <w:pPr>
+        <w:spacing w:before="60" w:after="80"/>
+        <w:jc w:val="both"/>
+      </w:pPr>
+      <w:r>
+        <w:rPr>
+          <w:b/>
+          <w:bCs/>
+        </w:rPr>
+        <w:t>The fix:</w:t>
+      </w:r>
+      <w:r>
+        <w:t xml:space="preserve"> A single universal rule applied identically to all seven reported conditions — any </w:t>
+      </w:r>
+      <w:proofErr w:type="spellStart"/>
+      <w:r>
+        <w:t>NaN</w:t>
+      </w:r>
+      <w:proofErr w:type="spellEnd"/>
+      <w:r>
+        <w:t xml:space="preserve"> present after imputation (partial or complete) is set to 0.0 in physical units </w:t>
+      </w:r>
+      <w:r>
+        <w:rPr>
+          <w:i/>
+          <w:iCs/>
+        </w:rPr>
+        <w:t>before</w:t>
+      </w:r>
+      <w:r>
+        <w:t xml:space="preserve"> normalisation:</w:t>
+      </w:r>
+    </w:p>
+    <w:p>
+      <w:pPr>
+        <w:spacing w:before="60" w:after="80"/>
+        <w:jc w:val="both"/>
+      </w:pPr>
+      <w:proofErr w:type="spellStart"/>
+      <w:r>
+        <w:t>X_physical_clean</w:t>
+      </w:r>
+      <w:proofErr w:type="spellEnd"/>
+      <w:r>
+        <w:t xml:space="preserve"> = </w:t>
+      </w:r>
+      <w:proofErr w:type="spellStart"/>
+      <w:r>
+        <w:t>np.nan_to_</w:t>
+      </w:r>
+      <w:proofErr w:type="gramStart"/>
+      <w:r>
+        <w:t>num</w:t>
+      </w:r>
+      <w:proofErr w:type="spellEnd"/>
+      <w:r>
+        <w:t>(</w:t>
+      </w:r>
+      <w:proofErr w:type="spellStart"/>
+      <w:proofErr w:type="gramEnd"/>
+      <w:r>
+        <w:t>X_physical</w:t>
+      </w:r>
+      <w:proofErr w:type="spellEnd"/>
+      <w:r>
+        <w:t>, nan=0.0)</w:t>
+      </w:r>
+    </w:p>
+    <w:p>
+      <w:pPr>
+        <w:spacing w:before="60" w:after="80"/>
+        <w:jc w:val="both"/>
+      </w:pPr>
+      <w:proofErr w:type="spellStart"/>
+      <w:r>
+        <w:t>X_norm</w:t>
+      </w:r>
+      <w:proofErr w:type="spellEnd"/>
+      <w:r>
+        <w:t xml:space="preserve"> = (</w:t>
+      </w:r>
+      <w:proofErr w:type="spellStart"/>
+      <w:r>
+        <w:t>X_physical_clean</w:t>
+      </w:r>
+      <w:proofErr w:type="spellEnd"/>
+      <w:r>
+        <w:t xml:space="preserve"> - </w:t>
+      </w:r>
+      <w:proofErr w:type="spellStart"/>
+      <w:r>
+        <w:t>scaler_mean</w:t>
+      </w:r>
+      <w:proofErr w:type="spellEnd"/>
+      <w:r>
+        <w:t xml:space="preserve">) / </w:t>
+      </w:r>
+      <w:proofErr w:type="spellStart"/>
+      <w:r>
+        <w:t>scaler_std</w:t>
+      </w:r>
+      <w:proofErr w:type="spellEnd"/>
+    </w:p>
+    <w:p>
+      <w:pPr>
+        <w:spacing w:before="60" w:after="80"/>
+        <w:jc w:val="both"/>
+      </w:pPr>
+      <w:r>
+        <w:t>Condition A was removed as a separate row. The Zero-fill baseline now correctly serves as the single, honest "no imputation" reference point.</w:t>
+      </w:r>
+    </w:p>
+    <w:p>
+      <w:pPr>
+        <w:spacing w:before="60" w:after="80"/>
+        <w:jc w:val="both"/>
+      </w:pPr>
+      <w:r>
+        <w:rPr>
+          <w:b/>
+          <w:bCs/>
+        </w:rPr>
+        <w:t>Verification:</w:t>
+      </w:r>
+      <w:r>
+        <w:t xml:space="preserve"> Re-ran the corrected script twice; Table1_E1_Metrics.csv was byte-for-byte identical across both runs, confirming full determinism with no hidden randomness.</w:t>
+      </w:r>
+    </w:p>
+    <w:p>
+      <w:pPr>
+        <w:spacing w:before="60" w:after="80"/>
+        <w:jc w:val="both"/>
+      </w:pPr>
+      <w:r>
+        <w:pict w14:anchorId="02BDB67C">
+          <v:rect id="_x0000_i1052" style="width:0;height:1.5pt" o:hralign="center" o:hrstd="t" o:hr="t" fillcolor="#a0a0a0" stroked="f"/>
+        </w:pict>
+      </w:r>
+    </w:p>
+    <w:p>
+      <w:pPr>
+        <w:spacing w:before="60" w:after="80"/>
+        <w:jc w:val="both"/>
+        <w:rPr>
+          <w:b/>
+          <w:bCs/>
+        </w:rPr>
+      </w:pPr>
+      <w:r>
+        <w:rPr>
+          <w:b/>
+          <w:bCs/>
+        </w:rPr>
+        <w:t>E1 Results — Overall Imputation Ablation (20% CAV Penetration)</w:t>
+      </w:r>
+    </w:p>
+    <w:tbl>
+      <w:tblPr>
+        <w:tblW w:w="0" w:type="auto"/>
+        <w:tblCellSpacing w:w="15" w:type="dxa"/>
+        <w:tblCellMar>
+          <w:top w:w="15" w:type="dxa"/>
+          <w:left w:w="15" w:type="dxa"/>
+          <w:bottom w:w="15" w:type="dxa"/>
+          <w:right w:w="15" w:type="dxa"/>
+        </w:tblCellMar>
+        <w:tblLook w:val="04A0" w:firstRow="1" w:lastRow="0" w:firstColumn="1" w:lastColumn="0" w:noHBand="0" w:noVBand="1"/>
+      </w:tblPr>
+      <w:tblGrid>
+        <w:gridCol w:w="3214"/>
+        <w:gridCol w:w="833"/>
+        <w:gridCol w:w="822"/>
+        <w:gridCol w:w="810"/>
+        <w:gridCol w:w="815"/>
+      </w:tblGrid>
+      <w:tr>
+        <w:trPr>
+          <w:tblHeader/>
+          <w:tblCellSpacing w:w="15" w:type="dxa"/>
+        </w:trPr>
+        <w:tc>
+          <w:tcPr>
+            <w:tcW w:w="0" w:type="auto"/>
+            <w:vAlign w:val="center"/>
+            <w:hideMark/>
+          </w:tcPr>
+          <w:p>
+            <w:pPr>
+              <w:spacing w:before="60" w:after="80"/>
+              <w:jc w:val="both"/>
+              <w:rPr>
+                <w:b/>
+                <w:bCs/>
+              </w:rPr>
+            </w:pPr>
+            <w:r>
+              <w:rPr>
+                <w:b/>
+                <w:bCs/>
+              </w:rPr>
+              <w:t>Condition</w:t>
+            </w:r>
+          </w:p>
+        </w:tc>
+        <w:tc>
+          <w:tcPr>
+            <w:tcW w:w="0" w:type="auto"/>
+            <w:vAlign w:val="center"/>
+            <w:hideMark/>
+          </w:tcPr>
+          <w:p>
+            <w:pPr>
+              <w:spacing w:before="60" w:after="80"/>
+              <w:jc w:val="both"/>
+              <w:rPr>
+                <w:b/>
+                <w:bCs/>
+              </w:rPr>
+            </w:pPr>
+            <w:r>
+              <w:rPr>
+                <w:b/>
+                <w:bCs/>
+              </w:rPr>
+              <w:t>ADE (m)</w:t>
+            </w:r>
+          </w:p>
+        </w:tc>
+        <w:tc>
+          <w:tcPr>
+            <w:tcW w:w="0" w:type="auto"/>
+            <w:vAlign w:val="center"/>
+            <w:hideMark/>
+          </w:tcPr>
+          <w:p>
+            <w:pPr>
+              <w:spacing w:before="60" w:after="80"/>
+              <w:jc w:val="both"/>
+              <w:rPr>
+                <w:b/>
+                <w:bCs/>
+              </w:rPr>
+            </w:pPr>
+            <w:r>
+              <w:rPr>
+                <w:b/>
+                <w:bCs/>
+              </w:rPr>
+              <w:t>ADE Std</w:t>
+            </w:r>
+          </w:p>
+        </w:tc>
+        <w:tc>
+          <w:tcPr>
+            <w:tcW w:w="0" w:type="auto"/>
+            <w:vAlign w:val="center"/>
+            <w:hideMark/>
+          </w:tcPr>
+          <w:p>
+            <w:pPr>
+              <w:spacing w:before="60" w:after="80"/>
+              <w:jc w:val="both"/>
+              <w:rPr>
+                <w:b/>
+                <w:bCs/>
+              </w:rPr>
+            </w:pPr>
+            <w:r>
+              <w:rPr>
+                <w:b/>
+                <w:bCs/>
+              </w:rPr>
+              <w:t>FDE (m)</w:t>
+            </w:r>
+          </w:p>
+        </w:tc>
+        <w:tc>
+          <w:tcPr>
+            <w:tcW w:w="0" w:type="auto"/>
+            <w:vAlign w:val="center"/>
+            <w:hideMark/>
+          </w:tcPr>
+          <w:p>
+            <w:pPr>
+              <w:spacing w:before="60" w:after="80"/>
+              <w:jc w:val="both"/>
+              <w:rPr>
+                <w:b/>
+                <w:bCs/>
+              </w:rPr>
+            </w:pPr>
+            <w:r>
+              <w:rPr>
+                <w:b/>
+                <w:bCs/>
+              </w:rPr>
+              <w:t>FDE Std</w:t>
+            </w:r>
+          </w:p>
+        </w:tc>
+      </w:tr>
+      <w:tr>
+        <w:trPr>
+          <w:tblCellSpacing w:w="15" w:type="dxa"/>
+        </w:trPr>
+        <w:tc>
+          <w:tcPr>
+            <w:tcW w:w="0" w:type="auto"/>
+            <w:vAlign w:val="center"/>
+            <w:hideMark/>
+          </w:tcPr>
+          <w:p>
+            <w:pPr>
+              <w:spacing w:before="60" w:after="80"/>
+              <w:jc w:val="both"/>
+            </w:pPr>
+            <w:r>
+              <w:t>Baseline 1: Zero-fill</w:t>
+            </w:r>
+          </w:p>
+        </w:tc>
+        <w:tc>
+          <w:tcPr>
+            <w:tcW w:w="0" w:type="auto"/>
+            <w:vAlign w:val="center"/>
+            <w:hideMark/>
+          </w:tcPr>
+          <w:p>
+            <w:pPr>
+              <w:spacing w:before="60" w:after="80"/>
+              <w:jc w:val="both"/>
+            </w:pPr>
+            <w:r>
+              <w:t>67.845</w:t>
+            </w:r>
+          </w:p>
+        </w:tc>
+        <w:tc>
+          <w:tcPr>
+            <w:tcW w:w="0" w:type="auto"/>
+            <w:vAlign w:val="center"/>
+            <w:hideMark/>
+          </w:tcPr>
+          <w:p>
+            <w:pPr>
+              <w:spacing w:before="60" w:after="80"/>
+              <w:jc w:val="both"/>
+            </w:pPr>
+            <w:r>
+              <w:t>64.639</w:t>
+            </w:r>
+          </w:p>
+        </w:tc>
+        <w:tc>
+          <w:tcPr>
+            <w:tcW w:w="0" w:type="auto"/>
+            <w:vAlign w:val="center"/>
+            <w:hideMark/>
+          </w:tcPr>
+          <w:p>
+            <w:pPr>
+              <w:spacing w:before="60" w:after="80"/>
+              <w:jc w:val="both"/>
+            </w:pPr>
+            <w:r>
+              <w:t>73.972</w:t>
+            </w:r>
+          </w:p>
+        </w:tc>
+        <w:tc>
+          <w:tcPr>
+            <w:tcW w:w="0" w:type="auto"/>
+            <w:vAlign w:val="center"/>
+            <w:hideMark/>
+          </w:tcPr>
+          <w:p>
+            <w:pPr>
+              <w:spacing w:before="60" w:after="80"/>
+              <w:jc w:val="both"/>
+            </w:pPr>
+            <w:r>
+              <w:t>68.733</w:t>
+            </w:r>
+          </w:p>
+        </w:tc>
+      </w:tr>
+      <w:tr>
+        <w:trPr>
+          <w:tblCellSpacing w:w="15" w:type="dxa"/>
+        </w:trPr>
+        <w:tc>
+          <w:tcPr>
+            <w:tcW w:w="0" w:type="auto"/>
+            <w:vAlign w:val="center"/>
+            <w:hideMark/>
+          </w:tcPr>
+          <w:p>
+            <w:pPr>
+              <w:spacing w:before="60" w:after="80"/>
+              <w:jc w:val="both"/>
+            </w:pPr>
+            <w:r>
+              <w:t>Baseline 2: Forward-fill</w:t>
+            </w:r>
+          </w:p>
+        </w:tc>
+        <w:tc>
+          <w:tcPr>
+            <w:tcW w:w="0" w:type="auto"/>
+            <w:vAlign w:val="center"/>
+            <w:hideMark/>
+          </w:tcPr>
+          <w:p>
+            <w:pPr>
+              <w:spacing w:before="60" w:after="80"/>
+              <w:jc w:val="both"/>
+            </w:pPr>
+            <w:r>
+              <w:t>43.518</w:t>
+            </w:r>
+          </w:p>
+        </w:tc>
+        <w:tc>
+          <w:tcPr>
+            <w:tcW w:w="0" w:type="auto"/>
+            <w:vAlign w:val="center"/>
+            <w:hideMark/>
+          </w:tcPr>
+          <w:p>
+            <w:pPr>
+              <w:spacing w:before="60" w:after="80"/>
+              <w:jc w:val="both"/>
+            </w:pPr>
+            <w:r>
+              <w:t>24.874</w:t>
+            </w:r>
+          </w:p>
+        </w:tc>
+        <w:tc>
+          <w:tcPr>
+            <w:tcW w:w="0" w:type="auto"/>
+            <w:vAlign w:val="center"/>
+            <w:hideMark/>
+          </w:tcPr>
+          <w:p>
+            <w:pPr>
+              <w:spacing w:before="60" w:after="80"/>
+              <w:jc w:val="both"/>
+            </w:pPr>
+            <w:r>
+              <w:t>45.300</w:t>
+            </w:r>
+          </w:p>
+        </w:tc>
+        <w:tc>
+          <w:tcPr>
+            <w:tcW w:w="0" w:type="auto"/>
+            <w:vAlign w:val="center"/>
+            <w:hideMark/>
+          </w:tcPr>
+          <w:p>
+            <w:pPr>
+              <w:spacing w:before="60" w:after="80"/>
+              <w:jc w:val="both"/>
+            </w:pPr>
+            <w:r>
+              <w:t>28.918</w:t>
+            </w:r>
+          </w:p>
+        </w:tc>
+      </w:tr>
+      <w:tr>
+        <w:trPr>
+          <w:tblCellSpacing w:w="15" w:type="dxa"/>
+        </w:trPr>
+        <w:tc>
+          <w:tcPr>
+            <w:tcW w:w="0" w:type="auto"/>
+            <w:vAlign w:val="center"/>
+            <w:hideMark/>
+          </w:tcPr>
+          <w:p>
+            <w:pPr>
+              <w:spacing w:before="60" w:after="80"/>
+              <w:jc w:val="both"/>
+            </w:pPr>
+            <w:r>
+              <w:t>Baseline 3: Mean-fill (Local)</w:t>
+            </w:r>
+          </w:p>
+        </w:tc>
+        <w:tc>
+          <w:tcPr>
+            <w:tcW w:w="0" w:type="auto"/>
+            <w:vAlign w:val="center"/>
+            <w:hideMark/>
+          </w:tcPr>
+          <w:p>
+            <w:pPr>
+              <w:spacing w:before="60" w:after="80"/>
+              <w:jc w:val="both"/>
+            </w:pPr>
+            <w:r>
+              <w:t>44.113</w:t>
+            </w:r>
+          </w:p>
+        </w:tc>
+        <w:tc>
+          <w:tcPr>
+            <w:tcW w:w="0" w:type="auto"/>
+            <w:vAlign w:val="center"/>
+            <w:hideMark/>
+          </w:tcPr>
+          <w:p>
+            <w:pPr>
+              <w:spacing w:before="60" w:after="80"/>
+              <w:jc w:val="both"/>
+            </w:pPr>
+            <w:r>
+              <w:t>25.571</w:t>
+            </w:r>
+          </w:p>
+        </w:tc>
+        <w:tc>
+          <w:tcPr>
+            <w:tcW w:w="0" w:type="auto"/>
+            <w:vAlign w:val="center"/>
+            <w:hideMark/>
+          </w:tcPr>
+          <w:p>
+            <w:pPr>
+              <w:spacing w:before="60" w:after="80"/>
+              <w:jc w:val="both"/>
+            </w:pPr>
+            <w:r>
+              <w:t>46.197</w:t>
+            </w:r>
+          </w:p>
+        </w:tc>
+        <w:tc>
+          <w:tcPr>
+            <w:tcW w:w="0" w:type="auto"/>
+            <w:vAlign w:val="center"/>
+            <w:hideMark/>
+          </w:tcPr>
+          <w:p>
+            <w:pPr>
+              <w:spacing w:before="60" w:after="80"/>
+              <w:jc w:val="both"/>
+            </w:pPr>
+            <w:r>
+              <w:t>29.838</w:t>
+            </w:r>
+          </w:p>
+        </w:tc>
+      </w:tr>
+      <w:tr>
+        <w:trPr>
+          <w:tblCellSpacing w:w="15" w:type="dxa"/>
+        </w:trPr>
+        <w:tc>
+          <w:tcPr>
+            <w:tcW w:w="0" w:type="auto"/>
+            <w:vAlign w:val="center"/>
+            <w:hideMark/>
+          </w:tcPr>
+          <w:p>
+            <w:pPr>
+              <w:spacing w:before="60" w:after="80"/>
+              <w:jc w:val="both"/>
+            </w:pPr>
+            <w:r>
+              <w:t>Baseline 4: Linear Interpolation</w:t>
+            </w:r>
+          </w:p>
+        </w:tc>
+        <w:tc>
+          <w:tcPr>
+            <w:tcW w:w="0" w:type="auto"/>
+            <w:vAlign w:val="center"/>
+            <w:hideMark/>
+          </w:tcPr>
+          <w:p>
+            <w:pPr>
+              <w:spacing w:before="60" w:after="80"/>
+              <w:jc w:val="both"/>
+            </w:pPr>
+            <w:r>
+              <w:t>43.465</w:t>
+            </w:r>
+          </w:p>
+        </w:tc>
+        <w:tc>
+          <w:tcPr>
+            <w:tcW w:w="0" w:type="auto"/>
+            <w:vAlign w:val="center"/>
+            <w:hideMark/>
+          </w:tcPr>
+          <w:p>
+            <w:pPr>
+              <w:spacing w:before="60" w:after="80"/>
+              <w:jc w:val="both"/>
+            </w:pPr>
+            <w:r>
+              <w:t>24.803</w:t>
+            </w:r>
+          </w:p>
+        </w:tc>
+        <w:tc>
+          <w:tcPr>
+            <w:tcW w:w="0" w:type="auto"/>
+            <w:vAlign w:val="center"/>
+            <w:hideMark/>
+          </w:tcPr>
+          <w:p>
+            <w:pPr>
+              <w:spacing w:before="60" w:after="80"/>
+              <w:jc w:val="both"/>
+            </w:pPr>
+            <w:r>
+              <w:t>45.176</w:t>
+            </w:r>
+          </w:p>
+        </w:tc>
+        <w:tc>
+          <w:tcPr>
+            <w:tcW w:w="0" w:type="auto"/>
+            <w:vAlign w:val="center"/>
+            <w:hideMark/>
+          </w:tcPr>
+          <w:p>
+            <w:pPr>
+              <w:spacing w:before="60" w:after="80"/>
+              <w:jc w:val="both"/>
+            </w:pPr>
+            <w:r>
+              <w:t>28.833</w:t>
+            </w:r>
+          </w:p>
+        </w:tc>
+      </w:tr>
+      <w:tr>
+        <w:trPr>
+          <w:tblCellSpacing w:w="15" w:type="dxa"/>
+        </w:trPr>
+        <w:tc>
+          <w:tcPr>
+            <w:tcW w:w="0" w:type="auto"/>
+            <w:vAlign w:val="center"/>
+            <w:hideMark/>
+          </w:tcPr>
+          <w:p>
+            <w:pPr>
+              <w:spacing w:before="60" w:after="80"/>
+              <w:jc w:val="both"/>
+            </w:pPr>
+            <w:r>
+              <w:t>Baseline 5: Spline Interpolation</w:t>
+            </w:r>
+          </w:p>
+        </w:tc>
+        <w:tc>
+          <w:tcPr>
+            <w:tcW w:w="0" w:type="auto"/>
+            <w:vAlign w:val="center"/>
+            <w:hideMark/>
+          </w:tcPr>
+          <w:p>
+            <w:pPr>
+              <w:spacing w:before="60" w:after="80"/>
+              <w:jc w:val="both"/>
+            </w:pPr>
+            <w:r>
+              <w:t>43.429</w:t>
+            </w:r>
+          </w:p>
+        </w:tc>
+        <w:tc>
+          <w:tcPr>
+            <w:tcW w:w="0" w:type="auto"/>
+            <w:vAlign w:val="center"/>
+            <w:hideMark/>
+          </w:tcPr>
+          <w:p>
+            <w:pPr>
+              <w:spacing w:before="60" w:after="80"/>
+              <w:jc w:val="both"/>
+            </w:pPr>
+            <w:r>
+              <w:t>24.699</w:t>
+            </w:r>
+          </w:p>
+        </w:tc>
+        <w:tc>
+          <w:tcPr>
+            <w:tcW w:w="0" w:type="auto"/>
+            <w:vAlign w:val="center"/>
+            <w:hideMark/>
+          </w:tcPr>
+          <w:p>
+            <w:pPr>
+              <w:spacing w:before="60" w:after="80"/>
+              <w:jc w:val="both"/>
+            </w:pPr>
+            <w:r>
+              <w:t>45.110</w:t>
+            </w:r>
+          </w:p>
+        </w:tc>
+        <w:tc>
+          <w:tcPr>
+            <w:tcW w:w="0" w:type="auto"/>
+            <w:vAlign w:val="center"/>
+            <w:hideMark/>
+          </w:tcPr>
+          <w:p>
+            <w:pPr>
+              <w:spacing w:before="60" w:after="80"/>
+              <w:jc w:val="both"/>
+            </w:pPr>
+            <w:r>
+              <w:t>28.719</w:t>
+            </w:r>
+          </w:p>
+        </w:tc>
+      </w:tr>
+      <w:tr>
+        <w:trPr>
+          <w:tblCellSpacing w:w="15" w:type="dxa"/>
+        </w:trPr>
+        <w:tc>
+          <w:tcPr>
+            <w:tcW w:w="0" w:type="auto"/>
+            <w:vAlign w:val="center"/>
+            <w:hideMark/>
+          </w:tcPr>
+          <w:p>
+            <w:pPr>
+              <w:spacing w:before="60" w:after="80"/>
+              <w:jc w:val="both"/>
+            </w:pPr>
+            <w:r>
+              <w:t>Condition B: Channel 1 Only</w:t>
+            </w:r>
+          </w:p>
+        </w:tc>
+        <w:tc>
+          <w:tcPr>
+            <w:tcW w:w="0" w:type="auto"/>
+            <w:vAlign w:val="center"/>
+            <w:hideMark/>
+          </w:tcPr>
+          <w:p>
+            <w:pPr>
+              <w:spacing w:before="60" w:after="80"/>
+              <w:jc w:val="both"/>
+            </w:pPr>
+            <w:r>
+              <w:t>53.803</w:t>
+            </w:r>
+          </w:p>
+        </w:tc>
+        <w:tc>
+          <w:tcPr>
+            <w:tcW w:w="0" w:type="auto"/>
+            <w:vAlign w:val="center"/>
+            <w:hideMark/>
+          </w:tcPr>
+          <w:p>
+            <w:pPr>
+              <w:spacing w:before="60" w:after="80"/>
+              <w:jc w:val="both"/>
+            </w:pPr>
+            <w:r>
+              <w:t>66.077</w:t>
+            </w:r>
+          </w:p>
+        </w:tc>
+        <w:tc>
+          <w:tcPr>
+            <w:tcW w:w="0" w:type="auto"/>
+            <w:vAlign w:val="center"/>
+            <w:hideMark/>
+          </w:tcPr>
+          <w:p>
+            <w:pPr>
+              <w:spacing w:before="60" w:after="80"/>
+              <w:jc w:val="both"/>
+            </w:pPr>
+            <w:r>
+              <w:t>56.767</w:t>
+            </w:r>
+          </w:p>
+        </w:tc>
+        <w:tc>
+          <w:tcPr>
+            <w:tcW w:w="0" w:type="auto"/>
+            <w:vAlign w:val="center"/>
+            <w:hideMark/>
+          </w:tcPr>
+          <w:p>
+            <w:pPr>
+              <w:spacing w:before="60" w:after="80"/>
+              <w:jc w:val="both"/>
+            </w:pPr>
+            <w:r>
+              <w:t>69.851</w:t>
+            </w:r>
+          </w:p>
+        </w:tc>
+      </w:tr>
+      <w:tr>
+        <w:trPr>
+          <w:tblCellSpacing w:w="15" w:type="dxa"/>
+        </w:trPr>
+        <w:tc>
+          <w:tcPr>
+            <w:tcW w:w="0" w:type="auto"/>
+            <w:vAlign w:val="center"/>
+            <w:hideMark/>
+          </w:tcPr>
+          <w:p>
+            <w:pPr>
+              <w:spacing w:before="60" w:after="80"/>
+              <w:jc w:val="both"/>
+            </w:pPr>
+            <w:r>
+              <w:t>Condition C: Dual-Channel (Proposed)</w:t>
+            </w:r>
+          </w:p>
+        </w:tc>
+        <w:tc>
+          <w:tcPr>
+            <w:tcW w:w="0" w:type="auto"/>
+            <w:vAlign w:val="center"/>
+            <w:hideMark/>
+          </w:tcPr>
+          <w:p>
+            <w:pPr>
+              <w:spacing w:before="60" w:after="80"/>
+              <w:jc w:val="both"/>
+            </w:pPr>
+            <w:r>
+              <w:t>31.370</w:t>
+            </w:r>
+          </w:p>
+        </w:tc>
+        <w:tc>
+          <w:tcPr>
+            <w:tcW w:w="0" w:type="auto"/>
+            <w:vAlign w:val="center"/>
+            <w:hideMark/>
+          </w:tcPr>
+          <w:p>
+            <w:pPr>
+              <w:spacing w:before="60" w:after="80"/>
+              <w:jc w:val="both"/>
+            </w:pPr>
+            <w:r>
+              <w:t>20.188</w:t>
+            </w:r>
+          </w:p>
+        </w:tc>
+        <w:tc>
+          <w:tcPr>
+            <w:tcW w:w="0" w:type="auto"/>
+            <w:vAlign w:val="center"/>
+            <w:hideMark/>
+          </w:tcPr>
+          <w:p>
+            <w:pPr>
+              <w:spacing w:before="60" w:after="80"/>
+              <w:jc w:val="both"/>
+            </w:pPr>
+            <w:r>
+              <w:t>33.015</w:t>
+            </w:r>
+          </w:p>
+        </w:tc>
+        <w:tc>
+          <w:tcPr>
+            <w:tcW w:w="0" w:type="auto"/>
+            <w:vAlign w:val="center"/>
+            <w:hideMark/>
+          </w:tcPr>
+          <w:p>
+            <w:pPr>
+              <w:spacing w:before="60" w:after="80"/>
+              <w:jc w:val="both"/>
+            </w:pPr>
+            <w:r>
+              <w:t>22.505</w:t>
+            </w:r>
+          </w:p>
+        </w:tc>
+      </w:tr>
+    </w:tbl>
+    <w:p>
+      <w:pPr>
+        <w:spacing w:before="60" w:after="80"/>
+        <w:jc w:val="both"/>
+      </w:pPr>
+      <w:r>
+        <w:rPr>
+          <w:b/>
+          <w:bCs/>
+        </w:rPr>
+        <w:t>Finding 1 — Channel 1 alone underperforms naive interpolation baselines.</w:t>
+      </w:r>
+      <w:r>
+        <w:t xml:space="preserve"> Condition B (ADE 53.8m) is worse than every interpolation baseline (ADE ~43-44m). Verified via direct array comparison that columns 0-3 in X_ch1_imputed are byte-identical to </w:t>
+      </w:r>
+      <w:proofErr w:type="spellStart"/>
+      <w:r>
+        <w:t>X_corrupted</w:t>
+      </w:r>
+      <w:proofErr w:type="spellEnd"/>
+      <w:r>
+        <w:t xml:space="preserve"> — Channel 1 correctly touches only columns 4-5. This confirms the result is genuine, not a data pipeline error.</w:t>
+      </w:r>
+    </w:p>
+    <w:p>
+      <w:pPr>
+        <w:spacing w:before="60" w:after="80"/>
+        <w:jc w:val="both"/>
+      </w:pPr>
+      <w:r>
+        <w:rPr>
+          <w:b/>
+          <w:bCs/>
+        </w:rPr>
+        <w:t>Explanation:</w:t>
+      </w:r>
+      <w:r>
+        <w:t xml:space="preserve"> The LSTM's primary predictive signal is the ego vehicle's own recent trajectory (columns 0-3). Channel 1 fixes neighbour columns (4-5) but leaves ego-state TCM dropouts zero-filled. The interpolation baselines, despite being unsophisticated, smooth all 7 columns uniformly including ego state — producing a more continuous ego trajectory than Channel 1 alone provides. Neighbour-data accuracy cannot compensate for a discontinuous ego trajectory in this architecture.</w:t>
+      </w:r>
+    </w:p>
+    <w:p>
+      <w:pPr>
+        <w:spacing w:before="60" w:after="80"/>
+        <w:jc w:val="both"/>
+      </w:pPr>
+      <w:r>
+        <w:rPr>
+          <w:b/>
+          <w:bCs/>
+        </w:rPr>
+        <w:lastRenderedPageBreak/>
+        <w:t>Finding 2 — Dual-channel integration substantially outperforms every baseline and Channel 1 alone.</w:t>
+      </w:r>
+      <w:r>
+        <w:t xml:space="preserve"> Condition C (ADE 31.4m) improves over the best baseline (Spline, 43.4m) by approximately 12m ADE, and over Channel 1 alone by approximately 22.4m ADE. This demonstrates Channel 1 and Channel 2 are complementary and interdependent — Channel 1's leader-tracking only becomes useful once Channel 2 restores ego-trajectory continuity.</w:t>
+      </w:r>
+    </w:p>
+    <w:p>
+      <w:pPr>
+        <w:spacing w:before="60" w:after="80"/>
+        <w:jc w:val="both"/>
+      </w:pPr>
+      <w:r>
+        <w:rPr>
+          <w:b/>
+          <w:bCs/>
+        </w:rPr>
+        <w:t>Comparison to oracle:</w:t>
+      </w:r>
+      <w:r>
+        <w:t xml:space="preserve"> Step 10's frozen LSTM achieves an oracle upper bound of approximately 10m RMSE on perfect ground truth. Condition C's 31.4m ADE indicates meaningful remaining reconstruction error versus the theoretical ceiling — expected, since Channel 1 and Channel 2 introduce real (non-zero) reconstruction error rather than achieving perfect recovery.</w:t>
+      </w:r>
+    </w:p>
+    <w:p>
+      <w:pPr>
+        <w:spacing w:before="60" w:after="80"/>
+        <w:jc w:val="both"/>
+      </w:pPr>
+      <w:r>
+        <w:rPr>
+          <w:b/>
+          <w:bCs/>
+        </w:rPr>
+        <w:t>Note on reporting language:</w:t>
+      </w:r>
+      <w:r>
+        <w:t xml:space="preserve"> Results are stated in metres of displacement error only. No claims are made about real-world collision risk or safety outcomes, as this simulation does not model collision dynamics — such claims would require separate justification or literature support.</w:t>
+      </w:r>
+    </w:p>
+    <w:p>
+      <w:pPr>
+        <w:spacing w:before="60" w:after="80"/>
+        <w:jc w:val="both"/>
+      </w:pPr>
+      <w:r>
+        <w:pict w14:anchorId="430E5A76">
+          <v:rect id="_x0000_i1053" style="width:0;height:1.5pt" o:hralign="center" o:hrstd="t" o:hr="t" fillcolor="#a0a0a0" stroked="f"/>
+        </w:pict>
+      </w:r>
+    </w:p>
+    <w:p>
+      <w:pPr>
+        <w:spacing w:before="60" w:after="80"/>
+        <w:jc w:val="both"/>
+        <w:rPr>
+          <w:b/>
+          <w:bCs/>
+        </w:rPr>
+      </w:pPr>
+      <w:r>
+        <w:rPr>
+          <w:b/>
+          <w:bCs/>
+        </w:rPr>
+        <w:t>Updated Summary Table</w:t>
+      </w:r>
+    </w:p>
+    <w:tbl>
+      <w:tblPr>
+        <w:tblW w:w="0" w:type="auto"/>
+        <w:tblCellSpacing w:w="15" w:type="dxa"/>
+        <w:tblCellMar>
+          <w:top w:w="15" w:type="dxa"/>
+          <w:left w:w="15" w:type="dxa"/>
+          <w:bottom w:w="15" w:type="dxa"/>
+          <w:right w:w="15" w:type="dxa"/>
+        </w:tblCellMar>
+        <w:tblLook w:val="04A0" w:firstRow="1" w:lastRow="0" w:firstColumn="1" w:lastColumn="0" w:noHBand="0" w:noVBand="1"/>
+      </w:tblPr>
+      <w:tblGrid>
+        <w:gridCol w:w="1545"/>
+        <w:gridCol w:w="3221"/>
+        <w:gridCol w:w="2945"/>
+        <w:gridCol w:w="1315"/>
+      </w:tblGrid>
+      <w:tr>
+        <w:trPr>
+          <w:tblHeader/>
+          <w:tblCellSpacing w:w="15" w:type="dxa"/>
+        </w:trPr>
+        <w:tc>
+          <w:tcPr>
+            <w:tcW w:w="0" w:type="auto"/>
+            <w:vAlign w:val="center"/>
+            <w:hideMark/>
+          </w:tcPr>
+          <w:p>
+            <w:pPr>
+              <w:spacing w:before="60" w:after="80"/>
+              <w:jc w:val="both"/>
+              <w:rPr>
+                <w:b/>
+                <w:bCs/>
+              </w:rPr>
+            </w:pPr>
+            <w:r>
+              <w:rPr>
+                <w:b/>
+                <w:bCs/>
+              </w:rPr>
+              <w:t>Step</w:t>
+            </w:r>
+          </w:p>
+        </w:tc>
+        <w:tc>
+          <w:tcPr>
+            <w:tcW w:w="0" w:type="auto"/>
+            <w:vAlign w:val="center"/>
+            <w:hideMark/>
+          </w:tcPr>
+          <w:p>
+            <w:pPr>
+              <w:spacing w:before="60" w:after="80"/>
+              <w:jc w:val="both"/>
+              <w:rPr>
+                <w:b/>
+                <w:bCs/>
+              </w:rPr>
+            </w:pPr>
+            <w:r>
+              <w:rPr>
+                <w:b/>
+                <w:bCs/>
+              </w:rPr>
+              <w:t>Input</w:t>
+            </w:r>
+          </w:p>
+        </w:tc>
+        <w:tc>
+          <w:tcPr>
+            <w:tcW w:w="0" w:type="auto"/>
+            <w:vAlign w:val="center"/>
+            <w:hideMark/>
+          </w:tcPr>
+          <w:p>
+            <w:pPr>
+              <w:spacing w:before="60" w:after="80"/>
+              <w:jc w:val="both"/>
+              <w:rPr>
+                <w:b/>
+                <w:bCs/>
+              </w:rPr>
+            </w:pPr>
+            <w:r>
+              <w:rPr>
+                <w:b/>
+                <w:bCs/>
+              </w:rPr>
+              <w:t>Output</w:t>
+            </w:r>
+          </w:p>
+        </w:tc>
+        <w:tc>
+          <w:tcPr>
+            <w:tcW w:w="0" w:type="auto"/>
+            <w:vAlign w:val="center"/>
+            <w:hideMark/>
+          </w:tcPr>
+          <w:p>
+            <w:pPr>
+              <w:spacing w:before="60" w:after="80"/>
+              <w:jc w:val="both"/>
+              <w:rPr>
+                <w:b/>
+                <w:bCs/>
+              </w:rPr>
+            </w:pPr>
+            <w:r>
+              <w:rPr>
+                <w:b/>
+                <w:bCs/>
+              </w:rPr>
+              <w:t>Used in</w:t>
+            </w:r>
+          </w:p>
+        </w:tc>
+      </w:tr>
+      <w:tr>
+        <w:trPr>
+          <w:tblCellSpacing w:w="15" w:type="dxa"/>
+        </w:trPr>
+        <w:tc>
+          <w:tcPr>
+            <w:tcW w:w="0" w:type="auto"/>
+            <w:vAlign w:val="center"/>
+            <w:hideMark/>
+          </w:tcPr>
+          <w:p>
+            <w:pPr>
+              <w:spacing w:before="60" w:after="80"/>
+              <w:jc w:val="both"/>
+            </w:pPr>
+            <w:r>
+              <w:t>10 — LSTM Predictor</w:t>
+            </w:r>
+          </w:p>
+        </w:tc>
+        <w:tc>
+          <w:tcPr>
+            <w:tcW w:w="0" w:type="auto"/>
+            <w:vAlign w:val="center"/>
+            <w:hideMark/>
+          </w:tcPr>
+          <w:p>
+            <w:pPr>
+              <w:spacing w:before="60" w:after="80"/>
+              <w:jc w:val="both"/>
+            </w:pPr>
+            <w:proofErr w:type="spellStart"/>
+            <w:r>
+              <w:t>X_gt</w:t>
+            </w:r>
+            <w:proofErr w:type="spellEnd"/>
+            <w:r>
+              <w:t xml:space="preserve"> + Y (train seeds 1–14)</w:t>
+            </w:r>
+          </w:p>
+        </w:tc>
+        <w:tc>
+          <w:tcPr>
+            <w:tcW w:w="0" w:type="auto"/>
+            <w:vAlign w:val="center"/>
+            <w:hideMark/>
+          </w:tcPr>
+          <w:p>
+            <w:pPr>
+              <w:spacing w:before="60" w:after="80"/>
+              <w:jc w:val="both"/>
+            </w:pPr>
+            <w:r>
+              <w:t>lstm_baseline.pt (frozen)</w:t>
+            </w:r>
+          </w:p>
+        </w:tc>
+        <w:tc>
+          <w:tcPr>
+            <w:tcW w:w="0" w:type="auto"/>
+            <w:vAlign w:val="center"/>
+            <w:hideMark/>
+          </w:tcPr>
+          <w:p>
+            <w:pPr>
+              <w:spacing w:before="60" w:after="80"/>
+              <w:jc w:val="both"/>
+            </w:pPr>
+            <w:r>
+              <w:t>Step 11</w:t>
+            </w:r>
+          </w:p>
+        </w:tc>
+      </w:tr>
+      <w:tr>
+        <w:trPr>
+          <w:tblCellSpacing w:w="15" w:type="dxa"/>
+        </w:trPr>
+        <w:tc>
+          <w:tcPr>
+            <w:tcW w:w="0" w:type="auto"/>
+            <w:vAlign w:val="center"/>
+            <w:hideMark/>
+          </w:tcPr>
+          <w:p>
+            <w:pPr>
+              <w:spacing w:before="60" w:after="80"/>
+              <w:jc w:val="both"/>
+            </w:pPr>
+            <w:r>
+              <w:t>11 (E1) — Overall Ablation</w:t>
+            </w:r>
+          </w:p>
+        </w:tc>
+        <w:tc>
+          <w:tcPr>
+            <w:tcW w:w="0" w:type="auto"/>
+            <w:vAlign w:val="center"/>
+            <w:hideMark/>
+          </w:tcPr>
+          <w:p>
+            <w:pPr>
+              <w:spacing w:before="60" w:after="80"/>
+              <w:jc w:val="both"/>
+            </w:pPr>
+            <w:r>
+              <w:t>5 baselines + Cond B + Cond C, test seeds 17–20, penetration_20</w:t>
+            </w:r>
+          </w:p>
+        </w:tc>
+        <w:tc>
+          <w:tcPr>
+            <w:tcW w:w="0" w:type="auto"/>
+            <w:vAlign w:val="center"/>
+            <w:hideMark/>
+          </w:tcPr>
+          <w:p>
+            <w:pPr>
+              <w:spacing w:before="60" w:after="80"/>
+              <w:jc w:val="both"/>
+            </w:pPr>
+            <w:r>
+              <w:t>Table1_E1_Metrics.csv, Fig1_E1_BarChart.png</w:t>
+            </w:r>
+          </w:p>
+        </w:tc>
+        <w:tc>
+          <w:tcPr>
+            <w:tcW w:w="0" w:type="auto"/>
+            <w:vAlign w:val="center"/>
+            <w:hideMark/>
+          </w:tcPr>
+          <w:p>
+            <w:pPr>
+              <w:spacing w:before="60" w:after="80"/>
+              <w:jc w:val="both"/>
+            </w:pPr>
+            <w:r>
+              <w:t>Section 5 / paper results</w:t>
+            </w:r>
+          </w:p>
+        </w:tc>
+      </w:tr>
+    </w:tbl>
+    <w:p>
+      <w:pPr>
+        <w:spacing w:before="60" w:after="80"/>
+        <w:jc w:val="both"/>
+      </w:pPr>
+    </w:p>
+    <w:p>
+      <w:pPr>
+        <w:spacing w:before="60" w:after="80"/>
+        <w:jc w:val="both"/>
+      </w:pPr>
+      <w:r>
+        <w:rPr>
+          <w:b/>
+          <w:bCs/>
+        </w:rPr>
+        <w:t>E2 Results — Sensitivity to CAV Penetration Rate</w:t>
+      </w:r>
+    </w:p>
+    <w:tbl>
+      <w:tblPr>
+        <w:tblW w:w="0" w:type="auto"/>
+        <w:tblCellSpacing w:w="15" w:type="dxa"/>
+        <w:tblCellMar>
+          <w:top w:w="15" w:type="dxa"/>
+          <w:left w:w="15" w:type="dxa"/>
+          <w:bottom w:w="15" w:type="dxa"/>
+          <w:right w:w="15" w:type="dxa"/>
+        </w:tblCellMar>
+        <w:tblLook w:val="04A0" w:firstRow="1" w:lastRow="0" w:firstColumn="1" w:lastColumn="0" w:noHBand="0" w:noVBand="1"/>
+      </w:tblPr>
+      <w:tblGrid>
+        <w:gridCol w:w="2431"/>
+        <w:gridCol w:w="1119"/>
+        <w:gridCol w:w="1119"/>
+        <w:gridCol w:w="1134"/>
+      </w:tblGrid>
+      <w:tr>
+        <w:trPr>
+          <w:tblHeader/>
+          <w:tblCellSpacing w:w="15" w:type="dxa"/>
+        </w:trPr>
+        <w:tc>
+          <w:tcPr>
+            <w:tcW w:w="0" w:type="auto"/>
+            <w:vAlign w:val="center"/>
+            <w:hideMark/>
+          </w:tcPr>
+          <w:p>
+            <w:pPr>
+              <w:spacing w:before="60" w:after="80"/>
+              <w:jc w:val="both"/>
+              <w:rPr>
+                <w:b/>
+                <w:bCs/>
+              </w:rPr>
+            </w:pPr>
+            <w:r>
+              <w:rPr>
+                <w:b/>
+                <w:bCs/>
+              </w:rPr>
+              <w:t>Condition</w:t>
+            </w:r>
+          </w:p>
+        </w:tc>
+        <w:tc>
+          <w:tcPr>
+            <w:tcW w:w="0" w:type="auto"/>
+            <w:vAlign w:val="center"/>
+            <w:hideMark/>
+          </w:tcPr>
+          <w:p>
+            <w:pPr>
+              <w:spacing w:before="60" w:after="80"/>
+              <w:jc w:val="both"/>
+              <w:rPr>
+                <w:b/>
+                <w:bCs/>
+              </w:rPr>
+            </w:pPr>
+            <w:r>
+              <w:rPr>
+                <w:b/>
+                <w:bCs/>
+              </w:rPr>
+              <w:t>ADE @10%</w:t>
+            </w:r>
+          </w:p>
+        </w:tc>
+        <w:tc>
+          <w:tcPr>
+            <w:tcW w:w="0" w:type="auto"/>
+            <w:vAlign w:val="center"/>
+            <w:hideMark/>
+          </w:tcPr>
+          <w:p>
+            <w:pPr>
+              <w:spacing w:before="60" w:after="80"/>
+              <w:jc w:val="both"/>
+              <w:rPr>
+                <w:b/>
+                <w:bCs/>
+              </w:rPr>
+            </w:pPr>
+            <w:r>
+              <w:rPr>
+                <w:b/>
+                <w:bCs/>
+              </w:rPr>
+              <w:t>ADE @20%</w:t>
+            </w:r>
+          </w:p>
+        </w:tc>
+        <w:tc>
+          <w:tcPr>
+            <w:tcW w:w="0" w:type="auto"/>
+            <w:vAlign w:val="center"/>
+            <w:hideMark/>
+          </w:tcPr>
+          <w:p>
+            <w:pPr>
+              <w:spacing w:before="60" w:after="80"/>
+              <w:jc w:val="both"/>
+              <w:rPr>
+                <w:b/>
+                <w:bCs/>
+              </w:rPr>
+            </w:pPr>
+            <w:r>
+              <w:rPr>
+                <w:b/>
+                <w:bCs/>
+              </w:rPr>
+              <w:t>ADE @30%</w:t>
+            </w:r>
+          </w:p>
+        </w:tc>
+      </w:tr>
+      <w:tr>
+        <w:trPr>
+          <w:tblCellSpacing w:w="15" w:type="dxa"/>
+        </w:trPr>
+        <w:tc>
+          <w:tcPr>
+            <w:tcW w:w="0" w:type="auto"/>
+            <w:vAlign w:val="center"/>
+            <w:hideMark/>
+          </w:tcPr>
+          <w:p>
+            <w:pPr>
+              <w:spacing w:before="60" w:after="80"/>
+              <w:jc w:val="both"/>
+            </w:pPr>
+            <w:r>
+              <w:t>Baseline 1: Zero-fill</w:t>
+            </w:r>
+          </w:p>
+        </w:tc>
+        <w:tc>
+          <w:tcPr>
+            <w:tcW w:w="0" w:type="auto"/>
+            <w:vAlign w:val="center"/>
+            <w:hideMark/>
+          </w:tcPr>
+          <w:p>
+            <w:pPr>
+              <w:spacing w:before="60" w:after="80"/>
+              <w:jc w:val="both"/>
+            </w:pPr>
+            <w:r>
+              <w:t>65.18</w:t>
+            </w:r>
+          </w:p>
+        </w:tc>
+        <w:tc>
+          <w:tcPr>
+            <w:tcW w:w="0" w:type="auto"/>
+            <w:vAlign w:val="center"/>
+            <w:hideMark/>
+          </w:tcPr>
+          <w:p>
+            <w:pPr>
+              <w:spacing w:before="60" w:after="80"/>
+              <w:jc w:val="both"/>
+            </w:pPr>
+            <w:r>
+              <w:t>67.85</w:t>
+            </w:r>
+          </w:p>
+        </w:tc>
+        <w:tc>
+          <w:tcPr>
+            <w:tcW w:w="0" w:type="auto"/>
+            <w:vAlign w:val="center"/>
+            <w:hideMark/>
+          </w:tcPr>
+          <w:p>
+            <w:pPr>
+              <w:spacing w:before="60" w:after="80"/>
+              <w:jc w:val="both"/>
+            </w:pPr>
+            <w:r>
+              <w:t>55.38</w:t>
+            </w:r>
+          </w:p>
+        </w:tc>
+      </w:tr>
+      <w:tr>
+        <w:trPr>
+          <w:tblCellSpacing w:w="15" w:type="dxa"/>
+        </w:trPr>
+        <w:tc>
+          <w:tcPr>
+            <w:tcW w:w="0" w:type="auto"/>
+            <w:vAlign w:val="center"/>
+            <w:hideMark/>
+          </w:tcPr>
+          <w:p>
+            <w:pPr>
+              <w:spacing w:before="60" w:after="80"/>
+              <w:jc w:val="both"/>
+            </w:pPr>
+            <w:r>
+              <w:t>Baseline 2: Forward-fill</w:t>
+            </w:r>
+          </w:p>
+        </w:tc>
+        <w:tc>
+          <w:tcPr>
+            <w:tcW w:w="0" w:type="auto"/>
+            <w:vAlign w:val="center"/>
+            <w:hideMark/>
+          </w:tcPr>
+          <w:p>
+            <w:pPr>
+              <w:spacing w:before="60" w:after="80"/>
+              <w:jc w:val="both"/>
+            </w:pPr>
+            <w:r>
+              <w:t>43.28</w:t>
+            </w:r>
+          </w:p>
+        </w:tc>
+        <w:tc>
+          <w:tcPr>
+            <w:tcW w:w="0" w:type="auto"/>
+            <w:vAlign w:val="center"/>
+            <w:hideMark/>
+          </w:tcPr>
+          <w:p>
+            <w:pPr>
+              <w:spacing w:before="60" w:after="80"/>
+              <w:jc w:val="both"/>
+            </w:pPr>
+            <w:r>
+              <w:t>43.52</w:t>
+            </w:r>
+          </w:p>
+        </w:tc>
+        <w:tc>
+          <w:tcPr>
+            <w:tcW w:w="0" w:type="auto"/>
+            <w:vAlign w:val="center"/>
+            <w:hideMark/>
+          </w:tcPr>
+          <w:p>
+            <w:pPr>
+              <w:spacing w:before="60" w:after="80"/>
+              <w:jc w:val="both"/>
+            </w:pPr>
+            <w:r>
+              <w:t>21.06</w:t>
+            </w:r>
+          </w:p>
+        </w:tc>
+      </w:tr>
+      <w:tr>
+        <w:trPr>
+          <w:tblCellSpacing w:w="15" w:type="dxa"/>
+        </w:trPr>
+        <w:tc>
+          <w:tcPr>
+            <w:tcW w:w="0" w:type="auto"/>
+            <w:vAlign w:val="center"/>
+            <w:hideMark/>
+          </w:tcPr>
+          <w:p>
+            <w:pPr>
+              <w:spacing w:before="60" w:after="80"/>
+              <w:jc w:val="both"/>
+            </w:pPr>
+            <w:r>
+              <w:t>Baseline 3: Mean-fill</w:t>
+            </w:r>
+          </w:p>
+        </w:tc>
+        <w:tc>
+          <w:tcPr>
+            <w:tcW w:w="0" w:type="auto"/>
+            <w:vAlign w:val="center"/>
+            <w:hideMark/>
+          </w:tcPr>
+          <w:p>
+            <w:pPr>
+              <w:spacing w:before="60" w:after="80"/>
+              <w:jc w:val="both"/>
+            </w:pPr>
+            <w:r>
+              <w:t>43.88</w:t>
+            </w:r>
+          </w:p>
+        </w:tc>
+        <w:tc>
+          <w:tcPr>
+            <w:tcW w:w="0" w:type="auto"/>
+            <w:vAlign w:val="center"/>
+            <w:hideMark/>
+          </w:tcPr>
+          <w:p>
+            <w:pPr>
+              <w:spacing w:before="60" w:after="80"/>
+              <w:jc w:val="both"/>
+            </w:pPr>
+            <w:r>
+              <w:t>44.11</w:t>
+            </w:r>
+          </w:p>
+        </w:tc>
+        <w:tc>
+          <w:tcPr>
+            <w:tcW w:w="0" w:type="auto"/>
+            <w:vAlign w:val="center"/>
+            <w:hideMark/>
+          </w:tcPr>
+          <w:p>
+            <w:pPr>
+              <w:spacing w:before="60" w:after="80"/>
+              <w:jc w:val="both"/>
+            </w:pPr>
+            <w:r>
+              <w:t>22.99</w:t>
+            </w:r>
+          </w:p>
+        </w:tc>
+      </w:tr>
+      <w:tr>
+        <w:trPr>
+          <w:tblCellSpacing w:w="15" w:type="dxa"/>
+        </w:trPr>
+        <w:tc>
+          <w:tcPr>
+            <w:tcW w:w="0" w:type="auto"/>
+            <w:vAlign w:val="center"/>
+            <w:hideMark/>
+          </w:tcPr>
+          <w:p>
+            <w:pPr>
+              <w:spacing w:before="60" w:after="80"/>
+              <w:jc w:val="both"/>
+            </w:pPr>
+            <w:r>
+              <w:t>Baseline 4: Linear</w:t>
+            </w:r>
+          </w:p>
+        </w:tc>
+        <w:tc>
+          <w:tcPr>
+            <w:tcW w:w="0" w:type="auto"/>
+            <w:vAlign w:val="center"/>
+            <w:hideMark/>
+          </w:tcPr>
+          <w:p>
+            <w:pPr>
+              <w:spacing w:before="60" w:after="80"/>
+              <w:jc w:val="both"/>
+            </w:pPr>
+            <w:r>
+              <w:t>43.22</w:t>
+            </w:r>
+          </w:p>
+        </w:tc>
+        <w:tc>
+          <w:tcPr>
+            <w:tcW w:w="0" w:type="auto"/>
+            <w:vAlign w:val="center"/>
+            <w:hideMark/>
+          </w:tcPr>
+          <w:p>
+            <w:pPr>
+              <w:spacing w:before="60" w:after="80"/>
+              <w:jc w:val="both"/>
+            </w:pPr>
+            <w:r>
+              <w:t>43.47</w:t>
+            </w:r>
+          </w:p>
+        </w:tc>
+        <w:tc>
+          <w:tcPr>
+            <w:tcW w:w="0" w:type="auto"/>
+            <w:vAlign w:val="center"/>
+            <w:hideMark/>
+          </w:tcPr>
+          <w:p>
+            <w:pPr>
+              <w:spacing w:before="60" w:after="80"/>
+              <w:jc w:val="both"/>
+            </w:pPr>
+            <w:r>
+              <w:t>20.95</w:t>
+            </w:r>
+          </w:p>
+        </w:tc>
+      </w:tr>
+      <w:tr>
+        <w:trPr>
+          <w:tblCellSpacing w:w="15" w:type="dxa"/>
+        </w:trPr>
+        <w:tc>
+          <w:tcPr>
+            <w:tcW w:w="0" w:type="auto"/>
+            <w:vAlign w:val="center"/>
+            <w:hideMark/>
+          </w:tcPr>
+          <w:p>
+            <w:pPr>
+              <w:spacing w:before="60" w:after="80"/>
+              <w:jc w:val="both"/>
+            </w:pPr>
+            <w:r>
+              <w:t>Baseline 5: Spline</w:t>
+            </w:r>
+          </w:p>
+        </w:tc>
+        <w:tc>
+          <w:tcPr>
+            <w:tcW w:w="0" w:type="auto"/>
+            <w:vAlign w:val="center"/>
+            <w:hideMark/>
+          </w:tcPr>
+          <w:p>
+            <w:pPr>
+              <w:spacing w:before="60" w:after="80"/>
+              <w:jc w:val="both"/>
+            </w:pPr>
+            <w:r>
+              <w:t>43.16</w:t>
+            </w:r>
+          </w:p>
+        </w:tc>
+        <w:tc>
+          <w:tcPr>
+            <w:tcW w:w="0" w:type="auto"/>
+            <w:vAlign w:val="center"/>
+            <w:hideMark/>
+          </w:tcPr>
+          <w:p>
+            <w:pPr>
+              <w:spacing w:before="60" w:after="80"/>
+              <w:jc w:val="both"/>
+            </w:pPr>
+            <w:r>
+              <w:t>43.43</w:t>
+            </w:r>
+          </w:p>
+        </w:tc>
+        <w:tc>
+          <w:tcPr>
+            <w:tcW w:w="0" w:type="auto"/>
+            <w:vAlign w:val="center"/>
+            <w:hideMark/>
+          </w:tcPr>
+          <w:p>
+            <w:pPr>
+              <w:spacing w:before="60" w:after="80"/>
+              <w:jc w:val="both"/>
+            </w:pPr>
+            <w:r>
+              <w:t>20.85</w:t>
+            </w:r>
+          </w:p>
+        </w:tc>
+      </w:tr>
+      <w:tr>
+        <w:trPr>
+          <w:tblCellSpacing w:w="15" w:type="dxa"/>
+        </w:trPr>
+        <w:tc>
+          <w:tcPr>
+            <w:tcW w:w="0" w:type="auto"/>
+            <w:vAlign w:val="center"/>
+            <w:hideMark/>
+          </w:tcPr>
+          <w:p>
+            <w:pPr>
+              <w:spacing w:before="60" w:after="80"/>
+              <w:jc w:val="both"/>
+            </w:pPr>
+            <w:r>
+              <w:t>Condition B: Channel 1 Only</w:t>
+            </w:r>
+          </w:p>
+        </w:tc>
+        <w:tc>
+          <w:tcPr>
+            <w:tcW w:w="0" w:type="auto"/>
+            <w:vAlign w:val="center"/>
+            <w:hideMark/>
+          </w:tcPr>
+          <w:p>
+            <w:pPr>
+              <w:spacing w:before="60" w:after="80"/>
+              <w:jc w:val="both"/>
+            </w:pPr>
+            <w:r>
+              <w:t>50.72 ± 61.6</w:t>
+            </w:r>
+          </w:p>
+        </w:tc>
+        <w:tc>
+          <w:tcPr>
+            <w:tcW w:w="0" w:type="auto"/>
+            <w:vAlign w:val="center"/>
+            <w:hideMark/>
+          </w:tcPr>
+          <w:p>
+            <w:pPr>
+              <w:spacing w:before="60" w:after="80"/>
+              <w:jc w:val="both"/>
+            </w:pPr>
+            <w:r>
+              <w:t>53.80 ± 66.1</w:t>
+            </w:r>
+          </w:p>
+        </w:tc>
+        <w:tc>
+          <w:tcPr>
+            <w:tcW w:w="0" w:type="auto"/>
+            <w:vAlign w:val="center"/>
+            <w:hideMark/>
+          </w:tcPr>
+          <w:p>
+            <w:pPr>
+              <w:spacing w:before="60" w:after="80"/>
+              <w:jc w:val="both"/>
+            </w:pPr>
+            <w:r>
+              <w:t>47.19 ± 78.4</w:t>
+            </w:r>
+          </w:p>
+        </w:tc>
+      </w:tr>
+      <w:tr>
+        <w:trPr>
+          <w:tblCellSpacing w:w="15" w:type="dxa"/>
+        </w:trPr>
+        <w:tc>
+          <w:tcPr>
+            <w:tcW w:w="0" w:type="auto"/>
+            <w:vAlign w:val="center"/>
+            <w:hideMark/>
+          </w:tcPr>
+          <w:p>
+            <w:pPr>
+              <w:spacing w:before="60" w:after="80"/>
+              <w:jc w:val="both"/>
+            </w:pPr>
+            <w:r>
+              <w:t>Condition C: Dual-Channel</w:t>
+            </w:r>
+          </w:p>
+        </w:tc>
+        <w:tc>
+          <w:tcPr>
+            <w:tcW w:w="0" w:type="auto"/>
+            <w:vAlign w:val="center"/>
+            <w:hideMark/>
+          </w:tcPr>
+          <w:p>
+            <w:pPr>
+              <w:spacing w:before="60" w:after="80"/>
+              <w:jc w:val="both"/>
+            </w:pPr>
+            <w:r>
+              <w:t>32.11</w:t>
+            </w:r>
+          </w:p>
+        </w:tc>
+        <w:tc>
+          <w:tcPr>
+            <w:tcW w:w="0" w:type="auto"/>
+            <w:vAlign w:val="center"/>
+            <w:hideMark/>
+          </w:tcPr>
+          <w:p>
+            <w:pPr>
+              <w:spacing w:before="60" w:after="80"/>
+              <w:jc w:val="both"/>
+            </w:pPr>
+            <w:r>
+              <w:t>31.37</w:t>
+            </w:r>
+          </w:p>
+        </w:tc>
+        <w:tc>
+          <w:tcPr>
+            <w:tcW w:w="0" w:type="auto"/>
+            <w:vAlign w:val="center"/>
+            <w:hideMark/>
+          </w:tcPr>
+          <w:p>
+            <w:pPr>
+              <w:spacing w:before="60" w:after="80"/>
+              <w:jc w:val="both"/>
+            </w:pPr>
+            <w:r>
+              <w:t>10.15</w:t>
+            </w:r>
+          </w:p>
+        </w:tc>
+      </w:tr>
+    </w:tbl>
+    <w:p>
+      <w:pPr>
+        <w:spacing w:before="60" w:after="80"/>
+        <w:jc w:val="both"/>
+      </w:pPr>
+      <w:r>
+        <w:rPr>
+          <w:b/>
+          <w:bCs/>
+        </w:rPr>
+        <w:t>Finding — Percolation threshold reproduces in downstream trajectory prediction.</w:t>
+      </w:r>
+      <w:r>
+        <w:t xml:space="preserve"> All conditions except Condition B show a sharp performance improvement between 20% and 30% CAV penetration, consistent with the CACC platoon percolation effect identified during SFM injection (Step 4/5), where CAV-leader observation rate jumps from ~1% to ~68% at this threshold. This is independent confirmation of the same physical mechanism via a completely different metric (downstream ADE rather than raw missingness rate).</w:t>
+      </w:r>
+    </w:p>
+    <w:p>
+      <w:pPr>
+        <w:spacing w:before="60" w:after="80"/>
+        <w:jc w:val="both"/>
+      </w:pPr>
+      <w:r>
+        <w:rPr>
+          <w:b/>
+          <w:bCs/>
+        </w:rPr>
+        <w:t>Condition B shows no statistically meaningful trend across penetration rate.</w:t>
+      </w:r>
+      <w:r>
+        <w:t xml:space="preserve"> Standard deviation (61–78m) exceeds the magnitude of ADE itself at every penetration level, and the observed differences between rates (3–7m) are well within this noise band. This is consistent with the E1 finding that Channel 1 alone does not resolve the dominant error source (ego-column TCM dropouts); Condition B's output variance is driven by per-sample TCM incidence rather than systematic dependence on penetration rate.</w:t>
+      </w:r>
+    </w:p>
+    <w:p>
+      <w:pPr>
+        <w:spacing w:before="60" w:after="80"/>
+        <w:jc w:val="both"/>
+      </w:pPr>
+      <w:r>
+        <w:rPr>
+          <w:b/>
+          <w:bCs/>
+        </w:rPr>
+        <w:t>Condition C achieves the strongest and most stable improvement</w:t>
+      </w:r>
+      <w:r>
+        <w:t>, dropping from ~32m ADE below the threshold to ~10m ADE at 30% — approaching the oracle bound established in Step 10 (~10m RMSE on perfect ground truth). This indicates the dual-channel architecture, once past the platoon threshold, recovers trajectory quality close to the theoretical ceiling.</w:t>
+      </w:r>
+    </w:p>
+    <w:p>
+      <w:pPr>
+        <w:spacing w:before="60" w:after="80"/>
+        <w:jc w:val="both"/>
+      </w:pPr>
+      <w:r>
+        <w:rPr>
+          <w:b/>
+          <w:bCs/>
+        </w:rPr>
+        <w:t>Caveat for the paper</w:t>
+      </w:r>
+      <w:r>
+        <w:t xml:space="preserve"> (carry forward from earlier discussion): near-future real-world CAV deployment is expected below 10% penetration, so the 30% result, while scientifically clean, has limited near-term practical </w:t>
+      </w:r>
+      <w:r>
+        <w:lastRenderedPageBreak/>
+        <w:t>relevance. The 10% and 20% results are the operationally important regime, and Condition C still delivers a clear, non-marginal improvement there (32m vs 43m best baseline) even without crossing the threshold.</w:t>
+      </w:r>
+    </w:p>
+    <w:p>
+      <w:pPr>
+        <w:spacing w:before="60" w:after="80"/>
+        <w:jc w:val="both"/>
+      </w:pPr>
+    </w:p>
+    <w:p>
+      <w:pPr>
+        <w:spacing w:before="60" w:after="80"/>
+        <w:jc w:val="both"/>
+      </w:pPr>
+    </w:p>
+    <w:p>
+      <w:pPr>
+        <w:spacing w:before="60" w:after="80"/>
+        <w:jc w:val="both"/>
+      </w:pPr>
+      <w:r>
+        <w:t>E3 Results — Temporal Prediction Horizon Degradation (20% CAV MPR)</w:t>
+      </w:r>
+    </w:p>
+    <w:p>
+      <w:pPr>
+        <w:spacing w:before="60" w:after="80"/>
+        <w:jc w:val="both"/>
+      </w:pPr>
+    </w:p>
+    <w:p>
+      <w:pPr>
+        <w:spacing w:before="60" w:after="80"/>
+        <w:jc w:val="both"/>
+      </w:pPr>
+      <w:r>
+        <w:t>Original Hypothesis: Does trajectory error compound exponentially over the 5-second prediction horizon, and does the Dual-Channel imputer degrade more gracefully than naive baselines?</w:t>
+      </w:r>
+    </w:p>
+    <w:p>
+      <w:pPr>
+        <w:spacing w:before="60" w:after="80"/>
+        <w:jc w:val="both"/>
+      </w:pPr>
+    </w:p>
+    <w:p>
+      <w:pPr>
+        <w:spacing w:before="60" w:after="80"/>
+        <w:jc w:val="both"/>
+      </w:pPr>
+      <w:r>
+        <w:t>Finding 1 — Absence of Horizon Degradation (Architectural Artifact):</w:t>
+      </w:r>
+    </w:p>
+    <w:p>
+      <w:pPr>
+        <w:spacing w:before="60" w:after="80"/>
+        <w:jc w:val="both"/>
+      </w:pPr>
+      <w:r>
+        <w:t>The empirical data strongly rejects the hypothesis of compounding temporal degradation. None of the evaluated conditions exhibit meaningful error growth from $t=0.1s$ to $t=5.0s$. Instead, each condition's error curve is relatively flat, hovering around a condition-specific mean offset (Zero-fill: ~63-78m, Spline: ~39-49m, Condition B: ~49-60m, Condition C: ~25-40m).</w:t>
+      </w:r>
+    </w:p>
+    <w:p>
+      <w:pPr>
+        <w:spacing w:before="60" w:after="80"/>
+        <w:jc w:val="both"/>
+      </w:pPr>
+    </w:p>
+    <w:p>
+      <w:pPr>
+        <w:spacing w:before="60" w:after="80"/>
+        <w:jc w:val="both"/>
+      </w:pPr>
+      <w:r>
+        <w:t>Physical/Architectural Explanation:</w:t>
+      </w:r>
+    </w:p>
+    <w:p>
+      <w:pPr>
+        <w:spacing w:before="60" w:after="80"/>
+        <w:jc w:val="both"/>
+      </w:pPr>
+      <w:r>
+        <w:t>This lack of temporal drift is consistent with the non-autoregressive, single-shot decoding architecture of the Step 10 LSTM predictor. The entire 50-step future trajectory is generated simultaneously via a single linear projection from the final 128-dimensional hidden state vector at $t=30$. Because there is no step-wise recursive feedback, there is no mechanical pathway for errors to compound over time. The error magnitude is paid as an upfront penalty determined entirely by the quality of the input encoding.</w:t>
+      </w:r>
+    </w:p>
+    <w:p>
+      <w:pPr>
+        <w:spacing w:before="60" w:after="80"/>
+        <w:jc w:val="both"/>
+      </w:pPr>
+    </w:p>
+    <w:p>
+      <w:pPr>
+        <w:spacing w:before="60" w:after="80"/>
+        <w:jc w:val="both"/>
+      </w:pPr>
+      <w:r>
+        <w:t>Finding 2 — Horizon-Wide Benefit of Dual-Channel Imputation:</w:t>
+      </w:r>
+    </w:p>
+    <w:p>
+      <w:pPr>
+        <w:spacing w:before="60" w:after="80"/>
+        <w:jc w:val="both"/>
+      </w:pPr>
+      <w:r>
+        <w:t>Because the error does not compound, the performance gap between Condition C and the baselines (~15-20m improvement) is present and stable from the very first timestep ($t=0.1s$) out to the end of the horizon ($t=5.0s$). There is no temporal "safe window" where baselines are competitive; the dual-channel architecture provides a consistent, horizon-wide improvement.</w:t>
+      </w:r>
+    </w:p>
+    <w:p>
+      <w:pPr>
+        <w:spacing w:before="60" w:after="80"/>
+        <w:jc w:val="both"/>
+      </w:pPr>
+    </w:p>
+    <w:p>
+      <w:pPr>
+        <w:spacing w:before="60" w:after="80"/>
+        <w:jc w:val="both"/>
+      </w:pPr>
+      <w:r>
+        <w:t>Finding 3 — Absolute Error vs. Operational Safety Threshold:</w:t>
+      </w:r>
+    </w:p>
+    <w:p>
+      <w:pPr>
+        <w:spacing w:before="60" w:after="80"/>
+        <w:jc w:val="both"/>
+      </w:pPr>
+      <w:r>
+        <w:t>While Condition C represents a massive relative improvement over the baselines, its absolute error remains significantly above the 3.5-meter highway lane-width safety threshold across the entire horizon (minimum error ~25m). The dual-channel imputer successfully mitigates missingness degradation, but the system as a whole does not yet achieve the absolute precision required for raw, unassisted autonomous control.</w:t>
+      </w:r>
+    </w:p>
+    <w:p>
+      <w:pPr>
+        <w:spacing w:before="60" w:after="80"/>
+        <w:jc w:val="both"/>
+      </w:pPr>
+    </w:p>
+    <w:p>
+      <w:pPr>
+        <w:spacing w:before="60" w:after="80"/>
+        <w:jc w:val="both"/>
+      </w:pPr>
+      <w:r>
+        <w:t>Known Limitation — Periodic Oscillation:</w:t>
+      </w:r>
+    </w:p>
+    <w:p>
+      <w:pPr>
+        <w:spacing w:before="60" w:after="80"/>
+        <w:jc w:val="both"/>
+      </w:pPr>
+      <w:r>
+        <w:t>The plotted error curves exhibit visible, jagged oscillations (e.g., spikes at $t=1.0s, 2.0s, 3.4s$). Given the large sample size (~4,000 windows per timestep), this variance is unlikely to be random noise. It is likely a systemic artifact introduced by the non-overlapping stride ($stride=30$) used during dataset extraction, which aligns traffic wave phases artificially. This does not impact the aggregate comparative findings but explains the lack of curve smoothness.</w:t>
+      </w:r>
+    </w:p>
+    <w:p>
+      <w:pPr>
+        <w:spacing w:before="60" w:after="80"/>
+        <w:jc w:val="both"/>
+      </w:pPr>
+    </w:p>
+    <w:p>
+      <w:pPr>
+        <w:spacing w:before="60" w:after="80"/>
+        <w:jc w:val="both"/>
+        <w:rPr>
+          <w:b/>
+          <w:bCs/>
+        </w:rPr>
+      </w:pPr>
+      <w:r>
+        <w:rPr>
+          <w:b/>
+          <w:bCs/>
+        </w:rPr>
+        <w:t>E4 Results — Robustness to TCM Severity (20% CAV MPR)</w:t>
+      </w:r>
+    </w:p>
+    <w:p>
+      <w:pPr>
+        <w:spacing w:before="60" w:after="80"/>
+        <w:jc w:val="both"/>
+      </w:pPr>
+      <w:r>
+        <w:t>Windows grouped by maximum contiguous ego-state packet loss: 0 steps (n=545), 1-2 steps (n=1068), 3-5 steps (n=837), 6+ steps (n=235).</w:t>
+      </w:r>
+    </w:p>
+    <w:p>
+      <w:pPr>
+        <w:spacing w:before="60" w:after="80"/>
+        <w:jc w:val="both"/>
+      </w:pPr>
+      <w:r>
+        <w:rPr>
+          <w:b/>
+          <w:bCs/>
+        </w:rPr>
+        <w:t>Finding 1 — Pipeline Sanity Check:</w:t>
+      </w:r>
+      <w:r>
+        <w:t xml:space="preserve"> Condition B and C are identical at zero missing steps. ADE is 31.805m for both, confirming X_ch1_imputed and </w:t>
+      </w:r>
+      <w:proofErr w:type="spellStart"/>
+      <w:r>
+        <w:t>X_fully_imputed</w:t>
+      </w:r>
+      <w:proofErr w:type="spellEnd"/>
+      <w:r>
+        <w:t xml:space="preserve"> are mathematically equivalent when the GRU-D has no gaps to correct. This is a direct sanity check on pipeline correctness.</w:t>
+      </w:r>
+    </w:p>
+    <w:p>
+      <w:pPr>
+        <w:spacing w:before="60" w:after="80"/>
+        <w:jc w:val="both"/>
+      </w:pPr>
+      <w:r>
+        <w:rPr>
+          <w:b/>
+          <w:bCs/>
+        </w:rPr>
+        <w:t>Finding 2 — GRU-D Benefit Scales with Burst Severity:</w:t>
+      </w:r>
+      <w:r>
+        <w:t xml:space="preserve"> The performance gap between Condition B (zero-filled ego) and Condition C (GRU-D imputed ego) grows strictly monotonically: 0m at zero missing steps, 10.6m at short bursts, 41.2m at medium bursts, and 61.3m at long bursts (6+ steps). Condition C itself remains remarkably </w:t>
+      </w:r>
+      <w:r>
+        <w:lastRenderedPageBreak/>
+        <w:t>stable across all bins (28.9–31.8m), consistent with the decay-based architecture's design goal of graceful degradation regardless of network gap length.</w:t>
+      </w:r>
+    </w:p>
+    <w:p>
+      <w:pPr>
+        <w:spacing w:before="60" w:after="80"/>
+        <w:jc w:val="both"/>
+      </w:pPr>
+      <w:r>
+        <w:rPr>
+          <w:b/>
+          <w:bCs/>
+        </w:rPr>
+        <w:t>Finding 3 — Spline Interpolation is Burst-Length-Insensitive:</w:t>
+      </w:r>
+      <w:r>
+        <w:t xml:space="preserve"> Contrary to the initial hypothesis that naive mathematical interpolation would break down under long gaps, Spline's ADE remains nearly constant (43.0–44.1m) across all four bins. Because a 6-step gap within a 30-step window still leaves ~24 observed points, the spline algorithm has sufficient anchors to fit a smooth curve. Spline outperforms Condition B at 3-5 and 6+ step bursts, but is consistently outperformed by Condition C at every severity level.</w:t>
+      </w:r>
+    </w:p>
+    <w:p>
+      <w:pPr>
+        <w:spacing w:before="60" w:after="80"/>
+        <w:jc w:val="both"/>
+      </w:pPr>
+      <w:r>
+        <w:rPr>
+          <w:b/>
+          <w:bCs/>
+        </w:rPr>
+        <w:t>Finding 4 — Zero-Fill Degradation:</w:t>
+      </w:r>
+      <w:r>
+        <w:t xml:space="preserve"> Zero-fill degrades catastrophically and near-linearly with burst length, climbing from 43.3m to 119.0m, confirming it as the correct worst-case physical reference.</w:t>
+      </w:r>
+    </w:p>
+    <w:p>
+      <w:pPr>
+        <w:spacing w:before="60" w:after="80"/>
+        <w:jc w:val="both"/>
+      </w:pPr>
+      <w:r>
+        <w:rPr>
+          <w:b/>
+          <w:bCs/>
+        </w:rPr>
+        <w:t>Conclusion:</w:t>
+      </w:r>
+      <w:r>
+        <w:t xml:space="preserve"> GRU-D's contribution is not uniform across the dataset — it is concentrated specifically in long-burst scenarios where physical zero-filling would otherwise cause the largest trajectory damage. This directly validates the architectural choice of a decay-aware mechanism over static imputation for Channel 2.</w:t>
+      </w:r>
+    </w:p>
+    <w:p>
+      <w:pPr>
+        <w:spacing w:before="60" w:after="80"/>
+        <w:jc w:val="both"/>
+      </w:pPr>
     </w:p>
     <w:sectPr>
       <w:pgSz w:w="11906" w:h="16838"/>

--- a/Notes.docx
+++ b/Notes.docx
@@ -13049,7 +13049,7 @@
       </w:pPr>
       <w:r>
         <w:pict w14:anchorId="5E5BCC69">
-          <v:rect id="_x0000_i1051" style="width:0;height:1.5pt" o:hralign="center" o:hrstd="t" o:hr="t" fillcolor="#a0a0a0" stroked="f"/>
+          <v:rect id="_x0000_i1026" style="width:0;height:1.5pt" o:hralign="center" o:hrstd="t" o:hr="t" fillcolor="#a0a0a0" stroked="f"/>
         </w:pict>
       </w:r>
     </w:p>
@@ -13314,7 +13314,7 @@
       </w:pPr>
       <w:r>
         <w:pict w14:anchorId="02BDB67C">
-          <v:rect id="_x0000_i1052" style="width:0;height:1.5pt" o:hralign="center" o:hrstd="t" o:hr="t" fillcolor="#a0a0a0" stroked="f"/>
+          <v:rect id="_x0000_i1027" style="width:0;height:1.5pt" o:hralign="center" o:hrstd="t" o:hr="t" fillcolor="#a0a0a0" stroked="f"/>
         </w:pict>
       </w:r>
     </w:p>
@@ -14172,7 +14172,7 @@
       </w:pPr>
       <w:r>
         <w:pict w14:anchorId="430E5A76">
-          <v:rect id="_x0000_i1053" style="width:0;height:1.5pt" o:hralign="center" o:hrstd="t" o:hr="t" fillcolor="#a0a0a0" stroked="f"/>
+          <v:rect id="_x0000_i1028" style="width:0;height:1.5pt" o:hralign="center" o:hrstd="t" o:hr="t" fillcolor="#a0a0a0" stroked="f"/>
         </w:pict>
       </w:r>
     </w:p>
@@ -15426,6 +15426,112 @@
       </w:r>
       <w:r>
         <w:t xml:space="preserve"> GRU-D's contribution is not uniform across the dataset — it is concentrated specifically in long-burst scenarios where physical zero-filling would otherwise cause the largest trajectory damage. This directly validates the architectural choice of a decay-aware mechanism over static imputation for Channel 2.</w:t>
+      </w:r>
+    </w:p>
+    <w:p>
+      <w:pPr>
+        <w:spacing w:before="60" w:after="80"/>
+        <w:jc w:val="both"/>
+      </w:pPr>
+    </w:p>
+    <w:p>
+      <w:pPr>
+        <w:spacing w:before="60" w:after="80"/>
+        <w:jc w:val="both"/>
+        <w:rPr>
+          <w:b/>
+          <w:bCs/>
+        </w:rPr>
+      </w:pPr>
+      <w:r>
+        <w:rPr>
+          <w:b/>
+          <w:bCs/>
+        </w:rPr>
+        <w:t>E5 Results — Robustness to SFM (Leader Connectivity), 20% CAV MPR</w:t>
+      </w:r>
+    </w:p>
+    <w:p>
+      <w:pPr>
+        <w:spacing w:before="60" w:after="80"/>
+        <w:jc w:val="both"/>
+      </w:pPr>
+      <w:r>
+        <w:t>Modal leader type distribution: CAV (n=42), HDV (n=2627), none (n=16). Consistent with the percolation finding (Step 4/5), CAV-leader windows are rare at 20% penetration, leaving the HDV bin as the only sample size sufficient for reliable conclusions.</w:t>
+      </w:r>
+    </w:p>
+    <w:p>
+      <w:pPr>
+        <w:spacing w:before="60" w:after="80"/>
+        <w:jc w:val="both"/>
+      </w:pPr>
+      <w:r>
+        <w:rPr>
+          <w:b/>
+          <w:bCs/>
+        </w:rPr>
+        <w:t>Sanity check passed — CAV bin.</w:t>
+      </w:r>
+      <w:r>
+        <w:t xml:space="preserve"> Condition B does not underperform Zero-fill on CAV-leader windows (73.0m vs 76.6m), confirming the Step 9 integration correctly preserves clean V2X data and never overwrites it with noisier RSU estimates. Both values carry high variance (std ~100m) due to small n=42 and should not be over-interpreted quantitatively.</w:t>
+      </w:r>
+    </w:p>
+    <w:p>
+      <w:pPr>
+        <w:spacing w:before="60" w:after="80"/>
+        <w:jc w:val="both"/>
+      </w:pPr>
+      <w:r>
+        <w:rPr>
+          <w:b/>
+          <w:bCs/>
+        </w:rPr>
+        <w:t>Null result — none bin.</w:t>
+      </w:r>
+      <w:r>
+        <w:t xml:space="preserve"> Zero-fill and Condition B are numerically identical (63.466m for both) when no leader exists. This is expected and mechanically trivial: SFM injection cannot trigger when there is nothing to observe, so Channel 1 has no correction to make. This bin is not a meaningful test of Channel 1's contribution and is reported only for completeness.</w:t>
+      </w:r>
+    </w:p>
+    <w:p>
+      <w:pPr>
+        <w:spacing w:before="60" w:after="80"/>
+        <w:jc w:val="both"/>
+      </w:pPr>
+      <w:r>
+        <w:rPr>
+          <w:b/>
+          <w:bCs/>
+        </w:rPr>
+        <w:t>Primary result — HDV bin (n=2627, well-powered).</w:t>
+      </w:r>
+      <w:r>
+        <w:t xml:space="preserve"> Channel 1 alone reduces ADE from 67.7m (Zero-fill) to 53.4m (Condition B) — a 14.3m improvement isolating the Kalman Filter's contribution when the leader is a non-connected HDV. Consistent with E1 and E4, Condition B still underperforms naive Spline interpolation (43.7m) because ego-column TCM corruption remains unaddressed. Condition C achieves the best result (31.3m), confirming Channel 1's benefit is real but only fully realized once combined with Channel 2.</w:t>
+      </w:r>
+    </w:p>
+    <w:p>
+      <w:pPr>
+        <w:spacing w:before="60" w:after="80"/>
+        <w:jc w:val="both"/>
+      </w:pPr>
+      <w:r>
+        <w:rPr>
+          <w:b/>
+          <w:bCs/>
+        </w:rPr>
+        <w:t>Limitation — sample size imbalance / Modal Grouping.</w:t>
+      </w:r>
+      <w:r>
+        <w:t xml:space="preserve"> The rarity of CAV-leader and no-leader windows at 20% penetration (1.6% and 0.6% of test data respectively) means E5's CAV and none bins should not be used to draw statistical conclusions. Furthermore, grouping by </w:t>
+      </w:r>
+      <w:r>
+        <w:rPr>
+          <w:i/>
+          <w:iCs/>
+        </w:rPr>
+        <w:t>modal</w:t>
+      </w:r>
+      <w:r>
+        <w:t xml:space="preserve"> leader type dilutes bin purity (e.g., a window that is 51% HDV and 49% CAV is treated entirely as HDV). A repeat of this experiment at 30% penetration, where CAV-leader windows are common (~68%), combined with a stricter percentage-based binning method, would give a better-powered comparison for the CAV bin specifically — noted as potential future work rather than executed here given time constraints.</w:t>
       </w:r>
     </w:p>
     <w:p>

--- a/Notes.docx
+++ b/Notes.docx
@@ -2357,12 +2357,23 @@
       </w:r>
       <w:proofErr w:type="gramStart"/>
       <w:r>
-        <w:t>1  —</w:t>
+        <w:t>2</w:t>
+      </w:r>
+      <w:r>
+        <w:t xml:space="preserve">  —</w:t>
       </w:r>
       <w:proofErr w:type="gramEnd"/>
       <w:r>
-        <w:t xml:space="preserve">  Build the SUMO Highway Simulation Environment</w:t>
-      </w:r>
+        <w:t xml:space="preserve">  </w:t>
+      </w:r>
+      <w:proofErr w:type="spellStart"/>
+      <w:r>
+        <w:t>TraC</w:t>
+      </w:r>
+      <w:r>
+        <w:t>I</w:t>
+      </w:r>
+      <w:proofErr w:type="spellEnd"/>
     </w:p>
     <w:p>
       <w:pPr>
@@ -11107,22 +11118,133 @@
       <w:pPr>
         <w:spacing w:before="60" w:after="80"/>
         <w:jc w:val="both"/>
-      </w:pPr>
-      <w:r>
-        <w:rPr>
-          <w:b/>
-          <w:bCs/>
-        </w:rPr>
-        <w:t>Direction of bias:</w:t>
-      </w:r>
-    </w:p>
-    <w:p>
-      <w:pPr>
-        <w:spacing w:before="60" w:after="80"/>
-        <w:jc w:val="both"/>
-      </w:pPr>
-      <w:r>
-        <w:t>This makes the no-imputation baseline condition look worse than it would if the LSTM were trained to be robust to missing column 6. By extension, the dual-channel imputer appears better by comparison than it truly is. Results on ADE and FDE metrics at low penetration rates are therefore slightly optimistic for the imputer.</w:t>
+        <w:rPr>
+          <w:b/>
+          <w:bCs/>
+        </w:rPr>
+      </w:pPr>
+      <w:r>
+        <w:rPr>
+          <w:b/>
+          <w:bCs/>
+        </w:rPr>
+        <w:t>Direction of bias — corrected analysis (updated after Step 11 review):</w:t>
+      </w:r>
+    </w:p>
+    <w:p>
+      <w:pPr>
+        <w:spacing w:before="60" w:after="80"/>
+        <w:jc w:val="both"/>
+        <w:rPr>
+          <w:b/>
+          <w:bCs/>
+        </w:rPr>
+      </w:pPr>
+      <w:r>
+        <w:rPr>
+          <w:b/>
+          <w:bCs/>
+        </w:rPr>
+        <w:t xml:space="preserve">The column 6 distribution shift applies as a roughly constant additive penalty across all seven evaluated conditions, since none of the imputation channels touch column 6 — it remains honest structural </w:t>
+      </w:r>
+      <w:proofErr w:type="spellStart"/>
+      <w:r>
+        <w:rPr>
+          <w:b/>
+          <w:bCs/>
+        </w:rPr>
+        <w:t>NaN</w:t>
+      </w:r>
+      <w:proofErr w:type="spellEnd"/>
+      <w:r>
+        <w:rPr>
+          <w:b/>
+          <w:bCs/>
+        </w:rPr>
+        <w:t xml:space="preserve"> in every condition (Zero-fill, all five baselines, Condition B, Condition C alike).</w:t>
+      </w:r>
+    </w:p>
+    <w:p>
+      <w:pPr>
+        <w:spacing w:before="60" w:after="80"/>
+        <w:jc w:val="both"/>
+        <w:rPr>
+          <w:b/>
+          <w:bCs/>
+        </w:rPr>
+      </w:pPr>
+      <w:r>
+        <w:rPr>
+          <w:b/>
+          <w:bCs/>
+        </w:rPr>
+        <w:t xml:space="preserve">A fixed additive penalty does not affect all conditions equally in </w:t>
+      </w:r>
+      <w:r>
+        <w:rPr>
+          <w:b/>
+          <w:bCs/>
+          <w:i/>
+          <w:iCs/>
+        </w:rPr>
+        <w:t>relative</w:t>
+      </w:r>
+      <w:r>
+        <w:rPr>
+          <w:b/>
+          <w:bCs/>
+        </w:rPr>
+        <w:t xml:space="preserve"> terms. Zero-fill's error (67.8m ADE) is already dominated by catastrophic, unrelated failures — zero-filled ego and neighbour columns. A few additional metres from the column 6 penalty are a small fraction of an already-large error budget. Condition C's error (31.4m ADE) is comparatively small and close to the oracle bound — the same fixed penalty represents a proportionally much larger fraction of its remaining error.</w:t>
+      </w:r>
+    </w:p>
+    <w:p>
+      <w:pPr>
+        <w:spacing w:before="60" w:after="80"/>
+        <w:jc w:val="both"/>
+        <w:rPr>
+          <w:b/>
+          <w:bCs/>
+        </w:rPr>
+      </w:pPr>
+      <w:r>
+        <w:rPr>
+          <w:b/>
+          <w:bCs/>
+        </w:rPr>
+        <w:t>Because the LSTM was trained to rely on column 6 and cannot exploit that learned capability at inference, this lost capability is felt most acutely by the condition that would otherwise be closest to fully realising the LSTM's trained skill (Condition C), and least acutely by the condition where the LSTM's skill was already being wasted on badly corrupted input regardless of column 6 (Zero-fill).</w:t>
+      </w:r>
+    </w:p>
+    <w:p>
+      <w:pPr>
+        <w:spacing w:before="60" w:after="80"/>
+        <w:jc w:val="both"/>
+        <w:rPr>
+          <w:b/>
+          <w:bCs/>
+        </w:rPr>
+      </w:pPr>
+      <w:r>
+        <w:rPr>
+          <w:b/>
+          <w:bCs/>
+        </w:rPr>
+        <w:t xml:space="preserve">Corrected conclusion: the reported gap between the no-imputation baseline and the dual-channel imputer (E1: ~36.4m) is therefore a floor, not a ceiling, on the imputer's true benefit. Condition C's reported ADE is more heavily inflated by this artifact than the baseline's is, meaning the true advantage of the dual-channel architecture is </w:t>
+      </w:r>
+      <w:r>
+        <w:rPr>
+          <w:b/>
+          <w:bCs/>
+          <w:i/>
+          <w:iCs/>
+        </w:rPr>
+        <w:t>understated</w:t>
+      </w:r>
+      <w:r>
+        <w:rPr>
+          <w:b/>
+          <w:bCs/>
+        </w:rPr>
+        <w:t>, not overstated, by the current results. This reverses the original conclusion recorded above.</w:t>
       </w:r>
     </w:p>
     <w:p>
@@ -11179,23 +11301,24 @@
           <w:b/>
           <w:bCs/>
         </w:rPr>
-        <w:t>Impact assessment:</w:t>
-      </w:r>
-    </w:p>
-    <w:p>
-      <w:pPr>
-        <w:spacing w:before="60" w:after="80"/>
-        <w:jc w:val="both"/>
-      </w:pPr>
-      <w:r>
-        <w:t>Low to medium. Column 6 (follower speed) has less influence on forward trajectory prediction than columns 4 and 5 (gap to leader, leader speed) because following distance and leader behaviour dominate longitudinal motion. The bias exists but is unlikely to change the qualitative conclusions of the paper.</w:t>
-      </w:r>
-    </w:p>
-    <w:p>
-      <w:pPr>
-        <w:spacing w:before="60" w:after="80"/>
-        <w:jc w:val="both"/>
-      </w:pPr>
+        <w:t xml:space="preserve">Impact assessment: Low to medium in magnitude, but the direction is now understood precisely: it works </w:t>
+      </w:r>
+      <w:r>
+        <w:rPr>
+          <w:b/>
+          <w:bCs/>
+          <w:i/>
+          <w:iCs/>
+        </w:rPr>
+        <w:t>against</w:t>
+      </w:r>
+      <w:r>
+        <w:rPr>
+          <w:b/>
+          <w:bCs/>
+        </w:rPr>
+        <w:t xml:space="preserve"> the reported effect size, not in favour of it. This does not change the qualitative conclusion that the dual-channel imputer outperforms baselines — if anything it strengthens it, since the true gap is likely larger than measured. Still worth stating as a limitation in Section 5, but framed correctly: 'results may understate, rather than overstate, the imputer's benefit.</w:t>
+      </w:r>
     </w:p>
     <w:p>
       <w:pPr>
@@ -11283,75 +11406,82 @@
           <w:sz w:val="24"/>
           <w:szCs w:val="24"/>
         </w:rPr>
-        <w:t xml:space="preserve"> steps (5 seconds). Trained once on complete ground truth. Frozen permanently. Used in Step 11 as a fixed measuring instrument to quantify imputation quality through downstream prediction accuracy.</w:t>
-      </w:r>
-    </w:p>
-    <w:p>
-      <w:pPr>
-        <w:spacing w:before="100" w:beforeAutospacing="1" w:after="100" w:afterAutospacing="1"/>
+        <w:t xml:space="preserve"> steps (5 seconds). Trained once on complete </w:t>
+      </w:r>
+      <w:r>
         <w:rPr>
           <w:sz w:val="24"/>
           <w:szCs w:val="24"/>
         </w:rPr>
-      </w:pPr>
-      <w:r>
-        <w:rPr>
-          <w:b/>
-          <w:bCs/>
+        <w:lastRenderedPageBreak/>
+        <w:t>ground truth. Frozen permanently. Used in Step 11 as a fixed measuring instrument to quantify imputation quality through downstream prediction accuracy.</w:t>
+      </w:r>
+    </w:p>
+    <w:p>
+      <w:pPr>
+        <w:spacing w:before="100" w:beforeAutospacing="1" w:after="100" w:afterAutospacing="1"/>
+        <w:rPr>
           <w:sz w:val="24"/>
           <w:szCs w:val="24"/>
         </w:rPr>
-        <w:t>Why This Design</w:t>
-      </w:r>
-    </w:p>
-    <w:p>
-      <w:pPr>
-        <w:spacing w:before="100" w:beforeAutospacing="1" w:after="100" w:afterAutospacing="1"/>
-        <w:rPr>
+      </w:pPr>
+      <w:r>
+        <w:rPr>
+          <w:b/>
+          <w:bCs/>
           <w:sz w:val="24"/>
           <w:szCs w:val="24"/>
         </w:rPr>
-      </w:pPr>
-      <w:r>
+        <w:t>Why This Design</w:t>
+      </w:r>
+    </w:p>
+    <w:p>
+      <w:pPr>
+        <w:spacing w:before="100" w:beforeAutospacing="1" w:after="100" w:afterAutospacing="1"/>
         <w:rPr>
           <w:sz w:val="24"/>
           <w:szCs w:val="24"/>
         </w:rPr>
-        <w:t>The LSTM is not the research contribution — it is the measuring instrument. Using a simple, standard architecture ensures reproducibility without specialised resources. Training on complete ground truth and freezing weights permanently ensures the LSTM becomes an unbiased judge. It expects perfect data. The only way it produces accurate predictions is if the imputation pipeline feeds it data that closely mimics ground truth. Any deviation from perfect input is reflected directly in prediction error.</w:t>
-      </w:r>
-    </w:p>
-    <w:p>
-      <w:pPr>
-        <w:spacing w:before="100" w:beforeAutospacing="1" w:after="100" w:afterAutospacing="1"/>
+      </w:pPr>
+      <w:r>
         <w:rPr>
           <w:sz w:val="24"/>
           <w:szCs w:val="24"/>
         </w:rPr>
-      </w:pPr>
-      <w:r>
-        <w:rPr>
-          <w:b/>
-          <w:bCs/>
+        <w:t>The LSTM is not the research contribution — it is the measuring instrument. Using a simple, standard architecture ensures reproducibility without specialised resources. Training on complete ground truth and freezing weights permanently ensures the LSTM becomes an unbiased judge. It expects perfect data. The only way it produces accurate predictions is if the imputation pipeline feeds it data that closely mimics ground truth. Any deviation from perfect input is reflected directly in prediction error.</w:t>
+      </w:r>
+    </w:p>
+    <w:p>
+      <w:pPr>
+        <w:spacing w:before="100" w:beforeAutospacing="1" w:after="100" w:afterAutospacing="1"/>
+        <w:rPr>
           <w:sz w:val="24"/>
           <w:szCs w:val="24"/>
         </w:rPr>
-        <w:t>Why Freeze Weights</w:t>
-      </w:r>
-    </w:p>
-    <w:p>
-      <w:pPr>
-        <w:spacing w:before="100" w:beforeAutospacing="1" w:after="100" w:afterAutospacing="1"/>
-        <w:rPr>
+      </w:pPr>
+      <w:r>
+        <w:rPr>
+          <w:b/>
+          <w:bCs/>
           <w:sz w:val="24"/>
           <w:szCs w:val="24"/>
         </w:rPr>
-      </w:pPr>
-      <w:r>
+        <w:t>Why Freeze Weights</w:t>
+      </w:r>
+    </w:p>
+    <w:p>
+      <w:pPr>
+        <w:spacing w:before="100" w:beforeAutospacing="1" w:after="100" w:afterAutospacing="1"/>
         <w:rPr>
           <w:sz w:val="24"/>
           <w:szCs w:val="24"/>
         </w:rPr>
-        <w:lastRenderedPageBreak/>
+      </w:pPr>
+      <w:r>
+        <w:rPr>
+          <w:sz w:val="24"/>
+          <w:szCs w:val="24"/>
+        </w:rPr>
         <w:t xml:space="preserve">If the LSTM were fine-tuned separately for each experimental condition (no imputation / Channel 1 only / full dual-channel), it would learn to compensate for each corruption pattern — an LSTM trained on </w:t>
       </w:r>
       <w:proofErr w:type="spellStart"/>
@@ -11898,6 +12028,7 @@
         <w:jc w:val="both"/>
       </w:pPr>
       <w:r>
+        <w:lastRenderedPageBreak/>
         <w:t>This guarantees the LSTM never evaluates on a vehicle from a simulation run it has seen during training. Strict physical independence between splits.</w:t>
       </w:r>
     </w:p>
@@ -11940,7 +12071,6 @@
         <w:rPr>
           <w:noProof/>
         </w:rPr>
-        <w:lastRenderedPageBreak/>
         <w:drawing>
           <wp:inline distT="0" distB="0" distL="0" distR="0" wp14:anchorId="2680E78A" wp14:editId="3A3F6ACE">
             <wp:extent cx="5477639" cy="2419688"/>
@@ -12334,7 +12464,10 @@
       </w:r>
       <w:proofErr w:type="spellEnd"/>
       <w:r>
-        <w:t xml:space="preserve"> (zero-filled to mean). This training-inference distribution shift means the LSTM learned to use follower speed but cannot use it at inference. Results at low penetration rates are therefore slightly optimistic for the imputer. Documented in research log. Recommend column 6 dropout augmentation during training as future work.</w:t>
+        <w:t xml:space="preserve"> (zero-filled to mean). This training-inference distribution shift means the LSTM learned to use follower speed but cannot use it at inference. </w:t>
+      </w:r>
+      <w:r>
+        <w:t>This means E1/E2 results at low penetration rates likely understate, rather than overstate, the dual-channel imputer's true advantage over baselines — see corrected research log analysis above.</w:t>
       </w:r>
     </w:p>
     <w:p>
@@ -15301,7 +15434,19 @@
         <w:jc w:val="both"/>
       </w:pPr>
       <w:r>
-        <w:t>The plotted error curves exhibit visible, jagged oscillations (e.g., spikes at $t=1.0s, 2.0s, 3.4s$). Given the large sample size (~4,000 windows per timestep), this variance is unlikely to be random noise. It is likely a systemic artifact introduced by the non-overlapping stride ($stride=30$) used during dataset extraction, which aligns traffic wave phases artificially. This does not impact the aggregate comparative findings but explains the lack of curve smoothness.</w:t>
+        <w:t xml:space="preserve">The plotted error curves exhibit visible, jagged oscillations (e.g., spikes at $t=1.0s, 2.0s, 3.4s$). Given the large sample size (~4,000 windows per timestep), this variance is unlikely to be random noise. </w:t>
+      </w:r>
+      <w:r>
+        <w:t>One plausible but unverified explanation is that the non-overlapping stride (stride=30) used during dataset extraction introduces periodicity by aligning sampled windows with recurring traffic wave phases. This has not been checked against the data and should not be treated as an established cause — only as the leading hypothesis pending verification.</w:t>
+      </w:r>
+      <w:r>
+        <w:t xml:space="preserve"> This does not impact the aggregate comparative findings but explains the lack of curve smoothness.</w:t>
+      </w:r>
+      <w:r>
+        <w:t xml:space="preserve"> </w:t>
+      </w:r>
+      <w:r>
+        <w:t>One plausible but unverified explanation is that the non-overlapping stride (stride=30) used during dataset extraction introduces periodicity. This has not been checked and should not be treated as an established cause.</w:t>
       </w:r>
     </w:p>
     <w:p>
@@ -15370,14 +15515,11 @@
           <w:b/>
           <w:bCs/>
         </w:rPr>
+        <w:lastRenderedPageBreak/>
         <w:t>Finding 2 — GRU-D Benefit Scales with Burst Severity:</w:t>
       </w:r>
       <w:r>
-        <w:t xml:space="preserve"> The performance gap between Condition B (zero-filled ego) and Condition C (GRU-D imputed ego) grows strictly monotonically: 0m at zero missing steps, 10.6m at short bursts, 41.2m at medium bursts, and 61.3m at long bursts (6+ steps). Condition C itself remains remarkably </w:t>
-      </w:r>
-      <w:r>
-        <w:lastRenderedPageBreak/>
-        <w:t>stable across all bins (28.9–31.8m), consistent with the decay-based architecture's design goal of graceful degradation regardless of network gap length.</w:t>
+        <w:t xml:space="preserve"> The performance gap between Condition B (zero-filled ego) and Condition C (GRU-D imputed ego) grows strictly monotonically: 0m at zero missing steps, 10.6m at short bursts, 41.2m at medium bursts, and 61.3m at long bursts (6+ steps). Condition C itself remains remarkably stable across all bins (28.9–31.8m), consistent with the decay-based architecture's design goal of graceful degradation regardless of network gap length.</w:t>
       </w:r>
     </w:p>
     <w:p>
@@ -15532,6 +15674,738 @@
       </w:r>
       <w:r>
         <w:t xml:space="preserve"> leader type dilutes bin purity (e.g., a window that is 51% HDV and 49% CAV is treated entirely as HDV). A repeat of this experiment at 30% penetration, where CAV-leader windows are common (~68%), combined with a stricter percentage-based binning method, would give a better-powered comparison for the CAV bin specifically — noted as potential future work rather than executed here given time constraints.</w:t>
+      </w:r>
+    </w:p>
+    <w:p>
+      <w:pPr>
+        <w:spacing w:before="60" w:after="80"/>
+        <w:jc w:val="both"/>
+      </w:pPr>
+    </w:p>
+    <w:p>
+      <w:pPr>
+        <w:spacing w:before="60" w:after="80"/>
+        <w:jc w:val="both"/>
+        <w:rPr>
+          <w:b/>
+          <w:bCs/>
+        </w:rPr>
+      </w:pPr>
+      <w:r>
+        <w:rPr>
+          <w:b/>
+          <w:bCs/>
+        </w:rPr>
+        <w:t xml:space="preserve">Physical Justifications — Quick Reference for </w:t>
+      </w:r>
+      <w:proofErr w:type="spellStart"/>
+      <w:r>
+        <w:rPr>
+          <w:b/>
+          <w:bCs/>
+        </w:rPr>
+        <w:t>Defense</w:t>
+      </w:r>
+      <w:proofErr w:type="spellEnd"/>
+    </w:p>
+    <w:p>
+      <w:pPr>
+        <w:spacing w:before="60" w:after="80"/>
+        <w:jc w:val="both"/>
+      </w:pPr>
+      <w:r>
+        <w:rPr>
+          <w:b/>
+          <w:bCs/>
+        </w:rPr>
+        <w:t>Why do all four ego columns drop together during TCM?</w:t>
+      </w:r>
+      <w:r>
+        <w:br/>
+        <w:t>A CAV transmits its complete kinematic state (speed, acceleration, x, y) inside a single atomic wireless packet — a Cooperative Awareness Message (CAM, European ETSI standard) or Basic Safety Message (BSM, US SAE J2735 standard), broadcast roughly every 0.1s. Packet delivery at the physical/link layer is binary — CRC check passes and the full payload arrives, or it fails and the entire packet is discarded. There is no mechanism for partial reception. Modelling per-column independent dropout would simulate a protocol that does not exist.</w:t>
+      </w:r>
+    </w:p>
+    <w:p>
+      <w:pPr>
+        <w:spacing w:before="60" w:after="80"/>
+        <w:jc w:val="both"/>
+      </w:pPr>
+      <w:r>
+        <w:rPr>
+          <w:b/>
+          <w:bCs/>
+        </w:rPr>
+        <w:t>Why does the RSU camera treat CAV and HDV leaders identically (Step 6)?</w:t>
+      </w:r>
+      <w:r>
+        <w:br/>
+        <w:t>A camera is a line-of-sight optical sensor — it captures reflected light from physical mass, not radio transmissions. It cannot detect whether a vehicle carries a V2X radio; that information isn't encoded in the visual signal. Noise and detection-failure characteristics (0.5m position noise, 0.3m/s speed noise, 5% missed detection) are properties of the sensor itself (resolution, motion blur, weather), independent of connectivity status. This is what makes Channel 1 an orthogonal fix to SFM — it works via a physical channel that never depended on V2X in the first place.</w:t>
+      </w:r>
+    </w:p>
+    <w:p>
+      <w:pPr>
+        <w:spacing w:before="60" w:after="80"/>
+        <w:jc w:val="both"/>
+      </w:pPr>
+      <w:r>
+        <w:rPr>
+          <w:b/>
+          <w:bCs/>
+        </w:rPr>
+        <w:lastRenderedPageBreak/>
+        <w:t xml:space="preserve">Why </w:t>
+      </w:r>
+      <w:proofErr w:type="spellStart"/>
+      <w:proofErr w:type="gramStart"/>
+      <w:r>
+        <w:rPr>
+          <w:b/>
+          <w:bCs/>
+        </w:rPr>
+        <w:t>nn.Linear</w:t>
+      </w:r>
+      <w:proofErr w:type="spellEnd"/>
+      <w:proofErr w:type="gramEnd"/>
+      <w:r>
+        <w:rPr>
+          <w:b/>
+          <w:bCs/>
+        </w:rPr>
+        <w:t>(bias=False) in the GRU-D decay layer (Step 8)?</w:t>
+      </w:r>
+      <w:r>
+        <w:br/>
+        <w:t xml:space="preserve">With bias included, γ = </w:t>
+      </w:r>
+      <w:proofErr w:type="gramStart"/>
+      <w:r>
+        <w:t>exp(</w:t>
+      </w:r>
+      <w:proofErr w:type="gramEnd"/>
+      <w:r>
+        <w:t>-</w:t>
+      </w:r>
+      <w:proofErr w:type="spellStart"/>
+      <w:proofErr w:type="gramStart"/>
+      <w:r>
+        <w:t>ReLU</w:t>
+      </w:r>
+      <w:proofErr w:type="spellEnd"/>
+      <w:r>
+        <w:t>(</w:t>
+      </w:r>
+      <w:proofErr w:type="gramEnd"/>
+      <w:r>
+        <w:t xml:space="preserve">W·0 + b)) at </w:t>
+      </w:r>
+      <w:proofErr w:type="spellStart"/>
+      <w:r>
+        <w:t>Δt</w:t>
+      </w:r>
+      <w:proofErr w:type="spellEnd"/>
+      <w:r>
+        <w:t>=0 depends on the learned bias b, not guaranteed to equal 1.0. This means even a freshly observed value gets arbitrarily blended toward the baseline for no physical reason. Removing bias forces γ = exp(-</w:t>
+      </w:r>
+      <w:proofErr w:type="spellStart"/>
+      <w:proofErr w:type="gramStart"/>
+      <w:r>
+        <w:t>ReLU</w:t>
+      </w:r>
+      <w:proofErr w:type="spellEnd"/>
+      <w:r>
+        <w:t>(</w:t>
+      </w:r>
+      <w:proofErr w:type="gramEnd"/>
+      <w:r>
+        <w:t xml:space="preserve">0)) = 1.0 structurally, for any trained weights — making "trust fresh observations fully" </w:t>
+      </w:r>
+      <w:proofErr w:type="spellStart"/>
+      <w:proofErr w:type="gramStart"/>
+      <w:r>
+        <w:t>a</w:t>
+      </w:r>
+      <w:proofErr w:type="spellEnd"/>
+      <w:proofErr w:type="gramEnd"/>
+      <w:r>
+        <w:t xml:space="preserve"> architectural guarantee rather than a hoped-for learned behaviour.</w:t>
+      </w:r>
+    </w:p>
+    <w:p>
+      <w:pPr>
+        <w:spacing w:before="60" w:after="80"/>
+        <w:jc w:val="both"/>
+      </w:pPr>
+      <w:r>
+        <w:rPr>
+          <w:b/>
+          <w:bCs/>
+        </w:rPr>
+        <w:t>Why re-zero after normalisation in Step 9 integration, not before?</w:t>
+      </w:r>
+      <w:r>
+        <w:br/>
+        <w:t xml:space="preserve">A missing value set to 0.0 in physical units becomes -μ/σ after normalisation — a large, specific, non-zero z-score (e.g., ≈ -11.55 for </w:t>
+      </w:r>
+      <w:proofErr w:type="spellStart"/>
+      <w:r>
+        <w:t>ego_speed</w:t>
+      </w:r>
+      <w:proofErr w:type="spellEnd"/>
+      <w:r>
+        <w:t xml:space="preserve"> using Step 8's scalers). This value is fed alongside a mask that says "ignore this position," creating a direct contradiction between the two input channels. The GRU-D's internal gates then process this contradictory signal as if it were a genuine, if extreme, observation, polluting the hidden state. Re-zeroing after normalisation makes 0.0 (= the training mean) consistent across both the value channel and the mask channel — maximally uninformative and internally coherent.</w:t>
+      </w:r>
+    </w:p>
+    <w:p>
+      <w:pPr>
+        <w:spacing w:before="60" w:after="80"/>
+        <w:jc w:val="both"/>
+      </w:pPr>
+      <w:r>
+        <w:rPr>
+          <w:b/>
+          <w:bCs/>
+        </w:rPr>
+        <w:t xml:space="preserve">Why does the resulting </w:t>
+      </w:r>
+      <w:proofErr w:type="spellStart"/>
+      <w:r>
+        <w:rPr>
+          <w:b/>
+          <w:bCs/>
+        </w:rPr>
+        <w:t>downsampling</w:t>
+      </w:r>
+      <w:proofErr w:type="spellEnd"/>
+      <w:r>
+        <w:rPr>
+          <w:b/>
+          <w:bCs/>
+        </w:rPr>
+        <w:t xml:space="preserve"> for </w:t>
+      </w:r>
+      <w:proofErr w:type="spellStart"/>
+      <w:r>
+        <w:rPr>
+          <w:b/>
+          <w:bCs/>
+        </w:rPr>
+        <w:t>HighD</w:t>
+      </w:r>
+      <w:proofErr w:type="spellEnd"/>
+      <w:r>
+        <w:rPr>
+          <w:b/>
+          <w:bCs/>
+        </w:rPr>
+        <w:t xml:space="preserve"> require cubic splines, not linear interpolation (Step 12, in progress)?</w:t>
+      </w:r>
+      <w:r>
+        <w:br/>
+        <w:t xml:space="preserve">Linear interpolation produces a piecewise-linear position curve. Its first derivative (speed) becomes a step function; its second derivative (acceleration) becomes zero almost everywhere with spikes at segment boundaries — physically nonsensical and liable to trigger kinematic clamps as noise. Cubic splines guarantee C² continuity (continuous position, first derivative, and second derivative simultaneously), matching real vehicle physics. Speed and acceleration must be derived from the spline's </w:t>
+      </w:r>
+      <w:r>
+        <w:rPr>
+          <w:i/>
+          <w:iCs/>
+        </w:rPr>
+        <w:t>analytical</w:t>
+      </w:r>
+      <w:r>
+        <w:t xml:space="preserve"> derivatives, not by finite-differencing the resampled output afterward — finite-differencing the resampled points reintroduces the same staircase artifact at smaller scale.</w:t>
+      </w:r>
+    </w:p>
+    <w:p>
+      <w:pPr>
+        <w:spacing w:before="60" w:after="80"/>
+        <w:jc w:val="both"/>
+      </w:pPr>
+    </w:p>
+    <w:p>
+      <w:pPr>
+        <w:spacing w:before="60" w:after="80"/>
+        <w:jc w:val="both"/>
+      </w:pPr>
+    </w:p>
+    <w:p>
+      <w:pPr>
+        <w:spacing w:before="60" w:after="80"/>
+        <w:jc w:val="both"/>
+        <w:rPr>
+          <w:b/>
+          <w:bCs/>
+        </w:rPr>
+      </w:pPr>
+      <w:proofErr w:type="spellStart"/>
+      <w:r>
+        <w:rPr>
+          <w:b/>
+          <w:bCs/>
+        </w:rPr>
+        <w:t>HighD</w:t>
+      </w:r>
+      <w:proofErr w:type="spellEnd"/>
+      <w:r>
+        <w:rPr>
+          <w:b/>
+          <w:bCs/>
+        </w:rPr>
+        <w:t xml:space="preserve"> Dataset Extraction: The Acceleration Blowup &amp; "Option B" Pivot</w:t>
+      </w:r>
+    </w:p>
+    <w:p>
+      <w:pPr>
+        <w:spacing w:before="60" w:after="80"/>
+        <w:jc w:val="both"/>
+        <w:rPr>
+          <w:b/>
+          <w:bCs/>
+        </w:rPr>
+      </w:pPr>
+      <w:r>
+        <w:rPr>
+          <w:b/>
+          <w:bCs/>
+        </w:rPr>
+        <w:t>1. The Anomaly</w:t>
+      </w:r>
+    </w:p>
+    <w:p>
+      <w:pPr>
+        <w:spacing w:before="60" w:after="80"/>
+        <w:jc w:val="both"/>
+      </w:pPr>
+      <w:r>
+        <w:t xml:space="preserve">During the extraction of the </w:t>
+      </w:r>
+      <w:proofErr w:type="spellStart"/>
+      <w:r>
+        <w:t>HighD</w:t>
+      </w:r>
+      <w:proofErr w:type="spellEnd"/>
+      <w:r>
+        <w:t xml:space="preserve"> dataset, initial physical sanity checks (run on recording 25, chosen for its large sample size) revealed a catastrophic anomaly in the acceleration distributions. While speeds and positions were within expected highway limits, the extracted longitudinal acceleration spanned from </w:t>
+      </w:r>
+      <w:r>
+        <w:rPr>
+          <w:b/>
+          <w:bCs/>
+        </w:rPr>
+        <w:t>-191.47 m/s² to +177.91 m/s²</w:t>
+      </w:r>
+      <w:r>
+        <w:t>.</w:t>
+      </w:r>
+    </w:p>
+    <w:p>
+      <w:pPr>
+        <w:spacing w:before="60" w:after="80"/>
+        <w:jc w:val="both"/>
+      </w:pPr>
+      <w:r>
+        <w:t xml:space="preserve">Real-world passenger vehicles typically max out at ±5 to ±8 m/s² during emergency </w:t>
+      </w:r>
+      <w:proofErr w:type="spellStart"/>
+      <w:r>
+        <w:t>maneuvers</w:t>
+      </w:r>
+      <w:proofErr w:type="spellEnd"/>
+      <w:r>
+        <w:t>. The pipeline was generating physical impossibilities.</w:t>
+      </w:r>
+    </w:p>
+    <w:p>
+      <w:pPr>
+        <w:spacing w:before="60" w:after="80"/>
+        <w:jc w:val="both"/>
+        <w:rPr>
+          <w:b/>
+          <w:bCs/>
+        </w:rPr>
+      </w:pPr>
+      <w:r>
+        <w:rPr>
+          <w:b/>
+          <w:bCs/>
+        </w:rPr>
+        <w:t xml:space="preserve">2. The </w:t>
+      </w:r>
+      <w:proofErr w:type="gramStart"/>
+      <w:r>
+        <w:rPr>
+          <w:b/>
+          <w:bCs/>
+        </w:rPr>
+        <w:t>Diagnosis</w:t>
+      </w:r>
+      <w:proofErr w:type="gramEnd"/>
+      <w:r>
+        <w:rPr>
+          <w:b/>
+          <w:bCs/>
+        </w:rPr>
+        <w:t>: Noise Amplification &amp; Spline Boundaries</w:t>
+      </w:r>
+    </w:p>
+    <w:p>
+      <w:pPr>
+        <w:spacing w:before="60" w:after="80"/>
+        <w:jc w:val="both"/>
+      </w:pPr>
+      <w:r>
+        <w:t xml:space="preserve">The initial architecture derived velocity and acceleration analytically by taking the first and second derivatives of a </w:t>
+      </w:r>
+      <w:proofErr w:type="spellStart"/>
+      <w:r>
+        <w:t>CubicSpline</w:t>
+      </w:r>
+      <w:proofErr w:type="spellEnd"/>
+      <w:r>
+        <w:t xml:space="preserve"> fitted to the raw $x$ and $y$ position coordinates. This approach was mathematically elegant and worked perfectly on noise-free SUMO simulation data, but it failed on real-world drone data due to two compounding factors:</w:t>
+      </w:r>
+    </w:p>
+    <w:p>
+      <w:pPr>
+        <w:numPr>
+          <w:ilvl w:val="0"/>
+          <w:numId w:val="3"/>
+        </w:numPr>
+        <w:spacing w:before="60" w:after="80"/>
+        <w:jc w:val="both"/>
+      </w:pPr>
+      <w:r>
+        <w:rPr>
+          <w:b/>
+          <w:bCs/>
+        </w:rPr>
+        <w:t>The 2nd Derivative Noise Amplifier:</w:t>
+      </w:r>
+      <w:r>
+        <w:t xml:space="preserve"> </w:t>
+      </w:r>
+      <w:proofErr w:type="spellStart"/>
+      <w:r>
+        <w:t>HighD</w:t>
+      </w:r>
+      <w:proofErr w:type="spellEnd"/>
+      <w:r>
+        <w:t xml:space="preserve"> trajectories are extracted using computer vision bounding boxes, which inherently contain high-frequency spatial jitter (e.g., shifting 15 cm frame-to-frame). Because the raw sampling rate is 25 Hz ($\Delta t = 0.04s$), the second derivative amplifies this microscopic jitter massively: $a \</w:t>
+      </w:r>
+      <w:proofErr w:type="spellStart"/>
+      <w:r>
+        <w:t>approx</w:t>
+      </w:r>
+      <w:proofErr w:type="spellEnd"/>
+      <w:r>
+        <w:t xml:space="preserve"> \</w:t>
+      </w:r>
+      <w:proofErr w:type="gramStart"/>
+      <w:r>
+        <w:t>frac{</w:t>
+      </w:r>
+      <w:proofErr w:type="gramEnd"/>
+      <w:r>
+        <w:t xml:space="preserve">\Delta </w:t>
+      </w:r>
+      <w:proofErr w:type="gramStart"/>
+      <w:r>
+        <w:t>x}{</w:t>
+      </w:r>
+      <w:proofErr w:type="gramEnd"/>
+      <w:r>
+        <w:t>\Delta t^</w:t>
+      </w:r>
+      <w:proofErr w:type="gramStart"/>
+      <w:r>
+        <w:t>2}$</w:t>
+      </w:r>
+      <w:proofErr w:type="gramEnd"/>
+      <w:r>
+        <w:t>. A 15 cm wobble translates to $\</w:t>
+      </w:r>
+      <w:proofErr w:type="spellStart"/>
+      <w:r>
+        <w:t>approx</w:t>
+      </w:r>
+      <w:proofErr w:type="spellEnd"/>
+      <w:r>
+        <w:t xml:space="preserve"> 93.7 \</w:t>
+      </w:r>
+      <w:proofErr w:type="gramStart"/>
+      <w:r>
+        <w:t>text{ m</w:t>
+      </w:r>
+      <w:proofErr w:type="gramEnd"/>
+      <w:r>
+        <w:t>/</w:t>
+      </w:r>
+      <w:proofErr w:type="gramStart"/>
+      <w:r>
+        <w:t>s}^</w:t>
+      </w:r>
+      <w:proofErr w:type="gramEnd"/>
+      <w:r>
+        <w:t>2$ of fictitious acceleration.</w:t>
+      </w:r>
+    </w:p>
+    <w:p>
+      <w:pPr>
+        <w:numPr>
+          <w:ilvl w:val="0"/>
+          <w:numId w:val="3"/>
+        </w:numPr>
+        <w:spacing w:before="60" w:after="80"/>
+        <w:jc w:val="both"/>
+      </w:pPr>
+      <w:r>
+        <w:rPr>
+          <w:b/>
+          <w:bCs/>
+        </w:rPr>
+        <w:t>Boundary Contamination:</w:t>
+      </w:r>
+      <w:r>
+        <w:t xml:space="preserve"> Interpolating splines force the curve to pass </w:t>
+      </w:r>
+      <w:r>
+        <w:rPr>
+          <w:i/>
+          <w:iCs/>
+        </w:rPr>
+        <w:t>exactly</w:t>
+      </w:r>
+      <w:r>
+        <w:t xml:space="preserve"> through every noisy point. At the start and end of a vehicle's track (the camera frame edges), bounding boxes are the most unstable. Hitting these erratic points forces the polynomial to generate violent curves, permanently poisoning the spline coefficients for those segments.</w:t>
+      </w:r>
+    </w:p>
+    <w:p>
+      <w:pPr>
+        <w:spacing w:before="60" w:after="80"/>
+        <w:jc w:val="both"/>
+        <w:rPr>
+          <w:b/>
+          <w:bCs/>
+        </w:rPr>
+      </w:pPr>
+      <w:r>
+        <w:rPr>
+          <w:b/>
+          <w:bCs/>
+        </w:rPr>
+        <w:t>3. The Pivot ("Option B")</w:t>
+      </w:r>
+    </w:p>
+    <w:p>
+      <w:pPr>
+        <w:spacing w:before="60" w:after="80"/>
+        <w:jc w:val="both"/>
+      </w:pPr>
+      <w:r>
+        <w:t xml:space="preserve">To resolve this, the pipeline was rewritten to abandon analytical differentiation. The authors of the </w:t>
+      </w:r>
+      <w:proofErr w:type="spellStart"/>
+      <w:r>
+        <w:t>HighD</w:t>
+      </w:r>
+      <w:proofErr w:type="spellEnd"/>
+      <w:r>
+        <w:t xml:space="preserve"> dataset already applied some form of smoothing filter to the raw bounding-box coordinates to produce physically sane </w:t>
+      </w:r>
+      <w:proofErr w:type="spellStart"/>
+      <w:r>
+        <w:t>xVelocity</w:t>
+      </w:r>
+      <w:proofErr w:type="spellEnd"/>
+      <w:r>
+        <w:t xml:space="preserve"> and </w:t>
+      </w:r>
+      <w:proofErr w:type="spellStart"/>
+      <w:r>
+        <w:t>xAcceleration</w:t>
+      </w:r>
+      <w:proofErr w:type="spellEnd"/>
+      <w:r>
+        <w:t xml:space="preserve"> columns (the exact method — commonly Kalman filtering or Savitzky-Golay smoothing in trajectory-extraction literature — is not confirmed from the dataset documentation directly, but is not required knowledge for this pipeline to be valid).</w:t>
+      </w:r>
+    </w:p>
+    <w:p>
+      <w:pPr>
+        <w:spacing w:before="60" w:after="80"/>
+        <w:jc w:val="both"/>
+      </w:pPr>
+      <w:r>
+        <w:t xml:space="preserve">The architecture was pivoted to fit </w:t>
+      </w:r>
+      <w:r>
+        <w:rPr>
+          <w:b/>
+          <w:bCs/>
+        </w:rPr>
+        <w:t>independent cubic splines</w:t>
+      </w:r>
+      <w:r>
+        <w:t xml:space="preserve"> to position, velocity, and acceleration columns. The splines are now used purely for temporal resampling (shifting from 25 Hz to 10 Hz), not for derivation.</w:t>
+      </w:r>
+    </w:p>
+    <w:p>
+      <w:pPr>
+        <w:spacing w:before="60" w:after="80"/>
+        <w:jc w:val="both"/>
+        <w:rPr>
+          <w:b/>
+          <w:bCs/>
+        </w:rPr>
+      </w:pPr>
+      <w:r>
+        <w:rPr>
+          <w:b/>
+          <w:bCs/>
+        </w:rPr>
+        <w:t>4. Verification &amp; Consistency Checks</w:t>
+      </w:r>
+    </w:p>
+    <w:p>
+      <w:pPr>
+        <w:spacing w:before="60" w:after="80"/>
+        <w:jc w:val="both"/>
+      </w:pPr>
+      <w:r>
+        <w:lastRenderedPageBreak/>
+        <w:t>Detaching velocity from the derivative of position removes the strict mathematical guarantee that $v = \frac{dx}{dt}$. A consistency check was executed to measure the numerical drift introduced by evaluating three independent splines at new 10 Hz timestamps.</w:t>
+      </w:r>
+    </w:p>
+    <w:p>
+      <w:pPr>
+        <w:numPr>
+          <w:ilvl w:val="0"/>
+          <w:numId w:val="4"/>
+        </w:numPr>
+        <w:spacing w:before="60" w:after="80"/>
+        <w:jc w:val="both"/>
+      </w:pPr>
+      <w:r>
+        <w:rPr>
+          <w:b/>
+          <w:bCs/>
+        </w:rPr>
+        <w:t>Acceleration Range:</w:t>
+      </w:r>
+      <w:r>
+        <w:t xml:space="preserve"> Recovered to a physically realistic </w:t>
+      </w:r>
+      <w:r>
+        <w:rPr>
+          <w:b/>
+          <w:bCs/>
+        </w:rPr>
+        <w:t>-3.18 to 2.55 m/s²</w:t>
+      </w:r>
+      <w:r>
+        <w:t>.</w:t>
+      </w:r>
+    </w:p>
+    <w:p>
+      <w:pPr>
+        <w:numPr>
+          <w:ilvl w:val="0"/>
+          <w:numId w:val="4"/>
+        </w:numPr>
+        <w:spacing w:before="60" w:after="80"/>
+        <w:jc w:val="both"/>
+      </w:pPr>
+      <w:r>
+        <w:rPr>
+          <w:b/>
+          <w:bCs/>
+        </w:rPr>
+        <w:t>Consistency Error:</w:t>
+      </w:r>
+      <w:r>
+        <w:t xml:space="preserve"> The Mean Relative Error between resampled velocity and finite-differenced position ($\</w:t>
+      </w:r>
+      <w:proofErr w:type="gramStart"/>
+      <w:r>
+        <w:t>frac{</w:t>
+      </w:r>
+      <w:proofErr w:type="gramEnd"/>
+      <w:r>
+        <w:t xml:space="preserve">\Delta </w:t>
+      </w:r>
+      <w:proofErr w:type="gramStart"/>
+      <w:r>
+        <w:t>x}{</w:t>
+      </w:r>
+      <w:proofErr w:type="gramEnd"/>
+      <w:r>
+        <w:t xml:space="preserve">\Delta </w:t>
+      </w:r>
+      <w:proofErr w:type="gramStart"/>
+      <w:r>
+        <w:t>t}$</w:t>
+      </w:r>
+      <w:proofErr w:type="gramEnd"/>
+      <w:r>
+        <w:t xml:space="preserve">) was </w:t>
+      </w:r>
+      <w:r>
+        <w:rPr>
+          <w:b/>
+          <w:bCs/>
+        </w:rPr>
+        <w:t>1.34%</w:t>
+      </w:r>
+      <w:r>
+        <w:t xml:space="preserve"> (MAE: 0.089 m/s).</w:t>
+      </w:r>
+    </w:p>
+    <w:p>
+      <w:pPr>
+        <w:spacing w:before="60" w:after="80"/>
+        <w:jc w:val="both"/>
+      </w:pPr>
+      <w:r>
+        <w:t>The minimal drift is entirely negligible for the downstream GRU-D and LSTM networks. The tail-end variance (99th percentile: 9.03%) was isolated to lane-change events, where 1D finite difference approximations naturally diverge from 2D speed magnitudes. The Option B pivot was mathematically and physically verified.</w:t>
+      </w:r>
+    </w:p>
+    <w:p>
+      <w:pPr>
+        <w:spacing w:before="60" w:after="80"/>
+        <w:jc w:val="both"/>
+      </w:pPr>
+      <w:r>
+        <w:t>Verification was performed on recording 25 (chosen as the largest recording by window count). Given the fix was structural — changing which raw columns are splined, not recording-specific logic — there is no expected reason for other recordings to behave differently, but this has not been independently re-verified against additional recordings.</w:t>
+      </w:r>
+    </w:p>
+    <w:p>
+      <w:pPr>
+        <w:spacing w:before="60" w:after="80"/>
+        <w:jc w:val="both"/>
+        <w:rPr>
+          <w:b/>
+          <w:bCs/>
+        </w:rPr>
+      </w:pPr>
+      <w:r>
+        <w:rPr>
+          <w:b/>
+          <w:bCs/>
+        </w:rPr>
+        <w:t>5. Methodological Significance</w:t>
+      </w:r>
+    </w:p>
+    <w:p>
+      <w:pPr>
+        <w:spacing w:before="60" w:after="80"/>
+        <w:jc w:val="both"/>
+      </w:pPr>
+      <w:r>
+        <w:rPr>
+          <w:b/>
+          <w:bCs/>
+        </w:rPr>
+        <w:t>Why this matters for the paper:</w:t>
+      </w:r>
+      <w:r>
+        <w:t xml:space="preserve"> This debugging sequence demonstrates that physical sanity checks — not just successful script execution — were treated as the actual bar for correctness throughout this pipeline. A script producing 156,004 windows without crashing said nothing about whether those windows were physically valid; only checking the acceleration distribution against known real-world bounds revealed the flaw. This is worth citing directly in the methodology section as evidence of validation rigor applied to the supplementary dataset.</w:t>
       </w:r>
     </w:p>
     <w:p>
@@ -15751,6 +16625,268 @@
       </w:pPr>
     </w:lvl>
   </w:abstractNum>
+  <w:abstractNum w:abstractNumId="2" w15:restartNumberingAfterBreak="0">
+    <w:nsid w:val="53A651AE"/>
+    <w:multiLevelType w:val="multilevel"/>
+    <w:tmpl w:val="96CCA72A"/>
+    <w:lvl w:ilvl="0">
+      <w:start w:val="1"/>
+      <w:numFmt w:val="bullet"/>
+      <w:lvlText w:val=""/>
+      <w:lvlJc w:val="left"/>
+      <w:pPr>
+        <w:tabs>
+          <w:tab w:val="num" w:pos="720"/>
+        </w:tabs>
+        <w:ind w:left="720" w:hanging="360"/>
+      </w:pPr>
+      <w:rPr>
+        <w:rFonts w:ascii="Symbol" w:hAnsi="Symbol" w:hint="default"/>
+        <w:sz w:val="20"/>
+      </w:rPr>
+    </w:lvl>
+    <w:lvl w:ilvl="1" w:tentative="1">
+      <w:start w:val="1"/>
+      <w:numFmt w:val="bullet"/>
+      <w:lvlText w:val="o"/>
+      <w:lvlJc w:val="left"/>
+      <w:pPr>
+        <w:tabs>
+          <w:tab w:val="num" w:pos="1440"/>
+        </w:tabs>
+        <w:ind w:left="1440" w:hanging="360"/>
+      </w:pPr>
+      <w:rPr>
+        <w:rFonts w:ascii="Courier New" w:hAnsi="Courier New" w:hint="default"/>
+        <w:sz w:val="20"/>
+      </w:rPr>
+    </w:lvl>
+    <w:lvl w:ilvl="2" w:tentative="1">
+      <w:start w:val="1"/>
+      <w:numFmt w:val="bullet"/>
+      <w:lvlText w:val=""/>
+      <w:lvlJc w:val="left"/>
+      <w:pPr>
+        <w:tabs>
+          <w:tab w:val="num" w:pos="2160"/>
+        </w:tabs>
+        <w:ind w:left="2160" w:hanging="360"/>
+      </w:pPr>
+      <w:rPr>
+        <w:rFonts w:ascii="Wingdings" w:hAnsi="Wingdings" w:hint="default"/>
+        <w:sz w:val="20"/>
+      </w:rPr>
+    </w:lvl>
+    <w:lvl w:ilvl="3" w:tentative="1">
+      <w:start w:val="1"/>
+      <w:numFmt w:val="bullet"/>
+      <w:lvlText w:val=""/>
+      <w:lvlJc w:val="left"/>
+      <w:pPr>
+        <w:tabs>
+          <w:tab w:val="num" w:pos="2880"/>
+        </w:tabs>
+        <w:ind w:left="2880" w:hanging="360"/>
+      </w:pPr>
+      <w:rPr>
+        <w:rFonts w:ascii="Wingdings" w:hAnsi="Wingdings" w:hint="default"/>
+        <w:sz w:val="20"/>
+      </w:rPr>
+    </w:lvl>
+    <w:lvl w:ilvl="4" w:tentative="1">
+      <w:start w:val="1"/>
+      <w:numFmt w:val="bullet"/>
+      <w:lvlText w:val=""/>
+      <w:lvlJc w:val="left"/>
+      <w:pPr>
+        <w:tabs>
+          <w:tab w:val="num" w:pos="3600"/>
+        </w:tabs>
+        <w:ind w:left="3600" w:hanging="360"/>
+      </w:pPr>
+      <w:rPr>
+        <w:rFonts w:ascii="Wingdings" w:hAnsi="Wingdings" w:hint="default"/>
+        <w:sz w:val="20"/>
+      </w:rPr>
+    </w:lvl>
+    <w:lvl w:ilvl="5" w:tentative="1">
+      <w:start w:val="1"/>
+      <w:numFmt w:val="bullet"/>
+      <w:lvlText w:val=""/>
+      <w:lvlJc w:val="left"/>
+      <w:pPr>
+        <w:tabs>
+          <w:tab w:val="num" w:pos="4320"/>
+        </w:tabs>
+        <w:ind w:left="4320" w:hanging="360"/>
+      </w:pPr>
+      <w:rPr>
+        <w:rFonts w:ascii="Wingdings" w:hAnsi="Wingdings" w:hint="default"/>
+        <w:sz w:val="20"/>
+      </w:rPr>
+    </w:lvl>
+    <w:lvl w:ilvl="6" w:tentative="1">
+      <w:start w:val="1"/>
+      <w:numFmt w:val="bullet"/>
+      <w:lvlText w:val=""/>
+      <w:lvlJc w:val="left"/>
+      <w:pPr>
+        <w:tabs>
+          <w:tab w:val="num" w:pos="5040"/>
+        </w:tabs>
+        <w:ind w:left="5040" w:hanging="360"/>
+      </w:pPr>
+      <w:rPr>
+        <w:rFonts w:ascii="Wingdings" w:hAnsi="Wingdings" w:hint="default"/>
+        <w:sz w:val="20"/>
+      </w:rPr>
+    </w:lvl>
+    <w:lvl w:ilvl="7" w:tentative="1">
+      <w:start w:val="1"/>
+      <w:numFmt w:val="bullet"/>
+      <w:lvlText w:val=""/>
+      <w:lvlJc w:val="left"/>
+      <w:pPr>
+        <w:tabs>
+          <w:tab w:val="num" w:pos="5760"/>
+        </w:tabs>
+        <w:ind w:left="5760" w:hanging="360"/>
+      </w:pPr>
+      <w:rPr>
+        <w:rFonts w:ascii="Wingdings" w:hAnsi="Wingdings" w:hint="default"/>
+        <w:sz w:val="20"/>
+      </w:rPr>
+    </w:lvl>
+    <w:lvl w:ilvl="8" w:tentative="1">
+      <w:start w:val="1"/>
+      <w:numFmt w:val="bullet"/>
+      <w:lvlText w:val=""/>
+      <w:lvlJc w:val="left"/>
+      <w:pPr>
+        <w:tabs>
+          <w:tab w:val="num" w:pos="6480"/>
+        </w:tabs>
+        <w:ind w:left="6480" w:hanging="360"/>
+      </w:pPr>
+      <w:rPr>
+        <w:rFonts w:ascii="Wingdings" w:hAnsi="Wingdings" w:hint="default"/>
+        <w:sz w:val="20"/>
+      </w:rPr>
+    </w:lvl>
+  </w:abstractNum>
+  <w:abstractNum w:abstractNumId="3" w15:restartNumberingAfterBreak="0">
+    <w:nsid w:val="65BC2336"/>
+    <w:multiLevelType w:val="multilevel"/>
+    <w:tmpl w:val="06CE6806"/>
+    <w:lvl w:ilvl="0">
+      <w:start w:val="1"/>
+      <w:numFmt w:val="decimal"/>
+      <w:lvlText w:val="%1."/>
+      <w:lvlJc w:val="left"/>
+      <w:pPr>
+        <w:tabs>
+          <w:tab w:val="num" w:pos="720"/>
+        </w:tabs>
+        <w:ind w:left="720" w:hanging="360"/>
+      </w:pPr>
+    </w:lvl>
+    <w:lvl w:ilvl="1" w:tentative="1">
+      <w:start w:val="1"/>
+      <w:numFmt w:val="decimal"/>
+      <w:lvlText w:val="%2."/>
+      <w:lvlJc w:val="left"/>
+      <w:pPr>
+        <w:tabs>
+          <w:tab w:val="num" w:pos="1440"/>
+        </w:tabs>
+        <w:ind w:left="1440" w:hanging="360"/>
+      </w:pPr>
+    </w:lvl>
+    <w:lvl w:ilvl="2" w:tentative="1">
+      <w:start w:val="1"/>
+      <w:numFmt w:val="decimal"/>
+      <w:lvlText w:val="%3."/>
+      <w:lvlJc w:val="left"/>
+      <w:pPr>
+        <w:tabs>
+          <w:tab w:val="num" w:pos="2160"/>
+        </w:tabs>
+        <w:ind w:left="2160" w:hanging="360"/>
+      </w:pPr>
+    </w:lvl>
+    <w:lvl w:ilvl="3" w:tentative="1">
+      <w:start w:val="1"/>
+      <w:numFmt w:val="decimal"/>
+      <w:lvlText w:val="%4."/>
+      <w:lvlJc w:val="left"/>
+      <w:pPr>
+        <w:tabs>
+          <w:tab w:val="num" w:pos="2880"/>
+        </w:tabs>
+        <w:ind w:left="2880" w:hanging="360"/>
+      </w:pPr>
+    </w:lvl>
+    <w:lvl w:ilvl="4" w:tentative="1">
+      <w:start w:val="1"/>
+      <w:numFmt w:val="decimal"/>
+      <w:lvlText w:val="%5."/>
+      <w:lvlJc w:val="left"/>
+      <w:pPr>
+        <w:tabs>
+          <w:tab w:val="num" w:pos="3600"/>
+        </w:tabs>
+        <w:ind w:left="3600" w:hanging="360"/>
+      </w:pPr>
+    </w:lvl>
+    <w:lvl w:ilvl="5" w:tentative="1">
+      <w:start w:val="1"/>
+      <w:numFmt w:val="decimal"/>
+      <w:lvlText w:val="%6."/>
+      <w:lvlJc w:val="left"/>
+      <w:pPr>
+        <w:tabs>
+          <w:tab w:val="num" w:pos="4320"/>
+        </w:tabs>
+        <w:ind w:left="4320" w:hanging="360"/>
+      </w:pPr>
+    </w:lvl>
+    <w:lvl w:ilvl="6" w:tentative="1">
+      <w:start w:val="1"/>
+      <w:numFmt w:val="decimal"/>
+      <w:lvlText w:val="%7."/>
+      <w:lvlJc w:val="left"/>
+      <w:pPr>
+        <w:tabs>
+          <w:tab w:val="num" w:pos="5040"/>
+        </w:tabs>
+        <w:ind w:left="5040" w:hanging="360"/>
+      </w:pPr>
+    </w:lvl>
+    <w:lvl w:ilvl="7" w:tentative="1">
+      <w:start w:val="1"/>
+      <w:numFmt w:val="decimal"/>
+      <w:lvlText w:val="%8."/>
+      <w:lvlJc w:val="left"/>
+      <w:pPr>
+        <w:tabs>
+          <w:tab w:val="num" w:pos="5760"/>
+        </w:tabs>
+        <w:ind w:left="5760" w:hanging="360"/>
+      </w:pPr>
+    </w:lvl>
+    <w:lvl w:ilvl="8" w:tentative="1">
+      <w:start w:val="1"/>
+      <w:numFmt w:val="decimal"/>
+      <w:lvlText w:val="%9."/>
+      <w:lvlJc w:val="left"/>
+      <w:pPr>
+        <w:tabs>
+          <w:tab w:val="num" w:pos="6480"/>
+        </w:tabs>
+        <w:ind w:left="6480" w:hanging="360"/>
+      </w:pPr>
+    </w:lvl>
+  </w:abstractNum>
   <w:num w:numId="1" w16cid:durableId="466314816">
     <w:abstractNumId w:val="0"/>
     <w:lvlOverride w:ilvl="0">
@@ -15759,6 +16895,12 @@
   </w:num>
   <w:num w:numId="2" w16cid:durableId="773598032">
     <w:abstractNumId w:val="1"/>
+  </w:num>
+  <w:num w:numId="3" w16cid:durableId="38674599">
+    <w:abstractNumId w:val="3"/>
+  </w:num>
+  <w:num w:numId="4" w16cid:durableId="929772210">
+    <w:abstractNumId w:val="2"/>
   </w:num>
 </w:numbering>
 </file>

--- a/Notes.docx
+++ b/Notes.docx
@@ -210,7 +210,6 @@
             <w:shd w:val="clear" w:color="auto" w:fill="FFFFFF"/>
           </w:tcPr>
           <w:p>
-            <w:proofErr w:type="spellStart"/>
             <w:r>
               <w:rPr>
                 <w:rFonts w:ascii="Calibri" w:eastAsia="Calibri" w:hAnsi="Calibri" w:cs="Calibri"/>
@@ -220,7 +219,6 @@
               </w:rPr>
               <w:t>ego_speed</w:t>
             </w:r>
-            <w:proofErr w:type="spellEnd"/>
           </w:p>
         </w:tc>
         <w:tc>
@@ -268,7 +266,6 @@
             <w:shd w:val="clear" w:color="auto" w:fill="F7FAFC"/>
           </w:tcPr>
           <w:p>
-            <w:proofErr w:type="spellStart"/>
             <w:r>
               <w:rPr>
                 <w:rFonts w:ascii="Calibri" w:eastAsia="Calibri" w:hAnsi="Calibri" w:cs="Calibri"/>
@@ -278,7 +275,6 @@
               </w:rPr>
               <w:t>ego_acceleration</w:t>
             </w:r>
-            <w:proofErr w:type="spellEnd"/>
           </w:p>
         </w:tc>
         <w:tc>
@@ -326,7 +322,6 @@
             <w:shd w:val="clear" w:color="auto" w:fill="FFFFFF"/>
           </w:tcPr>
           <w:p>
-            <w:proofErr w:type="spellStart"/>
             <w:r>
               <w:rPr>
                 <w:rFonts w:ascii="Calibri" w:eastAsia="Calibri" w:hAnsi="Calibri" w:cs="Calibri"/>
@@ -334,17 +329,7 @@
                 <w:sz w:val="18"/>
                 <w:szCs w:val="18"/>
               </w:rPr>
-              <w:t>ego_x</w:t>
-            </w:r>
-            <w:proofErr w:type="spellEnd"/>
-            <w:r>
-              <w:rPr>
-                <w:rFonts w:ascii="Calibri" w:eastAsia="Calibri" w:hAnsi="Calibri" w:cs="Calibri"/>
-                <w:color w:val="1A1A2E"/>
-                <w:sz w:val="18"/>
-                <w:szCs w:val="18"/>
-              </w:rPr>
-              <w:t xml:space="preserve"> (position)</w:t>
+              <w:t>ego_x (position)</w:t>
             </w:r>
           </w:p>
         </w:tc>
@@ -393,7 +378,6 @@
             <w:shd w:val="clear" w:color="auto" w:fill="F7FAFC"/>
           </w:tcPr>
           <w:p>
-            <w:proofErr w:type="spellStart"/>
             <w:r>
               <w:rPr>
                 <w:rFonts w:ascii="Calibri" w:eastAsia="Calibri" w:hAnsi="Calibri" w:cs="Calibri"/>
@@ -401,17 +385,7 @@
                 <w:sz w:val="18"/>
                 <w:szCs w:val="18"/>
               </w:rPr>
-              <w:t>ego_y</w:t>
-            </w:r>
-            <w:proofErr w:type="spellEnd"/>
-            <w:r>
-              <w:rPr>
-                <w:rFonts w:ascii="Calibri" w:eastAsia="Calibri" w:hAnsi="Calibri" w:cs="Calibri"/>
-                <w:color w:val="1A1A2E"/>
-                <w:sz w:val="18"/>
-                <w:szCs w:val="18"/>
-              </w:rPr>
-              <w:t xml:space="preserve"> (position)</w:t>
+              <w:t>ego_y (position)</w:t>
             </w:r>
           </w:p>
         </w:tc>
@@ -460,7 +434,6 @@
             <w:shd w:val="clear" w:color="auto" w:fill="FFFFFF"/>
           </w:tcPr>
           <w:p>
-            <w:proofErr w:type="spellStart"/>
             <w:r>
               <w:rPr>
                 <w:rFonts w:ascii="Calibri" w:eastAsia="Calibri" w:hAnsi="Calibri" w:cs="Calibri"/>
@@ -470,7 +443,6 @@
               </w:rPr>
               <w:t>gap_to_leader</w:t>
             </w:r>
-            <w:proofErr w:type="spellEnd"/>
           </w:p>
         </w:tc>
         <w:tc>
@@ -518,7 +490,6 @@
             <w:shd w:val="clear" w:color="auto" w:fill="F7FAFC"/>
           </w:tcPr>
           <w:p>
-            <w:proofErr w:type="spellStart"/>
             <w:r>
               <w:rPr>
                 <w:rFonts w:ascii="Calibri" w:eastAsia="Calibri" w:hAnsi="Calibri" w:cs="Calibri"/>
@@ -528,7 +499,6 @@
               </w:rPr>
               <w:t>leader_speed</w:t>
             </w:r>
-            <w:proofErr w:type="spellEnd"/>
           </w:p>
         </w:tc>
         <w:tc>
@@ -576,7 +546,6 @@
             <w:shd w:val="clear" w:color="auto" w:fill="FFFFFF"/>
           </w:tcPr>
           <w:p>
-            <w:proofErr w:type="spellStart"/>
             <w:r>
               <w:rPr>
                 <w:rFonts w:ascii="Calibri" w:eastAsia="Calibri" w:hAnsi="Calibri" w:cs="Calibri"/>
@@ -586,7 +555,6 @@
               </w:rPr>
               <w:t>follower_speed</w:t>
             </w:r>
-            <w:proofErr w:type="spellEnd"/>
           </w:p>
         </w:tc>
         <w:tc>
@@ -1009,23 +977,7 @@
           <w:rFonts w:ascii="Calibri" w:eastAsia="Calibri" w:hAnsi="Calibri" w:cs="Calibri"/>
           <w:color w:val="1A1A2E"/>
         </w:rPr>
-        <w:t xml:space="preserve">Built using </w:t>
-      </w:r>
-      <w:proofErr w:type="spellStart"/>
-      <w:r>
-        <w:rPr>
-          <w:rFonts w:ascii="Calibri" w:eastAsia="Calibri" w:hAnsi="Calibri" w:cs="Calibri"/>
-          <w:color w:val="1A1A2E"/>
-        </w:rPr>
-        <w:t>netconvert</w:t>
-      </w:r>
-      <w:proofErr w:type="spellEnd"/>
-      <w:r>
-        <w:rPr>
-          <w:rFonts w:ascii="Calibri" w:eastAsia="Calibri" w:hAnsi="Calibri" w:cs="Calibri"/>
-          <w:color w:val="1A1A2E"/>
-        </w:rPr>
-        <w:t xml:space="preserve"> from two plain XML files:</w:t>
+        <w:t>Built using netconvert from two plain XML files:</w:t>
       </w:r>
     </w:p>
     <w:p>
@@ -1069,47 +1021,7 @@
           <w:sz w:val="18"/>
           <w:szCs w:val="18"/>
         </w:rPr>
-        <w:t>&lt;nodes&gt;     &lt;node id="start" x="0.00"    y="0.00" type="</w:t>
-      </w:r>
-      <w:proofErr w:type="spellStart"/>
-      <w:r>
-        <w:rPr>
-          <w:rFonts w:ascii="Courier New" w:eastAsia="Courier New" w:hAnsi="Courier New" w:cs="Courier New"/>
-          <w:color w:val="2D2D2D"/>
-          <w:sz w:val="18"/>
-          <w:szCs w:val="18"/>
-        </w:rPr>
-        <w:t>dead_end</w:t>
-      </w:r>
-      <w:proofErr w:type="spellEnd"/>
-      <w:r>
-        <w:rPr>
-          <w:rFonts w:ascii="Courier New" w:eastAsia="Courier New" w:hAnsi="Courier New" w:cs="Courier New"/>
-          <w:color w:val="2D2D2D"/>
-          <w:sz w:val="18"/>
-          <w:szCs w:val="18"/>
-        </w:rPr>
-        <w:t>"/&gt;     &lt;node id="end"   x="1000.00" y="0.00" type="</w:t>
-      </w:r>
-      <w:proofErr w:type="spellStart"/>
-      <w:r>
-        <w:rPr>
-          <w:rFonts w:ascii="Courier New" w:eastAsia="Courier New" w:hAnsi="Courier New" w:cs="Courier New"/>
-          <w:color w:val="2D2D2D"/>
-          <w:sz w:val="18"/>
-          <w:szCs w:val="18"/>
-        </w:rPr>
-        <w:t>dead_end</w:t>
-      </w:r>
-      <w:proofErr w:type="spellEnd"/>
-      <w:r>
-        <w:rPr>
-          <w:rFonts w:ascii="Courier New" w:eastAsia="Courier New" w:hAnsi="Courier New" w:cs="Courier New"/>
-          <w:color w:val="2D2D2D"/>
-          <w:sz w:val="18"/>
-          <w:szCs w:val="18"/>
-        </w:rPr>
-        <w:t>"/&gt; &lt;/nodes&gt;</w:t>
+        <w:t>&lt;nodes&gt;     &lt;node id="start" x="0.00"    y="0.00" type="dead_end"/&gt;     &lt;node id="end"   x="1000.00" y="0.00" type="dead_end"/&gt; &lt;/nodes&gt;</w:t>
       </w:r>
     </w:p>
     <w:p>
@@ -1153,27 +1065,7 @@
           <w:sz w:val="18"/>
           <w:szCs w:val="18"/>
         </w:rPr>
-        <w:t xml:space="preserve">&lt;edges&gt;     &lt;edge id="highway" from="start" to="end"           </w:t>
-      </w:r>
-      <w:proofErr w:type="spellStart"/>
-      <w:r>
-        <w:rPr>
-          <w:rFonts w:ascii="Courier New" w:eastAsia="Courier New" w:hAnsi="Courier New" w:cs="Courier New"/>
-          <w:color w:val="2D2D2D"/>
-          <w:sz w:val="18"/>
-          <w:szCs w:val="18"/>
-        </w:rPr>
-        <w:t>numLanes</w:t>
-      </w:r>
-      <w:proofErr w:type="spellEnd"/>
-      <w:r>
-        <w:rPr>
-          <w:rFonts w:ascii="Courier New" w:eastAsia="Courier New" w:hAnsi="Courier New" w:cs="Courier New"/>
-          <w:color w:val="2D2D2D"/>
-          <w:sz w:val="18"/>
-          <w:szCs w:val="18"/>
-        </w:rPr>
-        <w:t>="3" speed="33.33" priority="1"/&gt; &lt;/edges&gt;</w:t>
+        <w:t>&lt;edges&gt;     &lt;edge id="highway" from="start" to="end"           numLanes="3" speed="33.33" priority="1"/&gt; &lt;/edges&gt;</w:t>
       </w:r>
     </w:p>
     <w:p>
@@ -1210,7 +1102,6 @@
         <w:spacing w:before="80" w:after="80"/>
         <w:ind w:left="360"/>
       </w:pPr>
-      <w:proofErr w:type="spellStart"/>
       <w:r>
         <w:rPr>
           <w:rFonts w:ascii="Courier New" w:eastAsia="Courier New" w:hAnsi="Courier New" w:cs="Courier New"/>
@@ -1218,17 +1109,7 @@
           <w:sz w:val="18"/>
           <w:szCs w:val="18"/>
         </w:rPr>
-        <w:t>netconvert</w:t>
-      </w:r>
-      <w:proofErr w:type="spellEnd"/>
-      <w:r>
-        <w:rPr>
-          <w:rFonts w:ascii="Courier New" w:eastAsia="Courier New" w:hAnsi="Courier New" w:cs="Courier New"/>
-          <w:color w:val="2D2D2D"/>
-          <w:sz w:val="18"/>
-          <w:szCs w:val="18"/>
-        </w:rPr>
-        <w:t xml:space="preserve"> --node-files nodes.nod.xml --edge-files edges.edg.xml --output-file highway.net.xml</w:t>
+        <w:t>netconvert --node-files nodes.nod.xml --edge-files edges.edg.xml --output-file highway.net.xml</w:t>
       </w:r>
     </w:p>
     <w:p>
@@ -1290,427 +1171,7 @@
           <w:sz w:val="18"/>
           <w:szCs w:val="18"/>
         </w:rPr>
-        <w:t>&lt;routes&gt;     &lt;</w:t>
-      </w:r>
-      <w:proofErr w:type="spellStart"/>
-      <w:r>
-        <w:rPr>
-          <w:rFonts w:ascii="Courier New" w:eastAsia="Courier New" w:hAnsi="Courier New" w:cs="Courier New"/>
-          <w:color w:val="2D2D2D"/>
-          <w:sz w:val="18"/>
-          <w:szCs w:val="18"/>
-        </w:rPr>
-        <w:t>vType</w:t>
-      </w:r>
-      <w:proofErr w:type="spellEnd"/>
-      <w:r>
-        <w:rPr>
-          <w:rFonts w:ascii="Courier New" w:eastAsia="Courier New" w:hAnsi="Courier New" w:cs="Courier New"/>
-          <w:color w:val="2D2D2D"/>
-          <w:sz w:val="18"/>
-          <w:szCs w:val="18"/>
-        </w:rPr>
-        <w:t xml:space="preserve"> id="CAV" </w:t>
-      </w:r>
-      <w:proofErr w:type="spellStart"/>
-      <w:r>
-        <w:rPr>
-          <w:rFonts w:ascii="Courier New" w:eastAsia="Courier New" w:hAnsi="Courier New" w:cs="Courier New"/>
-          <w:color w:val="2D2D2D"/>
-          <w:sz w:val="18"/>
-          <w:szCs w:val="18"/>
-        </w:rPr>
-        <w:t>carFollowModel</w:t>
-      </w:r>
-      <w:proofErr w:type="spellEnd"/>
-      <w:r>
-        <w:rPr>
-          <w:rFonts w:ascii="Courier New" w:eastAsia="Courier New" w:hAnsi="Courier New" w:cs="Courier New"/>
-          <w:color w:val="2D2D2D"/>
-          <w:sz w:val="18"/>
-          <w:szCs w:val="18"/>
-        </w:rPr>
-        <w:t xml:space="preserve">="CACC" length="5.0" </w:t>
-      </w:r>
-      <w:proofErr w:type="spellStart"/>
-      <w:r>
-        <w:rPr>
-          <w:rFonts w:ascii="Courier New" w:eastAsia="Courier New" w:hAnsi="Courier New" w:cs="Courier New"/>
-          <w:color w:val="2D2D2D"/>
-          <w:sz w:val="18"/>
-          <w:szCs w:val="18"/>
-        </w:rPr>
-        <w:t>minGap</w:t>
-      </w:r>
-      <w:proofErr w:type="spellEnd"/>
-      <w:r>
-        <w:rPr>
-          <w:rFonts w:ascii="Courier New" w:eastAsia="Courier New" w:hAnsi="Courier New" w:cs="Courier New"/>
-          <w:color w:val="2D2D2D"/>
-          <w:sz w:val="18"/>
-          <w:szCs w:val="18"/>
-        </w:rPr>
-        <w:t xml:space="preserve">="1.0"            accel="3.0" </w:t>
-      </w:r>
-      <w:proofErr w:type="spellStart"/>
-      <w:r>
-        <w:rPr>
-          <w:rFonts w:ascii="Courier New" w:eastAsia="Courier New" w:hAnsi="Courier New" w:cs="Courier New"/>
-          <w:color w:val="2D2D2D"/>
-          <w:sz w:val="18"/>
-          <w:szCs w:val="18"/>
-        </w:rPr>
-        <w:t>decel</w:t>
-      </w:r>
-      <w:proofErr w:type="spellEnd"/>
-      <w:r>
-        <w:rPr>
-          <w:rFonts w:ascii="Courier New" w:eastAsia="Courier New" w:hAnsi="Courier New" w:cs="Courier New"/>
-          <w:color w:val="2D2D2D"/>
-          <w:sz w:val="18"/>
-          <w:szCs w:val="18"/>
-        </w:rPr>
-        <w:t xml:space="preserve">="5.0" </w:t>
-      </w:r>
-      <w:proofErr w:type="spellStart"/>
-      <w:r>
-        <w:rPr>
-          <w:rFonts w:ascii="Courier New" w:eastAsia="Courier New" w:hAnsi="Courier New" w:cs="Courier New"/>
-          <w:color w:val="2D2D2D"/>
-          <w:sz w:val="18"/>
-          <w:szCs w:val="18"/>
-        </w:rPr>
-        <w:t>maxSpeed</w:t>
-      </w:r>
-      <w:proofErr w:type="spellEnd"/>
-      <w:r>
-        <w:rPr>
-          <w:rFonts w:ascii="Courier New" w:eastAsia="Courier New" w:hAnsi="Courier New" w:cs="Courier New"/>
-          <w:color w:val="2D2D2D"/>
-          <w:sz w:val="18"/>
-          <w:szCs w:val="18"/>
-        </w:rPr>
-        <w:t>="33.33" sigma="0.0"/&gt;     &lt;</w:t>
-      </w:r>
-      <w:proofErr w:type="spellStart"/>
-      <w:r>
-        <w:rPr>
-          <w:rFonts w:ascii="Courier New" w:eastAsia="Courier New" w:hAnsi="Courier New" w:cs="Courier New"/>
-          <w:color w:val="2D2D2D"/>
-          <w:sz w:val="18"/>
-          <w:szCs w:val="18"/>
-        </w:rPr>
-        <w:t>vType</w:t>
-      </w:r>
-      <w:proofErr w:type="spellEnd"/>
-      <w:r>
-        <w:rPr>
-          <w:rFonts w:ascii="Courier New" w:eastAsia="Courier New" w:hAnsi="Courier New" w:cs="Courier New"/>
-          <w:color w:val="2D2D2D"/>
-          <w:sz w:val="18"/>
-          <w:szCs w:val="18"/>
-        </w:rPr>
-        <w:t xml:space="preserve"> id="HDV" </w:t>
-      </w:r>
-      <w:proofErr w:type="spellStart"/>
-      <w:r>
-        <w:rPr>
-          <w:rFonts w:ascii="Courier New" w:eastAsia="Courier New" w:hAnsi="Courier New" w:cs="Courier New"/>
-          <w:color w:val="2D2D2D"/>
-          <w:sz w:val="18"/>
-          <w:szCs w:val="18"/>
-        </w:rPr>
-        <w:t>carFollowModel</w:t>
-      </w:r>
-      <w:proofErr w:type="spellEnd"/>
-      <w:r>
-        <w:rPr>
-          <w:rFonts w:ascii="Courier New" w:eastAsia="Courier New" w:hAnsi="Courier New" w:cs="Courier New"/>
-          <w:color w:val="2D2D2D"/>
-          <w:sz w:val="18"/>
-          <w:szCs w:val="18"/>
-        </w:rPr>
-        <w:t xml:space="preserve">="Krauss" length="5.0" </w:t>
-      </w:r>
-      <w:proofErr w:type="spellStart"/>
-      <w:r>
-        <w:rPr>
-          <w:rFonts w:ascii="Courier New" w:eastAsia="Courier New" w:hAnsi="Courier New" w:cs="Courier New"/>
-          <w:color w:val="2D2D2D"/>
-          <w:sz w:val="18"/>
-          <w:szCs w:val="18"/>
-        </w:rPr>
-        <w:t>minGap</w:t>
-      </w:r>
-      <w:proofErr w:type="spellEnd"/>
-      <w:r>
-        <w:rPr>
-          <w:rFonts w:ascii="Courier New" w:eastAsia="Courier New" w:hAnsi="Courier New" w:cs="Courier New"/>
-          <w:color w:val="2D2D2D"/>
-          <w:sz w:val="18"/>
-          <w:szCs w:val="18"/>
-        </w:rPr>
-        <w:t xml:space="preserve">="2.5"            accel="2.6" </w:t>
-      </w:r>
-      <w:proofErr w:type="spellStart"/>
-      <w:r>
-        <w:rPr>
-          <w:rFonts w:ascii="Courier New" w:eastAsia="Courier New" w:hAnsi="Courier New" w:cs="Courier New"/>
-          <w:color w:val="2D2D2D"/>
-          <w:sz w:val="18"/>
-          <w:szCs w:val="18"/>
-        </w:rPr>
-        <w:t>decel</w:t>
-      </w:r>
-      <w:proofErr w:type="spellEnd"/>
-      <w:r>
-        <w:rPr>
-          <w:rFonts w:ascii="Courier New" w:eastAsia="Courier New" w:hAnsi="Courier New" w:cs="Courier New"/>
-          <w:color w:val="2D2D2D"/>
-          <w:sz w:val="18"/>
-          <w:szCs w:val="18"/>
-        </w:rPr>
-        <w:t xml:space="preserve">="4.5" </w:t>
-      </w:r>
-      <w:proofErr w:type="spellStart"/>
-      <w:r>
-        <w:rPr>
-          <w:rFonts w:ascii="Courier New" w:eastAsia="Courier New" w:hAnsi="Courier New" w:cs="Courier New"/>
-          <w:color w:val="2D2D2D"/>
-          <w:sz w:val="18"/>
-          <w:szCs w:val="18"/>
-        </w:rPr>
-        <w:t>maxSpeed</w:t>
-      </w:r>
-      <w:proofErr w:type="spellEnd"/>
-      <w:r>
-        <w:rPr>
-          <w:rFonts w:ascii="Courier New" w:eastAsia="Courier New" w:hAnsi="Courier New" w:cs="Courier New"/>
-          <w:color w:val="2D2D2D"/>
-          <w:sz w:val="18"/>
-          <w:szCs w:val="18"/>
-        </w:rPr>
-        <w:t>="33.33" sigma="0.5"/&gt;     &lt;route id="</w:t>
-      </w:r>
-      <w:proofErr w:type="spellStart"/>
-      <w:r>
-        <w:rPr>
-          <w:rFonts w:ascii="Courier New" w:eastAsia="Courier New" w:hAnsi="Courier New" w:cs="Courier New"/>
-          <w:color w:val="2D2D2D"/>
-          <w:sz w:val="18"/>
-          <w:szCs w:val="18"/>
-        </w:rPr>
-        <w:t>main_route</w:t>
-      </w:r>
-      <w:proofErr w:type="spellEnd"/>
-      <w:r>
-        <w:rPr>
-          <w:rFonts w:ascii="Courier New" w:eastAsia="Courier New" w:hAnsi="Courier New" w:cs="Courier New"/>
-          <w:color w:val="2D2D2D"/>
-          <w:sz w:val="18"/>
-          <w:szCs w:val="18"/>
-        </w:rPr>
-        <w:t>" edges="highway"/&gt;     &lt;flow id="</w:t>
-      </w:r>
-      <w:proofErr w:type="spellStart"/>
-      <w:r>
-        <w:rPr>
-          <w:rFonts w:ascii="Courier New" w:eastAsia="Courier New" w:hAnsi="Courier New" w:cs="Courier New"/>
-          <w:color w:val="2D2D2D"/>
-          <w:sz w:val="18"/>
-          <w:szCs w:val="18"/>
-        </w:rPr>
-        <w:t>cav_flow</w:t>
-      </w:r>
-      <w:proofErr w:type="spellEnd"/>
-      <w:r>
-        <w:rPr>
-          <w:rFonts w:ascii="Courier New" w:eastAsia="Courier New" w:hAnsi="Courier New" w:cs="Courier New"/>
-          <w:color w:val="2D2D2D"/>
-          <w:sz w:val="18"/>
-          <w:szCs w:val="18"/>
-        </w:rPr>
-        <w:t>" type="CAV" route="</w:t>
-      </w:r>
-      <w:proofErr w:type="spellStart"/>
-      <w:r>
-        <w:rPr>
-          <w:rFonts w:ascii="Courier New" w:eastAsia="Courier New" w:hAnsi="Courier New" w:cs="Courier New"/>
-          <w:color w:val="2D2D2D"/>
-          <w:sz w:val="18"/>
-          <w:szCs w:val="18"/>
-        </w:rPr>
-        <w:t>main_route</w:t>
-      </w:r>
-      <w:proofErr w:type="spellEnd"/>
-      <w:r>
-        <w:rPr>
-          <w:rFonts w:ascii="Courier New" w:eastAsia="Courier New" w:hAnsi="Courier New" w:cs="Courier New"/>
-          <w:color w:val="2D2D2D"/>
-          <w:sz w:val="18"/>
-          <w:szCs w:val="18"/>
-        </w:rPr>
-        <w:t xml:space="preserve">"           begin="0" end="600" </w:t>
-      </w:r>
-      <w:proofErr w:type="spellStart"/>
-      <w:r>
-        <w:rPr>
-          <w:rFonts w:ascii="Courier New" w:eastAsia="Courier New" w:hAnsi="Courier New" w:cs="Courier New"/>
-          <w:color w:val="2D2D2D"/>
-          <w:sz w:val="18"/>
-          <w:szCs w:val="18"/>
-        </w:rPr>
-        <w:t>vehsPerHour</w:t>
-      </w:r>
-      <w:proofErr w:type="spellEnd"/>
-      <w:r>
-        <w:rPr>
-          <w:rFonts w:ascii="Courier New" w:eastAsia="Courier New" w:hAnsi="Courier New" w:cs="Courier New"/>
-          <w:color w:val="2D2D2D"/>
-          <w:sz w:val="18"/>
-          <w:szCs w:val="18"/>
-        </w:rPr>
-        <w:t xml:space="preserve">="900" </w:t>
-      </w:r>
-      <w:proofErr w:type="spellStart"/>
-      <w:r>
-        <w:rPr>
-          <w:rFonts w:ascii="Courier New" w:eastAsia="Courier New" w:hAnsi="Courier New" w:cs="Courier New"/>
-          <w:color w:val="2D2D2D"/>
-          <w:sz w:val="18"/>
-          <w:szCs w:val="18"/>
-        </w:rPr>
-        <w:t>departLane</w:t>
-      </w:r>
-      <w:proofErr w:type="spellEnd"/>
-      <w:r>
-        <w:rPr>
-          <w:rFonts w:ascii="Courier New" w:eastAsia="Courier New" w:hAnsi="Courier New" w:cs="Courier New"/>
-          <w:color w:val="2D2D2D"/>
-          <w:sz w:val="18"/>
-          <w:szCs w:val="18"/>
-        </w:rPr>
-        <w:t xml:space="preserve">="random" </w:t>
-      </w:r>
-      <w:proofErr w:type="spellStart"/>
-      <w:r>
-        <w:rPr>
-          <w:rFonts w:ascii="Courier New" w:eastAsia="Courier New" w:hAnsi="Courier New" w:cs="Courier New"/>
-          <w:color w:val="2D2D2D"/>
-          <w:sz w:val="18"/>
-          <w:szCs w:val="18"/>
-        </w:rPr>
-        <w:t>departSpeed</w:t>
-      </w:r>
-      <w:proofErr w:type="spellEnd"/>
-      <w:r>
-        <w:rPr>
-          <w:rFonts w:ascii="Courier New" w:eastAsia="Courier New" w:hAnsi="Courier New" w:cs="Courier New"/>
-          <w:color w:val="2D2D2D"/>
-          <w:sz w:val="18"/>
-          <w:szCs w:val="18"/>
-        </w:rPr>
-        <w:t>="random"/&gt;     &lt;flow id="</w:t>
-      </w:r>
-      <w:proofErr w:type="spellStart"/>
-      <w:r>
-        <w:rPr>
-          <w:rFonts w:ascii="Courier New" w:eastAsia="Courier New" w:hAnsi="Courier New" w:cs="Courier New"/>
-          <w:color w:val="2D2D2D"/>
-          <w:sz w:val="18"/>
-          <w:szCs w:val="18"/>
-        </w:rPr>
-        <w:t>hdv_flow</w:t>
-      </w:r>
-      <w:proofErr w:type="spellEnd"/>
-      <w:r>
-        <w:rPr>
-          <w:rFonts w:ascii="Courier New" w:eastAsia="Courier New" w:hAnsi="Courier New" w:cs="Courier New"/>
-          <w:color w:val="2D2D2D"/>
-          <w:sz w:val="18"/>
-          <w:szCs w:val="18"/>
-        </w:rPr>
-        <w:t>" type="HDV" route="</w:t>
-      </w:r>
-      <w:proofErr w:type="spellStart"/>
-      <w:r>
-        <w:rPr>
-          <w:rFonts w:ascii="Courier New" w:eastAsia="Courier New" w:hAnsi="Courier New" w:cs="Courier New"/>
-          <w:color w:val="2D2D2D"/>
-          <w:sz w:val="18"/>
-          <w:szCs w:val="18"/>
-        </w:rPr>
-        <w:t>main_route</w:t>
-      </w:r>
-      <w:proofErr w:type="spellEnd"/>
-      <w:r>
-        <w:rPr>
-          <w:rFonts w:ascii="Courier New" w:eastAsia="Courier New" w:hAnsi="Courier New" w:cs="Courier New"/>
-          <w:color w:val="2D2D2D"/>
-          <w:sz w:val="18"/>
-          <w:szCs w:val="18"/>
-        </w:rPr>
-        <w:t xml:space="preserve">"           begin="0" end="600" </w:t>
-      </w:r>
-      <w:proofErr w:type="spellStart"/>
-      <w:r>
-        <w:rPr>
-          <w:rFonts w:ascii="Courier New" w:eastAsia="Courier New" w:hAnsi="Courier New" w:cs="Courier New"/>
-          <w:color w:val="2D2D2D"/>
-          <w:sz w:val="18"/>
-          <w:szCs w:val="18"/>
-        </w:rPr>
-        <w:t>vehsPerHour</w:t>
-      </w:r>
-      <w:proofErr w:type="spellEnd"/>
-      <w:r>
-        <w:rPr>
-          <w:rFonts w:ascii="Courier New" w:eastAsia="Courier New" w:hAnsi="Courier New" w:cs="Courier New"/>
-          <w:color w:val="2D2D2D"/>
-          <w:sz w:val="18"/>
-          <w:szCs w:val="18"/>
-        </w:rPr>
-        <w:t xml:space="preserve">="3600" </w:t>
-      </w:r>
-      <w:proofErr w:type="spellStart"/>
-      <w:r>
-        <w:rPr>
-          <w:rFonts w:ascii="Courier New" w:eastAsia="Courier New" w:hAnsi="Courier New" w:cs="Courier New"/>
-          <w:color w:val="2D2D2D"/>
-          <w:sz w:val="18"/>
-          <w:szCs w:val="18"/>
-        </w:rPr>
-        <w:t>departLane</w:t>
-      </w:r>
-      <w:proofErr w:type="spellEnd"/>
-      <w:r>
-        <w:rPr>
-          <w:rFonts w:ascii="Courier New" w:eastAsia="Courier New" w:hAnsi="Courier New" w:cs="Courier New"/>
-          <w:color w:val="2D2D2D"/>
-          <w:sz w:val="18"/>
-          <w:szCs w:val="18"/>
-        </w:rPr>
-        <w:t xml:space="preserve">="random" </w:t>
-      </w:r>
-      <w:proofErr w:type="spellStart"/>
-      <w:r>
-        <w:rPr>
-          <w:rFonts w:ascii="Courier New" w:eastAsia="Courier New" w:hAnsi="Courier New" w:cs="Courier New"/>
-          <w:color w:val="2D2D2D"/>
-          <w:sz w:val="18"/>
-          <w:szCs w:val="18"/>
-        </w:rPr>
-        <w:t>departSpeed</w:t>
-      </w:r>
-      <w:proofErr w:type="spellEnd"/>
-      <w:r>
-        <w:rPr>
-          <w:rFonts w:ascii="Courier New" w:eastAsia="Courier New" w:hAnsi="Courier New" w:cs="Courier New"/>
-          <w:color w:val="2D2D2D"/>
-          <w:sz w:val="18"/>
-          <w:szCs w:val="18"/>
-        </w:rPr>
-        <w:t>="random"/&gt; &lt;/routes&gt;</w:t>
+        <w:t>&lt;routes&gt;     &lt;vType id="CAV" carFollowModel="CACC" length="5.0" minGap="1.0"            accel="3.0" decel="5.0" maxSpeed="33.33" sigma="0.0"/&gt;     &lt;vType id="HDV" carFollowModel="Krauss" length="5.0" minGap="2.5"            accel="2.6" decel="4.5" maxSpeed="33.33" sigma="0.5"/&gt;     &lt;route id="main_route" edges="highway"/&gt;     &lt;flow id="cav_flow" type="CAV" route="main_route"           begin="0" end="600" vehsPerHour="900" departLane="random" departSpeed="random"/&gt;     &lt;flow id="hdv_flow" type="HDV" route="main_route"           begin="0" end="600" vehsPerHour="3600" departLane="random" departSpeed="random"/&gt; &lt;/routes&gt;</w:t>
       </w:r>
     </w:p>
     <w:p>
@@ -1759,7 +1220,6 @@
         </w:rPr>
         <w:t xml:space="preserve">SUMO Config — </w:t>
       </w:r>
-      <w:proofErr w:type="spellStart"/>
       <w:proofErr w:type="gramStart"/>
       <w:r>
         <w:rPr>
@@ -1772,7 +1232,6 @@
         </w:rPr>
         <w:t>highway.sumocfg</w:t>
       </w:r>
-      <w:proofErr w:type="spellEnd"/>
       <w:proofErr w:type="gramEnd"/>
     </w:p>
     <w:p>
@@ -1865,23 +1324,7 @@
           <w:color w:val="1A1A2E"/>
         </w:rPr>
         <w:lastRenderedPageBreak/>
-        <w:t xml:space="preserve">Then test </w:t>
-      </w:r>
-      <w:proofErr w:type="spellStart"/>
-      <w:r>
-        <w:rPr>
-          <w:rFonts w:ascii="Calibri" w:eastAsia="Calibri" w:hAnsi="Calibri" w:cs="Calibri"/>
-          <w:color w:val="1A1A2E"/>
-        </w:rPr>
-        <w:t>TraCI</w:t>
-      </w:r>
-      <w:proofErr w:type="spellEnd"/>
-      <w:r>
-        <w:rPr>
-          <w:rFonts w:ascii="Calibri" w:eastAsia="Calibri" w:hAnsi="Calibri" w:cs="Calibri"/>
-          <w:color w:val="1A1A2E"/>
-        </w:rPr>
-        <w:t xml:space="preserve"> bridge using test_traci.py — verify vehicle types appear as CAV and HDV, speeds are in range 0–33.33 m/s, leader/follower data is populated.</w:t>
+        <w:t>Then test TraCI bridge using test_traci.py — verify vehicle types appear as CAV and HDV, speeds are in range 0–33.33 m/s, leader/follower data is populated.</w:t>
       </w:r>
     </w:p>
     <w:p>
@@ -2107,19 +1550,8 @@
                 <w:sz w:val="18"/>
                 <w:szCs w:val="18"/>
               </w:rPr>
-              <w:t xml:space="preserve">RSU </w:t>
-            </w:r>
-            <w:proofErr w:type="spellStart"/>
-            <w:r>
-              <w:rPr>
-                <w:rFonts w:ascii="Calibri" w:eastAsia="Calibri" w:hAnsi="Calibri" w:cs="Calibri"/>
-                <w:color w:val="1A1A2E"/>
-                <w:sz w:val="18"/>
-                <w:szCs w:val="18"/>
-              </w:rPr>
-              <w:t>center</w:t>
-            </w:r>
-            <w:proofErr w:type="spellEnd"/>
+              <w:t>RSU center</w:t>
+            </w:r>
           </w:p>
         </w:tc>
         <w:tc>
@@ -2258,27 +1690,7 @@
                 <w:sz w:val="18"/>
                 <w:szCs w:val="18"/>
               </w:rPr>
-              <w:t xml:space="preserve">900 CAV / 3600 HDV = 4500 total </w:t>
-            </w:r>
-            <w:proofErr w:type="spellStart"/>
-            <w:r>
-              <w:rPr>
-                <w:rFonts w:ascii="Calibri" w:eastAsia="Calibri" w:hAnsi="Calibri" w:cs="Calibri"/>
-                <w:color w:val="1A1A2E"/>
-                <w:sz w:val="18"/>
-                <w:szCs w:val="18"/>
-              </w:rPr>
-              <w:t>veh</w:t>
-            </w:r>
-            <w:proofErr w:type="spellEnd"/>
-            <w:r>
-              <w:rPr>
-                <w:rFonts w:ascii="Calibri" w:eastAsia="Calibri" w:hAnsi="Calibri" w:cs="Calibri"/>
-                <w:color w:val="1A1A2E"/>
-                <w:sz w:val="18"/>
-                <w:szCs w:val="18"/>
-              </w:rPr>
-              <w:t>/hour</w:t>
+              <w:t>900 CAV / 3600 HDV = 4500 total veh/hour</w:t>
             </w:r>
           </w:p>
         </w:tc>
@@ -2366,14 +1778,12 @@
       <w:r>
         <w:t xml:space="preserve">  </w:t>
       </w:r>
-      <w:proofErr w:type="spellStart"/>
       <w:r>
         <w:t>TraC</w:t>
       </w:r>
       <w:r>
         <w:t>I</w:t>
       </w:r>
-      <w:proofErr w:type="spellEnd"/>
     </w:p>
     <w:p>
       <w:pPr>
@@ -2424,23 +1834,7 @@
           <w:rFonts w:ascii="Calibri" w:eastAsia="Calibri" w:hAnsi="Calibri" w:cs="Calibri"/>
           <w:color w:val="1A1A2E"/>
         </w:rPr>
-        <w:t xml:space="preserve">A Python pipeline that runs the SUMO simulation via </w:t>
-      </w:r>
-      <w:proofErr w:type="spellStart"/>
-      <w:r>
-        <w:rPr>
-          <w:rFonts w:ascii="Calibri" w:eastAsia="Calibri" w:hAnsi="Calibri" w:cs="Calibri"/>
-          <w:color w:val="1A1A2E"/>
-        </w:rPr>
-        <w:t>TraCI</w:t>
-      </w:r>
-      <w:proofErr w:type="spellEnd"/>
-      <w:r>
-        <w:rPr>
-          <w:rFonts w:ascii="Calibri" w:eastAsia="Calibri" w:hAnsi="Calibri" w:cs="Calibri"/>
-          <w:color w:val="1A1A2E"/>
-        </w:rPr>
-        <w:t xml:space="preserve"> and extracts 30-step input windows with 50-step future trajectory labels for every CAV inside the RSU zone. Output: two NumPy arrays (X and Y) plus vehicle type metadata.</w:t>
+        <w:t>A Python pipeline that runs the SUMO simulation via TraCI and extracts 30-step input windows with 50-step future trajectory labels for every CAV inside the RSU zone. Output: two NumPy arrays (X and Y) plus vehicle type metadata.</w:t>
       </w:r>
     </w:p>
     <w:p>
@@ -2553,7 +1947,6 @@
             <w:shd w:val="clear" w:color="auto" w:fill="FFFFFF"/>
           </w:tcPr>
           <w:p>
-            <w:proofErr w:type="spellStart"/>
             <w:r>
               <w:rPr>
                 <w:rFonts w:ascii="Calibri" w:eastAsia="Calibri" w:hAnsi="Calibri" w:cs="Calibri"/>
@@ -2563,7 +1956,6 @@
               </w:rPr>
               <w:t>ground_truth_X.npy</w:t>
             </w:r>
-            <w:proofErr w:type="spellEnd"/>
           </w:p>
         </w:tc>
         <w:tc>
@@ -2608,7 +2000,6 @@
             <w:shd w:val="clear" w:color="auto" w:fill="F7FAFC"/>
           </w:tcPr>
           <w:p>
-            <w:proofErr w:type="spellStart"/>
             <w:r>
               <w:rPr>
                 <w:rFonts w:ascii="Calibri" w:eastAsia="Calibri" w:hAnsi="Calibri" w:cs="Calibri"/>
@@ -2618,7 +2009,6 @@
               </w:rPr>
               <w:t>ground_truth_Y.npy</w:t>
             </w:r>
-            <w:proofErr w:type="spellEnd"/>
           </w:p>
         </w:tc>
         <w:tc>
@@ -2653,7 +2043,6 @@
               </w:rPr>
               <w:t xml:space="preserve">Labels — ego </w:t>
             </w:r>
-            <w:proofErr w:type="spellStart"/>
             <w:proofErr w:type="gramStart"/>
             <w:r>
               <w:rPr>
@@ -2664,7 +2053,6 @@
               </w:rPr>
               <w:t>x,y</w:t>
             </w:r>
-            <w:proofErr w:type="spellEnd"/>
             <w:proofErr w:type="gramEnd"/>
             <w:r>
               <w:rPr>
@@ -2685,7 +2073,6 @@
             <w:shd w:val="clear" w:color="auto" w:fill="FFFFFF"/>
           </w:tcPr>
           <w:p>
-            <w:proofErr w:type="spellStart"/>
             <w:r>
               <w:rPr>
                 <w:rFonts w:ascii="Calibri" w:eastAsia="Calibri" w:hAnsi="Calibri" w:cs="Calibri"/>
@@ -2695,7 +2082,6 @@
               </w:rPr>
               <w:t>type_metadata.pkl</w:t>
             </w:r>
-            <w:proofErr w:type="spellEnd"/>
           </w:p>
         </w:tc>
         <w:tc>
@@ -2711,19 +2097,8 @@
                 <w:sz w:val="18"/>
                 <w:szCs w:val="18"/>
               </w:rPr>
-              <w:t xml:space="preserve">(N,) list of </w:t>
-            </w:r>
-            <w:proofErr w:type="spellStart"/>
-            <w:r>
-              <w:rPr>
-                <w:rFonts w:ascii="Calibri" w:eastAsia="Calibri" w:hAnsi="Calibri" w:cs="Calibri"/>
-                <w:color w:val="1A1A2E"/>
-                <w:sz w:val="18"/>
-                <w:szCs w:val="18"/>
-              </w:rPr>
-              <w:t>dicts</w:t>
-            </w:r>
-            <w:proofErr w:type="spellEnd"/>
+              <w:t>(N,) list of dicts</w:t>
+            </w:r>
           </w:p>
         </w:tc>
         <w:tc>
@@ -2732,7 +2107,6 @@
             <w:shd w:val="clear" w:color="auto" w:fill="FFFFFF"/>
           </w:tcPr>
           <w:p>
-            <w:proofErr w:type="spellStart"/>
             <w:r>
               <w:rPr>
                 <w:rFonts w:ascii="Calibri" w:eastAsia="Calibri" w:hAnsi="Calibri" w:cs="Calibri"/>
@@ -2740,37 +2114,7 @@
                 <w:sz w:val="18"/>
                 <w:szCs w:val="18"/>
               </w:rPr>
-              <w:t>leader_type</w:t>
-            </w:r>
-            <w:proofErr w:type="spellEnd"/>
-            <w:r>
-              <w:rPr>
-                <w:rFonts w:ascii="Calibri" w:eastAsia="Calibri" w:hAnsi="Calibri" w:cs="Calibri"/>
-                <w:color w:val="1A1A2E"/>
-                <w:sz w:val="18"/>
-                <w:szCs w:val="18"/>
-              </w:rPr>
-              <w:t xml:space="preserve"> and </w:t>
-            </w:r>
-            <w:proofErr w:type="spellStart"/>
-            <w:r>
-              <w:rPr>
-                <w:rFonts w:ascii="Calibri" w:eastAsia="Calibri" w:hAnsi="Calibri" w:cs="Calibri"/>
-                <w:color w:val="1A1A2E"/>
-                <w:sz w:val="18"/>
-                <w:szCs w:val="18"/>
-              </w:rPr>
-              <w:t>follower_type</w:t>
-            </w:r>
-            <w:proofErr w:type="spellEnd"/>
-            <w:r>
-              <w:rPr>
-                <w:rFonts w:ascii="Calibri" w:eastAsia="Calibri" w:hAnsi="Calibri" w:cs="Calibri"/>
-                <w:color w:val="1A1A2E"/>
-                <w:sz w:val="18"/>
-                <w:szCs w:val="18"/>
-              </w:rPr>
-              <w:t xml:space="preserve"> per time step — used in Step 4 for SFM injection</w:t>
+              <w:t>leader_type and follower_type per time step — used in Step 4 for SFM injection</w:t>
             </w:r>
           </w:p>
         </w:tc>
@@ -2854,7 +2198,6 @@
         </w:rPr>
         <w:t xml:space="preserve">if </w:t>
       </w:r>
-      <w:proofErr w:type="spellStart"/>
       <w:proofErr w:type="gramStart"/>
       <w:r>
         <w:rPr>
@@ -2873,9 +2216,9 @@
           <w:sz w:val="18"/>
           <w:szCs w:val="18"/>
         </w:rPr>
-        <w:t>.getTypeID</w:t>
-      </w:r>
-      <w:proofErr w:type="spellEnd"/>
+        <w:t>.getTypeID(veh_id</w:t>
+      </w:r>
+      <w:proofErr w:type="gramStart"/>
       <w:r>
         <w:rPr>
           <w:rFonts w:ascii="Courier New" w:eastAsia="Courier New" w:hAnsi="Courier New" w:cs="Courier New"/>
@@ -2883,9 +2226,9 @@
           <w:sz w:val="18"/>
           <w:szCs w:val="18"/>
         </w:rPr>
-        <w:t>(</w:t>
-      </w:r>
-      <w:proofErr w:type="spellStart"/>
+        <w:t>) !</w:t>
+      </w:r>
+      <w:proofErr w:type="gramEnd"/>
       <w:r>
         <w:rPr>
           <w:rFonts w:ascii="Courier New" w:eastAsia="Courier New" w:hAnsi="Courier New" w:cs="Courier New"/>
@@ -2893,27 +2236,6 @@
           <w:sz w:val="18"/>
           <w:szCs w:val="18"/>
         </w:rPr>
-        <w:t>veh_id</w:t>
-      </w:r>
-      <w:proofErr w:type="spellEnd"/>
-      <w:proofErr w:type="gramStart"/>
-      <w:r>
-        <w:rPr>
-          <w:rFonts w:ascii="Courier New" w:eastAsia="Courier New" w:hAnsi="Courier New" w:cs="Courier New"/>
-          <w:color w:val="2D2D2D"/>
-          <w:sz w:val="18"/>
-          <w:szCs w:val="18"/>
-        </w:rPr>
-        <w:t>) !</w:t>
-      </w:r>
-      <w:proofErr w:type="gramEnd"/>
-      <w:r>
-        <w:rPr>
-          <w:rFonts w:ascii="Courier New" w:eastAsia="Courier New" w:hAnsi="Courier New" w:cs="Courier New"/>
-          <w:color w:val="2D2D2D"/>
-          <w:sz w:val="18"/>
-          <w:szCs w:val="18"/>
-        </w:rPr>
         <w:t>= 'CAV':     continue</w:t>
       </w:r>
     </w:p>
@@ -2949,23 +2271,7 @@
           <w:rFonts w:ascii="Calibri" w:eastAsia="Calibri" w:hAnsi="Calibri" w:cs="Calibri"/>
           <w:color w:val="1A1A2E"/>
         </w:rPr>
-        <w:t xml:space="preserve">Only vehicles with x-position within 300m of the 500m midpoint (i.e., 200m to 800m) are tracked. When a vehicle exits the zone, its episode buffer is flushed to </w:t>
-      </w:r>
-      <w:proofErr w:type="spellStart"/>
-      <w:r>
-        <w:rPr>
-          <w:rFonts w:ascii="Calibri" w:eastAsia="Calibri" w:hAnsi="Calibri" w:cs="Calibri"/>
-          <w:color w:val="1A1A2E"/>
-        </w:rPr>
-        <w:t>completed_episodes</w:t>
-      </w:r>
-      <w:proofErr w:type="spellEnd"/>
-      <w:r>
-        <w:rPr>
-          <w:rFonts w:ascii="Calibri" w:eastAsia="Calibri" w:hAnsi="Calibri" w:cs="Calibri"/>
-          <w:color w:val="1A1A2E"/>
-        </w:rPr>
-        <w:t xml:space="preserve"> if it meets the minimum length. This ensures temporal continuity — no episode contains a gap from a zone exit and re-entry.</w:t>
+        <w:t>Only vehicles with x-position within 300m of the 500m midpoint (i.e., 200m to 800m) are tracked. When a vehicle exits the zone, its episode buffer is flushed to completed_episodes if it meets the minimum length. This ensures temporal continuity — no episode contains a gap from a zone exit and re-entry.</w:t>
       </w:r>
     </w:p>
     <w:p>
@@ -3000,41 +2306,7 @@
           <w:rFonts w:ascii="Calibri" w:eastAsia="Calibri" w:hAnsi="Calibri" w:cs="Calibri"/>
           <w:color w:val="1A1A2E"/>
         </w:rPr>
-        <w:t xml:space="preserve">Phase 1 (simulation loop): raw snapshots are accumulated per vehicle into </w:t>
-      </w:r>
-      <w:proofErr w:type="spellStart"/>
-      <w:r>
-        <w:rPr>
-          <w:rFonts w:ascii="Calibri" w:eastAsia="Calibri" w:hAnsi="Calibri" w:cs="Calibri"/>
-          <w:color w:val="1A1A2E"/>
-        </w:rPr>
-        <w:t>active_episodes</w:t>
-      </w:r>
-      <w:proofErr w:type="spellEnd"/>
-      <w:r>
-        <w:rPr>
-          <w:rFonts w:ascii="Calibri" w:eastAsia="Calibri" w:hAnsi="Calibri" w:cs="Calibri"/>
-          <w:color w:val="1A1A2E"/>
-        </w:rPr>
-        <w:t xml:space="preserve">. Phase 2 (post-processing): completed episodes are sliced into windows after </w:t>
-      </w:r>
-      <w:proofErr w:type="spellStart"/>
-      <w:proofErr w:type="gramStart"/>
-      <w:r>
-        <w:rPr>
-          <w:rFonts w:ascii="Calibri" w:eastAsia="Calibri" w:hAnsi="Calibri" w:cs="Calibri"/>
-          <w:color w:val="1A1A2E"/>
-        </w:rPr>
-        <w:t>traci.close</w:t>
-      </w:r>
-      <w:proofErr w:type="spellEnd"/>
-      <w:proofErr w:type="gramEnd"/>
-      <w:r>
-        <w:rPr>
-          <w:rFonts w:ascii="Calibri" w:eastAsia="Calibri" w:hAnsi="Calibri" w:cs="Calibri"/>
-          <w:color w:val="1A1A2E"/>
-        </w:rPr>
-        <w:t>(). This separation is necessary because at the moment of saving a window, the future 50 steps have not happened yet.</w:t>
+        <w:t>Phase 1 (simulation loop): raw snapshots are accumulated per vehicle into active_episodes. Phase 2 (post-processing): completed episodes are sliced into windows after traci.close(). This separation is necessary because at the moment of saving a window, the future 50 steps have not happened yet.</w:t>
       </w:r>
     </w:p>
     <w:p>
@@ -3047,7 +2319,6 @@
         <w:pStyle w:val="Heading3"/>
         <w:spacing w:before="160" w:after="60"/>
       </w:pPr>
-      <w:proofErr w:type="spellStart"/>
       <w:r>
         <w:rPr>
           <w:rFonts w:ascii="Calibri" w:eastAsia="Calibri" w:hAnsi="Calibri" w:cs="Calibri"/>
@@ -3057,41 +2328,20 @@
           <w:sz w:val="22"/>
           <w:szCs w:val="22"/>
         </w:rPr>
-        <w:t>has_leader</w:t>
-      </w:r>
-      <w:proofErr w:type="spellEnd"/>
-      <w:r>
-        <w:rPr>
-          <w:rFonts w:ascii="Calibri" w:eastAsia="Calibri" w:hAnsi="Calibri" w:cs="Calibri"/>
-          <w:b/>
-          <w:bCs/>
-          <w:color w:val="1A7A8A"/>
-          <w:sz w:val="22"/>
-          <w:szCs w:val="22"/>
-        </w:rPr>
-        <w:t xml:space="preserve"> check</w:t>
-      </w:r>
-    </w:p>
-    <w:p>
-      <w:pPr>
-        <w:spacing w:before="60" w:after="80"/>
-        <w:jc w:val="both"/>
-      </w:pPr>
-      <w:proofErr w:type="spellStart"/>
+        <w:t>has_leader check</w:t>
+      </w:r>
+    </w:p>
+    <w:p>
+      <w:pPr>
+        <w:spacing w:before="60" w:after="80"/>
+        <w:jc w:val="both"/>
+      </w:pPr>
       <w:r>
         <w:rPr>
           <w:rFonts w:ascii="Calibri" w:eastAsia="Calibri" w:hAnsi="Calibri" w:cs="Calibri"/>
           <w:color w:val="1A1A2E"/>
         </w:rPr>
-        <w:t>TraCI</w:t>
-      </w:r>
-      <w:proofErr w:type="spellEnd"/>
-      <w:r>
-        <w:rPr>
-          <w:rFonts w:ascii="Calibri" w:eastAsia="Calibri" w:hAnsi="Calibri" w:cs="Calibri"/>
-          <w:color w:val="1A1A2E"/>
-        </w:rPr>
-        <w:t xml:space="preserve"> returns ('', -1) when no leader exists — not None. A plain 'if leader' check would pass because a tuple is truthy even with an empty string ID. The correct check is:</w:t>
+        <w:t>TraCI returns ('', -1) when no leader exists — not None. A plain 'if leader' check would pass because a tuple is truthy even with an empty string ID. The correct check is:</w:t>
       </w:r>
     </w:p>
     <w:p>
@@ -3106,7 +2356,6 @@
         <w:spacing w:before="80" w:after="80"/>
         <w:ind w:left="360"/>
       </w:pPr>
-      <w:proofErr w:type="spellStart"/>
       <w:r>
         <w:rPr>
           <w:rFonts w:ascii="Courier New" w:eastAsia="Courier New" w:hAnsi="Courier New" w:cs="Courier New"/>
@@ -3114,57 +2363,7 @@
           <w:sz w:val="18"/>
           <w:szCs w:val="18"/>
         </w:rPr>
-        <w:t>has_leader</w:t>
-      </w:r>
-      <w:proofErr w:type="spellEnd"/>
-      <w:r>
-        <w:rPr>
-          <w:rFonts w:ascii="Courier New" w:eastAsia="Courier New" w:hAnsi="Courier New" w:cs="Courier New"/>
-          <w:color w:val="2D2D2D"/>
-          <w:sz w:val="18"/>
-          <w:szCs w:val="18"/>
-        </w:rPr>
-        <w:t xml:space="preserve"> = leader and </w:t>
-      </w:r>
-      <w:proofErr w:type="gramStart"/>
-      <w:r>
-        <w:rPr>
-          <w:rFonts w:ascii="Courier New" w:eastAsia="Courier New" w:hAnsi="Courier New" w:cs="Courier New"/>
-          <w:color w:val="2D2D2D"/>
-          <w:sz w:val="18"/>
-          <w:szCs w:val="18"/>
-        </w:rPr>
-        <w:t>leader[</w:t>
-      </w:r>
-      <w:proofErr w:type="gramEnd"/>
-      <w:r>
-        <w:rPr>
-          <w:rFonts w:ascii="Courier New" w:eastAsia="Courier New" w:hAnsi="Courier New" w:cs="Courier New"/>
-          <w:color w:val="2D2D2D"/>
-          <w:sz w:val="18"/>
-          <w:szCs w:val="18"/>
-        </w:rPr>
-        <w:t>0</w:t>
-      </w:r>
-      <w:proofErr w:type="gramStart"/>
-      <w:r>
-        <w:rPr>
-          <w:rFonts w:ascii="Courier New" w:eastAsia="Courier New" w:hAnsi="Courier New" w:cs="Courier New"/>
-          <w:color w:val="2D2D2D"/>
-          <w:sz w:val="18"/>
-          <w:szCs w:val="18"/>
-        </w:rPr>
-        <w:t>] !</w:t>
-      </w:r>
-      <w:proofErr w:type="gramEnd"/>
-      <w:r>
-        <w:rPr>
-          <w:rFonts w:ascii="Courier New" w:eastAsia="Courier New" w:hAnsi="Courier New" w:cs="Courier New"/>
-          <w:color w:val="2D2D2D"/>
-          <w:sz w:val="18"/>
-          <w:szCs w:val="18"/>
-        </w:rPr>
-        <w:t>= ''</w:t>
+        <w:t>has_leader = leader and leader[0] != ''</w:t>
       </w:r>
     </w:p>
     <w:p>
@@ -3540,19 +2739,8 @@
                 <w:sz w:val="18"/>
                 <w:szCs w:val="18"/>
               </w:rPr>
-              <w:t xml:space="preserve">Ego columns </w:t>
-            </w:r>
-            <w:proofErr w:type="spellStart"/>
-            <w:r>
-              <w:rPr>
-                <w:rFonts w:ascii="Calibri" w:eastAsia="Calibri" w:hAnsi="Calibri" w:cs="Calibri"/>
-                <w:color w:val="1A1A2E"/>
-                <w:sz w:val="18"/>
-                <w:szCs w:val="18"/>
-              </w:rPr>
-              <w:t>NaN</w:t>
-            </w:r>
-            <w:proofErr w:type="spellEnd"/>
+              <w:t>Ego columns NaN</w:t>
+            </w:r>
           </w:p>
         </w:tc>
         <w:tc>
@@ -3833,55 +3021,7 @@
           <w:rFonts w:ascii="Calibri" w:eastAsia="Calibri" w:hAnsi="Calibri" w:cs="Calibri"/>
           <w:color w:val="856404"/>
         </w:rPr>
-        <w:t xml:space="preserve">Open question for supervisor: can the ego-CAV measure </w:t>
-      </w:r>
-      <w:proofErr w:type="spellStart"/>
-      <w:r>
-        <w:rPr>
-          <w:rFonts w:ascii="Calibri" w:eastAsia="Calibri" w:hAnsi="Calibri" w:cs="Calibri"/>
-          <w:color w:val="856404"/>
-        </w:rPr>
-        <w:t>gap_to_leader</w:t>
-      </w:r>
-      <w:proofErr w:type="spellEnd"/>
-      <w:r>
-        <w:rPr>
-          <w:rFonts w:ascii="Calibri" w:eastAsia="Calibri" w:hAnsi="Calibri" w:cs="Calibri"/>
-          <w:color w:val="856404"/>
-        </w:rPr>
-        <w:t xml:space="preserve"> using onboard radar when the leader is an HDV? Currently, </w:t>
-      </w:r>
-      <w:proofErr w:type="spellStart"/>
-      <w:r>
-        <w:rPr>
-          <w:rFonts w:ascii="Calibri" w:eastAsia="Calibri" w:hAnsi="Calibri" w:cs="Calibri"/>
-          <w:color w:val="856404"/>
-        </w:rPr>
-        <w:t>gap_to_leader</w:t>
-      </w:r>
-      <w:proofErr w:type="spellEnd"/>
-      <w:r>
-        <w:rPr>
-          <w:rFonts w:ascii="Calibri" w:eastAsia="Calibri" w:hAnsi="Calibri" w:cs="Calibri"/>
-          <w:color w:val="856404"/>
-        </w:rPr>
-        <w:t xml:space="preserve"> is only </w:t>
-      </w:r>
-      <w:proofErr w:type="spellStart"/>
-      <w:r>
-        <w:rPr>
-          <w:rFonts w:ascii="Calibri" w:eastAsia="Calibri" w:hAnsi="Calibri" w:cs="Calibri"/>
-          <w:color w:val="856404"/>
-        </w:rPr>
-        <w:t>NaN</w:t>
-      </w:r>
-      <w:proofErr w:type="spellEnd"/>
-      <w:r>
-        <w:rPr>
-          <w:rFonts w:ascii="Calibri" w:eastAsia="Calibri" w:hAnsi="Calibri" w:cs="Calibri"/>
-          <w:color w:val="856404"/>
-        </w:rPr>
-        <w:t xml:space="preserve"> when no vehicle exists ahead — not when the leader is an HDV. This affects SFM injection design in Step 4.</w:t>
+        <w:t>Open question for supervisor: can the ego-CAV measure gap_to_leader using onboard radar when the leader is an HDV? Currently, gap_to_leader is only NaN when no vehicle exists ahead — not when the leader is an HDV. This affects SFM injection design in Step 4.</w:t>
       </w:r>
     </w:p>
     <w:p>
@@ -3900,15 +3040,7 @@
       </w:pPr>
       <w:r>
         <w:lastRenderedPageBreak/>
-        <w:t xml:space="preserve">Step </w:t>
-      </w:r>
-      <w:proofErr w:type="gramStart"/>
-      <w:r>
-        <w:t>3  —</w:t>
-      </w:r>
-      <w:proofErr w:type="gramEnd"/>
-      <w:r>
-        <w:t xml:space="preserve">  Run Simulations Across Three CAV Penetration Rates</w:t>
+        <w:t>Step 3  —  Run Simulations Across Three CAV Penetration Rates</w:t>
       </w:r>
     </w:p>
     <w:p>
@@ -3938,32 +3070,7 @@
           <w:rFonts w:ascii="Calibri" w:eastAsia="Calibri" w:hAnsi="Calibri" w:cs="Calibri"/>
           <w:color w:val="1A1A2E"/>
         </w:rPr>
-        <w:t xml:space="preserve">An automated pipeline that runs 60 simulations (3 penetration rates × 20 seeds) and saves each as a </w:t>
-      </w:r>
-      <w:proofErr w:type="gramStart"/>
-      <w:r>
-        <w:rPr>
-          <w:rFonts w:ascii="Calibri" w:eastAsia="Calibri" w:hAnsi="Calibri" w:cs="Calibri"/>
-          <w:color w:val="1A1A2E"/>
-        </w:rPr>
-        <w:t>compressed .</w:t>
-      </w:r>
-      <w:proofErr w:type="spellStart"/>
-      <w:r>
-        <w:rPr>
-          <w:rFonts w:ascii="Calibri" w:eastAsia="Calibri" w:hAnsi="Calibri" w:cs="Calibri"/>
-          <w:color w:val="1A1A2E"/>
-        </w:rPr>
-        <w:t>npz</w:t>
-      </w:r>
-      <w:proofErr w:type="spellEnd"/>
-      <w:proofErr w:type="gramEnd"/>
-      <w:r>
-        <w:rPr>
-          <w:rFonts w:ascii="Calibri" w:eastAsia="Calibri" w:hAnsi="Calibri" w:cs="Calibri"/>
-          <w:color w:val="1A1A2E"/>
-        </w:rPr>
-        <w:t xml:space="preserve"> archive. This generates the statistical foundation for Experiments E1–E5.</w:t>
+        <w:t>An automated pipeline that runs 60 simulations (3 penetration rates × 20 seeds) and saves each as a compressed .npz archive. This generates the statistical foundation for Experiments E1–E5.</w:t>
       </w:r>
     </w:p>
     <w:p>
@@ -4158,27 +3265,7 @@
                 <w:sz w:val="18"/>
                 <w:szCs w:val="18"/>
               </w:rPr>
-              <w:t xml:space="preserve">450 </w:t>
-            </w:r>
-            <w:proofErr w:type="spellStart"/>
-            <w:r>
-              <w:rPr>
-                <w:rFonts w:ascii="Calibri" w:eastAsia="Calibri" w:hAnsi="Calibri" w:cs="Calibri"/>
-                <w:color w:val="1A1A2E"/>
-                <w:sz w:val="18"/>
-                <w:szCs w:val="18"/>
-              </w:rPr>
-              <w:t>veh</w:t>
-            </w:r>
-            <w:proofErr w:type="spellEnd"/>
-            <w:r>
-              <w:rPr>
-                <w:rFonts w:ascii="Calibri" w:eastAsia="Calibri" w:hAnsi="Calibri" w:cs="Calibri"/>
-                <w:color w:val="1A1A2E"/>
-                <w:sz w:val="18"/>
-                <w:szCs w:val="18"/>
-              </w:rPr>
-              <w:t>/h</w:t>
+              <w:t>450 veh/h</w:t>
             </w:r>
           </w:p>
         </w:tc>
@@ -4195,27 +3282,7 @@
                 <w:sz w:val="18"/>
                 <w:szCs w:val="18"/>
               </w:rPr>
-              <w:t xml:space="preserve">4050 </w:t>
-            </w:r>
-            <w:proofErr w:type="spellStart"/>
-            <w:r>
-              <w:rPr>
-                <w:rFonts w:ascii="Calibri" w:eastAsia="Calibri" w:hAnsi="Calibri" w:cs="Calibri"/>
-                <w:color w:val="1A1A2E"/>
-                <w:sz w:val="18"/>
-                <w:szCs w:val="18"/>
-              </w:rPr>
-              <w:t>veh</w:t>
-            </w:r>
-            <w:proofErr w:type="spellEnd"/>
-            <w:r>
-              <w:rPr>
-                <w:rFonts w:ascii="Calibri" w:eastAsia="Calibri" w:hAnsi="Calibri" w:cs="Calibri"/>
-                <w:color w:val="1A1A2E"/>
-                <w:sz w:val="18"/>
-                <w:szCs w:val="18"/>
-              </w:rPr>
-              <w:t>/h</w:t>
+              <w:t>4050 veh/h</w:t>
             </w:r>
           </w:p>
         </w:tc>
@@ -4285,27 +3352,7 @@
                 <w:sz w:val="18"/>
                 <w:szCs w:val="18"/>
               </w:rPr>
-              <w:t xml:space="preserve">900 </w:t>
-            </w:r>
-            <w:proofErr w:type="spellStart"/>
-            <w:r>
-              <w:rPr>
-                <w:rFonts w:ascii="Calibri" w:eastAsia="Calibri" w:hAnsi="Calibri" w:cs="Calibri"/>
-                <w:color w:val="1A1A2E"/>
-                <w:sz w:val="18"/>
-                <w:szCs w:val="18"/>
-              </w:rPr>
-              <w:t>veh</w:t>
-            </w:r>
-            <w:proofErr w:type="spellEnd"/>
-            <w:r>
-              <w:rPr>
-                <w:rFonts w:ascii="Calibri" w:eastAsia="Calibri" w:hAnsi="Calibri" w:cs="Calibri"/>
-                <w:color w:val="1A1A2E"/>
-                <w:sz w:val="18"/>
-                <w:szCs w:val="18"/>
-              </w:rPr>
-              <w:t>/h</w:t>
+              <w:t>900 veh/h</w:t>
             </w:r>
           </w:p>
         </w:tc>
@@ -4322,27 +3369,7 @@
                 <w:sz w:val="18"/>
                 <w:szCs w:val="18"/>
               </w:rPr>
-              <w:t xml:space="preserve">3600 </w:t>
-            </w:r>
-            <w:proofErr w:type="spellStart"/>
-            <w:r>
-              <w:rPr>
-                <w:rFonts w:ascii="Calibri" w:eastAsia="Calibri" w:hAnsi="Calibri" w:cs="Calibri"/>
-                <w:color w:val="1A1A2E"/>
-                <w:sz w:val="18"/>
-                <w:szCs w:val="18"/>
-              </w:rPr>
-              <w:t>veh</w:t>
-            </w:r>
-            <w:proofErr w:type="spellEnd"/>
-            <w:r>
-              <w:rPr>
-                <w:rFonts w:ascii="Calibri" w:eastAsia="Calibri" w:hAnsi="Calibri" w:cs="Calibri"/>
-                <w:color w:val="1A1A2E"/>
-                <w:sz w:val="18"/>
-                <w:szCs w:val="18"/>
-              </w:rPr>
-              <w:t>/h</w:t>
+              <w:t>3600 veh/h</w:t>
             </w:r>
           </w:p>
         </w:tc>
@@ -4415,27 +3442,7 @@
                 <w:sz w:val="18"/>
                 <w:szCs w:val="18"/>
               </w:rPr>
-              <w:t xml:space="preserve">1350 </w:t>
-            </w:r>
-            <w:proofErr w:type="spellStart"/>
-            <w:r>
-              <w:rPr>
-                <w:rFonts w:ascii="Calibri" w:eastAsia="Calibri" w:hAnsi="Calibri" w:cs="Calibri"/>
-                <w:color w:val="1A1A2E"/>
-                <w:sz w:val="18"/>
-                <w:szCs w:val="18"/>
-              </w:rPr>
-              <w:t>veh</w:t>
-            </w:r>
-            <w:proofErr w:type="spellEnd"/>
-            <w:r>
-              <w:rPr>
-                <w:rFonts w:ascii="Calibri" w:eastAsia="Calibri" w:hAnsi="Calibri" w:cs="Calibri"/>
-                <w:color w:val="1A1A2E"/>
-                <w:sz w:val="18"/>
-                <w:szCs w:val="18"/>
-              </w:rPr>
-              <w:t>/h</w:t>
+              <w:t>1350 veh/h</w:t>
             </w:r>
           </w:p>
         </w:tc>
@@ -4452,27 +3459,7 @@
                 <w:sz w:val="18"/>
                 <w:szCs w:val="18"/>
               </w:rPr>
-              <w:t xml:space="preserve">3150 </w:t>
-            </w:r>
-            <w:proofErr w:type="spellStart"/>
-            <w:r>
-              <w:rPr>
-                <w:rFonts w:ascii="Calibri" w:eastAsia="Calibri" w:hAnsi="Calibri" w:cs="Calibri"/>
-                <w:color w:val="1A1A2E"/>
-                <w:sz w:val="18"/>
-                <w:szCs w:val="18"/>
-              </w:rPr>
-              <w:t>veh</w:t>
-            </w:r>
-            <w:proofErr w:type="spellEnd"/>
-            <w:r>
-              <w:rPr>
-                <w:rFonts w:ascii="Calibri" w:eastAsia="Calibri" w:hAnsi="Calibri" w:cs="Calibri"/>
-                <w:color w:val="1A1A2E"/>
-                <w:sz w:val="18"/>
-                <w:szCs w:val="18"/>
-              </w:rPr>
-              <w:t>/h</w:t>
+              <w:t>3150 veh/h</w:t>
             </w:r>
           </w:p>
         </w:tc>
@@ -4606,67 +3593,7 @@
           <w:sz w:val="18"/>
           <w:szCs w:val="18"/>
         </w:rPr>
-        <w:t xml:space="preserve">data/   penetration_10/     </w:t>
-      </w:r>
-      <w:proofErr w:type="gramStart"/>
-      <w:r>
-        <w:rPr>
-          <w:rFonts w:ascii="Courier New" w:eastAsia="Courier New" w:hAnsi="Courier New" w:cs="Courier New"/>
-          <w:color w:val="2D2D2D"/>
-          <w:sz w:val="18"/>
-          <w:szCs w:val="18"/>
-        </w:rPr>
-        <w:t>run_seed_1.npz  ...</w:t>
-      </w:r>
-      <w:proofErr w:type="gramEnd"/>
-      <w:r>
-        <w:rPr>
-          <w:rFonts w:ascii="Courier New" w:eastAsia="Courier New" w:hAnsi="Courier New" w:cs="Courier New"/>
-          <w:color w:val="2D2D2D"/>
-          <w:sz w:val="18"/>
-          <w:szCs w:val="18"/>
-        </w:rPr>
-        <w:t xml:space="preserve">  run_seed_20.npz   penetration_20/     </w:t>
-      </w:r>
-      <w:proofErr w:type="gramStart"/>
-      <w:r>
-        <w:rPr>
-          <w:rFonts w:ascii="Courier New" w:eastAsia="Courier New" w:hAnsi="Courier New" w:cs="Courier New"/>
-          <w:color w:val="2D2D2D"/>
-          <w:sz w:val="18"/>
-          <w:szCs w:val="18"/>
-        </w:rPr>
-        <w:t>run_seed_1.npz  ...</w:t>
-      </w:r>
-      <w:proofErr w:type="gramEnd"/>
-      <w:r>
-        <w:rPr>
-          <w:rFonts w:ascii="Courier New" w:eastAsia="Courier New" w:hAnsi="Courier New" w:cs="Courier New"/>
-          <w:color w:val="2D2D2D"/>
-          <w:sz w:val="18"/>
-          <w:szCs w:val="18"/>
-        </w:rPr>
-        <w:t xml:space="preserve">  run_seed_20.npz   penetration_30/     </w:t>
-      </w:r>
-      <w:proofErr w:type="gramStart"/>
-      <w:r>
-        <w:rPr>
-          <w:rFonts w:ascii="Courier New" w:eastAsia="Courier New" w:hAnsi="Courier New" w:cs="Courier New"/>
-          <w:color w:val="2D2D2D"/>
-          <w:sz w:val="18"/>
-          <w:szCs w:val="18"/>
-        </w:rPr>
-        <w:t>run_seed_1.npz  ...</w:t>
-      </w:r>
-      <w:proofErr w:type="gramEnd"/>
-      <w:r>
-        <w:rPr>
-          <w:rFonts w:ascii="Courier New" w:eastAsia="Courier New" w:hAnsi="Courier New" w:cs="Courier New"/>
-          <w:color w:val="2D2D2D"/>
-          <w:sz w:val="18"/>
-          <w:szCs w:val="18"/>
-        </w:rPr>
-        <w:t xml:space="preserve">  run_seed_20.npz</w:t>
+        <w:t>data/   penetration_10/     run_seed_1.npz  ...  run_seed_20.npz   penetration_20/     run_seed_1.npz  ...  run_seed_20.npz   penetration_30/     run_seed_1.npz  ...  run_seed_20.npz</w:t>
       </w:r>
     </w:p>
     <w:p>
@@ -4684,23 +3611,7 @@
           <w:rFonts w:ascii="Calibri" w:eastAsia="Calibri" w:hAnsi="Calibri" w:cs="Calibri"/>
           <w:color w:val="1A1A2E"/>
         </w:rPr>
-        <w:t>Each .</w:t>
-      </w:r>
-      <w:proofErr w:type="spellStart"/>
-      <w:r>
-        <w:rPr>
-          <w:rFonts w:ascii="Calibri" w:eastAsia="Calibri" w:hAnsi="Calibri" w:cs="Calibri"/>
-          <w:color w:val="1A1A2E"/>
-        </w:rPr>
-        <w:t>npz</w:t>
-      </w:r>
-      <w:proofErr w:type="spellEnd"/>
-      <w:r>
-        <w:rPr>
-          <w:rFonts w:ascii="Calibri" w:eastAsia="Calibri" w:hAnsi="Calibri" w:cs="Calibri"/>
-          <w:color w:val="1A1A2E"/>
-        </w:rPr>
-        <w:t xml:space="preserve"> file contains three arrays:</w:t>
+        <w:t>Each .npz file contains three arrays:</w:t>
       </w:r>
     </w:p>
     <w:p>
@@ -4752,7 +3663,6 @@
         <w:pStyle w:val="Heading2"/>
         <w:spacing w:before="240" w:after="80"/>
       </w:pPr>
-      <w:proofErr w:type="gramStart"/>
       <w:r>
         <w:rPr>
           <w:rFonts w:ascii="Calibri" w:eastAsia="Calibri" w:hAnsi="Calibri" w:cs="Calibri"/>
@@ -4762,32 +3672,7 @@
           <w:sz w:val="24"/>
           <w:szCs w:val="24"/>
         </w:rPr>
-        <w:t>Why .</w:t>
-      </w:r>
-      <w:proofErr w:type="spellStart"/>
-      <w:r>
-        <w:rPr>
-          <w:rFonts w:ascii="Calibri" w:eastAsia="Calibri" w:hAnsi="Calibri" w:cs="Calibri"/>
-          <w:b/>
-          <w:bCs/>
-          <w:color w:val="0F3460"/>
-          <w:sz w:val="24"/>
-          <w:szCs w:val="24"/>
-        </w:rPr>
-        <w:t>npz</w:t>
-      </w:r>
-      <w:proofErr w:type="spellEnd"/>
-      <w:proofErr w:type="gramEnd"/>
-      <w:r>
-        <w:rPr>
-          <w:rFonts w:ascii="Calibri" w:eastAsia="Calibri" w:hAnsi="Calibri" w:cs="Calibri"/>
-          <w:b/>
-          <w:bCs/>
-          <w:color w:val="0F3460"/>
-          <w:sz w:val="24"/>
-          <w:szCs w:val="24"/>
-        </w:rPr>
-        <w:t xml:space="preserve"> Instead of Separate Files</w:t>
+        <w:t>Why .npz Instead of Separate Files</w:t>
       </w:r>
     </w:p>
     <w:p>
@@ -4893,7 +3778,6 @@
             <w:shd w:val="clear" w:color="auto" w:fill="FFFFFF"/>
           </w:tcPr>
           <w:p>
-            <w:proofErr w:type="spellStart"/>
             <w:r>
               <w:rPr>
                 <w:rFonts w:ascii="Calibri" w:eastAsia="Calibri" w:hAnsi="Calibri" w:cs="Calibri"/>
@@ -4903,7 +3787,6 @@
               </w:rPr>
               <w:t>Restartable</w:t>
             </w:r>
-            <w:proofErr w:type="spellEnd"/>
           </w:p>
         </w:tc>
         <w:tc>
@@ -4919,38 +3802,7 @@
                 <w:sz w:val="18"/>
                 <w:szCs w:val="18"/>
               </w:rPr>
-              <w:t xml:space="preserve">If </w:t>
-            </w:r>
-            <w:proofErr w:type="gramStart"/>
-            <w:r>
-              <w:rPr>
-                <w:rFonts w:ascii="Calibri" w:eastAsia="Calibri" w:hAnsi="Calibri" w:cs="Calibri"/>
-                <w:color w:val="1A1A2E"/>
-                <w:sz w:val="18"/>
-                <w:szCs w:val="18"/>
-              </w:rPr>
-              <w:t>a .</w:t>
-            </w:r>
-            <w:proofErr w:type="spellStart"/>
-            <w:r>
-              <w:rPr>
-                <w:rFonts w:ascii="Calibri" w:eastAsia="Calibri" w:hAnsi="Calibri" w:cs="Calibri"/>
-                <w:color w:val="1A1A2E"/>
-                <w:sz w:val="18"/>
-                <w:szCs w:val="18"/>
-              </w:rPr>
-              <w:t>npz</w:t>
-            </w:r>
-            <w:proofErr w:type="spellEnd"/>
-            <w:proofErr w:type="gramEnd"/>
-            <w:r>
-              <w:rPr>
-                <w:rFonts w:ascii="Calibri" w:eastAsia="Calibri" w:hAnsi="Calibri" w:cs="Calibri"/>
-                <w:color w:val="1A1A2E"/>
-                <w:sz w:val="18"/>
-                <w:szCs w:val="18"/>
-              </w:rPr>
-              <w:t xml:space="preserve"> already exists for a run, it is skipped. The script can be interrupted and resumed without re-running completed simulations.</w:t>
+              <w:t>If a .npz already exists for a run, it is skipped. The script can be interrupted and resumed without re-running completed simulations.</w:t>
             </w:r>
           </w:p>
         </w:tc>
@@ -4986,38 +3838,7 @@
                 <w:sz w:val="18"/>
                 <w:szCs w:val="18"/>
               </w:rPr>
-              <w:t xml:space="preserve">If </w:t>
-            </w:r>
-            <w:proofErr w:type="gramStart"/>
-            <w:r>
-              <w:rPr>
-                <w:rFonts w:ascii="Calibri" w:eastAsia="Calibri" w:hAnsi="Calibri" w:cs="Calibri"/>
-                <w:color w:val="1A1A2E"/>
-                <w:sz w:val="18"/>
-                <w:szCs w:val="18"/>
-              </w:rPr>
-              <w:t>a .</w:t>
-            </w:r>
-            <w:proofErr w:type="spellStart"/>
-            <w:r>
-              <w:rPr>
-                <w:rFonts w:ascii="Calibri" w:eastAsia="Calibri" w:hAnsi="Calibri" w:cs="Calibri"/>
-                <w:color w:val="1A1A2E"/>
-                <w:sz w:val="18"/>
-                <w:szCs w:val="18"/>
-              </w:rPr>
-              <w:t>npz</w:t>
-            </w:r>
-            <w:proofErr w:type="spellEnd"/>
-            <w:proofErr w:type="gramEnd"/>
-            <w:r>
-              <w:rPr>
-                <w:rFonts w:ascii="Calibri" w:eastAsia="Calibri" w:hAnsi="Calibri" w:cs="Calibri"/>
-                <w:color w:val="1A1A2E"/>
-                <w:sz w:val="18"/>
-                <w:szCs w:val="18"/>
-              </w:rPr>
-              <w:t xml:space="preserve"> exists but cannot be loaded, it is deleted and the run is re-executed.</w:t>
+              <w:t>If a .npz exists but cannot be loaded, it is deleted and the run is re-executed.</w:t>
             </w:r>
           </w:p>
         </w:tc>
@@ -5230,27 +4051,7 @@
                 <w:sz w:val="18"/>
                 <w:szCs w:val="18"/>
               </w:rPr>
-              <w:t>SUMO crash: edge '</w:t>
-            </w:r>
-            <w:proofErr w:type="spellStart"/>
-            <w:r>
-              <w:rPr>
-                <w:rFonts w:ascii="Calibri" w:eastAsia="Calibri" w:hAnsi="Calibri" w:cs="Calibri"/>
-                <w:color w:val="1A1A2E"/>
-                <w:sz w:val="18"/>
-                <w:szCs w:val="18"/>
-              </w:rPr>
-              <w:t>input_edge</w:t>
-            </w:r>
-            <w:proofErr w:type="spellEnd"/>
-            <w:r>
-              <w:rPr>
-                <w:rFonts w:ascii="Calibri" w:eastAsia="Calibri" w:hAnsi="Calibri" w:cs="Calibri"/>
-                <w:color w:val="1A1A2E"/>
-                <w:sz w:val="18"/>
-                <w:szCs w:val="18"/>
-              </w:rPr>
-              <w:t>' not known</w:t>
+              <w:t>SUMO crash: edge 'input_edge' not known</w:t>
             </w:r>
           </w:p>
         </w:tc>
@@ -5320,27 +4121,7 @@
                 <w:sz w:val="18"/>
                 <w:szCs w:val="18"/>
               </w:rPr>
-              <w:t xml:space="preserve">Script-generated files used IDM. All files manually corrected to </w:t>
-            </w:r>
-            <w:proofErr w:type="spellStart"/>
-            <w:r>
-              <w:rPr>
-                <w:rFonts w:ascii="Calibri" w:eastAsia="Calibri" w:hAnsi="Calibri" w:cs="Calibri"/>
-                <w:color w:val="1A1A2E"/>
-                <w:sz w:val="18"/>
-                <w:szCs w:val="18"/>
-              </w:rPr>
-              <w:t>carFollowModel</w:t>
-            </w:r>
-            <w:proofErr w:type="spellEnd"/>
-            <w:r>
-              <w:rPr>
-                <w:rFonts w:ascii="Calibri" w:eastAsia="Calibri" w:hAnsi="Calibri" w:cs="Calibri"/>
-                <w:color w:val="1A1A2E"/>
-                <w:sz w:val="18"/>
-                <w:szCs w:val="18"/>
-              </w:rPr>
-              <w:t>='CACC'.</w:t>
+              <w:t>Script-generated files used IDM. All files manually corrected to carFollowModel='CACC'.</w:t>
             </w:r>
           </w:p>
         </w:tc>
@@ -5439,7 +4220,6 @@
             <w:shd w:val="clear" w:color="auto" w:fill="F7FAFC"/>
           </w:tcPr>
           <w:p>
-            <w:proofErr w:type="spellStart"/>
             <w:r>
               <w:rPr>
                 <w:rFonts w:ascii="Calibri" w:eastAsia="Calibri" w:hAnsi="Calibri" w:cs="Calibri"/>
@@ -5447,77 +4227,7 @@
                 <w:sz w:val="18"/>
                 <w:szCs w:val="18"/>
               </w:rPr>
-              <w:t>TraCI</w:t>
-            </w:r>
-            <w:proofErr w:type="spellEnd"/>
-            <w:r>
-              <w:rPr>
-                <w:rFonts w:ascii="Calibri" w:eastAsia="Calibri" w:hAnsi="Calibri" w:cs="Calibri"/>
-                <w:color w:val="1A1A2E"/>
-                <w:sz w:val="18"/>
-                <w:szCs w:val="18"/>
-              </w:rPr>
-              <w:t xml:space="preserve"> returns ('', -1) not None. Fixed with: </w:t>
-            </w:r>
-            <w:proofErr w:type="spellStart"/>
-            <w:r>
-              <w:rPr>
-                <w:rFonts w:ascii="Calibri" w:eastAsia="Calibri" w:hAnsi="Calibri" w:cs="Calibri"/>
-                <w:color w:val="1A1A2E"/>
-                <w:sz w:val="18"/>
-                <w:szCs w:val="18"/>
-              </w:rPr>
-              <w:t>has_leader</w:t>
-            </w:r>
-            <w:proofErr w:type="spellEnd"/>
-            <w:r>
-              <w:rPr>
-                <w:rFonts w:ascii="Calibri" w:eastAsia="Calibri" w:hAnsi="Calibri" w:cs="Calibri"/>
-                <w:color w:val="1A1A2E"/>
-                <w:sz w:val="18"/>
-                <w:szCs w:val="18"/>
-              </w:rPr>
-              <w:t xml:space="preserve"> = leader and </w:t>
-            </w:r>
-            <w:proofErr w:type="gramStart"/>
-            <w:r>
-              <w:rPr>
-                <w:rFonts w:ascii="Calibri" w:eastAsia="Calibri" w:hAnsi="Calibri" w:cs="Calibri"/>
-                <w:color w:val="1A1A2E"/>
-                <w:sz w:val="18"/>
-                <w:szCs w:val="18"/>
-              </w:rPr>
-              <w:t>leader[</w:t>
-            </w:r>
-            <w:proofErr w:type="gramEnd"/>
-            <w:r>
-              <w:rPr>
-                <w:rFonts w:ascii="Calibri" w:eastAsia="Calibri" w:hAnsi="Calibri" w:cs="Calibri"/>
-                <w:color w:val="1A1A2E"/>
-                <w:sz w:val="18"/>
-                <w:szCs w:val="18"/>
-              </w:rPr>
-              <w:t>0</w:t>
-            </w:r>
-            <w:proofErr w:type="gramStart"/>
-            <w:r>
-              <w:rPr>
-                <w:rFonts w:ascii="Calibri" w:eastAsia="Calibri" w:hAnsi="Calibri" w:cs="Calibri"/>
-                <w:color w:val="1A1A2E"/>
-                <w:sz w:val="18"/>
-                <w:szCs w:val="18"/>
-              </w:rPr>
-              <w:t>] !</w:t>
-            </w:r>
-            <w:proofErr w:type="gramEnd"/>
-            <w:r>
-              <w:rPr>
-                <w:rFonts w:ascii="Calibri" w:eastAsia="Calibri" w:hAnsi="Calibri" w:cs="Calibri"/>
-                <w:color w:val="1A1A2E"/>
-                <w:sz w:val="18"/>
-                <w:szCs w:val="18"/>
-              </w:rPr>
-              <w:t>= ''</w:t>
+              <w:t>TraCI returns ('', -1) not None. Fixed with: has_leader = leader and leader[0] != ''</w:t>
             </w:r>
           </w:p>
         </w:tc>
@@ -5691,19 +4401,8 @@
                 <w:sz w:val="18"/>
                 <w:szCs w:val="18"/>
               </w:rPr>
-              <w:t xml:space="preserve">highway.net.xml, route files, </w:t>
-            </w:r>
-            <w:proofErr w:type="spellStart"/>
-            <w:r>
-              <w:rPr>
-                <w:rFonts w:ascii="Calibri" w:eastAsia="Calibri" w:hAnsi="Calibri" w:cs="Calibri"/>
-                <w:color w:val="1A1A2E"/>
-                <w:sz w:val="18"/>
-                <w:szCs w:val="18"/>
-              </w:rPr>
-              <w:t>sumocfg</w:t>
-            </w:r>
-            <w:proofErr w:type="spellEnd"/>
+              <w:t>highway.net.xml, route files, sumocfg</w:t>
+            </w:r>
           </w:p>
         </w:tc>
         <w:tc>
@@ -5765,7 +4464,6 @@
             <w:shd w:val="clear" w:color="auto" w:fill="F7FAFC"/>
           </w:tcPr>
           <w:p>
-            <w:proofErr w:type="spellStart"/>
             <w:r>
               <w:rPr>
                 <w:rFonts w:ascii="Calibri" w:eastAsia="Calibri" w:hAnsi="Calibri" w:cs="Calibri"/>
@@ -5773,49 +4471,8 @@
                 <w:sz w:val="18"/>
                 <w:szCs w:val="18"/>
               </w:rPr>
-              <w:t>ground_truth_X.npy</w:t>
-            </w:r>
-            <w:proofErr w:type="spellEnd"/>
-            <w:r>
-              <w:rPr>
-                <w:rFonts w:ascii="Calibri" w:eastAsia="Calibri" w:hAnsi="Calibri" w:cs="Calibri"/>
-                <w:color w:val="1A1A2E"/>
-                <w:sz w:val="18"/>
-                <w:szCs w:val="18"/>
-              </w:rPr>
-              <w:t xml:space="preserve"> (656, 30, 7) </w:t>
-            </w:r>
-            <w:proofErr w:type="spellStart"/>
-            <w:r>
-              <w:rPr>
-                <w:rFonts w:ascii="Calibri" w:eastAsia="Calibri" w:hAnsi="Calibri" w:cs="Calibri"/>
-                <w:color w:val="1A1A2E"/>
-                <w:sz w:val="18"/>
-                <w:szCs w:val="18"/>
-              </w:rPr>
-              <w:t>ground_truth_Y.npy</w:t>
-            </w:r>
-            <w:proofErr w:type="spellEnd"/>
-            <w:r>
-              <w:rPr>
-                <w:rFonts w:ascii="Calibri" w:eastAsia="Calibri" w:hAnsi="Calibri" w:cs="Calibri"/>
-                <w:color w:val="1A1A2E"/>
-                <w:sz w:val="18"/>
-                <w:szCs w:val="18"/>
-              </w:rPr>
-              <w:t xml:space="preserve"> (656, 50, 2) </w:t>
-            </w:r>
-            <w:proofErr w:type="spellStart"/>
-            <w:r>
-              <w:rPr>
-                <w:rFonts w:ascii="Calibri" w:eastAsia="Calibri" w:hAnsi="Calibri" w:cs="Calibri"/>
-                <w:color w:val="1A1A2E"/>
-                <w:sz w:val="18"/>
-                <w:szCs w:val="18"/>
-              </w:rPr>
-              <w:t>type_metadata.pkl</w:t>
-            </w:r>
-            <w:proofErr w:type="spellEnd"/>
+              <w:t>ground_truth_X.npy (656, 30, 7) ground_truth_Y.npy (656, 50, 2) type_metadata.pkl</w:t>
+            </w:r>
           </w:p>
         </w:tc>
         <w:tc>
@@ -5884,27 +4541,7 @@
                 <w:sz w:val="18"/>
                 <w:szCs w:val="18"/>
               </w:rPr>
-              <w:t>60 .</w:t>
-            </w:r>
-            <w:proofErr w:type="spellStart"/>
-            <w:r>
-              <w:rPr>
-                <w:rFonts w:ascii="Calibri" w:eastAsia="Calibri" w:hAnsi="Calibri" w:cs="Calibri"/>
-                <w:color w:val="1A1A2E"/>
-                <w:sz w:val="18"/>
-                <w:szCs w:val="18"/>
-              </w:rPr>
-              <w:t>npz</w:t>
-            </w:r>
-            <w:proofErr w:type="spellEnd"/>
-            <w:r>
-              <w:rPr>
-                <w:rFonts w:ascii="Calibri" w:eastAsia="Calibri" w:hAnsi="Calibri" w:cs="Calibri"/>
-                <w:color w:val="1A1A2E"/>
-                <w:sz w:val="18"/>
-                <w:szCs w:val="18"/>
-              </w:rPr>
-              <w:t xml:space="preserve"> files in data/ folder ~40,000+ total windows</w:t>
+              <w:t>60 .npz files in data/ folder ~40,000+ total windows</w:t>
             </w:r>
           </w:p>
         </w:tc>
@@ -5949,48 +4586,7 @@
           <w:rFonts w:ascii="Calibri" w:eastAsia="Calibri" w:hAnsi="Calibri" w:cs="Calibri"/>
           <w:color w:val="2E7D32"/>
         </w:rPr>
-        <w:t>Steps 4 and 5 (SFM and TCM injection) read the .</w:t>
-      </w:r>
-      <w:proofErr w:type="spellStart"/>
-      <w:r>
-        <w:rPr>
-          <w:rFonts w:ascii="Calibri" w:eastAsia="Calibri" w:hAnsi="Calibri" w:cs="Calibri"/>
-          <w:color w:val="2E7D32"/>
-        </w:rPr>
-        <w:t>npz</w:t>
-      </w:r>
-      <w:proofErr w:type="spellEnd"/>
-      <w:r>
-        <w:rPr>
-          <w:rFonts w:ascii="Calibri" w:eastAsia="Calibri" w:hAnsi="Calibri" w:cs="Calibri"/>
-          <w:color w:val="2E7D32"/>
-        </w:rPr>
-        <w:t xml:space="preserve"> files produced in Step 3 and corrupt them to simulate real deployment conditions. The ground truth values are preserved inside </w:t>
-      </w:r>
-      <w:proofErr w:type="gramStart"/>
-      <w:r>
-        <w:rPr>
-          <w:rFonts w:ascii="Calibri" w:eastAsia="Calibri" w:hAnsi="Calibri" w:cs="Calibri"/>
-          <w:color w:val="2E7D32"/>
-        </w:rPr>
-        <w:t>the .</w:t>
-      </w:r>
-      <w:proofErr w:type="spellStart"/>
-      <w:r>
-        <w:rPr>
-          <w:rFonts w:ascii="Calibri" w:eastAsia="Calibri" w:hAnsi="Calibri" w:cs="Calibri"/>
-          <w:color w:val="2E7D32"/>
-        </w:rPr>
-        <w:t>npz</w:t>
-      </w:r>
-      <w:proofErr w:type="spellEnd"/>
-      <w:proofErr w:type="gramEnd"/>
-      <w:r>
-        <w:rPr>
-          <w:rFonts w:ascii="Calibri" w:eastAsia="Calibri" w:hAnsi="Calibri" w:cs="Calibri"/>
-          <w:color w:val="2E7D32"/>
-        </w:rPr>
-        <w:t xml:space="preserve"> for evaluation. Never overwrite the ground truth arrays.</w:t>
+        <w:t>Steps 4 and 5 (SFM and TCM injection) read the .npz files produced in Step 3 and corrupt them to simulate real deployment conditions. The ground truth values are preserved inside the .npz for evaluation. Never overwrite the ground truth arrays.</w:t>
       </w:r>
     </w:p>
     <w:p>
@@ -6051,39 +4647,41 @@
           <w:rFonts w:ascii="Calibri" w:eastAsia="Calibri" w:hAnsi="Calibri" w:cs="Calibri"/>
           <w:color w:val="1A1A2E"/>
         </w:rPr>
-        <w:t>A post-processing pipeline that reads each clean ground truth .</w:t>
-      </w:r>
-      <w:proofErr w:type="spellStart"/>
-      <w:r>
+        <w:t>A post-processing pipeline that reads each clean ground truth .npz file from data/ and applies physically-grounded masking to the three neighbour feature columns based on vehicle type metadata. Output is saved to data_corrupted/ leaving the original files untouched.</w:t>
+      </w:r>
+    </w:p>
+    <w:p>
+      <w:pPr>
+        <w:spacing w:before="60" w:after="80"/>
+        <w:jc w:val="both"/>
         <w:rPr>
           <w:rFonts w:ascii="Calibri" w:eastAsia="Calibri" w:hAnsi="Calibri" w:cs="Calibri"/>
           <w:color w:val="1A1A2E"/>
         </w:rPr>
-        <w:t>npz</w:t>
-      </w:r>
-      <w:proofErr w:type="spellEnd"/>
+      </w:pPr>
       <w:r>
         <w:rPr>
           <w:rFonts w:ascii="Calibri" w:eastAsia="Calibri" w:hAnsi="Calibri" w:cs="Calibri"/>
           <w:color w:val="1A1A2E"/>
         </w:rPr>
-        <w:t xml:space="preserve"> file from data/ and applies physically-grounded masking to the three neighbour feature columns based on vehicle type metadata. Output is saved to </w:t>
-      </w:r>
-      <w:proofErr w:type="spellStart"/>
-      <w:r>
+        <w:t>The Physics of SFM</w:t>
+      </w:r>
+    </w:p>
+    <w:p>
+      <w:pPr>
+        <w:spacing w:before="60" w:after="80"/>
+        <w:jc w:val="both"/>
         <w:rPr>
           <w:rFonts w:ascii="Calibri" w:eastAsia="Calibri" w:hAnsi="Calibri" w:cs="Calibri"/>
           <w:color w:val="1A1A2E"/>
         </w:rPr>
-        <w:t>data_corrupted</w:t>
-      </w:r>
-      <w:proofErr w:type="spellEnd"/>
+      </w:pPr>
       <w:r>
         <w:rPr>
           <w:rFonts w:ascii="Calibri" w:eastAsia="Calibri" w:hAnsi="Calibri" w:cs="Calibri"/>
           <w:color w:val="1A1A2E"/>
         </w:rPr>
-        <w:t>/ leaving the original files untouched.</w:t>
+        <w:t>SFM is caused by HDV non-participation in V2X. Two sensor modalities must be distinguished:</w:t>
       </w:r>
     </w:p>
     <w:p>
@@ -6095,40 +4693,40 @@
           <w:color w:val="1A1A2E"/>
         </w:rPr>
       </w:pPr>
-      <w:r>
+    </w:p>
+    <w:p>
+      <w:pPr>
+        <w:spacing w:before="60" w:after="80"/>
+        <w:jc w:val="both"/>
         <w:rPr>
           <w:rFonts w:ascii="Calibri" w:eastAsia="Calibri" w:hAnsi="Calibri" w:cs="Calibri"/>
           <w:color w:val="1A1A2E"/>
         </w:rPr>
-        <w:t>The Physics of SFM</w:t>
-      </w:r>
-    </w:p>
-    <w:p>
-      <w:pPr>
-        <w:spacing w:before="60" w:after="80"/>
-        <w:jc w:val="both"/>
+      </w:pPr>
+      <w:r>
         <w:rPr>
           <w:rFonts w:ascii="Calibri" w:eastAsia="Calibri" w:hAnsi="Calibri" w:cs="Calibri"/>
           <w:color w:val="1A1A2E"/>
         </w:rPr>
-      </w:pPr>
-      <w:r>
+        <w:t>Onboard radar/LiDAR — detects physical mass regardless of connectivity. Tracks gap to any vehicle ahead, CAV or HDV.</w:t>
+      </w:r>
+    </w:p>
+    <w:p>
+      <w:pPr>
+        <w:spacing w:before="60" w:after="80"/>
+        <w:jc w:val="both"/>
         <w:rPr>
           <w:rFonts w:ascii="Calibri" w:eastAsia="Calibri" w:hAnsi="Calibri" w:cs="Calibri"/>
           <w:color w:val="1A1A2E"/>
         </w:rPr>
-        <w:t>SFM is caused by HDV non-participation in V2X. Two sensor modalities must be distinguished:</w:t>
-      </w:r>
-    </w:p>
-    <w:p>
-      <w:pPr>
-        <w:spacing w:before="60" w:after="80"/>
-        <w:jc w:val="both"/>
+      </w:pPr>
+      <w:r>
         <w:rPr>
           <w:rFonts w:ascii="Calibri" w:eastAsia="Calibri" w:hAnsi="Calibri" w:cs="Calibri"/>
           <w:color w:val="1A1A2E"/>
         </w:rPr>
-      </w:pPr>
+        <w:t>V2X cooperative telemetry — requires a wireless transmitter on the target vehicle. HDVs have no transmitter. Speed data from HDVs is structurally unavailable.</w:t>
+      </w:r>
     </w:p>
     <w:p>
       <w:pPr>
@@ -6139,40 +4737,40 @@
           <w:color w:val="1A1A2E"/>
         </w:rPr>
       </w:pPr>
-      <w:r>
+    </w:p>
+    <w:p>
+      <w:pPr>
+        <w:spacing w:before="60" w:after="80"/>
+        <w:jc w:val="both"/>
         <w:rPr>
           <w:rFonts w:ascii="Calibri" w:eastAsia="Calibri" w:hAnsi="Calibri" w:cs="Calibri"/>
           <w:color w:val="1A1A2E"/>
         </w:rPr>
-        <w:t>Onboard radar/LiDAR — detects physical mass regardless of connectivity. Tracks gap to any vehicle ahead, CAV or HDV.</w:t>
-      </w:r>
-    </w:p>
-    <w:p>
-      <w:pPr>
-        <w:spacing w:before="60" w:after="80"/>
-        <w:jc w:val="both"/>
+      </w:pPr>
+      <w:r>
         <w:rPr>
           <w:rFonts w:ascii="Calibri" w:eastAsia="Calibri" w:hAnsi="Calibri" w:cs="Calibri"/>
           <w:color w:val="1A1A2E"/>
         </w:rPr>
-      </w:pPr>
-      <w:r>
+        <w:t>Exact Masking Rules Per Column</w:t>
+      </w:r>
+    </w:p>
+    <w:p>
+      <w:pPr>
+        <w:spacing w:before="60" w:after="80"/>
+        <w:jc w:val="both"/>
         <w:rPr>
           <w:rFonts w:ascii="Calibri" w:eastAsia="Calibri" w:hAnsi="Calibri" w:cs="Calibri"/>
           <w:color w:val="1A1A2E"/>
         </w:rPr>
-        <w:t>V2X cooperative telemetry — requires a wireless transmitter on the target vehicle. HDVs have no transmitter. Speed data from HDVs is structurally unavailable.</w:t>
-      </w:r>
-    </w:p>
-    <w:p>
-      <w:pPr>
-        <w:spacing w:before="60" w:after="80"/>
-        <w:jc w:val="both"/>
+      </w:pPr>
+      <w:r>
         <w:rPr>
           <w:rFonts w:ascii="Calibri" w:eastAsia="Calibri" w:hAnsi="Calibri" w:cs="Calibri"/>
           <w:color w:val="1A1A2E"/>
         </w:rPr>
-      </w:pPr>
+        <w:t>ColumnFeatureMasked whenKept when4gap_to_leaderLeader = none (no vehicle ahead)Leader = HDV or CAV (radar detects physical mass)5leader_speedLeader = none OR leader = HDVLeader = CAV (V2X broadcast received)6follower_speedFollower = none OR follower = HDVFollower = CAV (V2X broadcast received)</w:t>
+      </w:r>
     </w:p>
     <w:p>
       <w:pPr>
@@ -6188,7 +4786,7 @@
           <w:rFonts w:ascii="Calibri" w:eastAsia="Calibri" w:hAnsi="Calibri" w:cs="Calibri"/>
           <w:color w:val="1A1A2E"/>
         </w:rPr>
-        <w:t>Exact Masking Rules Per Column</w:t>
+        <w:t>Correction from Implementation Plan</w:t>
       </w:r>
     </w:p>
     <w:p>
@@ -6200,85 +4798,90 @@
           <w:color w:val="1A1A2E"/>
         </w:rPr>
       </w:pPr>
-      <w:proofErr w:type="spellStart"/>
       <w:r>
         <w:rPr>
           <w:rFonts w:ascii="Calibri" w:eastAsia="Calibri" w:hAnsi="Calibri" w:cs="Calibri"/>
           <w:color w:val="1A1A2E"/>
         </w:rPr>
-        <w:t>ColumnFeatureMasked</w:t>
-      </w:r>
-      <w:proofErr w:type="spellEnd"/>
-      <w:r>
+        <w:t>The original implementation plan masked column 4 (gap_to_leader) when the leader was HDV. This is physically wrong. An HDV is a metallic mass — the ego-CAV's onboard radar detects it regardless of V2X capability. Confirmed by supervisor. Column 4 is only masked when no leader exists at all.</w:t>
+      </w:r>
+    </w:p>
+    <w:p>
+      <w:pPr>
+        <w:spacing w:before="60" w:after="80"/>
+        <w:jc w:val="both"/>
         <w:rPr>
           <w:rFonts w:ascii="Calibri" w:eastAsia="Calibri" w:hAnsi="Calibri" w:cs="Calibri"/>
           <w:color w:val="1A1A2E"/>
         </w:rPr>
-        <w:t xml:space="preserve"> </w:t>
-      </w:r>
-      <w:proofErr w:type="spellStart"/>
+      </w:pPr>
       <w:r>
         <w:rPr>
           <w:rFonts w:ascii="Calibri" w:eastAsia="Calibri" w:hAnsi="Calibri" w:cs="Calibri"/>
           <w:color w:val="1A1A2E"/>
         </w:rPr>
-        <w:t>whenKept</w:t>
-      </w:r>
-      <w:proofErr w:type="spellEnd"/>
-      <w:r>
+        <w:t>Output Structure</w:t>
+      </w:r>
+    </w:p>
+    <w:p>
+      <w:pPr>
+        <w:spacing w:before="60" w:after="80"/>
+        <w:jc w:val="both"/>
         <w:rPr>
           <w:rFonts w:ascii="Calibri" w:eastAsia="Calibri" w:hAnsi="Calibri" w:cs="Calibri"/>
           <w:color w:val="1A1A2E"/>
         </w:rPr>
-        <w:t xml:space="preserve"> when4gap_to_leaderLeader = none (no vehicle </w:t>
-      </w:r>
-      <w:proofErr w:type="gramStart"/>
+      </w:pPr>
       <w:r>
         <w:rPr>
           <w:rFonts w:ascii="Calibri" w:eastAsia="Calibri" w:hAnsi="Calibri" w:cs="Calibri"/>
           <w:color w:val="1A1A2E"/>
         </w:rPr>
-        <w:t>ahead)Leader</w:t>
-      </w:r>
-      <w:proofErr w:type="gramEnd"/>
-      <w:r>
+        <w:t>Each file in data_corrupted/ contains:</w:t>
+      </w:r>
+    </w:p>
+    <w:p>
+      <w:pPr>
+        <w:spacing w:before="60" w:after="80"/>
+        <w:jc w:val="both"/>
         <w:rPr>
           <w:rFonts w:ascii="Calibri" w:eastAsia="Calibri" w:hAnsi="Calibri" w:cs="Calibri"/>
           <w:color w:val="1A1A2E"/>
         </w:rPr>
-        <w:t xml:space="preserve"> = HDV or CAV (radar detects physical mass)5leader_speedLeader = none OR leader = </w:t>
-      </w:r>
-      <w:proofErr w:type="spellStart"/>
-      <w:r>
+      </w:pPr>
+    </w:p>
+    <w:p>
+      <w:pPr>
+        <w:spacing w:before="60" w:after="80"/>
+        <w:jc w:val="both"/>
         <w:rPr>
           <w:rFonts w:ascii="Calibri" w:eastAsia="Calibri" w:hAnsi="Calibri" w:cs="Calibri"/>
           <w:color w:val="1A1A2E"/>
         </w:rPr>
-        <w:t>HDVLeader</w:t>
-      </w:r>
-      <w:proofErr w:type="spellEnd"/>
+      </w:pPr>
       <w:r>
         <w:rPr>
           <w:rFonts w:ascii="Calibri" w:eastAsia="Calibri" w:hAnsi="Calibri" w:cs="Calibri"/>
           <w:color w:val="1A1A2E"/>
         </w:rPr>
-        <w:t xml:space="preserve"> = CAV (V2X broadcast received)6follower_speedFollower = none OR follower = </w:t>
-      </w:r>
-      <w:proofErr w:type="spellStart"/>
-      <w:r>
+        <w:t>X_gt — original ground truth, untouched</w:t>
+      </w:r>
+    </w:p>
+    <w:p>
+      <w:pPr>
+        <w:spacing w:before="60" w:after="80"/>
+        <w:jc w:val="both"/>
         <w:rPr>
           <w:rFonts w:ascii="Calibri" w:eastAsia="Calibri" w:hAnsi="Calibri" w:cs="Calibri"/>
           <w:color w:val="1A1A2E"/>
         </w:rPr>
-        <w:t>HDVFollower</w:t>
-      </w:r>
-      <w:proofErr w:type="spellEnd"/>
+      </w:pPr>
       <w:r>
         <w:rPr>
           <w:rFonts w:ascii="Calibri" w:eastAsia="Calibri" w:hAnsi="Calibri" w:cs="Calibri"/>
           <w:color w:val="1A1A2E"/>
         </w:rPr>
-        <w:t xml:space="preserve"> = CAV (V2X broadcast received)</w:t>
+        <w:t>Y — trajectory labels, untouched</w:t>
       </w:r>
     </w:p>
     <w:p>
@@ -6295,7 +4898,7 @@
           <w:rFonts w:ascii="Calibri" w:eastAsia="Calibri" w:hAnsi="Calibri" w:cs="Calibri"/>
           <w:color w:val="1A1A2E"/>
         </w:rPr>
-        <w:t>Correction from Implementation Plan</w:t>
+        <w:t>X_corrupted — ground truth with SFM + TCM applied</w:t>
       </w:r>
     </w:p>
     <w:p>
@@ -6312,246 +4915,41 @@
           <w:rFonts w:ascii="Calibri" w:eastAsia="Calibri" w:hAnsi="Calibri" w:cs="Calibri"/>
           <w:color w:val="1A1A2E"/>
         </w:rPr>
-        <w:t xml:space="preserve">The original implementation </w:t>
-      </w:r>
-      <w:proofErr w:type="gramStart"/>
-      <w:r>
+        <w:t>X_mask — combined binary mask (1=observed, 0=missing)</w:t>
+      </w:r>
+    </w:p>
+    <w:p>
+      <w:pPr>
+        <w:spacing w:before="60" w:after="80"/>
+        <w:jc w:val="both"/>
         <w:rPr>
           <w:rFonts w:ascii="Calibri" w:eastAsia="Calibri" w:hAnsi="Calibri" w:cs="Calibri"/>
           <w:color w:val="1A1A2E"/>
         </w:rPr>
-        <w:t>plan</w:t>
-      </w:r>
-      <w:proofErr w:type="gramEnd"/>
+      </w:pPr>
       <w:r>
         <w:rPr>
           <w:rFonts w:ascii="Calibri" w:eastAsia="Calibri" w:hAnsi="Calibri" w:cs="Calibri"/>
           <w:color w:val="1A1A2E"/>
         </w:rPr>
-        <w:t xml:space="preserve"> masked column 4 (</w:t>
-      </w:r>
-      <w:proofErr w:type="spellStart"/>
-      <w:r>
+        <w:t>leader_meta — leader type per step, shape (N, 30)</w:t>
+      </w:r>
+    </w:p>
+    <w:p>
+      <w:pPr>
+        <w:spacing w:before="60" w:after="80"/>
+        <w:jc w:val="both"/>
         <w:rPr>
           <w:rFonts w:ascii="Calibri" w:eastAsia="Calibri" w:hAnsi="Calibri" w:cs="Calibri"/>
           <w:color w:val="1A1A2E"/>
         </w:rPr>
-        <w:t>gap_to_leader</w:t>
-      </w:r>
-      <w:proofErr w:type="spellEnd"/>
+      </w:pPr>
       <w:r>
         <w:rPr>
           <w:rFonts w:ascii="Calibri" w:eastAsia="Calibri" w:hAnsi="Calibri" w:cs="Calibri"/>
           <w:color w:val="1A1A2E"/>
         </w:rPr>
-        <w:t>) when the leader was HDV. This is physically wrong. An HDV is a metallic mass — the ego-CAV's onboard radar detects it regardless of V2X capability. Confirmed by supervisor. Column 4 is only masked when no leader exists at all.</w:t>
-      </w:r>
-    </w:p>
-    <w:p>
-      <w:pPr>
-        <w:spacing w:before="60" w:after="80"/>
-        <w:jc w:val="both"/>
-        <w:rPr>
-          <w:rFonts w:ascii="Calibri" w:eastAsia="Calibri" w:hAnsi="Calibri" w:cs="Calibri"/>
-          <w:color w:val="1A1A2E"/>
-        </w:rPr>
-      </w:pPr>
-      <w:r>
-        <w:rPr>
-          <w:rFonts w:ascii="Calibri" w:eastAsia="Calibri" w:hAnsi="Calibri" w:cs="Calibri"/>
-          <w:color w:val="1A1A2E"/>
-        </w:rPr>
-        <w:t>Output Structure</w:t>
-      </w:r>
-    </w:p>
-    <w:p>
-      <w:pPr>
-        <w:spacing w:before="60" w:after="80"/>
-        <w:jc w:val="both"/>
-        <w:rPr>
-          <w:rFonts w:ascii="Calibri" w:eastAsia="Calibri" w:hAnsi="Calibri" w:cs="Calibri"/>
-          <w:color w:val="1A1A2E"/>
-        </w:rPr>
-      </w:pPr>
-      <w:r>
-        <w:rPr>
-          <w:rFonts w:ascii="Calibri" w:eastAsia="Calibri" w:hAnsi="Calibri" w:cs="Calibri"/>
-          <w:color w:val="1A1A2E"/>
-        </w:rPr>
-        <w:t xml:space="preserve">Each file in </w:t>
-      </w:r>
-      <w:proofErr w:type="spellStart"/>
-      <w:r>
-        <w:rPr>
-          <w:rFonts w:ascii="Calibri" w:eastAsia="Calibri" w:hAnsi="Calibri" w:cs="Calibri"/>
-          <w:color w:val="1A1A2E"/>
-        </w:rPr>
-        <w:t>data_corrupted</w:t>
-      </w:r>
-      <w:proofErr w:type="spellEnd"/>
-      <w:r>
-        <w:rPr>
-          <w:rFonts w:ascii="Calibri" w:eastAsia="Calibri" w:hAnsi="Calibri" w:cs="Calibri"/>
-          <w:color w:val="1A1A2E"/>
-        </w:rPr>
-        <w:t>/ contains:</w:t>
-      </w:r>
-    </w:p>
-    <w:p>
-      <w:pPr>
-        <w:spacing w:before="60" w:after="80"/>
-        <w:jc w:val="both"/>
-        <w:rPr>
-          <w:rFonts w:ascii="Calibri" w:eastAsia="Calibri" w:hAnsi="Calibri" w:cs="Calibri"/>
-          <w:color w:val="1A1A2E"/>
-        </w:rPr>
-      </w:pPr>
-    </w:p>
-    <w:p>
-      <w:pPr>
-        <w:spacing w:before="60" w:after="80"/>
-        <w:jc w:val="both"/>
-        <w:rPr>
-          <w:rFonts w:ascii="Calibri" w:eastAsia="Calibri" w:hAnsi="Calibri" w:cs="Calibri"/>
-          <w:color w:val="1A1A2E"/>
-        </w:rPr>
-      </w:pPr>
-      <w:proofErr w:type="spellStart"/>
-      <w:r>
-        <w:rPr>
-          <w:rFonts w:ascii="Calibri" w:eastAsia="Calibri" w:hAnsi="Calibri" w:cs="Calibri"/>
-          <w:color w:val="1A1A2E"/>
-        </w:rPr>
-        <w:t>X_gt</w:t>
-      </w:r>
-      <w:proofErr w:type="spellEnd"/>
-      <w:r>
-        <w:rPr>
-          <w:rFonts w:ascii="Calibri" w:eastAsia="Calibri" w:hAnsi="Calibri" w:cs="Calibri"/>
-          <w:color w:val="1A1A2E"/>
-        </w:rPr>
-        <w:t xml:space="preserve"> — original ground truth, untouched</w:t>
-      </w:r>
-    </w:p>
-    <w:p>
-      <w:pPr>
-        <w:spacing w:before="60" w:after="80"/>
-        <w:jc w:val="both"/>
-        <w:rPr>
-          <w:rFonts w:ascii="Calibri" w:eastAsia="Calibri" w:hAnsi="Calibri" w:cs="Calibri"/>
-          <w:color w:val="1A1A2E"/>
-        </w:rPr>
-      </w:pPr>
-      <w:r>
-        <w:rPr>
-          <w:rFonts w:ascii="Calibri" w:eastAsia="Calibri" w:hAnsi="Calibri" w:cs="Calibri"/>
-          <w:color w:val="1A1A2E"/>
-        </w:rPr>
-        <w:t>Y — trajectory labels, untouched</w:t>
-      </w:r>
-    </w:p>
-    <w:p>
-      <w:pPr>
-        <w:spacing w:before="60" w:after="80"/>
-        <w:jc w:val="both"/>
-        <w:rPr>
-          <w:rFonts w:ascii="Calibri" w:eastAsia="Calibri" w:hAnsi="Calibri" w:cs="Calibri"/>
-          <w:color w:val="1A1A2E"/>
-        </w:rPr>
-      </w:pPr>
-      <w:proofErr w:type="spellStart"/>
-      <w:r>
-        <w:rPr>
-          <w:rFonts w:ascii="Calibri" w:eastAsia="Calibri" w:hAnsi="Calibri" w:cs="Calibri"/>
-          <w:color w:val="1A1A2E"/>
-        </w:rPr>
-        <w:t>X_corrupted</w:t>
-      </w:r>
-      <w:proofErr w:type="spellEnd"/>
-      <w:r>
-        <w:rPr>
-          <w:rFonts w:ascii="Calibri" w:eastAsia="Calibri" w:hAnsi="Calibri" w:cs="Calibri"/>
-          <w:color w:val="1A1A2E"/>
-        </w:rPr>
-        <w:t xml:space="preserve"> — ground truth with SFM + TCM applied</w:t>
-      </w:r>
-    </w:p>
-    <w:p>
-      <w:pPr>
-        <w:spacing w:before="60" w:after="80"/>
-        <w:jc w:val="both"/>
-        <w:rPr>
-          <w:rFonts w:ascii="Calibri" w:eastAsia="Calibri" w:hAnsi="Calibri" w:cs="Calibri"/>
-          <w:color w:val="1A1A2E"/>
-        </w:rPr>
-      </w:pPr>
-      <w:proofErr w:type="spellStart"/>
-      <w:r>
-        <w:rPr>
-          <w:rFonts w:ascii="Calibri" w:eastAsia="Calibri" w:hAnsi="Calibri" w:cs="Calibri"/>
-          <w:color w:val="1A1A2E"/>
-        </w:rPr>
-        <w:t>X_mask</w:t>
-      </w:r>
-      <w:proofErr w:type="spellEnd"/>
-      <w:r>
-        <w:rPr>
-          <w:rFonts w:ascii="Calibri" w:eastAsia="Calibri" w:hAnsi="Calibri" w:cs="Calibri"/>
-          <w:color w:val="1A1A2E"/>
-        </w:rPr>
-        <w:t xml:space="preserve"> — combined binary mask (1=observed, 0=missing)</w:t>
-      </w:r>
-    </w:p>
-    <w:p>
-      <w:pPr>
-        <w:spacing w:before="60" w:after="80"/>
-        <w:jc w:val="both"/>
-        <w:rPr>
-          <w:rFonts w:ascii="Calibri" w:eastAsia="Calibri" w:hAnsi="Calibri" w:cs="Calibri"/>
-          <w:color w:val="1A1A2E"/>
-        </w:rPr>
-      </w:pPr>
-      <w:proofErr w:type="spellStart"/>
-      <w:r>
-        <w:rPr>
-          <w:rFonts w:ascii="Calibri" w:eastAsia="Calibri" w:hAnsi="Calibri" w:cs="Calibri"/>
-          <w:color w:val="1A1A2E"/>
-        </w:rPr>
-        <w:t>leader_meta</w:t>
-      </w:r>
-      <w:proofErr w:type="spellEnd"/>
-      <w:r>
-        <w:rPr>
-          <w:rFonts w:ascii="Calibri" w:eastAsia="Calibri" w:hAnsi="Calibri" w:cs="Calibri"/>
-          <w:color w:val="1A1A2E"/>
-        </w:rPr>
-        <w:t xml:space="preserve"> — leader type per step, shape (N, 30)</w:t>
-      </w:r>
-    </w:p>
-    <w:p>
-      <w:pPr>
-        <w:spacing w:before="60" w:after="80"/>
-        <w:jc w:val="both"/>
-        <w:rPr>
-          <w:rFonts w:ascii="Calibri" w:eastAsia="Calibri" w:hAnsi="Calibri" w:cs="Calibri"/>
-          <w:color w:val="1A1A2E"/>
-        </w:rPr>
-      </w:pPr>
-      <w:proofErr w:type="spellStart"/>
-      <w:r>
-        <w:rPr>
-          <w:rFonts w:ascii="Calibri" w:eastAsia="Calibri" w:hAnsi="Calibri" w:cs="Calibri"/>
-          <w:color w:val="1A1A2E"/>
-        </w:rPr>
-        <w:t>follower_meta</w:t>
-      </w:r>
-      <w:proofErr w:type="spellEnd"/>
-      <w:r>
-        <w:rPr>
-          <w:rFonts w:ascii="Calibri" w:eastAsia="Calibri" w:hAnsi="Calibri" w:cs="Calibri"/>
-          <w:color w:val="1A1A2E"/>
-        </w:rPr>
-        <w:t xml:space="preserve"> — follower type per step, shape (N, 30)</w:t>
+        <w:t>follower_meta — follower type per step, shape (N, 30)</w:t>
       </w:r>
     </w:p>
     <w:p>
@@ -6762,23 +5160,24 @@
           <w:rFonts w:ascii="Calibri" w:eastAsia="Calibri" w:hAnsi="Calibri" w:cs="Calibri"/>
           <w:color w:val="1A1A2E"/>
         </w:rPr>
-        <w:t xml:space="preserve">A CAV broadcasts its kinematic state in a single atomic packet — a Cooperative Awareness Message (CAM) in Europe or Basic Safety Message (BSM) in the US. At the physical layer, packet delivery is binary: the CRC either passes completely or the packet is discarded entirely. A partial receive is impossible. </w:t>
-      </w:r>
-      <w:proofErr w:type="gramStart"/>
-      <w:r>
+        <w:t>A CAV broadcasts its kinematic state in a single atomic packet — a Cooperative Awareness Message (CAM) in Europe or Basic Safety Message (BSM) in the US. At the physical layer, packet delivery is binary: the CRC either passes completely or the packet is discarded entirely. A partial receive is impossible. Therefore when a packet is lost, speed, acceleration, x, and y are all lost simultaneously. One mask per window is generated and applied to all four columns together.</w:t>
+      </w:r>
+    </w:p>
+    <w:p>
+      <w:pPr>
+        <w:spacing w:before="60" w:after="80"/>
+        <w:jc w:val="both"/>
         <w:rPr>
           <w:rFonts w:ascii="Calibri" w:eastAsia="Calibri" w:hAnsi="Calibri" w:cs="Calibri"/>
           <w:color w:val="1A1A2E"/>
         </w:rPr>
-        <w:t>Therefore</w:t>
-      </w:r>
-      <w:proofErr w:type="gramEnd"/>
+      </w:pPr>
       <w:r>
         <w:rPr>
           <w:rFonts w:ascii="Calibri" w:eastAsia="Calibri" w:hAnsi="Calibri" w:cs="Calibri"/>
           <w:color w:val="1A1A2E"/>
         </w:rPr>
-        <w:t xml:space="preserve"> when a packet is lost, speed, acceleration, x, and y are all lost simultaneously. One mask per window is generated and applied to all four columns together.</w:t>
+        <w:t>Application Order</w:t>
       </w:r>
     </w:p>
     <w:p>
@@ -6795,7 +5194,7 @@
           <w:rFonts w:ascii="Calibri" w:eastAsia="Calibri" w:hAnsi="Calibri" w:cs="Calibri"/>
           <w:color w:val="1A1A2E"/>
         </w:rPr>
-        <w:t>Application Order</w:t>
+        <w:t>Ground truth X</w:t>
       </w:r>
     </w:p>
     <w:p>
@@ -6812,7 +5211,7 @@
           <w:rFonts w:ascii="Calibri" w:eastAsia="Calibri" w:hAnsi="Calibri" w:cs="Calibri"/>
           <w:color w:val="1A1A2E"/>
         </w:rPr>
-        <w:t>Ground truth X</w:t>
+        <w:t xml:space="preserve">    → Step 4: inject_sfm()  → X_sfm, sfm_mask</w:t>
       </w:r>
     </w:p>
     <w:p>
@@ -6829,304 +5228,75 @@
           <w:rFonts w:ascii="Calibri" w:eastAsia="Calibri" w:hAnsi="Calibri" w:cs="Calibri"/>
           <w:color w:val="1A1A2E"/>
         </w:rPr>
-        <w:t xml:space="preserve">    → Step 4: </w:t>
-      </w:r>
-      <w:proofErr w:type="spellStart"/>
-      <w:r>
+        <w:t xml:space="preserve">    → Step 5: inject_tcm()  → X_corrupted, tcm_mask</w:t>
+      </w:r>
+    </w:p>
+    <w:p>
+      <w:pPr>
+        <w:spacing w:before="60" w:after="80"/>
+        <w:jc w:val="both"/>
         <w:rPr>
           <w:rFonts w:ascii="Calibri" w:eastAsia="Calibri" w:hAnsi="Calibri" w:cs="Calibri"/>
           <w:color w:val="1A1A2E"/>
         </w:rPr>
-        <w:t>inject_</w:t>
-      </w:r>
-      <w:proofErr w:type="gramStart"/>
+      </w:pPr>
       <w:r>
         <w:rPr>
           <w:rFonts w:ascii="Calibri" w:eastAsia="Calibri" w:hAnsi="Calibri" w:cs="Calibri"/>
           <w:color w:val="1A1A2E"/>
         </w:rPr>
-        <w:t>sfm</w:t>
-      </w:r>
-      <w:proofErr w:type="spellEnd"/>
-      <w:r>
+        <w:t xml:space="preserve">    → Combined: X_mask = sfm_mask × tcm_mask</w:t>
+      </w:r>
+    </w:p>
+    <w:p>
+      <w:pPr>
+        <w:spacing w:before="60" w:after="80"/>
+        <w:jc w:val="both"/>
         <w:rPr>
           <w:rFonts w:ascii="Calibri" w:eastAsia="Calibri" w:hAnsi="Calibri" w:cs="Calibri"/>
           <w:color w:val="1A1A2E"/>
         </w:rPr>
-        <w:t>()  →</w:t>
-      </w:r>
-      <w:proofErr w:type="gramEnd"/>
+      </w:pPr>
       <w:r>
         <w:rPr>
           <w:rFonts w:ascii="Calibri" w:eastAsia="Calibri" w:hAnsi="Calibri" w:cs="Calibri"/>
           <w:color w:val="1A1A2E"/>
         </w:rPr>
-        <w:t xml:space="preserve"> </w:t>
-      </w:r>
-      <w:proofErr w:type="spellStart"/>
-      <w:r>
+        <w:t>TCM always runs on the SFM-corrupted window. In real deployment both corruption types exist simultaneously in the same received data.</w:t>
+      </w:r>
+    </w:p>
+    <w:p>
+      <w:pPr>
+        <w:spacing w:before="60" w:after="80"/>
+        <w:jc w:val="both"/>
         <w:rPr>
           <w:rFonts w:ascii="Calibri" w:eastAsia="Calibri" w:hAnsi="Calibri" w:cs="Calibri"/>
           <w:color w:val="1A1A2E"/>
         </w:rPr>
-        <w:t>X_sfm</w:t>
-      </w:r>
-      <w:proofErr w:type="spellEnd"/>
+      </w:pPr>
       <w:r>
         <w:rPr>
           <w:rFonts w:ascii="Calibri" w:eastAsia="Calibri" w:hAnsi="Calibri" w:cs="Calibri"/>
           <w:color w:val="1A1A2E"/>
         </w:rPr>
-        <w:t xml:space="preserve">, </w:t>
-      </w:r>
-      <w:proofErr w:type="spellStart"/>
-      <w:r>
+        <w:t>Reproducibility</w:t>
+      </w:r>
+    </w:p>
+    <w:p>
+      <w:pPr>
+        <w:spacing w:before="60" w:after="80"/>
+        <w:jc w:val="both"/>
         <w:rPr>
           <w:rFonts w:ascii="Calibri" w:eastAsia="Calibri" w:hAnsi="Calibri" w:cs="Calibri"/>
           <w:color w:val="1A1A2E"/>
         </w:rPr>
-        <w:t>sfm_mask</w:t>
-      </w:r>
-      <w:proofErr w:type="spellEnd"/>
-    </w:p>
-    <w:p>
-      <w:pPr>
-        <w:spacing w:before="60" w:after="80"/>
-        <w:jc w:val="both"/>
+      </w:pPr>
+      <w:r>
         <w:rPr>
           <w:rFonts w:ascii="Calibri" w:eastAsia="Calibri" w:hAnsi="Calibri" w:cs="Calibri"/>
           <w:color w:val="1A1A2E"/>
         </w:rPr>
-      </w:pPr>
-      <w:r>
-        <w:rPr>
-          <w:rFonts w:ascii="Calibri" w:eastAsia="Calibri" w:hAnsi="Calibri" w:cs="Calibri"/>
-          <w:color w:val="1A1A2E"/>
-        </w:rPr>
-        <w:t xml:space="preserve">    → Step 5: </w:t>
-      </w:r>
-      <w:proofErr w:type="spellStart"/>
-      <w:r>
-        <w:rPr>
-          <w:rFonts w:ascii="Calibri" w:eastAsia="Calibri" w:hAnsi="Calibri" w:cs="Calibri"/>
-          <w:color w:val="1A1A2E"/>
-        </w:rPr>
-        <w:t>inject_</w:t>
-      </w:r>
-      <w:proofErr w:type="gramStart"/>
-      <w:r>
-        <w:rPr>
-          <w:rFonts w:ascii="Calibri" w:eastAsia="Calibri" w:hAnsi="Calibri" w:cs="Calibri"/>
-          <w:color w:val="1A1A2E"/>
-        </w:rPr>
-        <w:t>tcm</w:t>
-      </w:r>
-      <w:proofErr w:type="spellEnd"/>
-      <w:r>
-        <w:rPr>
-          <w:rFonts w:ascii="Calibri" w:eastAsia="Calibri" w:hAnsi="Calibri" w:cs="Calibri"/>
-          <w:color w:val="1A1A2E"/>
-        </w:rPr>
-        <w:t>()  →</w:t>
-      </w:r>
-      <w:proofErr w:type="gramEnd"/>
-      <w:r>
-        <w:rPr>
-          <w:rFonts w:ascii="Calibri" w:eastAsia="Calibri" w:hAnsi="Calibri" w:cs="Calibri"/>
-          <w:color w:val="1A1A2E"/>
-        </w:rPr>
-        <w:t xml:space="preserve"> </w:t>
-      </w:r>
-      <w:proofErr w:type="spellStart"/>
-      <w:r>
-        <w:rPr>
-          <w:rFonts w:ascii="Calibri" w:eastAsia="Calibri" w:hAnsi="Calibri" w:cs="Calibri"/>
-          <w:color w:val="1A1A2E"/>
-        </w:rPr>
-        <w:t>X_corrupted</w:t>
-      </w:r>
-      <w:proofErr w:type="spellEnd"/>
-      <w:r>
-        <w:rPr>
-          <w:rFonts w:ascii="Calibri" w:eastAsia="Calibri" w:hAnsi="Calibri" w:cs="Calibri"/>
-          <w:color w:val="1A1A2E"/>
-        </w:rPr>
-        <w:t xml:space="preserve">, </w:t>
-      </w:r>
-      <w:proofErr w:type="spellStart"/>
-      <w:r>
-        <w:rPr>
-          <w:rFonts w:ascii="Calibri" w:eastAsia="Calibri" w:hAnsi="Calibri" w:cs="Calibri"/>
-          <w:color w:val="1A1A2E"/>
-        </w:rPr>
-        <w:t>tcm_mask</w:t>
-      </w:r>
-      <w:proofErr w:type="spellEnd"/>
-    </w:p>
-    <w:p>
-      <w:pPr>
-        <w:spacing w:before="60" w:after="80"/>
-        <w:jc w:val="both"/>
-        <w:rPr>
-          <w:rFonts w:ascii="Calibri" w:eastAsia="Calibri" w:hAnsi="Calibri" w:cs="Calibri"/>
-          <w:color w:val="1A1A2E"/>
-        </w:rPr>
-      </w:pPr>
-      <w:r>
-        <w:rPr>
-          <w:rFonts w:ascii="Calibri" w:eastAsia="Calibri" w:hAnsi="Calibri" w:cs="Calibri"/>
-          <w:color w:val="1A1A2E"/>
-        </w:rPr>
-        <w:t xml:space="preserve">    → Combined: </w:t>
-      </w:r>
-      <w:proofErr w:type="spellStart"/>
-      <w:r>
-        <w:rPr>
-          <w:rFonts w:ascii="Calibri" w:eastAsia="Calibri" w:hAnsi="Calibri" w:cs="Calibri"/>
-          <w:color w:val="1A1A2E"/>
-        </w:rPr>
-        <w:t>X_mask</w:t>
-      </w:r>
-      <w:proofErr w:type="spellEnd"/>
-      <w:r>
-        <w:rPr>
-          <w:rFonts w:ascii="Calibri" w:eastAsia="Calibri" w:hAnsi="Calibri" w:cs="Calibri"/>
-          <w:color w:val="1A1A2E"/>
-        </w:rPr>
-        <w:t xml:space="preserve"> = </w:t>
-      </w:r>
-      <w:proofErr w:type="spellStart"/>
-      <w:r>
-        <w:rPr>
-          <w:rFonts w:ascii="Calibri" w:eastAsia="Calibri" w:hAnsi="Calibri" w:cs="Calibri"/>
-          <w:color w:val="1A1A2E"/>
-        </w:rPr>
-        <w:t>sfm_mask</w:t>
-      </w:r>
-      <w:proofErr w:type="spellEnd"/>
-      <w:r>
-        <w:rPr>
-          <w:rFonts w:ascii="Calibri" w:eastAsia="Calibri" w:hAnsi="Calibri" w:cs="Calibri"/>
-          <w:color w:val="1A1A2E"/>
-        </w:rPr>
-        <w:t xml:space="preserve"> × </w:t>
-      </w:r>
-      <w:proofErr w:type="spellStart"/>
-      <w:r>
-        <w:rPr>
-          <w:rFonts w:ascii="Calibri" w:eastAsia="Calibri" w:hAnsi="Calibri" w:cs="Calibri"/>
-          <w:color w:val="1A1A2E"/>
-        </w:rPr>
-        <w:t>tcm_mask</w:t>
-      </w:r>
-      <w:proofErr w:type="spellEnd"/>
-    </w:p>
-    <w:p>
-      <w:pPr>
-        <w:spacing w:before="60" w:after="80"/>
-        <w:jc w:val="both"/>
-        <w:rPr>
-          <w:rFonts w:ascii="Calibri" w:eastAsia="Calibri" w:hAnsi="Calibri" w:cs="Calibri"/>
-          <w:color w:val="1A1A2E"/>
-        </w:rPr>
-      </w:pPr>
-      <w:r>
-        <w:rPr>
-          <w:rFonts w:ascii="Calibri" w:eastAsia="Calibri" w:hAnsi="Calibri" w:cs="Calibri"/>
-          <w:color w:val="1A1A2E"/>
-        </w:rPr>
-        <w:t>TCM always runs on the SFM-corrupted window. In real deployment both corruption types exist simultaneously in the same received data.</w:t>
-      </w:r>
-    </w:p>
-    <w:p>
-      <w:pPr>
-        <w:spacing w:before="60" w:after="80"/>
-        <w:jc w:val="both"/>
-        <w:rPr>
-          <w:rFonts w:ascii="Calibri" w:eastAsia="Calibri" w:hAnsi="Calibri" w:cs="Calibri"/>
-          <w:color w:val="1A1A2E"/>
-        </w:rPr>
-      </w:pPr>
-      <w:r>
-        <w:rPr>
-          <w:rFonts w:ascii="Calibri" w:eastAsia="Calibri" w:hAnsi="Calibri" w:cs="Calibri"/>
-          <w:color w:val="1A1A2E"/>
-        </w:rPr>
-        <w:t>Reproducibility</w:t>
-      </w:r>
-    </w:p>
-    <w:p>
-      <w:pPr>
-        <w:spacing w:before="60" w:after="80"/>
-        <w:jc w:val="both"/>
-        <w:rPr>
-          <w:rFonts w:ascii="Calibri" w:eastAsia="Calibri" w:hAnsi="Calibri" w:cs="Calibri"/>
-          <w:color w:val="1A1A2E"/>
-        </w:rPr>
-      </w:pPr>
-      <w:r>
-        <w:rPr>
-          <w:rFonts w:ascii="Calibri" w:eastAsia="Calibri" w:hAnsi="Calibri" w:cs="Calibri"/>
-          <w:color w:val="1A1A2E"/>
-        </w:rPr>
-        <w:t xml:space="preserve">Global seed fixed at </w:t>
-      </w:r>
-      <w:proofErr w:type="spellStart"/>
-      <w:proofErr w:type="gramStart"/>
-      <w:r>
-        <w:rPr>
-          <w:rFonts w:ascii="Calibri" w:eastAsia="Calibri" w:hAnsi="Calibri" w:cs="Calibri"/>
-          <w:color w:val="1A1A2E"/>
-        </w:rPr>
-        <w:t>np.random</w:t>
-      </w:r>
-      <w:proofErr w:type="gramEnd"/>
-      <w:r>
-        <w:rPr>
-          <w:rFonts w:ascii="Calibri" w:eastAsia="Calibri" w:hAnsi="Calibri" w:cs="Calibri"/>
-          <w:color w:val="1A1A2E"/>
-        </w:rPr>
-        <w:t>.</w:t>
-      </w:r>
-      <w:proofErr w:type="gramStart"/>
-      <w:r>
-        <w:rPr>
-          <w:rFonts w:ascii="Calibri" w:eastAsia="Calibri" w:hAnsi="Calibri" w:cs="Calibri"/>
-          <w:color w:val="1A1A2E"/>
-        </w:rPr>
-        <w:t>seed</w:t>
-      </w:r>
-      <w:proofErr w:type="spellEnd"/>
-      <w:r>
-        <w:rPr>
-          <w:rFonts w:ascii="Calibri" w:eastAsia="Calibri" w:hAnsi="Calibri" w:cs="Calibri"/>
-          <w:color w:val="1A1A2E"/>
-        </w:rPr>
-        <w:t>(</w:t>
-      </w:r>
-      <w:proofErr w:type="gramEnd"/>
-      <w:r>
-        <w:rPr>
-          <w:rFonts w:ascii="Calibri" w:eastAsia="Calibri" w:hAnsi="Calibri" w:cs="Calibri"/>
-          <w:color w:val="1A1A2E"/>
-        </w:rPr>
-        <w:t xml:space="preserve">42). Files processed in sorted order within each </w:t>
-      </w:r>
-      <w:proofErr w:type="gramStart"/>
-      <w:r>
-        <w:rPr>
-          <w:rFonts w:ascii="Calibri" w:eastAsia="Calibri" w:hAnsi="Calibri" w:cs="Calibri"/>
-          <w:color w:val="1A1A2E"/>
-        </w:rPr>
-        <w:t>scenario,</w:t>
-      </w:r>
-      <w:proofErr w:type="gramEnd"/>
-      <w:r>
-        <w:rPr>
-          <w:rFonts w:ascii="Calibri" w:eastAsia="Calibri" w:hAnsi="Calibri" w:cs="Calibri"/>
-          <w:color w:val="1A1A2E"/>
-        </w:rPr>
-        <w:t xml:space="preserve"> scenarios processed in fixed order (penetration_10 → 20 → 30). TCM profiles are fully reproducible given these conditions.</w:t>
+        <w:t>Global seed fixed at np.random.seed(42). Files processed in sorted order within each scenario, scenarios processed in fixed order (penetration_10 → 20 → 30). TCM profiles are fully reproducible given these conditions.</w:t>
       </w:r>
     </w:p>
     <w:p>
@@ -7310,31 +5480,7 @@
         <w:jc w:val="both"/>
       </w:pPr>
       <w:r>
-        <w:t xml:space="preserve">A post-processing module that generates simulated RSU camera observations for each window in </w:t>
-      </w:r>
-      <w:proofErr w:type="spellStart"/>
-      <w:r>
-        <w:t>data_corrupted</w:t>
-      </w:r>
-      <w:proofErr w:type="spellEnd"/>
-      <w:r>
-        <w:t xml:space="preserve">/. For every time step where a leader vehicle exists, it applies physically calibrated Gaussian noise and random missed detections to the ground truth gap and leader speed. Output is stored as a new </w:t>
-      </w:r>
-      <w:proofErr w:type="spellStart"/>
-      <w:r>
-        <w:t>rsu_obs</w:t>
-      </w:r>
-      <w:proofErr w:type="spellEnd"/>
-      <w:r>
-        <w:t xml:space="preserve"> array inside each existing .</w:t>
-      </w:r>
-      <w:proofErr w:type="spellStart"/>
-      <w:r>
-        <w:t>npz</w:t>
-      </w:r>
-      <w:proofErr w:type="spellEnd"/>
-      <w:r>
-        <w:t xml:space="preserve"> file.</w:t>
+        <w:t>A post-processing module that generates simulated RSU camera observations for each window in data_corrupted/. For every time step where a leader vehicle exists, it applies physically calibrated Gaussian noise and random missed detections to the ground truth gap and leader speed. Output is stored as a new rsu_obs array inside each existing .npz file.</w:t>
       </w:r>
     </w:p>
     <w:p>
@@ -7552,73 +5698,23 @@
         <w:spacing w:before="60" w:after="80"/>
         <w:jc w:val="both"/>
       </w:pPr>
-      <w:proofErr w:type="spellStart"/>
-      <w:r>
-        <w:t>observed_gap</w:t>
-      </w:r>
-      <w:proofErr w:type="spellEnd"/>
-      <w:r>
-        <w:t xml:space="preserve"> = (</w:t>
-      </w:r>
-      <w:proofErr w:type="spellStart"/>
-      <w:r>
-        <w:t>true_position</w:t>
-      </w:r>
-      <w:proofErr w:type="spellEnd"/>
-      <w:r>
-        <w:t xml:space="preserve"> + </w:t>
-      </w:r>
-      <w:proofErr w:type="spellStart"/>
-      <w:r>
-        <w:t>ε_pos</w:t>
-      </w:r>
-      <w:proofErr w:type="spellEnd"/>
-      <w:r>
-        <w:t xml:space="preserve">) − </w:t>
-      </w:r>
-      <w:proofErr w:type="spellStart"/>
-      <w:r>
-        <w:t>ego_x</w:t>
-      </w:r>
-      <w:proofErr w:type="spellEnd"/>
-      <w:r>
-        <w:t xml:space="preserve"> = </w:t>
-      </w:r>
-      <w:proofErr w:type="spellStart"/>
-      <w:r>
-        <w:t>true_gap</w:t>
-      </w:r>
-      <w:proofErr w:type="spellEnd"/>
-      <w:r>
-        <w:t xml:space="preserve"> + </w:t>
-      </w:r>
-      <w:proofErr w:type="spellStart"/>
-      <w:r>
-        <w:t>ε_pos</w:t>
-      </w:r>
-      <w:proofErr w:type="spellEnd"/>
-    </w:p>
-    <w:p>
-      <w:pPr>
-        <w:spacing w:before="60" w:after="80"/>
-        <w:jc w:val="both"/>
-      </w:pPr>
-    </w:p>
-    <w:p>
-      <w:pPr>
-        <w:spacing w:before="60" w:after="80"/>
-        <w:jc w:val="both"/>
-      </w:pPr>
-      <w:r>
-        <w:t xml:space="preserve">Noise is applied directly to columns 4 and 5 of </w:t>
-      </w:r>
-      <w:proofErr w:type="spellStart"/>
-      <w:r>
-        <w:t>X_gt</w:t>
-      </w:r>
-      <w:proofErr w:type="spellEnd"/>
-      <w:r>
-        <w:t xml:space="preserve"> without carrying extra absolute coordinate arrays.</w:t>
+      <w:r>
+        <w:t>observed_gap = (true_position + ε_pos) − ego_x = true_gap + ε_pos</w:t>
+      </w:r>
+    </w:p>
+    <w:p>
+      <w:pPr>
+        <w:spacing w:before="60" w:after="80"/>
+        <w:jc w:val="both"/>
+      </w:pPr>
+    </w:p>
+    <w:p>
+      <w:pPr>
+        <w:spacing w:before="60" w:after="80"/>
+        <w:jc w:val="both"/>
+      </w:pPr>
+      <w:r>
+        <w:t>Noise is applied directly to columns 4 and 5 of X_gt without carrying extra absolute coordinate arrays.</w:t>
       </w:r>
     </w:p>
     <w:p>
@@ -7699,63 +5795,12 @@
         <w:spacing w:before="60" w:after="80"/>
         <w:jc w:val="both"/>
       </w:pPr>
-      <w:proofErr w:type="spellStart"/>
-      <w:proofErr w:type="gramStart"/>
-      <w:r>
-        <w:t>os.replace</w:t>
-      </w:r>
-      <w:proofErr w:type="spellEnd"/>
-      <w:proofErr w:type="gramEnd"/>
-      <w:r>
-        <w:t xml:space="preserve">() fails on Windows when source and destination paths resolve differently within the same directory. Fixed by replacing with </w:t>
-      </w:r>
-      <w:proofErr w:type="spellStart"/>
-      <w:proofErr w:type="gramStart"/>
-      <w:r>
-        <w:t>shutil.move</w:t>
-      </w:r>
-      <w:proofErr w:type="spellEnd"/>
-      <w:proofErr w:type="gramEnd"/>
-      <w:r>
-        <w:t xml:space="preserve">(). </w:t>
-      </w:r>
-      <w:proofErr w:type="gramStart"/>
-      <w:r>
-        <w:t>Leftover .</w:t>
-      </w:r>
-      <w:proofErr w:type="spellStart"/>
-      <w:proofErr w:type="gramEnd"/>
-      <w:r>
-        <w:t>tmp.npz</w:t>
-      </w:r>
-      <w:proofErr w:type="spellEnd"/>
-      <w:r>
-        <w:t xml:space="preserve"> files from the first failed run were cleaned up manually </w:t>
+      <w:r>
+        <w:t xml:space="preserve">os.replace() fails on Windows when source and destination paths resolve differently within the same directory. Fixed by replacing with shutil.move(). Leftover .tmp.npz files from the first failed run were cleaned up manually </w:t>
       </w:r>
       <w:r>
         <w:lastRenderedPageBreak/>
-        <w:t>before re-running. All subsequent steps use .</w:t>
-      </w:r>
-      <w:proofErr w:type="spellStart"/>
-      <w:r>
-        <w:t>tmp</w:t>
-      </w:r>
-      <w:proofErr w:type="spellEnd"/>
-      <w:r>
-        <w:t xml:space="preserve"> extension (</w:t>
-      </w:r>
-      <w:proofErr w:type="gramStart"/>
-      <w:r>
-        <w:t>not .</w:t>
-      </w:r>
-      <w:proofErr w:type="spellStart"/>
-      <w:proofErr w:type="gramEnd"/>
-      <w:r>
-        <w:t>tmp.npz</w:t>
-      </w:r>
-      <w:proofErr w:type="spellEnd"/>
-      <w:r>
-        <w:t>) to avoid the duplicate file pickup problem.</w:t>
+        <w:t>before re-running. All subsequent steps use .tmp extension (not .tmp.npz) to avoid the duplicate file pickup problem.</w:t>
       </w:r>
     </w:p>
     <w:p>
@@ -7928,169 +5973,52 @@
         <w:jc w:val="both"/>
       </w:pPr>
       <w:r>
-        <w:t>State:       X = [</w:t>
-      </w:r>
-      <w:proofErr w:type="spellStart"/>
-      <w:r>
-        <w:t>x_leader</w:t>
-      </w:r>
-      <w:proofErr w:type="spellEnd"/>
-      <w:r>
-        <w:t xml:space="preserve">, </w:t>
-      </w:r>
-      <w:proofErr w:type="spellStart"/>
-      <w:r>
-        <w:t>v_</w:t>
-      </w:r>
-      <w:proofErr w:type="gramStart"/>
-      <w:r>
-        <w:t>leader</w:t>
-      </w:r>
-      <w:proofErr w:type="spellEnd"/>
-      <w:r>
-        <w:t>]^</w:t>
-      </w:r>
-      <w:proofErr w:type="gramEnd"/>
-      <w:r>
-        <w:t>T</w:t>
-      </w:r>
-    </w:p>
-    <w:p>
-      <w:pPr>
-        <w:spacing w:before="60" w:after="80"/>
-        <w:jc w:val="both"/>
-      </w:pPr>
-      <w:r>
-        <w:t>Observation: Z = [</w:t>
-      </w:r>
-      <w:proofErr w:type="spellStart"/>
-      <w:r>
-        <w:t>z_x</w:t>
-      </w:r>
-      <w:proofErr w:type="spellEnd"/>
-      <w:r>
-        <w:t xml:space="preserve">, </w:t>
-      </w:r>
-      <w:proofErr w:type="spellStart"/>
-      <w:r>
-        <w:t>z_</w:t>
-      </w:r>
-      <w:proofErr w:type="gramStart"/>
-      <w:r>
-        <w:t>v</w:t>
-      </w:r>
-      <w:proofErr w:type="spellEnd"/>
-      <w:r>
-        <w:t>]^T  (</w:t>
-      </w:r>
-      <w:proofErr w:type="gramEnd"/>
-      <w:r>
-        <w:t>absolute position, absolute speed)</w:t>
-      </w:r>
-    </w:p>
-    <w:p>
-      <w:pPr>
-        <w:spacing w:before="60" w:after="80"/>
-        <w:jc w:val="both"/>
-      </w:pPr>
-      <w:r>
-        <w:t>F = [[1, dt], [0, 1</w:t>
-      </w:r>
-      <w:proofErr w:type="gramStart"/>
-      <w:r>
-        <w:t xml:space="preserve">]]   </w:t>
-      </w:r>
-      <w:proofErr w:type="gramEnd"/>
-      <w:r>
-        <w:t xml:space="preserve">     </w:t>
-      </w:r>
-      <w:proofErr w:type="gramStart"/>
-      <w:r>
-        <w:t xml:space="preserve">   (</w:t>
-      </w:r>
-      <w:proofErr w:type="gramEnd"/>
-      <w:r>
-        <w:t>constant velocity transition)</w:t>
-      </w:r>
-    </w:p>
-    <w:p>
-      <w:pPr>
-        <w:spacing w:before="60" w:after="80"/>
-        <w:jc w:val="both"/>
-      </w:pPr>
-      <w:r>
-        <w:t>H = [[1, 0], [0, 1</w:t>
-      </w:r>
-      <w:proofErr w:type="gramStart"/>
-      <w:r>
-        <w:t xml:space="preserve">]]   </w:t>
-      </w:r>
-      <w:proofErr w:type="gramEnd"/>
-      <w:r>
-        <w:t xml:space="preserve">      </w:t>
-      </w:r>
-      <w:proofErr w:type="gramStart"/>
-      <w:r>
-        <w:t xml:space="preserve">   (</w:t>
-      </w:r>
-      <w:proofErr w:type="gramEnd"/>
-      <w:r>
-        <w:t>direct observation)</w:t>
-      </w:r>
-    </w:p>
-    <w:p>
-      <w:pPr>
-        <w:spacing w:before="60" w:after="80"/>
-        <w:jc w:val="both"/>
-      </w:pPr>
-      <w:r>
-        <w:t xml:space="preserve">R = </w:t>
-      </w:r>
-      <w:proofErr w:type="spellStart"/>
-      <w:proofErr w:type="gramStart"/>
-      <w:r>
-        <w:t>diag</w:t>
-      </w:r>
-      <w:proofErr w:type="spellEnd"/>
-      <w:r>
-        <w:t>(</w:t>
-      </w:r>
-      <w:proofErr w:type="gramEnd"/>
-      <w:r>
-        <w:t xml:space="preserve">0.25, 0.09)         </w:t>
-      </w:r>
-      <w:proofErr w:type="gramStart"/>
-      <w:r>
-        <w:t xml:space="preserve">   (</w:t>
-      </w:r>
-      <w:proofErr w:type="gramEnd"/>
-      <w:r>
-        <w:t>camera noise: 0.5m², 0.3m/s²)</w:t>
-      </w:r>
-    </w:p>
-    <w:p>
-      <w:pPr>
-        <w:spacing w:before="60" w:after="80"/>
-        <w:jc w:val="both"/>
-      </w:pPr>
-      <w:r>
-        <w:t xml:space="preserve">Q = </w:t>
-      </w:r>
-      <w:proofErr w:type="spellStart"/>
-      <w:r>
-        <w:t>spectral_density</w:t>
-      </w:r>
-      <w:proofErr w:type="spellEnd"/>
-      <w:r>
-        <w:t xml:space="preserve"> × [[dt³/3, dt²/2], [dt²/2, dt</w:t>
-      </w:r>
-      <w:proofErr w:type="gramStart"/>
-      <w:r>
-        <w:t>]]  (</w:t>
-      </w:r>
-      <w:proofErr w:type="gramEnd"/>
-      <w:r>
-        <w:t>process noise)</w:t>
+        <w:t>State:       X = [x_leader, v_leader]^T</w:t>
+      </w:r>
+    </w:p>
+    <w:p>
+      <w:pPr>
+        <w:spacing w:before="60" w:after="80"/>
+        <w:jc w:val="both"/>
+      </w:pPr>
+      <w:r>
+        <w:t>Observation: Z = [z_x, z_v]^T  (absolute position, absolute speed)</w:t>
+      </w:r>
+    </w:p>
+    <w:p>
+      <w:pPr>
+        <w:spacing w:before="60" w:after="80"/>
+        <w:jc w:val="both"/>
+      </w:pPr>
+      <w:r>
+        <w:t>F = [[1, dt], [0, 1]]           (constant velocity transition)</w:t>
+      </w:r>
+    </w:p>
+    <w:p>
+      <w:pPr>
+        <w:spacing w:before="60" w:after="80"/>
+        <w:jc w:val="both"/>
+      </w:pPr>
+      <w:r>
+        <w:t>H = [[1, 0], [0, 1]]            (direct observation)</w:t>
+      </w:r>
+    </w:p>
+    <w:p>
+      <w:pPr>
+        <w:spacing w:before="60" w:after="80"/>
+        <w:jc w:val="both"/>
+      </w:pPr>
+      <w:r>
+        <w:t>R = diag(0.25, 0.09)            (camera noise: 0.5m², 0.3m/s²)</w:t>
+      </w:r>
+    </w:p>
+    <w:p>
+      <w:pPr>
+        <w:spacing w:before="60" w:after="80"/>
+        <w:jc w:val="both"/>
+      </w:pPr>
+      <w:r>
+        <w:t>Q = spectral_density × [[dt³/3, dt²/2], [dt²/2, dt]]  (process noise)</w:t>
       </w:r>
     </w:p>
     <w:p>
@@ -8112,27 +6040,7 @@
         <w:jc w:val="both"/>
       </w:pPr>
       <w:r>
-        <w:t xml:space="preserve">For time steps after first detection where camera misses: </w:t>
-      </w:r>
-      <w:proofErr w:type="spellStart"/>
-      <w:proofErr w:type="gramStart"/>
-      <w:r>
-        <w:t>kf.predict</w:t>
-      </w:r>
-      <w:proofErr w:type="spellEnd"/>
-      <w:proofErr w:type="gramEnd"/>
-      <w:r>
-        <w:t xml:space="preserve">() is called but </w:t>
-      </w:r>
-      <w:proofErr w:type="spellStart"/>
-      <w:proofErr w:type="gramStart"/>
-      <w:r>
-        <w:t>kf.update</w:t>
-      </w:r>
-      <w:proofErr w:type="spellEnd"/>
-      <w:proofErr w:type="gramEnd"/>
-      <w:r>
-        <w:t>() is skipped. The motion model propagates the state forward while the covariance matrix grows to reflect increasing uncertainty during the sensor blackout. This is physically correct — the filter becomes less confident the longer it runs without a measurement.</w:t>
+        <w:t>For time steps after first detection where camera misses: kf.predict() is called but kf.update() is skipped. The motion model propagates the state forward while the covariance matrix grows to reflect increasing uncertainty during the sensor blackout. This is physically correct — the filter becomes less confident the longer it runs without a measurement.</w:t>
       </w:r>
     </w:p>
     <w:p>
@@ -8153,62 +6061,12 @@
         <w:spacing w:before="60" w:after="80"/>
         <w:jc w:val="both"/>
       </w:pPr>
-      <w:proofErr w:type="spellStart"/>
-      <w:r>
-        <w:t>ego_states</w:t>
-      </w:r>
-      <w:proofErr w:type="spellEnd"/>
-      <w:r>
-        <w:t xml:space="preserve"> are taken from </w:t>
-      </w:r>
-      <w:proofErr w:type="spellStart"/>
-      <w:r>
-        <w:t>X_gt</w:t>
-      </w:r>
-      <w:proofErr w:type="spellEnd"/>
-      <w:proofErr w:type="gramStart"/>
-      <w:r>
-        <w:t>[:,</w:t>
-      </w:r>
-      <w:proofErr w:type="gramEnd"/>
-      <w:r>
-        <w:t xml:space="preserve"> :, 0:4] rather than </w:t>
-      </w:r>
-      <w:proofErr w:type="spellStart"/>
-      <w:r>
-        <w:t>X_corrupted</w:t>
-      </w:r>
-      <w:proofErr w:type="spellEnd"/>
-      <w:r>
-        <w:t xml:space="preserve">. During TCM dropout, ego columns in </w:t>
-      </w:r>
-      <w:proofErr w:type="spellStart"/>
-      <w:r>
-        <w:t>X_corrupted</w:t>
-      </w:r>
-      <w:proofErr w:type="spellEnd"/>
-      <w:r>
-        <w:t xml:space="preserve"> are </w:t>
-      </w:r>
-      <w:proofErr w:type="spellStart"/>
-      <w:r>
-        <w:t>NaN</w:t>
-      </w:r>
-      <w:proofErr w:type="spellEnd"/>
-      <w:r>
-        <w:t>. In real deployment a CAV resolves this using onboard IMU, wheel odometry, and wheel-</w:t>
+      <w:r>
+        <w:t>ego_states are taken from X_gt[:, :, 0:4] rather than X_corrupted. During TCM dropout, ego columns in X_corrupted are NaN. In real deployment a CAV resolves this using onboard IMU, wheel odometry, and wheel-</w:t>
       </w:r>
       <w:r>
         <w:lastRenderedPageBreak/>
-        <w:t xml:space="preserve">speed sensors — dead-reckoning systems immune to V2X dropout. Using </w:t>
-      </w:r>
-      <w:proofErr w:type="spellStart"/>
-      <w:r>
-        <w:t>X_gt</w:t>
-      </w:r>
-      <w:proofErr w:type="spellEnd"/>
-      <w:r>
-        <w:t xml:space="preserve"> ego columns mirrors this precisely reliable local state.</w:t>
+        <w:t>speed sensors — dead-reckoning systems immune to V2X dropout. Using X_gt ego columns mirrors this precisely reliable local state.</w:t>
       </w:r>
     </w:p>
     <w:p>
@@ -8230,52 +6088,7 @@
         <w:jc w:val="both"/>
       </w:pPr>
       <w:r>
-        <w:t xml:space="preserve">Channel 1 fills columns 4 and 5 only where </w:t>
-      </w:r>
-      <w:proofErr w:type="spellStart"/>
-      <w:r>
-        <w:t>X_mask</w:t>
-      </w:r>
-      <w:proofErr w:type="spellEnd"/>
-      <w:proofErr w:type="gramStart"/>
-      <w:r>
-        <w:t>[:,</w:t>
-      </w:r>
-      <w:proofErr w:type="gramEnd"/>
-      <w:r>
-        <w:t xml:space="preserve"> t, 5] == 0 (SFM-masked) and </w:t>
-      </w:r>
-      <w:proofErr w:type="spellStart"/>
-      <w:r>
-        <w:t>leader_</w:t>
-      </w:r>
-      <w:proofErr w:type="gramStart"/>
-      <w:r>
-        <w:t>type</w:t>
-      </w:r>
-      <w:proofErr w:type="spellEnd"/>
-      <w:r>
-        <w:t xml:space="preserve"> !</w:t>
-      </w:r>
-      <w:proofErr w:type="gramEnd"/>
-      <w:r>
-        <w:t>= 'none' (a physical vehicle exists). Column 6 (</w:t>
-      </w:r>
-      <w:proofErr w:type="spellStart"/>
-      <w:r>
-        <w:t>follower_speed</w:t>
-      </w:r>
-      <w:proofErr w:type="spellEnd"/>
-      <w:r>
-        <w:t xml:space="preserve">) is left </w:t>
-      </w:r>
-      <w:proofErr w:type="spellStart"/>
-      <w:r>
-        <w:t>NaN</w:t>
-      </w:r>
-      <w:proofErr w:type="spellEnd"/>
-      <w:r>
-        <w:t xml:space="preserve"> — the RSU camera has no line-of-sight to trailing vehicles.</w:t>
+        <w:t>Channel 1 fills columns 4 and 5 only where X_mask[:, t, 5] == 0 (SFM-masked) and leader_type != 'none' (a physical vehicle exists). Column 6 (follower_speed) is left NaN — the RSU camera has no line-of-sight to trailing vehicles.</w:t>
       </w:r>
     </w:p>
     <w:p>
@@ -8573,13 +6386,8 @@
         <w:spacing w:before="60" w:after="80"/>
         <w:jc w:val="both"/>
       </w:pPr>
-      <w:proofErr w:type="spellStart"/>
-      <w:r>
-        <w:t>Delta_t</w:t>
-      </w:r>
-      <w:proofErr w:type="spellEnd"/>
-      <w:r>
-        <w:t xml:space="preserve"> Units — Seconds</w:t>
+      <w:r>
+        <w:t>Delta_t Units — Seconds</w:t>
       </w:r>
     </w:p>
     <w:p>
@@ -8608,49 +6416,23 @@
         <w:spacing w:before="60" w:after="80"/>
         <w:jc w:val="both"/>
       </w:pPr>
-      <w:proofErr w:type="spellStart"/>
-      <w:r>
-        <w:t>x_last</w:t>
-      </w:r>
-      <w:proofErr w:type="spellEnd"/>
-      <w:r>
-        <w:t xml:space="preserve"> Initialisation</w:t>
-      </w:r>
-    </w:p>
-    <w:p>
-      <w:pPr>
-        <w:spacing w:before="60" w:after="80"/>
-        <w:jc w:val="both"/>
-      </w:pPr>
-    </w:p>
-    <w:p>
-      <w:pPr>
-        <w:spacing w:before="60" w:after="80"/>
-        <w:jc w:val="both"/>
-      </w:pPr>
-      <w:proofErr w:type="spellStart"/>
-      <w:r>
-        <w:t>x_last</w:t>
-      </w:r>
-      <w:proofErr w:type="spellEnd"/>
-      <w:r>
-        <w:t xml:space="preserve"> is initialised from the learned baseline parameter, not from x</w:t>
-      </w:r>
-      <w:proofErr w:type="gramStart"/>
-      <w:r>
-        <w:t>[:,</w:t>
-      </w:r>
-      <w:proofErr w:type="gramEnd"/>
-      <w:r>
-        <w:t xml:space="preserve"> 0</w:t>
-      </w:r>
-      <w:proofErr w:type="gramStart"/>
-      <w:r>
-        <w:t>, :</w:t>
-      </w:r>
-      <w:proofErr w:type="gramEnd"/>
-      <w:r>
-        <w:t>]. If the window starts with a dropout (t=0 missing), zero-initialisation would imply speed=0 at the start. Baseline initialisation correctly represents the model's prior before any observation arrives.</w:t>
+      <w:r>
+        <w:t>x_last Initialisation</w:t>
+      </w:r>
+    </w:p>
+    <w:p>
+      <w:pPr>
+        <w:spacing w:before="60" w:after="80"/>
+        <w:jc w:val="both"/>
+      </w:pPr>
+    </w:p>
+    <w:p>
+      <w:pPr>
+        <w:spacing w:before="60" w:after="80"/>
+        <w:jc w:val="both"/>
+      </w:pPr>
+      <w:r>
+        <w:t>x_last is initialised from the learned baseline parameter, not from x[:, 0, :]. If the window starts with a dropout (t=0 missing), zero-initialisation would imply speed=0 at the start. Baseline initialisation correctly represents the model's prior before any observation arrives.</w:t>
       </w:r>
     </w:p>
     <w:p>
@@ -8748,36 +6530,7 @@
         <w:jc w:val="both"/>
       </w:pPr>
       <w:r>
-        <w:t xml:space="preserve">Scalers are stored as registered buffers inside </w:t>
-      </w:r>
-      <w:proofErr w:type="spellStart"/>
-      <w:r>
-        <w:t>TCMImputer</w:t>
-      </w:r>
-      <w:proofErr w:type="spellEnd"/>
-      <w:r>
-        <w:t xml:space="preserve"> — they travel with </w:t>
-      </w:r>
-      <w:proofErr w:type="spellStart"/>
-      <w:proofErr w:type="gramStart"/>
-      <w:r>
-        <w:t>model.state</w:t>
-      </w:r>
-      <w:proofErr w:type="gramEnd"/>
-      <w:r>
-        <w:t>_</w:t>
-      </w:r>
-      <w:proofErr w:type="gramStart"/>
-      <w:r>
-        <w:t>dict</w:t>
-      </w:r>
-      <w:proofErr w:type="spellEnd"/>
-      <w:r>
-        <w:t>(</w:t>
-      </w:r>
-      <w:proofErr w:type="gramEnd"/>
-      <w:r>
-        <w:t>) automatically and are reused identically by the LSTM predictor in Step 10.</w:t>
+        <w:t>Scalers are stored as registered buffers inside TCMImputer — they travel with model.state_dict() automatically and are reused identically by the LSTM predictor in Step 10.</w:t>
       </w:r>
     </w:p>
     <w:p>
@@ -8807,70 +6560,18 @@
         <w:spacing w:before="60" w:after="80"/>
         <w:jc w:val="both"/>
       </w:pPr>
-      <w:proofErr w:type="spellStart"/>
-      <w:r>
-        <w:t>scaled_lo</w:t>
-      </w:r>
-      <w:proofErr w:type="spellEnd"/>
-      <w:r>
-        <w:t xml:space="preserve"> = (</w:t>
-      </w:r>
-      <w:proofErr w:type="spellStart"/>
-      <w:r>
-        <w:t>raw_lo</w:t>
-      </w:r>
-      <w:proofErr w:type="spellEnd"/>
-      <w:r>
-        <w:t xml:space="preserve"> - </w:t>
-      </w:r>
-      <w:proofErr w:type="spellStart"/>
-      <w:r>
-        <w:t>scaler_mean</w:t>
-      </w:r>
-      <w:proofErr w:type="spellEnd"/>
-      <w:r>
-        <w:t xml:space="preserve">) / </w:t>
-      </w:r>
-      <w:proofErr w:type="spellStart"/>
-      <w:r>
-        <w:t>scaler_std</w:t>
-      </w:r>
-      <w:proofErr w:type="spellEnd"/>
-    </w:p>
-    <w:p>
-      <w:pPr>
-        <w:spacing w:before="60" w:after="80"/>
-        <w:jc w:val="both"/>
-      </w:pPr>
-      <w:proofErr w:type="spellStart"/>
-      <w:r>
-        <w:t>scaled_hi</w:t>
-      </w:r>
-      <w:proofErr w:type="spellEnd"/>
-      <w:r>
-        <w:t xml:space="preserve"> = (</w:t>
-      </w:r>
-      <w:proofErr w:type="spellStart"/>
-      <w:r>
-        <w:t>raw_hi</w:t>
-      </w:r>
-      <w:proofErr w:type="spellEnd"/>
-      <w:r>
-        <w:t xml:space="preserve"> - </w:t>
-      </w:r>
-      <w:proofErr w:type="spellStart"/>
-      <w:r>
-        <w:t>scaler_mean</w:t>
-      </w:r>
-      <w:proofErr w:type="spellEnd"/>
-      <w:r>
-        <w:t xml:space="preserve">) / </w:t>
-      </w:r>
-      <w:proofErr w:type="spellStart"/>
-      <w:r>
-        <w:t>scaler_std</w:t>
-      </w:r>
-      <w:proofErr w:type="spellEnd"/>
+      <w:r>
+        <w:t>scaled_lo = (raw_lo - scaler_mean) / scaler_std</w:t>
+      </w:r>
+    </w:p>
+    <w:p>
+      <w:pPr>
+        <w:spacing w:before="60" w:after="80"/>
+        <w:jc w:val="both"/>
+      </w:pPr>
+      <w:r>
+        <w:t>scaled_hi = (raw_hi - scaler_mean) / scaler_std</w:t>
+      </w:r>
     </w:p>
     <w:p>
       <w:pPr>
@@ -9114,15 +6815,7 @@
         <w:jc w:val="both"/>
       </w:pPr>
       <w:r>
-        <w:t>Train/</w:t>
-      </w:r>
-      <w:proofErr w:type="spellStart"/>
-      <w:r>
-        <w:t>val</w:t>
-      </w:r>
-      <w:proofErr w:type="spellEnd"/>
-      <w:r>
-        <w:t xml:space="preserve"> split is by sample index, not by simulation run. This means windows from the same vehicle episode may appear in both train and val. For the GRU-D this is acceptable since it learns a general imputation function. For the LSTM predictor in Step 10 this must be corrected — split by run ID.</w:t>
+        <w:t>Train/val split is by sample index, not by simulation run. This means windows from the same vehicle episode may appear in both train and val. For the GRU-D this is acceptable since it learns a general imputation function. For the LSTM predictor in Step 10 this must be corrected — split by run ID.</w:t>
       </w:r>
     </w:p>
     <w:p>
@@ -9176,81 +6869,16 @@
         <w:jc w:val="both"/>
       </w:pPr>
       <w:r>
-        <w:t xml:space="preserve">model = </w:t>
-      </w:r>
-      <w:proofErr w:type="spellStart"/>
-      <w:proofErr w:type="gramStart"/>
-      <w:r>
-        <w:t>TCMImputer</w:t>
-      </w:r>
-      <w:proofErr w:type="spellEnd"/>
-      <w:r>
-        <w:t>(</w:t>
-      </w:r>
-      <w:proofErr w:type="spellStart"/>
-      <w:proofErr w:type="gramEnd"/>
-      <w:r>
-        <w:t>feature_dim</w:t>
-      </w:r>
-      <w:proofErr w:type="spellEnd"/>
-      <w:r>
-        <w:t xml:space="preserve">=4, </w:t>
-      </w:r>
-      <w:proofErr w:type="spellStart"/>
-      <w:r>
-        <w:t>hidden_dim</w:t>
-      </w:r>
-      <w:proofErr w:type="spellEnd"/>
-      <w:r>
-        <w:t>=64)</w:t>
-      </w:r>
-    </w:p>
-    <w:p>
-      <w:pPr>
-        <w:spacing w:before="60" w:after="80"/>
-        <w:jc w:val="both"/>
-      </w:pPr>
-      <w:proofErr w:type="spellStart"/>
-      <w:proofErr w:type="gramStart"/>
-      <w:r>
-        <w:t>model.load</w:t>
-      </w:r>
-      <w:proofErr w:type="gramEnd"/>
-      <w:r>
-        <w:t>_state_</w:t>
-      </w:r>
-      <w:proofErr w:type="gramStart"/>
-      <w:r>
-        <w:t>dict</w:t>
-      </w:r>
-      <w:proofErr w:type="spellEnd"/>
-      <w:r>
-        <w:t>(</w:t>
-      </w:r>
-      <w:proofErr w:type="spellStart"/>
-      <w:r>
-        <w:t>torch.load</w:t>
-      </w:r>
-      <w:proofErr w:type="spellEnd"/>
-      <w:proofErr w:type="gramEnd"/>
-      <w:r>
-        <w:t xml:space="preserve">('tcm_grud_best.pt', </w:t>
-      </w:r>
-      <w:proofErr w:type="spellStart"/>
-      <w:r>
-        <w:t>map_location</w:t>
-      </w:r>
-      <w:proofErr w:type="spellEnd"/>
-      <w:r>
-        <w:t>='</w:t>
-      </w:r>
-      <w:proofErr w:type="spellStart"/>
-      <w:r>
-        <w:t>cpu</w:t>
-      </w:r>
-      <w:proofErr w:type="spellEnd"/>
-      <w:r>
-        <w:t>'))</w:t>
+        <w:t>model = TCMImputer(feature_dim=4, hidden_dim=64)</w:t>
+      </w:r>
+    </w:p>
+    <w:p>
+      <w:pPr>
+        <w:spacing w:before="60" w:after="80"/>
+        <w:jc w:val="both"/>
+      </w:pPr>
+      <w:r>
+        <w:t>model.load_state_dict(torch.load('tcm_grud_best.pt', map_location='cpu'))</w:t>
       </w:r>
     </w:p>
     <w:p>
@@ -9387,14 +7015,12 @@
         </w:rPr>
         <w:t xml:space="preserve">An integration script that fuses Channel 1 (Kalman Filter) and Channel 2 (GRU-D) outputs into a single fully-imputed window array </w:t>
       </w:r>
-      <w:proofErr w:type="spellStart"/>
       <w:r>
         <w:rPr>
           <w:rFonts w:ascii="Courier New" w:hAnsi="Courier New" w:cs="Courier New"/>
         </w:rPr>
         <w:t>X_fully_imputed</w:t>
       </w:r>
-      <w:proofErr w:type="spellEnd"/>
       <w:r>
         <w:rPr>
           <w:sz w:val="24"/>
@@ -9402,19 +7028,11 @@
         </w:rPr>
         <w:t xml:space="preserve"> for every window in </w:t>
       </w:r>
-      <w:proofErr w:type="spellStart"/>
       <w:r>
         <w:rPr>
           <w:rFonts w:ascii="Courier New" w:hAnsi="Courier New" w:cs="Courier New"/>
         </w:rPr>
-        <w:t>data_corrupted</w:t>
-      </w:r>
-      <w:proofErr w:type="spellEnd"/>
-      <w:r>
-        <w:rPr>
-          <w:rFonts w:ascii="Courier New" w:hAnsi="Courier New" w:cs="Courier New"/>
-        </w:rPr>
-        <w:t>/</w:t>
+        <w:t>data_corrupted/</w:t>
       </w:r>
       <w:r>
         <w:rPr>
@@ -9538,23 +7156,7 @@
           <w:rFonts w:ascii="var(--font-mono)" w:hAnsi="var(--font-mono)" w:cs="Courier New"/>
           <w:color w:val="14181F"/>
         </w:rPr>
-        <w:t xml:space="preserve">    → </w:t>
-      </w:r>
-      <w:proofErr w:type="spellStart"/>
-      <w:r>
-        <w:rPr>
-          <w:rFonts w:ascii="var(--font-mono)" w:hAnsi="var(--font-mono)" w:cs="Courier New"/>
-          <w:color w:val="14181F"/>
-        </w:rPr>
-        <w:t>denormalise</w:t>
-      </w:r>
-      <w:proofErr w:type="spellEnd"/>
-      <w:r>
-        <w:rPr>
-          <w:rFonts w:ascii="var(--font-mono)" w:hAnsi="var(--font-mono)" w:cs="Courier New"/>
-          <w:color w:val="14181F"/>
-        </w:rPr>
-        <w:t xml:space="preserve"> → write back to cols 0-3</w:t>
+        <w:t xml:space="preserve">    → denormalise → write back to cols 0-3</w:t>
       </w:r>
     </w:p>
     <w:p>
@@ -9587,17 +7189,8 @@
           <w:rFonts w:ascii="var(--font-mono)" w:hAnsi="var(--font-mono)" w:cs="Courier New"/>
           <w:color w:val="14181F"/>
         </w:rPr>
-        <w:t xml:space="preserve">    → </w:t>
-      </w:r>
-      <w:proofErr w:type="spellStart"/>
-      <w:r>
-        <w:rPr>
-          <w:rFonts w:ascii="var(--font-mono)" w:hAnsi="var(--font-mono)" w:cs="Courier New"/>
-          <w:color w:val="14181F"/>
-        </w:rPr>
-        <w:t>X_fully_imputed</w:t>
-      </w:r>
-      <w:proofErr w:type="spellEnd"/>
+        <w:t xml:space="preserve">    → X_fully_imputed</w:t>
+      </w:r>
     </w:p>
     <w:p>
       <w:pPr>
@@ -9677,32 +7270,14 @@
           <w:sz w:val="24"/>
           <w:szCs w:val="24"/>
         </w:rPr>
-        <w:t xml:space="preserve">Replace </w:t>
-      </w:r>
-      <w:proofErr w:type="spellStart"/>
-      <w:r>
-        <w:rPr>
-          <w:sz w:val="24"/>
-          <w:szCs w:val="24"/>
-        </w:rPr>
-        <w:t>NaN</w:t>
-      </w:r>
-      <w:proofErr w:type="spellEnd"/>
-      <w:r>
-        <w:rPr>
-          <w:sz w:val="24"/>
-          <w:szCs w:val="24"/>
-        </w:rPr>
-        <w:t xml:space="preserve"> with 0.0 (</w:t>
-      </w:r>
-      <w:proofErr w:type="spellStart"/>
+        <w:t>Replace NaN with 0.0 (</w:t>
+      </w:r>
       <w:r>
         <w:rPr>
           <w:rFonts w:ascii="Courier New" w:hAnsi="Courier New" w:cs="Courier New"/>
         </w:rPr>
         <w:t>nan_to_num</w:t>
       </w:r>
-      <w:proofErr w:type="spellEnd"/>
       <w:r>
         <w:rPr>
           <w:sz w:val="24"/>
@@ -9734,30 +7309,8 @@
         <w:rPr>
           <w:rFonts w:ascii="Courier New" w:hAnsi="Courier New" w:cs="Courier New"/>
         </w:rPr>
-        <w:t xml:space="preserve">(raw - </w:t>
-      </w:r>
-      <w:proofErr w:type="spellStart"/>
-      <w:r>
-        <w:rPr>
-          <w:rFonts w:ascii="Courier New" w:hAnsi="Courier New" w:cs="Courier New"/>
-        </w:rPr>
-        <w:t>scaler_mean</w:t>
-      </w:r>
-      <w:proofErr w:type="spellEnd"/>
-      <w:r>
-        <w:rPr>
-          <w:rFonts w:ascii="Courier New" w:hAnsi="Courier New" w:cs="Courier New"/>
-        </w:rPr>
-        <w:t xml:space="preserve">) / </w:t>
-      </w:r>
-      <w:proofErr w:type="spellStart"/>
-      <w:r>
-        <w:rPr>
-          <w:rFonts w:ascii="Courier New" w:hAnsi="Courier New" w:cs="Courier New"/>
-        </w:rPr>
-        <w:t>scaler_std</w:t>
-      </w:r>
-      <w:proofErr w:type="spellEnd"/>
+        <w:t>(raw - scaler_mean) / scaler_std</w:t>
+      </w:r>
     </w:p>
     <w:p>
       <w:pPr>
@@ -9778,21 +7331,11 @@
         </w:rPr>
         <w:t xml:space="preserve">Re-zero missing entries: </w:t>
       </w:r>
-      <w:proofErr w:type="spellStart"/>
-      <w:proofErr w:type="gramStart"/>
       <w:r>
         <w:rPr>
           <w:rFonts w:ascii="Courier New" w:hAnsi="Courier New" w:cs="Courier New"/>
         </w:rPr>
-        <w:t>torch.where</w:t>
-      </w:r>
-      <w:proofErr w:type="spellEnd"/>
-      <w:proofErr w:type="gramEnd"/>
-      <w:r>
-        <w:rPr>
-          <w:rFonts w:ascii="Courier New" w:hAnsi="Courier New" w:cs="Courier New"/>
-        </w:rPr>
-        <w:t>(mask==1, norm, zeros)</w:t>
+        <w:t>torch.where(mask==1, norm, zeros)</w:t>
       </w:r>
       <w:r>
         <w:rPr>
@@ -9819,45 +7362,31 @@
           <w:sz w:val="24"/>
           <w:szCs w:val="24"/>
         </w:rPr>
-        <w:t xml:space="preserve">Pass to model, </w:t>
-      </w:r>
-      <w:proofErr w:type="spellStart"/>
-      <w:r>
+        <w:t xml:space="preserve">Pass to model, denormalise output, write to </w:t>
+      </w:r>
+      <w:r>
+        <w:rPr>
+          <w:rFonts w:ascii="Courier New" w:hAnsi="Courier New" w:cs="Courier New"/>
+        </w:rPr>
+        <w:t>X_fully_imputed[:, :, 0:4]</w:t>
+      </w:r>
+    </w:p>
+    <w:p>
+      <w:pPr>
+        <w:spacing w:before="100" w:beforeAutospacing="1" w:after="100" w:afterAutospacing="1"/>
         <w:rPr>
           <w:sz w:val="24"/>
           <w:szCs w:val="24"/>
         </w:rPr>
-        <w:t>denormalise</w:t>
-      </w:r>
-      <w:proofErr w:type="spellEnd"/>
-      <w:r>
-        <w:rPr>
+      </w:pPr>
+      <w:r>
+        <w:rPr>
+          <w:b/>
+          <w:bCs/>
           <w:sz w:val="24"/>
           <w:szCs w:val="24"/>
         </w:rPr>
-        <w:t xml:space="preserve"> output, write to </w:t>
-      </w:r>
-      <w:proofErr w:type="spellStart"/>
-      <w:r>
-        <w:rPr>
-          <w:rFonts w:ascii="Courier New" w:hAnsi="Courier New" w:cs="Courier New"/>
-        </w:rPr>
-        <w:t>X_fully_imputed</w:t>
-      </w:r>
-      <w:proofErr w:type="spellEnd"/>
-      <w:proofErr w:type="gramStart"/>
-      <w:r>
-        <w:rPr>
-          <w:rFonts w:ascii="Courier New" w:hAnsi="Courier New" w:cs="Courier New"/>
-        </w:rPr>
-        <w:t>[:,</w:t>
-      </w:r>
-      <w:proofErr w:type="gramEnd"/>
-      <w:r>
-        <w:rPr>
-          <w:rFonts w:ascii="Courier New" w:hAnsi="Courier New" w:cs="Courier New"/>
-        </w:rPr>
-        <w:t xml:space="preserve"> :, 0:4]</w:t>
+        <w:t>Why Re-zeroing Is Critical</w:t>
       </w:r>
     </w:p>
     <w:p>
@@ -9870,41 +7399,41 @@
       </w:pPr>
       <w:r>
         <w:rPr>
-          <w:b/>
-          <w:bCs/>
           <w:sz w:val="24"/>
           <w:szCs w:val="24"/>
         </w:rPr>
-        <w:t>Why Re-zeroing Is Critical</w:t>
-      </w:r>
-    </w:p>
-    <w:p>
-      <w:pPr>
-        <w:spacing w:before="100" w:beforeAutospacing="1" w:after="100" w:afterAutospacing="1"/>
+        <w:t xml:space="preserve">After normalisation, a zero-filled missing entry becomes </w:t>
+      </w:r>
+      <w:r>
+        <w:rPr>
+          <w:rFonts w:ascii="Courier New" w:hAnsi="Courier New" w:cs="Courier New"/>
+        </w:rPr>
+        <w:t>(0 - mean) / std</w:t>
+      </w:r>
+      <w:r>
         <w:rPr>
           <w:sz w:val="24"/>
           <w:szCs w:val="24"/>
         </w:rPr>
-      </w:pPr>
-      <w:r>
+        <w:t xml:space="preserve"> — a nonzero value that misrepresents the missing position to the GRU-D. Re-applying the mask forces these back to 0.0 before the forward pass, consistent with how the model was trained.</w:t>
+      </w:r>
+    </w:p>
+    <w:p>
+      <w:pPr>
+        <w:spacing w:before="100" w:beforeAutospacing="1" w:after="100" w:afterAutospacing="1"/>
         <w:rPr>
           <w:sz w:val="24"/>
           <w:szCs w:val="24"/>
         </w:rPr>
-        <w:t xml:space="preserve">After normalisation, a zero-filled missing entry becomes </w:t>
-      </w:r>
-      <w:r>
-        <w:rPr>
-          <w:rFonts w:ascii="Courier New" w:hAnsi="Courier New" w:cs="Courier New"/>
-        </w:rPr>
-        <w:t>(0 - mean) / std</w:t>
-      </w:r>
-      <w:r>
-        <w:rPr>
+      </w:pPr>
+      <w:r>
+        <w:rPr>
+          <w:b/>
+          <w:bCs/>
           <w:sz w:val="24"/>
           <w:szCs w:val="24"/>
         </w:rPr>
-        <w:t xml:space="preserve"> — a nonzero value that misrepresents the missing position to the GRU-D. Re-applying the mask forces these back to 0.0 before the forward pass, consistent with how the model was trained.</w:t>
+        <w:t>Column 6 — Honest Structural Missingness</w:t>
       </w:r>
     </w:p>
     <w:p>
@@ -9917,12 +7446,10 @@
       </w:pPr>
       <w:r>
         <w:rPr>
-          <w:b/>
-          <w:bCs/>
           <w:sz w:val="24"/>
           <w:szCs w:val="24"/>
         </w:rPr>
-        <w:t>Column 6 — Honest Structural Missingness</w:t>
+        <w:t>Column 6 (follower_speed) is left untouched with its original NaN values. NaN here is not corruption — it is an honest signal that the data was structurally unavailable. No rear-facing RSU camera exists to fill it, and the ego-kinematics GRU-D was not designed to predict an independent trailing driver's behaviour. The downstream LSTM must handle this via masking.</w:t>
       </w:r>
     </w:p>
     <w:p>
@@ -9935,140 +7462,28 @@
       </w:pPr>
       <w:r>
         <w:rPr>
+          <w:b/>
+          <w:bCs/>
           <w:sz w:val="24"/>
           <w:szCs w:val="24"/>
         </w:rPr>
-        <w:t>Column 6 (</w:t>
-      </w:r>
-      <w:proofErr w:type="spellStart"/>
-      <w:r>
+        <w:t>Verification Logic</w:t>
+      </w:r>
+    </w:p>
+    <w:p>
+      <w:pPr>
+        <w:spacing w:before="100" w:beforeAutospacing="1" w:after="100" w:afterAutospacing="1"/>
         <w:rPr>
           <w:sz w:val="24"/>
           <w:szCs w:val="24"/>
         </w:rPr>
-        <w:t>follower_speed</w:t>
-      </w:r>
-      <w:proofErr w:type="spellEnd"/>
+      </w:pPr>
       <w:r>
         <w:rPr>
           <w:sz w:val="24"/>
           <w:szCs w:val="24"/>
         </w:rPr>
-        <w:t xml:space="preserve">) is left untouched with its original </w:t>
-      </w:r>
-      <w:proofErr w:type="spellStart"/>
-      <w:r>
-        <w:rPr>
-          <w:sz w:val="24"/>
-          <w:szCs w:val="24"/>
-        </w:rPr>
-        <w:t>NaN</w:t>
-      </w:r>
-      <w:proofErr w:type="spellEnd"/>
-      <w:r>
-        <w:rPr>
-          <w:sz w:val="24"/>
-          <w:szCs w:val="24"/>
-        </w:rPr>
-        <w:t xml:space="preserve"> values. </w:t>
-      </w:r>
-      <w:proofErr w:type="spellStart"/>
-      <w:r>
-        <w:rPr>
-          <w:sz w:val="24"/>
-          <w:szCs w:val="24"/>
-        </w:rPr>
-        <w:t>NaN</w:t>
-      </w:r>
-      <w:proofErr w:type="spellEnd"/>
-      <w:r>
-        <w:rPr>
-          <w:sz w:val="24"/>
-          <w:szCs w:val="24"/>
-        </w:rPr>
-        <w:t xml:space="preserve"> here is not corruption — it is an honest signal that the data was structurally unavailable. No rear-facing RSU camera exists to fill it, and the ego-kinematics GRU-D was not designed to predict an independent trailing driver's behaviour. The downstream LSTM must handle this via masking.</w:t>
-      </w:r>
-    </w:p>
-    <w:p>
-      <w:pPr>
-        <w:spacing w:before="100" w:beforeAutospacing="1" w:after="100" w:afterAutospacing="1"/>
-        <w:rPr>
-          <w:sz w:val="24"/>
-          <w:szCs w:val="24"/>
-        </w:rPr>
-      </w:pPr>
-      <w:r>
-        <w:rPr>
-          <w:b/>
-          <w:bCs/>
-          <w:sz w:val="24"/>
-          <w:szCs w:val="24"/>
-        </w:rPr>
-        <w:t>Verification Logic</w:t>
-      </w:r>
-    </w:p>
-    <w:p>
-      <w:pPr>
-        <w:spacing w:before="100" w:beforeAutospacing="1" w:after="100" w:afterAutospacing="1"/>
-        <w:rPr>
-          <w:sz w:val="24"/>
-          <w:szCs w:val="24"/>
-        </w:rPr>
-      </w:pPr>
-      <w:r>
-        <w:rPr>
-          <w:sz w:val="24"/>
-          <w:szCs w:val="24"/>
-        </w:rPr>
-        <w:t xml:space="preserve">Ego columns 0-3 verified to contain zero </w:t>
-      </w:r>
-      <w:proofErr w:type="spellStart"/>
-      <w:r>
-        <w:rPr>
-          <w:sz w:val="24"/>
-          <w:szCs w:val="24"/>
-        </w:rPr>
-        <w:t>NaN</w:t>
-      </w:r>
-      <w:proofErr w:type="spellEnd"/>
-      <w:r>
-        <w:rPr>
-          <w:sz w:val="24"/>
-          <w:szCs w:val="24"/>
-        </w:rPr>
-        <w:t xml:space="preserve"> after integration — hard assertion, raises </w:t>
-      </w:r>
-      <w:proofErr w:type="spellStart"/>
-      <w:r>
-        <w:rPr>
-          <w:sz w:val="24"/>
-          <w:szCs w:val="24"/>
-        </w:rPr>
-        <w:t>ValueError</w:t>
-      </w:r>
-      <w:proofErr w:type="spellEnd"/>
-      <w:r>
-        <w:rPr>
-          <w:sz w:val="24"/>
-          <w:szCs w:val="24"/>
-        </w:rPr>
-        <w:t xml:space="preserve"> if violated. Columns 4, 5, 6 </w:t>
-      </w:r>
-      <w:proofErr w:type="spellStart"/>
-      <w:r>
-        <w:rPr>
-          <w:sz w:val="24"/>
-          <w:szCs w:val="24"/>
-        </w:rPr>
-        <w:t>NaN</w:t>
-      </w:r>
-      <w:proofErr w:type="spellEnd"/>
-      <w:r>
-        <w:rPr>
-          <w:sz w:val="24"/>
-          <w:szCs w:val="24"/>
-        </w:rPr>
-        <w:t xml:space="preserve"> counts reported honestly per file.</w:t>
+        <w:t>Ego columns 0-3 verified to contain zero NaN after integration — hard assertion, raises ValueError if violated. Columns 4, 5, 6 NaN counts reported honestly per file.</w:t>
       </w:r>
     </w:p>
     <w:p>
@@ -10178,31 +7593,33 @@
           <w:sz w:val="24"/>
           <w:szCs w:val="24"/>
         </w:rPr>
-        <w:t xml:space="preserve">Residual </w:t>
-      </w:r>
-      <w:proofErr w:type="spellStart"/>
+        <w:t xml:space="preserve">Residual NaN in columns 4 and 5 (col4 always equals col5) represents windows where the RSU camera had zero detections across all 30 steps. The Kalman Filter cannot initialise without at least one observation. These windows report a 0.7% unrecoverable blackout rate. </w:t>
+      </w:r>
       <w:r>
         <w:rPr>
           <w:sz w:val="24"/>
           <w:szCs w:val="24"/>
         </w:rPr>
-        <w:t>NaN</w:t>
-      </w:r>
-      <w:proofErr w:type="spellEnd"/>
-      <w:r>
+        <w:lastRenderedPageBreak/>
+        <w:t>Mean-filling was deliberately rejected — injecting a hallucinated leader speed when no sensor data exists would undermine the physical methodology. This is reported as an honest system limitation.</w:t>
+      </w:r>
+    </w:p>
+    <w:p>
+      <w:pPr>
+        <w:spacing w:before="100" w:beforeAutospacing="1" w:after="100" w:afterAutospacing="1"/>
         <w:rPr>
           <w:sz w:val="24"/>
           <w:szCs w:val="24"/>
         </w:rPr>
-        <w:t xml:space="preserve"> in columns 4 and 5 (col4 always equals col5) represents windows where the RSU camera had zero detections across all 30 steps. The Kalman Filter cannot initialise without at least one observation. These windows report a 0.7% unrecoverable blackout rate. </w:t>
-      </w:r>
-      <w:r>
-        <w:rPr>
+      </w:pPr>
+      <w:r>
+        <w:rPr>
+          <w:b/>
+          <w:bCs/>
           <w:sz w:val="24"/>
           <w:szCs w:val="24"/>
         </w:rPr>
-        <w:lastRenderedPageBreak/>
-        <w:t>Mean-filling was deliberately rejected — injecting a hallucinated leader speed when no sensor data exists would undermine the physical methodology. This is reported as an honest system limitation.</w:t>
+        <w:t>Final Dataset State After Step 9</w:t>
       </w:r>
     </w:p>
     <w:p>
@@ -10215,63 +7632,29 @@
       </w:pPr>
       <w:r>
         <w:rPr>
-          <w:b/>
-          <w:bCs/>
           <w:sz w:val="24"/>
           <w:szCs w:val="24"/>
         </w:rPr>
-        <w:t>Final Dataset State After Step 9</w:t>
-      </w:r>
-    </w:p>
-    <w:p>
-      <w:pPr>
-        <w:spacing w:before="100" w:beforeAutospacing="1" w:after="100" w:afterAutospacing="1"/>
+        <w:t xml:space="preserve">Each </w:t>
+      </w:r>
+      <w:r>
+        <w:rPr>
+          <w:rFonts w:ascii="Courier New" w:hAnsi="Courier New" w:cs="Courier New"/>
+        </w:rPr>
+        <w:t>.npz</w:t>
+      </w:r>
+      <w:r>
         <w:rPr>
           <w:sz w:val="24"/>
           <w:szCs w:val="24"/>
         </w:rPr>
-      </w:pPr>
-      <w:r>
-        <w:rPr>
-          <w:sz w:val="24"/>
-          <w:szCs w:val="24"/>
-        </w:rPr>
-        <w:t xml:space="preserve">Each </w:t>
+        <w:t xml:space="preserve"> file in </w:t>
       </w:r>
       <w:r>
         <w:rPr>
           <w:rFonts w:ascii="Courier New" w:hAnsi="Courier New" w:cs="Courier New"/>
         </w:rPr>
-        <w:t>.</w:t>
-      </w:r>
-      <w:proofErr w:type="spellStart"/>
-      <w:r>
-        <w:rPr>
-          <w:rFonts w:ascii="Courier New" w:hAnsi="Courier New" w:cs="Courier New"/>
-        </w:rPr>
-        <w:t>npz</w:t>
-      </w:r>
-      <w:proofErr w:type="spellEnd"/>
-      <w:r>
-        <w:rPr>
-          <w:sz w:val="24"/>
-          <w:szCs w:val="24"/>
-        </w:rPr>
-        <w:t xml:space="preserve"> file in </w:t>
-      </w:r>
-      <w:proofErr w:type="spellStart"/>
-      <w:r>
-        <w:rPr>
-          <w:rFonts w:ascii="Courier New" w:hAnsi="Courier New" w:cs="Courier New"/>
-        </w:rPr>
-        <w:t>data_corrupted</w:t>
-      </w:r>
-      <w:proofErr w:type="spellEnd"/>
-      <w:r>
-        <w:rPr>
-          <w:rFonts w:ascii="Courier New" w:hAnsi="Courier New" w:cs="Courier New"/>
-        </w:rPr>
-        <w:t>/</w:t>
+        <w:t>data_corrupted/</w:t>
       </w:r>
       <w:r>
         <w:rPr>
@@ -10306,53 +7689,12 @@
           <w:color w:val="14181F"/>
         </w:rPr>
       </w:pPr>
-      <w:proofErr w:type="spellStart"/>
       <w:r>
         <w:rPr>
           <w:rFonts w:ascii="var(--font-mono)" w:hAnsi="var(--font-mono)" w:cs="Courier New"/>
           <w:color w:val="14181F"/>
         </w:rPr>
-        <w:t>X_gt</w:t>
-      </w:r>
-      <w:proofErr w:type="spellEnd"/>
-      <w:r>
-        <w:rPr>
-          <w:rFonts w:ascii="var(--font-mono)" w:hAnsi="var(--font-mono)" w:cs="Courier New"/>
-          <w:color w:val="14181F"/>
-        </w:rPr>
-        <w:t xml:space="preserve">           </w:t>
-      </w:r>
-      <w:proofErr w:type="gramStart"/>
-      <w:r>
-        <w:rPr>
-          <w:rFonts w:ascii="var(--font-mono)" w:hAnsi="var(--font-mono)" w:cs="Courier New"/>
-          <w:color w:val="14181F"/>
-        </w:rPr>
-        <w:t xml:space="preserve">   (</w:t>
-      </w:r>
-      <w:proofErr w:type="gramEnd"/>
-      <w:r>
-        <w:rPr>
-          <w:rFonts w:ascii="var(--font-mono)" w:hAnsi="var(--font-mono)" w:cs="Courier New"/>
-          <w:color w:val="14181F"/>
-        </w:rPr>
-        <w:t>N, 30, 7</w:t>
-      </w:r>
-      <w:proofErr w:type="gramStart"/>
-      <w:r>
-        <w:rPr>
-          <w:rFonts w:ascii="var(--font-mono)" w:hAnsi="var(--font-mono)" w:cs="Courier New"/>
-          <w:color w:val="14181F"/>
-        </w:rPr>
-        <w:t>)  —</w:t>
-      </w:r>
-      <w:proofErr w:type="gramEnd"/>
-      <w:r>
-        <w:rPr>
-          <w:rFonts w:ascii="var(--font-mono)" w:hAnsi="var(--font-mono)" w:cs="Courier New"/>
-          <w:color w:val="14181F"/>
-        </w:rPr>
-        <w:t xml:space="preserve"> ground truth, never modified</w:t>
+        <w:t>X_gt              (N, 30, 7)  — ground truth, never modified</w:t>
       </w:r>
     </w:p>
     <w:p>
@@ -10385,39 +7727,7 @@
           <w:rFonts w:ascii="var(--font-mono)" w:hAnsi="var(--font-mono)" w:cs="Courier New"/>
           <w:color w:val="14181F"/>
         </w:rPr>
-        <w:t xml:space="preserve">Y              </w:t>
-      </w:r>
-      <w:proofErr w:type="gramStart"/>
-      <w:r>
-        <w:rPr>
-          <w:rFonts w:ascii="var(--font-mono)" w:hAnsi="var(--font-mono)" w:cs="Courier New"/>
-          <w:color w:val="14181F"/>
-        </w:rPr>
-        <w:t xml:space="preserve">   (</w:t>
-      </w:r>
-      <w:proofErr w:type="gramEnd"/>
-      <w:r>
-        <w:rPr>
-          <w:rFonts w:ascii="var(--font-mono)" w:hAnsi="var(--font-mono)" w:cs="Courier New"/>
-          <w:color w:val="14181F"/>
-        </w:rPr>
-        <w:t>N, 50, 2</w:t>
-      </w:r>
-      <w:proofErr w:type="gramStart"/>
-      <w:r>
-        <w:rPr>
-          <w:rFonts w:ascii="var(--font-mono)" w:hAnsi="var(--font-mono)" w:cs="Courier New"/>
-          <w:color w:val="14181F"/>
-        </w:rPr>
-        <w:t>)  —</w:t>
-      </w:r>
-      <w:proofErr w:type="gramEnd"/>
-      <w:r>
-        <w:rPr>
-          <w:rFonts w:ascii="var(--font-mono)" w:hAnsi="var(--font-mono)" w:cs="Courier New"/>
-          <w:color w:val="14181F"/>
-        </w:rPr>
-        <w:t xml:space="preserve"> trajectory labels</w:t>
+        <w:t>Y                 (N, 50, 2)  — trajectory labels</w:t>
       </w:r>
     </w:p>
     <w:p>
@@ -10445,53 +7755,12 @@
           <w:color w:val="14181F"/>
         </w:rPr>
       </w:pPr>
-      <w:proofErr w:type="spellStart"/>
       <w:r>
         <w:rPr>
           <w:rFonts w:ascii="var(--font-mono)" w:hAnsi="var(--font-mono)" w:cs="Courier New"/>
           <w:color w:val="14181F"/>
         </w:rPr>
-        <w:t>X_corrupted</w:t>
-      </w:r>
-      <w:proofErr w:type="spellEnd"/>
-      <w:r>
-        <w:rPr>
-          <w:rFonts w:ascii="var(--font-mono)" w:hAnsi="var(--font-mono)" w:cs="Courier New"/>
-          <w:color w:val="14181F"/>
-        </w:rPr>
-        <w:t xml:space="preserve">    </w:t>
-      </w:r>
-      <w:proofErr w:type="gramStart"/>
-      <w:r>
-        <w:rPr>
-          <w:rFonts w:ascii="var(--font-mono)" w:hAnsi="var(--font-mono)" w:cs="Courier New"/>
-          <w:color w:val="14181F"/>
-        </w:rPr>
-        <w:t xml:space="preserve">   (</w:t>
-      </w:r>
-      <w:proofErr w:type="gramEnd"/>
-      <w:r>
-        <w:rPr>
-          <w:rFonts w:ascii="var(--font-mono)" w:hAnsi="var(--font-mono)" w:cs="Courier New"/>
-          <w:color w:val="14181F"/>
-        </w:rPr>
-        <w:t>N, 30, 7</w:t>
-      </w:r>
-      <w:proofErr w:type="gramStart"/>
-      <w:r>
-        <w:rPr>
-          <w:rFonts w:ascii="var(--font-mono)" w:hAnsi="var(--font-mono)" w:cs="Courier New"/>
-          <w:color w:val="14181F"/>
-        </w:rPr>
-        <w:t>)  —</w:t>
-      </w:r>
-      <w:proofErr w:type="gramEnd"/>
-      <w:r>
-        <w:rPr>
-          <w:rFonts w:ascii="var(--font-mono)" w:hAnsi="var(--font-mono)" w:cs="Courier New"/>
-          <w:color w:val="14181F"/>
-        </w:rPr>
-        <w:t xml:space="preserve"> SFM + TCM applied</w:t>
+        <w:t>X_corrupted       (N, 30, 7)  — SFM + TCM applied</w:t>
       </w:r>
     </w:p>
     <w:p>
@@ -10519,53 +7788,12 @@
           <w:color w:val="14181F"/>
         </w:rPr>
       </w:pPr>
-      <w:proofErr w:type="spellStart"/>
       <w:r>
         <w:rPr>
           <w:rFonts w:ascii="var(--font-mono)" w:hAnsi="var(--font-mono)" w:cs="Courier New"/>
           <w:color w:val="14181F"/>
         </w:rPr>
-        <w:t>X_mask</w:t>
-      </w:r>
-      <w:proofErr w:type="spellEnd"/>
-      <w:r>
-        <w:rPr>
-          <w:rFonts w:ascii="var(--font-mono)" w:hAnsi="var(--font-mono)" w:cs="Courier New"/>
-          <w:color w:val="14181F"/>
-        </w:rPr>
-        <w:t xml:space="preserve">         </w:t>
-      </w:r>
-      <w:proofErr w:type="gramStart"/>
-      <w:r>
-        <w:rPr>
-          <w:rFonts w:ascii="var(--font-mono)" w:hAnsi="var(--font-mono)" w:cs="Courier New"/>
-          <w:color w:val="14181F"/>
-        </w:rPr>
-        <w:t xml:space="preserve">   (</w:t>
-      </w:r>
-      <w:proofErr w:type="gramEnd"/>
-      <w:r>
-        <w:rPr>
-          <w:rFonts w:ascii="var(--font-mono)" w:hAnsi="var(--font-mono)" w:cs="Courier New"/>
-          <w:color w:val="14181F"/>
-        </w:rPr>
-        <w:t>N, 30, 7</w:t>
-      </w:r>
-      <w:proofErr w:type="gramStart"/>
-      <w:r>
-        <w:rPr>
-          <w:rFonts w:ascii="var(--font-mono)" w:hAnsi="var(--font-mono)" w:cs="Courier New"/>
-          <w:color w:val="14181F"/>
-        </w:rPr>
-        <w:t>)  —</w:t>
-      </w:r>
-      <w:proofErr w:type="gramEnd"/>
-      <w:r>
-        <w:rPr>
-          <w:rFonts w:ascii="var(--font-mono)" w:hAnsi="var(--font-mono)" w:cs="Courier New"/>
-          <w:color w:val="14181F"/>
-        </w:rPr>
-        <w:t xml:space="preserve"> combined observation mask</w:t>
+        <w:t>X_mask            (N, 30, 7)  — combined observation mask</w:t>
       </w:r>
     </w:p>
     <w:p>
@@ -10593,37 +7821,12 @@
           <w:color w:val="14181F"/>
         </w:rPr>
       </w:pPr>
-      <w:proofErr w:type="spellStart"/>
       <w:r>
         <w:rPr>
           <w:rFonts w:ascii="var(--font-mono)" w:hAnsi="var(--font-mono)" w:cs="Courier New"/>
           <w:color w:val="14181F"/>
         </w:rPr>
-        <w:t>leader_meta</w:t>
-      </w:r>
-      <w:proofErr w:type="spellEnd"/>
-      <w:r>
-        <w:rPr>
-          <w:rFonts w:ascii="var(--font-mono)" w:hAnsi="var(--font-mono)" w:cs="Courier New"/>
-          <w:color w:val="14181F"/>
-        </w:rPr>
-        <w:t xml:space="preserve">    </w:t>
-      </w:r>
-      <w:proofErr w:type="gramStart"/>
-      <w:r>
-        <w:rPr>
-          <w:rFonts w:ascii="var(--font-mono)" w:hAnsi="var(--font-mono)" w:cs="Courier New"/>
-          <w:color w:val="14181F"/>
-        </w:rPr>
-        <w:t xml:space="preserve">   (</w:t>
-      </w:r>
-      <w:proofErr w:type="gramEnd"/>
-      <w:r>
-        <w:rPr>
-          <w:rFonts w:ascii="var(--font-mono)" w:hAnsi="var(--font-mono)" w:cs="Courier New"/>
-          <w:color w:val="14181F"/>
-        </w:rPr>
-        <w:t>N, 30)     — leader type strings</w:t>
+        <w:t>leader_meta       (N, 30)     — leader type strings</w:t>
       </w:r>
     </w:p>
     <w:p>
@@ -10651,37 +7854,12 @@
           <w:color w:val="14181F"/>
         </w:rPr>
       </w:pPr>
-      <w:proofErr w:type="spellStart"/>
       <w:r>
         <w:rPr>
           <w:rFonts w:ascii="var(--font-mono)" w:hAnsi="var(--font-mono)" w:cs="Courier New"/>
           <w:color w:val="14181F"/>
         </w:rPr>
-        <w:t>follower_meta</w:t>
-      </w:r>
-      <w:proofErr w:type="spellEnd"/>
-      <w:r>
-        <w:rPr>
-          <w:rFonts w:ascii="var(--font-mono)" w:hAnsi="var(--font-mono)" w:cs="Courier New"/>
-          <w:color w:val="14181F"/>
-        </w:rPr>
-        <w:t xml:space="preserve">  </w:t>
-      </w:r>
-      <w:proofErr w:type="gramStart"/>
-      <w:r>
-        <w:rPr>
-          <w:rFonts w:ascii="var(--font-mono)" w:hAnsi="var(--font-mono)" w:cs="Courier New"/>
-          <w:color w:val="14181F"/>
-        </w:rPr>
-        <w:t xml:space="preserve">   (</w:t>
-      </w:r>
-      <w:proofErr w:type="gramEnd"/>
-      <w:r>
-        <w:rPr>
-          <w:rFonts w:ascii="var(--font-mono)" w:hAnsi="var(--font-mono)" w:cs="Courier New"/>
-          <w:color w:val="14181F"/>
-        </w:rPr>
-        <w:t>N, 30)     — follower type strings</w:t>
+        <w:t>follower_meta     (N, 30)     — follower type strings</w:t>
       </w:r>
     </w:p>
     <w:p>
@@ -10709,53 +7887,12 @@
           <w:color w:val="14181F"/>
         </w:rPr>
       </w:pPr>
-      <w:proofErr w:type="spellStart"/>
       <w:r>
         <w:rPr>
           <w:rFonts w:ascii="var(--font-mono)" w:hAnsi="var(--font-mono)" w:cs="Courier New"/>
           <w:color w:val="14181F"/>
         </w:rPr>
-        <w:t>rsu_obs</w:t>
-      </w:r>
-      <w:proofErr w:type="spellEnd"/>
-      <w:r>
-        <w:rPr>
-          <w:rFonts w:ascii="var(--font-mono)" w:hAnsi="var(--font-mono)" w:cs="Courier New"/>
-          <w:color w:val="14181F"/>
-        </w:rPr>
-        <w:t xml:space="preserve">        </w:t>
-      </w:r>
-      <w:proofErr w:type="gramStart"/>
-      <w:r>
-        <w:rPr>
-          <w:rFonts w:ascii="var(--font-mono)" w:hAnsi="var(--font-mono)" w:cs="Courier New"/>
-          <w:color w:val="14181F"/>
-        </w:rPr>
-        <w:t xml:space="preserve">   (</w:t>
-      </w:r>
-      <w:proofErr w:type="gramEnd"/>
-      <w:r>
-        <w:rPr>
-          <w:rFonts w:ascii="var(--font-mono)" w:hAnsi="var(--font-mono)" w:cs="Courier New"/>
-          <w:color w:val="14181F"/>
-        </w:rPr>
-        <w:t>N, 30, 2</w:t>
-      </w:r>
-      <w:proofErr w:type="gramStart"/>
-      <w:r>
-        <w:rPr>
-          <w:rFonts w:ascii="var(--font-mono)" w:hAnsi="var(--font-mono)" w:cs="Courier New"/>
-          <w:color w:val="14181F"/>
-        </w:rPr>
-        <w:t>)  —</w:t>
-      </w:r>
-      <w:proofErr w:type="gramEnd"/>
-      <w:r>
-        <w:rPr>
-          <w:rFonts w:ascii="var(--font-mono)" w:hAnsi="var(--font-mono)" w:cs="Courier New"/>
-          <w:color w:val="14181F"/>
-        </w:rPr>
-        <w:t xml:space="preserve"> noisy RSU camera observations</w:t>
+        <w:t>rsu_obs           (N, 30, 2)  — noisy RSU camera observations</w:t>
       </w:r>
     </w:p>
     <w:p>
@@ -10788,39 +7925,7 @@
           <w:rFonts w:ascii="var(--font-mono)" w:hAnsi="var(--font-mono)" w:cs="Courier New"/>
           <w:color w:val="14181F"/>
         </w:rPr>
-        <w:t xml:space="preserve">X_ch1_imputed  </w:t>
-      </w:r>
-      <w:proofErr w:type="gramStart"/>
-      <w:r>
-        <w:rPr>
-          <w:rFonts w:ascii="var(--font-mono)" w:hAnsi="var(--font-mono)" w:cs="Courier New"/>
-          <w:color w:val="14181F"/>
-        </w:rPr>
-        <w:t xml:space="preserve">   (</w:t>
-      </w:r>
-      <w:proofErr w:type="gramEnd"/>
-      <w:r>
-        <w:rPr>
-          <w:rFonts w:ascii="var(--font-mono)" w:hAnsi="var(--font-mono)" w:cs="Courier New"/>
-          <w:color w:val="14181F"/>
-        </w:rPr>
-        <w:t>N, 30, 7</w:t>
-      </w:r>
-      <w:proofErr w:type="gramStart"/>
-      <w:r>
-        <w:rPr>
-          <w:rFonts w:ascii="var(--font-mono)" w:hAnsi="var(--font-mono)" w:cs="Courier New"/>
-          <w:color w:val="14181F"/>
-        </w:rPr>
-        <w:t>)  —</w:t>
-      </w:r>
-      <w:proofErr w:type="gramEnd"/>
-      <w:r>
-        <w:rPr>
-          <w:rFonts w:ascii="var(--font-mono)" w:hAnsi="var(--font-mono)" w:cs="Courier New"/>
-          <w:color w:val="14181F"/>
-        </w:rPr>
-        <w:t xml:space="preserve"> after Channel 1 Kalman Filter</w:t>
+        <w:t>X_ch1_imputed     (N, 30, 7)  — after Channel 1 Kalman Filter</w:t>
       </w:r>
     </w:p>
     <w:p>
@@ -10848,46 +7953,12 @@
           <w:color w:val="14181F"/>
         </w:rPr>
       </w:pPr>
-      <w:proofErr w:type="spellStart"/>
       <w:r>
         <w:rPr>
           <w:rFonts w:ascii="var(--font-mono)" w:hAnsi="var(--font-mono)" w:cs="Courier New"/>
           <w:color w:val="14181F"/>
         </w:rPr>
-        <w:t>X_fully_imputed</w:t>
-      </w:r>
-      <w:proofErr w:type="spellEnd"/>
-      <w:proofErr w:type="gramStart"/>
-      <w:r>
-        <w:rPr>
-          <w:rFonts w:ascii="var(--font-mono)" w:hAnsi="var(--font-mono)" w:cs="Courier New"/>
-          <w:color w:val="14181F"/>
-        </w:rPr>
-        <w:t xml:space="preserve">   (</w:t>
-      </w:r>
-      <w:proofErr w:type="gramEnd"/>
-      <w:r>
-        <w:rPr>
-          <w:rFonts w:ascii="var(--font-mono)" w:hAnsi="var(--font-mono)" w:cs="Courier New"/>
-          <w:color w:val="14181F"/>
-        </w:rPr>
-        <w:t>N, 30, 7</w:t>
-      </w:r>
-      <w:proofErr w:type="gramStart"/>
-      <w:r>
-        <w:rPr>
-          <w:rFonts w:ascii="var(--font-mono)" w:hAnsi="var(--font-mono)" w:cs="Courier New"/>
-          <w:color w:val="14181F"/>
-        </w:rPr>
-        <w:t>)  —</w:t>
-      </w:r>
-      <w:proofErr w:type="gramEnd"/>
-      <w:r>
-        <w:rPr>
-          <w:rFonts w:ascii="var(--font-mono)" w:hAnsi="var(--font-mono)" w:cs="Courier New"/>
-          <w:color w:val="14181F"/>
-        </w:rPr>
-        <w:t xml:space="preserve"> after Channel 1 + Channel 2</w:t>
+        <w:t>X_fully_imputed   (N, 30, 7)  — after Channel 1 + Channel 2</w:t>
       </w:r>
     </w:p>
     <w:p>
@@ -10898,14 +7969,12 @@
           <w:szCs w:val="24"/>
         </w:rPr>
       </w:pPr>
-      <w:proofErr w:type="spellStart"/>
       <w:r>
         <w:rPr>
           <w:rFonts w:ascii="Courier New" w:hAnsi="Courier New" w:cs="Courier New"/>
         </w:rPr>
         <w:t>X_fully_imputed</w:t>
       </w:r>
-      <w:proofErr w:type="spellEnd"/>
       <w:r>
         <w:rPr>
           <w:sz w:val="24"/>
@@ -11019,15 +8088,7 @@
         <w:t>Issue:</w:t>
       </w:r>
       <w:r>
-        <w:t xml:space="preserve"> Column 6 (</w:t>
-      </w:r>
-      <w:proofErr w:type="spellStart"/>
-      <w:r>
-        <w:t>follower_speed</w:t>
-      </w:r>
-      <w:proofErr w:type="spellEnd"/>
-      <w:r>
-        <w:t>) distribution shift between training and inference.</w:t>
+        <w:t xml:space="preserve"> Column 6 (follower_speed) distribution shift between training and inference.</w:t>
       </w:r>
     </w:p>
     <w:p>
@@ -11049,47 +8110,7 @@
         <w:jc w:val="both"/>
       </w:pPr>
       <w:r>
-        <w:t xml:space="preserve">The LSTM predictor is trained on </w:t>
-      </w:r>
-      <w:proofErr w:type="spellStart"/>
-      <w:r>
-        <w:t>X_gt</w:t>
-      </w:r>
-      <w:proofErr w:type="spellEnd"/>
-      <w:r>
-        <w:t xml:space="preserve"> where column 6 is always observed — ground truth follower speed is present for every time step. At inference time on </w:t>
-      </w:r>
-      <w:proofErr w:type="spellStart"/>
-      <w:r>
-        <w:t>X_fully_imputed</w:t>
-      </w:r>
-      <w:proofErr w:type="spellEnd"/>
-      <w:r>
-        <w:t xml:space="preserve">, column 6 contains ~99% </w:t>
-      </w:r>
-      <w:proofErr w:type="spellStart"/>
-      <w:r>
-        <w:t>NaN</w:t>
-      </w:r>
-      <w:proofErr w:type="spellEnd"/>
-      <w:r>
-        <w:t xml:space="preserve"> at 10% CAV penetration and ~99% </w:t>
-      </w:r>
-      <w:proofErr w:type="spellStart"/>
-      <w:r>
-        <w:t>NaN</w:t>
-      </w:r>
-      <w:proofErr w:type="spellEnd"/>
-      <w:r>
-        <w:t xml:space="preserve"> at 20% CAV penetration. These </w:t>
-      </w:r>
-      <w:proofErr w:type="spellStart"/>
-      <w:r>
-        <w:t>NaNs</w:t>
-      </w:r>
-      <w:proofErr w:type="spellEnd"/>
-      <w:r>
-        <w:t xml:space="preserve"> are replaced with 0.0 (the z-score mean) before feeding to the LSTM.</w:t>
+        <w:t>The LSTM predictor is trained on X_gt where column 6 is always observed — ground truth follower speed is present for every time step. At inference time on X_fully_imputed, column 6 contains ~99% NaN at 10% CAV penetration and ~99% NaN at 20% CAV penetration. These NaNs are replaced with 0.0 (the z-score mean) before feeding to the LSTM.</w:t>
       </w:r>
     </w:p>
     <w:p>
@@ -11145,23 +8166,7 @@
           <w:b/>
           <w:bCs/>
         </w:rPr>
-        <w:t xml:space="preserve">The column 6 distribution shift applies as a roughly constant additive penalty across all seven evaluated conditions, since none of the imputation channels touch column 6 — it remains honest structural </w:t>
-      </w:r>
-      <w:proofErr w:type="spellStart"/>
-      <w:r>
-        <w:rPr>
-          <w:b/>
-          <w:bCs/>
-        </w:rPr>
-        <w:t>NaN</w:t>
-      </w:r>
-      <w:proofErr w:type="spellEnd"/>
-      <w:r>
-        <w:rPr>
-          <w:b/>
-          <w:bCs/>
-        </w:rPr>
-        <w:t xml:space="preserve"> in every condition (Zero-fill, all five baselines, Condition B, Condition C alike).</w:t>
+        <w:t>The column 6 distribution shift applies as a roughly constant additive penalty across all seven evaluated conditions, since none of the imputation channels touch column 6 — it remains honest structural NaN in every condition (Zero-fill, all five baselines, Condition B, Condition C alike).</w:t>
       </w:r>
     </w:p>
     <w:p>
@@ -11372,49 +8377,49 @@
           <w:sz w:val="24"/>
           <w:szCs w:val="24"/>
         </w:rPr>
-        <w:t xml:space="preserve">A standard two-layer LSTM encoder that takes a complete 30-step input window and predicts ego-vehicle </w:t>
-      </w:r>
-      <w:proofErr w:type="spellStart"/>
-      <w:proofErr w:type="gramStart"/>
+        <w:t xml:space="preserve">A standard two-layer LSTM encoder that takes a complete 30-step input window and predicts ego-vehicle x,y positions for the next 50 time steps (5 seconds). Trained once on complete </w:t>
+      </w:r>
       <w:r>
         <w:rPr>
           <w:sz w:val="24"/>
           <w:szCs w:val="24"/>
         </w:rPr>
-        <w:t>x,y</w:t>
-      </w:r>
-      <w:proofErr w:type="spellEnd"/>
-      <w:proofErr w:type="gramEnd"/>
-      <w:r>
+        <w:lastRenderedPageBreak/>
+        <w:t>ground truth. Frozen permanently. Used in Step 11 as a fixed measuring instrument to quantify imputation quality through downstream prediction accuracy.</w:t>
+      </w:r>
+    </w:p>
+    <w:p>
+      <w:pPr>
+        <w:spacing w:before="100" w:beforeAutospacing="1" w:after="100" w:afterAutospacing="1"/>
         <w:rPr>
           <w:sz w:val="24"/>
           <w:szCs w:val="24"/>
         </w:rPr>
-        <w:t xml:space="preserve"> positions for the next </w:t>
-      </w:r>
-      <w:proofErr w:type="gramStart"/>
-      <w:r>
-        <w:rPr>
+      </w:pPr>
+      <w:r>
+        <w:rPr>
+          <w:b/>
+          <w:bCs/>
           <w:sz w:val="24"/>
           <w:szCs w:val="24"/>
         </w:rPr>
-        <w:t>50 time</w:t>
-      </w:r>
-      <w:proofErr w:type="gramEnd"/>
-      <w:r>
+        <w:t>Why This Design</w:t>
+      </w:r>
+    </w:p>
+    <w:p>
+      <w:pPr>
+        <w:spacing w:before="100" w:beforeAutospacing="1" w:after="100" w:afterAutospacing="1"/>
         <w:rPr>
           <w:sz w:val="24"/>
           <w:szCs w:val="24"/>
         </w:rPr>
-        <w:t xml:space="preserve"> steps (5 seconds). Trained once on complete </w:t>
-      </w:r>
+      </w:pPr>
       <w:r>
         <w:rPr>
           <w:sz w:val="24"/>
           <w:szCs w:val="24"/>
         </w:rPr>
-        <w:lastRenderedPageBreak/>
-        <w:t>ground truth. Frozen permanently. Used in Step 11 as a fixed measuring instrument to quantify imputation quality through downstream prediction accuracy.</w:t>
+        <w:t>The LSTM is not the research contribution — it is the measuring instrument. Using a simple, standard architecture ensures reproducibility without specialised resources. Training on complete ground truth and freezing weights permanently ensures the LSTM becomes an unbiased judge. It expects perfect data. The only way it produces accurate predictions is if the imputation pipeline feeds it data that closely mimics ground truth. Any deviation from perfect input is reflected directly in prediction error.</w:t>
       </w:r>
     </w:p>
     <w:p>
@@ -11432,7 +8437,7 @@
           <w:sz w:val="24"/>
           <w:szCs w:val="24"/>
         </w:rPr>
-        <w:t>Why This Design</w:t>
+        <w:t>Why Freeze Weights</w:t>
       </w:r>
     </w:p>
     <w:p>
@@ -11448,50 +8453,14 @@
           <w:sz w:val="24"/>
           <w:szCs w:val="24"/>
         </w:rPr>
-        <w:t>The LSTM is not the research contribution — it is the measuring instrument. Using a simple, standard architecture ensures reproducibility without specialised resources. Training on complete ground truth and freezing weights permanently ensures the LSTM becomes an unbiased judge. It expects perfect data. The only way it produces accurate predictions is if the imputation pipeline feeds it data that closely mimics ground truth. Any deviation from perfect input is reflected directly in prediction error.</w:t>
-      </w:r>
-    </w:p>
-    <w:p>
-      <w:pPr>
-        <w:spacing w:before="100" w:beforeAutospacing="1" w:after="100" w:afterAutospacing="1"/>
-        <w:rPr>
-          <w:sz w:val="24"/>
-          <w:szCs w:val="24"/>
-        </w:rPr>
-      </w:pPr>
-      <w:r>
-        <w:rPr>
-          <w:b/>
-          <w:bCs/>
-          <w:sz w:val="24"/>
-          <w:szCs w:val="24"/>
-        </w:rPr>
-        <w:t>Why Freeze Weights</w:t>
-      </w:r>
-    </w:p>
-    <w:p>
-      <w:pPr>
-        <w:spacing w:before="100" w:beforeAutospacing="1" w:after="100" w:afterAutospacing="1"/>
-        <w:rPr>
-          <w:sz w:val="24"/>
-          <w:szCs w:val="24"/>
-        </w:rPr>
-      </w:pPr>
-      <w:r>
-        <w:rPr>
-          <w:sz w:val="24"/>
-          <w:szCs w:val="24"/>
-        </w:rPr>
         <w:t xml:space="preserve">If the LSTM were fine-tuned separately for each experimental condition (no imputation / Channel 1 only / full dual-channel), it would learn to compensate for each corruption pattern — an LSTM trained on </w:t>
       </w:r>
-      <w:proofErr w:type="spellStart"/>
       <w:r>
         <w:rPr>
           <w:rFonts w:ascii="Courier New" w:hAnsi="Courier New" w:cs="Courier New"/>
         </w:rPr>
         <w:t>X_corrupted</w:t>
       </w:r>
-      <w:proofErr w:type="spellEnd"/>
       <w:r>
         <w:rPr>
           <w:sz w:val="24"/>
@@ -11548,39 +8517,7 @@
           <w:rFonts w:ascii="var(--font-mono)" w:hAnsi="var(--font-mono)" w:cs="Courier New"/>
           <w:color w:val="14181F"/>
         </w:rPr>
-        <w:t>Input</w:t>
-      </w:r>
-      <w:proofErr w:type="gramStart"/>
-      <w:r>
-        <w:rPr>
-          <w:rFonts w:ascii="var(--font-mono)" w:hAnsi="var(--font-mono)" w:cs="Courier New"/>
-          <w:color w:val="14181F"/>
-        </w:rPr>
-        <w:t>:  (</w:t>
-      </w:r>
-      <w:proofErr w:type="gramEnd"/>
-      <w:r>
-        <w:rPr>
-          <w:rFonts w:ascii="var(--font-mono)" w:hAnsi="var(--font-mono)" w:cs="Courier New"/>
-          <w:color w:val="14181F"/>
-        </w:rPr>
-        <w:t xml:space="preserve">Batch, 30, 7)   — </w:t>
-      </w:r>
-      <w:proofErr w:type="gramStart"/>
-      <w:r>
-        <w:rPr>
-          <w:rFonts w:ascii="var(--font-mono)" w:hAnsi="var(--font-mono)" w:cs="Courier New"/>
-          <w:color w:val="14181F"/>
-        </w:rPr>
-        <w:t>30 time</w:t>
-      </w:r>
-      <w:proofErr w:type="gramEnd"/>
-      <w:r>
-        <w:rPr>
-          <w:rFonts w:ascii="var(--font-mono)" w:hAnsi="var(--font-mono)" w:cs="Courier New"/>
-          <w:color w:val="14181F"/>
-        </w:rPr>
-        <w:t xml:space="preserve"> steps, 7 features</w:t>
+        <w:t>Input:  (Batch, 30, 7)   — 30 time steps, 7 features</w:t>
       </w:r>
     </w:p>
     <w:p>
@@ -11613,39 +8550,7 @@
           <w:rFonts w:ascii="var(--font-mono)" w:hAnsi="var(--font-mono)" w:cs="Courier New"/>
           <w:color w:val="14181F"/>
         </w:rPr>
-        <w:t xml:space="preserve">LSTM:   2 layers, </w:t>
-      </w:r>
-      <w:proofErr w:type="spellStart"/>
-      <w:r>
-        <w:rPr>
-          <w:rFonts w:ascii="var(--font-mono)" w:hAnsi="var(--font-mono)" w:cs="Courier New"/>
-          <w:color w:val="14181F"/>
-        </w:rPr>
-        <w:t>hidden_dim</w:t>
-      </w:r>
-      <w:proofErr w:type="spellEnd"/>
-      <w:r>
-        <w:rPr>
-          <w:rFonts w:ascii="var(--font-mono)" w:hAnsi="var(--font-mono)" w:cs="Courier New"/>
-          <w:color w:val="14181F"/>
-        </w:rPr>
-        <w:t xml:space="preserve">=128, </w:t>
-      </w:r>
-      <w:proofErr w:type="spellStart"/>
-      <w:r>
-        <w:rPr>
-          <w:rFonts w:ascii="var(--font-mono)" w:hAnsi="var(--font-mono)" w:cs="Courier New"/>
-          <w:color w:val="14181F"/>
-        </w:rPr>
-        <w:t>batch_first</w:t>
-      </w:r>
-      <w:proofErr w:type="spellEnd"/>
-      <w:r>
-        <w:rPr>
-          <w:rFonts w:ascii="var(--font-mono)" w:hAnsi="var(--font-mono)" w:cs="Courier New"/>
-          <w:color w:val="14181F"/>
-        </w:rPr>
-        <w:t>=True</w:t>
+        <w:t>LSTM:   2 layers, hidden_dim=128, batch_first=True</w:t>
       </w:r>
     </w:p>
     <w:p>
@@ -11678,39 +8583,7 @@
           <w:rFonts w:ascii="var(--font-mono)" w:hAnsi="var(--font-mono)" w:cs="Courier New"/>
           <w:color w:val="14181F"/>
         </w:rPr>
-        <w:t>Decode: out</w:t>
-      </w:r>
-      <w:proofErr w:type="gramStart"/>
-      <w:r>
-        <w:rPr>
-          <w:rFonts w:ascii="var(--font-mono)" w:hAnsi="var(--font-mono)" w:cs="Courier New"/>
-          <w:color w:val="14181F"/>
-        </w:rPr>
-        <w:t>[:,</w:t>
-      </w:r>
-      <w:proofErr w:type="gramEnd"/>
-      <w:r>
-        <w:rPr>
-          <w:rFonts w:ascii="var(--font-mono)" w:hAnsi="var(--font-mono)" w:cs="Courier New"/>
-          <w:color w:val="14181F"/>
-        </w:rPr>
-        <w:t xml:space="preserve"> -1</w:t>
-      </w:r>
-      <w:proofErr w:type="gramStart"/>
-      <w:r>
-        <w:rPr>
-          <w:rFonts w:ascii="var(--font-mono)" w:hAnsi="var(--font-mono)" w:cs="Courier New"/>
-          <w:color w:val="14181F"/>
-        </w:rPr>
-        <w:t>, :</w:t>
-      </w:r>
-      <w:proofErr w:type="gramEnd"/>
-      <w:r>
-        <w:rPr>
-          <w:rFonts w:ascii="var(--font-mono)" w:hAnsi="var(--font-mono)" w:cs="Courier New"/>
-          <w:color w:val="14181F"/>
-        </w:rPr>
-        <w:t>]    — extract final hidden state (Batch, 128)</w:t>
+        <w:t>Decode: out[:, -1, :]    — extract final hidden state (Batch, 128)</w:t>
       </w:r>
     </w:p>
     <w:p>
@@ -11743,23 +8616,7 @@
           <w:rFonts w:ascii="var(--font-mono)" w:hAnsi="var(--font-mono)" w:cs="Courier New"/>
           <w:color w:val="14181F"/>
         </w:rPr>
-        <w:t xml:space="preserve">FC:     </w:t>
-      </w:r>
-      <w:proofErr w:type="gramStart"/>
-      <w:r>
-        <w:rPr>
-          <w:rFonts w:ascii="var(--font-mono)" w:hAnsi="var(--font-mono)" w:cs="Courier New"/>
-          <w:color w:val="14181F"/>
-        </w:rPr>
-        <w:t>Linear(</w:t>
-      </w:r>
-      <w:proofErr w:type="gramEnd"/>
-      <w:r>
-        <w:rPr>
-          <w:rFonts w:ascii="var(--font-mono)" w:hAnsi="var(--font-mono)" w:cs="Courier New"/>
-          <w:color w:val="14181F"/>
-        </w:rPr>
-        <w:t>128, 100) — project to flat 100-dim vector</w:t>
+        <w:t>FC:     Linear(128, 100) — project to flat 100-dim vector</w:t>
       </w:r>
     </w:p>
     <w:p>
@@ -11792,23 +8649,7 @@
           <w:rFonts w:ascii="var(--font-mono)" w:hAnsi="var(--font-mono)" w:cs="Courier New"/>
           <w:color w:val="14181F"/>
         </w:rPr>
-        <w:t xml:space="preserve">Reshape: </w:t>
-      </w:r>
-      <w:proofErr w:type="gramStart"/>
-      <w:r>
-        <w:rPr>
-          <w:rFonts w:ascii="var(--font-mono)" w:hAnsi="var(--font-mono)" w:cs="Courier New"/>
-          <w:color w:val="14181F"/>
-        </w:rPr>
-        <w:t>view(</w:t>
-      </w:r>
-      <w:proofErr w:type="gramEnd"/>
-      <w:r>
-        <w:rPr>
-          <w:rFonts w:ascii="var(--font-mono)" w:hAnsi="var(--font-mono)" w:cs="Courier New"/>
-          <w:color w:val="14181F"/>
-        </w:rPr>
-        <w:t>-1, 50, 2) — reshape to (Batch, 50, 2)</w:t>
+        <w:t>Reshape: view(-1, 50, 2) — reshape to (Batch, 50, 2)</w:t>
       </w:r>
     </w:p>
     <w:p>
@@ -11841,25 +8682,7 @@
           <w:rFonts w:ascii="var(--font-mono)" w:hAnsi="var(--font-mono)" w:cs="Courier New"/>
           <w:color w:val="14181F"/>
         </w:rPr>
-        <w:t xml:space="preserve">Output: (Batch, 50, 2)   — 50 future </w:t>
-      </w:r>
-      <w:proofErr w:type="spellStart"/>
-      <w:proofErr w:type="gramStart"/>
-      <w:r>
-        <w:rPr>
-          <w:rFonts w:ascii="var(--font-mono)" w:hAnsi="var(--font-mono)" w:cs="Courier New"/>
-          <w:color w:val="14181F"/>
-        </w:rPr>
-        <w:t>x,y</w:t>
-      </w:r>
-      <w:proofErr w:type="spellEnd"/>
-      <w:proofErr w:type="gramEnd"/>
-      <w:r>
-        <w:rPr>
-          <w:rFonts w:ascii="var(--font-mono)" w:hAnsi="var(--font-mono)" w:cs="Courier New"/>
-          <w:color w:val="14181F"/>
-        </w:rPr>
-        <w:t xml:space="preserve"> positions</w:t>
+        <w:t>Output: (Batch, 50, 2)   — 50 future x,y positions</w:t>
       </w:r>
     </w:p>
     <w:p>
@@ -11877,63 +8700,23 @@
           <w:sz w:val="24"/>
           <w:szCs w:val="24"/>
         </w:rPr>
-        <w:t xml:space="preserve">Why Only </w:t>
-      </w:r>
-      <w:proofErr w:type="spellStart"/>
-      <w:proofErr w:type="gramStart"/>
-      <w:r>
-        <w:rPr>
-          <w:b/>
-          <w:bCs/>
+        <w:t>Why Only x,y Output</w:t>
+      </w:r>
+    </w:p>
+    <w:p>
+      <w:pPr>
+        <w:spacing w:before="100" w:beforeAutospacing="1" w:after="100" w:afterAutospacing="1"/>
+        <w:rPr>
           <w:sz w:val="24"/>
           <w:szCs w:val="24"/>
         </w:rPr>
-        <w:t>x,y</w:t>
-      </w:r>
-      <w:proofErr w:type="spellEnd"/>
-      <w:proofErr w:type="gramEnd"/>
-      <w:r>
-        <w:rPr>
-          <w:b/>
-          <w:bCs/>
+      </w:pPr>
+      <w:r>
+        <w:rPr>
           <w:sz w:val="24"/>
           <w:szCs w:val="24"/>
         </w:rPr>
-        <w:t xml:space="preserve"> Output</w:t>
-      </w:r>
-    </w:p>
-    <w:p>
-      <w:pPr>
-        <w:spacing w:before="100" w:beforeAutospacing="1" w:after="100" w:afterAutospacing="1"/>
-        <w:rPr>
-          <w:sz w:val="24"/>
-          <w:szCs w:val="24"/>
-        </w:rPr>
-      </w:pPr>
-      <w:r>
-        <w:rPr>
-          <w:sz w:val="24"/>
-          <w:szCs w:val="24"/>
-        </w:rPr>
-        <w:t xml:space="preserve">Trajectory prediction in AV systems is spatial forecasting — knowing where the vehicle will be to enable collision avoidance. Future speed and acceleration are redundant given future positions. Future states of neighbouring HDVs are highly stochastic and out of scope. Predicting only </w:t>
-      </w:r>
-      <w:proofErr w:type="spellStart"/>
-      <w:proofErr w:type="gramStart"/>
-      <w:r>
-        <w:rPr>
-          <w:sz w:val="24"/>
-          <w:szCs w:val="24"/>
-        </w:rPr>
-        <w:t>x,y</w:t>
-      </w:r>
-      <w:proofErr w:type="spellEnd"/>
-      <w:proofErr w:type="gramEnd"/>
-      <w:r>
-        <w:rPr>
-          <w:sz w:val="24"/>
-          <w:szCs w:val="24"/>
-        </w:rPr>
-        <w:t xml:space="preserve"> keeps the architecture clean and the evaluation metric interpretable.</w:t>
+        <w:t>Trajectory prediction in AV systems is spatial forecasting — knowing where the vehicle will be to enable collision avoidance. Future speed and acceleration are redundant given future positions. Future states of neighbouring HDVs are highly stochastic and out of scope. Predicting only x,y keeps the architecture clean and the evaluation metric interpretable.</w:t>
       </w:r>
     </w:p>
     <w:p>
@@ -12051,15 +8834,7 @@
         <w:jc w:val="both"/>
       </w:pPr>
       <w:r>
-        <w:t xml:space="preserve">A unified 7-dimensional input scaler and 2-dimensional output scaler computed from training split </w:t>
-      </w:r>
-      <w:proofErr w:type="spellStart"/>
-      <w:r>
-        <w:t>X_gt</w:t>
-      </w:r>
-      <w:proofErr w:type="spellEnd"/>
-      <w:r>
-        <w:t xml:space="preserve"> and Y only:</w:t>
+        <w:t>A unified 7-dimensional input scaler and 2-dimensional output scaler computed from training split X_gt and Y only:</w:t>
       </w:r>
     </w:p>
     <w:p>
@@ -12120,102 +8895,29 @@
         <w:jc w:val="both"/>
       </w:pPr>
       <w:r>
-        <w:t xml:space="preserve">Scalers stored as registered buffers in </w:t>
-      </w:r>
-      <w:proofErr w:type="spellStart"/>
-      <w:r>
-        <w:t>LSTMPredictor</w:t>
-      </w:r>
-      <w:proofErr w:type="spellEnd"/>
-      <w:r>
-        <w:t xml:space="preserve"> — travel with </w:t>
-      </w:r>
-      <w:proofErr w:type="spellStart"/>
-      <w:r>
-        <w:t>state_</w:t>
-      </w:r>
-      <w:proofErr w:type="gramStart"/>
-      <w:r>
-        <w:t>dict</w:t>
-      </w:r>
-      <w:proofErr w:type="spellEnd"/>
-      <w:r>
-        <w:t>(</w:t>
-      </w:r>
-      <w:proofErr w:type="gramEnd"/>
-      <w:r>
-        <w:t xml:space="preserve">) automatically. Same scaler pattern as GRU-D. First 4 values of X scaler mathematically match GRU-D scalers (both computed from same training split of </w:t>
-      </w:r>
-      <w:proofErr w:type="spellStart"/>
-      <w:r>
-        <w:t>X_gt</w:t>
-      </w:r>
-      <w:proofErr w:type="spellEnd"/>
-      <w:r>
-        <w:t>).</w:t>
-      </w:r>
-    </w:p>
-    <w:p>
-      <w:pPr>
-        <w:spacing w:before="60" w:after="80"/>
-        <w:jc w:val="both"/>
-      </w:pPr>
-      <w:proofErr w:type="spellStart"/>
-      <w:r>
-        <w:rPr>
-          <w:b/>
-          <w:bCs/>
-        </w:rPr>
-        <w:t>NaN</w:t>
-      </w:r>
-      <w:proofErr w:type="spellEnd"/>
-      <w:r>
-        <w:rPr>
-          <w:b/>
-          <w:bCs/>
-        </w:rPr>
-        <w:t xml:space="preserve"> Handling at Inference</w:t>
-      </w:r>
-    </w:p>
-    <w:p>
-      <w:pPr>
-        <w:spacing w:before="60" w:after="80"/>
-        <w:jc w:val="both"/>
-      </w:pPr>
-      <w:r>
-        <w:t xml:space="preserve">At inference on imputed data, column 6 contains ~99% </w:t>
-      </w:r>
-      <w:proofErr w:type="spellStart"/>
-      <w:r>
-        <w:t>NaN</w:t>
-      </w:r>
-      <w:proofErr w:type="spellEnd"/>
-      <w:r>
-        <w:t xml:space="preserve"> (structural missingness) and columns 4-5 contain ~0.7% </w:t>
-      </w:r>
-      <w:proofErr w:type="spellStart"/>
-      <w:r>
-        <w:t>NaN</w:t>
-      </w:r>
-      <w:proofErr w:type="spellEnd"/>
-      <w:r>
-        <w:t xml:space="preserve"> (unrecoverable RSU blackouts). After normalisation these become </w:t>
-      </w:r>
-      <w:proofErr w:type="spellStart"/>
-      <w:r>
-        <w:t>NaN</w:t>
-      </w:r>
-      <w:proofErr w:type="spellEnd"/>
-      <w:r>
-        <w:t xml:space="preserve"> in z-score space. Replaced with 0.0 via </w:t>
-      </w:r>
-      <w:proofErr w:type="spellStart"/>
-      <w:r>
-        <w:t>nan_to_num</w:t>
-      </w:r>
-      <w:proofErr w:type="spellEnd"/>
-      <w:r>
-        <w:t xml:space="preserve"> — placing them at the exact z-score mean, passing a neutral signal to the LSTM rather than crashing.</w:t>
+        <w:t>Scalers stored as registered buffers in LSTMPredictor — travel with state_dict() automatically. Same scaler pattern as GRU-D. First 4 values of X scaler mathematically match GRU-D scalers (both computed from same training split of X_gt).</w:t>
+      </w:r>
+    </w:p>
+    <w:p>
+      <w:pPr>
+        <w:spacing w:before="60" w:after="80"/>
+        <w:jc w:val="both"/>
+      </w:pPr>
+      <w:r>
+        <w:rPr>
+          <w:b/>
+          <w:bCs/>
+        </w:rPr>
+        <w:t>NaN Handling at Inference</w:t>
+      </w:r>
+    </w:p>
+    <w:p>
+      <w:pPr>
+        <w:spacing w:before="60" w:after="80"/>
+        <w:jc w:val="both"/>
+      </w:pPr>
+      <w:r>
+        <w:t>At inference on imputed data, column 6 contains ~99% NaN (structural missingness) and columns 4-5 contain ~0.7% NaN (unrecoverable RSU blackouts). After normalisation these become NaN in z-score space. Replaced with 0.0 via nan_to_num — placing them at the exact z-score mean, passing a neutral signal to the LSTM rather than crashing.</w:t>
       </w:r>
     </w:p>
     <w:p>
@@ -12335,15 +9037,7 @@
         <w:jc w:val="both"/>
       </w:pPr>
       <w:r>
-        <w:t xml:space="preserve">Best </w:t>
-      </w:r>
-      <w:proofErr w:type="spellStart"/>
-      <w:r>
-        <w:t>val</w:t>
-      </w:r>
-      <w:proofErr w:type="spellEnd"/>
-      <w:r>
-        <w:t xml:space="preserve"> loss 0.00682 (normalised). Physical interpretation: x-position RMSE ≈ √0.00682 × 123.5 ≈ 10.2m over 50 steps. This is the oracle upper bound — best achievable prediction with perfect input.</w:t>
+        <w:t>Best val loss 0.00682 (normalised). Physical interpretation: x-position RMSE ≈ √0.00682 × 123.5 ≈ 10.2m over 50 steps. This is the oracle upper bound — best achievable prediction with perfect input.</w:t>
       </w:r>
     </w:p>
     <w:p>
@@ -12448,23 +9142,7 @@
         <w:jc w:val="both"/>
       </w:pPr>
       <w:r>
-        <w:t xml:space="preserve">The LSTM trains on </w:t>
-      </w:r>
-      <w:proofErr w:type="spellStart"/>
-      <w:r>
-        <w:t>X_gt</w:t>
-      </w:r>
-      <w:proofErr w:type="spellEnd"/>
-      <w:r>
-        <w:t xml:space="preserve"> where column 6 is always observed. At inference it receives column 6 as ~99% </w:t>
-      </w:r>
-      <w:proofErr w:type="spellStart"/>
-      <w:r>
-        <w:t>NaN</w:t>
-      </w:r>
-      <w:proofErr w:type="spellEnd"/>
-      <w:r>
-        <w:t xml:space="preserve"> (zero-filled to mean). This training-inference distribution shift means the LSTM learned to use follower speed but cannot use it at inference. </w:t>
+        <w:t xml:space="preserve">The LSTM trains on X_gt where column 6 is always observed. At inference it receives column 6 as ~99% NaN (zero-filled to mean). This training-inference distribution shift means the LSTM learned to use follower speed but cannot use it at inference. </w:t>
       </w:r>
       <w:r>
         <w:t>This means E1/E2 results at low penetration rates likely understate, rather than overstate, the dual-channel imputer's true advantage over baselines — see corrected research log analysis above.</w:t>
@@ -12489,23 +9167,7 @@
         <w:jc w:val="both"/>
       </w:pPr>
       <w:r>
-        <w:t xml:space="preserve">All Step 11 scripts use </w:t>
-      </w:r>
-      <w:proofErr w:type="spellStart"/>
-      <w:r>
-        <w:t>load_</w:t>
-      </w:r>
-      <w:proofErr w:type="gramStart"/>
-      <w:r>
-        <w:t>lstm</w:t>
-      </w:r>
-      <w:proofErr w:type="spellEnd"/>
-      <w:r>
-        <w:t>(</w:t>
-      </w:r>
-      <w:proofErr w:type="gramEnd"/>
-      <w:r>
-        <w:t>) from lstm_predictor.py:</w:t>
+        <w:t>All Step 11 scripts use load_lstm() from lstm_predictor.py:</w:t>
       </w:r>
     </w:p>
     <w:p>
@@ -12523,53 +9185,16 @@
         <w:jc w:val="both"/>
       </w:pPr>
       <w:r>
-        <w:t xml:space="preserve">from </w:t>
-      </w:r>
-      <w:proofErr w:type="spellStart"/>
-      <w:r>
-        <w:t>lstm_predictor</w:t>
-      </w:r>
-      <w:proofErr w:type="spellEnd"/>
-      <w:r>
-        <w:t xml:space="preserve"> import </w:t>
-      </w:r>
-      <w:proofErr w:type="spellStart"/>
-      <w:r>
-        <w:t>load_lstm</w:t>
-      </w:r>
-      <w:proofErr w:type="spellEnd"/>
-    </w:p>
-    <w:p>
-      <w:pPr>
-        <w:spacing w:before="60" w:after="80"/>
-        <w:jc w:val="both"/>
-      </w:pPr>
-      <w:r>
-        <w:t xml:space="preserve">model = </w:t>
-      </w:r>
-      <w:proofErr w:type="spellStart"/>
-      <w:r>
-        <w:t>load_</w:t>
-      </w:r>
-      <w:proofErr w:type="gramStart"/>
-      <w:r>
-        <w:t>lstm</w:t>
-      </w:r>
-      <w:proofErr w:type="spellEnd"/>
-      <w:r>
-        <w:t>(</w:t>
-      </w:r>
-      <w:proofErr w:type="gramEnd"/>
-      <w:r>
-        <w:t>'lstm_baseline.pt', device='</w:t>
-      </w:r>
-      <w:proofErr w:type="spellStart"/>
-      <w:r>
-        <w:t>cpu</w:t>
-      </w:r>
-      <w:proofErr w:type="spellEnd"/>
-      <w:r>
-        <w:t>')</w:t>
+        <w:t>from lstm_predictor import load_lstm</w:t>
+      </w:r>
+    </w:p>
+    <w:p>
+      <w:pPr>
+        <w:spacing w:before="60" w:after="80"/>
+        <w:jc w:val="both"/>
+      </w:pPr>
+      <w:r>
+        <w:t>model = load_lstm('lstm_baseline.pt', device='cpu')</w:t>
       </w:r>
     </w:p>
     <w:p>
@@ -12600,15 +9225,7 @@
         <w:jc w:val="both"/>
       </w:pPr>
       <w:r>
-        <w:t xml:space="preserve">Saved as lstm_baseline.pt containing model weights and all four scaler buffers. Model is frozen — </w:t>
-      </w:r>
-      <w:proofErr w:type="spellStart"/>
-      <w:r>
-        <w:t>requires_grad</w:t>
-      </w:r>
-      <w:proofErr w:type="spellEnd"/>
-      <w:r>
-        <w:t>=False on all parameters.</w:t>
+        <w:t>Saved as lstm_baseline.pt containing model weights and all four scaler buffers. Model is frozen — requires_grad=False on all parameters.</w:t>
       </w:r>
     </w:p>
     <w:p>
@@ -12964,11 +9581,9 @@
               <w:spacing w:before="60" w:after="80"/>
               <w:jc w:val="both"/>
             </w:pPr>
-            <w:proofErr w:type="spellStart"/>
             <w:r>
               <w:t>X_fully_imputed</w:t>
             </w:r>
-            <w:proofErr w:type="spellEnd"/>
           </w:p>
         </w:tc>
         <w:tc>
@@ -13008,15 +9623,7 @@
         <w:jc w:val="both"/>
       </w:pPr>
       <w:r>
-        <w:t xml:space="preserve">Zero-fill, Forward-fill (with backward-fill for leading </w:t>
-      </w:r>
-      <w:proofErr w:type="spellStart"/>
-      <w:r>
-        <w:t>NaN</w:t>
-      </w:r>
-      <w:proofErr w:type="spellEnd"/>
-      <w:r>
-        <w:t>), Mean-fill (local window), Linear Interpolation, Spline Interpolation (order 2, cascading fallback to linear then zero on sparse columns).</w:t>
+        <w:t>Zero-fill, Forward-fill (with backward-fill for leading NaN), Mean-fill (local window), Linear Interpolation, Spline Interpolation (order 2, cascading fallback to linear then zero on sparse columns).</w:t>
       </w:r>
     </w:p>
     <w:p>
@@ -13038,79 +9645,7 @@
         <w:jc w:val="both"/>
       </w:pPr>
       <w:r>
-        <w:t>$$ADE = \frac{1}{</w:t>
-      </w:r>
-      <w:proofErr w:type="gramStart"/>
-      <w:r>
-        <w:t>T}\</w:t>
-      </w:r>
-      <w:proofErr w:type="gramEnd"/>
-      <w:r>
-        <w:t>sum_{t=</w:t>
-      </w:r>
-      <w:proofErr w:type="gramStart"/>
-      <w:r>
-        <w:t>1}^</w:t>
-      </w:r>
-      <w:proofErr w:type="gramEnd"/>
-      <w:r>
-        <w:t>{T}\sqrt{(\hat{x}_t-x_</w:t>
-      </w:r>
-      <w:proofErr w:type="gramStart"/>
-      <w:r>
-        <w:t>t)^</w:t>
-      </w:r>
-      <w:proofErr w:type="gramEnd"/>
-      <w:r>
-        <w:t>2+(\hat{y}_t-y_</w:t>
-      </w:r>
-      <w:proofErr w:type="gramStart"/>
-      <w:r>
-        <w:t>t)^</w:t>
-      </w:r>
-      <w:proofErr w:type="gramEnd"/>
-      <w:r>
-        <w:t>2} \</w:t>
-      </w:r>
-      <w:proofErr w:type="spellStart"/>
-      <w:r>
-        <w:t>qquad</w:t>
-      </w:r>
-      <w:proofErr w:type="spellEnd"/>
-      <w:r>
-        <w:t xml:space="preserve"> FDE = \sqrt{(\hat{x}_T-</w:t>
-      </w:r>
-      <w:proofErr w:type="spellStart"/>
-      <w:r>
-        <w:t>x_</w:t>
-      </w:r>
-      <w:proofErr w:type="gramStart"/>
-      <w:r>
-        <w:t>T</w:t>
-      </w:r>
-      <w:proofErr w:type="spellEnd"/>
-      <w:r>
-        <w:t>)^</w:t>
-      </w:r>
-      <w:proofErr w:type="gramEnd"/>
-      <w:r>
-        <w:t>2+(\hat{y}_T-</w:t>
-      </w:r>
-      <w:proofErr w:type="spellStart"/>
-      <w:r>
-        <w:t>y_</w:t>
-      </w:r>
-      <w:proofErr w:type="gramStart"/>
-      <w:r>
-        <w:t>T</w:t>
-      </w:r>
-      <w:proofErr w:type="spellEnd"/>
-      <w:r>
-        <w:t>)^2}$</w:t>
-      </w:r>
-      <w:proofErr w:type="gramEnd"/>
-      <w:r>
-        <w:t>$</w:t>
+        <w:t>$$ADE = \frac{1}{T}\sum_{t=1}^{T}\sqrt{(\hat{x}_t-x_t)^2+(\hat{y}_t-y_t)^2} \qquad FDE = \sqrt{(\hat{x}_T-x_T)^2+(\hat{y}_T-y_T)^2}$$</w:t>
       </w:r>
     </w:p>
     <w:p>
@@ -13164,15 +9699,7 @@
         <w:jc w:val="both"/>
       </w:pPr>
       <w:r>
-        <w:t xml:space="preserve">Confirmed consistent with Step 10: train seeds 1–14, </w:t>
-      </w:r>
-      <w:proofErr w:type="spellStart"/>
-      <w:r>
-        <w:t>val</w:t>
-      </w:r>
-      <w:proofErr w:type="spellEnd"/>
-      <w:r>
-        <w:t xml:space="preserve"> seeds 15–16, test seeds 17–20, split strictly by run ID.</w:t>
+        <w:t>Confirmed consistent with Step 10: train seeds 1–14, val seeds 15–16, test seeds 17–20, split strictly by run ID.</w:t>
       </w:r>
     </w:p>
     <w:p>
@@ -13200,23 +9727,7 @@
           <w:b/>
           <w:bCs/>
         </w:rPr>
-        <w:t xml:space="preserve">Critical Bug Found and Fixed — Inconsistent </w:t>
-      </w:r>
-      <w:proofErr w:type="spellStart"/>
-      <w:r>
-        <w:rPr>
-          <w:b/>
-          <w:bCs/>
-        </w:rPr>
-        <w:t>NaN</w:t>
-      </w:r>
-      <w:proofErr w:type="spellEnd"/>
-      <w:r>
-        <w:rPr>
-          <w:b/>
-          <w:bCs/>
-        </w:rPr>
-        <w:t xml:space="preserve"> Handling Across Conditions</w:t>
+        <w:t>Critical Bug Found and Fixed — Inconsistent NaN Handling Across Conditions</w:t>
       </w:r>
     </w:p>
     <w:p>
@@ -13232,15 +9743,7 @@
         <w:t>The bug:</w:t>
       </w:r>
       <w:r>
-        <w:t xml:space="preserve"> The evaluation loop normalised each dataset via (X - mean) / std, then applied </w:t>
-      </w:r>
-      <w:proofErr w:type="spellStart"/>
-      <w:r>
-        <w:t>np.nan_to_num</w:t>
-      </w:r>
-      <w:proofErr w:type="spellEnd"/>
-      <w:r>
-        <w:t xml:space="preserve">(nan=0.0) </w:t>
+        <w:t xml:space="preserve"> The evaluation loop normalised each dataset via (X - mean) / std, then applied np.nan_to_num(nan=0.0) </w:t>
       </w:r>
       <w:r>
         <w:rPr>
@@ -13250,23 +9753,7 @@
         <w:t>after</w:t>
       </w:r>
       <w:r>
-        <w:t xml:space="preserve"> normalisation. This meant any surviving </w:t>
-      </w:r>
-      <w:proofErr w:type="spellStart"/>
-      <w:r>
-        <w:t>NaN</w:t>
-      </w:r>
-      <w:proofErr w:type="spellEnd"/>
-      <w:r>
-        <w:t xml:space="preserve"> was mapped to the training mean in z-score space — effectively silent global-mean imputation. Meanwhile the five baseline functions filled </w:t>
-      </w:r>
-      <w:proofErr w:type="spellStart"/>
-      <w:r>
-        <w:t>NaN</w:t>
-      </w:r>
-      <w:proofErr w:type="spellEnd"/>
-      <w:r>
-        <w:t xml:space="preserve"> with concrete values (0.0, forward-filled value, etc.) </w:t>
+        <w:t xml:space="preserve"> normalisation. This meant any surviving NaN was mapped to the training mean in z-score space — effectively silent global-mean imputation. Meanwhile the five baseline functions filled NaN with concrete values (0.0, forward-filled value, etc.) </w:t>
       </w:r>
       <w:r>
         <w:rPr>
@@ -13292,23 +9779,7 @@
         <w:t>Consequence:</w:t>
       </w:r>
       <w:r>
-        <w:t xml:space="preserve"> Two different </w:t>
-      </w:r>
-      <w:proofErr w:type="spellStart"/>
-      <w:r>
-        <w:t>NaN</w:t>
-      </w:r>
-      <w:proofErr w:type="spellEnd"/>
-      <w:r>
-        <w:t xml:space="preserve">-handling conventions were active in the same experiment. </w:t>
-      </w:r>
-      <w:proofErr w:type="spellStart"/>
-      <w:r>
-        <w:t>X_corrupted</w:t>
-      </w:r>
-      <w:proofErr w:type="spellEnd"/>
-      <w:r>
-        <w:t xml:space="preserve"> fed directly as "Condition A: No Imputation" received free mean-imputation in latent space (ADE 13.4m) while the labelled "Zero-fill" baseline received true physical zero-fill (ADE 67.8m) — despite both nominally representing "no imputation." Condition A was not a distinct experimental condition; it was an undocumented sixth baseline.</w:t>
+        <w:t xml:space="preserve"> Two different NaN-handling conventions were active in the same experiment. X_corrupted fed directly as "Condition A: No Imputation" received free mean-imputation in latent space (ADE 13.4m) while the labelled "Zero-fill" baseline received true physical zero-fill (ADE 67.8m) — despite both nominally representing "no imputation." Condition A was not a distinct experimental condition; it was an undocumented sixth baseline.</w:t>
       </w:r>
     </w:p>
     <w:p>
@@ -13324,15 +9795,7 @@
         <w:t>The fix:</w:t>
       </w:r>
       <w:r>
-        <w:t xml:space="preserve"> A single universal rule applied identically to all seven reported conditions — any </w:t>
-      </w:r>
-      <w:proofErr w:type="spellStart"/>
-      <w:r>
-        <w:t>NaN</w:t>
-      </w:r>
-      <w:proofErr w:type="spellEnd"/>
-      <w:r>
-        <w:t xml:space="preserve"> present after imputation (partial or complete) is set to 0.0 in physical units </w:t>
+        <w:t xml:space="preserve"> A single universal rule applied identically to all seven reported conditions — any NaN present after imputation (partial or complete) is set to 0.0 in physical units </w:t>
       </w:r>
       <w:r>
         <w:rPr>
@@ -13350,70 +9813,18 @@
         <w:spacing w:before="60" w:after="80"/>
         <w:jc w:val="both"/>
       </w:pPr>
-      <w:proofErr w:type="spellStart"/>
-      <w:r>
-        <w:t>X_physical_clean</w:t>
-      </w:r>
-      <w:proofErr w:type="spellEnd"/>
-      <w:r>
-        <w:t xml:space="preserve"> = </w:t>
-      </w:r>
-      <w:proofErr w:type="spellStart"/>
-      <w:r>
-        <w:t>np.nan_to_</w:t>
-      </w:r>
-      <w:proofErr w:type="gramStart"/>
-      <w:r>
-        <w:t>num</w:t>
-      </w:r>
-      <w:proofErr w:type="spellEnd"/>
-      <w:r>
-        <w:t>(</w:t>
-      </w:r>
-      <w:proofErr w:type="spellStart"/>
-      <w:proofErr w:type="gramEnd"/>
-      <w:r>
-        <w:t>X_physical</w:t>
-      </w:r>
-      <w:proofErr w:type="spellEnd"/>
-      <w:r>
-        <w:t>, nan=0.0)</w:t>
-      </w:r>
-    </w:p>
-    <w:p>
-      <w:pPr>
-        <w:spacing w:before="60" w:after="80"/>
-        <w:jc w:val="both"/>
-      </w:pPr>
-      <w:proofErr w:type="spellStart"/>
-      <w:r>
-        <w:t>X_norm</w:t>
-      </w:r>
-      <w:proofErr w:type="spellEnd"/>
-      <w:r>
-        <w:t xml:space="preserve"> = (</w:t>
-      </w:r>
-      <w:proofErr w:type="spellStart"/>
-      <w:r>
-        <w:t>X_physical_clean</w:t>
-      </w:r>
-      <w:proofErr w:type="spellEnd"/>
-      <w:r>
-        <w:t xml:space="preserve"> - </w:t>
-      </w:r>
-      <w:proofErr w:type="spellStart"/>
-      <w:r>
-        <w:t>scaler_mean</w:t>
-      </w:r>
-      <w:proofErr w:type="spellEnd"/>
-      <w:r>
-        <w:t xml:space="preserve">) / </w:t>
-      </w:r>
-      <w:proofErr w:type="spellStart"/>
-      <w:r>
-        <w:t>scaler_std</w:t>
-      </w:r>
-      <w:proofErr w:type="spellEnd"/>
+      <w:r>
+        <w:t>X_physical_clean = np.nan_to_num(X_physical, nan=0.0)</w:t>
+      </w:r>
+    </w:p>
+    <w:p>
+      <w:pPr>
+        <w:spacing w:before="60" w:after="80"/>
+        <w:jc w:val="both"/>
+      </w:pPr>
+      <w:r>
+        <w:t>X_norm = (X_physical_clean - scaler_mean) / scaler_std</w:t>
+      </w:r>
     </w:p>
     <w:p>
       <w:pPr>
@@ -14222,15 +10633,7 @@
         <w:t>Finding 1 — Channel 1 alone underperforms naive interpolation baselines.</w:t>
       </w:r>
       <w:r>
-        <w:t xml:space="preserve"> Condition B (ADE 53.8m) is worse than every interpolation baseline (ADE ~43-44m). Verified via direct array comparison that columns 0-3 in X_ch1_imputed are byte-identical to </w:t>
-      </w:r>
-      <w:proofErr w:type="spellStart"/>
-      <w:r>
-        <w:t>X_corrupted</w:t>
-      </w:r>
-      <w:proofErr w:type="spellEnd"/>
-      <w:r>
-        <w:t xml:space="preserve"> — Channel 1 correctly touches only columns 4-5. This confirms the result is genuine, not a data pipeline error.</w:t>
+        <w:t xml:space="preserve"> Condition B (ADE 53.8m) is worse than every interpolation baseline (ADE ~43-44m). Verified via direct array comparison that columns 0-3 in X_ch1_imputed are byte-identical to X_corrupted — Channel 1 correctly touches only columns 4-5. This confirms the result is genuine, not a data pipeline error.</w:t>
       </w:r>
     </w:p>
     <w:p>
@@ -14477,13 +10880,8 @@
               <w:spacing w:before="60" w:after="80"/>
               <w:jc w:val="both"/>
             </w:pPr>
-            <w:proofErr w:type="spellStart"/>
-            <w:r>
-              <w:t>X_gt</w:t>
-            </w:r>
-            <w:proofErr w:type="spellEnd"/>
-            <w:r>
-              <w:t xml:space="preserve"> + Y (train seeds 1–14)</w:t>
+            <w:r>
+              <w:t>X_gt + Y (train seeds 1–14)</w:t>
             </w:r>
           </w:p>
         </w:tc>
@@ -15494,15 +11892,7 @@
         <w:t>Finding 1 — Pipeline Sanity Check:</w:t>
       </w:r>
       <w:r>
-        <w:t xml:space="preserve"> Condition B and C are identical at zero missing steps. ADE is 31.805m for both, confirming X_ch1_imputed and </w:t>
-      </w:r>
-      <w:proofErr w:type="spellStart"/>
-      <w:r>
-        <w:t>X_fully_imputed</w:t>
-      </w:r>
-      <w:proofErr w:type="spellEnd"/>
-      <w:r>
-        <w:t xml:space="preserve"> are mathematically equivalent when the GRU-D has no gaps to correct. This is a direct sanity check on pipeline correctness.</w:t>
+        <w:t xml:space="preserve"> Condition B and C are identical at zero missing steps. ADE is 31.805m for both, confirming X_ch1_imputed and X_fully_imputed are mathematically equivalent when the GRU-D has no gaps to correct. This is a direct sanity check on pipeline correctness.</w:t>
       </w:r>
     </w:p>
     <w:p>
@@ -15696,17 +12086,8 @@
           <w:b/>
           <w:bCs/>
         </w:rPr>
-        <w:t xml:space="preserve">Physical Justifications — Quick Reference for </w:t>
-      </w:r>
-      <w:proofErr w:type="spellStart"/>
-      <w:r>
-        <w:rPr>
-          <w:b/>
-          <w:bCs/>
-        </w:rPr>
-        <w:t>Defense</w:t>
-      </w:r>
-      <w:proofErr w:type="spellEnd"/>
+        <w:t>Physical Justifications — Quick Reference for Defense</w:t>
+      </w:r>
     </w:p>
     <w:p>
       <w:pPr>
@@ -15753,81 +12134,11 @@
           <w:bCs/>
         </w:rPr>
         <w:lastRenderedPageBreak/>
-        <w:t xml:space="preserve">Why </w:t>
-      </w:r>
-      <w:proofErr w:type="spellStart"/>
-      <w:proofErr w:type="gramStart"/>
-      <w:r>
-        <w:rPr>
-          <w:b/>
-          <w:bCs/>
-        </w:rPr>
-        <w:t>nn.Linear</w:t>
-      </w:r>
-      <w:proofErr w:type="spellEnd"/>
-      <w:proofErr w:type="gramEnd"/>
-      <w:r>
-        <w:rPr>
-          <w:b/>
-          <w:bCs/>
-        </w:rPr>
-        <w:t>(bias=False) in the GRU-D decay layer (Step 8)?</w:t>
+        <w:t>Why nn.Linear(bias=False) in the GRU-D decay layer (Step 8)?</w:t>
       </w:r>
       <w:r>
         <w:br/>
-        <w:t xml:space="preserve">With bias included, γ = </w:t>
-      </w:r>
-      <w:proofErr w:type="gramStart"/>
-      <w:r>
-        <w:t>exp(</w:t>
-      </w:r>
-      <w:proofErr w:type="gramEnd"/>
-      <w:r>
-        <w:t>-</w:t>
-      </w:r>
-      <w:proofErr w:type="spellStart"/>
-      <w:proofErr w:type="gramStart"/>
-      <w:r>
-        <w:t>ReLU</w:t>
-      </w:r>
-      <w:proofErr w:type="spellEnd"/>
-      <w:r>
-        <w:t>(</w:t>
-      </w:r>
-      <w:proofErr w:type="gramEnd"/>
-      <w:r>
-        <w:t xml:space="preserve">W·0 + b)) at </w:t>
-      </w:r>
-      <w:proofErr w:type="spellStart"/>
-      <w:r>
-        <w:t>Δt</w:t>
-      </w:r>
-      <w:proofErr w:type="spellEnd"/>
-      <w:r>
-        <w:t>=0 depends on the learned bias b, not guaranteed to equal 1.0. This means even a freshly observed value gets arbitrarily blended toward the baseline for no physical reason. Removing bias forces γ = exp(-</w:t>
-      </w:r>
-      <w:proofErr w:type="spellStart"/>
-      <w:proofErr w:type="gramStart"/>
-      <w:r>
-        <w:t>ReLU</w:t>
-      </w:r>
-      <w:proofErr w:type="spellEnd"/>
-      <w:r>
-        <w:t>(</w:t>
-      </w:r>
-      <w:proofErr w:type="gramEnd"/>
-      <w:r>
-        <w:t xml:space="preserve">0)) = 1.0 structurally, for any trained weights — making "trust fresh observations fully" </w:t>
-      </w:r>
-      <w:proofErr w:type="spellStart"/>
-      <w:proofErr w:type="gramStart"/>
-      <w:r>
-        <w:t>a</w:t>
-      </w:r>
-      <w:proofErr w:type="spellEnd"/>
-      <w:proofErr w:type="gramEnd"/>
-      <w:r>
-        <w:t xml:space="preserve"> architectural guarantee rather than a hoped-for learned behaviour.</w:t>
+        <w:t>With bias included, γ = exp(-ReLU(W·0 + b)) at Δt=0 depends on the learned bias b, not guaranteed to equal 1.0. This means even a freshly observed value gets arbitrarily blended toward the baseline for no physical reason. Removing bias forces γ = exp(-ReLU(0)) = 1.0 structurally, for any trained weights — making "trust fresh observations fully" a architectural guarantee rather than a hoped-for learned behaviour.</w:t>
       </w:r>
     </w:p>
     <w:p>
@@ -15844,60 +12155,20 @@
       </w:r>
       <w:r>
         <w:br/>
-        <w:t xml:space="preserve">A missing value set to 0.0 in physical units becomes -μ/σ after normalisation — a large, specific, non-zero z-score (e.g., ≈ -11.55 for </w:t>
-      </w:r>
-      <w:proofErr w:type="spellStart"/>
-      <w:r>
-        <w:t>ego_speed</w:t>
-      </w:r>
-      <w:proofErr w:type="spellEnd"/>
-      <w:r>
-        <w:t xml:space="preserve"> using Step 8's scalers). This value is fed alongside a mask that says "ignore this position," creating a direct contradiction between the two input channels. The GRU-D's internal gates then process this contradictory signal as if it were a genuine, if extreme, observation, polluting the hidden state. Re-zeroing after normalisation makes 0.0 (= the training mean) consistent across both the value channel and the mask channel — maximally uninformative and internally coherent.</w:t>
-      </w:r>
-    </w:p>
-    <w:p>
-      <w:pPr>
-        <w:spacing w:before="60" w:after="80"/>
-        <w:jc w:val="both"/>
-      </w:pPr>
-      <w:r>
-        <w:rPr>
-          <w:b/>
-          <w:bCs/>
-        </w:rPr>
-        <w:t xml:space="preserve">Why does the resulting </w:t>
-      </w:r>
-      <w:proofErr w:type="spellStart"/>
-      <w:r>
-        <w:rPr>
-          <w:b/>
-          <w:bCs/>
-        </w:rPr>
-        <w:t>downsampling</w:t>
-      </w:r>
-      <w:proofErr w:type="spellEnd"/>
-      <w:r>
-        <w:rPr>
-          <w:b/>
-          <w:bCs/>
-        </w:rPr>
-        <w:t xml:space="preserve"> for </w:t>
-      </w:r>
-      <w:proofErr w:type="spellStart"/>
-      <w:r>
-        <w:rPr>
-          <w:b/>
-          <w:bCs/>
-        </w:rPr>
-        <w:t>HighD</w:t>
-      </w:r>
-      <w:proofErr w:type="spellEnd"/>
-      <w:r>
-        <w:rPr>
-          <w:b/>
-          <w:bCs/>
-        </w:rPr>
-        <w:t xml:space="preserve"> require cubic splines, not linear interpolation (Step 12, in progress)?</w:t>
+        <w:t>A missing value set to 0.0 in physical units becomes -μ/σ after normalisation — a large, specific, non-zero z-score (e.g., ≈ -11.55 for ego_speed using Step 8's scalers). This value is fed alongside a mask that says "ignore this position," creating a direct contradiction between the two input channels. The GRU-D's internal gates then process this contradictory signal as if it were a genuine, if extreme, observation, polluting the hidden state. Re-zeroing after normalisation makes 0.0 (= the training mean) consistent across both the value channel and the mask channel — maximally uninformative and internally coherent.</w:t>
+      </w:r>
+    </w:p>
+    <w:p>
+      <w:pPr>
+        <w:spacing w:before="60" w:after="80"/>
+        <w:jc w:val="both"/>
+      </w:pPr>
+      <w:r>
+        <w:rPr>
+          <w:b/>
+          <w:bCs/>
+        </w:rPr>
+        <w:t>Why does the resulting downsampling for HighD require cubic splines, not linear interpolation (Step 12, in progress)?</w:t>
       </w:r>
       <w:r>
         <w:br/>
@@ -15935,21 +12206,12 @@
           <w:bCs/>
         </w:rPr>
       </w:pPr>
-      <w:proofErr w:type="spellStart"/>
-      <w:r>
-        <w:rPr>
-          <w:b/>
-          <w:bCs/>
-        </w:rPr>
-        <w:t>HighD</w:t>
-      </w:r>
-      <w:proofErr w:type="spellEnd"/>
-      <w:r>
-        <w:rPr>
-          <w:b/>
-          <w:bCs/>
-        </w:rPr>
-        <w:t xml:space="preserve"> Dataset Extraction: The Acceleration Blowup &amp; "Option B" Pivot</w:t>
+      <w:r>
+        <w:rPr>
+          <w:b/>
+          <w:bCs/>
+        </w:rPr>
+        <w:t>HighD Dataset Extraction: The Acceleration Blowup &amp; "Option B" Pivot</w:t>
       </w:r>
     </w:p>
     <w:p>
@@ -15975,15 +12237,7 @@
         <w:jc w:val="both"/>
       </w:pPr>
       <w:r>
-        <w:t xml:space="preserve">During the extraction of the </w:t>
-      </w:r>
-      <w:proofErr w:type="spellStart"/>
-      <w:r>
-        <w:t>HighD</w:t>
-      </w:r>
-      <w:proofErr w:type="spellEnd"/>
-      <w:r>
-        <w:t xml:space="preserve"> dataset, initial physical sanity checks (run on recording 25, chosen for its large sample size) revealed a catastrophic anomaly in the acceleration distributions. While speeds and positions were within expected highway limits, the extracted longitudinal acceleration spanned from </w:t>
+        <w:t xml:space="preserve">During the extraction of the HighD dataset, initial physical sanity checks (run on recording 25, chosen for its large sample size) revealed a catastrophic anomaly in the acceleration distributions. While speeds and positions were within expected highway limits, the extracted longitudinal acceleration spanned from </w:t>
       </w:r>
       <w:r>
         <w:rPr>
@@ -16002,65 +12256,33 @@
         <w:jc w:val="both"/>
       </w:pPr>
       <w:r>
-        <w:t xml:space="preserve">Real-world passenger vehicles typically max out at ±5 to ±8 m/s² during emergency </w:t>
-      </w:r>
-      <w:proofErr w:type="spellStart"/>
-      <w:r>
-        <w:t>maneuvers</w:t>
-      </w:r>
-      <w:proofErr w:type="spellEnd"/>
-      <w:r>
-        <w:t>. The pipeline was generating physical impossibilities.</w:t>
-      </w:r>
-    </w:p>
-    <w:p>
-      <w:pPr>
-        <w:spacing w:before="60" w:after="80"/>
-        <w:jc w:val="both"/>
-        <w:rPr>
-          <w:b/>
-          <w:bCs/>
-        </w:rPr>
-      </w:pPr>
-      <w:r>
-        <w:rPr>
-          <w:b/>
-          <w:bCs/>
-        </w:rPr>
-        <w:t xml:space="preserve">2. The </w:t>
-      </w:r>
-      <w:proofErr w:type="gramStart"/>
-      <w:r>
-        <w:rPr>
-          <w:b/>
-          <w:bCs/>
-        </w:rPr>
-        <w:t>Diagnosis</w:t>
-      </w:r>
-      <w:proofErr w:type="gramEnd"/>
-      <w:r>
-        <w:rPr>
-          <w:b/>
-          <w:bCs/>
-        </w:rPr>
-        <w:t>: Noise Amplification &amp; Spline Boundaries</w:t>
-      </w:r>
-    </w:p>
-    <w:p>
-      <w:pPr>
-        <w:spacing w:before="60" w:after="80"/>
-        <w:jc w:val="both"/>
-      </w:pPr>
-      <w:r>
-        <w:t xml:space="preserve">The initial architecture derived velocity and acceleration analytically by taking the first and second derivatives of a </w:t>
-      </w:r>
-      <w:proofErr w:type="spellStart"/>
-      <w:r>
-        <w:t>CubicSpline</w:t>
-      </w:r>
-      <w:proofErr w:type="spellEnd"/>
-      <w:r>
-        <w:t xml:space="preserve"> fitted to the raw $x$ and $y$ position coordinates. This approach was mathematically elegant and worked perfectly on noise-free SUMO simulation data, but it failed on real-world drone data due to two compounding factors:</w:t>
+        <w:t>Real-world passenger vehicles typically max out at ±5 to ±8 m/s² during emergency maneuvers. The pipeline was generating physical impossibilities.</w:t>
+      </w:r>
+    </w:p>
+    <w:p>
+      <w:pPr>
+        <w:spacing w:before="60" w:after="80"/>
+        <w:jc w:val="both"/>
+        <w:rPr>
+          <w:b/>
+          <w:bCs/>
+        </w:rPr>
+      </w:pPr>
+      <w:r>
+        <w:rPr>
+          <w:b/>
+          <w:bCs/>
+        </w:rPr>
+        <w:t>2. The Diagnosis: Noise Amplification &amp; Spline Boundaries</w:t>
+      </w:r>
+    </w:p>
+    <w:p>
+      <w:pPr>
+        <w:spacing w:before="60" w:after="80"/>
+        <w:jc w:val="both"/>
+      </w:pPr>
+      <w:r>
+        <w:t>The initial architecture derived velocity and acceleration analytically by taking the first and second derivatives of a CubicSpline fitted to the raw $x$ and $y$ position coordinates. This approach was mathematically elegant and worked perfectly on noise-free SUMO simulation data, but it failed on real-world drone data due to two compounding factors:</w:t>
       </w:r>
     </w:p>
     <w:p>
@@ -16080,71 +12302,7 @@
         <w:t>The 2nd Derivative Noise Amplifier:</w:t>
       </w:r>
       <w:r>
-        <w:t xml:space="preserve"> </w:t>
-      </w:r>
-      <w:proofErr w:type="spellStart"/>
-      <w:r>
-        <w:t>HighD</w:t>
-      </w:r>
-      <w:proofErr w:type="spellEnd"/>
-      <w:r>
-        <w:t xml:space="preserve"> trajectories are extracted using computer vision bounding boxes, which inherently contain high-frequency spatial jitter (e.g., shifting 15 cm frame-to-frame). Because the raw sampling rate is 25 Hz ($\Delta t = 0.04s$), the second derivative amplifies this microscopic jitter massively: $a \</w:t>
-      </w:r>
-      <w:proofErr w:type="spellStart"/>
-      <w:r>
-        <w:t>approx</w:t>
-      </w:r>
-      <w:proofErr w:type="spellEnd"/>
-      <w:r>
-        <w:t xml:space="preserve"> \</w:t>
-      </w:r>
-      <w:proofErr w:type="gramStart"/>
-      <w:r>
-        <w:t>frac{</w:t>
-      </w:r>
-      <w:proofErr w:type="gramEnd"/>
-      <w:r>
-        <w:t xml:space="preserve">\Delta </w:t>
-      </w:r>
-      <w:proofErr w:type="gramStart"/>
-      <w:r>
-        <w:t>x}{</w:t>
-      </w:r>
-      <w:proofErr w:type="gramEnd"/>
-      <w:r>
-        <w:t>\Delta t^</w:t>
-      </w:r>
-      <w:proofErr w:type="gramStart"/>
-      <w:r>
-        <w:t>2}$</w:t>
-      </w:r>
-      <w:proofErr w:type="gramEnd"/>
-      <w:r>
-        <w:t>. A 15 cm wobble translates to $\</w:t>
-      </w:r>
-      <w:proofErr w:type="spellStart"/>
-      <w:r>
-        <w:t>approx</w:t>
-      </w:r>
-      <w:proofErr w:type="spellEnd"/>
-      <w:r>
-        <w:t xml:space="preserve"> 93.7 \</w:t>
-      </w:r>
-      <w:proofErr w:type="gramStart"/>
-      <w:r>
-        <w:t>text{ m</w:t>
-      </w:r>
-      <w:proofErr w:type="gramEnd"/>
-      <w:r>
-        <w:t>/</w:t>
-      </w:r>
-      <w:proofErr w:type="gramStart"/>
-      <w:r>
-        <w:t>s}^</w:t>
-      </w:r>
-      <w:proofErr w:type="gramEnd"/>
-      <w:r>
-        <w:t>2$ of fictitious acceleration.</w:t>
+        <w:t xml:space="preserve"> HighD trajectories are extracted using computer vision bounding boxes, which inherently contain high-frequency spatial jitter (e.g., shifting 15 cm frame-to-frame). Because the raw sampling rate is 25 Hz ($\Delta t = 0.04s$), the second derivative amplifies this microscopic jitter massively: $a \approx \frac{\Delta x}{\Delta t^2}$. A 15 cm wobble translates to $\approx 93.7 \text{ m/s}^2$ of fictitious acceleration.</w:t>
       </w:r>
     </w:p>
     <w:p>
@@ -16200,31 +12358,7 @@
         <w:jc w:val="both"/>
       </w:pPr>
       <w:r>
-        <w:t xml:space="preserve">To resolve this, the pipeline was rewritten to abandon analytical differentiation. The authors of the </w:t>
-      </w:r>
-      <w:proofErr w:type="spellStart"/>
-      <w:r>
-        <w:t>HighD</w:t>
-      </w:r>
-      <w:proofErr w:type="spellEnd"/>
-      <w:r>
-        <w:t xml:space="preserve"> dataset already applied some form of smoothing filter to the raw bounding-box coordinates to produce physically sane </w:t>
-      </w:r>
-      <w:proofErr w:type="spellStart"/>
-      <w:r>
-        <w:t>xVelocity</w:t>
-      </w:r>
-      <w:proofErr w:type="spellEnd"/>
-      <w:r>
-        <w:t xml:space="preserve"> and </w:t>
-      </w:r>
-      <w:proofErr w:type="spellStart"/>
-      <w:r>
-        <w:t>xAcceleration</w:t>
-      </w:r>
-      <w:proofErr w:type="spellEnd"/>
-      <w:r>
-        <w:t xml:space="preserve"> columns (the exact method — commonly Kalman filtering or Savitzky-Golay smoothing in trajectory-extraction literature — is not confirmed from the dataset documentation directly, but is not required knowledge for this pipeline to be valid).</w:t>
+        <w:t>To resolve this, the pipeline was rewritten to abandon analytical differentiation. The authors of the HighD dataset already applied some form of smoothing filter to the raw bounding-box coordinates to produce physically sane xVelocity and xAcceleration columns (the exact method — commonly Kalman filtering or Savitzky-Golay smoothing in trajectory-extraction literature — is not confirmed from the dataset documentation directly, but is not required knowledge for this pipeline to be valid).</w:t>
       </w:r>
     </w:p>
     <w:p>
@@ -16320,31 +12454,7 @@
         <w:t>Consistency Error:</w:t>
       </w:r>
       <w:r>
-        <w:t xml:space="preserve"> The Mean Relative Error between resampled velocity and finite-differenced position ($\</w:t>
-      </w:r>
-      <w:proofErr w:type="gramStart"/>
-      <w:r>
-        <w:t>frac{</w:t>
-      </w:r>
-      <w:proofErr w:type="gramEnd"/>
-      <w:r>
-        <w:t xml:space="preserve">\Delta </w:t>
-      </w:r>
-      <w:proofErr w:type="gramStart"/>
-      <w:r>
-        <w:t>x}{</w:t>
-      </w:r>
-      <w:proofErr w:type="gramEnd"/>
-      <w:r>
-        <w:t xml:space="preserve">\Delta </w:t>
-      </w:r>
-      <w:proofErr w:type="gramStart"/>
-      <w:r>
-        <w:t>t}$</w:t>
-      </w:r>
-      <w:proofErr w:type="gramEnd"/>
-      <w:r>
-        <w:t xml:space="preserve">) was </w:t>
+        <w:t xml:space="preserve"> The Mean Relative Error between resampled velocity and finite-differenced position ($\frac{\Delta x}{\Delta t}$) was </w:t>
       </w:r>
       <w:r>
         <w:rPr>
@@ -16406,6 +12516,595 @@
       </w:r>
       <w:r>
         <w:t xml:space="preserve"> This debugging sequence demonstrates that physical sanity checks — not just successful script execution — were treated as the actual bar for correctness throughout this pipeline. A script producing 156,004 windows without crashing said nothing about whether those windows were physically valid; only checking the acceleration distribution against known real-world bounds revealed the flaw. This is worth citing directly in the methodology section as evidence of validation rigor applied to the supplementary dataset.</w:t>
+      </w:r>
+    </w:p>
+    <w:p>
+      <w:pPr>
+        <w:spacing w:before="60" w:after="80"/>
+        <w:jc w:val="both"/>
+      </w:pPr>
+    </w:p>
+    <w:p>
+      <w:pPr>
+        <w:spacing w:before="60" w:after="80"/>
+        <w:jc w:val="both"/>
+      </w:pPr>
+    </w:p>
+    <w:p>
+      <w:pPr>
+        <w:spacing w:before="60" w:after="80"/>
+        <w:jc w:val="both"/>
+      </w:pPr>
+      <w:r>
+        <w:rPr>
+          <w:noProof/>
+        </w:rPr>
+        <w:drawing>
+          <wp:inline distT="0" distB="0" distL="0" distR="0" wp14:anchorId="69F5CF66" wp14:editId="7FE9AB11">
+            <wp:extent cx="5731510" cy="1646555"/>
+            <wp:effectExtent l="0" t="0" r="2540" b="0"/>
+            <wp:docPr id="2126632690" name="Picture 1"/>
+            <wp:cNvGraphicFramePr>
+              <a:graphicFrameLocks xmlns:a="http://schemas.openxmlformats.org/drawingml/2006/main" noChangeAspect="1"/>
+            </wp:cNvGraphicFramePr>
+            <a:graphic xmlns:a="http://schemas.openxmlformats.org/drawingml/2006/main">
+              <a:graphicData uri="http://schemas.openxmlformats.org/drawingml/2006/picture">
+                <pic:pic xmlns:pic="http://schemas.openxmlformats.org/drawingml/2006/picture">
+                  <pic:nvPicPr>
+                    <pic:cNvPr id="2126632690" name=""/>
+                    <pic:cNvPicPr/>
+                  </pic:nvPicPr>
+                  <pic:blipFill>
+                    <a:blip r:embed="rId26"/>
+                    <a:stretch>
+                      <a:fillRect/>
+                    </a:stretch>
+                  </pic:blipFill>
+                  <pic:spPr>
+                    <a:xfrm>
+                      <a:off x="0" y="0"/>
+                      <a:ext cx="5731510" cy="1646555"/>
+                    </a:xfrm>
+                    <a:prstGeom prst="rect">
+                      <a:avLst/>
+                    </a:prstGeom>
+                  </pic:spPr>
+                </pic:pic>
+              </a:graphicData>
+            </a:graphic>
+          </wp:inline>
+        </w:drawing>
+      </w:r>
+    </w:p>
+    <w:p>
+      <w:pPr>
+        <w:spacing w:before="60" w:after="80"/>
+        <w:jc w:val="both"/>
+      </w:pPr>
+    </w:p>
+    <w:p>
+      <w:pPr>
+        <w:spacing w:before="60" w:after="80"/>
+        <w:jc w:val="both"/>
+      </w:pPr>
+      <w:r>
+        <w:rPr>
+          <w:b/>
+          <w:bCs/>
+        </w:rPr>
+        <w:t>Finding:</w:t>
+      </w:r>
+      <w:r>
+        <w:t xml:space="preserve"> The TCM injection mechanism produces statistically consistent missingness rates across both datasets (within 0.12 percentage points), confirming the Gilbert-Elliott packet-loss model behaves identically regardless of the underlying trajectory source — an expected and correct result, since TCM is a pure stochastic process independent of traffic structure.</w:t>
+      </w:r>
+    </w:p>
+    <w:p>
+      <w:pPr>
+        <w:spacing w:before="60" w:after="80"/>
+        <w:jc w:val="both"/>
+      </w:pPr>
+      <w:r>
+        <w:t xml:space="preserve">The overall missingness gap between SUMO (34.43%) and HighD (28.84%) is attributable almost entirely to SFM (13.22 percentage point difference), not TCM. This is consistent with the CACC platoon percolation effect identified during SUMO's SFM injection (Steps 4-5): SUMO's CACC vehicles form self-reinforcing platoons that reduce the </w:t>
+      </w:r>
+      <w:r>
+        <w:rPr>
+          <w:i/>
+          <w:iCs/>
+        </w:rPr>
+        <w:t>effective</w:t>
+      </w:r>
+      <w:r>
+        <w:t xml:space="preserve"> CAV-leader observation rate below what a naive uniform draw would produce, increasing SFM severity beyond the nominal 20% penetration rate would suggest. HighD's synthetic CAV relabeling has no such clustering mechanism — real historical driver behaviour was never influenced by a hypothetical CACC platoon dynamic that didn't exist when the footage was recorded — so HighD's SFM rate tracks closer to what a literal 20%-of-neighbors-are-CAV assumption predicts.</w:t>
+      </w:r>
+    </w:p>
+    <w:p>
+      <w:pPr>
+        <w:spacing w:before="60" w:after="80"/>
+        <w:jc w:val="both"/>
+      </w:pPr>
+      <w:r>
+        <w:rPr>
+          <w:b/>
+          <w:bCs/>
+        </w:rPr>
+        <w:t>Significance:</w:t>
+      </w:r>
+      <w:r>
+        <w:t xml:space="preserve"> This is not a data quality problem or pipeline inconsistency — it is an expected structural difference between simulated platoon-forming traffic and real historical traffic, and it strengthens rather than weakens the supplementary validation, since it demonstrates the SFM injection logic correctly captures dataset-specific traffic dynamics rather than applying a rigid, context-blind masking rule.</w:t>
+      </w:r>
+    </w:p>
+    <w:p>
+      <w:pPr>
+        <w:spacing w:before="60" w:after="80"/>
+        <w:jc w:val="both"/>
+      </w:pPr>
+    </w:p>
+    <w:p>
+      <w:pPr>
+        <w:spacing w:before="60" w:after="80"/>
+        <w:jc w:val="both"/>
+        <w:rPr>
+          <w:b/>
+          <w:bCs/>
+        </w:rPr>
+      </w:pPr>
+      <w:r>
+        <w:rPr>
+          <w:b/>
+          <w:bCs/>
+        </w:rPr>
+        <w:t>Step 12 — HighD Supplementary Validation (Complete)</w:t>
+      </w:r>
+    </w:p>
+    <w:p>
+      <w:pPr>
+        <w:spacing w:before="60" w:after="80"/>
+        <w:jc w:val="both"/>
+      </w:pPr>
+      <w:r>
+        <w:rPr>
+          <w:b/>
+          <w:bCs/>
+        </w:rPr>
+        <w:t>Overview:</w:t>
+      </w:r>
+      <w:r>
+        <w:t xml:space="preserve"> Zero-shot cross-domain evaluation applying the SUMO-trained dual-channel imputation pipeline and frozen LSTM predictor to real drone-recorded highway trajectories (HighD dataset, 60 recordings, German highways).</w:t>
+      </w:r>
+    </w:p>
+    <w:p>
+      <w:pPr>
+        <w:spacing w:before="60" w:after="80"/>
+        <w:jc w:val="both"/>
+        <w:rPr>
+          <w:b/>
+          <w:bCs/>
+        </w:rPr>
+      </w:pPr>
+      <w:r>
+        <w:rPr>
+          <w:b/>
+          <w:bCs/>
+        </w:rPr>
+        <w:lastRenderedPageBreak/>
+        <w:t>Pipeline stages completed (Unchanged from SUMO methodology):</w:t>
+      </w:r>
+    </w:p>
+    <w:p>
+      <w:pPr>
+        <w:numPr>
+          <w:ilvl w:val="0"/>
+          <w:numId w:val="5"/>
+        </w:numPr>
+        <w:spacing w:before="60" w:after="80"/>
+        <w:jc w:val="both"/>
+      </w:pPr>
+      <w:r>
+        <w:rPr>
+          <w:b/>
+          <w:bCs/>
+        </w:rPr>
+        <w:t>Extraction:</w:t>
+      </w:r>
+      <w:r>
+        <w:t xml:space="preserve"> 25Hz→10Hz resampling via cubic splines (position/velocity/acceleration independently splined from HighD's own pre-smoothed columns, after discovering and correcting a catastrophic acceleration-noise-amplification bug from naive position-derivative differentiation — see below).</w:t>
+      </w:r>
+    </w:p>
+    <w:p>
+      <w:pPr>
+        <w:numPr>
+          <w:ilvl w:val="0"/>
+          <w:numId w:val="5"/>
+        </w:numPr>
+        <w:spacing w:before="60" w:after="80"/>
+        <w:jc w:val="both"/>
+      </w:pPr>
+      <w:r>
+        <w:rPr>
+          <w:b/>
+          <w:bCs/>
+        </w:rPr>
+        <w:t>Labeling:</w:t>
+      </w:r>
+      <w:r>
+        <w:t xml:space="preserve"> CAV/HDV synthetic relabeling at 10/20/30% penetration, per-recording seeded draws, Cars-only CAV eligibility.</w:t>
+      </w:r>
+    </w:p>
+    <w:p>
+      <w:pPr>
+        <w:numPr>
+          <w:ilvl w:val="0"/>
+          <w:numId w:val="5"/>
+        </w:numPr>
+        <w:spacing w:before="60" w:after="80"/>
+        <w:jc w:val="both"/>
+      </w:pPr>
+      <w:r>
+        <w:rPr>
+          <w:b/>
+          <w:bCs/>
+        </w:rPr>
+        <w:t>Corruption:</w:t>
+      </w:r>
+      <w:r>
+        <w:t xml:space="preserve"> SFM/TCM corruption injection (identical Gilbert-Elliott parameters and masking logic as SUMO).</w:t>
+      </w:r>
+    </w:p>
+    <w:p>
+      <w:pPr>
+        <w:numPr>
+          <w:ilvl w:val="0"/>
+          <w:numId w:val="5"/>
+        </w:numPr>
+        <w:spacing w:before="60" w:after="80"/>
+        <w:jc w:val="both"/>
+      </w:pPr>
+      <w:r>
+        <w:rPr>
+          <w:b/>
+          <w:bCs/>
+        </w:rPr>
+        <w:t>Imputation:</w:t>
+      </w:r>
+      <w:r>
+        <w:t xml:space="preserve"> RSU camera simulation, Channel 1 (Kalman Filter), Channel 2 (GRU-D) — all reused without modification.</w:t>
+      </w:r>
+    </w:p>
+    <w:p>
+      <w:pPr>
+        <w:spacing w:before="60" w:after="80"/>
+        <w:jc w:val="both"/>
+        <w:rPr>
+          <w:b/>
+          <w:bCs/>
+        </w:rPr>
+      </w:pPr>
+      <w:r>
+        <w:rPr>
+          <w:b/>
+          <w:bCs/>
+        </w:rPr>
+        <w:t>Key Diagnostics &amp; Methodological Findings</w:t>
+      </w:r>
+    </w:p>
+    <w:p>
+      <w:pPr>
+        <w:spacing w:before="60" w:after="80"/>
+        <w:jc w:val="both"/>
+      </w:pPr>
+      <w:r>
+        <w:rPr>
+          <w:b/>
+          <w:bCs/>
+        </w:rPr>
+        <w:t>1. Key debugging finding — acceleration blowup and Option B pivot:</w:t>
+      </w:r>
+    </w:p>
+    <w:p>
+      <w:pPr>
+        <w:spacing w:before="60" w:after="80"/>
+        <w:jc w:val="both"/>
+      </w:pPr>
+      <w:r>
+        <w:t>Initial extraction using analytical spline derivatives (position → velocity → acceleration) produced physically impossible accelerations (-191 to +178 m/s²) due to second-derivative amplification of drone-tracking bounding-box jitter. Fixed by spline-resampling HighD's own pre-smoothed xVelocity/xAcceleration columns directly rather than differentiating position splines. Verified via consistency check (mean relative error 1.34% between resampled velocity and finite-differenced position) and corrected acceleration range (-3.18 to 2.55 m/s²).</w:t>
+      </w:r>
+    </w:p>
+    <w:p>
+      <w:pPr>
+        <w:spacing w:before="60" w:after="80"/>
+        <w:jc w:val="both"/>
+      </w:pPr>
+      <w:r>
+        <w:rPr>
+          <w:b/>
+          <w:bCs/>
+        </w:rPr>
+        <w:t>2. SFM missingness cross-dataset consistency check:</w:t>
+      </w:r>
+    </w:p>
+    <w:p>
+      <w:pPr>
+        <w:spacing w:before="60" w:after="80"/>
+        <w:jc w:val="both"/>
+      </w:pPr>
+      <w:r>
+        <w:t>At 20% penetration, TCM missingness matched almost exactly between datasets (SUMO 10.54% vs HighD 10.66%), confirming the packet-loss model is dataset-independent as designed. SFM missingness differed substantially (SUMO 66.28% vs HighD 53.06%), attributed to SUMO's CACC platoon percolation effect (absent in HighD's non-clustering synthetic relabeling) — a structural, expected difference, not a pipeline inconsistency.</w:t>
+      </w:r>
+    </w:p>
+    <w:p>
+      <w:pPr>
+        <w:spacing w:before="60" w:after="80"/>
+        <w:jc w:val="both"/>
+        <w:rPr>
+          <w:b/>
+          <w:bCs/>
+        </w:rPr>
+      </w:pPr>
+      <w:r>
+        <w:rPr>
+          <w:b/>
+          <w:bCs/>
+        </w:rPr>
+        <w:t>Zero-Shot E1 Evaluation — Cross-Dataset Transfer Findings</w:t>
+      </w:r>
+    </w:p>
+    <w:p>
+      <w:pPr>
+        <w:spacing w:before="60" w:after="80"/>
+        <w:jc w:val="both"/>
+      </w:pPr>
+      <w:r>
+        <w:rPr>
+          <w:b/>
+          <w:bCs/>
+        </w:rPr>
+        <w:t>1. The Limits of Absolute-Coordinate Predictors</w:t>
+      </w:r>
+    </w:p>
+    <w:p>
+      <w:pPr>
+        <w:spacing w:before="60" w:after="80"/>
+        <w:jc w:val="both"/>
+      </w:pPr>
+      <w:r>
+        <w:t xml:space="preserve">The zero-shot evaluation on the HighD dataset yielded substantially higher absolute Average Displacement Errors (ADE) compared to the SUMO baseline (e.g., ~120-220m vs. ~30-70m). Diagnostics revealed that this degradation is driven primarily by </w:t>
+      </w:r>
+      <w:r>
+        <w:rPr>
+          <w:b/>
+          <w:bCs/>
+        </w:rPr>
+        <w:t>reference frame mismatch</w:t>
+      </w:r>
+      <w:r>
+        <w:t>, not a failure of the imputation models.</w:t>
+      </w:r>
+    </w:p>
+    <w:p>
+      <w:pPr>
+        <w:spacing w:before="60" w:after="80"/>
+        <w:jc w:val="both"/>
+      </w:pPr>
+      <w:r>
+        <w:t xml:space="preserve">The downstream LSTM (Step 10) was architected to predict </w:t>
+      </w:r>
+      <w:r>
+        <w:rPr>
+          <w:i/>
+          <w:iCs/>
+        </w:rPr>
+        <w:t>absolute spatial coordinates</w:t>
+      </w:r>
+      <w:r>
+        <w:t xml:space="preserve"> rather than relative step-wise displacements ($\Delta x, \Delta y$). Consequently, its learned normalization scalers were inextricably tied to SUMO's arbitrary simulation geometry:</w:t>
+      </w:r>
+    </w:p>
+    <w:p>
+      <w:pPr>
+        <w:numPr>
+          <w:ilvl w:val="0"/>
+          <w:numId w:val="6"/>
+        </w:numPr>
+        <w:spacing w:before="60" w:after="80"/>
+        <w:jc w:val="both"/>
+      </w:pPr>
+      <w:r>
+        <w:rPr>
+          <w:b/>
+          <w:bCs/>
+        </w:rPr>
+        <w:t>Y-Origin Mismatch:</w:t>
+      </w:r>
+      <w:r>
+        <w:t xml:space="preserve"> SUMO lanes were centered at negative coordinates (e.g., -5.14m), whereas HighD lane midpoints were zero-centered in memory, leaving a residual ~2.0 $\sigma$ offset.</w:t>
+      </w:r>
+    </w:p>
+    <w:p>
+      <w:pPr>
+        <w:numPr>
+          <w:ilvl w:val="0"/>
+          <w:numId w:val="6"/>
+        </w:numPr>
+        <w:spacing w:before="60" w:after="80"/>
+        <w:jc w:val="both"/>
+      </w:pPr>
+      <w:r>
+        <w:rPr>
+          <w:b/>
+          <w:bCs/>
+        </w:rPr>
+        <w:t>X-Origin Mismatch:</w:t>
+      </w:r>
+      <w:r>
+        <w:t xml:space="preserve"> SUMO's region of interest was centered at $x \approx 406m$, while HighD's drone footage originated at $x=0$, producing a systemic $-1.37 \sigma$ offset.</w:t>
+      </w:r>
+    </w:p>
+    <w:p>
+      <w:pPr>
+        <w:spacing w:before="60" w:after="80"/>
+        <w:jc w:val="both"/>
+      </w:pPr>
+      <w:r>
+        <w:rPr>
+          <w:i/>
+          <w:iCs/>
+        </w:rPr>
+        <w:t>Conclusion:</w:t>
+      </w:r>
+      <w:r>
+        <w:t xml:space="preserve"> Zero-shot transfer across datasets is mathematically unstable for absolute-coordinate predictors without a dedicated spatial-alignment or domain-adaptation layer. Future iterations of the downstream predictor should target relative displacements to achieve spatial invariance.</w:t>
+      </w:r>
+    </w:p>
+    <w:p>
+      <w:pPr>
+        <w:spacing w:before="60" w:after="80"/>
+        <w:jc w:val="both"/>
+      </w:pPr>
+      <w:r>
+        <w:rPr>
+          <w:b/>
+          <w:bCs/>
+        </w:rPr>
+        <w:t>2. The Kinematic Confound in Absolute ADE</w:t>
+      </w:r>
+    </w:p>
+    <w:p>
+      <w:pPr>
+        <w:spacing w:before="60" w:after="80"/>
+        <w:jc w:val="both"/>
+      </w:pPr>
+      <w:r>
+        <w:t>Stratifying the evaluation by traffic regime revealed that "Congested" traffic ($\le 20$ m/s) consistently produced lower absolute ADEs than "Free-Flow" traffic ($&gt; 20$ m/s).</w:t>
+      </w:r>
+    </w:p>
+    <w:p>
+      <w:pPr>
+        <w:spacing w:before="60" w:after="80"/>
+        <w:jc w:val="both"/>
+      </w:pPr>
+      <w:r>
+        <w:t>However, we identify this as a kinematic confound rather than a true reflection of model performance. Absolute ADE measures raw Euclidean distance over a fixed 5-second horizon. A free-flowing vehicle traveling 30 m/s covers ~150 meters, while a congested vehicle traveling 10 m/s covers only ~50 meters. Because there is less total distance over which error can accumulate, slower vehicles naturally produce smaller absolute displacement errors. Future evaluations comparing distinct speed regimes should supplement absolute ADE with normalized trajectory error (e.g., ADE divided by total ground-truth displacement).</w:t>
+      </w:r>
+    </w:p>
+    <w:p>
+      <w:pPr>
+        <w:spacing w:before="60" w:after="80"/>
+        <w:jc w:val="both"/>
+      </w:pPr>
+      <w:r>
+        <w:rPr>
+          <w:b/>
+          <w:bCs/>
+        </w:rPr>
+        <w:t>3. Inconclusive Imputation Transfer Under Severe Domain Shift</w:t>
+      </w:r>
+    </w:p>
+    <w:p>
+      <w:pPr>
+        <w:spacing w:before="60" w:after="80"/>
+        <w:jc w:val="both"/>
+      </w:pPr>
+      <w:r>
+        <w:t>Due to the massive, uncorrected absolute-coordinate biases identified in Point 1, the relative performance ordering of the imputation conditions cannot be cleanly evaluated. The zero-shot evaluation is ultimately inconclusive regarding the cross-domain generalization of the Dual-Channel architecture.</w:t>
+      </w:r>
+    </w:p>
+    <w:p>
+      <w:pPr>
+        <w:numPr>
+          <w:ilvl w:val="0"/>
+          <w:numId w:val="7"/>
+        </w:numPr>
+        <w:spacing w:before="60" w:after="80"/>
+        <w:jc w:val="both"/>
+      </w:pPr>
+      <w:r>
+        <w:rPr>
+          <w:b/>
+          <w:bCs/>
+        </w:rPr>
+        <w:lastRenderedPageBreak/>
+        <w:t>Free-Flow Regime:</w:t>
+      </w:r>
+      <w:r>
+        <w:t xml:space="preserve"> Condition C (Dual-Channel Imputation) recorded an ADE of ~215-220m, which was statistically indistinguishable from, and numerically slightly worse than, the naive Zero-fill baseline (~190m) given the high variance of unaligned absolute predictions.</w:t>
+      </w:r>
+    </w:p>
+    <w:p>
+      <w:pPr>
+        <w:numPr>
+          <w:ilvl w:val="0"/>
+          <w:numId w:val="7"/>
+        </w:numPr>
+        <w:spacing w:before="60" w:after="80"/>
+        <w:jc w:val="both"/>
+      </w:pPr>
+      <w:r>
+        <w:rPr>
+          <w:b/>
+          <w:bCs/>
+        </w:rPr>
+        <w:t>Congested Regime:</w:t>
+      </w:r>
+      <w:r>
+        <w:t xml:space="preserve"> While Condition C appeared to achieve the lowest relative ADE (~150m) in congested traffic, this apparent "win" is fundamentally confounded by the kinematic distance limits detailed in Point 2.</w:t>
+      </w:r>
+    </w:p>
+    <w:p>
+      <w:pPr>
+        <w:spacing w:before="60" w:after="80"/>
+        <w:jc w:val="both"/>
+      </w:pPr>
+      <w:r>
+        <w:rPr>
+          <w:i/>
+          <w:iCs/>
+        </w:rPr>
+        <w:t>Significance:</w:t>
+      </w:r>
+      <w:r>
+        <w:t xml:space="preserve"> These results demonstrate that the pipeline's current architecture—specifically the absolute-coordinate LSTM decoder—is too brittle to isolate and evaluate imputation quality across unaligned domains. The large systematic biases introduced by the origin mismatches overwhelm the trajectory signal. Consequently, explicit coordinate alignment, domain adaptation, and normalized error metrics are strictly required in future work before any definitive claims about the cross-dataset transferability of the imputation architecture can be substantiated.</w:t>
+      </w:r>
+    </w:p>
+    <w:p>
+      <w:pPr>
+        <w:spacing w:before="60" w:after="80"/>
+        <w:jc w:val="both"/>
+        <w:rPr>
+          <w:b/>
+          <w:bCs/>
+        </w:rPr>
+      </w:pPr>
+      <w:r>
+        <w:rPr>
+          <w:b/>
+          <w:bCs/>
+        </w:rPr>
+        <w:t>Overall Step 12 Conclusion</w:t>
+      </w:r>
+    </w:p>
+    <w:p>
+      <w:pPr>
+        <w:spacing w:before="60" w:after="80"/>
+        <w:jc w:val="both"/>
+      </w:pPr>
+      <w:r>
+        <w:t>The dual-channel imputation architecture and its individual components (Kalman Filter, GRU-D) transferred mechanically without error to real-world data — every pipeline stage ran successfully across all 60 recordings with correct NaN-handling and verified physical sanity. However, the downstream frozen LSTM predictor's absolute-coordinate design proved unsuitable for zero-shot cross-domain evaluation due to uncorrected reference-frame mismatches (~1.4–2.0σ in x and y respectively). This is reported as a genuine, diagnosed limitation rather than a masked or inflated success claim.</w:t>
+      </w:r>
+    </w:p>
+    <w:p>
+      <w:pPr>
+        <w:spacing w:before="60" w:after="80"/>
+        <w:jc w:val="both"/>
+      </w:pPr>
+      <w:r>
+        <w:rPr>
+          <w:i/>
+          <w:iCs/>
+        </w:rPr>
+        <w:t>Future work:</w:t>
+      </w:r>
+      <w:r>
+        <w:t xml:space="preserve"> Retrain the downstream predictor on relative displacements ($\Delta x, \Delta y$) rather than absolute coordinates to achieve spatial invariance, and report normalized (distance-relative) trajectory error alongside absolute ADE/FDE when comparing across speed regimes or datasets.</w:t>
       </w:r>
     </w:p>
     <w:p>
@@ -16427,208 +13126,9 @@
 <file path=word/numbering.xml><?xml version="1.0" encoding="utf-8"?>
 <w:numbering xmlns:wpc="http://schemas.microsoft.com/office/word/2010/wordprocessingCanvas" xmlns:cx="http://schemas.microsoft.com/office/drawing/2014/chartex" xmlns:cx1="http://schemas.microsoft.com/office/drawing/2015/9/8/chartex" xmlns:cx2="http://schemas.microsoft.com/office/drawing/2015/10/21/chartex" xmlns:cx3="http://schemas.microsoft.com/office/drawing/2016/5/9/chartex" xmlns:cx4="http://schemas.microsoft.com/office/drawing/2016/5/10/chartex" xmlns:cx5="http://schemas.microsoft.com/office/drawing/2016/5/11/chartex" xmlns:cx6="http://schemas.microsoft.com/office/drawing/2016/5/12/chartex" xmlns:cx7="http://schemas.microsoft.com/office/drawing/2016/5/13/chartex" xmlns:cx8="http://schemas.microsoft.com/office/drawing/2016/5/14/chartex" xmlns:mc="http://schemas.openxmlformats.org/markup-compatibility/2006" xmlns:aink="http://schemas.microsoft.com/office/drawing/2016/ink" xmlns:am3d="http://schemas.microsoft.com/office/drawing/2017/model3d" xmlns:o="urn:schemas-microsoft-com:office:office" xmlns:oel="http://schemas.microsoft.com/office/2019/extlst" xmlns:r="http://schemas.openxmlformats.org/officeDocument/2006/relationships" xmlns:m="http://schemas.openxmlformats.org/officeDocument/2006/math" xmlns:v="urn:schemas-microsoft-com:vml" xmlns:wp14="http://schemas.microsoft.com/office/word/2010/wordprocessingDrawing" xmlns:wp="http://schemas.openxmlformats.org/drawingml/2006/wordprocessingDrawing" xmlns:w10="urn:schemas-microsoft-com:office:word" xmlns:w="http://schemas.openxmlformats.org/wordprocessingml/2006/main" xmlns:w14="http://schemas.microsoft.com/office/word/2010/wordml" xmlns:w15="http://schemas.microsoft.com/office/word/2012/wordml" xmlns:w16cex="http://schemas.microsoft.com/office/word/2018/wordml/cex" xmlns:w16cid="http://schemas.microsoft.com/office/word/2016/wordml/cid" xmlns:w16="http://schemas.microsoft.com/office/word/2018/wordml" xmlns:w16du="http://schemas.microsoft.com/office/word/2023/wordml/word16du" xmlns:w16sdtdh="http://schemas.microsoft.com/office/word/2020/wordml/sdtdatahash" xmlns:w16sdtfl="http://schemas.microsoft.com/office/word/2024/wordml/sdtformatlock" xmlns:w16se="http://schemas.microsoft.com/office/word/2015/wordml/symex" xmlns:wpg="http://schemas.microsoft.com/office/word/2010/wordprocessingGroup" xmlns:wpi="http://schemas.microsoft.com/office/word/2010/wordprocessingInk" xmlns:wne="http://schemas.microsoft.com/office/word/2006/wordml" xmlns:wps="http://schemas.microsoft.com/office/word/2010/wordprocessingShape" mc:Ignorable="w14 w15 w16se w16cid w16 w16cex w16sdtdh w16sdtfl w16du wp14">
   <w:abstractNum w:abstractNumId="0" w15:restartNumberingAfterBreak="0">
-    <w:nsid w:val="3C4A23E9"/>
-    <w:multiLevelType w:val="hybridMultilevel"/>
-    <w:tmpl w:val="7244FDA2"/>
-    <w:lvl w:ilvl="0" w:tplc="C038AC9C">
-      <w:start w:val="1"/>
-      <w:numFmt w:val="bullet"/>
-      <w:lvlText w:val="●"/>
-      <w:lvlJc w:val="left"/>
-      <w:pPr>
-        <w:ind w:left="720" w:hanging="360"/>
-      </w:pPr>
-    </w:lvl>
-    <w:lvl w:ilvl="1" w:tplc="850C8CF4">
-      <w:start w:val="1"/>
-      <w:numFmt w:val="bullet"/>
-      <w:lvlText w:val="○"/>
-      <w:lvlJc w:val="left"/>
-      <w:pPr>
-        <w:ind w:left="1440" w:hanging="360"/>
-      </w:pPr>
-    </w:lvl>
-    <w:lvl w:ilvl="2" w:tplc="E0F48F5C">
-      <w:start w:val="1"/>
-      <w:numFmt w:val="bullet"/>
-      <w:lvlText w:val="■"/>
-      <w:lvlJc w:val="left"/>
-      <w:pPr>
-        <w:ind w:left="2160" w:hanging="360"/>
-      </w:pPr>
-    </w:lvl>
-    <w:lvl w:ilvl="3" w:tplc="682E15AE">
-      <w:start w:val="1"/>
-      <w:numFmt w:val="bullet"/>
-      <w:lvlText w:val="●"/>
-      <w:lvlJc w:val="left"/>
-      <w:pPr>
-        <w:ind w:left="2880" w:hanging="360"/>
-      </w:pPr>
-    </w:lvl>
-    <w:lvl w:ilvl="4" w:tplc="356CD3CC">
-      <w:start w:val="1"/>
-      <w:numFmt w:val="bullet"/>
-      <w:lvlText w:val="○"/>
-      <w:lvlJc w:val="left"/>
-      <w:pPr>
-        <w:ind w:left="3600" w:hanging="360"/>
-      </w:pPr>
-    </w:lvl>
-    <w:lvl w:ilvl="5" w:tplc="EB92F2AE">
-      <w:start w:val="1"/>
-      <w:numFmt w:val="bullet"/>
-      <w:lvlText w:val="■"/>
-      <w:lvlJc w:val="left"/>
-      <w:pPr>
-        <w:ind w:left="4320" w:hanging="360"/>
-      </w:pPr>
-    </w:lvl>
-    <w:lvl w:ilvl="6" w:tplc="C66E06AE">
-      <w:start w:val="1"/>
-      <w:numFmt w:val="bullet"/>
-      <w:lvlText w:val="●"/>
-      <w:lvlJc w:val="left"/>
-      <w:pPr>
-        <w:ind w:left="5040" w:hanging="360"/>
-      </w:pPr>
-    </w:lvl>
-    <w:lvl w:ilvl="7" w:tplc="7DFA63BE">
-      <w:start w:val="1"/>
-      <w:numFmt w:val="bullet"/>
-      <w:lvlText w:val="●"/>
-      <w:lvlJc w:val="left"/>
-      <w:pPr>
-        <w:ind w:left="5760" w:hanging="360"/>
-      </w:pPr>
-    </w:lvl>
-    <w:lvl w:ilvl="8" w:tplc="DCD68000">
-      <w:start w:val="1"/>
-      <w:numFmt w:val="bullet"/>
-      <w:lvlText w:val="●"/>
-      <w:lvlJc w:val="left"/>
-      <w:pPr>
-        <w:ind w:left="6480" w:hanging="360"/>
-      </w:pPr>
-    </w:lvl>
-  </w:abstractNum>
-  <w:abstractNum w:abstractNumId="1" w15:restartNumberingAfterBreak="0">
-    <w:nsid w:val="4D3D5838"/>
+    <w:nsid w:val="338D7218"/>
     <w:multiLevelType w:val="multilevel"/>
-    <w:tmpl w:val="30B4DEBC"/>
-    <w:lvl w:ilvl="0">
-      <w:start w:val="1"/>
-      <w:numFmt w:val="decimal"/>
-      <w:lvlText w:val="%1."/>
-      <w:lvlJc w:val="left"/>
-      <w:pPr>
-        <w:tabs>
-          <w:tab w:val="num" w:pos="720"/>
-        </w:tabs>
-        <w:ind w:left="720" w:hanging="360"/>
-      </w:pPr>
-    </w:lvl>
-    <w:lvl w:ilvl="1" w:tentative="1">
-      <w:start w:val="1"/>
-      <w:numFmt w:val="decimal"/>
-      <w:lvlText w:val="%2."/>
-      <w:lvlJc w:val="left"/>
-      <w:pPr>
-        <w:tabs>
-          <w:tab w:val="num" w:pos="1440"/>
-        </w:tabs>
-        <w:ind w:left="1440" w:hanging="360"/>
-      </w:pPr>
-    </w:lvl>
-    <w:lvl w:ilvl="2" w:tentative="1">
-      <w:start w:val="1"/>
-      <w:numFmt w:val="decimal"/>
-      <w:lvlText w:val="%3."/>
-      <w:lvlJc w:val="left"/>
-      <w:pPr>
-        <w:tabs>
-          <w:tab w:val="num" w:pos="2160"/>
-        </w:tabs>
-        <w:ind w:left="2160" w:hanging="360"/>
-      </w:pPr>
-    </w:lvl>
-    <w:lvl w:ilvl="3" w:tentative="1">
-      <w:start w:val="1"/>
-      <w:numFmt w:val="decimal"/>
-      <w:lvlText w:val="%4."/>
-      <w:lvlJc w:val="left"/>
-      <w:pPr>
-        <w:tabs>
-          <w:tab w:val="num" w:pos="2880"/>
-        </w:tabs>
-        <w:ind w:left="2880" w:hanging="360"/>
-      </w:pPr>
-    </w:lvl>
-    <w:lvl w:ilvl="4" w:tentative="1">
-      <w:start w:val="1"/>
-      <w:numFmt w:val="decimal"/>
-      <w:lvlText w:val="%5."/>
-      <w:lvlJc w:val="left"/>
-      <w:pPr>
-        <w:tabs>
-          <w:tab w:val="num" w:pos="3600"/>
-        </w:tabs>
-        <w:ind w:left="3600" w:hanging="360"/>
-      </w:pPr>
-    </w:lvl>
-    <w:lvl w:ilvl="5" w:tentative="1">
-      <w:start w:val="1"/>
-      <w:numFmt w:val="decimal"/>
-      <w:lvlText w:val="%6."/>
-      <w:lvlJc w:val="left"/>
-      <w:pPr>
-        <w:tabs>
-          <w:tab w:val="num" w:pos="4320"/>
-        </w:tabs>
-        <w:ind w:left="4320" w:hanging="360"/>
-      </w:pPr>
-    </w:lvl>
-    <w:lvl w:ilvl="6" w:tentative="1">
-      <w:start w:val="1"/>
-      <w:numFmt w:val="decimal"/>
-      <w:lvlText w:val="%7."/>
-      <w:lvlJc w:val="left"/>
-      <w:pPr>
-        <w:tabs>
-          <w:tab w:val="num" w:pos="5040"/>
-        </w:tabs>
-        <w:ind w:left="5040" w:hanging="360"/>
-      </w:pPr>
-    </w:lvl>
-    <w:lvl w:ilvl="7" w:tentative="1">
-      <w:start w:val="1"/>
-      <w:numFmt w:val="decimal"/>
-      <w:lvlText w:val="%8."/>
-      <w:lvlJc w:val="left"/>
-      <w:pPr>
-        <w:tabs>
-          <w:tab w:val="num" w:pos="5760"/>
-        </w:tabs>
-        <w:ind w:left="5760" w:hanging="360"/>
-      </w:pPr>
-    </w:lvl>
-    <w:lvl w:ilvl="8" w:tentative="1">
-      <w:start w:val="1"/>
-      <w:numFmt w:val="decimal"/>
-      <w:lvlText w:val="%9."/>
-      <w:lvlJc w:val="left"/>
-      <w:pPr>
-        <w:tabs>
-          <w:tab w:val="num" w:pos="6480"/>
-        </w:tabs>
-        <w:ind w:left="6480" w:hanging="360"/>
-      </w:pPr>
-    </w:lvl>
-  </w:abstractNum>
-  <w:abstractNum w:abstractNumId="2" w15:restartNumberingAfterBreak="0">
-    <w:nsid w:val="53A651AE"/>
-    <w:multiLevelType w:val="multilevel"/>
-    <w:tmpl w:val="96CCA72A"/>
+    <w:tmpl w:val="C616D6FC"/>
     <w:lvl w:ilvl="0">
       <w:start w:val="1"/>
       <w:numFmt w:val="bullet"/>
@@ -16774,7 +13274,504 @@
       </w:rPr>
     </w:lvl>
   </w:abstractNum>
+  <w:abstractNum w:abstractNumId="1" w15:restartNumberingAfterBreak="0">
+    <w:nsid w:val="3C4A23E9"/>
+    <w:multiLevelType w:val="hybridMultilevel"/>
+    <w:tmpl w:val="7244FDA2"/>
+    <w:lvl w:ilvl="0" w:tplc="C038AC9C">
+      <w:start w:val="1"/>
+      <w:numFmt w:val="bullet"/>
+      <w:lvlText w:val="●"/>
+      <w:lvlJc w:val="left"/>
+      <w:pPr>
+        <w:ind w:left="720" w:hanging="360"/>
+      </w:pPr>
+    </w:lvl>
+    <w:lvl w:ilvl="1" w:tplc="850C8CF4">
+      <w:start w:val="1"/>
+      <w:numFmt w:val="bullet"/>
+      <w:lvlText w:val="○"/>
+      <w:lvlJc w:val="left"/>
+      <w:pPr>
+        <w:ind w:left="1440" w:hanging="360"/>
+      </w:pPr>
+    </w:lvl>
+    <w:lvl w:ilvl="2" w:tplc="E0F48F5C">
+      <w:start w:val="1"/>
+      <w:numFmt w:val="bullet"/>
+      <w:lvlText w:val="■"/>
+      <w:lvlJc w:val="left"/>
+      <w:pPr>
+        <w:ind w:left="2160" w:hanging="360"/>
+      </w:pPr>
+    </w:lvl>
+    <w:lvl w:ilvl="3" w:tplc="682E15AE">
+      <w:start w:val="1"/>
+      <w:numFmt w:val="bullet"/>
+      <w:lvlText w:val="●"/>
+      <w:lvlJc w:val="left"/>
+      <w:pPr>
+        <w:ind w:left="2880" w:hanging="360"/>
+      </w:pPr>
+    </w:lvl>
+    <w:lvl w:ilvl="4" w:tplc="356CD3CC">
+      <w:start w:val="1"/>
+      <w:numFmt w:val="bullet"/>
+      <w:lvlText w:val="○"/>
+      <w:lvlJc w:val="left"/>
+      <w:pPr>
+        <w:ind w:left="3600" w:hanging="360"/>
+      </w:pPr>
+    </w:lvl>
+    <w:lvl w:ilvl="5" w:tplc="EB92F2AE">
+      <w:start w:val="1"/>
+      <w:numFmt w:val="bullet"/>
+      <w:lvlText w:val="■"/>
+      <w:lvlJc w:val="left"/>
+      <w:pPr>
+        <w:ind w:left="4320" w:hanging="360"/>
+      </w:pPr>
+    </w:lvl>
+    <w:lvl w:ilvl="6" w:tplc="C66E06AE">
+      <w:start w:val="1"/>
+      <w:numFmt w:val="bullet"/>
+      <w:lvlText w:val="●"/>
+      <w:lvlJc w:val="left"/>
+      <w:pPr>
+        <w:ind w:left="5040" w:hanging="360"/>
+      </w:pPr>
+    </w:lvl>
+    <w:lvl w:ilvl="7" w:tplc="7DFA63BE">
+      <w:start w:val="1"/>
+      <w:numFmt w:val="bullet"/>
+      <w:lvlText w:val="●"/>
+      <w:lvlJc w:val="left"/>
+      <w:pPr>
+        <w:ind w:left="5760" w:hanging="360"/>
+      </w:pPr>
+    </w:lvl>
+    <w:lvl w:ilvl="8" w:tplc="DCD68000">
+      <w:start w:val="1"/>
+      <w:numFmt w:val="bullet"/>
+      <w:lvlText w:val="●"/>
+      <w:lvlJc w:val="left"/>
+      <w:pPr>
+        <w:ind w:left="6480" w:hanging="360"/>
+      </w:pPr>
+    </w:lvl>
+  </w:abstractNum>
+  <w:abstractNum w:abstractNumId="2" w15:restartNumberingAfterBreak="0">
+    <w:nsid w:val="41691985"/>
+    <w:multiLevelType w:val="multilevel"/>
+    <w:tmpl w:val="8CC6F1F8"/>
+    <w:lvl w:ilvl="0">
+      <w:start w:val="1"/>
+      <w:numFmt w:val="bullet"/>
+      <w:lvlText w:val=""/>
+      <w:lvlJc w:val="left"/>
+      <w:pPr>
+        <w:tabs>
+          <w:tab w:val="num" w:pos="720"/>
+        </w:tabs>
+        <w:ind w:left="720" w:hanging="360"/>
+      </w:pPr>
+      <w:rPr>
+        <w:rFonts w:ascii="Symbol" w:hAnsi="Symbol" w:hint="default"/>
+        <w:sz w:val="20"/>
+      </w:rPr>
+    </w:lvl>
+    <w:lvl w:ilvl="1" w:tentative="1">
+      <w:start w:val="1"/>
+      <w:numFmt w:val="bullet"/>
+      <w:lvlText w:val="o"/>
+      <w:lvlJc w:val="left"/>
+      <w:pPr>
+        <w:tabs>
+          <w:tab w:val="num" w:pos="1440"/>
+        </w:tabs>
+        <w:ind w:left="1440" w:hanging="360"/>
+      </w:pPr>
+      <w:rPr>
+        <w:rFonts w:ascii="Courier New" w:hAnsi="Courier New" w:hint="default"/>
+        <w:sz w:val="20"/>
+      </w:rPr>
+    </w:lvl>
+    <w:lvl w:ilvl="2" w:tentative="1">
+      <w:start w:val="1"/>
+      <w:numFmt w:val="bullet"/>
+      <w:lvlText w:val=""/>
+      <w:lvlJc w:val="left"/>
+      <w:pPr>
+        <w:tabs>
+          <w:tab w:val="num" w:pos="2160"/>
+        </w:tabs>
+        <w:ind w:left="2160" w:hanging="360"/>
+      </w:pPr>
+      <w:rPr>
+        <w:rFonts w:ascii="Wingdings" w:hAnsi="Wingdings" w:hint="default"/>
+        <w:sz w:val="20"/>
+      </w:rPr>
+    </w:lvl>
+    <w:lvl w:ilvl="3" w:tentative="1">
+      <w:start w:val="1"/>
+      <w:numFmt w:val="bullet"/>
+      <w:lvlText w:val=""/>
+      <w:lvlJc w:val="left"/>
+      <w:pPr>
+        <w:tabs>
+          <w:tab w:val="num" w:pos="2880"/>
+        </w:tabs>
+        <w:ind w:left="2880" w:hanging="360"/>
+      </w:pPr>
+      <w:rPr>
+        <w:rFonts w:ascii="Wingdings" w:hAnsi="Wingdings" w:hint="default"/>
+        <w:sz w:val="20"/>
+      </w:rPr>
+    </w:lvl>
+    <w:lvl w:ilvl="4" w:tentative="1">
+      <w:start w:val="1"/>
+      <w:numFmt w:val="bullet"/>
+      <w:lvlText w:val=""/>
+      <w:lvlJc w:val="left"/>
+      <w:pPr>
+        <w:tabs>
+          <w:tab w:val="num" w:pos="3600"/>
+        </w:tabs>
+        <w:ind w:left="3600" w:hanging="360"/>
+      </w:pPr>
+      <w:rPr>
+        <w:rFonts w:ascii="Wingdings" w:hAnsi="Wingdings" w:hint="default"/>
+        <w:sz w:val="20"/>
+      </w:rPr>
+    </w:lvl>
+    <w:lvl w:ilvl="5" w:tentative="1">
+      <w:start w:val="1"/>
+      <w:numFmt w:val="bullet"/>
+      <w:lvlText w:val=""/>
+      <w:lvlJc w:val="left"/>
+      <w:pPr>
+        <w:tabs>
+          <w:tab w:val="num" w:pos="4320"/>
+        </w:tabs>
+        <w:ind w:left="4320" w:hanging="360"/>
+      </w:pPr>
+      <w:rPr>
+        <w:rFonts w:ascii="Wingdings" w:hAnsi="Wingdings" w:hint="default"/>
+        <w:sz w:val="20"/>
+      </w:rPr>
+    </w:lvl>
+    <w:lvl w:ilvl="6" w:tentative="1">
+      <w:start w:val="1"/>
+      <w:numFmt w:val="bullet"/>
+      <w:lvlText w:val=""/>
+      <w:lvlJc w:val="left"/>
+      <w:pPr>
+        <w:tabs>
+          <w:tab w:val="num" w:pos="5040"/>
+        </w:tabs>
+        <w:ind w:left="5040" w:hanging="360"/>
+      </w:pPr>
+      <w:rPr>
+        <w:rFonts w:ascii="Wingdings" w:hAnsi="Wingdings" w:hint="default"/>
+        <w:sz w:val="20"/>
+      </w:rPr>
+    </w:lvl>
+    <w:lvl w:ilvl="7" w:tentative="1">
+      <w:start w:val="1"/>
+      <w:numFmt w:val="bullet"/>
+      <w:lvlText w:val=""/>
+      <w:lvlJc w:val="left"/>
+      <w:pPr>
+        <w:tabs>
+          <w:tab w:val="num" w:pos="5760"/>
+        </w:tabs>
+        <w:ind w:left="5760" w:hanging="360"/>
+      </w:pPr>
+      <w:rPr>
+        <w:rFonts w:ascii="Wingdings" w:hAnsi="Wingdings" w:hint="default"/>
+        <w:sz w:val="20"/>
+      </w:rPr>
+    </w:lvl>
+    <w:lvl w:ilvl="8" w:tentative="1">
+      <w:start w:val="1"/>
+      <w:numFmt w:val="bullet"/>
+      <w:lvlText w:val=""/>
+      <w:lvlJc w:val="left"/>
+      <w:pPr>
+        <w:tabs>
+          <w:tab w:val="num" w:pos="6480"/>
+        </w:tabs>
+        <w:ind w:left="6480" w:hanging="360"/>
+      </w:pPr>
+      <w:rPr>
+        <w:rFonts w:ascii="Wingdings" w:hAnsi="Wingdings" w:hint="default"/>
+        <w:sz w:val="20"/>
+      </w:rPr>
+    </w:lvl>
+  </w:abstractNum>
   <w:abstractNum w:abstractNumId="3" w15:restartNumberingAfterBreak="0">
+    <w:nsid w:val="4D3D5838"/>
+    <w:multiLevelType w:val="multilevel"/>
+    <w:tmpl w:val="30B4DEBC"/>
+    <w:lvl w:ilvl="0">
+      <w:start w:val="1"/>
+      <w:numFmt w:val="decimal"/>
+      <w:lvlText w:val="%1."/>
+      <w:lvlJc w:val="left"/>
+      <w:pPr>
+        <w:tabs>
+          <w:tab w:val="num" w:pos="720"/>
+        </w:tabs>
+        <w:ind w:left="720" w:hanging="360"/>
+      </w:pPr>
+    </w:lvl>
+    <w:lvl w:ilvl="1" w:tentative="1">
+      <w:start w:val="1"/>
+      <w:numFmt w:val="decimal"/>
+      <w:lvlText w:val="%2."/>
+      <w:lvlJc w:val="left"/>
+      <w:pPr>
+        <w:tabs>
+          <w:tab w:val="num" w:pos="1440"/>
+        </w:tabs>
+        <w:ind w:left="1440" w:hanging="360"/>
+      </w:pPr>
+    </w:lvl>
+    <w:lvl w:ilvl="2" w:tentative="1">
+      <w:start w:val="1"/>
+      <w:numFmt w:val="decimal"/>
+      <w:lvlText w:val="%3."/>
+      <w:lvlJc w:val="left"/>
+      <w:pPr>
+        <w:tabs>
+          <w:tab w:val="num" w:pos="2160"/>
+        </w:tabs>
+        <w:ind w:left="2160" w:hanging="360"/>
+      </w:pPr>
+    </w:lvl>
+    <w:lvl w:ilvl="3" w:tentative="1">
+      <w:start w:val="1"/>
+      <w:numFmt w:val="decimal"/>
+      <w:lvlText w:val="%4."/>
+      <w:lvlJc w:val="left"/>
+      <w:pPr>
+        <w:tabs>
+          <w:tab w:val="num" w:pos="2880"/>
+        </w:tabs>
+        <w:ind w:left="2880" w:hanging="360"/>
+      </w:pPr>
+    </w:lvl>
+    <w:lvl w:ilvl="4" w:tentative="1">
+      <w:start w:val="1"/>
+      <w:numFmt w:val="decimal"/>
+      <w:lvlText w:val="%5."/>
+      <w:lvlJc w:val="left"/>
+      <w:pPr>
+        <w:tabs>
+          <w:tab w:val="num" w:pos="3600"/>
+        </w:tabs>
+        <w:ind w:left="3600" w:hanging="360"/>
+      </w:pPr>
+    </w:lvl>
+    <w:lvl w:ilvl="5" w:tentative="1">
+      <w:start w:val="1"/>
+      <w:numFmt w:val="decimal"/>
+      <w:lvlText w:val="%6."/>
+      <w:lvlJc w:val="left"/>
+      <w:pPr>
+        <w:tabs>
+          <w:tab w:val="num" w:pos="4320"/>
+        </w:tabs>
+        <w:ind w:left="4320" w:hanging="360"/>
+      </w:pPr>
+    </w:lvl>
+    <w:lvl w:ilvl="6" w:tentative="1">
+      <w:start w:val="1"/>
+      <w:numFmt w:val="decimal"/>
+      <w:lvlText w:val="%7."/>
+      <w:lvlJc w:val="left"/>
+      <w:pPr>
+        <w:tabs>
+          <w:tab w:val="num" w:pos="5040"/>
+        </w:tabs>
+        <w:ind w:left="5040" w:hanging="360"/>
+      </w:pPr>
+    </w:lvl>
+    <w:lvl w:ilvl="7" w:tentative="1">
+      <w:start w:val="1"/>
+      <w:numFmt w:val="decimal"/>
+      <w:lvlText w:val="%8."/>
+      <w:lvlJc w:val="left"/>
+      <w:pPr>
+        <w:tabs>
+          <w:tab w:val="num" w:pos="5760"/>
+        </w:tabs>
+        <w:ind w:left="5760" w:hanging="360"/>
+      </w:pPr>
+    </w:lvl>
+    <w:lvl w:ilvl="8" w:tentative="1">
+      <w:start w:val="1"/>
+      <w:numFmt w:val="decimal"/>
+      <w:lvlText w:val="%9."/>
+      <w:lvlJc w:val="left"/>
+      <w:pPr>
+        <w:tabs>
+          <w:tab w:val="num" w:pos="6480"/>
+        </w:tabs>
+        <w:ind w:left="6480" w:hanging="360"/>
+      </w:pPr>
+    </w:lvl>
+  </w:abstractNum>
+  <w:abstractNum w:abstractNumId="4" w15:restartNumberingAfterBreak="0">
+    <w:nsid w:val="53A651AE"/>
+    <w:multiLevelType w:val="multilevel"/>
+    <w:tmpl w:val="96CCA72A"/>
+    <w:lvl w:ilvl="0">
+      <w:start w:val="1"/>
+      <w:numFmt w:val="bullet"/>
+      <w:lvlText w:val=""/>
+      <w:lvlJc w:val="left"/>
+      <w:pPr>
+        <w:tabs>
+          <w:tab w:val="num" w:pos="720"/>
+        </w:tabs>
+        <w:ind w:left="720" w:hanging="360"/>
+      </w:pPr>
+      <w:rPr>
+        <w:rFonts w:ascii="Symbol" w:hAnsi="Symbol" w:hint="default"/>
+        <w:sz w:val="20"/>
+      </w:rPr>
+    </w:lvl>
+    <w:lvl w:ilvl="1" w:tentative="1">
+      <w:start w:val="1"/>
+      <w:numFmt w:val="bullet"/>
+      <w:lvlText w:val="o"/>
+      <w:lvlJc w:val="left"/>
+      <w:pPr>
+        <w:tabs>
+          <w:tab w:val="num" w:pos="1440"/>
+        </w:tabs>
+        <w:ind w:left="1440" w:hanging="360"/>
+      </w:pPr>
+      <w:rPr>
+        <w:rFonts w:ascii="Courier New" w:hAnsi="Courier New" w:hint="default"/>
+        <w:sz w:val="20"/>
+      </w:rPr>
+    </w:lvl>
+    <w:lvl w:ilvl="2" w:tentative="1">
+      <w:start w:val="1"/>
+      <w:numFmt w:val="bullet"/>
+      <w:lvlText w:val=""/>
+      <w:lvlJc w:val="left"/>
+      <w:pPr>
+        <w:tabs>
+          <w:tab w:val="num" w:pos="2160"/>
+        </w:tabs>
+        <w:ind w:left="2160" w:hanging="360"/>
+      </w:pPr>
+      <w:rPr>
+        <w:rFonts w:ascii="Wingdings" w:hAnsi="Wingdings" w:hint="default"/>
+        <w:sz w:val="20"/>
+      </w:rPr>
+    </w:lvl>
+    <w:lvl w:ilvl="3" w:tentative="1">
+      <w:start w:val="1"/>
+      <w:numFmt w:val="bullet"/>
+      <w:lvlText w:val=""/>
+      <w:lvlJc w:val="left"/>
+      <w:pPr>
+        <w:tabs>
+          <w:tab w:val="num" w:pos="2880"/>
+        </w:tabs>
+        <w:ind w:left="2880" w:hanging="360"/>
+      </w:pPr>
+      <w:rPr>
+        <w:rFonts w:ascii="Wingdings" w:hAnsi="Wingdings" w:hint="default"/>
+        <w:sz w:val="20"/>
+      </w:rPr>
+    </w:lvl>
+    <w:lvl w:ilvl="4" w:tentative="1">
+      <w:start w:val="1"/>
+      <w:numFmt w:val="bullet"/>
+      <w:lvlText w:val=""/>
+      <w:lvlJc w:val="left"/>
+      <w:pPr>
+        <w:tabs>
+          <w:tab w:val="num" w:pos="3600"/>
+        </w:tabs>
+        <w:ind w:left="3600" w:hanging="360"/>
+      </w:pPr>
+      <w:rPr>
+        <w:rFonts w:ascii="Wingdings" w:hAnsi="Wingdings" w:hint="default"/>
+        <w:sz w:val="20"/>
+      </w:rPr>
+    </w:lvl>
+    <w:lvl w:ilvl="5" w:tentative="1">
+      <w:start w:val="1"/>
+      <w:numFmt w:val="bullet"/>
+      <w:lvlText w:val=""/>
+      <w:lvlJc w:val="left"/>
+      <w:pPr>
+        <w:tabs>
+          <w:tab w:val="num" w:pos="4320"/>
+        </w:tabs>
+        <w:ind w:left="4320" w:hanging="360"/>
+      </w:pPr>
+      <w:rPr>
+        <w:rFonts w:ascii="Wingdings" w:hAnsi="Wingdings" w:hint="default"/>
+        <w:sz w:val="20"/>
+      </w:rPr>
+    </w:lvl>
+    <w:lvl w:ilvl="6" w:tentative="1">
+      <w:start w:val="1"/>
+      <w:numFmt w:val="bullet"/>
+      <w:lvlText w:val=""/>
+      <w:lvlJc w:val="left"/>
+      <w:pPr>
+        <w:tabs>
+          <w:tab w:val="num" w:pos="5040"/>
+        </w:tabs>
+        <w:ind w:left="5040" w:hanging="360"/>
+      </w:pPr>
+      <w:rPr>
+        <w:rFonts w:ascii="Wingdings" w:hAnsi="Wingdings" w:hint="default"/>
+        <w:sz w:val="20"/>
+      </w:rPr>
+    </w:lvl>
+    <w:lvl w:ilvl="7" w:tentative="1">
+      <w:start w:val="1"/>
+      <w:numFmt w:val="bullet"/>
+      <w:lvlText w:val=""/>
+      <w:lvlJc w:val="left"/>
+      <w:pPr>
+        <w:tabs>
+          <w:tab w:val="num" w:pos="5760"/>
+        </w:tabs>
+        <w:ind w:left="5760" w:hanging="360"/>
+      </w:pPr>
+      <w:rPr>
+        <w:rFonts w:ascii="Wingdings" w:hAnsi="Wingdings" w:hint="default"/>
+        <w:sz w:val="20"/>
+      </w:rPr>
+    </w:lvl>
+    <w:lvl w:ilvl="8" w:tentative="1">
+      <w:start w:val="1"/>
+      <w:numFmt w:val="bullet"/>
+      <w:lvlText w:val=""/>
+      <w:lvlJc w:val="left"/>
+      <w:pPr>
+        <w:tabs>
+          <w:tab w:val="num" w:pos="6480"/>
+        </w:tabs>
+        <w:ind w:left="6480" w:hanging="360"/>
+      </w:pPr>
+      <w:rPr>
+        <w:rFonts w:ascii="Wingdings" w:hAnsi="Wingdings" w:hint="default"/>
+        <w:sz w:val="20"/>
+      </w:rPr>
+    </w:lvl>
+  </w:abstractNum>
+  <w:abstractNum w:abstractNumId="5" w15:restartNumberingAfterBreak="0">
     <w:nsid w:val="65BC2336"/>
     <w:multiLevelType w:val="multilevel"/>
     <w:tmpl w:val="06CE6806"/>
@@ -16887,19 +13884,177 @@
       </w:pPr>
     </w:lvl>
   </w:abstractNum>
+  <w:abstractNum w:abstractNumId="6" w15:restartNumberingAfterBreak="0">
+    <w:nsid w:val="7F5B197F"/>
+    <w:multiLevelType w:val="multilevel"/>
+    <w:tmpl w:val="CBF04740"/>
+    <w:lvl w:ilvl="0">
+      <w:start w:val="1"/>
+      <w:numFmt w:val="bullet"/>
+      <w:lvlText w:val=""/>
+      <w:lvlJc w:val="left"/>
+      <w:pPr>
+        <w:tabs>
+          <w:tab w:val="num" w:pos="720"/>
+        </w:tabs>
+        <w:ind w:left="720" w:hanging="360"/>
+      </w:pPr>
+      <w:rPr>
+        <w:rFonts w:ascii="Symbol" w:hAnsi="Symbol" w:hint="default"/>
+        <w:sz w:val="20"/>
+      </w:rPr>
+    </w:lvl>
+    <w:lvl w:ilvl="1" w:tentative="1">
+      <w:start w:val="1"/>
+      <w:numFmt w:val="bullet"/>
+      <w:lvlText w:val="o"/>
+      <w:lvlJc w:val="left"/>
+      <w:pPr>
+        <w:tabs>
+          <w:tab w:val="num" w:pos="1440"/>
+        </w:tabs>
+        <w:ind w:left="1440" w:hanging="360"/>
+      </w:pPr>
+      <w:rPr>
+        <w:rFonts w:ascii="Courier New" w:hAnsi="Courier New" w:hint="default"/>
+        <w:sz w:val="20"/>
+      </w:rPr>
+    </w:lvl>
+    <w:lvl w:ilvl="2" w:tentative="1">
+      <w:start w:val="1"/>
+      <w:numFmt w:val="bullet"/>
+      <w:lvlText w:val=""/>
+      <w:lvlJc w:val="left"/>
+      <w:pPr>
+        <w:tabs>
+          <w:tab w:val="num" w:pos="2160"/>
+        </w:tabs>
+        <w:ind w:left="2160" w:hanging="360"/>
+      </w:pPr>
+      <w:rPr>
+        <w:rFonts w:ascii="Wingdings" w:hAnsi="Wingdings" w:hint="default"/>
+        <w:sz w:val="20"/>
+      </w:rPr>
+    </w:lvl>
+    <w:lvl w:ilvl="3" w:tentative="1">
+      <w:start w:val="1"/>
+      <w:numFmt w:val="bullet"/>
+      <w:lvlText w:val=""/>
+      <w:lvlJc w:val="left"/>
+      <w:pPr>
+        <w:tabs>
+          <w:tab w:val="num" w:pos="2880"/>
+        </w:tabs>
+        <w:ind w:left="2880" w:hanging="360"/>
+      </w:pPr>
+      <w:rPr>
+        <w:rFonts w:ascii="Wingdings" w:hAnsi="Wingdings" w:hint="default"/>
+        <w:sz w:val="20"/>
+      </w:rPr>
+    </w:lvl>
+    <w:lvl w:ilvl="4" w:tentative="1">
+      <w:start w:val="1"/>
+      <w:numFmt w:val="bullet"/>
+      <w:lvlText w:val=""/>
+      <w:lvlJc w:val="left"/>
+      <w:pPr>
+        <w:tabs>
+          <w:tab w:val="num" w:pos="3600"/>
+        </w:tabs>
+        <w:ind w:left="3600" w:hanging="360"/>
+      </w:pPr>
+      <w:rPr>
+        <w:rFonts w:ascii="Wingdings" w:hAnsi="Wingdings" w:hint="default"/>
+        <w:sz w:val="20"/>
+      </w:rPr>
+    </w:lvl>
+    <w:lvl w:ilvl="5" w:tentative="1">
+      <w:start w:val="1"/>
+      <w:numFmt w:val="bullet"/>
+      <w:lvlText w:val=""/>
+      <w:lvlJc w:val="left"/>
+      <w:pPr>
+        <w:tabs>
+          <w:tab w:val="num" w:pos="4320"/>
+        </w:tabs>
+        <w:ind w:left="4320" w:hanging="360"/>
+      </w:pPr>
+      <w:rPr>
+        <w:rFonts w:ascii="Wingdings" w:hAnsi="Wingdings" w:hint="default"/>
+        <w:sz w:val="20"/>
+      </w:rPr>
+    </w:lvl>
+    <w:lvl w:ilvl="6" w:tentative="1">
+      <w:start w:val="1"/>
+      <w:numFmt w:val="bullet"/>
+      <w:lvlText w:val=""/>
+      <w:lvlJc w:val="left"/>
+      <w:pPr>
+        <w:tabs>
+          <w:tab w:val="num" w:pos="5040"/>
+        </w:tabs>
+        <w:ind w:left="5040" w:hanging="360"/>
+      </w:pPr>
+      <w:rPr>
+        <w:rFonts w:ascii="Wingdings" w:hAnsi="Wingdings" w:hint="default"/>
+        <w:sz w:val="20"/>
+      </w:rPr>
+    </w:lvl>
+    <w:lvl w:ilvl="7" w:tentative="1">
+      <w:start w:val="1"/>
+      <w:numFmt w:val="bullet"/>
+      <w:lvlText w:val=""/>
+      <w:lvlJc w:val="left"/>
+      <w:pPr>
+        <w:tabs>
+          <w:tab w:val="num" w:pos="5760"/>
+        </w:tabs>
+        <w:ind w:left="5760" w:hanging="360"/>
+      </w:pPr>
+      <w:rPr>
+        <w:rFonts w:ascii="Wingdings" w:hAnsi="Wingdings" w:hint="default"/>
+        <w:sz w:val="20"/>
+      </w:rPr>
+    </w:lvl>
+    <w:lvl w:ilvl="8" w:tentative="1">
+      <w:start w:val="1"/>
+      <w:numFmt w:val="bullet"/>
+      <w:lvlText w:val=""/>
+      <w:lvlJc w:val="left"/>
+      <w:pPr>
+        <w:tabs>
+          <w:tab w:val="num" w:pos="6480"/>
+        </w:tabs>
+        <w:ind w:left="6480" w:hanging="360"/>
+      </w:pPr>
+      <w:rPr>
+        <w:rFonts w:ascii="Wingdings" w:hAnsi="Wingdings" w:hint="default"/>
+        <w:sz w:val="20"/>
+      </w:rPr>
+    </w:lvl>
+  </w:abstractNum>
   <w:num w:numId="1" w16cid:durableId="466314816">
-    <w:abstractNumId w:val="0"/>
+    <w:abstractNumId w:val="1"/>
     <w:lvlOverride w:ilvl="0">
       <w:startOverride w:val="1"/>
     </w:lvlOverride>
   </w:num>
   <w:num w:numId="2" w16cid:durableId="773598032">
-    <w:abstractNumId w:val="1"/>
+    <w:abstractNumId w:val="3"/>
   </w:num>
   <w:num w:numId="3" w16cid:durableId="38674599">
-    <w:abstractNumId w:val="3"/>
+    <w:abstractNumId w:val="5"/>
   </w:num>
   <w:num w:numId="4" w16cid:durableId="929772210">
+    <w:abstractNumId w:val="4"/>
+  </w:num>
+  <w:num w:numId="5" w16cid:durableId="1536385692">
+    <w:abstractNumId w:val="6"/>
+  </w:num>
+  <w:num w:numId="6" w16cid:durableId="195967678">
+    <w:abstractNumId w:val="0"/>
+  </w:num>
+  <w:num w:numId="7" w16cid:durableId="484130303">
     <w:abstractNumId w:val="2"/>
   </w:num>
 </w:numbering>
